--- a/论文初稿.docx
+++ b/论文初稿.docx
@@ -516,7 +516,7 @@
       </w:r>
       <m:oMath>
         <m:r>
-          <m:t>1472.56</m:t>
+          <m:t>1472.53</m:t>
         </m:r>
       </m:oMath>
       <w:r>
@@ -579,7 +579,7 @@
       </w:r>
       <m:oMath>
         <m:r>
-          <m:t>1223.04</m:t>
+          <m:t>1222.95</m:t>
         </m:r>
       </m:oMath>
       <w:r>
@@ -659,7 +659,7 @@
       </w:r>
       <m:oMath>
         <m:r>
-          <m:t>1456.20</m:t>
+          <m:t>1456.17</m:t>
         </m:r>
       </m:oMath>
       <w:r>
@@ -739,7 +739,7 @@
       </w:r>
       <m:oMath>
         <m:r>
-          <m:t>1278.30</m:t>
+          <m:t>1278.26</m:t>
         </m:r>
       </m:oMath>
       <w:r>
@@ -756,7 +756,7 @@
       </w:r>
       <m:oMath>
         <m:r>
-          <m:t>4.75</m:t>
+          <m:t>4.79</m:t>
         </m:r>
       </m:oMath>
       <w:r>
@@ -790,7 +790,7 @@
       </w:r>
       <m:oMath>
         <m:r>
-          <m:t>1515.12</m:t>
+          <m:t>1515.10</m:t>
         </m:r>
       </m:oMath>
       <w:r>
@@ -1904,7 +1904,7 @@
         <w:rPr>
           <w:rFonts w:hint="eastAsia"/>
         </w:rPr>
-        <w:t xml:space="preserve">LP（334</w:t>
+        <w:t xml:space="preserve">LP（365</w:t>
       </w:r>
       <w:r>
         <w:t xml:space="preserve"> </w:t>
@@ -1920,7 +1920,7 @@
       </w:r>
       <m:oMath>
         <m:r>
-          <m:t>334</m:t>
+          <m:t>365</m:t>
         </m:r>
         <m:r>
           <m:rPr>
@@ -1938,7 +1938,7 @@
           <m:t>=</m:t>
         </m:r>
         <m:r>
-          <m:t>48096</m:t>
+          <m:t>52560</m:t>
         </m:r>
       </m:oMath>
       <w:r>
@@ -2461,7 +2461,16 @@
               <w:rPr>
                 <w:rFonts w:hint="eastAsia"/>
               </w:rPr>
-              <w:t xml:space="preserve">储能全年连续运行，电量始终在</w:t>
+              <w:t xml:space="preserve">储能全年</w:t>
+            </w:r>
+            <w:r>
+              <w:t xml:space="preserve"> 365 </w:t>
+            </w:r>
+            <w:r>
+              <w:rPr>
+                <w:rFonts w:hint="eastAsia"/>
+              </w:rPr>
+              <w:t xml:space="preserve">天连续运行，电量始终在</w:t>
             </w:r>
             <w:r>
               <w:t xml:space="preserve"> </w:t>
@@ -2499,21 +2508,39 @@
               <w:rPr>
                 <w:rFonts w:hint="eastAsia"/>
               </w:rPr>
-              <w:t xml:space="preserve">内（不强制每日复位）</w:t>
-            </w:r>
-          </w:p>
-        </w:tc>
-        <w:tc>
-          <w:tcPr/>
-          <w:p>
-            <w:pPr>
-              <w:pStyle w:val="Compact"/>
-            </w:pPr>
-            <w:r>
-              <w:rPr>
-                <w:rFonts w:hint="eastAsia"/>
-              </w:rPr>
-              <w:t xml:space="preserve">题目仅要求电量范围（附录1），允许跨日搬移晴天过剩光伏</w:t>
+              <w:t xml:space="preserve">内、首末电量均为</w:t>
+            </w:r>
+            <w:r>
+              <w:t xml:space="preserve"> </w:t>
+            </w:r>
+            <w:r>
+              <w:rPr>
+                <w:rFonts w:hint="eastAsia"/>
+              </w:rPr>
+              <w:t xml:space="preserve">6000（不强制每日复位）</w:t>
+            </w:r>
+          </w:p>
+        </w:tc>
+        <w:tc>
+          <w:tcPr/>
+          <w:p>
+            <w:pPr>
+              <w:pStyle w:val="Compact"/>
+            </w:pPr>
+            <w:r>
+              <w:rPr>
+                <w:rFonts w:hint="eastAsia"/>
+              </w:rPr>
+              <w:t xml:space="preserve">题目仅要求电量范围（附录1），允许跨日搬移晴天过剩光伏；首末</w:t>
+            </w:r>
+            <w:r>
+              <w:t xml:space="preserve"> 6000 </w:t>
+            </w:r>
+            <w:r>
+              <w:rPr>
+                <w:rFonts w:hint="eastAsia"/>
+              </w:rPr>
+              <w:t xml:space="preserve">保证储能作为多年复用资产时每年起止一致</w:t>
             </w:r>
           </w:p>
         </w:tc>
@@ -5617,13 +5644,13 @@
         <w:t xml:space="preserve">全年</w:t>
       </w:r>
       <w:r>
-        <w:t xml:space="preserve"> 334 </w:t>
-      </w:r>
-      <w:r>
-        <w:rPr>
-          <w:rFonts w:hint="eastAsia"/>
-        </w:rPr>
-        <w:t xml:space="preserve">天（2025-02-01~12-31）连续优化，储能跨日连续运行（电量在</w:t>
+        <w:t xml:space="preserve"> 365 </w:t>
+      </w:r>
+      <w:r>
+        <w:rPr>
+          <w:rFonts w:hint="eastAsia"/>
+        </w:rPr>
+        <w:t xml:space="preserve">天连续优化，储能跨日连续运行（电量在</w:t>
       </w:r>
       <w:r>
         <w:t xml:space="preserve"> </w:t>
@@ -5661,7 +5688,34 @@
         <w:rPr>
           <w:rFonts w:hint="eastAsia"/>
         </w:rPr>
-        <w:t xml:space="preserve">内、仅约束首末电量）。由于</w:t>
+        <w:t xml:space="preserve">内、首末电量均为</w:t>
+      </w:r>
+      <w:r>
+        <w:t xml:space="preserve"> </w:t>
+      </w:r>
+      <w:r>
+        <w:rPr>
+          <w:rFonts w:hint="eastAsia"/>
+        </w:rPr>
+        <w:t xml:space="preserve">6000，保证储能作为多年复用资产时每年起止一致）；结果截取</w:t>
+      </w:r>
+      <w:r>
+        <w:t xml:space="preserve"> 2025-02-01~12-31 </w:t>
+      </w:r>
+      <w:r>
+        <w:rPr>
+          <w:rFonts w:hint="eastAsia"/>
+        </w:rPr>
+        <w:t xml:space="preserve">的</w:t>
+      </w:r>
+      <w:r>
+        <w:t xml:space="preserve"> 334 </w:t>
+      </w:r>
+      <w:r>
+        <w:rPr>
+          <w:rFonts w:hint="eastAsia"/>
+        </w:rPr>
+        <w:t xml:space="preserve">天输出。由于</w:t>
       </w:r>
       <w:r>
         <w:t xml:space="preserve"> 0:00 </w:t>
@@ -6844,7 +6898,7 @@
               <w:pStyle w:val="Compact"/>
             </w:pPr>
             <w:r>
-              <w:t xml:space="preserve">12 230 383.65</w:t>
+              <w:t xml:space="preserve">12 229 460.73</w:t>
             </w:r>
           </w:p>
         </w:tc>
@@ -6870,7 +6924,7 @@
                 <w:b/>
                 <w:bCs/>
               </w:rPr>
-              <w:t xml:space="preserve">12 230 383.65</w:t>
+              <w:t xml:space="preserve">12 229 460.73</w:t>
             </w:r>
           </w:p>
         </w:tc>
@@ -6928,7 +6982,7 @@
               <w:pStyle w:val="Compact"/>
             </w:pPr>
             <w:r>
-              <w:t xml:space="preserve">12 549 722.09</w:t>
+              <w:t xml:space="preserve">12 549 415.99</w:t>
             </w:r>
           </w:p>
         </w:tc>
@@ -6954,7 +7008,7 @@
                 <w:b/>
                 <w:bCs/>
               </w:rPr>
-              <w:t xml:space="preserve">14 725 566.34</w:t>
+              <w:t xml:space="preserve">14 725 260.23</w:t>
             </w:r>
           </w:p>
         </w:tc>
@@ -6997,7 +7051,7 @@
       </w:r>
       <m:oMath>
         <m:r>
-          <m:t>249.52</m:t>
+          <m:t>249.58</m:t>
         </m:r>
       </m:oMath>
       <w:r>
@@ -8590,7 +8644,7 @@
               <w:pStyle w:val="Compact"/>
             </w:pPr>
             <w:r>
-              <w:t xml:space="preserve">12 549 722.09</w:t>
+              <w:t xml:space="preserve">12 549 415.99</w:t>
             </w:r>
           </w:p>
         </w:tc>
@@ -8644,7 +8698,7 @@
               <w:pStyle w:val="Compact"/>
             </w:pPr>
             <w:r>
-              <w:t xml:space="preserve">1 567 947.37</w:t>
+              <w:t xml:space="preserve">1 567 947.09</w:t>
             </w:r>
           </w:p>
         </w:tc>
@@ -8677,7 +8731,7 @@
                 <w:b/>
                 <w:bCs/>
               </w:rPr>
-              <w:t xml:space="preserve">14 562 033.99</w:t>
+              <w:t xml:space="preserve">14 561 727.61</w:t>
             </w:r>
           </w:p>
         </w:tc>
@@ -8710,7 +8764,7 @@
               <w:rPr>
                 <w:rFonts w:hint="eastAsia"/>
               </w:rPr>
-              <w:t xml:space="preserve">817.06（较问题二下降</w:t>
+              <w:t xml:space="preserve">817.00（较问题二下降</w:t>
             </w:r>
             <w:r>
               <w:t xml:space="preserve"> </w:t>
@@ -8838,7 +8892,7 @@
           <m:t> </m:t>
         </m:r>
         <m:r>
-          <m:t>532.35</m:t>
+          <m:t>532.62</m:t>
         </m:r>
       </m:oMath>
       <w:r>
@@ -9244,7 +9298,7 @@
             </m:e>
             <m:sub>
               <m:r>
-                <m:t>48144</m:t>
+                <m:t>52560</m:t>
               </m:r>
             </m:sub>
           </m:sSub>
@@ -9305,7 +9359,7 @@
           <m:t>,</m:t>
         </m:r>
         <m:r>
-          <m:t>333</m:t>
+          <m:t>364</m:t>
         </m:r>
       </m:oMath>
       <w:r>
@@ -9366,7 +9420,7 @@
       </w:r>
       <m:oMath>
         <m:r>
-          <m:t>334</m:t>
+          <m:t>365</m:t>
         </m:r>
         <m:r>
           <m:rPr>
@@ -9384,7 +9438,7 @@
           <m:t>=</m:t>
         </m:r>
         <m:r>
-          <m:t>48096</m:t>
+          <m:t>52560</m:t>
         </m:r>
       </m:oMath>
       <w:r>
@@ -9401,7 +9455,7 @@
       </w:r>
       <m:oMath>
         <m:r>
-          <m:t>19</m:t>
+          <m:t>21</m:t>
         </m:r>
       </m:oMath>
       <w:r>
@@ -9587,7 +9641,7 @@
                 <w:b/>
                 <w:bCs/>
               </w:rPr>
-              <w:t xml:space="preserve">12 783 021.74</w:t>
+              <w:t xml:space="preserve">12 782 591.81</w:t>
             </w:r>
           </w:p>
         </w:tc>
@@ -9614,7 +9668,7 @@
               <w:pStyle w:val="Compact"/>
             </w:pPr>
             <w:r>
-              <w:t xml:space="preserve">13 087 112.85</w:t>
+              <w:t xml:space="preserve">13 086 953.64</w:t>
             </w:r>
           </w:p>
         </w:tc>
@@ -9636,7 +9690,7 @@
               <w:pStyle w:val="Compact"/>
             </w:pPr>
             <w:r>
-              <w:t xml:space="preserve">2 228 180.71</w:t>
+              <w:t xml:space="preserve">2 228 178.54</w:t>
             </w:r>
           </w:p>
         </w:tc>
@@ -9651,7 +9705,7 @@
                 <w:b/>
                 <w:bCs/>
               </w:rPr>
-              <w:t xml:space="preserve">15 315 293.56</w:t>
+              <w:t xml:space="preserve">15 315 132.18</w:t>
             </w:r>
           </w:p>
         </w:tc>
@@ -9678,7 +9732,7 @@
               <w:pStyle w:val="Compact"/>
             </w:pPr>
             <w:r>
-              <w:t xml:space="preserve">13 087 112.85</w:t>
+              <w:t xml:space="preserve">13 086 953.64</w:t>
             </w:r>
           </w:p>
         </w:tc>
@@ -9700,7 +9754,7 @@
               <w:pStyle w:val="Compact"/>
             </w:pPr>
             <w:r>
-              <w:t xml:space="preserve">1 588 199.55</w:t>
+              <w:t xml:space="preserve">1 588 197.24</w:t>
             </w:r>
           </w:p>
         </w:tc>
@@ -9715,7 +9769,7 @@
                 <w:b/>
                 <w:bCs/>
               </w:rPr>
-              <w:t xml:space="preserve">15 151 153.97</w:t>
+              <w:t xml:space="preserve">15 150 992.45</w:t>
             </w:r>
           </w:p>
         </w:tc>
@@ -9750,13 +9804,13 @@
           <m:t> </m:t>
         </m:r>
         <m:r>
-          <m:t>783</m:t>
+          <m:t>782</m:t>
         </m:r>
         <m:r>
           <m:t> </m:t>
         </m:r>
         <m:r>
-          <m:t>021.74</m:t>
+          <m:t>591.81</m:t>
         </m:r>
       </m:oMath>
       <w:r>
@@ -9808,7 +9862,7 @@
           <m:t> </m:t>
         </m:r>
         <m:r>
-          <m:t>464.65</m:t>
+          <m:t>894.58</m:t>
         </m:r>
       </m:oMath>
       <w:r>
@@ -9866,7 +9920,7 @@
           <m:t> </m:t>
         </m:r>
         <m:r>
-          <m:t>139.59</m:t>
+          <m:t>139.73</m:t>
         </m:r>
       </m:oMath>
       <w:r>

--- a/论文初稿.docx
+++ b/论文初稿.docx
@@ -2,7 +2,7 @@
 <file path=word/document.xml><?xml version="1.0" encoding="utf-8"?>
 <w:document xmlns:w="http://schemas.openxmlformats.org/wordprocessingml/2006/main" xmlns:m="http://schemas.openxmlformats.org/officeDocument/2006/math" xmlns:r="http://schemas.openxmlformats.org/officeDocument/2006/relationships" xmlns:o="urn:schemas-microsoft-com:office:office" xmlns:v="urn:schemas-microsoft-com:vml" xmlns:w10="urn:schemas-microsoft-com:office:word" xmlns:a="http://schemas.openxmlformats.org/drawingml/2006/main" xmlns:pic="http://schemas.openxmlformats.org/drawingml/2006/picture" xmlns:wp="http://schemas.openxmlformats.org/drawingml/2006/wordprocessingDrawing">
   <w:body>
-    <w:bookmarkStart w:id="67" w:name="微网与外部电网电力调控策略"/>
+    <w:bookmarkStart w:id="74" w:name="微网与外部电网电力调控策略"/>
     <w:p>
       <w:pPr>
         <w:pStyle w:val="Heading1"/>
@@ -846,7 +846,88 @@
         <w:rPr>
           <w:rFonts w:hint="eastAsia"/>
         </w:rPr>
-        <w:t xml:space="preserve">储能容量极小）验证了模型的鲁棒性与合理性，并给出模型评价与推广方向。</w:t>
+        <w:t xml:space="preserve">储能容量极小）验证了模型的鲁棒性与合理性；并将</w:t>
+      </w:r>
+      <w:r>
+        <w:t xml:space="preserve"> 2025 </w:t>
+      </w:r>
+      <w:r>
+        <w:rPr>
+          <w:rFonts w:hint="eastAsia"/>
+        </w:rPr>
+        <w:t xml:space="preserve">年数据作为典型年平铺多年建立长期运行模型，发现储能自然稳态的年初/年末电量约为</w:t>
+      </w:r>
+      <w:r>
+        <w:t xml:space="preserve"> </w:t>
+      </w:r>
+      <m:oMath>
+        <m:r>
+          <m:t>8550</m:t>
+        </m:r>
+      </m:oMath>
+      <w:r>
+        <w:t xml:space="preserve"> </w:t>
+      </w:r>
+      <w:r>
+        <w:rPr>
+          <w:rFonts w:hint="eastAsia"/>
+        </w:rPr>
+        <w:t xml:space="preserve">kWh（非</w:t>
+      </w:r>
+      <w:r>
+        <w:t xml:space="preserve"> </w:t>
+      </w:r>
+      <w:r>
+        <w:rPr>
+          <w:rFonts w:hint="eastAsia"/>
+        </w:rPr>
+        <w:t xml:space="preserve">6000），与”首末</w:t>
+      </w:r>
+      <w:r>
+        <w:t xml:space="preserve"> </w:t>
+      </w:r>
+      <w:r>
+        <w:rPr>
+          <w:rFonts w:hint="eastAsia"/>
+        </w:rPr>
+        <w:t xml:space="preserve">6000”的年均成本差异仅</w:t>
+      </w:r>
+      <w:r>
+        <w:t xml:space="preserve"> </w:t>
+      </w:r>
+      <m:oMath>
+        <m:r>
+          <m:t>8.35</m:t>
+        </m:r>
+      </m:oMath>
+      <w:r>
+        <w:t xml:space="preserve"> </w:t>
+      </w:r>
+      <w:r>
+        <w:rPr>
+          <w:rFonts w:hint="eastAsia"/>
+        </w:rPr>
+        <w:t xml:space="preserve">元/年（约</w:t>
+      </w:r>
+      <w:r>
+        <w:t xml:space="preserve"> </w:t>
+      </w:r>
+      <m:oMath>
+        <m:r>
+          <m:t>0.00006</m:t>
+        </m:r>
+        <m:r>
+          <m:rPr>
+            <m:sty m:val="p"/>
+          </m:rPr>
+          <m:t>%</m:t>
+        </m:r>
+      </m:oMath>
+      <w:r>
+        <w:rPr>
+          <w:rFonts w:hint="eastAsia"/>
+        </w:rPr>
+        <w:t xml:space="preserve">），从长期视角验证了单年边界设定的合理性。</w:t>
       </w:r>
     </w:p>
     <w:p>
@@ -3743,7 +3824,7 @@
       </w:r>
     </w:p>
     <w:bookmarkEnd w:id="18"/>
-    <w:bookmarkStart w:id="50" w:name="五模型的建立与求解"/>
+    <w:bookmarkStart w:id="57" w:name="五模型的建立与求解"/>
     <w:p>
       <w:pPr>
         <w:pStyle w:val="Heading2"/>
@@ -10085,8 +10166,1592 @@
     </w:p>
     <w:bookmarkEnd w:id="48"/>
     <w:bookmarkEnd w:id="49"/>
+    <w:bookmarkStart w:id="56" w:name="多年度长期运行方案拓展"/>
+    <w:p>
+      <w:pPr>
+        <w:pStyle w:val="Heading3"/>
+      </w:pPr>
+      <w:r>
+        <w:t xml:space="preserve">5.5 </w:t>
+      </w:r>
+      <w:r>
+        <w:rPr>
+          <w:rFonts w:hint="eastAsia"/>
+        </w:rPr>
+        <w:t xml:space="preserve">多年度长期运行方案（拓展）</w:t>
+      </w:r>
+    </w:p>
+    <w:bookmarkStart w:id="50" w:name="模型建立-1"/>
+    <w:p>
+      <w:pPr>
+        <w:pStyle w:val="Heading4"/>
+      </w:pPr>
+      <w:r>
+        <w:t xml:space="preserve">5.5.1 </w:t>
+      </w:r>
+      <w:r>
+        <w:rPr>
+          <w:rFonts w:hint="eastAsia"/>
+        </w:rPr>
+        <w:t xml:space="preserve">模型建立</w:t>
+      </w:r>
+    </w:p>
+    <w:p>
+      <w:pPr>
+        <w:pStyle w:val="FirstParagraph"/>
+      </w:pPr>
+      <w:r>
+        <w:rPr>
+          <w:rFonts w:hint="eastAsia"/>
+        </w:rPr>
+        <w:t xml:space="preserve">前文单年模型把储能视为”首末电量均为</w:t>
+      </w:r>
+      <w:r>
+        <w:t xml:space="preserve"> 6000 </w:t>
+      </w:r>
+      <w:r>
+        <w:rPr>
+          <w:rFonts w:hint="eastAsia"/>
+        </w:rPr>
+        <w:t xml:space="preserve">kWh”的可复用资产。为检验这一边界处理在</w:t>
+      </w:r>
+      <w:r>
+        <w:rPr>
+          <w:rFonts w:hint="eastAsia"/>
+          <w:b/>
+          <w:bCs/>
+        </w:rPr>
+        <w:t xml:space="preserve">多年长期运行</w:t>
+      </w:r>
+      <w:r>
+        <w:rPr>
+          <w:rFonts w:hint="eastAsia"/>
+        </w:rPr>
+        <w:t xml:space="preserve">下是否合理，本节把</w:t>
+      </w:r>
+      <w:r>
+        <w:t xml:space="preserve"> 2025 </w:t>
+      </w:r>
+      <w:r>
+        <w:rPr>
+          <w:rFonts w:hint="eastAsia"/>
+        </w:rPr>
+        <w:t xml:space="preserve">年数据作为”典型年”平铺</w:t>
+      </w:r>
+      <w:r>
+        <w:t xml:space="preserve"> </w:t>
+      </w:r>
+      <m:oMath>
+        <m:r>
+          <m:t>N</m:t>
+        </m:r>
+      </m:oMath>
+      <w:r>
+        <w:t xml:space="preserve"> </w:t>
+      </w:r>
+      <w:r>
+        <w:rPr>
+          <w:rFonts w:hint="eastAsia"/>
+        </w:rPr>
+        <w:t xml:space="preserve">年，建立多年连续优化模型（储能跨年连续运行、不复位）：</w:t>
+      </w:r>
+    </w:p>
+    <w:p>
+      <w:pPr>
+        <w:pStyle w:val="BodyText"/>
+      </w:pPr>
+      <m:oMathPara>
+        <m:oMathParaPr>
+          <m:jc m:val="center"/>
+        </m:oMathParaPr>
+        <m:oMath>
+          <m:r>
+            <m:rPr>
+              <m:sty m:val="p"/>
+            </m:rPr>
+            <m:t>min</m:t>
+          </m:r>
+          <m:r>
+            <m:t> </m:t>
+          </m:r>
+          <m:nary>
+            <m:naryPr>
+              <m:chr m:val="∑"/>
+              <m:limLoc m:val="undOvr"/>
+              <m:subHide m:val="off"/>
+              <m:supHide m:val="off"/>
+            </m:naryPr>
+            <m:sub>
+              <m:r>
+                <m:t>d</m:t>
+              </m:r>
+              <m:r>
+                <m:rPr>
+                  <m:sty m:val="p"/>
+                </m:rPr>
+                <m:t>=</m:t>
+              </m:r>
+              <m:r>
+                <m:t>0</m:t>
+              </m:r>
+            </m:sub>
+            <m:sup>
+              <m:r>
+                <m:t>N</m:t>
+              </m:r>
+              <m:r>
+                <m:rPr>
+                  <m:sty m:val="p"/>
+                </m:rPr>
+                <m:t>⋅</m:t>
+              </m:r>
+              <m:r>
+                <m:t>365</m:t>
+              </m:r>
+              <m:r>
+                <m:rPr>
+                  <m:sty m:val="p"/>
+                </m:rPr>
+                <m:t>−</m:t>
+              </m:r>
+              <m:r>
+                <m:t>1</m:t>
+              </m:r>
+            </m:sup>
+            <m:e>
+              <m:nary>
+                <m:naryPr>
+                  <m:chr m:val="∑"/>
+                  <m:limLoc m:val="undOvr"/>
+                  <m:subHide m:val="off"/>
+                  <m:supHide m:val="off"/>
+                </m:naryPr>
+                <m:sub>
+                  <m:r>
+                    <m:t>t</m:t>
+                  </m:r>
+                  <m:r>
+                    <m:rPr>
+                      <m:sty m:val="p"/>
+                    </m:rPr>
+                    <m:t>=</m:t>
+                  </m:r>
+                  <m:r>
+                    <m:t>0</m:t>
+                  </m:r>
+                </m:sub>
+                <m:sup>
+                  <m:r>
+                    <m:t>143</m:t>
+                  </m:r>
+                </m:sup>
+                <m:e>
+                  <m:sSub>
+                    <m:e>
+                      <m:r>
+                        <m:t>p</m:t>
+                      </m:r>
+                    </m:e>
+                    <m:sub>
+                      <m:r>
+                        <m:t>d</m:t>
+                      </m:r>
+                      <m:r>
+                        <m:rPr>
+                          <m:sty m:val="p"/>
+                        </m:rPr>
+                        <m:t>,</m:t>
+                      </m:r>
+                      <m:r>
+                        <m:t>t</m:t>
+                      </m:r>
+                    </m:sub>
+                  </m:sSub>
+                </m:e>
+              </m:nary>
+            </m:e>
+          </m:nary>
+          <m:r>
+            <m:t> </m:t>
+          </m:r>
+          <m:sSub>
+            <m:e>
+              <m:r>
+                <m:t>G</m:t>
+              </m:r>
+            </m:e>
+            <m:sub>
+              <m:r>
+                <m:t>d</m:t>
+              </m:r>
+              <m:r>
+                <m:rPr>
+                  <m:sty m:val="p"/>
+                </m:rPr>
+                <m:t>,</m:t>
+              </m:r>
+              <m:r>
+                <m:t>t</m:t>
+              </m:r>
+            </m:sub>
+          </m:sSub>
+          <m:r>
+            <m:t> </m:t>
+          </m:r>
+          <m:r>
+            <m:rPr>
+              <m:nor/>
+              <m:sty m:val="p"/>
+            </m:rPr>
+            <m:t>s.t. 功率平衡、储能动态、</m:t>
+          </m:r>
+          <m:sSub>
+            <m:e>
+              <m:r>
+                <m:t>E</m:t>
+              </m:r>
+            </m:e>
+            <m:sub>
+              <m:r>
+                <m:t>d</m:t>
+              </m:r>
+              <m:r>
+                <m:rPr>
+                  <m:sty m:val="p"/>
+                </m:rPr>
+                <m:t>,</m:t>
+              </m:r>
+              <m:r>
+                <m:t>t</m:t>
+              </m:r>
+            </m:sub>
+          </m:sSub>
+          <m:r>
+            <m:rPr>
+              <m:sty m:val="p"/>
+            </m:rPr>
+            <m:t>∈</m:t>
+          </m:r>
+          <m:r>
+            <m:rPr>
+              <m:sty m:val="p"/>
+            </m:rPr>
+            <m:t>[</m:t>
+          </m:r>
+          <m:r>
+            <m:t>1200</m:t>
+          </m:r>
+          <m:r>
+            <m:rPr>
+              <m:sty m:val="p"/>
+            </m:rPr>
+            <m:t>,</m:t>
+          </m:r>
+          <m:r>
+            <m:t>10800</m:t>
+          </m:r>
+          <m:r>
+            <m:rPr>
+              <m:sty m:val="p"/>
+            </m:rPr>
+            <m:t>]</m:t>
+          </m:r>
+        </m:oMath>
+      </m:oMathPara>
+    </w:p>
+    <w:p>
+      <w:pPr>
+        <w:pStyle w:val="FirstParagraph"/>
+      </w:pPr>
+      <w:r>
+        <w:rPr>
+          <w:rFonts w:hint="eastAsia"/>
+        </w:rPr>
+        <w:t xml:space="preserve">仅在首末边界上区分四种方案：</w:t>
+      </w:r>
+    </w:p>
+    <w:p>
+      <w:pPr>
+        <w:pStyle w:val="Compact"/>
+        <w:numPr>
+          <w:ilvl w:val="0"/>
+          <w:numId w:val="1002"/>
+        </w:numPr>
+      </w:pPr>
+      <w:r>
+        <w:rPr>
+          <w:rFonts w:hint="eastAsia"/>
+          <w:b/>
+          <w:bCs/>
+        </w:rPr>
+        <w:t xml:space="preserve">方案甲（每年首末</w:t>
+      </w:r>
+      <w:r>
+        <w:rPr>
+          <w:b/>
+          <w:bCs/>
+        </w:rPr>
+        <w:t xml:space="preserve"> </w:t>
+      </w:r>
+      <w:r>
+        <w:rPr>
+          <w:rFonts w:hint="eastAsia"/>
+          <w:b/>
+          <w:bCs/>
+        </w:rPr>
+        <w:t xml:space="preserve">6000）</w:t>
+      </w:r>
+      <w:r>
+        <w:rPr>
+          <w:rFonts w:hint="eastAsia"/>
+        </w:rPr>
+        <w:t xml:space="preserve">：</w:t>
+      </w:r>
+      <m:oMath>
+        <m:sSub>
+          <m:e>
+            <m:r>
+              <m:t>E</m:t>
+            </m:r>
+          </m:e>
+          <m:sub>
+            <m:r>
+              <m:t>k</m:t>
+            </m:r>
+            <m:r>
+              <m:rPr>
+                <m:sty m:val="p"/>
+              </m:rPr>
+              <m:t>⋅</m:t>
+            </m:r>
+            <m:r>
+              <m:t>365</m:t>
+            </m:r>
+          </m:sub>
+        </m:sSub>
+        <m:r>
+          <m:rPr>
+            <m:sty m:val="p"/>
+          </m:rPr>
+          <m:t>=</m:t>
+        </m:r>
+        <m:r>
+          <m:t>6000</m:t>
+        </m:r>
+        <m:r>
+          <m:t> </m:t>
+        </m:r>
+        <m:r>
+          <m:rPr>
+            <m:sty m:val="p"/>
+          </m:rPr>
+          <m:t>(</m:t>
+        </m:r>
+        <m:r>
+          <m:rPr>
+            <m:sty m:val="p"/>
+          </m:rPr>
+          <m:t>∀</m:t>
+        </m:r>
+        <m:r>
+          <m:t>k</m:t>
+        </m:r>
+        <m:r>
+          <m:rPr>
+            <m:sty m:val="p"/>
+          </m:rPr>
+          <m:t>)</m:t>
+        </m:r>
+      </m:oMath>
+      <w:r>
+        <w:rPr>
+          <w:rFonts w:hint="eastAsia"/>
+        </w:rPr>
+        <w:t xml:space="preserve">，等价于单年方案逐年独立重复；</w:t>
+      </w:r>
+    </w:p>
+    <w:p>
+      <w:pPr>
+        <w:pStyle w:val="Compact"/>
+        <w:numPr>
+          <w:ilvl w:val="0"/>
+          <w:numId w:val="1002"/>
+        </w:numPr>
+      </w:pPr>
+      <w:r>
+        <w:rPr>
+          <w:rFonts w:hint="eastAsia"/>
+          <w:b/>
+          <w:bCs/>
+        </w:rPr>
+        <w:t xml:space="preserve">方案乙（N</w:t>
+      </w:r>
+      <w:r>
+        <w:rPr>
+          <w:b/>
+          <w:bCs/>
+        </w:rPr>
+        <w:t xml:space="preserve"> </w:t>
+      </w:r>
+      <w:r>
+        <w:rPr>
+          <w:rFonts w:hint="eastAsia"/>
+          <w:b/>
+          <w:bCs/>
+        </w:rPr>
+        <w:t xml:space="preserve">年连续·仅首末</w:t>
+      </w:r>
+      <w:r>
+        <w:rPr>
+          <w:b/>
+          <w:bCs/>
+        </w:rPr>
+        <w:t xml:space="preserve"> </w:t>
+      </w:r>
+      <w:r>
+        <w:rPr>
+          <w:rFonts w:hint="eastAsia"/>
+          <w:b/>
+          <w:bCs/>
+        </w:rPr>
+        <w:t xml:space="preserve">6000）</w:t>
+      </w:r>
+      <w:r>
+        <w:rPr>
+          <w:rFonts w:hint="eastAsia"/>
+        </w:rPr>
+        <w:t xml:space="preserve">：</w:t>
+      </w:r>
+      <m:oMath>
+        <m:sSub>
+          <m:e>
+            <m:r>
+              <m:t>E</m:t>
+            </m:r>
+          </m:e>
+          <m:sub>
+            <m:r>
+              <m:t>0</m:t>
+            </m:r>
+          </m:sub>
+        </m:sSub>
+        <m:r>
+          <m:rPr>
+            <m:sty m:val="p"/>
+          </m:rPr>
+          <m:t>=</m:t>
+        </m:r>
+        <m:sSub>
+          <m:e>
+            <m:r>
+              <m:t>E</m:t>
+            </m:r>
+          </m:e>
+          <m:sub>
+            <m:r>
+              <m:t>N</m:t>
+            </m:r>
+            <m:r>
+              <m:rPr>
+                <m:sty m:val="p"/>
+              </m:rPr>
+              <m:t>⋅</m:t>
+            </m:r>
+            <m:r>
+              <m:t>365</m:t>
+            </m:r>
+          </m:sub>
+        </m:sSub>
+        <m:r>
+          <m:rPr>
+            <m:sty m:val="p"/>
+          </m:rPr>
+          <m:t>=</m:t>
+        </m:r>
+        <m:r>
+          <m:t>6000</m:t>
+        </m:r>
+      </m:oMath>
+      <w:r>
+        <w:rPr>
+          <w:rFonts w:hint="eastAsia"/>
+        </w:rPr>
+        <w:t xml:space="preserve">，中间年份边界自由；</w:t>
+      </w:r>
+    </w:p>
+    <w:p>
+      <w:pPr>
+        <w:pStyle w:val="Compact"/>
+        <w:numPr>
+          <w:ilvl w:val="0"/>
+          <w:numId w:val="1002"/>
+        </w:numPr>
+      </w:pPr>
+      <w:r>
+        <w:rPr>
+          <w:rFonts w:hint="eastAsia"/>
+          <w:b/>
+          <w:bCs/>
+        </w:rPr>
+        <w:t xml:space="preserve">方案丙（周期稳态）</w:t>
+      </w:r>
+      <w:r>
+        <w:rPr>
+          <w:rFonts w:hint="eastAsia"/>
+        </w:rPr>
+        <w:t xml:space="preserve">：</w:t>
+      </w:r>
+      <m:oMath>
+        <m:sSub>
+          <m:e>
+            <m:r>
+              <m:t>E</m:t>
+            </m:r>
+          </m:e>
+          <m:sub>
+            <m:r>
+              <m:t>0</m:t>
+            </m:r>
+          </m:sub>
+        </m:sSub>
+        <m:r>
+          <m:rPr>
+            <m:sty m:val="p"/>
+          </m:rPr>
+          <m:t>=</m:t>
+        </m:r>
+        <m:sSub>
+          <m:e>
+            <m:r>
+              <m:t>E</m:t>
+            </m:r>
+          </m:e>
+          <m:sub>
+            <m:r>
+              <m:t>N</m:t>
+            </m:r>
+            <m:r>
+              <m:rPr>
+                <m:sty m:val="p"/>
+              </m:rPr>
+              <m:t>⋅</m:t>
+            </m:r>
+            <m:r>
+              <m:t>365</m:t>
+            </m:r>
+          </m:sub>
+        </m:sSub>
+      </m:oMath>
+      <w:r>
+        <w:rPr>
+          <w:rFonts w:hint="eastAsia"/>
+        </w:rPr>
+        <w:t xml:space="preserve">（值自由，真正的长期最优稳态）；</w:t>
+      </w:r>
+    </w:p>
+    <w:p>
+      <w:pPr>
+        <w:pStyle w:val="Compact"/>
+        <w:numPr>
+          <w:ilvl w:val="0"/>
+          <w:numId w:val="1002"/>
+        </w:numPr>
+      </w:pPr>
+      <w:r>
+        <w:rPr>
+          <w:rFonts w:hint="eastAsia"/>
+          <w:b/>
+          <w:bCs/>
+        </w:rPr>
+        <w:t xml:space="preserve">方案丁（仅首</w:t>
+      </w:r>
+      <w:r>
+        <w:rPr>
+          <w:b/>
+          <w:bCs/>
+        </w:rPr>
+        <w:t xml:space="preserve"> </w:t>
+      </w:r>
+      <w:r>
+        <w:rPr>
+          <w:rFonts w:hint="eastAsia"/>
+          <w:b/>
+          <w:bCs/>
+        </w:rPr>
+        <w:t xml:space="preserve">6000·末年自由）</w:t>
+      </w:r>
+      <w:r>
+        <w:rPr>
+          <w:rFonts w:hint="eastAsia"/>
+        </w:rPr>
+        <w:t xml:space="preserve">：仅</w:t>
+      </w:r>
+      <w:r>
+        <w:t xml:space="preserve"> </w:t>
+      </w:r>
+      <m:oMath>
+        <m:sSub>
+          <m:e>
+            <m:r>
+              <m:t>E</m:t>
+            </m:r>
+          </m:e>
+          <m:sub>
+            <m:r>
+              <m:t>0</m:t>
+            </m:r>
+          </m:sub>
+        </m:sSub>
+        <m:r>
+          <m:rPr>
+            <m:sty m:val="p"/>
+          </m:rPr>
+          <m:t>=</m:t>
+        </m:r>
+        <m:r>
+          <m:t>6000</m:t>
+        </m:r>
+      </m:oMath>
+      <w:r>
+        <w:rPr>
+          <w:rFonts w:hint="eastAsia"/>
+        </w:rPr>
+        <w:t xml:space="preserve">，末年可”清空”电量（作下界参考、非稳态）。</w:t>
+      </w:r>
+    </w:p>
     <w:bookmarkEnd w:id="50"/>
-    <w:bookmarkStart w:id="60" w:name="六模型检验与灵敏度分析"/>
+    <w:bookmarkStart w:id="54" w:name="结果-3"/>
+    <w:p>
+      <w:pPr>
+        <w:pStyle w:val="Heading4"/>
+      </w:pPr>
+      <w:r>
+        <w:t xml:space="preserve">5.5.2 </w:t>
+      </w:r>
+      <w:r>
+        <w:rPr>
+          <w:rFonts w:hint="eastAsia"/>
+        </w:rPr>
+        <w:t xml:space="preserve">结果</w:t>
+      </w:r>
+    </w:p>
+    <w:p>
+      <w:pPr>
+        <w:pStyle w:val="FirstParagraph"/>
+      </w:pPr>
+      <w:r>
+        <w:rPr>
+          <w:rFonts w:hint="eastAsia"/>
+        </w:rPr>
+        <w:t xml:space="preserve">取</w:t>
+      </w:r>
+      <w:r>
+        <w:t xml:space="preserve"> </w:t>
+      </w:r>
+      <m:oMath>
+        <m:r>
+          <m:t>N</m:t>
+        </m:r>
+        <m:r>
+          <m:rPr>
+            <m:sty m:val="p"/>
+          </m:rPr>
+          <m:t>=</m:t>
+        </m:r>
+        <m:r>
+          <m:t>5</m:t>
+        </m:r>
+      </m:oMath>
+      <w:r>
+        <w:rPr>
+          <w:rFonts w:hint="eastAsia"/>
+        </w:rPr>
+        <w:t xml:space="preserve">（全年</w:t>
+      </w:r>
+      <w:r>
+        <w:t xml:space="preserve"> 365 </w:t>
+      </w:r>
+      <w:r>
+        <w:rPr>
+          <w:rFonts w:hint="eastAsia"/>
+        </w:rPr>
+        <w:t xml:space="preserve">天/年，含</w:t>
+      </w:r>
+      <w:r>
+        <w:t xml:space="preserve"> 1 </w:t>
+      </w:r>
+      <w:r>
+        <w:rPr>
+          <w:rFonts w:hint="eastAsia"/>
+        </w:rPr>
+        <w:t xml:space="preserve">月过渡期），确定性（完美预见）与鲁棒（问题二风格）结果如下。</w:t>
+      </w:r>
+    </w:p>
+    <w:tbl>
+      <w:tblPr>
+        <w:tblStyle w:val="Table"/>
+        <w:tblW w:type="pct" w:w="5000"/>
+        <w:tblLayout w:type="fixed"/>
+        <w:tblLook w:firstRow="1" w:lastRow="0" w:firstColumn="0" w:lastColumn="0" w:noHBand="0" w:noVBand="0" w:val="0020"/>
+      </w:tblPr>
+      <w:tblGrid>
+        <w:gridCol w:w="1980"/>
+        <w:gridCol w:w="1980"/>
+        <w:gridCol w:w="1980"/>
+        <w:gridCol w:w="1980"/>
+      </w:tblGrid>
+      <w:tr>
+        <w:trPr>
+          <w:tblHeader w:val="on"/>
+        </w:trPr>
+        <w:tc>
+          <w:tcPr/>
+          <w:p>
+            <w:pPr>
+              <w:pStyle w:val="Compact"/>
+            </w:pPr>
+            <w:r>
+              <w:rPr>
+                <w:rFonts w:hint="eastAsia"/>
+              </w:rPr>
+              <w:t xml:space="preserve">边界处理</w:t>
+            </w:r>
+          </w:p>
+        </w:tc>
+        <w:tc>
+          <w:tcPr/>
+          <w:p>
+            <w:pPr>
+              <w:pStyle w:val="Compact"/>
+            </w:pPr>
+            <w:r>
+              <w:rPr>
+                <w:rFonts w:hint="eastAsia"/>
+              </w:rPr>
+              <w:t xml:space="preserve">附件1</w:t>
+            </w:r>
+            <w:r>
+              <w:t xml:space="preserve"> </w:t>
+            </w:r>
+            <w:r>
+              <w:rPr>
+                <w:rFonts w:hint="eastAsia"/>
+              </w:rPr>
+              <w:t xml:space="preserve">年均购电费(元/年)</w:t>
+            </w:r>
+          </w:p>
+        </w:tc>
+        <w:tc>
+          <w:tcPr/>
+          <w:p>
+            <w:pPr>
+              <w:pStyle w:val="Compact"/>
+            </w:pPr>
+            <w:r>
+              <w:rPr>
+                <w:rFonts w:hint="eastAsia"/>
+              </w:rPr>
+              <w:t xml:space="preserve">附件4</w:t>
+            </w:r>
+            <w:r>
+              <w:t xml:space="preserve"> </w:t>
+            </w:r>
+            <w:r>
+              <w:rPr>
+                <w:rFonts w:hint="eastAsia"/>
+              </w:rPr>
+              <w:t xml:space="preserve">年均购电费(元/年)</w:t>
+            </w:r>
+          </w:p>
+        </w:tc>
+        <w:tc>
+          <w:tcPr/>
+          <w:p>
+            <w:pPr>
+              <w:pStyle w:val="Compact"/>
+            </w:pPr>
+            <w:r>
+              <w:rPr>
+                <w:rFonts w:hint="eastAsia"/>
+              </w:rPr>
+              <w:t xml:space="preserve">稳态年初电量(kWh)</w:t>
+            </w:r>
+          </w:p>
+        </w:tc>
+      </w:tr>
+      <w:tr>
+        <w:tc>
+          <w:tcPr/>
+          <w:p>
+            <w:pPr>
+              <w:pStyle w:val="Compact"/>
+            </w:pPr>
+            <w:r>
+              <w:rPr>
+                <w:rFonts w:hint="eastAsia"/>
+              </w:rPr>
+              <w:t xml:space="preserve">方案甲</w:t>
+            </w:r>
+            <w:r>
+              <w:t xml:space="preserve"> </w:t>
+            </w:r>
+            <w:r>
+              <w:rPr>
+                <w:rFonts w:hint="eastAsia"/>
+              </w:rPr>
+              <w:t xml:space="preserve">每年首末</w:t>
+            </w:r>
+            <w:r>
+              <w:t xml:space="preserve"> 6000</w:t>
+            </w:r>
+          </w:p>
+        </w:tc>
+        <w:tc>
+          <w:tcPr/>
+          <w:p>
+            <w:pPr>
+              <w:pStyle w:val="Compact"/>
+            </w:pPr>
+            <w:r>
+              <w:t xml:space="preserve">13 753 483.47</w:t>
+            </w:r>
+          </w:p>
+        </w:tc>
+        <w:tc>
+          <w:tcPr/>
+          <w:p>
+            <w:pPr>
+              <w:pStyle w:val="Compact"/>
+            </w:pPr>
+            <w:r>
+              <w:t xml:space="preserve">14 496 909.68</w:t>
+            </w:r>
+          </w:p>
+        </w:tc>
+        <w:tc>
+          <w:tcPr/>
+          <w:p>
+            <w:pPr>
+              <w:pStyle w:val="Compact"/>
+            </w:pPr>
+            <w:r>
+              <w:t xml:space="preserve">6000</w:t>
+            </w:r>
+          </w:p>
+        </w:tc>
+      </w:tr>
+      <w:tr>
+        <w:tc>
+          <w:tcPr/>
+          <w:p>
+            <w:pPr>
+              <w:pStyle w:val="Compact"/>
+            </w:pPr>
+            <w:r>
+              <w:rPr>
+                <w:rFonts w:hint="eastAsia"/>
+              </w:rPr>
+              <w:t xml:space="preserve">方案乙</w:t>
+            </w:r>
+            <w:r>
+              <w:t xml:space="preserve"> </w:t>
+            </w:r>
+            <w:r>
+              <w:rPr>
+                <w:rFonts w:hint="eastAsia"/>
+              </w:rPr>
+              <w:t xml:space="preserve">N年连续·仅首末6000</w:t>
+            </w:r>
+          </w:p>
+        </w:tc>
+        <w:tc>
+          <w:tcPr/>
+          <w:p>
+            <w:pPr>
+              <w:pStyle w:val="Compact"/>
+            </w:pPr>
+            <w:r>
+              <w:t xml:space="preserve">13 753 476.79</w:t>
+            </w:r>
+          </w:p>
+        </w:tc>
+        <w:tc>
+          <w:tcPr/>
+          <w:p>
+            <w:pPr>
+              <w:pStyle w:val="Compact"/>
+            </w:pPr>
+            <w:r>
+              <w:t xml:space="preserve">14 496 869.68</w:t>
+            </w:r>
+          </w:p>
+        </w:tc>
+        <w:tc>
+          <w:tcPr/>
+          <w:p>
+            <w:pPr>
+              <w:pStyle w:val="Compact"/>
+            </w:pPr>
+            <w:r>
+              <w:rPr>
+                <w:rFonts w:hint="eastAsia"/>
+              </w:rPr>
+              <w:t xml:space="preserve">中间年份</w:t>
+            </w:r>
+            <w:r>
+              <w:t xml:space="preserve"> 8550</w:t>
+            </w:r>
+          </w:p>
+        </w:tc>
+      </w:tr>
+      <w:tr>
+        <w:tc>
+          <w:tcPr/>
+          <w:p>
+            <w:pPr>
+              <w:pStyle w:val="Compact"/>
+            </w:pPr>
+            <w:r>
+              <w:rPr>
+                <w:rFonts w:hint="eastAsia"/>
+              </w:rPr>
+              <w:t xml:space="preserve">方案丙</w:t>
+            </w:r>
+            <w:r>
+              <w:t xml:space="preserve"> </w:t>
+            </w:r>
+            <w:r>
+              <w:rPr>
+                <w:rFonts w:hint="eastAsia"/>
+              </w:rPr>
+              <w:t xml:space="preserve">周期稳态</w:t>
+            </w:r>
+          </w:p>
+        </w:tc>
+        <w:tc>
+          <w:tcPr/>
+          <w:p>
+            <w:pPr>
+              <w:pStyle w:val="Compact"/>
+            </w:pPr>
+            <w:r>
+              <w:t xml:space="preserve">13 753 475.12</w:t>
+            </w:r>
+          </w:p>
+        </w:tc>
+        <w:tc>
+          <w:tcPr/>
+          <w:p>
+            <w:pPr>
+              <w:pStyle w:val="Compact"/>
+            </w:pPr>
+            <w:r>
+              <w:t xml:space="preserve">14 496 859.68</w:t>
+            </w:r>
+          </w:p>
+        </w:tc>
+        <w:tc>
+          <w:tcPr/>
+          <w:p>
+            <w:pPr>
+              <w:pStyle w:val="Compact"/>
+            </w:pPr>
+            <w:r>
+              <w:t xml:space="preserve">8550</w:t>
+            </w:r>
+          </w:p>
+        </w:tc>
+      </w:tr>
+      <w:tr>
+        <w:tc>
+          <w:tcPr/>
+          <w:p>
+            <w:pPr>
+              <w:pStyle w:val="Compact"/>
+            </w:pPr>
+            <w:r>
+              <w:rPr>
+                <w:rFonts w:hint="eastAsia"/>
+              </w:rPr>
+              <w:t xml:space="preserve">方案丁</w:t>
+            </w:r>
+            <w:r>
+              <w:t xml:space="preserve"> </w:t>
+            </w:r>
+            <w:r>
+              <w:rPr>
+                <w:rFonts w:hint="eastAsia"/>
+              </w:rPr>
+              <w:t xml:space="preserve">仅首6000·末年自由</w:t>
+            </w:r>
+          </w:p>
+        </w:tc>
+        <w:tc>
+          <w:tcPr/>
+          <w:p>
+            <w:pPr>
+              <w:pStyle w:val="Compact"/>
+            </w:pPr>
+            <w:r>
+              <w:t xml:space="preserve">13 753 033.37</w:t>
+            </w:r>
+          </w:p>
+        </w:tc>
+        <w:tc>
+          <w:tcPr/>
+          <w:p>
+            <w:pPr>
+              <w:pStyle w:val="Compact"/>
+            </w:pPr>
+            <w:r>
+              <w:t xml:space="preserve">14 496 441.99</w:t>
+            </w:r>
+          </w:p>
+        </w:tc>
+        <w:tc>
+          <w:tcPr/>
+          <w:p>
+            <w:pPr>
+              <w:pStyle w:val="Compact"/>
+            </w:pPr>
+            <w:r>
+              <w:rPr>
+                <w:rFonts w:hint="eastAsia"/>
+              </w:rPr>
+              <w:t xml:space="preserve">中间年份</w:t>
+            </w:r>
+            <w:r>
+              <w:t xml:space="preserve"> 8550</w:t>
+            </w:r>
+          </w:p>
+        </w:tc>
+      </w:tr>
+    </w:tbl>
+    <w:p>
+      <w:pPr>
+        <w:pStyle w:val="BodyText"/>
+      </w:pPr>
+      <w:r>
+        <w:rPr>
+          <w:rFonts w:hint="eastAsia"/>
+        </w:rPr>
+        <w:t xml:space="preserve">鲁棒（问题二风格，附件1）下：方案甲总费</w:t>
+      </w:r>
+      <w:r>
+        <w:t xml:space="preserve"> 16 501 198.04 </w:t>
+      </w:r>
+      <w:r>
+        <w:rPr>
+          <w:rFonts w:hint="eastAsia"/>
+        </w:rPr>
+        <w:t xml:space="preserve">元/年、方案丙</w:t>
+      </w:r>
+      <w:r>
+        <w:t xml:space="preserve"> 16 501 189.69 </w:t>
+      </w:r>
+      <w:r>
+        <w:rPr>
+          <w:rFonts w:hint="eastAsia"/>
+        </w:rPr>
+        <w:t xml:space="preserve">元/年，</w:t>
+      </w:r>
+      <w:r>
+        <w:t xml:space="preserve"> </w:t>
+      </w:r>
+      <w:r>
+        <w:rPr>
+          <w:rFonts w:hint="eastAsia"/>
+        </w:rPr>
+        <w:t xml:space="preserve">溢价同样仅</w:t>
+      </w:r>
+      <w:r>
+        <w:t xml:space="preserve"> </w:t>
+      </w:r>
+      <w:r>
+        <w:rPr>
+          <w:b/>
+          <w:bCs/>
+        </w:rPr>
+        <w:t xml:space="preserve">8.35 </w:t>
+      </w:r>
+      <w:r>
+        <w:rPr>
+          <w:rFonts w:hint="eastAsia"/>
+          <w:b/>
+          <w:bCs/>
+        </w:rPr>
+        <w:t xml:space="preserve">元/年</w:t>
+      </w:r>
+      <w:r>
+        <w:t xml:space="preserve">。</w:t>
+      </w:r>
+    </w:p>
+    <w:p>
+      <w:pPr>
+        <w:pStyle w:val="CaptionedFigure"/>
+      </w:pPr>
+      <w:r>
+        <w:drawing>
+          <wp:inline>
+            <wp:extent cx="4693920" cy="2963899"/>
+            <wp:effectExtent b="0" l="0" r="0" t="0"/>
+            <wp:docPr descr="图7 多年度长期运行" title="" id="52" name="Picture"/>
+            <a:graphic>
+              <a:graphicData uri="http://schemas.openxmlformats.org/drawingml/2006/picture">
+                <pic:pic>
+                  <pic:nvPicPr>
+                    <pic:cNvPr descr="figures/fig_多年度长期运行.png" id="53" name="Picture"/>
+                    <pic:cNvPicPr>
+                      <a:picLocks noChangeArrowheads="1" noChangeAspect="1"/>
+                    </pic:cNvPicPr>
+                  </pic:nvPicPr>
+                  <pic:blipFill>
+                    <a:blip r:embed="rId51"/>
+                    <a:stretch>
+                      <a:fillRect/>
+                    </a:stretch>
+                  </pic:blipFill>
+                  <pic:spPr bwMode="auto">
+                    <a:xfrm>
+                      <a:off x="0" y="0"/>
+                      <a:ext cx="4693920" cy="2963899"/>
+                    </a:xfrm>
+                    <a:prstGeom prst="rect">
+                      <a:avLst/>
+                    </a:prstGeom>
+                    <a:noFill/>
+                    <a:ln w="9525">
+                      <a:noFill/>
+                      <a:headEnd/>
+                      <a:tailEnd/>
+                    </a:ln>
+                  </pic:spPr>
+                </pic:pic>
+              </a:graphicData>
+            </a:graphic>
+          </wp:inline>
+        </w:drawing>
+      </w:r>
+    </w:p>
+    <w:p>
+      <w:pPr>
+        <w:pStyle w:val="ImageCaption"/>
+      </w:pPr>
+      <w:r>
+        <w:rPr>
+          <w:rFonts w:hint="eastAsia"/>
+        </w:rPr>
+        <w:t xml:space="preserve">图7</w:t>
+      </w:r>
+      <w:r>
+        <w:t xml:space="preserve"> </w:t>
+      </w:r>
+      <w:r>
+        <w:rPr>
+          <w:rFonts w:hint="eastAsia"/>
+        </w:rPr>
+        <w:t xml:space="preserve">多年度长期运行</w:t>
+      </w:r>
+    </w:p>
+    <w:bookmarkEnd w:id="54"/>
+    <w:bookmarkStart w:id="55" w:name="结论"/>
+    <w:p>
+      <w:pPr>
+        <w:pStyle w:val="Heading4"/>
+      </w:pPr>
+      <w:r>
+        <w:t xml:space="preserve">5.5.3 </w:t>
+      </w:r>
+      <w:r>
+        <w:rPr>
+          <w:rFonts w:hint="eastAsia"/>
+        </w:rPr>
+        <w:t xml:space="preserve">结论</w:t>
+      </w:r>
+    </w:p>
+    <w:p>
+      <w:pPr>
+        <w:pStyle w:val="FirstParagraph"/>
+      </w:pPr>
+      <w:r>
+        <w:rPr>
+          <w:rFonts w:hint="eastAsia"/>
+        </w:rPr>
+        <w:t xml:space="preserve">长期自然稳态的年初/年末储电量约为</w:t>
+      </w:r>
+      <w:r>
+        <w:t xml:space="preserve"> </w:t>
+      </w:r>
+      <w:r>
+        <w:rPr>
+          <w:b/>
+          <w:bCs/>
+        </w:rPr>
+        <w:t xml:space="preserve">8550 kWh</w:t>
+      </w:r>
+      <w:r>
+        <w:rPr>
+          <w:rFonts w:hint="eastAsia"/>
+        </w:rPr>
+        <w:t xml:space="preserve">（附件1；附件4</w:t>
+      </w:r>
+      <w:r>
+        <w:t xml:space="preserve"> </w:t>
+      </w:r>
+      <w:r>
+        <w:rPr>
+          <w:rFonts w:hint="eastAsia"/>
+        </w:rPr>
+        <w:t xml:space="preserve">为</w:t>
+      </w:r>
+      <w:r>
+        <w:t xml:space="preserve"> 7950 </w:t>
+      </w:r>
+      <w:r>
+        <w:rPr>
+          <w:rFonts w:hint="eastAsia"/>
+        </w:rPr>
+        <w:t xml:space="preserve">kWh）而非</w:t>
+      </w:r>
+      <w:r>
+        <w:t xml:space="preserve"> </w:t>
+      </w:r>
+      <w:r>
+        <w:rPr>
+          <w:rFonts w:hint="eastAsia"/>
+        </w:rPr>
+        <w:t xml:space="preserve">6000，说明储能会利用年末低价时段/富余光伏</w:t>
+      </w:r>
+      <w:r>
+        <w:rPr>
+          <w:rFonts w:hint="eastAsia"/>
+          <w:b/>
+          <w:bCs/>
+        </w:rPr>
+        <w:t xml:space="preserve">跨年搬移</w:t>
+      </w:r>
+      <w:r>
+        <w:rPr>
+          <w:rFonts w:hint="eastAsia"/>
+        </w:rPr>
+        <w:t xml:space="preserve">能量——方案丁逐年费用</w:t>
+      </w:r>
+      <w:r>
+        <w:t xml:space="preserve"> </w:t>
+      </w:r>
+      <m:oMath>
+        <m:r>
+          <m:t>13</m:t>
+        </m:r>
+        <m:r>
+          <m:t> </m:t>
+        </m:r>
+        <m:r>
+          <m:t>754</m:t>
+        </m:r>
+        <m:r>
+          <m:t> </m:t>
+        </m:r>
+        <m:r>
+          <m:t>685.42</m:t>
+        </m:r>
+        <m:r>
+          <m:rPr>
+            <m:sty m:val="p"/>
+          </m:rPr>
+          <m:t>,</m:t>
+        </m:r>
+        <m:r>
+          <m:t> </m:t>
+        </m:r>
+        <m:r>
+          <m:t>13</m:t>
+        </m:r>
+        <m:r>
+          <m:t> </m:t>
+        </m:r>
+        <m:r>
+          <m:t>753</m:t>
+        </m:r>
+        <m:r>
+          <m:t> </m:t>
+        </m:r>
+        <m:r>
+          <m:t>475.12</m:t>
+        </m:r>
+        <m:r>
+          <m:rPr>
+            <m:sty m:val="p"/>
+          </m:rPr>
+          <m:t>,</m:t>
+        </m:r>
+        <m:r>
+          <m:t> </m:t>
+        </m:r>
+        <m:r>
+          <m:t>13</m:t>
+        </m:r>
+        <m:r>
+          <m:t> </m:t>
+        </m:r>
+        <m:r>
+          <m:t>753</m:t>
+        </m:r>
+        <m:r>
+          <m:t> </m:t>
+        </m:r>
+        <m:r>
+          <m:t>475.12</m:t>
+        </m:r>
+        <m:r>
+          <m:rPr>
+            <m:sty m:val="p"/>
+          </m:rPr>
+          <m:t>,</m:t>
+        </m:r>
+        <m:r>
+          <m:t> </m:t>
+        </m:r>
+        <m:r>
+          <m:t>13</m:t>
+        </m:r>
+        <m:r>
+          <m:t> </m:t>
+        </m:r>
+        <m:r>
+          <m:t>753</m:t>
+        </m:r>
+        <m:r>
+          <m:t> </m:t>
+        </m:r>
+        <m:r>
+          <m:t>475.12</m:t>
+        </m:r>
+        <m:r>
+          <m:rPr>
+            <m:sty m:val="p"/>
+          </m:rPr>
+          <m:t>,</m:t>
+        </m:r>
+        <m:r>
+          <m:t> </m:t>
+        </m:r>
+        <m:r>
+          <m:t>13</m:t>
+        </m:r>
+        <m:r>
+          <m:t> </m:t>
+        </m:r>
+        <m:r>
+          <m:t>750</m:t>
+        </m:r>
+        <m:r>
+          <m:t> </m:t>
+        </m:r>
+        <m:r>
+          <m:t>056.08</m:t>
+        </m:r>
+      </m:oMath>
+      <w:r>
+        <w:t xml:space="preserve"> </w:t>
+      </w:r>
+      <w:r>
+        <w:rPr>
+          <w:rFonts w:hint="eastAsia"/>
+        </w:rPr>
+        <w:t xml:space="preserve">显示：第</w:t>
+      </w:r>
+      <w:r>
+        <w:t xml:space="preserve"> 1 </w:t>
+      </w:r>
+      <w:r>
+        <w:rPr>
+          <w:rFonts w:hint="eastAsia"/>
+        </w:rPr>
+        <w:t xml:space="preserve">年从</w:t>
+      </w:r>
+      <w:r>
+        <w:t xml:space="preserve"> 6000 </w:t>
+      </w:r>
+      <w:r>
+        <w:rPr>
+          <w:rFonts w:hint="eastAsia"/>
+        </w:rPr>
+        <w:t xml:space="preserve">向</w:t>
+      </w:r>
+      <w:r>
+        <w:t xml:space="preserve"> 8550 </w:t>
+      </w:r>
+      <w:r>
+        <w:rPr>
+          <w:rFonts w:hint="eastAsia"/>
+        </w:rPr>
+        <w:t xml:space="preserve">过渡、第</w:t>
+      </w:r>
+      <w:r>
+        <w:t xml:space="preserve"> 2–4 </w:t>
+      </w:r>
+      <w:r>
+        <w:rPr>
+          <w:rFonts w:hint="eastAsia"/>
+        </w:rPr>
+        <w:t xml:space="preserve">年稳定、第</w:t>
+      </w:r>
+      <w:r>
+        <w:t xml:space="preserve"> 5 </w:t>
+      </w:r>
+      <w:r>
+        <w:rPr>
+          <w:rFonts w:hint="eastAsia"/>
+        </w:rPr>
+        <w:t xml:space="preserve">年清空。但”每年首末</w:t>
+      </w:r>
+      <w:r>
+        <w:t xml:space="preserve"> </w:t>
+      </w:r>
+      <w:r>
+        <w:rPr>
+          <w:rFonts w:hint="eastAsia"/>
+        </w:rPr>
+        <w:t xml:space="preserve">6000”与”周期稳态”的年均成本差异仅</w:t>
+      </w:r>
+      <w:r>
+        <w:t xml:space="preserve"> </w:t>
+      </w:r>
+      <w:r>
+        <w:rPr>
+          <w:b/>
+          <w:bCs/>
+        </w:rPr>
+        <w:t xml:space="preserve">8.35 </w:t>
+      </w:r>
+      <w:r>
+        <w:rPr>
+          <w:rFonts w:hint="eastAsia"/>
+          <w:b/>
+          <w:bCs/>
+        </w:rPr>
+        <w:t xml:space="preserve">元/年</w:t>
+      </w:r>
+      <w:r>
+        <w:rPr>
+          <w:rFonts w:hint="eastAsia"/>
+        </w:rPr>
+        <w:t xml:space="preserve">（约</w:t>
+      </w:r>
+      <w:r>
+        <w:t xml:space="preserve"> </w:t>
+      </w:r>
+      <m:oMath>
+        <m:r>
+          <m:t>0.00006</m:t>
+        </m:r>
+        <m:r>
+          <m:rPr>
+            <m:sty m:val="p"/>
+          </m:rPr>
+          <m:t>%</m:t>
+        </m:r>
+      </m:oMath>
+      <w:r>
+        <w:rPr>
+          <w:rFonts w:hint="eastAsia"/>
+        </w:rPr>
+        <w:t xml:space="preserve">），证明正文单年方案”首末</w:t>
+      </w:r>
+      <w:r>
+        <w:t xml:space="preserve"> </w:t>
+      </w:r>
+      <w:r>
+        <w:rPr>
+          <w:rFonts w:hint="eastAsia"/>
+        </w:rPr>
+        <w:t xml:space="preserve">6000”的边界设定既</w:t>
+      </w:r>
+      <w:r>
+        <w:rPr>
+          <w:rFonts w:hint="eastAsia"/>
+          <w:b/>
+          <w:bCs/>
+        </w:rPr>
+        <w:t xml:space="preserve">忠实</w:t>
+      </w:r>
+      <w:r>
+        <w:rPr>
+          <w:rFonts w:hint="eastAsia"/>
+        </w:rPr>
+        <w:t xml:space="preserve">（不产生凭空能量）又</w:t>
+      </w:r>
+      <w:r>
+        <w:rPr>
+          <w:rFonts w:hint="eastAsia"/>
+          <w:b/>
+          <w:bCs/>
+        </w:rPr>
+        <w:t xml:space="preserve">代价极小</w:t>
+      </w:r>
+      <w:r>
+        <w:rPr>
+          <w:rFonts w:hint="eastAsia"/>
+        </w:rPr>
+        <w:t xml:space="preserve">，可直接作为长期运行的保守近似；若追求长期最优，可将边界改为”周期稳态</w:t>
+      </w:r>
+      <w:r>
+        <w:t xml:space="preserve"> </w:t>
+      </w:r>
+      <m:oMath>
+        <m:sSub>
+          <m:e>
+            <m:r>
+              <m:t>E</m:t>
+            </m:r>
+          </m:e>
+          <m:sub>
+            <m:r>
+              <m:t>0</m:t>
+            </m:r>
+          </m:sub>
+        </m:sSub>
+        <m:r>
+          <m:rPr>
+            <m:sty m:val="p"/>
+          </m:rPr>
+          <m:t>=</m:t>
+        </m:r>
+        <m:sSub>
+          <m:e>
+            <m:r>
+              <m:t>E</m:t>
+            </m:r>
+          </m:e>
+          <m:sub>
+            <m:r>
+              <m:t>N</m:t>
+            </m:r>
+          </m:sub>
+        </m:sSub>
+      </m:oMath>
+      <w:r>
+        <w:rPr>
+          <w:rFonts w:hint="eastAsia"/>
+        </w:rPr>
+        <w:t xml:space="preserve">“，令年初/年末电量自由浮动到</w:t>
+      </w:r>
+      <w:r>
+        <w:t xml:space="preserve"> 8550 kWh。</w:t>
+      </w:r>
+    </w:p>
+    <w:p>
+      <w:r>
+        <w:pict>
+          <v:rect style="width:0;height:1.5pt" o:hralign="center" o:hrstd="t" o:hr="t"/>
+        </w:pict>
+      </w:r>
+    </w:p>
+    <w:bookmarkEnd w:id="55"/>
+    <w:bookmarkEnd w:id="56"/>
+    <w:bookmarkEnd w:id="57"/>
+    <w:bookmarkStart w:id="67" w:name="六模型检验与灵敏度分析"/>
     <w:p>
       <w:pPr>
         <w:pStyle w:val="Heading2"/>
@@ -10642,18 +12307,18 @@
           <wp:inline>
             <wp:extent cx="4373880" cy="3042025"/>
             <wp:effectExtent b="0" l="0" r="0" t="0"/>
-            <wp:docPr descr="图T-A 测试A：光伏全天为零" title="" id="52" name="Picture"/>
+            <wp:docPr descr="图T-A 测试A：光伏全天为零" title="" id="59" name="Picture"/>
             <a:graphic>
               <a:graphicData uri="http://schemas.openxmlformats.org/drawingml/2006/picture">
                 <pic:pic>
                   <pic:nvPicPr>
-                    <pic:cNvPr descr="figures/fig_testA_光伏为零.png" id="53" name="Picture"/>
+                    <pic:cNvPr descr="figures/fig_testA_光伏为零.png" id="60" name="Picture"/>
                     <pic:cNvPicPr>
                       <a:picLocks noChangeArrowheads="1" noChangeAspect="1"/>
                     </pic:cNvPicPr>
                   </pic:nvPicPr>
                   <pic:blipFill>
-                    <a:blip r:embed="rId51"/>
+                    <a:blip r:embed="rId58"/>
                     <a:stretch>
                       <a:fillRect/>
                     </a:stretch>
@@ -10709,18 +12374,18 @@
           <wp:inline>
             <wp:extent cx="4373880" cy="3042025"/>
             <wp:effectExtent b="0" l="0" r="0" t="0"/>
-            <wp:docPr descr="图T-B 测试B：负载全天为零" title="" id="55" name="Picture"/>
+            <wp:docPr descr="图T-B 测试B：负载全天为零" title="" id="62" name="Picture"/>
             <a:graphic>
               <a:graphicData uri="http://schemas.openxmlformats.org/drawingml/2006/picture">
                 <pic:pic>
                   <pic:nvPicPr>
-                    <pic:cNvPr descr="figures/fig_testB_负载为零.png" id="56" name="Picture"/>
+                    <pic:cNvPr descr="figures/fig_testB_负载为零.png" id="63" name="Picture"/>
                     <pic:cNvPicPr>
                       <a:picLocks noChangeArrowheads="1" noChangeAspect="1"/>
                     </pic:cNvPicPr>
                   </pic:nvPicPr>
                   <pic:blipFill>
-                    <a:blip r:embed="rId54"/>
+                    <a:blip r:embed="rId61"/>
                     <a:stretch>
                       <a:fillRect/>
                     </a:stretch>
@@ -10776,18 +12441,18 @@
           <wp:inline>
             <wp:extent cx="4373880" cy="3042025"/>
             <wp:effectExtent b="0" l="0" r="0" t="0"/>
-            <wp:docPr descr="图T-C 测试C：储能容量极小" title="" id="58" name="Picture"/>
+            <wp:docPr descr="图T-C 测试C：储能容量极小" title="" id="65" name="Picture"/>
             <a:graphic>
               <a:graphicData uri="http://schemas.openxmlformats.org/drawingml/2006/picture">
                 <pic:pic>
                   <pic:nvPicPr>
-                    <pic:cNvPr descr="figures/fig_testC_储能极小.png" id="59" name="Picture"/>
+                    <pic:cNvPr descr="figures/fig_testC_储能极小.png" id="66" name="Picture"/>
                     <pic:cNvPicPr>
                       <a:picLocks noChangeArrowheads="1" noChangeAspect="1"/>
                     </pic:cNvPicPr>
                   </pic:nvPicPr>
                   <pic:blipFill>
-                    <a:blip r:embed="rId57"/>
+                    <a:blip r:embed="rId64"/>
                     <a:stretch>
                       <a:fillRect/>
                     </a:stretch>
@@ -10841,8 +12506,8 @@
         </w:pict>
       </w:r>
     </w:p>
-    <w:bookmarkEnd w:id="60"/>
-    <w:bookmarkStart w:id="64" w:name="七模型评价与推广"/>
+    <w:bookmarkEnd w:id="67"/>
+    <w:bookmarkStart w:id="71" w:name="七模型评价与推广"/>
     <w:p>
       <w:pPr>
         <w:pStyle w:val="Heading2"/>
@@ -10854,7 +12519,7 @@
         <w:t xml:space="preserve">七、模型评价与推广</w:t>
       </w:r>
     </w:p>
-    <w:bookmarkStart w:id="61" w:name="优点"/>
+    <w:bookmarkStart w:id="68" w:name="优点"/>
     <w:p>
       <w:pPr>
         <w:pStyle w:val="Heading3"/>
@@ -10867,154 +12532,6 @@
           <w:rFonts w:hint="eastAsia"/>
         </w:rPr>
         <w:t xml:space="preserve">优点</w:t>
-      </w:r>
-    </w:p>
-    <w:p>
-      <w:pPr>
-        <w:pStyle w:val="Compact"/>
-        <w:numPr>
-          <w:ilvl w:val="0"/>
-          <w:numId w:val="1002"/>
-        </w:numPr>
-      </w:pPr>
-      <w:r>
-        <w:rPr>
-          <w:rFonts w:hint="eastAsia"/>
-          <w:b/>
-          <w:bCs/>
-        </w:rPr>
-        <w:t xml:space="preserve">统一</w:t>
-      </w:r>
-      <w:r>
-        <w:rPr>
-          <w:b/>
-          <w:bCs/>
-        </w:rPr>
-        <w:t xml:space="preserve"> LP </w:t>
-      </w:r>
-      <w:r>
-        <w:rPr>
-          <w:rFonts w:hint="eastAsia"/>
-          <w:b/>
-          <w:bCs/>
-        </w:rPr>
-        <w:t xml:space="preserve">框架</w:t>
-      </w:r>
-      <w:r>
-        <w:rPr>
-          <w:rFonts w:hint="eastAsia"/>
-        </w:rPr>
-        <w:t xml:space="preserve">：四个问题共用同一套变量与约束，模型可复用、可扩展，且用单纯形法得到精确全局最优解，无近似误差。</w:t>
-      </w:r>
-    </w:p>
-    <w:p>
-      <w:pPr>
-        <w:pStyle w:val="Compact"/>
-        <w:numPr>
-          <w:ilvl w:val="0"/>
-          <w:numId w:val="1002"/>
-        </w:numPr>
-      </w:pPr>
-      <w:r>
-        <w:rPr>
-          <w:rFonts w:hint="eastAsia"/>
-          <w:b/>
-          <w:bCs/>
-        </w:rPr>
-        <w:t xml:space="preserve">两阶段鲁棒建模</w:t>
-      </w:r>
-      <w:r>
-        <w:rPr>
-          <w:rFonts w:hint="eastAsia"/>
-        </w:rPr>
-        <w:t xml:space="preserve">：把</w:t>
-      </w:r>
-      <w:r>
-        <w:t xml:space="preserve"> </w:t>
-      </w:r>
-      <w:r>
-        <w:rPr>
-          <w:rFonts w:hint="eastAsia"/>
-        </w:rPr>
-        <w:t xml:space="preserve">“预报→计划→揭晓→重调度→紧急购电”</w:t>
-      </w:r>
-      <w:r>
-        <w:t xml:space="preserve"> </w:t>
-      </w:r>
-      <w:r>
-        <w:rPr>
-          <w:rFonts w:hint="eastAsia"/>
-        </w:rPr>
-        <w:t xml:space="preserve">的真实决策流程刻画清楚，紧急购电量有明确物理含义。</w:t>
-      </w:r>
-    </w:p>
-    <w:p>
-      <w:pPr>
-        <w:pStyle w:val="Compact"/>
-        <w:numPr>
-          <w:ilvl w:val="0"/>
-          <w:numId w:val="1002"/>
-        </w:numPr>
-      </w:pPr>
-      <w:r>
-        <w:rPr>
-          <w:rFonts w:hint="eastAsia"/>
-          <w:b/>
-          <w:bCs/>
-        </w:rPr>
-        <w:t xml:space="preserve">关键机理提炼</w:t>
-      </w:r>
-      <w:r>
-        <w:rPr>
-          <w:rFonts w:hint="eastAsia"/>
-        </w:rPr>
-        <w:t xml:space="preserve">：揭示了</w:t>
-      </w:r>
-      <w:r>
-        <w:t xml:space="preserve"> </w:t>
-      </w:r>
-      <w:r>
-        <w:rPr>
-          <w:rFonts w:hint="eastAsia"/>
-        </w:rPr>
-        <w:t xml:space="preserve">“下调恒为</w:t>
-      </w:r>
-      <w:r>
-        <w:t xml:space="preserve"> 0”</w:t>
-      </w:r>
-      <w:r>
-        <w:rPr>
-          <w:rFonts w:hint="eastAsia"/>
-        </w:rPr>
-        <w:t xml:space="preserve">“跨日套利仅约</w:t>
-      </w:r>
-      <w:r>
-        <w:t xml:space="preserve"> 0.4%”</w:t>
-      </w:r>
-      <w:r>
-        <w:t xml:space="preserve"> </w:t>
-      </w:r>
-      <w:r>
-        <w:rPr>
-          <w:rFonts w:hint="eastAsia"/>
-        </w:rPr>
-        <w:t xml:space="preserve">等反直觉但可解释的结论。</w:t>
-      </w:r>
-    </w:p>
-    <w:bookmarkEnd w:id="61"/>
-    <w:bookmarkStart w:id="62" w:name="不足"/>
-    <w:p>
-      <w:pPr>
-        <w:pStyle w:val="Heading3"/>
-      </w:pPr>
-      <w:r>
-        <w:t xml:space="preserve">7.2 </w:t>
-      </w:r>
-      <w:r>
-        <w:rPr>
-          <w:rFonts w:hint="eastAsia"/>
-        </w:rPr>
-        <w:t xml:space="preserve">不足</w:t>
       </w:r>
     </w:p>
     <w:p>
@@ -11028,8 +12545,31 @@
       <w:r>
         <w:rPr>
           <w:rFonts w:hint="eastAsia"/>
-        </w:rPr>
-        <w:t xml:space="preserve">假设负载完全已知，未考虑负载不确定性；实际可对负载也引入随机/鲁棒建模。</w:t>
+          <w:b/>
+          <w:bCs/>
+        </w:rPr>
+        <w:t xml:space="preserve">统一</w:t>
+      </w:r>
+      <w:r>
+        <w:rPr>
+          <w:b/>
+          <w:bCs/>
+        </w:rPr>
+        <w:t xml:space="preserve"> LP </w:t>
+      </w:r>
+      <w:r>
+        <w:rPr>
+          <w:rFonts w:hint="eastAsia"/>
+          <w:b/>
+          <w:bCs/>
+        </w:rPr>
+        <w:t xml:space="preserve">框架</w:t>
+      </w:r>
+      <w:r>
+        <w:rPr>
+          <w:rFonts w:hint="eastAsia"/>
+        </w:rPr>
+        <w:t xml:space="preserve">：四个问题共用同一套变量与约束，模型可复用、可扩展，且用单纯形法得到精确全局最优解，无近似误差。</w:t>
       </w:r>
     </w:p>
     <w:p>
@@ -11043,8 +12583,34 @@
       <w:r>
         <w:rPr>
           <w:rFonts w:hint="eastAsia"/>
-        </w:rPr>
-        <w:t xml:space="preserve">光伏预报误差以确定性均值（附件三直接给出）处理，未建立误差的概率分布，未做随机规划或机会约束。</w:t>
+          <w:b/>
+          <w:bCs/>
+        </w:rPr>
+        <w:t xml:space="preserve">两阶段鲁棒建模</w:t>
+      </w:r>
+      <w:r>
+        <w:rPr>
+          <w:rFonts w:hint="eastAsia"/>
+        </w:rPr>
+        <w:t xml:space="preserve">：把</w:t>
+      </w:r>
+      <w:r>
+        <w:t xml:space="preserve"> </w:t>
+      </w:r>
+      <w:r>
+        <w:rPr>
+          <w:rFonts w:hint="eastAsia"/>
+        </w:rPr>
+        <w:t xml:space="preserve">“预报→计划→揭晓→重调度→紧急购电”</w:t>
+      </w:r>
+      <w:r>
+        <w:t xml:space="preserve"> </w:t>
+      </w:r>
+      <w:r>
+        <w:rPr>
+          <w:rFonts w:hint="eastAsia"/>
+        </w:rPr>
+        <w:t xml:space="preserve">的真实决策流程刻画清楚，紧急购电量有明确物理含义。</w:t>
       </w:r>
     </w:p>
     <w:p>
@@ -11058,24 +12624,62 @@
       <w:r>
         <w:rPr>
           <w:rFonts w:hint="eastAsia"/>
-        </w:rPr>
-        <w:t xml:space="preserve">未考虑储能老化成本与循环寿命对充放电策略的约束。</w:t>
+          <w:b/>
+          <w:bCs/>
+        </w:rPr>
+        <w:t xml:space="preserve">关键机理提炼</w:t>
+      </w:r>
+      <w:r>
+        <w:rPr>
+          <w:rFonts w:hint="eastAsia"/>
+        </w:rPr>
+        <w:t xml:space="preserve">：揭示了</w:t>
+      </w:r>
+      <w:r>
+        <w:t xml:space="preserve"> </w:t>
+      </w:r>
+      <w:r>
+        <w:rPr>
+          <w:rFonts w:hint="eastAsia"/>
+        </w:rPr>
+        <w:t xml:space="preserve">“下调恒为</w:t>
+      </w:r>
+      <w:r>
+        <w:t xml:space="preserve"> 0”</w:t>
+      </w:r>
+      <w:r>
+        <w:rPr>
+          <w:rFonts w:hint="eastAsia"/>
+        </w:rPr>
+        <w:t xml:space="preserve">“跨日套利仅约</w:t>
+      </w:r>
+      <w:r>
+        <w:t xml:space="preserve"> 0.4%”</w:t>
+      </w:r>
+      <w:r>
+        <w:t xml:space="preserve"> </w:t>
+      </w:r>
+      <w:r>
+        <w:rPr>
+          <w:rFonts w:hint="eastAsia"/>
+        </w:rPr>
+        <w:t xml:space="preserve">等反直觉但可解释的结论。</w:t>
       </w:r>
     </w:p>
-    <w:bookmarkEnd w:id="62"/>
-    <w:bookmarkStart w:id="63" w:name="推广"/>
+    <w:bookmarkEnd w:id="68"/>
+    <w:bookmarkStart w:id="69" w:name="不足"/>
     <w:p>
       <w:pPr>
         <w:pStyle w:val="Heading3"/>
       </w:pPr>
       <w:r>
-        <w:t xml:space="preserve">7.3 </w:t>
-      </w:r>
-      <w:r>
-        <w:rPr>
-          <w:rFonts w:hint="eastAsia"/>
-        </w:rPr>
-        <w:t xml:space="preserve">推广</w:t>
+        <w:t xml:space="preserve">7.2 </w:t>
+      </w:r>
+      <w:r>
+        <w:rPr>
+          <w:rFonts w:hint="eastAsia"/>
+        </w:rPr>
+        <w:t xml:space="preserve">不足</w:t>
       </w:r>
     </w:p>
     <w:p>
@@ -11090,48 +12694,7 @@
         <w:rPr>
           <w:rFonts w:hint="eastAsia"/>
         </w:rPr>
-        <w:t xml:space="preserve">可将确定性</w:t>
-      </w:r>
-      <w:r>
-        <w:t xml:space="preserve"> LP </w:t>
-      </w:r>
-      <w:r>
-        <w:rPr>
-          <w:rFonts w:hint="eastAsia"/>
-        </w:rPr>
-        <w:t xml:space="preserve">推广为</w:t>
-      </w:r>
-      <w:r>
-        <w:t xml:space="preserve"> </w:t>
-      </w:r>
-      <w:r>
-        <w:rPr>
-          <w:rFonts w:hint="eastAsia"/>
-          <w:b/>
-          <w:bCs/>
-        </w:rPr>
-        <w:t xml:space="preserve">随机规划</w:t>
-      </w:r>
-      <w:r>
-        <w:rPr>
-          <w:b/>
-          <w:bCs/>
-        </w:rPr>
-        <w:t xml:space="preserve"> / </w:t>
-      </w:r>
-      <w:r>
-        <w:rPr>
-          <w:rFonts w:hint="eastAsia"/>
-          <w:b/>
-          <w:bCs/>
-        </w:rPr>
-        <w:t xml:space="preserve">鲁棒优化</w:t>
-      </w:r>
-      <w:r>
-        <w:rPr>
-          <w:rFonts w:hint="eastAsia"/>
-        </w:rPr>
-        <w:t xml:space="preserve">，显式建模光伏不确定性。</w:t>
+        <w:t xml:space="preserve">假设负载完全已知，未考虑负载不确定性；实际可对负载也引入随机/鲁棒建模。</w:t>
       </w:r>
     </w:p>
     <w:p>
@@ -11146,39 +12709,7 @@
         <w:rPr>
           <w:rFonts w:hint="eastAsia"/>
         </w:rPr>
-        <w:t xml:space="preserve">可引入</w:t>
-      </w:r>
-      <w:r>
-        <w:t xml:space="preserve"> </w:t>
-      </w:r>
-      <w:r>
-        <w:rPr>
-          <w:rFonts w:hint="eastAsia"/>
-          <w:b/>
-          <w:bCs/>
-        </w:rPr>
-        <w:t xml:space="preserve">实时（10</w:t>
-      </w:r>
-      <w:r>
-        <w:rPr>
-          <w:b/>
-          <w:bCs/>
-        </w:rPr>
-        <w:t xml:space="preserve"> </w:t>
-      </w:r>
-      <w:r>
-        <w:rPr>
-          <w:rFonts w:hint="eastAsia"/>
-          <w:b/>
-          <w:bCs/>
-        </w:rPr>
-        <w:t xml:space="preserve">分钟）滚动校正</w:t>
-      </w:r>
-      <w:r>
-        <w:rPr>
-          <w:rFonts w:hint="eastAsia"/>
-        </w:rPr>
-        <w:t xml:space="preserve">，进一步缩短决策时滞。</w:t>
+        <w:t xml:space="preserve">光伏预报误差以确定性均值（附件三直接给出）处理，未建立误差的概率分布，未做随机规划或机会约束。</w:t>
       </w:r>
     </w:p>
     <w:p>
@@ -11193,6 +12724,181 @@
         <w:rPr>
           <w:rFonts w:hint="eastAsia"/>
         </w:rPr>
+        <w:t xml:space="preserve">未考虑储能老化成本与循环寿命对充放电策略的约束。</w:t>
+      </w:r>
+    </w:p>
+    <w:bookmarkEnd w:id="69"/>
+    <w:bookmarkStart w:id="70" w:name="推广"/>
+    <w:p>
+      <w:pPr>
+        <w:pStyle w:val="Heading3"/>
+      </w:pPr>
+      <w:r>
+        <w:t xml:space="preserve">7.3 </w:t>
+      </w:r>
+      <w:r>
+        <w:rPr>
+          <w:rFonts w:hint="eastAsia"/>
+        </w:rPr>
+        <w:t xml:space="preserve">推广</w:t>
+      </w:r>
+    </w:p>
+    <w:p>
+      <w:pPr>
+        <w:pStyle w:val="Compact"/>
+        <w:numPr>
+          <w:ilvl w:val="0"/>
+          <w:numId w:val="1005"/>
+        </w:numPr>
+      </w:pPr>
+      <w:r>
+        <w:rPr>
+          <w:rFonts w:hint="eastAsia"/>
+        </w:rPr>
+        <w:t xml:space="preserve">可将确定性</w:t>
+      </w:r>
+      <w:r>
+        <w:t xml:space="preserve"> LP </w:t>
+      </w:r>
+      <w:r>
+        <w:rPr>
+          <w:rFonts w:hint="eastAsia"/>
+        </w:rPr>
+        <w:t xml:space="preserve">推广为</w:t>
+      </w:r>
+      <w:r>
+        <w:t xml:space="preserve"> </w:t>
+      </w:r>
+      <w:r>
+        <w:rPr>
+          <w:rFonts w:hint="eastAsia"/>
+          <w:b/>
+          <w:bCs/>
+        </w:rPr>
+        <w:t xml:space="preserve">随机规划</w:t>
+      </w:r>
+      <w:r>
+        <w:rPr>
+          <w:b/>
+          <w:bCs/>
+        </w:rPr>
+        <w:t xml:space="preserve"> / </w:t>
+      </w:r>
+      <w:r>
+        <w:rPr>
+          <w:rFonts w:hint="eastAsia"/>
+          <w:b/>
+          <w:bCs/>
+        </w:rPr>
+        <w:t xml:space="preserve">鲁棒优化</w:t>
+      </w:r>
+      <w:r>
+        <w:rPr>
+          <w:rFonts w:hint="eastAsia"/>
+        </w:rPr>
+        <w:t xml:space="preserve">，显式建模光伏不确定性。</w:t>
+      </w:r>
+    </w:p>
+    <w:p>
+      <w:pPr>
+        <w:pStyle w:val="Compact"/>
+        <w:numPr>
+          <w:ilvl w:val="0"/>
+          <w:numId w:val="1005"/>
+        </w:numPr>
+      </w:pPr>
+      <w:r>
+        <w:rPr>
+          <w:rFonts w:hint="eastAsia"/>
+        </w:rPr>
+        <w:t xml:space="preserve">可引入</w:t>
+      </w:r>
+      <w:r>
+        <w:t xml:space="preserve"> </w:t>
+      </w:r>
+      <w:r>
+        <w:rPr>
+          <w:rFonts w:hint="eastAsia"/>
+          <w:b/>
+          <w:bCs/>
+        </w:rPr>
+        <w:t xml:space="preserve">实时（10</w:t>
+      </w:r>
+      <w:r>
+        <w:rPr>
+          <w:b/>
+          <w:bCs/>
+        </w:rPr>
+        <w:t xml:space="preserve"> </w:t>
+      </w:r>
+      <w:r>
+        <w:rPr>
+          <w:rFonts w:hint="eastAsia"/>
+          <w:b/>
+          <w:bCs/>
+        </w:rPr>
+        <w:t xml:space="preserve">分钟）滚动校正</w:t>
+      </w:r>
+      <w:r>
+        <w:rPr>
+          <w:rFonts w:hint="eastAsia"/>
+        </w:rPr>
+        <w:t xml:space="preserve">，进一步缩短决策时滞。</w:t>
+      </w:r>
+    </w:p>
+    <w:p>
+      <w:pPr>
+        <w:pStyle w:val="Compact"/>
+        <w:numPr>
+          <w:ilvl w:val="0"/>
+          <w:numId w:val="1005"/>
+        </w:numPr>
+      </w:pPr>
+      <w:r>
+        <w:rPr>
+          <w:rFonts w:hint="eastAsia"/>
+        </w:rPr>
+        <w:t xml:space="preserve">可将单年模型拓展为</w:t>
+      </w:r>
+      <w:r>
+        <w:t xml:space="preserve"> </w:t>
+      </w:r>
+      <w:r>
+        <w:rPr>
+          <w:rFonts w:hint="eastAsia"/>
+          <w:b/>
+          <w:bCs/>
+        </w:rPr>
+        <w:t xml:space="preserve">多年度连续运行模型</w:t>
+      </w:r>
+      <w:r>
+        <w:rPr>
+          <w:rFonts w:hint="eastAsia"/>
+        </w:rPr>
+        <w:t xml:space="preserve">（见</w:t>
+      </w:r>
+      <w:r>
+        <w:t xml:space="preserve"> </w:t>
+      </w:r>
+      <w:r>
+        <w:rPr>
+          <w:rFonts w:hint="eastAsia"/>
+        </w:rPr>
+        <w:t xml:space="preserve">§5.5），评估储能长期稳态与首末边界条件的长期经济影响。</w:t>
+      </w:r>
+    </w:p>
+    <w:p>
+      <w:pPr>
+        <w:pStyle w:val="Compact"/>
+        <w:numPr>
+          <w:ilvl w:val="0"/>
+          <w:numId w:val="1005"/>
+        </w:numPr>
+      </w:pPr>
+      <w:r>
+        <w:rPr>
+          <w:rFonts w:hint="eastAsia"/>
+        </w:rPr>
         <w:t xml:space="preserve">框架可直接用于含多储能、可中断负荷、需求响应的更复杂微网能量管理系统。</w:t>
       </w:r>
     </w:p>
@@ -11203,9 +12909,9 @@
         </w:pict>
       </w:r>
     </w:p>
-    <w:bookmarkEnd w:id="63"/>
-    <w:bookmarkEnd w:id="64"/>
-    <w:bookmarkStart w:id="65" w:name="八参考文献"/>
+    <w:bookmarkEnd w:id="70"/>
+    <w:bookmarkEnd w:id="71"/>
+    <w:bookmarkStart w:id="72" w:name="八参考文献"/>
     <w:p>
       <w:pPr>
         <w:pStyle w:val="Heading2"/>
@@ -11408,8 +13114,8 @@
         </w:pict>
       </w:r>
     </w:p>
-    <w:bookmarkEnd w:id="65"/>
-    <w:bookmarkStart w:id="66" w:name="附录-a-求解代码结构"/>
+    <w:bookmarkEnd w:id="72"/>
+    <w:bookmarkStart w:id="73" w:name="附录-a-求解代码结构"/>
     <w:p>
       <w:pPr>
         <w:pStyle w:val="Heading2"/>
@@ -11799,6 +13505,51 @@
               <w:rPr>
                 <w:rStyle w:val="VerbatimChar"/>
               </w:rPr>
+              <w:t xml:space="preserve">solve_multiyear.py</w:t>
+            </w:r>
+          </w:p>
+        </w:tc>
+        <w:tc>
+          <w:tcPr/>
+          <w:p>
+            <w:pPr>
+              <w:pStyle w:val="Compact"/>
+            </w:pPr>
+            <w:r>
+              <w:rPr>
+                <w:rFonts w:hint="eastAsia"/>
+              </w:rPr>
+              <w:t xml:space="preserve">多年度长期运行方案（典型年平铺</w:t>
+            </w:r>
+            <w:r>
+              <w:t xml:space="preserve"> N </w:t>
+            </w:r>
+            <w:r>
+              <w:rPr>
+                <w:rFonts w:hint="eastAsia"/>
+              </w:rPr>
+              <w:t xml:space="preserve">年、四种首末边界），</w:t>
+            </w:r>
+            <w:r>
+              <w:rPr>
+                <w:rStyle w:val="VerbatimChar"/>
+              </w:rPr>
+              <w:t xml:space="preserve">_multiyear_summary.txt</w:t>
+            </w:r>
+          </w:p>
+        </w:tc>
+      </w:tr>
+      <w:tr>
+        <w:tc>
+          <w:tcPr/>
+          <w:p>
+            <w:pPr>
+              <w:pStyle w:val="Compact"/>
+            </w:pPr>
+            <w:r>
+              <w:rPr>
+                <w:rStyle w:val="VerbatimChar"/>
+              </w:rPr>
               <w:t xml:space="preserve">test_q2_edge.py</w:t>
             </w:r>
           </w:p>
@@ -12344,6 +14095,63 @@
               <w:rPr>
                 <w:rFonts w:hint="eastAsia"/>
               </w:rPr>
+              <w:t xml:space="preserve">图7</w:t>
+            </w:r>
+          </w:p>
+        </w:tc>
+        <w:tc>
+          <w:tcPr/>
+          <w:p>
+            <w:pPr>
+              <w:pStyle w:val="Compact"/>
+            </w:pPr>
+            <w:r>
+              <w:rPr>
+                <w:rStyle w:val="VerbatimChar"/>
+                <w:rFonts w:hint="eastAsia"/>
+              </w:rPr>
+              <w:t xml:space="preserve">fig_多年度长期运行</w:t>
+            </w:r>
+          </w:p>
+        </w:tc>
+        <w:tc>
+          <w:tcPr/>
+          <w:p>
+            <w:pPr>
+              <w:pStyle w:val="Compact"/>
+            </w:pPr>
+            <w:r>
+              <w:t xml:space="preserve">§5.5 </w:t>
+            </w:r>
+            <w:r>
+              <w:rPr>
+                <w:rFonts w:hint="eastAsia"/>
+              </w:rPr>
+              <w:t xml:space="preserve">多年度</w:t>
+            </w:r>
+            <w:r>
+              <w:t xml:space="preserve"> SOC </w:t>
+            </w:r>
+            <w:r>
+              <w:rPr>
+                <w:rFonts w:hint="eastAsia"/>
+              </w:rPr>
+              <w:t xml:space="preserve">轨迹与逐年边界电量</w:t>
+            </w:r>
+          </w:p>
+        </w:tc>
+      </w:tr>
+      <w:tr>
+        <w:tc>
+          <w:tcPr/>
+          <w:p>
+            <w:pPr>
+              <w:pStyle w:val="Compact"/>
+            </w:pPr>
+            <w:r>
+              <w:rPr>
+                <w:rFonts w:hint="eastAsia"/>
+              </w:rPr>
               <w:t xml:space="preserve">图T-A/B/C</w:t>
             </w:r>
           </w:p>
@@ -12378,8 +14186,8 @@
         </w:tc>
       </w:tr>
     </w:tbl>
-    <w:bookmarkEnd w:id="66"/>
-    <w:bookmarkEnd w:id="67"/>
+    <w:bookmarkEnd w:id="73"/>
+    <w:bookmarkEnd w:id="74"/>
     <w:sectPr>
       <w:footnotePr>
         <w:numRestart w:val="eachSect"/>
@@ -12685,34 +14493,7 @@
     <w:abstractNumId w:val="991"/>
   </w:num>
   <w:num w:numId="1002">
-    <w:abstractNumId w:val="99411"/>
-    <w:lvlOverride w:ilvl="0">
-      <w:startOverride w:val="1"/>
-    </w:lvlOverride>
-    <w:lvlOverride w:ilvl="1">
-      <w:startOverride w:val="1"/>
-    </w:lvlOverride>
-    <w:lvlOverride w:ilvl="2">
-      <w:startOverride w:val="1"/>
-    </w:lvlOverride>
-    <w:lvlOverride w:ilvl="3">
-      <w:startOverride w:val="1"/>
-    </w:lvlOverride>
-    <w:lvlOverride w:ilvl="4">
-      <w:startOverride w:val="1"/>
-    </w:lvlOverride>
-    <w:lvlOverride w:ilvl="5">
-      <w:startOverride w:val="1"/>
-    </w:lvlOverride>
-    <w:lvlOverride w:ilvl="6">
-      <w:startOverride w:val="1"/>
-    </w:lvlOverride>
-    <w:lvlOverride w:ilvl="7">
-      <w:startOverride w:val="1"/>
-    </w:lvlOverride>
-    <w:lvlOverride w:ilvl="8">
-      <w:startOverride w:val="1"/>
-    </w:lvlOverride>
+    <w:abstractNumId w:val="991"/>
   </w:num>
   <w:num w:numId="1003">
     <w:abstractNumId w:val="99411"/>
@@ -12745,6 +14526,36 @@
     </w:lvlOverride>
   </w:num>
   <w:num w:numId="1004">
+    <w:abstractNumId w:val="99411"/>
+    <w:lvlOverride w:ilvl="0">
+      <w:startOverride w:val="1"/>
+    </w:lvlOverride>
+    <w:lvlOverride w:ilvl="1">
+      <w:startOverride w:val="1"/>
+    </w:lvlOverride>
+    <w:lvlOverride w:ilvl="2">
+      <w:startOverride w:val="1"/>
+    </w:lvlOverride>
+    <w:lvlOverride w:ilvl="3">
+      <w:startOverride w:val="1"/>
+    </w:lvlOverride>
+    <w:lvlOverride w:ilvl="4">
+      <w:startOverride w:val="1"/>
+    </w:lvlOverride>
+    <w:lvlOverride w:ilvl="5">
+      <w:startOverride w:val="1"/>
+    </w:lvlOverride>
+    <w:lvlOverride w:ilvl="6">
+      <w:startOverride w:val="1"/>
+    </w:lvlOverride>
+    <w:lvlOverride w:ilvl="7">
+      <w:startOverride w:val="1"/>
+    </w:lvlOverride>
+    <w:lvlOverride w:ilvl="8">
+      <w:startOverride w:val="1"/>
+    </w:lvlOverride>
+  </w:num>
+  <w:num w:numId="1005">
     <w:abstractNumId w:val="991"/>
   </w:num>
 </w:numbering>

--- a/论文初稿.docx
+++ b/论文初稿.docx
@@ -2,7 +2,7 @@
 <file path=word/document.xml><?xml version="1.0" encoding="utf-8"?>
 <w:document xmlns:w="http://schemas.openxmlformats.org/wordprocessingml/2006/main" xmlns:m="http://schemas.openxmlformats.org/officeDocument/2006/math" xmlns:r="http://schemas.openxmlformats.org/officeDocument/2006/relationships" xmlns:o="urn:schemas-microsoft-com:office:office" xmlns:v="urn:schemas-microsoft-com:vml" xmlns:w10="urn:schemas-microsoft-com:office:word" xmlns:a="http://schemas.openxmlformats.org/drawingml/2006/main" xmlns:pic="http://schemas.openxmlformats.org/drawingml/2006/picture" xmlns:wp="http://schemas.openxmlformats.org/drawingml/2006/wordprocessingDrawing">
   <w:body>
-    <w:bookmarkStart w:id="74" w:name="微网与外部电网电力调控策略"/>
+    <w:bookmarkStart w:id="79" w:name="微网与外部电网电力调控策略"/>
     <w:p>
       <w:pPr>
         <w:pStyle w:val="Heading1"/>
@@ -846,7 +846,7 @@
         <w:rPr>
           <w:rFonts w:hint="eastAsia"/>
         </w:rPr>
-        <w:t xml:space="preserve">储能容量极小）验证了模型的鲁棒性与合理性；并将</w:t>
+        <w:t xml:space="preserve">储能容量极小）与储能容量、效率、紧急购电价倍数的灵敏度分析验证了模型的鲁棒性——总费随容量与效率单调下降、随倍数线性上升，最优调度结构对参数扰动不敏感；并将</w:t>
       </w:r>
       <w:r>
         <w:t xml:space="preserve"> 2025 </w:t>
@@ -11751,7 +11751,7 @@
     <w:bookmarkEnd w:id="55"/>
     <w:bookmarkEnd w:id="56"/>
     <w:bookmarkEnd w:id="57"/>
-    <w:bookmarkStart w:id="67" w:name="六模型检验与灵敏度分析"/>
+    <w:bookmarkStart w:id="72" w:name="六模型检验与灵敏度分析"/>
     <w:p>
       <w:pPr>
         <w:pStyle w:val="Heading2"/>
@@ -11761,6 +11761,21 @@
           <w:rFonts w:hint="eastAsia"/>
         </w:rPr>
         <w:t xml:space="preserve">六、模型检验与灵敏度分析</w:t>
+      </w:r>
+    </w:p>
+    <w:bookmarkStart w:id="67" w:name="模型检验边界测试"/>
+    <w:p>
+      <w:pPr>
+        <w:pStyle w:val="Heading3"/>
+      </w:pPr>
+      <w:r>
+        <w:t xml:space="preserve">6.1 </w:t>
+      </w:r>
+      <w:r>
+        <w:rPr>
+          <w:rFonts w:hint="eastAsia"/>
+        </w:rPr>
+        <w:t xml:space="preserve">模型检验（边界测试）</w:t>
       </w:r>
     </w:p>
     <w:p>
@@ -12499,6 +12514,1678 @@
         <w:t xml:space="preserve">测试C：储能容量极小</w:t>
       </w:r>
     </w:p>
+    <w:bookmarkEnd w:id="67"/>
+    <w:bookmarkStart w:id="71" w:name="灵敏度分析"/>
+    <w:p>
+      <w:pPr>
+        <w:pStyle w:val="Heading3"/>
+      </w:pPr>
+      <w:r>
+        <w:t xml:space="preserve">6.2 </w:t>
+      </w:r>
+      <w:r>
+        <w:rPr>
+          <w:rFonts w:hint="eastAsia"/>
+        </w:rPr>
+        <w:t xml:space="preserve">灵敏度分析</w:t>
+      </w:r>
+    </w:p>
+    <w:p>
+      <w:pPr>
+        <w:pStyle w:val="FirstParagraph"/>
+      </w:pPr>
+      <w:r>
+        <w:rPr>
+          <w:rFonts w:hint="eastAsia"/>
+        </w:rPr>
+        <w:t xml:space="preserve">为考察关键参数对结果的影响，本文对问题二鲁棒方案做三类单变量灵敏度分析：</w:t>
+      </w:r>
+      <w:r>
+        <w:rPr>
+          <w:rFonts w:hint="eastAsia"/>
+          <w:b/>
+          <w:bCs/>
+        </w:rPr>
+        <w:t xml:space="preserve">储能容量、储能效率与紧急购电价倍数</w:t>
+      </w:r>
+      <w:r>
+        <w:rPr>
+          <w:rFonts w:hint="eastAsia"/>
+        </w:rPr>
+        <w:t xml:space="preserve">，结果见[图S]。</w:t>
+      </w:r>
+    </w:p>
+    <w:p>
+      <w:pPr>
+        <w:pStyle w:val="BodyText"/>
+      </w:pPr>
+      <w:r>
+        <w:rPr>
+          <w:rFonts w:hint="eastAsia"/>
+          <w:b/>
+          <w:bCs/>
+        </w:rPr>
+        <w:t xml:space="preserve">（1）储能容量</w:t>
+      </w:r>
+      <w:r>
+        <w:rPr>
+          <w:rFonts w:hint="eastAsia"/>
+        </w:rPr>
+        <w:t xml:space="preserve">。将名义容量</w:t>
+      </w:r>
+      <w:r>
+        <w:t xml:space="preserve"> 12 </w:t>
+      </w:r>
+      <w:r>
+        <w:rPr>
+          <w:rFonts w:hint="eastAsia"/>
+        </w:rPr>
+        <w:t xml:space="preserve">MWh（运行区间</w:t>
+      </w:r>
+      <w:r>
+        <w:t xml:space="preserve"> </w:t>
+      </w:r>
+      <m:oMath>
+        <m:r>
+          <m:rPr>
+            <m:sty m:val="p"/>
+          </m:rPr>
+          <m:t>[</m:t>
+        </m:r>
+        <m:r>
+          <m:t>1200</m:t>
+        </m:r>
+        <m:r>
+          <m:rPr>
+            <m:sty m:val="p"/>
+          </m:rPr>
+          <m:t>,</m:t>
+        </m:r>
+        <m:r>
+          <m:t>10800</m:t>
+        </m:r>
+        <m:r>
+          <m:rPr>
+            <m:sty m:val="p"/>
+          </m:rPr>
+          <m:t>]</m:t>
+        </m:r>
+      </m:oMath>
+      <w:r>
+        <w:t xml:space="preserve"> </w:t>
+      </w:r>
+      <w:r>
+        <w:rPr>
+          <w:rFonts w:hint="eastAsia"/>
+        </w:rPr>
+        <w:t xml:space="preserve">kWh）整体缩放</w:t>
+      </w:r>
+      <w:r>
+        <w:t xml:space="preserve"> 0.5~1.5 </w:t>
+      </w:r>
+      <w:r>
+        <w:rPr>
+          <w:rFonts w:hint="eastAsia"/>
+        </w:rPr>
+        <w:t xml:space="preserve">倍（初始电量同步取区间中点</w:t>
+      </w:r>
+      <w:r>
+        <w:t xml:space="preserve"> </w:t>
+      </w:r>
+      <m:oMath>
+        <m:r>
+          <m:t>6000</m:t>
+        </m:r>
+        <m:r>
+          <m:rPr>
+            <m:sty m:val="p"/>
+          </m:rPr>
+          <m:t>×</m:t>
+        </m:r>
+      </m:oMath>
+      <w:r>
+        <w:t xml:space="preserve"> </w:t>
+      </w:r>
+      <w:r>
+        <w:rPr>
+          <w:rFonts w:hint="eastAsia"/>
+        </w:rPr>
+        <w:t xml:space="preserve">缩放），重解全年两阶段鲁棒模型：</w:t>
+      </w:r>
+    </w:p>
+    <w:tbl>
+      <w:tblPr>
+        <w:tblStyle w:val="Table"/>
+        <w:tblW w:type="auto" w:w="0"/>
+        <w:tblLook w:firstRow="1" w:lastRow="0" w:firstColumn="0" w:lastColumn="0" w:noHBand="0" w:noVBand="0" w:val="0020"/>
+      </w:tblPr>
+      <w:tblGrid>
+        <w:gridCol w:w="1980"/>
+        <w:gridCol w:w="1980"/>
+        <w:gridCol w:w="1980"/>
+        <w:gridCol w:w="1980"/>
+      </w:tblGrid>
+      <w:tr>
+        <w:trPr>
+          <w:tblHeader w:val="on"/>
+        </w:trPr>
+        <w:tc>
+          <w:tcPr/>
+          <w:p>
+            <w:pPr>
+              <w:pStyle w:val="Compact"/>
+            </w:pPr>
+            <w:r>
+              <w:rPr>
+                <w:rFonts w:hint="eastAsia"/>
+              </w:rPr>
+              <w:t xml:space="preserve">容量缩放</w:t>
+            </w:r>
+          </w:p>
+        </w:tc>
+        <w:tc>
+          <w:tcPr/>
+          <w:p>
+            <w:pPr>
+              <w:pStyle w:val="Compact"/>
+            </w:pPr>
+            <w:r>
+              <w:rPr>
+                <w:rFonts w:hint="eastAsia"/>
+              </w:rPr>
+              <w:t xml:space="preserve">运行区间</w:t>
+            </w:r>
+            <w:r>
+              <w:t xml:space="preserve"> (kWh)</w:t>
+            </w:r>
+          </w:p>
+        </w:tc>
+        <w:tc>
+          <w:tcPr/>
+          <w:p>
+            <w:pPr>
+              <w:pStyle w:val="Compact"/>
+            </w:pPr>
+            <w:r>
+              <w:rPr>
+                <w:rFonts w:hint="eastAsia"/>
+              </w:rPr>
+              <w:t xml:space="preserve">紧急购电量</w:t>
+            </w:r>
+            <w:r>
+              <w:t xml:space="preserve"> (kWh)</w:t>
+            </w:r>
+          </w:p>
+        </w:tc>
+        <w:tc>
+          <w:tcPr/>
+          <w:p>
+            <w:pPr>
+              <w:pStyle w:val="Compact"/>
+            </w:pPr>
+            <w:r>
+              <w:rPr>
+                <w:rFonts w:hint="eastAsia"/>
+              </w:rPr>
+              <w:t xml:space="preserve">总购电费</w:t>
+            </w:r>
+            <w:r>
+              <w:t xml:space="preserve"> </w:t>
+            </w:r>
+            <w:r>
+              <w:rPr>
+                <w:rFonts w:hint="eastAsia"/>
+              </w:rPr>
+              <w:t xml:space="preserve">(元)</w:t>
+            </w:r>
+          </w:p>
+        </w:tc>
+      </w:tr>
+      <w:tr>
+        <w:tc>
+          <w:tcPr/>
+          <w:p>
+            <w:pPr>
+              <w:pStyle w:val="Compact"/>
+            </w:pPr>
+            <w:r>
+              <w:t xml:space="preserve">0.5</w:t>
+            </w:r>
+          </w:p>
+        </w:tc>
+        <w:tc>
+          <w:tcPr/>
+          <w:p>
+            <w:pPr>
+              <w:pStyle w:val="Compact"/>
+            </w:pPr>
+            <m:oMath>
+              <m:r>
+                <m:rPr>
+                  <m:sty m:val="p"/>
+                </m:rPr>
+                <m:t>[</m:t>
+              </m:r>
+              <m:r>
+                <m:t>600</m:t>
+              </m:r>
+              <m:r>
+                <m:rPr>
+                  <m:sty m:val="p"/>
+                </m:rPr>
+                <m:t>,</m:t>
+              </m:r>
+              <m:r>
+                <m:t>5400</m:t>
+              </m:r>
+              <m:r>
+                <m:rPr>
+                  <m:sty m:val="p"/>
+                </m:rPr>
+                <m:t>]</m:t>
+              </m:r>
+            </m:oMath>
+          </w:p>
+        </w:tc>
+        <w:tc>
+          <w:tcPr/>
+          <w:p>
+            <w:pPr>
+              <w:pStyle w:val="Compact"/>
+            </w:pPr>
+            <w:r>
+              <w:t xml:space="preserve">741 713.57</w:t>
+            </w:r>
+          </w:p>
+        </w:tc>
+        <w:tc>
+          <w:tcPr/>
+          <w:p>
+            <w:pPr>
+              <w:pStyle w:val="Compact"/>
+            </w:pPr>
+            <w:r>
+              <w:rPr>
+                <w:b/>
+                <w:bCs/>
+              </w:rPr>
+              <w:t xml:space="preserve">17 166 687.04</w:t>
+            </w:r>
+          </w:p>
+        </w:tc>
+      </w:tr>
+      <w:tr>
+        <w:tc>
+          <w:tcPr/>
+          <w:p>
+            <w:pPr>
+              <w:pStyle w:val="Compact"/>
+            </w:pPr>
+            <w:r>
+              <w:t xml:space="preserve">0.75</w:t>
+            </w:r>
+          </w:p>
+        </w:tc>
+        <w:tc>
+          <w:tcPr/>
+          <w:p>
+            <w:pPr>
+              <w:pStyle w:val="Compact"/>
+            </w:pPr>
+            <m:oMath>
+              <m:r>
+                <m:rPr>
+                  <m:sty m:val="p"/>
+                </m:rPr>
+                <m:t>[</m:t>
+              </m:r>
+              <m:r>
+                <m:t>900</m:t>
+              </m:r>
+              <m:r>
+                <m:rPr>
+                  <m:sty m:val="p"/>
+                </m:rPr>
+                <m:t>,</m:t>
+              </m:r>
+              <m:r>
+                <m:t>8100</m:t>
+              </m:r>
+              <m:r>
+                <m:rPr>
+                  <m:sty m:val="p"/>
+                </m:rPr>
+                <m:t>]</m:t>
+              </m:r>
+            </m:oMath>
+          </w:p>
+        </w:tc>
+        <w:tc>
+          <w:tcPr/>
+          <w:p>
+            <w:pPr>
+              <w:pStyle w:val="Compact"/>
+            </w:pPr>
+            <w:r>
+              <w:t xml:space="preserve">706 937.60</w:t>
+            </w:r>
+          </w:p>
+        </w:tc>
+        <w:tc>
+          <w:tcPr/>
+          <w:p>
+            <w:pPr>
+              <w:pStyle w:val="Compact"/>
+            </w:pPr>
+            <w:r>
+              <w:t xml:space="preserve">16 023 046.31</w:t>
+            </w:r>
+          </w:p>
+        </w:tc>
+      </w:tr>
+      <w:tr>
+        <w:tc>
+          <w:tcPr/>
+          <w:p>
+            <w:pPr>
+              <w:pStyle w:val="Compact"/>
+            </w:pPr>
+            <w:r>
+              <w:t xml:space="preserve">1.0</w:t>
+            </w:r>
+          </w:p>
+        </w:tc>
+        <w:tc>
+          <w:tcPr/>
+          <w:p>
+            <w:pPr>
+              <w:pStyle w:val="Compact"/>
+            </w:pPr>
+            <m:oMath>
+              <m:r>
+                <m:rPr>
+                  <m:sty m:val="p"/>
+                </m:rPr>
+                <m:t>[</m:t>
+              </m:r>
+              <m:r>
+                <m:t>1200</m:t>
+              </m:r>
+              <m:r>
+                <m:rPr>
+                  <m:sty m:val="p"/>
+                </m:rPr>
+                <m:t>,</m:t>
+              </m:r>
+              <m:r>
+                <m:t>10800</m:t>
+              </m:r>
+              <m:r>
+                <m:rPr>
+                  <m:sty m:val="p"/>
+                </m:rPr>
+                <m:t>]</m:t>
+              </m:r>
+            </m:oMath>
+          </w:p>
+        </w:tc>
+        <w:tc>
+          <w:tcPr/>
+          <w:p>
+            <w:pPr>
+              <w:pStyle w:val="Compact"/>
+            </w:pPr>
+            <w:r>
+              <w:t xml:space="preserve">575 740.84</w:t>
+            </w:r>
+          </w:p>
+        </w:tc>
+        <w:tc>
+          <w:tcPr/>
+          <w:p>
+            <w:pPr>
+              <w:pStyle w:val="Compact"/>
+            </w:pPr>
+            <w:r>
+              <w:t xml:space="preserve">14 725 260.23</w:t>
+            </w:r>
+          </w:p>
+        </w:tc>
+      </w:tr>
+      <w:tr>
+        <w:tc>
+          <w:tcPr/>
+          <w:p>
+            <w:pPr>
+              <w:pStyle w:val="Compact"/>
+            </w:pPr>
+            <w:r>
+              <w:t xml:space="preserve">1.25</w:t>
+            </w:r>
+          </w:p>
+        </w:tc>
+        <w:tc>
+          <w:tcPr/>
+          <w:p>
+            <w:pPr>
+              <w:pStyle w:val="Compact"/>
+            </w:pPr>
+            <m:oMath>
+              <m:r>
+                <m:rPr>
+                  <m:sty m:val="p"/>
+                </m:rPr>
+                <m:t>[</m:t>
+              </m:r>
+              <m:r>
+                <m:t>1500</m:t>
+              </m:r>
+              <m:r>
+                <m:rPr>
+                  <m:sty m:val="p"/>
+                </m:rPr>
+                <m:t>,</m:t>
+              </m:r>
+              <m:r>
+                <m:t>13500</m:t>
+              </m:r>
+              <m:r>
+                <m:rPr>
+                  <m:sty m:val="p"/>
+                </m:rPr>
+                <m:t>]</m:t>
+              </m:r>
+            </m:oMath>
+          </w:p>
+        </w:tc>
+        <w:tc>
+          <w:tcPr/>
+          <w:p>
+            <w:pPr>
+              <w:pStyle w:val="Compact"/>
+            </w:pPr>
+            <w:r>
+              <w:t xml:space="preserve">431 782.48</w:t>
+            </w:r>
+          </w:p>
+        </w:tc>
+        <w:tc>
+          <w:tcPr/>
+          <w:p>
+            <w:pPr>
+              <w:pStyle w:val="Compact"/>
+            </w:pPr>
+            <w:r>
+              <w:t xml:space="preserve">13 557 413.95</w:t>
+            </w:r>
+          </w:p>
+        </w:tc>
+      </w:tr>
+      <w:tr>
+        <w:tc>
+          <w:tcPr/>
+          <w:p>
+            <w:pPr>
+              <w:pStyle w:val="Compact"/>
+            </w:pPr>
+            <w:r>
+              <w:t xml:space="preserve">1.5</w:t>
+            </w:r>
+          </w:p>
+        </w:tc>
+        <w:tc>
+          <w:tcPr/>
+          <w:p>
+            <w:pPr>
+              <w:pStyle w:val="Compact"/>
+            </w:pPr>
+            <m:oMath>
+              <m:r>
+                <m:rPr>
+                  <m:sty m:val="p"/>
+                </m:rPr>
+                <m:t>[</m:t>
+              </m:r>
+              <m:r>
+                <m:t>1800</m:t>
+              </m:r>
+              <m:r>
+                <m:rPr>
+                  <m:sty m:val="p"/>
+                </m:rPr>
+                <m:t>,</m:t>
+              </m:r>
+              <m:r>
+                <m:t>16200</m:t>
+              </m:r>
+              <m:r>
+                <m:rPr>
+                  <m:sty m:val="p"/>
+                </m:rPr>
+                <m:t>]</m:t>
+              </m:r>
+            </m:oMath>
+          </w:p>
+        </w:tc>
+        <w:tc>
+          <w:tcPr/>
+          <w:p>
+            <w:pPr>
+              <w:pStyle w:val="Compact"/>
+            </w:pPr>
+            <w:r>
+              <w:t xml:space="preserve">409 622.18</w:t>
+            </w:r>
+          </w:p>
+        </w:tc>
+        <w:tc>
+          <w:tcPr/>
+          <w:p>
+            <w:pPr>
+              <w:pStyle w:val="Compact"/>
+            </w:pPr>
+            <w:r>
+              <w:rPr>
+                <w:b/>
+                <w:bCs/>
+              </w:rPr>
+              <w:t xml:space="preserve">12 939 850.63</w:t>
+            </w:r>
+          </w:p>
+        </w:tc>
+      </w:tr>
+    </w:tbl>
+    <w:p>
+      <w:pPr>
+        <w:pStyle w:val="BodyText"/>
+      </w:pPr>
+      <w:r>
+        <w:rPr>
+          <w:rFonts w:hint="eastAsia"/>
+        </w:rPr>
+        <w:t xml:space="preserve">容量越大、总费越低，但</w:t>
+      </w:r>
+      <w:r>
+        <w:rPr>
+          <w:rFonts w:hint="eastAsia"/>
+          <w:b/>
+          <w:bCs/>
+        </w:rPr>
+        <w:t xml:space="preserve">边际收益递减</w:t>
+      </w:r>
+      <w:r>
+        <w:rPr>
+          <w:rFonts w:hint="eastAsia"/>
+        </w:rPr>
+        <w:t xml:space="preserve">：容量从</w:t>
+      </w:r>
+      <w:r>
+        <w:t xml:space="preserve"> 0.5 </w:t>
+      </w:r>
+      <w:r>
+        <w:rPr>
+          <w:rFonts w:hint="eastAsia"/>
+        </w:rPr>
+        <w:t xml:space="preserve">倍增至</w:t>
+      </w:r>
+      <w:r>
+        <w:t xml:space="preserve"> 1.0 </w:t>
+      </w:r>
+      <w:r>
+        <w:rPr>
+          <w:rFonts w:hint="eastAsia"/>
+        </w:rPr>
+        <w:t xml:space="preserve">倍约节省</w:t>
+      </w:r>
+      <w:r>
+        <w:t xml:space="preserve"> </w:t>
+      </w:r>
+      <m:oMath>
+        <m:r>
+          <m:t>244</m:t>
+        </m:r>
+      </m:oMath>
+      <w:r>
+        <w:t xml:space="preserve"> </w:t>
+      </w:r>
+      <w:r>
+        <w:rPr>
+          <w:rFonts w:hint="eastAsia"/>
+        </w:rPr>
+        <w:t xml:space="preserve">万元，而</w:t>
+      </w:r>
+      <w:r>
+        <w:t xml:space="preserve"> 1.0 </w:t>
+      </w:r>
+      <w:r>
+        <w:rPr>
+          <w:rFonts w:hint="eastAsia"/>
+        </w:rPr>
+        <w:t xml:space="preserve">倍增至</w:t>
+      </w:r>
+      <w:r>
+        <w:t xml:space="preserve"> 1.5 </w:t>
+      </w:r>
+      <w:r>
+        <w:rPr>
+          <w:rFonts w:hint="eastAsia"/>
+        </w:rPr>
+        <w:t xml:space="preserve">倍仅再节省约</w:t>
+      </w:r>
+      <w:r>
+        <w:t xml:space="preserve"> </w:t>
+      </w:r>
+      <m:oMath>
+        <m:r>
+          <m:t>179</m:t>
+        </m:r>
+      </m:oMath>
+      <w:r>
+        <w:t xml:space="preserve"> </w:t>
+      </w:r>
+      <w:r>
+        <w:rPr>
+          <w:rFonts w:hint="eastAsia"/>
+        </w:rPr>
+        <w:t xml:space="preserve">万元；紧急购电量随容量扩大单调下降（</w:t>
+      </w:r>
+      <m:oMath>
+        <m:r>
+          <m:t>74.2</m:t>
+        </m:r>
+        <m:r>
+          <m:rPr>
+            <m:sty m:val="p"/>
+          </m:rPr>
+          <m:t>→</m:t>
+        </m:r>
+        <m:r>
+          <m:t>41.0</m:t>
+        </m:r>
+      </m:oMath>
+      <w:r>
+        <w:t xml:space="preserve"> </w:t>
+      </w:r>
+      <w:r>
+        <w:rPr>
+          <w:rFonts w:hint="eastAsia"/>
+        </w:rPr>
+        <w:t xml:space="preserve">万</w:t>
+      </w:r>
+      <w:r>
+        <w:t xml:space="preserve"> </w:t>
+      </w:r>
+      <w:r>
+        <w:rPr>
+          <w:rFonts w:hint="eastAsia"/>
+        </w:rPr>
+        <w:t xml:space="preserve">kWh）。说明题目给定的</w:t>
+      </w:r>
+      <w:r>
+        <w:t xml:space="preserve"> 12 MWh </w:t>
+      </w:r>
+      <w:r>
+        <w:rPr>
+          <w:rFonts w:hint="eastAsia"/>
+        </w:rPr>
+        <w:t xml:space="preserve">容量已接近”平抑光伏误差、消纳富余光伏”的规模经济拐点，继续增大容量性价比下降。</w:t>
+      </w:r>
+    </w:p>
+    <w:p>
+      <w:pPr>
+        <w:pStyle w:val="BodyText"/>
+      </w:pPr>
+      <w:r>
+        <w:rPr>
+          <w:rFonts w:hint="eastAsia"/>
+          <w:b/>
+          <w:bCs/>
+        </w:rPr>
+        <w:t xml:space="preserve">（2）储能效率</w:t>
+      </w:r>
+      <w:r>
+        <w:rPr>
+          <w:rFonts w:hint="eastAsia"/>
+        </w:rPr>
+        <w:t xml:space="preserve">。将充放电效率</w:t>
+      </w:r>
+      <w:r>
+        <w:t xml:space="preserve"> </w:t>
+      </w:r>
+      <m:oMath>
+        <m:r>
+          <m:t>η</m:t>
+        </m:r>
+      </m:oMath>
+      <w:r>
+        <w:t xml:space="preserve"> </w:t>
+      </w:r>
+      <w:r>
+        <w:rPr>
+          <w:rFonts w:hint="eastAsia"/>
+        </w:rPr>
+        <w:t xml:space="preserve">取</w:t>
+      </w:r>
+      <w:r>
+        <w:t xml:space="preserve"> </w:t>
+      </w:r>
+      <m:oMath>
+        <m:r>
+          <m:t>0.80</m:t>
+        </m:r>
+        <m:r>
+          <m:rPr>
+            <m:sty m:val="p"/>
+          </m:rPr>
+          <m:t>∼</m:t>
+        </m:r>
+        <m:r>
+          <m:t>0.95</m:t>
+        </m:r>
+      </m:oMath>
+      <w:r>
+        <w:t xml:space="preserve"> </w:t>
+      </w:r>
+      <w:r>
+        <w:rPr>
+          <w:rFonts w:hint="eastAsia"/>
+        </w:rPr>
+        <w:t xml:space="preserve">重解：</w:t>
+      </w:r>
+    </w:p>
+    <w:tbl>
+      <w:tblPr>
+        <w:tblStyle w:val="Table"/>
+        <w:tblW w:type="auto" w:w="0"/>
+        <w:tblLook w:firstRow="1" w:lastRow="0" w:firstColumn="0" w:lastColumn="0" w:noHBand="0" w:noVBand="0" w:val="0020"/>
+      </w:tblPr>
+      <w:tblGrid>
+        <w:gridCol w:w="2640"/>
+        <w:gridCol w:w="2640"/>
+        <w:gridCol w:w="2640"/>
+      </w:tblGrid>
+      <w:tr>
+        <w:trPr>
+          <w:tblHeader w:val="on"/>
+        </w:trPr>
+        <w:tc>
+          <w:tcPr/>
+          <w:p>
+            <w:pPr>
+              <w:pStyle w:val="Compact"/>
+            </w:pPr>
+            <w:r>
+              <w:rPr>
+                <w:rFonts w:hint="eastAsia"/>
+              </w:rPr>
+              <w:t xml:space="preserve">效率</w:t>
+            </w:r>
+            <w:r>
+              <w:t xml:space="preserve"> </w:t>
+            </w:r>
+            <m:oMath>
+              <m:r>
+                <m:t>η</m:t>
+              </m:r>
+            </m:oMath>
+          </w:p>
+        </w:tc>
+        <w:tc>
+          <w:tcPr/>
+          <w:p>
+            <w:pPr>
+              <w:pStyle w:val="Compact"/>
+            </w:pPr>
+            <w:r>
+              <w:rPr>
+                <w:rFonts w:hint="eastAsia"/>
+              </w:rPr>
+              <w:t xml:space="preserve">计划购电费</w:t>
+            </w:r>
+            <w:r>
+              <w:t xml:space="preserve"> </w:t>
+            </w:r>
+            <w:r>
+              <w:rPr>
+                <w:rFonts w:hint="eastAsia"/>
+              </w:rPr>
+              <w:t xml:space="preserve">(元)</w:t>
+            </w:r>
+          </w:p>
+        </w:tc>
+        <w:tc>
+          <w:tcPr/>
+          <w:p>
+            <w:pPr>
+              <w:pStyle w:val="Compact"/>
+            </w:pPr>
+            <w:r>
+              <w:rPr>
+                <w:rFonts w:hint="eastAsia"/>
+              </w:rPr>
+              <w:t xml:space="preserve">总购电费</w:t>
+            </w:r>
+            <w:r>
+              <w:t xml:space="preserve"> </w:t>
+            </w:r>
+            <w:r>
+              <w:rPr>
+                <w:rFonts w:hint="eastAsia"/>
+              </w:rPr>
+              <w:t xml:space="preserve">(元)</w:t>
+            </w:r>
+          </w:p>
+        </w:tc>
+      </w:tr>
+      <w:tr>
+        <w:tc>
+          <w:tcPr/>
+          <w:p>
+            <w:pPr>
+              <w:pStyle w:val="Compact"/>
+            </w:pPr>
+            <w:r>
+              <w:t xml:space="preserve">0.80</w:t>
+            </w:r>
+          </w:p>
+        </w:tc>
+        <w:tc>
+          <w:tcPr/>
+          <w:p>
+            <w:pPr>
+              <w:pStyle w:val="Compact"/>
+            </w:pPr>
+            <w:r>
+              <w:t xml:space="preserve">13 440 890.85</w:t>
+            </w:r>
+          </w:p>
+        </w:tc>
+        <w:tc>
+          <w:tcPr/>
+          <w:p>
+            <w:pPr>
+              <w:pStyle w:val="Compact"/>
+            </w:pPr>
+            <w:r>
+              <w:rPr>
+                <w:b/>
+                <w:bCs/>
+              </w:rPr>
+              <w:t xml:space="preserve">15 549 521.73</w:t>
+            </w:r>
+          </w:p>
+        </w:tc>
+      </w:tr>
+      <w:tr>
+        <w:tc>
+          <w:tcPr/>
+          <w:p>
+            <w:pPr>
+              <w:pStyle w:val="Compact"/>
+            </w:pPr>
+            <w:r>
+              <w:t xml:space="preserve">0.85</w:t>
+            </w:r>
+          </w:p>
+        </w:tc>
+        <w:tc>
+          <w:tcPr/>
+          <w:p>
+            <w:pPr>
+              <w:pStyle w:val="Compact"/>
+            </w:pPr>
+            <w:r>
+              <w:t xml:space="preserve">12 989 387.61</w:t>
+            </w:r>
+          </w:p>
+        </w:tc>
+        <w:tc>
+          <w:tcPr/>
+          <w:p>
+            <w:pPr>
+              <w:pStyle w:val="Compact"/>
+            </w:pPr>
+            <w:r>
+              <w:t xml:space="preserve">15 167 925.20</w:t>
+            </w:r>
+          </w:p>
+        </w:tc>
+      </w:tr>
+      <w:tr>
+        <w:tc>
+          <w:tcPr/>
+          <w:p>
+            <w:pPr>
+              <w:pStyle w:val="Compact"/>
+            </w:pPr>
+            <w:r>
+              <w:t xml:space="preserve">0.90</w:t>
+            </w:r>
+          </w:p>
+        </w:tc>
+        <w:tc>
+          <w:tcPr/>
+          <w:p>
+            <w:pPr>
+              <w:pStyle w:val="Compact"/>
+            </w:pPr>
+            <w:r>
+              <w:t xml:space="preserve">12 549 415.99</w:t>
+            </w:r>
+          </w:p>
+        </w:tc>
+        <w:tc>
+          <w:tcPr/>
+          <w:p>
+            <w:pPr>
+              <w:pStyle w:val="Compact"/>
+            </w:pPr>
+            <w:r>
+              <w:t xml:space="preserve">14 725 260.23</w:t>
+            </w:r>
+          </w:p>
+        </w:tc>
+      </w:tr>
+      <w:tr>
+        <w:tc>
+          <w:tcPr/>
+          <w:p>
+            <w:pPr>
+              <w:pStyle w:val="Compact"/>
+            </w:pPr>
+            <w:r>
+              <w:t xml:space="preserve">0.95</w:t>
+            </w:r>
+          </w:p>
+        </w:tc>
+        <w:tc>
+          <w:tcPr/>
+          <w:p>
+            <w:pPr>
+              <w:pStyle w:val="Compact"/>
+            </w:pPr>
+            <w:r>
+              <w:t xml:space="preserve">12 127 647.12</w:t>
+            </w:r>
+          </w:p>
+        </w:tc>
+        <w:tc>
+          <w:tcPr/>
+          <w:p>
+            <w:pPr>
+              <w:pStyle w:val="Compact"/>
+            </w:pPr>
+            <w:r>
+              <w:rPr>
+                <w:b/>
+                <w:bCs/>
+              </w:rPr>
+              <w:t xml:space="preserve">14 319 974.73</w:t>
+            </w:r>
+          </w:p>
+        </w:tc>
+      </w:tr>
+    </w:tbl>
+    <w:p>
+      <w:pPr>
+        <w:pStyle w:val="BodyText"/>
+      </w:pPr>
+      <w:r>
+        <w:rPr>
+          <w:rFonts w:hint="eastAsia"/>
+        </w:rPr>
+        <w:t xml:space="preserve">总费随效率近似线性下降，</w:t>
+      </w:r>
+      <m:oMath>
+        <m:r>
+          <m:t>η</m:t>
+        </m:r>
+      </m:oMath>
+      <w:r>
+        <w:t xml:space="preserve"> </w:t>
+      </w:r>
+      <w:r>
+        <w:rPr>
+          <w:rFonts w:hint="eastAsia"/>
+        </w:rPr>
+        <w:t xml:space="preserve">每降低</w:t>
+      </w:r>
+      <w:r>
+        <w:t xml:space="preserve"> 5 </w:t>
+      </w:r>
+      <w:r>
+        <w:rPr>
+          <w:rFonts w:hint="eastAsia"/>
+        </w:rPr>
+        <w:t xml:space="preserve">个百分点、总费约增</w:t>
+      </w:r>
+      <w:r>
+        <w:t xml:space="preserve"> </w:t>
+      </w:r>
+      <m:oMath>
+        <m:r>
+          <m:t>44</m:t>
+        </m:r>
+        <m:r>
+          <m:rPr>
+            <m:sty m:val="p"/>
+          </m:rPr>
+          <m:t>∼</m:t>
+        </m:r>
+        <m:r>
+          <m:t>82</m:t>
+        </m:r>
+      </m:oMath>
+      <w:r>
+        <w:t xml:space="preserve"> </w:t>
+      </w:r>
+      <w:r>
+        <w:rPr>
+          <w:rFonts w:hint="eastAsia"/>
+        </w:rPr>
+        <w:t xml:space="preserve">万元，且主要作用于计划购电费——往返损耗</w:t>
+      </w:r>
+      <w:r>
+        <w:t xml:space="preserve"> </w:t>
+      </w:r>
+      <m:oMath>
+        <m:r>
+          <m:t>1</m:t>
+        </m:r>
+        <m:r>
+          <m:rPr>
+            <m:sty m:val="p"/>
+          </m:rPr>
+          <m:t>−</m:t>
+        </m:r>
+        <m:sSup>
+          <m:e>
+            <m:r>
+              <m:t>η</m:t>
+            </m:r>
+          </m:e>
+          <m:sup>
+            <m:r>
+              <m:t>2</m:t>
+            </m:r>
+          </m:sup>
+        </m:sSup>
+      </m:oMath>
+      <w:r>
+        <w:t xml:space="preserve"> </w:t>
+      </w:r>
+      <w:r>
+        <w:rPr>
+          <w:rFonts w:hint="eastAsia"/>
+        </w:rPr>
+        <w:t xml:space="preserve">直接抬高外购电量。可见储能效率对经济性影响显著，选用</w:t>
+      </w:r>
+      <w:r>
+        <w:t xml:space="preserve"> </w:t>
+      </w:r>
+      <m:oMath>
+        <m:r>
+          <m:t>η</m:t>
+        </m:r>
+        <m:r>
+          <m:rPr>
+            <m:sty m:val="p"/>
+          </m:rPr>
+          <m:t>≥</m:t>
+        </m:r>
+        <m:r>
+          <m:t>0.95</m:t>
+        </m:r>
+      </m:oMath>
+      <w:r>
+        <w:t xml:space="preserve"> </w:t>
+      </w:r>
+      <w:r>
+        <w:rPr>
+          <w:rFonts w:hint="eastAsia"/>
+        </w:rPr>
+        <w:t xml:space="preserve">的高效储能设备价值可观。</w:t>
+      </w:r>
+    </w:p>
+    <w:p>
+      <w:pPr>
+        <w:pStyle w:val="BodyText"/>
+      </w:pPr>
+      <w:r>
+        <w:rPr>
+          <w:rFonts w:hint="eastAsia"/>
+          <w:b/>
+          <w:bCs/>
+        </w:rPr>
+        <w:t xml:space="preserve">（3）紧急购电价倍数</w:t>
+      </w:r>
+      <w:r>
+        <w:rPr>
+          <w:rFonts w:hint="eastAsia"/>
+        </w:rPr>
+        <w:t xml:space="preserve">。倍数仅作为费用结算常数，不改变最优调度（重调度目标为</w:t>
+      </w:r>
+      <w:r>
+        <w:t xml:space="preserve"> </w:t>
+      </w:r>
+      <m:oMath>
+        <m:r>
+          <m:rPr>
+            <m:sty m:val="p"/>
+          </m:rPr>
+          <m:t>min</m:t>
+        </m:r>
+        <m:r>
+          <m:rPr>
+            <m:sty m:val="p"/>
+          </m:rPr>
+          <m:t>∑</m:t>
+        </m:r>
+        <m:sSub>
+          <m:e>
+            <m:r>
+              <m:t>p</m:t>
+            </m:r>
+          </m:e>
+          <m:sub>
+            <m:r>
+              <m:t>t</m:t>
+            </m:r>
+          </m:sub>
+        </m:sSub>
+        <m:sSub>
+          <m:e>
+            <m:r>
+              <m:t>e</m:t>
+            </m:r>
+          </m:e>
+          <m:sub>
+            <m:r>
+              <m:t>t</m:t>
+            </m:r>
+          </m:sub>
+        </m:sSub>
+      </m:oMath>
+      <w:r>
+        <w:rPr>
+          <w:rFonts w:hint="eastAsia"/>
+        </w:rPr>
+        <w:t xml:space="preserve">，常数因子不改变最优解），故总费随倍数</w:t>
+      </w:r>
+      <w:r>
+        <w:rPr>
+          <w:rFonts w:hint="eastAsia"/>
+          <w:b/>
+          <w:bCs/>
+        </w:rPr>
+        <w:t xml:space="preserve">线性</w:t>
+      </w:r>
+      <w:r>
+        <w:rPr>
+          <w:rFonts w:hint="eastAsia"/>
+        </w:rPr>
+        <w:t xml:space="preserve">变化：</w:t>
+      </w:r>
+    </w:p>
+    <w:tbl>
+      <w:tblPr>
+        <w:tblStyle w:val="Table"/>
+        <w:tblW w:type="auto" w:w="0"/>
+        <w:tblLook w:firstRow="1" w:lastRow="0" w:firstColumn="0" w:lastColumn="0" w:noHBand="0" w:noVBand="0" w:val="0020"/>
+      </w:tblPr>
+      <w:tblGrid>
+        <w:gridCol w:w="2640"/>
+        <w:gridCol w:w="2640"/>
+        <w:gridCol w:w="2640"/>
+      </w:tblGrid>
+      <w:tr>
+        <w:trPr>
+          <w:tblHeader w:val="on"/>
+        </w:trPr>
+        <w:tc>
+          <w:tcPr/>
+          <w:p>
+            <w:pPr>
+              <w:pStyle w:val="Compact"/>
+            </w:pPr>
+            <w:r>
+              <w:rPr>
+                <w:rFonts w:hint="eastAsia"/>
+              </w:rPr>
+              <w:t xml:space="preserve">倍数</w:t>
+            </w:r>
+          </w:p>
+        </w:tc>
+        <w:tc>
+          <w:tcPr/>
+          <w:p>
+            <w:pPr>
+              <w:pStyle w:val="Compact"/>
+            </w:pPr>
+            <w:r>
+              <w:rPr>
+                <w:rFonts w:hint="eastAsia"/>
+              </w:rPr>
+              <w:t xml:space="preserve">紧急购电费</w:t>
+            </w:r>
+            <w:r>
+              <w:t xml:space="preserve"> </w:t>
+            </w:r>
+            <w:r>
+              <w:rPr>
+                <w:rFonts w:hint="eastAsia"/>
+              </w:rPr>
+              <w:t xml:space="preserve">(元)</w:t>
+            </w:r>
+          </w:p>
+        </w:tc>
+        <w:tc>
+          <w:tcPr/>
+          <w:p>
+            <w:pPr>
+              <w:pStyle w:val="Compact"/>
+            </w:pPr>
+            <w:r>
+              <w:rPr>
+                <w:rFonts w:hint="eastAsia"/>
+              </w:rPr>
+              <w:t xml:space="preserve">总购电费</w:t>
+            </w:r>
+            <w:r>
+              <w:t xml:space="preserve"> </w:t>
+            </w:r>
+            <w:r>
+              <w:rPr>
+                <w:rFonts w:hint="eastAsia"/>
+              </w:rPr>
+              <w:t xml:space="preserve">(元)</w:t>
+            </w:r>
+          </w:p>
+        </w:tc>
+      </w:tr>
+      <w:tr>
+        <w:tc>
+          <w:tcPr/>
+          <w:p>
+            <w:pPr>
+              <w:pStyle w:val="Compact"/>
+            </w:pPr>
+            <w:r>
+              <w:t xml:space="preserve">3</w:t>
+            </w:r>
+          </w:p>
+        </w:tc>
+        <w:tc>
+          <w:tcPr/>
+          <w:p>
+            <w:pPr>
+              <w:pStyle w:val="Compact"/>
+            </w:pPr>
+            <w:r>
+              <w:t xml:space="preserve">1 305 506.55</w:t>
+            </w:r>
+          </w:p>
+        </w:tc>
+        <w:tc>
+          <w:tcPr/>
+          <w:p>
+            <w:pPr>
+              <w:pStyle w:val="Compact"/>
+            </w:pPr>
+            <w:r>
+              <w:rPr>
+                <w:b/>
+                <w:bCs/>
+              </w:rPr>
+              <w:t xml:space="preserve">13 854 922.53</w:t>
+            </w:r>
+          </w:p>
+        </w:tc>
+      </w:tr>
+      <w:tr>
+        <w:tc>
+          <w:tcPr/>
+          <w:p>
+            <w:pPr>
+              <w:pStyle w:val="Compact"/>
+            </w:pPr>
+            <w:r>
+              <w:t xml:space="preserve">4</w:t>
+            </w:r>
+          </w:p>
+        </w:tc>
+        <w:tc>
+          <w:tcPr/>
+          <w:p>
+            <w:pPr>
+              <w:pStyle w:val="Compact"/>
+            </w:pPr>
+            <w:r>
+              <w:t xml:space="preserve">1 740 675.40</w:t>
+            </w:r>
+          </w:p>
+        </w:tc>
+        <w:tc>
+          <w:tcPr/>
+          <w:p>
+            <w:pPr>
+              <w:pStyle w:val="Compact"/>
+            </w:pPr>
+            <w:r>
+              <w:t xml:space="preserve">14 290 091.38</w:t>
+            </w:r>
+          </w:p>
+        </w:tc>
+      </w:tr>
+      <w:tr>
+        <w:tc>
+          <w:tcPr/>
+          <w:p>
+            <w:pPr>
+              <w:pStyle w:val="Compact"/>
+            </w:pPr>
+            <w:r>
+              <w:t xml:space="preserve">5</w:t>
+            </w:r>
+          </w:p>
+        </w:tc>
+        <w:tc>
+          <w:tcPr/>
+          <w:p>
+            <w:pPr>
+              <w:pStyle w:val="Compact"/>
+            </w:pPr>
+            <w:r>
+              <w:t xml:space="preserve">2 175 844.25</w:t>
+            </w:r>
+          </w:p>
+        </w:tc>
+        <w:tc>
+          <w:tcPr/>
+          <w:p>
+            <w:pPr>
+              <w:pStyle w:val="Compact"/>
+            </w:pPr>
+            <w:r>
+              <w:t xml:space="preserve">14 725 260.23</w:t>
+            </w:r>
+          </w:p>
+        </w:tc>
+      </w:tr>
+      <w:tr>
+        <w:tc>
+          <w:tcPr/>
+          <w:p>
+            <w:pPr>
+              <w:pStyle w:val="Compact"/>
+            </w:pPr>
+            <w:r>
+              <w:t xml:space="preserve">6</w:t>
+            </w:r>
+          </w:p>
+        </w:tc>
+        <w:tc>
+          <w:tcPr/>
+          <w:p>
+            <w:pPr>
+              <w:pStyle w:val="Compact"/>
+            </w:pPr>
+            <w:r>
+              <w:t xml:space="preserve">2 611 013.10</w:t>
+            </w:r>
+          </w:p>
+        </w:tc>
+        <w:tc>
+          <w:tcPr/>
+          <w:p>
+            <w:pPr>
+              <w:pStyle w:val="Compact"/>
+            </w:pPr>
+            <w:r>
+              <w:t xml:space="preserve">15 160 429.08</w:t>
+            </w:r>
+          </w:p>
+        </w:tc>
+      </w:tr>
+      <w:tr>
+        <w:tc>
+          <w:tcPr/>
+          <w:p>
+            <w:pPr>
+              <w:pStyle w:val="Compact"/>
+            </w:pPr>
+            <w:r>
+              <w:t xml:space="preserve">7</w:t>
+            </w:r>
+          </w:p>
+        </w:tc>
+        <w:tc>
+          <w:tcPr/>
+          <w:p>
+            <w:pPr>
+              <w:pStyle w:val="Compact"/>
+            </w:pPr>
+            <w:r>
+              <w:t xml:space="preserve">3 046 181.95</w:t>
+            </w:r>
+          </w:p>
+        </w:tc>
+        <w:tc>
+          <w:tcPr/>
+          <w:p>
+            <w:pPr>
+              <w:pStyle w:val="Compact"/>
+            </w:pPr>
+            <w:r>
+              <w:rPr>
+                <w:b/>
+                <w:bCs/>
+              </w:rPr>
+              <w:t xml:space="preserve">15 595 597.93</w:t>
+            </w:r>
+          </w:p>
+        </w:tc>
+      </w:tr>
+    </w:tbl>
+    <w:p>
+      <w:pPr>
+        <w:pStyle w:val="BodyText"/>
+      </w:pPr>
+      <w:r>
+        <w:rPr>
+          <w:rFonts w:hint="eastAsia"/>
+        </w:rPr>
+        <w:t xml:space="preserve">紧急购电费</w:t>
+      </w:r>
+      <w:r>
+        <w:t xml:space="preserve"> </w:t>
+      </w:r>
+      <m:oMath>
+        <m:r>
+          <m:rPr>
+            <m:sty m:val="p"/>
+          </m:rPr>
+          <m:t>=</m:t>
+        </m:r>
+      </m:oMath>
+      <w:r>
+        <w:t xml:space="preserve"> </w:t>
+      </w:r>
+      <w:r>
+        <w:rPr>
+          <w:rFonts w:hint="eastAsia"/>
+        </w:rPr>
+        <w:t xml:space="preserve">倍数</w:t>
+      </w:r>
+      <w:r>
+        <w:t xml:space="preserve"> </w:t>
+      </w:r>
+      <m:oMath>
+        <m:r>
+          <m:rPr>
+            <m:sty m:val="p"/>
+          </m:rPr>
+          <m:t>×</m:t>
+        </m:r>
+        <m:r>
+          <m:t> </m:t>
+        </m:r>
+        <m:r>
+          <m:t>435</m:t>
+        </m:r>
+        <m:r>
+          <m:t> </m:t>
+        </m:r>
+        <m:r>
+          <m:t>168.85</m:t>
+        </m:r>
+      </m:oMath>
+      <w:r>
+        <w:t xml:space="preserve"> </w:t>
+      </w:r>
+      <w:r>
+        <w:rPr>
+          <w:rFonts w:hint="eastAsia"/>
+        </w:rPr>
+        <w:t xml:space="preserve">元（1</w:t>
+      </w:r>
+      <w:r>
+        <w:t xml:space="preserve"> </w:t>
+      </w:r>
+      <w:r>
+        <w:rPr>
+          <w:rFonts w:hint="eastAsia"/>
+        </w:rPr>
+        <w:t xml:space="preserve">倍基准），倍数每提高</w:t>
+      </w:r>
+      <w:r>
+        <w:t xml:space="preserve"> </w:t>
+      </w:r>
+      <w:r>
+        <w:rPr>
+          <w:rFonts w:hint="eastAsia"/>
+        </w:rPr>
+        <w:t xml:space="preserve">1、总费约增</w:t>
+      </w:r>
+      <w:r>
+        <w:t xml:space="preserve"> </w:t>
+      </w:r>
+      <m:oMath>
+        <m:r>
+          <m:t>43.5</m:t>
+        </m:r>
+      </m:oMath>
+      <w:r>
+        <w:t xml:space="preserve"> </w:t>
+      </w:r>
+      <w:r>
+        <w:rPr>
+          <w:rFonts w:hint="eastAsia"/>
+        </w:rPr>
+        <w:t xml:space="preserve">万元，5</w:t>
+      </w:r>
+      <w:r>
+        <w:t xml:space="preserve"> </w:t>
+      </w:r>
+      <w:r>
+        <w:rPr>
+          <w:rFonts w:hint="eastAsia"/>
+        </w:rPr>
+        <w:t xml:space="preserve">倍惩罚系数对总成本的放大效应直接而稳定。</w:t>
+      </w:r>
+    </w:p>
+    <w:p>
+      <w:pPr>
+        <w:pStyle w:val="BodyText"/>
+      </w:pPr>
+      <w:r>
+        <w:rPr>
+          <w:rFonts w:hint="eastAsia"/>
+        </w:rPr>
+        <w:t xml:space="preserve">三类灵敏度曲线均呈</w:t>
+      </w:r>
+      <w:r>
+        <w:rPr>
+          <w:rFonts w:hint="eastAsia"/>
+          <w:b/>
+          <w:bCs/>
+        </w:rPr>
+        <w:t xml:space="preserve">单调且平滑</w:t>
+      </w:r>
+      <w:r>
+        <w:rPr>
+          <w:rFonts w:hint="eastAsia"/>
+        </w:rPr>
+        <w:t xml:space="preserve">的趋势，最优调度结构与全文结论对参数扰动不敏感，模型具有良好的稳健性。</w:t>
+      </w:r>
+    </w:p>
+    <w:p>
+      <w:pPr>
+        <w:pStyle w:val="CaptionedFigure"/>
+      </w:pPr>
+      <w:r>
+        <w:drawing>
+          <wp:inline>
+            <wp:extent cx="4907280" cy="1474601"/>
+            <wp:effectExtent b="0" l="0" r="0" t="0"/>
+            <wp:docPr descr="图S 灵敏度分析" title="" id="69" name="Picture"/>
+            <a:graphic>
+              <a:graphicData uri="http://schemas.openxmlformats.org/drawingml/2006/picture">
+                <pic:pic>
+                  <pic:nvPicPr>
+                    <pic:cNvPr descr="figures/fig_sensitivity.png" id="70" name="Picture"/>
+                    <pic:cNvPicPr>
+                      <a:picLocks noChangeArrowheads="1" noChangeAspect="1"/>
+                    </pic:cNvPicPr>
+                  </pic:nvPicPr>
+                  <pic:blipFill>
+                    <a:blip r:embed="rId68"/>
+                    <a:stretch>
+                      <a:fillRect/>
+                    </a:stretch>
+                  </pic:blipFill>
+                  <pic:spPr bwMode="auto">
+                    <a:xfrm>
+                      <a:off x="0" y="0"/>
+                      <a:ext cx="4907280" cy="1474601"/>
+                    </a:xfrm>
+                    <a:prstGeom prst="rect">
+                      <a:avLst/>
+                    </a:prstGeom>
+                    <a:noFill/>
+                    <a:ln w="9525">
+                      <a:noFill/>
+                      <a:headEnd/>
+                      <a:tailEnd/>
+                    </a:ln>
+                  </pic:spPr>
+                </pic:pic>
+              </a:graphicData>
+            </a:graphic>
+          </wp:inline>
+        </w:drawing>
+      </w:r>
+    </w:p>
+    <w:p>
+      <w:pPr>
+        <w:pStyle w:val="ImageCaption"/>
+      </w:pPr>
+      <w:r>
+        <w:rPr>
+          <w:rFonts w:hint="eastAsia"/>
+        </w:rPr>
+        <w:t xml:space="preserve">图S</w:t>
+      </w:r>
+      <w:r>
+        <w:t xml:space="preserve"> </w:t>
+      </w:r>
+      <w:r>
+        <w:rPr>
+          <w:rFonts w:hint="eastAsia"/>
+        </w:rPr>
+        <w:t xml:space="preserve">灵敏度分析</w:t>
+      </w:r>
+    </w:p>
     <w:p>
       <w:r>
         <w:pict>
@@ -12506,8 +14193,9 @@
         </w:pict>
       </w:r>
     </w:p>
-    <w:bookmarkEnd w:id="67"/>
-    <w:bookmarkStart w:id="71" w:name="七模型评价与推广"/>
+    <w:bookmarkEnd w:id="71"/>
+    <w:bookmarkEnd w:id="72"/>
+    <w:bookmarkStart w:id="76" w:name="七模型评价与推广"/>
     <w:p>
       <w:pPr>
         <w:pStyle w:val="Heading2"/>
@@ -12519,7 +14207,7 @@
         <w:t xml:space="preserve">七、模型评价与推广</w:t>
       </w:r>
     </w:p>
-    <w:bookmarkStart w:id="68" w:name="优点"/>
+    <w:bookmarkStart w:id="73" w:name="优点"/>
     <w:p>
       <w:pPr>
         <w:pStyle w:val="Heading3"/>
@@ -12666,8 +14354,8 @@
         <w:t xml:space="preserve">等反直觉但可解释的结论。</w:t>
       </w:r>
     </w:p>
-    <w:bookmarkEnd w:id="68"/>
-    <w:bookmarkStart w:id="69" w:name="不足"/>
+    <w:bookmarkEnd w:id="73"/>
+    <w:bookmarkStart w:id="74" w:name="不足"/>
     <w:p>
       <w:pPr>
         <w:pStyle w:val="Heading3"/>
@@ -12727,8 +14415,8 @@
         <w:t xml:space="preserve">未考虑储能老化成本与循环寿命对充放电策略的约束。</w:t>
       </w:r>
     </w:p>
-    <w:bookmarkEnd w:id="69"/>
-    <w:bookmarkStart w:id="70" w:name="推广"/>
+    <w:bookmarkEnd w:id="74"/>
+    <w:bookmarkStart w:id="75" w:name="推广"/>
     <w:p>
       <w:pPr>
         <w:pStyle w:val="Heading3"/>
@@ -12909,9 +14597,9 @@
         </w:pict>
       </w:r>
     </w:p>
-    <w:bookmarkEnd w:id="70"/>
-    <w:bookmarkEnd w:id="71"/>
-    <w:bookmarkStart w:id="72" w:name="八参考文献"/>
+    <w:bookmarkEnd w:id="75"/>
+    <w:bookmarkEnd w:id="76"/>
+    <w:bookmarkStart w:id="77" w:name="八参考文献"/>
     <w:p>
       <w:pPr>
         <w:pStyle w:val="Heading2"/>
@@ -13114,8 +14802,8 @@
         </w:pict>
       </w:r>
     </w:p>
-    <w:bookmarkEnd w:id="72"/>
-    <w:bookmarkStart w:id="73" w:name="附录-a-求解代码结构"/>
+    <w:bookmarkEnd w:id="77"/>
+    <w:bookmarkStart w:id="78" w:name="附录-a-求解代码结构"/>
     <w:p>
       <w:pPr>
         <w:pStyle w:val="Heading2"/>
@@ -13259,60 +14947,63 @@
               <w:rPr>
                 <w:rStyle w:val="VerbatimChar"/>
               </w:rPr>
-              <w:t xml:space="preserve">solve_q1.py</w:t>
-            </w:r>
-          </w:p>
-        </w:tc>
-        <w:tc>
-          <w:tcPr/>
-          <w:p>
-            <w:pPr>
-              <w:pStyle w:val="Compact"/>
-            </w:pPr>
-            <w:r>
-              <w:rPr>
-                <w:rFonts w:hint="eastAsia"/>
-              </w:rPr>
-              <w:t xml:space="preserve">问题一单日</w:t>
+              <w:t xml:space="preserve">common.py</w:t>
+            </w:r>
+          </w:p>
+        </w:tc>
+        <w:tc>
+          <w:tcPr/>
+          <w:p>
+            <w:pPr>
+              <w:pStyle w:val="Compact"/>
+            </w:pPr>
+            <w:r>
+              <w:rPr>
+                <w:rFonts w:hint="eastAsia"/>
+              </w:rPr>
+              <w:t xml:space="preserve">共享储能/光伏建模工具（</w:t>
+            </w:r>
+            <w:r>
+              <w:rPr>
+                <w:rStyle w:val="VerbatimChar"/>
+              </w:rPr>
+              <w:t xml:space="preserve">build_pv_forecast_stage</w:t>
             </w:r>
             <w:r>
               <w:t xml:space="preserve"> </w:t>
             </w:r>
             <w:r>
-              <w:rPr>
-                <w:rFonts w:hint="eastAsia"/>
-              </w:rPr>
-              <w:t xml:space="preserve">LP（</w:t>
+              <w:t xml:space="preserve">/</w:t>
+            </w:r>
+            <w:r>
+              <w:t xml:space="preserve"> </w:t>
             </w:r>
             <w:r>
               <w:rPr>
                 <w:rStyle w:val="VerbatimChar"/>
               </w:rPr>
+              <w:t xml:space="preserve">stage_lp</w:t>
+            </w:r>
+            <w:r>
+              <w:t xml:space="preserve"> </w:t>
+            </w:r>
+            <w:r>
+              <w:t xml:space="preserve">/</w:t>
+            </w:r>
+            <w:r>
+              <w:t xml:space="preserve"> </w:t>
+            </w:r>
+            <w:r>
+              <w:rPr>
+                <w:rStyle w:val="VerbatimChar"/>
+              </w:rPr>
               <w:t xml:space="preserve">solve_day</w:t>
             </w:r>
             <w:r>
               <w:rPr>
                 <w:rFonts w:hint="eastAsia"/>
               </w:rPr>
-              <w:t xml:space="preserve">）与</w:t>
-            </w:r>
-            <w:r>
-              <w:t xml:space="preserve"> </w:t>
-            </w:r>
-            <w:r>
-              <w:rPr>
-                <w:rStyle w:val="VerbatimChar"/>
-              </w:rPr>
-              <w:t xml:space="preserve">result1.xlsx</w:t>
-            </w:r>
-            <w:r>
-              <w:t xml:space="preserve"> </w:t>
-            </w:r>
-            <w:r>
-              <w:rPr>
-                <w:rFonts w:hint="eastAsia"/>
-              </w:rPr>
-              <w:t xml:space="preserve">写出</w:t>
+              <w:t xml:space="preserve">）</w:t>
             </w:r>
           </w:p>
         </w:tc>
@@ -13328,30 +15019,30 @@
               <w:rPr>
                 <w:rStyle w:val="VerbatimChar"/>
               </w:rPr>
-              <w:t xml:space="preserve">solve_q2.py</w:t>
-            </w:r>
-          </w:p>
-        </w:tc>
-        <w:tc>
-          <w:tcPr/>
-          <w:p>
-            <w:pPr>
-              <w:pStyle w:val="Compact"/>
-            </w:pPr>
-            <w:r>
-              <w:rPr>
-                <w:rFonts w:hint="eastAsia"/>
-              </w:rPr>
-              <w:t xml:space="preserve">问题二确定性</w:t>
-            </w:r>
-            <w:r>
-              <w:t xml:space="preserve"> + </w:t>
-            </w:r>
-            <w:r>
-              <w:rPr>
-                <w:rFonts w:hint="eastAsia"/>
-              </w:rPr>
-              <w:t xml:space="preserve">两阶段鲁棒模型（</w:t>
+              <w:t xml:space="preserve">solve_q1.py</w:t>
+            </w:r>
+          </w:p>
+        </w:tc>
+        <w:tc>
+          <w:tcPr/>
+          <w:p>
+            <w:pPr>
+              <w:pStyle w:val="Compact"/>
+            </w:pPr>
+            <w:r>
+              <w:rPr>
+                <w:rFonts w:hint="eastAsia"/>
+              </w:rPr>
+              <w:t xml:space="preserve">问题一单日</w:t>
+            </w:r>
+            <w:r>
+              <w:t xml:space="preserve"> </w:t>
+            </w:r>
+            <w:r>
+              <w:rPr>
+                <w:rFonts w:hint="eastAsia"/>
+              </w:rPr>
+              <w:t xml:space="preserve">LP（</w:t>
             </w:r>
             <w:r>
               <w:rPr>
@@ -13360,31 +15051,28 @@
               <w:t xml:space="preserve">solve_day</w:t>
             </w:r>
             <w:r>
+              <w:rPr>
+                <w:rFonts w:hint="eastAsia"/>
+              </w:rPr>
+              <w:t xml:space="preserve">）与</w:t>
+            </w:r>
+            <w:r>
               <w:t xml:space="preserve"> </w:t>
             </w:r>
             <w:r>
-              <w:t xml:space="preserve">/</w:t>
+              <w:rPr>
+                <w:rStyle w:val="VerbatimChar"/>
+              </w:rPr>
+              <w:t xml:space="preserve">result1.xlsx</w:t>
             </w:r>
             <w:r>
               <w:t xml:space="preserve"> </w:t>
             </w:r>
             <w:r>
               <w:rPr>
-                <w:rStyle w:val="VerbatimChar"/>
-              </w:rPr>
-              <w:t xml:space="preserve">recourse</w:t>
-            </w:r>
-            <w:r>
-              <w:rPr>
-                <w:rFonts w:hint="eastAsia"/>
-              </w:rPr>
-              <w:t xml:space="preserve">），</w:t>
-            </w:r>
-            <w:r>
-              <w:rPr>
-                <w:rStyle w:val="VerbatimChar"/>
-              </w:rPr>
-              <w:t xml:space="preserve">result2.xlsx</w:t>
+                <w:rFonts w:hint="eastAsia"/>
+              </w:rPr>
+              <w:t xml:space="preserve">写出</w:t>
             </w:r>
           </w:p>
         </w:tc>
@@ -13400,30 +15088,36 @@
               <w:rPr>
                 <w:rStyle w:val="VerbatimChar"/>
               </w:rPr>
-              <w:t xml:space="preserve">solve_q3.py</w:t>
-            </w:r>
-          </w:p>
-        </w:tc>
-        <w:tc>
-          <w:tcPr/>
-          <w:p>
-            <w:pPr>
-              <w:pStyle w:val="Compact"/>
-            </w:pPr>
-            <w:r>
-              <w:rPr>
-                <w:rFonts w:hint="eastAsia"/>
-              </w:rPr>
-              <w:t xml:space="preserve">问题三</w:t>
-            </w:r>
-            <w:r>
-              <w:t xml:space="preserve"> 0/6/12/18 </w:t>
-            </w:r>
-            <w:r>
-              <w:rPr>
-                <w:rFonts w:hint="eastAsia"/>
-              </w:rPr>
-              <w:t xml:space="preserve">滚动调整模型，</w:t>
+              <w:t xml:space="preserve">solve_q23_continuous.py</w:t>
+            </w:r>
+          </w:p>
+        </w:tc>
+        <w:tc>
+          <w:tcPr/>
+          <w:p>
+            <w:pPr>
+              <w:pStyle w:val="Compact"/>
+            </w:pPr>
+            <w:r>
+              <w:rPr>
+                <w:rFonts w:hint="eastAsia"/>
+              </w:rPr>
+              <w:t xml:space="preserve">问题二（确定性/鲁棒）与问题三（滚动）全年连续储能求解，</w:t>
+            </w:r>
+            <w:r>
+              <w:rPr>
+                <w:rStyle w:val="VerbatimChar"/>
+              </w:rPr>
+              <w:t xml:space="preserve">result2.xlsx</w:t>
+            </w:r>
+            <w:r>
+              <w:t xml:space="preserve"> </w:t>
+            </w:r>
+            <w:r>
+              <w:t xml:space="preserve">/</w:t>
+            </w:r>
+            <w:r>
+              <w:t xml:space="preserve"> </w:t>
             </w:r>
             <w:r>
               <w:rPr>
@@ -13613,6 +15307,36 @@
                 <w:rFonts w:hint="eastAsia"/>
               </w:rPr>
               <w:t xml:space="preserve">生成</w:t>
+            </w:r>
+          </w:p>
+        </w:tc>
+      </w:tr>
+      <w:tr>
+        <w:tc>
+          <w:tcPr/>
+          <w:p>
+            <w:pPr>
+              <w:pStyle w:val="Compact"/>
+            </w:pPr>
+            <w:r>
+              <w:rPr>
+                <w:rStyle w:val="VerbatimChar"/>
+              </w:rPr>
+              <w:t xml:space="preserve">sensitivity.py</w:t>
+            </w:r>
+          </w:p>
+        </w:tc>
+        <w:tc>
+          <w:tcPr/>
+          <w:p>
+            <w:pPr>
+              <w:pStyle w:val="Compact"/>
+            </w:pPr>
+            <w:r>
+              <w:rPr>
+                <w:rFonts w:hint="eastAsia"/>
+              </w:rPr>
+              <w:t xml:space="preserve">灵敏度分析（储能容量/效率/紧急购电价倍数）与[图S]生成</w:t>
             </w:r>
           </w:p>
         </w:tc>
@@ -14185,9 +15909,56 @@
           </w:p>
         </w:tc>
       </w:tr>
+      <w:tr>
+        <w:tc>
+          <w:tcPr/>
+          <w:p>
+            <w:pPr>
+              <w:pStyle w:val="Compact"/>
+            </w:pPr>
+            <w:r>
+              <w:rPr>
+                <w:rFonts w:hint="eastAsia"/>
+              </w:rPr>
+              <w:t xml:space="preserve">图S</w:t>
+            </w:r>
+          </w:p>
+        </w:tc>
+        <w:tc>
+          <w:tcPr/>
+          <w:p>
+            <w:pPr>
+              <w:pStyle w:val="Compact"/>
+            </w:pPr>
+            <w:r>
+              <w:rPr>
+                <w:rStyle w:val="VerbatimChar"/>
+              </w:rPr>
+              <w:t xml:space="preserve">fig_sensitivity</w:t>
+            </w:r>
+          </w:p>
+        </w:tc>
+        <w:tc>
+          <w:tcPr/>
+          <w:p>
+            <w:pPr>
+              <w:pStyle w:val="Compact"/>
+            </w:pPr>
+            <w:r>
+              <w:t xml:space="preserve">§6.2 </w:t>
+            </w:r>
+            <w:r>
+              <w:rPr>
+                <w:rFonts w:hint="eastAsia"/>
+              </w:rPr>
+              <w:t xml:space="preserve">灵敏度分析（容量/效率/倍数）</w:t>
+            </w:r>
+          </w:p>
+        </w:tc>
+      </w:tr>
     </w:tbl>
-    <w:bookmarkEnd w:id="73"/>
-    <w:bookmarkEnd w:id="74"/>
+    <w:bookmarkEnd w:id="78"/>
+    <w:bookmarkEnd w:id="79"/>
     <w:sectPr>
       <w:footnotePr>
         <w:numRestart w:val="eachSect"/>
@@ -14566,7 +16337,7 @@
   <w:docDefaults>
     <w:rPrDefault>
       <w:rPr>
-        <w:rFonts w:asciiTheme="minorHAnsi" w:cstheme="minorBidi" w:eastAsiaTheme="minorEastAsia" w:hAnsiTheme="minorHAnsi"/>
+        <w:rFonts w:ascii="Times New Roman" w:eastAsia="宋体" w:hAnsi="Times New Roman"/>
         <w:sz w:val="24"/>
         <w:szCs w:val="24"/>
         <w:lang w:bidi="ar-SA" w:eastAsia="zh-CN" w:val="en-US"/>
@@ -14620,7 +16391,7 @@
       <w:jc w:val="center"/>
     </w:pPr>
     <w:rPr>
-      <w:rFonts w:asciiTheme="majorHAnsi" w:cstheme="majorBidi" w:eastAsiaTheme="majorEastAsia" w:hAnsiTheme="majorHAnsi"/>
+      <w:rFonts w:ascii="Times New Roman" w:eastAsia="黑体" w:hAnsi="Times New Roman"/>
       <w:sz w:val="56"/>
       <w:szCs w:val="56"/>
     </w:rPr>
@@ -14632,7 +16403,7 @@
     <w:uiPriority w:val="10"/>
     <w:rsid w:val="00A10FD9"/>
     <w:rPr>
-      <w:rFonts w:asciiTheme="majorHAnsi" w:cstheme="majorBidi" w:eastAsiaTheme="majorEastAsia" w:hAnsiTheme="majorHAnsi"/>
+      <w:rFonts w:ascii="Times New Roman" w:eastAsia="黑体" w:hAnsi="Times New Roman"/>
       <w:sz w:val="56"/>
       <w:szCs w:val="56"/>
     </w:rPr>
@@ -14651,7 +16422,7 @@
       </w:numPr>
     </w:pPr>
     <w:rPr>
-      <w:rFonts w:cstheme="majorBidi" w:eastAsiaTheme="majorEastAsia"/>
+      <w:rFonts w:ascii="Times New Roman" w:eastAsia="黑体" w:hAnsi="Times New Roman"/>
       <w:spacing w:val="15"/>
       <w:sz w:val="28"/>
       <w:szCs w:val="28"/>
@@ -14664,7 +16435,7 @@
     <w:uiPriority w:val="11"/>
     <w:rsid w:val="00A10FD9"/>
     <w:rPr>
-      <w:rFonts w:cstheme="majorBidi" w:eastAsiaTheme="majorEastAsia"/>
+      <w:rFonts w:ascii="Times New Roman" w:eastAsia="黑体" w:hAnsi="Times New Roman"/>
       <w:color w:themeColor="text1" w:themeTint="A6" w:val="595959"/>
       <w:spacing w:val="15"/>
       <w:sz w:val="28"/>
@@ -14754,7 +16525,7 @@
       <w:outlineLvl w:val="0"/>
     </w:pPr>
     <w:rPr>
-      <w:rFonts w:asciiTheme="majorHAnsi" w:cstheme="majorBidi" w:eastAsiaTheme="majorEastAsia" w:hAnsiTheme="majorHAnsi"/>
+      <w:rFonts w:ascii="Times New Roman" w:eastAsia="黑体" w:hAnsi="Times New Roman"/>
       <w:color w:themeColor="accent1" w:themeShade="BF" w:val="0F4761"/>
       <w:sz w:val="40"/>
       <w:szCs w:val="40"/>
@@ -14777,7 +16548,7 @@
       <w:outlineLvl w:val="1"/>
     </w:pPr>
     <w:rPr>
-      <w:rFonts w:asciiTheme="majorHAnsi" w:cstheme="majorBidi" w:eastAsiaTheme="majorEastAsia" w:hAnsiTheme="majorHAnsi"/>
+      <w:rFonts w:ascii="Times New Roman" w:eastAsia="黑体" w:hAnsi="Times New Roman"/>
       <w:color w:themeColor="accent1" w:themeShade="BF" w:val="0F4761"/>
       <w:sz w:val="32"/>
       <w:szCs w:val="32"/>
@@ -14800,7 +16571,7 @@
       <w:outlineLvl w:val="2"/>
     </w:pPr>
     <w:rPr>
-      <w:rFonts w:cstheme="majorBidi" w:eastAsiaTheme="majorEastAsia"/>
+      <w:rFonts w:ascii="Times New Roman" w:eastAsia="黑体" w:hAnsi="Times New Roman"/>
       <w:color w:themeColor="accent1" w:themeShade="BF" w:val="0F4761"/>
       <w:sz w:val="28"/>
       <w:szCs w:val="28"/>
@@ -14823,7 +16594,7 @@
       <w:outlineLvl w:val="3"/>
     </w:pPr>
     <w:rPr>
-      <w:rFonts w:cstheme="majorBidi" w:eastAsiaTheme="majorEastAsia"/>
+      <w:rFonts w:ascii="Times New Roman" w:eastAsia="黑体" w:hAnsi="Times New Roman"/>
       <w:i/>
       <w:iCs/>
       <w:color w:themeColor="accent1" w:themeShade="BF" w:val="0F4761"/>
@@ -14846,7 +16617,7 @@
       <w:outlineLvl w:val="4"/>
     </w:pPr>
     <w:rPr>
-      <w:rFonts w:cstheme="majorBidi" w:eastAsiaTheme="majorEastAsia"/>
+      <w:rFonts w:ascii="Times New Roman" w:eastAsia="黑体" w:hAnsi="Times New Roman"/>
       <w:color w:themeColor="accent1" w:themeShade="BF" w:val="0F4761"/>
     </w:rPr>
   </w:style>
@@ -14867,7 +16638,7 @@
       <w:outlineLvl w:val="5"/>
     </w:pPr>
     <w:rPr>
-      <w:rFonts w:cstheme="majorBidi" w:eastAsiaTheme="majorEastAsia"/>
+      <w:rFonts w:ascii="Times New Roman" w:eastAsia="黑体" w:hAnsi="Times New Roman"/>
       <w:i/>
       <w:iCs/>
       <w:color w:themeColor="text1" w:themeTint="A6" w:val="595959"/>
@@ -14890,7 +16661,7 @@
       <w:outlineLvl w:val="6"/>
     </w:pPr>
     <w:rPr>
-      <w:rFonts w:cstheme="majorBidi" w:eastAsiaTheme="majorEastAsia"/>
+      <w:rFonts w:ascii="Times New Roman" w:eastAsia="黑体" w:hAnsi="Times New Roman"/>
       <w:color w:themeColor="text1" w:themeTint="A6" w:val="595959"/>
     </w:rPr>
   </w:style>
@@ -14911,7 +16682,7 @@
       <w:outlineLvl w:val="7"/>
     </w:pPr>
     <w:rPr>
-      <w:rFonts w:cstheme="majorBidi" w:eastAsiaTheme="majorEastAsia"/>
+      <w:rFonts w:ascii="Times New Roman" w:eastAsia="黑体" w:hAnsi="Times New Roman"/>
       <w:i/>
       <w:iCs/>
       <w:color w:themeColor="text1" w:themeTint="D8" w:val="272727"/>
@@ -14934,7 +16705,7 @@
       <w:outlineLvl w:val="8"/>
     </w:pPr>
     <w:rPr>
-      <w:rFonts w:cstheme="majorBidi" w:eastAsiaTheme="majorEastAsia"/>
+      <w:rFonts w:ascii="Times New Roman" w:eastAsia="黑体" w:hAnsi="Times New Roman"/>
       <w:color w:themeColor="text1" w:themeTint="D8" w:val="272727"/>
     </w:rPr>
   </w:style>
@@ -14945,7 +16716,7 @@
     <w:uiPriority w:val="9"/>
     <w:rsid w:val="00A10FD9"/>
     <w:rPr>
-      <w:rFonts w:asciiTheme="majorHAnsi" w:cstheme="majorBidi" w:eastAsiaTheme="majorEastAsia" w:hAnsiTheme="majorHAnsi"/>
+      <w:rFonts w:ascii="Times New Roman" w:eastAsia="黑体" w:hAnsi="Times New Roman"/>
       <w:color w:themeColor="accent1" w:themeShade="BF" w:val="0F4761"/>
       <w:sz w:val="40"/>
       <w:szCs w:val="40"/>
@@ -14959,7 +16730,7 @@
     <w:semiHidden/>
     <w:rsid w:val="00A10FD9"/>
     <w:rPr>
-      <w:rFonts w:asciiTheme="majorHAnsi" w:cstheme="majorBidi" w:eastAsiaTheme="majorEastAsia" w:hAnsiTheme="majorHAnsi"/>
+      <w:rFonts w:ascii="Times New Roman" w:eastAsia="黑体" w:hAnsi="Times New Roman"/>
       <w:color w:themeColor="accent1" w:themeShade="BF" w:val="0F4761"/>
       <w:sz w:val="32"/>
       <w:szCs w:val="32"/>
@@ -14973,7 +16744,7 @@
     <w:semiHidden/>
     <w:rsid w:val="00A10FD9"/>
     <w:rPr>
-      <w:rFonts w:cstheme="majorBidi" w:eastAsiaTheme="majorEastAsia"/>
+      <w:rFonts w:ascii="Times New Roman" w:eastAsia="黑体" w:hAnsi="Times New Roman"/>
       <w:color w:themeColor="accent1" w:themeShade="BF" w:val="0F4761"/>
       <w:sz w:val="28"/>
       <w:szCs w:val="28"/>
@@ -14987,7 +16758,7 @@
     <w:semiHidden/>
     <w:rsid w:val="00A10FD9"/>
     <w:rPr>
-      <w:rFonts w:cstheme="majorBidi" w:eastAsiaTheme="majorEastAsia"/>
+      <w:rFonts w:ascii="Times New Roman" w:eastAsia="黑体" w:hAnsi="Times New Roman"/>
       <w:i/>
       <w:iCs/>
       <w:color w:themeColor="accent1" w:themeShade="BF" w:val="0F4761"/>
@@ -15001,7 +16772,7 @@
     <w:semiHidden/>
     <w:rsid w:val="00A10FD9"/>
     <w:rPr>
-      <w:rFonts w:cstheme="majorBidi" w:eastAsiaTheme="majorEastAsia"/>
+      <w:rFonts w:ascii="Times New Roman" w:eastAsia="黑体" w:hAnsi="Times New Roman"/>
       <w:color w:themeColor="accent1" w:themeShade="BF" w:val="0F4761"/>
     </w:rPr>
   </w:style>
@@ -15013,7 +16784,7 @@
     <w:semiHidden/>
     <w:rsid w:val="00A10FD9"/>
     <w:rPr>
-      <w:rFonts w:cstheme="majorBidi" w:eastAsiaTheme="majorEastAsia"/>
+      <w:rFonts w:ascii="Times New Roman" w:eastAsia="黑体" w:hAnsi="Times New Roman"/>
       <w:i/>
       <w:iCs/>
       <w:color w:themeColor="text1" w:themeTint="A6" w:val="595959"/>
@@ -15027,7 +16798,7 @@
     <w:semiHidden/>
     <w:rsid w:val="00A10FD9"/>
     <w:rPr>
-      <w:rFonts w:cstheme="majorBidi" w:eastAsiaTheme="majorEastAsia"/>
+      <w:rFonts w:ascii="Times New Roman" w:eastAsia="黑体" w:hAnsi="Times New Roman"/>
       <w:color w:themeColor="text1" w:themeTint="A6" w:val="595959"/>
     </w:rPr>
   </w:style>
@@ -15039,7 +16810,7 @@
     <w:semiHidden/>
     <w:rsid w:val="00A10FD9"/>
     <w:rPr>
-      <w:rFonts w:cstheme="majorBidi" w:eastAsiaTheme="majorEastAsia"/>
+      <w:rFonts w:ascii="Times New Roman" w:eastAsia="黑体" w:hAnsi="Times New Roman"/>
       <w:i/>
       <w:iCs/>
       <w:color w:themeColor="text1" w:themeTint="D8" w:val="272727"/>
@@ -15053,7 +16824,7 @@
     <w:semiHidden/>
     <w:rsid w:val="00A10FD9"/>
     <w:rPr>
-      <w:rFonts w:cstheme="majorBidi" w:eastAsiaTheme="majorEastAsia"/>
+      <w:rFonts w:ascii="Times New Roman" w:eastAsia="黑体" w:hAnsi="Times New Roman"/>
       <w:color w:themeColor="text1" w:themeTint="D8" w:val="272727"/>
     </w:rPr>
   </w:style>
@@ -15211,7 +16982,7 @@
       <w:outlineLvl w:val="9"/>
     </w:pPr>
     <w:rPr>
-      <w:rFonts w:asciiTheme="majorHAnsi" w:cstheme="majorBidi" w:eastAsiaTheme="majorEastAsia" w:hAnsiTheme="majorHAnsi"/>
+      <w:rFonts w:ascii="Times New Roman" w:eastAsia="黑体" w:hAnsi="Times New Roman"/>
       <w:b w:val="0"/>
       <w:bCs w:val="0"/>
       <w:color w:themeColor="accent1" w:themeShade="BF" w:val="365F91"/>

--- a/论文初稿.docx
+++ b/论文初稿.docx
@@ -1735,7 +1735,7 @@
         <w:rPr>
           <w:rFonts w:hint="eastAsia"/>
         </w:rPr>
-        <w:t xml:space="preserve">：光伏为预测值且可被储能完全消纳，平衡约束取等式即可；重点在于刻画</w:t>
+        <w:t xml:space="preserve">：光伏为预测值且可被储能完全消纳，最优解中功率平衡不等式取等（无弃光），故等式/不等式结果一致；重点在于刻画</w:t>
       </w:r>
       <w:r>
         <w:t xml:space="preserve"> </w:t>
@@ -7246,7 +7246,1689 @@
           <w:b/>
           <w:bCs/>
         </w:rPr>
-        <w:t xml:space="preserve">微网在指定日期的紧急购电量（鲁棒方案）</w:t>
+        <w:t xml:space="preserve">问题二·微网在指定日期的计划购电量（表</w:t>
+      </w:r>
+      <w:r>
+        <w:rPr>
+          <w:b/>
+          <w:bCs/>
+        </w:rPr>
+        <w:t xml:space="preserve"> 1 </w:t>
+      </w:r>
+      <w:r>
+        <w:rPr>
+          <w:rFonts w:hint="eastAsia"/>
+          <w:b/>
+          <w:bCs/>
+        </w:rPr>
+        <w:t xml:space="preserve">格式，单位：kWh）</w:t>
+      </w:r>
+    </w:p>
+    <w:tbl>
+      <w:tblPr>
+        <w:tblStyle w:val="Table"/>
+        <w:tblW w:type="auto" w:w="0"/>
+        <w:tblLook w:firstRow="1" w:lastRow="0" w:firstColumn="0" w:lastColumn="0" w:noHBand="0" w:noVBand="0" w:val="0020"/>
+      </w:tblPr>
+      <w:tblGrid>
+        <w:gridCol w:w="1584"/>
+        <w:gridCol w:w="1584"/>
+        <w:gridCol w:w="1584"/>
+        <w:gridCol w:w="1584"/>
+        <w:gridCol w:w="1584"/>
+      </w:tblGrid>
+      <w:tr>
+        <w:trPr>
+          <w:tblHeader w:val="on"/>
+        </w:trPr>
+        <w:tc>
+          <w:tcPr/>
+          <w:p>
+            <w:pPr>
+              <w:pStyle w:val="Compact"/>
+            </w:pPr>
+            <w:r>
+              <w:rPr>
+                <w:rFonts w:hint="eastAsia"/>
+              </w:rPr>
+              <w:t xml:space="preserve">时间段</w:t>
+            </w:r>
+          </w:p>
+        </w:tc>
+        <w:tc>
+          <w:tcPr/>
+          <w:p>
+            <w:pPr>
+              <w:pStyle w:val="Compact"/>
+            </w:pPr>
+            <w:r>
+              <w:t xml:space="preserve">2025.3.20</w:t>
+            </w:r>
+          </w:p>
+        </w:tc>
+        <w:tc>
+          <w:tcPr/>
+          <w:p>
+            <w:pPr>
+              <w:pStyle w:val="Compact"/>
+            </w:pPr>
+            <w:r>
+              <w:t xml:space="preserve">2025.6.21</w:t>
+            </w:r>
+          </w:p>
+        </w:tc>
+        <w:tc>
+          <w:tcPr/>
+          <w:p>
+            <w:pPr>
+              <w:pStyle w:val="Compact"/>
+            </w:pPr>
+            <w:r>
+              <w:t xml:space="preserve">2025.9.23</w:t>
+            </w:r>
+          </w:p>
+        </w:tc>
+        <w:tc>
+          <w:tcPr/>
+          <w:p>
+            <w:pPr>
+              <w:pStyle w:val="Compact"/>
+            </w:pPr>
+            <w:r>
+              <w:t xml:space="preserve">2025.12.21</w:t>
+            </w:r>
+          </w:p>
+        </w:tc>
+      </w:tr>
+      <w:tr>
+        <w:tc>
+          <w:tcPr/>
+          <w:p>
+            <w:pPr>
+              <w:pStyle w:val="Compact"/>
+            </w:pPr>
+            <w:r>
+              <w:t xml:space="preserve">10:00–10:10</w:t>
+            </w:r>
+          </w:p>
+        </w:tc>
+        <w:tc>
+          <w:tcPr/>
+          <w:p>
+            <w:pPr>
+              <w:pStyle w:val="Compact"/>
+            </w:pPr>
+            <w:r>
+              <w:t xml:space="preserve">0.0000</w:t>
+            </w:r>
+          </w:p>
+        </w:tc>
+        <w:tc>
+          <w:tcPr/>
+          <w:p>
+            <w:pPr>
+              <w:pStyle w:val="Compact"/>
+            </w:pPr>
+            <w:r>
+              <w:t xml:space="preserve">0.0000</w:t>
+            </w:r>
+          </w:p>
+        </w:tc>
+        <w:tc>
+          <w:tcPr/>
+          <w:p>
+            <w:pPr>
+              <w:pStyle w:val="Compact"/>
+            </w:pPr>
+            <w:r>
+              <w:t xml:space="preserve">0.0000</w:t>
+            </w:r>
+          </w:p>
+        </w:tc>
+        <w:tc>
+          <w:tcPr/>
+          <w:p>
+            <w:pPr>
+              <w:pStyle w:val="Compact"/>
+            </w:pPr>
+            <w:r>
+              <w:t xml:space="preserve">0.0000</w:t>
+            </w:r>
+          </w:p>
+        </w:tc>
+      </w:tr>
+      <w:tr>
+        <w:tc>
+          <w:tcPr/>
+          <w:p>
+            <w:pPr>
+              <w:pStyle w:val="Compact"/>
+            </w:pPr>
+            <w:r>
+              <w:t xml:space="preserve">12:00–12:10</w:t>
+            </w:r>
+          </w:p>
+        </w:tc>
+        <w:tc>
+          <w:tcPr/>
+          <w:p>
+            <w:pPr>
+              <w:pStyle w:val="Compact"/>
+            </w:pPr>
+            <w:r>
+              <w:t xml:space="preserve">769.3564</w:t>
+            </w:r>
+          </w:p>
+        </w:tc>
+        <w:tc>
+          <w:tcPr/>
+          <w:p>
+            <w:pPr>
+              <w:pStyle w:val="Compact"/>
+            </w:pPr>
+            <w:r>
+              <w:t xml:space="preserve">0.0000</w:t>
+            </w:r>
+          </w:p>
+        </w:tc>
+        <w:tc>
+          <w:tcPr/>
+          <w:p>
+            <w:pPr>
+              <w:pStyle w:val="Compact"/>
+            </w:pPr>
+            <w:r>
+              <w:t xml:space="preserve">501.2950</w:t>
+            </w:r>
+          </w:p>
+        </w:tc>
+        <w:tc>
+          <w:tcPr/>
+          <w:p>
+            <w:pPr>
+              <w:pStyle w:val="Compact"/>
+            </w:pPr>
+            <w:r>
+              <w:t xml:space="preserve">962.0869</w:t>
+            </w:r>
+          </w:p>
+        </w:tc>
+      </w:tr>
+      <w:tr>
+        <w:tc>
+          <w:tcPr/>
+          <w:p>
+            <w:pPr>
+              <w:pStyle w:val="Compact"/>
+            </w:pPr>
+            <w:r>
+              <w:t xml:space="preserve">14:00–14:10</w:t>
+            </w:r>
+          </w:p>
+        </w:tc>
+        <w:tc>
+          <w:tcPr/>
+          <w:p>
+            <w:pPr>
+              <w:pStyle w:val="Compact"/>
+            </w:pPr>
+            <w:r>
+              <w:t xml:space="preserve">0.0000</w:t>
+            </w:r>
+          </w:p>
+        </w:tc>
+        <w:tc>
+          <w:tcPr/>
+          <w:p>
+            <w:pPr>
+              <w:pStyle w:val="Compact"/>
+            </w:pPr>
+            <w:r>
+              <w:t xml:space="preserve">0.0000</w:t>
+            </w:r>
+          </w:p>
+        </w:tc>
+        <w:tc>
+          <w:tcPr/>
+          <w:p>
+            <w:pPr>
+              <w:pStyle w:val="Compact"/>
+            </w:pPr>
+            <w:r>
+              <w:t xml:space="preserve">0.0000</w:t>
+            </w:r>
+          </w:p>
+        </w:tc>
+        <w:tc>
+          <w:tcPr/>
+          <w:p>
+            <w:pPr>
+              <w:pStyle w:val="Compact"/>
+            </w:pPr>
+            <w:r>
+              <w:t xml:space="preserve">0.0000</w:t>
+            </w:r>
+          </w:p>
+        </w:tc>
+      </w:tr>
+      <w:tr>
+        <w:tc>
+          <w:tcPr/>
+          <w:p>
+            <w:pPr>
+              <w:pStyle w:val="Compact"/>
+            </w:pPr>
+            <w:r>
+              <w:t xml:space="preserve">16:00–16:10</w:t>
+            </w:r>
+          </w:p>
+        </w:tc>
+        <w:tc>
+          <w:tcPr/>
+          <w:p>
+            <w:pPr>
+              <w:pStyle w:val="Compact"/>
+            </w:pPr>
+            <w:r>
+              <w:t xml:space="preserve">817.3061</w:t>
+            </w:r>
+          </w:p>
+        </w:tc>
+        <w:tc>
+          <w:tcPr/>
+          <w:p>
+            <w:pPr>
+              <w:pStyle w:val="Compact"/>
+            </w:pPr>
+            <w:r>
+              <w:t xml:space="preserve">255.2254</w:t>
+            </w:r>
+          </w:p>
+        </w:tc>
+        <w:tc>
+          <w:tcPr/>
+          <w:p>
+            <w:pPr>
+              <w:pStyle w:val="Compact"/>
+            </w:pPr>
+            <w:r>
+              <w:t xml:space="preserve">902.7969</w:t>
+            </w:r>
+          </w:p>
+        </w:tc>
+        <w:tc>
+          <w:tcPr/>
+          <w:p>
+            <w:pPr>
+              <w:pStyle w:val="Compact"/>
+            </w:pPr>
+            <w:r>
+              <w:t xml:space="preserve">1001.2240</w:t>
+            </w:r>
+          </w:p>
+        </w:tc>
+      </w:tr>
+      <w:tr>
+        <w:tc>
+          <w:tcPr/>
+          <w:p>
+            <w:pPr>
+              <w:pStyle w:val="Compact"/>
+            </w:pPr>
+            <w:r>
+              <w:t xml:space="preserve">18:00–18:10</w:t>
+            </w:r>
+          </w:p>
+        </w:tc>
+        <w:tc>
+          <w:tcPr/>
+          <w:p>
+            <w:pPr>
+              <w:pStyle w:val="Compact"/>
+            </w:pPr>
+            <w:r>
+              <w:t xml:space="preserve">697.9973</w:t>
+            </w:r>
+          </w:p>
+        </w:tc>
+        <w:tc>
+          <w:tcPr/>
+          <w:p>
+            <w:pPr>
+              <w:pStyle w:val="Compact"/>
+            </w:pPr>
+            <w:r>
+              <w:t xml:space="preserve">0.0000</w:t>
+            </w:r>
+          </w:p>
+        </w:tc>
+        <w:tc>
+          <w:tcPr/>
+          <w:p>
+            <w:pPr>
+              <w:pStyle w:val="Compact"/>
+            </w:pPr>
+            <w:r>
+              <w:t xml:space="preserve">764.3298</w:t>
+            </w:r>
+          </w:p>
+        </w:tc>
+        <w:tc>
+          <w:tcPr/>
+          <w:p>
+            <w:pPr>
+              <w:pStyle w:val="Compact"/>
+            </w:pPr>
+            <w:r>
+              <w:t xml:space="preserve">715.4144</w:t>
+            </w:r>
+          </w:p>
+        </w:tc>
+      </w:tr>
+      <w:tr>
+        <w:tc>
+          <w:tcPr/>
+          <w:p>
+            <w:pPr>
+              <w:pStyle w:val="Compact"/>
+            </w:pPr>
+            <w:r>
+              <w:t xml:space="preserve">20:00–20:10</w:t>
+            </w:r>
+          </w:p>
+        </w:tc>
+        <w:tc>
+          <w:tcPr/>
+          <w:p>
+            <w:pPr>
+              <w:pStyle w:val="Compact"/>
+            </w:pPr>
+            <w:r>
+              <w:t xml:space="preserve">0.0000</w:t>
+            </w:r>
+          </w:p>
+        </w:tc>
+        <w:tc>
+          <w:tcPr/>
+          <w:p>
+            <w:pPr>
+              <w:pStyle w:val="Compact"/>
+            </w:pPr>
+            <w:r>
+              <w:t xml:space="preserve">0.0000</w:t>
+            </w:r>
+          </w:p>
+        </w:tc>
+        <w:tc>
+          <w:tcPr/>
+          <w:p>
+            <w:pPr>
+              <w:pStyle w:val="Compact"/>
+            </w:pPr>
+            <w:r>
+              <w:t xml:space="preserve">0.0000</w:t>
+            </w:r>
+          </w:p>
+        </w:tc>
+        <w:tc>
+          <w:tcPr/>
+          <w:p>
+            <w:pPr>
+              <w:pStyle w:val="Compact"/>
+            </w:pPr>
+            <w:r>
+              <w:t xml:space="preserve">0.0000</w:t>
+            </w:r>
+          </w:p>
+        </w:tc>
+      </w:tr>
+      <w:tr>
+        <w:tc>
+          <w:tcPr/>
+          <w:p>
+            <w:pPr>
+              <w:pStyle w:val="Compact"/>
+            </w:pPr>
+            <w:r>
+              <w:rPr>
+                <w:rFonts w:hint="eastAsia"/>
+              </w:rPr>
+              <w:t xml:space="preserve">全天购电量</w:t>
+            </w:r>
+          </w:p>
+        </w:tc>
+        <w:tc>
+          <w:tcPr/>
+          <w:p>
+            <w:pPr>
+              <w:pStyle w:val="Compact"/>
+            </w:pPr>
+            <w:r>
+              <w:t xml:space="preserve">61155.3165</w:t>
+            </w:r>
+          </w:p>
+        </w:tc>
+        <w:tc>
+          <w:tcPr/>
+          <w:p>
+            <w:pPr>
+              <w:pStyle w:val="Compact"/>
+            </w:pPr>
+            <w:r>
+              <w:t xml:space="preserve">40895.2631</w:t>
+            </w:r>
+          </w:p>
+        </w:tc>
+        <w:tc>
+          <w:tcPr/>
+          <w:p>
+            <w:pPr>
+              <w:pStyle w:val="Compact"/>
+            </w:pPr>
+            <w:r>
+              <w:t xml:space="preserve">67483.2714</w:t>
+            </w:r>
+          </w:p>
+        </w:tc>
+        <w:tc>
+          <w:tcPr/>
+          <w:p>
+            <w:pPr>
+              <w:pStyle w:val="Compact"/>
+            </w:pPr>
+            <w:r>
+              <w:t xml:space="preserve">93776.0712</w:t>
+            </w:r>
+          </w:p>
+        </w:tc>
+      </w:tr>
+      <w:tr>
+        <w:tc>
+          <w:tcPr/>
+          <w:p>
+            <w:pPr>
+              <w:pStyle w:val="Compact"/>
+            </w:pPr>
+            <w:r>
+              <w:rPr>
+                <w:rFonts w:hint="eastAsia"/>
+              </w:rPr>
+              <w:t xml:space="preserve">全天购电费(元)</w:t>
+            </w:r>
+          </w:p>
+        </w:tc>
+        <w:tc>
+          <w:tcPr/>
+          <w:p>
+            <w:pPr>
+              <w:pStyle w:val="Compact"/>
+            </w:pPr>
+            <w:r>
+              <w:t xml:space="preserve">38994.3211</w:t>
+            </w:r>
+          </w:p>
+        </w:tc>
+        <w:tc>
+          <w:tcPr/>
+          <w:p>
+            <w:pPr>
+              <w:pStyle w:val="Compact"/>
+            </w:pPr>
+            <w:r>
+              <w:t xml:space="preserve">22497.4629</w:t>
+            </w:r>
+          </w:p>
+        </w:tc>
+        <w:tc>
+          <w:tcPr/>
+          <w:p>
+            <w:pPr>
+              <w:pStyle w:val="Compact"/>
+            </w:pPr>
+            <w:r>
+              <w:t xml:space="preserve">43049.5977</w:t>
+            </w:r>
+          </w:p>
+        </w:tc>
+        <w:tc>
+          <w:tcPr/>
+          <w:p>
+            <w:pPr>
+              <w:pStyle w:val="Compact"/>
+            </w:pPr>
+            <w:r>
+              <w:t xml:space="preserve">59557.4170</w:t>
+            </w:r>
+          </w:p>
+        </w:tc>
+      </w:tr>
+    </w:tbl>
+    <w:p>
+      <w:pPr>
+        <w:pStyle w:val="BodyText"/>
+      </w:pPr>
+      <w:r>
+        <w:rPr>
+          <w:rFonts w:hint="eastAsia"/>
+          <w:b/>
+          <w:bCs/>
+        </w:rPr>
+        <w:t xml:space="preserve">表</w:t>
+      </w:r>
+      <w:r>
+        <w:rPr>
+          <w:b/>
+          <w:bCs/>
+        </w:rPr>
+        <w:t xml:space="preserve"> 4　</w:t>
+      </w:r>
+      <w:r>
+        <w:rPr>
+          <w:rFonts w:hint="eastAsia"/>
+          <w:b/>
+          <w:bCs/>
+        </w:rPr>
+        <w:t xml:space="preserve">问题二·储能设备在指定日期的充放电量（表</w:t>
+      </w:r>
+      <w:r>
+        <w:rPr>
+          <w:b/>
+          <w:bCs/>
+        </w:rPr>
+        <w:t xml:space="preserve"> 2 </w:t>
+      </w:r>
+      <w:r>
+        <w:rPr>
+          <w:rFonts w:hint="eastAsia"/>
+          <w:b/>
+          <w:bCs/>
+        </w:rPr>
+        <w:t xml:space="preserve">格式，单位：kWh）</w:t>
+      </w:r>
+    </w:p>
+    <w:tbl>
+      <w:tblPr>
+        <w:tblStyle w:val="Table"/>
+        <w:tblW w:type="auto" w:w="0"/>
+        <w:tblLook w:firstRow="1" w:lastRow="0" w:firstColumn="0" w:lastColumn="0" w:noHBand="0" w:noVBand="0" w:val="0020"/>
+      </w:tblPr>
+      <w:tblGrid>
+        <w:gridCol w:w="1584"/>
+        <w:gridCol w:w="1584"/>
+        <w:gridCol w:w="1584"/>
+        <w:gridCol w:w="1584"/>
+        <w:gridCol w:w="1584"/>
+      </w:tblGrid>
+      <w:tr>
+        <w:trPr>
+          <w:tblHeader w:val="on"/>
+        </w:trPr>
+        <w:tc>
+          <w:tcPr/>
+          <w:p>
+            <w:pPr>
+              <w:pStyle w:val="Compact"/>
+            </w:pPr>
+            <w:r>
+              <w:rPr>
+                <w:rFonts w:hint="eastAsia"/>
+              </w:rPr>
+              <w:t xml:space="preserve">项目</w:t>
+            </w:r>
+          </w:p>
+        </w:tc>
+        <w:tc>
+          <w:tcPr/>
+          <w:p>
+            <w:pPr>
+              <w:pStyle w:val="Compact"/>
+            </w:pPr>
+            <w:r>
+              <w:t xml:space="preserve">2025.3.20</w:t>
+            </w:r>
+          </w:p>
+        </w:tc>
+        <w:tc>
+          <w:tcPr/>
+          <w:p>
+            <w:pPr>
+              <w:pStyle w:val="Compact"/>
+            </w:pPr>
+            <w:r>
+              <w:t xml:space="preserve">2025.6.21</w:t>
+            </w:r>
+          </w:p>
+        </w:tc>
+        <w:tc>
+          <w:tcPr/>
+          <w:p>
+            <w:pPr>
+              <w:pStyle w:val="Compact"/>
+            </w:pPr>
+            <w:r>
+              <w:t xml:space="preserve">2025.9.23</w:t>
+            </w:r>
+          </w:p>
+        </w:tc>
+        <w:tc>
+          <w:tcPr/>
+          <w:p>
+            <w:pPr>
+              <w:pStyle w:val="Compact"/>
+            </w:pPr>
+            <w:r>
+              <w:t xml:space="preserve">2025.12.21</w:t>
+            </w:r>
+          </w:p>
+        </w:tc>
+      </w:tr>
+      <w:tr>
+        <w:tc>
+          <w:tcPr/>
+          <w:p>
+            <w:pPr>
+              <w:pStyle w:val="Compact"/>
+            </w:pPr>
+            <w:r>
+              <w:t xml:space="preserve">0:00–4:00 </w:t>
+            </w:r>
+            <w:r>
+              <w:rPr>
+                <w:rFonts w:hint="eastAsia"/>
+              </w:rPr>
+              <w:t xml:space="preserve">充电</w:t>
+            </w:r>
+          </w:p>
+        </w:tc>
+        <w:tc>
+          <w:tcPr/>
+          <w:p>
+            <w:pPr>
+              <w:pStyle w:val="Compact"/>
+            </w:pPr>
+            <w:r>
+              <w:t xml:space="preserve">1666.6667</w:t>
+            </w:r>
+          </w:p>
+        </w:tc>
+        <w:tc>
+          <w:tcPr/>
+          <w:p>
+            <w:pPr>
+              <w:pStyle w:val="Compact"/>
+            </w:pPr>
+            <w:r>
+              <w:t xml:space="preserve">0.0029</w:t>
+            </w:r>
+          </w:p>
+        </w:tc>
+        <w:tc>
+          <w:tcPr/>
+          <w:p>
+            <w:pPr>
+              <w:pStyle w:val="Compact"/>
+            </w:pPr>
+            <w:r>
+              <w:t xml:space="preserve">1666.6667</w:t>
+            </w:r>
+          </w:p>
+        </w:tc>
+        <w:tc>
+          <w:tcPr/>
+          <w:p>
+            <w:pPr>
+              <w:pStyle w:val="Compact"/>
+            </w:pPr>
+            <w:r>
+              <w:t xml:space="preserve">1666.6667</w:t>
+            </w:r>
+          </w:p>
+        </w:tc>
+      </w:tr>
+      <w:tr>
+        <w:tc>
+          <w:tcPr/>
+          <w:p>
+            <w:pPr>
+              <w:pStyle w:val="Compact"/>
+            </w:pPr>
+            <w:r>
+              <w:t xml:space="preserve">0:00–4:00 </w:t>
+            </w:r>
+            <w:r>
+              <w:rPr>
+                <w:rFonts w:hint="eastAsia"/>
+              </w:rPr>
+              <w:t xml:space="preserve">放电</w:t>
+            </w:r>
+          </w:p>
+        </w:tc>
+        <w:tc>
+          <w:tcPr/>
+          <w:p>
+            <w:pPr>
+              <w:pStyle w:val="Compact"/>
+            </w:pPr>
+            <w:r>
+              <w:t xml:space="preserve">0.0000</w:t>
+            </w:r>
+          </w:p>
+        </w:tc>
+        <w:tc>
+          <w:tcPr/>
+          <w:p>
+            <w:pPr>
+              <w:pStyle w:val="Compact"/>
+            </w:pPr>
+            <w:r>
+              <w:t xml:space="preserve">0.0000</w:t>
+            </w:r>
+          </w:p>
+        </w:tc>
+        <w:tc>
+          <w:tcPr/>
+          <w:p>
+            <w:pPr>
+              <w:pStyle w:val="Compact"/>
+            </w:pPr>
+            <w:r>
+              <w:t xml:space="preserve">0.0000</w:t>
+            </w:r>
+          </w:p>
+        </w:tc>
+        <w:tc>
+          <w:tcPr/>
+          <w:p>
+            <w:pPr>
+              <w:pStyle w:val="Compact"/>
+            </w:pPr>
+            <w:r>
+              <w:t xml:space="preserve">0.0000</w:t>
+            </w:r>
+          </w:p>
+        </w:tc>
+      </w:tr>
+      <w:tr>
+        <w:tc>
+          <w:tcPr/>
+          <w:p>
+            <w:pPr>
+              <w:pStyle w:val="Compact"/>
+            </w:pPr>
+            <w:r>
+              <w:t xml:space="preserve">4:00–8:00 </w:t>
+            </w:r>
+            <w:r>
+              <w:rPr>
+                <w:rFonts w:hint="eastAsia"/>
+              </w:rPr>
+              <w:t xml:space="preserve">充电</w:t>
+            </w:r>
+          </w:p>
+        </w:tc>
+        <w:tc>
+          <w:tcPr/>
+          <w:p>
+            <w:pPr>
+              <w:pStyle w:val="Compact"/>
+            </w:pPr>
+            <w:r>
+              <w:t xml:space="preserve">833.4011</w:t>
+            </w:r>
+          </w:p>
+        </w:tc>
+        <w:tc>
+          <w:tcPr/>
+          <w:p>
+            <w:pPr>
+              <w:pStyle w:val="Compact"/>
+            </w:pPr>
+            <w:r>
+              <w:t xml:space="preserve">788.0773</w:t>
+            </w:r>
+          </w:p>
+        </w:tc>
+        <w:tc>
+          <w:tcPr/>
+          <w:p>
+            <w:pPr>
+              <w:pStyle w:val="Compact"/>
+            </w:pPr>
+            <w:r>
+              <w:t xml:space="preserve">833.4003</w:t>
+            </w:r>
+          </w:p>
+        </w:tc>
+        <w:tc>
+          <w:tcPr/>
+          <w:p>
+            <w:pPr>
+              <w:pStyle w:val="Compact"/>
+            </w:pPr>
+            <w:r>
+              <w:t xml:space="preserve">1571.4807</w:t>
+            </w:r>
+          </w:p>
+        </w:tc>
+      </w:tr>
+      <w:tr>
+        <w:tc>
+          <w:tcPr/>
+          <w:p>
+            <w:pPr>
+              <w:pStyle w:val="Compact"/>
+            </w:pPr>
+            <w:r>
+              <w:t xml:space="preserve">4:00–8:00 </w:t>
+            </w:r>
+            <w:r>
+              <w:rPr>
+                <w:rFonts w:hint="eastAsia"/>
+              </w:rPr>
+              <w:t xml:space="preserve">放电</w:t>
+            </w:r>
+          </w:p>
+        </w:tc>
+        <w:tc>
+          <w:tcPr/>
+          <w:p>
+            <w:pPr>
+              <w:pStyle w:val="Compact"/>
+            </w:pPr>
+            <w:r>
+              <w:t xml:space="preserve">5862.6228</w:t>
+            </w:r>
+          </w:p>
+        </w:tc>
+        <w:tc>
+          <w:tcPr/>
+          <w:p>
+            <w:pPr>
+              <w:pStyle w:val="Compact"/>
+            </w:pPr>
+            <w:r>
+              <w:t xml:space="preserve">1312.4163</w:t>
+            </w:r>
+          </w:p>
+        </w:tc>
+        <w:tc>
+          <w:tcPr/>
+          <w:p>
+            <w:pPr>
+              <w:pStyle w:val="Compact"/>
+            </w:pPr>
+            <w:r>
+              <w:t xml:space="preserve">6746.7733</w:t>
+            </w:r>
+          </w:p>
+        </w:tc>
+        <w:tc>
+          <w:tcPr/>
+          <w:p>
+            <w:pPr>
+              <w:pStyle w:val="Compact"/>
+            </w:pPr>
+            <w:r>
+              <w:t xml:space="preserve">1431.2324</w:t>
+            </w:r>
+          </w:p>
+        </w:tc>
+      </w:tr>
+      <w:tr>
+        <w:tc>
+          <w:tcPr/>
+          <w:p>
+            <w:pPr>
+              <w:pStyle w:val="Compact"/>
+            </w:pPr>
+            <w:r>
+              <w:t xml:space="preserve">8:00–12:00 </w:t>
+            </w:r>
+            <w:r>
+              <w:rPr>
+                <w:rFonts w:hint="eastAsia"/>
+              </w:rPr>
+              <w:t xml:space="preserve">充电</w:t>
+            </w:r>
+          </w:p>
+        </w:tc>
+        <w:tc>
+          <w:tcPr/>
+          <w:p>
+            <w:pPr>
+              <w:pStyle w:val="Compact"/>
+            </w:pPr>
+            <w:r>
+              <w:t xml:space="preserve">1561.0176</w:t>
+            </w:r>
+          </w:p>
+        </w:tc>
+        <w:tc>
+          <w:tcPr/>
+          <w:p>
+            <w:pPr>
+              <w:pStyle w:val="Compact"/>
+            </w:pPr>
+            <w:r>
+              <w:t xml:space="preserve">0.0000</w:t>
+            </w:r>
+          </w:p>
+        </w:tc>
+        <w:tc>
+          <w:tcPr/>
+          <w:p>
+            <w:pPr>
+              <w:pStyle w:val="Compact"/>
+            </w:pPr>
+            <w:r>
+              <w:t xml:space="preserve">1366.4793</w:t>
+            </w:r>
+          </w:p>
+        </w:tc>
+        <w:tc>
+          <w:tcPr/>
+          <w:p>
+            <w:pPr>
+              <w:pStyle w:val="Compact"/>
+            </w:pPr>
+            <w:r>
+              <w:t xml:space="preserve">4410.4180</w:t>
+            </w:r>
+          </w:p>
+        </w:tc>
+      </w:tr>
+      <w:tr>
+        <w:tc>
+          <w:tcPr/>
+          <w:p>
+            <w:pPr>
+              <w:pStyle w:val="Compact"/>
+            </w:pPr>
+            <w:r>
+              <w:t xml:space="preserve">8:00–12:00 </w:t>
+            </w:r>
+            <w:r>
+              <w:rPr>
+                <w:rFonts w:hint="eastAsia"/>
+              </w:rPr>
+              <w:t xml:space="preserve">放电</w:t>
+            </w:r>
+          </w:p>
+        </w:tc>
+        <w:tc>
+          <w:tcPr/>
+          <w:p>
+            <w:pPr>
+              <w:pStyle w:val="Compact"/>
+            </w:pPr>
+            <w:r>
+              <w:t xml:space="preserve">2777.3772</w:t>
+            </w:r>
+          </w:p>
+        </w:tc>
+        <w:tc>
+          <w:tcPr/>
+          <w:p>
+            <w:pPr>
+              <w:pStyle w:val="Compact"/>
+            </w:pPr>
+            <w:r>
+              <w:t xml:space="preserve">0.0000</w:t>
+            </w:r>
+          </w:p>
+        </w:tc>
+        <w:tc>
+          <w:tcPr/>
+          <w:p>
+            <w:pPr>
+              <w:pStyle w:val="Compact"/>
+            </w:pPr>
+            <w:r>
+              <w:t xml:space="preserve">1896.6157</w:t>
+            </w:r>
+          </w:p>
+        </w:tc>
+        <w:tc>
+          <w:tcPr/>
+          <w:p>
+            <w:pPr>
+              <w:pStyle w:val="Compact"/>
+            </w:pPr>
+            <w:r>
+              <w:t xml:space="preserve">7806.6667</w:t>
+            </w:r>
+          </w:p>
+        </w:tc>
+      </w:tr>
+      <w:tr>
+        <w:tc>
+          <w:tcPr/>
+          <w:p>
+            <w:pPr>
+              <w:pStyle w:val="Compact"/>
+            </w:pPr>
+            <w:r>
+              <w:t xml:space="preserve">12:00–16:00 </w:t>
+            </w:r>
+            <w:r>
+              <w:rPr>
+                <w:rFonts w:hint="eastAsia"/>
+              </w:rPr>
+              <w:t xml:space="preserve">充电</w:t>
+            </w:r>
+          </w:p>
+        </w:tc>
+        <w:tc>
+          <w:tcPr/>
+          <w:p>
+            <w:pPr>
+              <w:pStyle w:val="Compact"/>
+            </w:pPr>
+            <w:r>
+              <w:t xml:space="preserve">8026.3351</w:t>
+            </w:r>
+          </w:p>
+        </w:tc>
+        <w:tc>
+          <w:tcPr/>
+          <w:p>
+            <w:pPr>
+              <w:pStyle w:val="Compact"/>
+            </w:pPr>
+            <w:r>
+              <w:t xml:space="preserve">9248.4942</w:t>
+            </w:r>
+          </w:p>
+        </w:tc>
+        <w:tc>
+          <w:tcPr/>
+          <w:p>
+            <w:pPr>
+              <w:pStyle w:val="Compact"/>
+            </w:pPr>
+            <w:r>
+              <w:t xml:space="preserve">8211.6028</w:t>
+            </w:r>
+          </w:p>
+        </w:tc>
+        <w:tc>
+          <w:tcPr/>
+          <w:p>
+            <w:pPr>
+              <w:pStyle w:val="Compact"/>
+            </w:pPr>
+            <w:r>
+              <w:t xml:space="preserve">8500.1140</w:t>
+            </w:r>
+          </w:p>
+        </w:tc>
+      </w:tr>
+      <w:tr>
+        <w:tc>
+          <w:tcPr/>
+          <w:p>
+            <w:pPr>
+              <w:pStyle w:val="Compact"/>
+            </w:pPr>
+            <w:r>
+              <w:t xml:space="preserve">12:00–16:00 </w:t>
+            </w:r>
+            <w:r>
+              <w:rPr>
+                <w:rFonts w:hint="eastAsia"/>
+              </w:rPr>
+              <w:t xml:space="preserve">放电</w:t>
+            </w:r>
+          </w:p>
+        </w:tc>
+        <w:tc>
+          <w:tcPr/>
+          <w:p>
+            <w:pPr>
+              <w:pStyle w:val="Compact"/>
+            </w:pPr>
+            <w:r>
+              <w:t xml:space="preserve">254.7228</w:t>
+            </w:r>
+          </w:p>
+        </w:tc>
+        <w:tc>
+          <w:tcPr/>
+          <w:p>
+            <w:pPr>
+              <w:pStyle w:val="Compact"/>
+            </w:pPr>
+            <w:r>
+              <w:t xml:space="preserve">0.0000</w:t>
+            </w:r>
+          </w:p>
+        </w:tc>
+        <w:tc>
+          <w:tcPr/>
+          <w:p>
+            <w:pPr>
+              <w:pStyle w:val="Compact"/>
+            </w:pPr>
+            <w:r>
+              <w:t xml:space="preserve">403.6249</w:t>
+            </w:r>
+          </w:p>
+        </w:tc>
+        <w:tc>
+          <w:tcPr/>
+          <w:p>
+            <w:pPr>
+              <w:pStyle w:val="Compact"/>
+            </w:pPr>
+            <w:r>
+              <w:t xml:space="preserve">2282.6294</w:t>
+            </w:r>
+          </w:p>
+        </w:tc>
+      </w:tr>
+      <w:tr>
+        <w:tc>
+          <w:tcPr/>
+          <w:p>
+            <w:pPr>
+              <w:pStyle w:val="Compact"/>
+            </w:pPr>
+            <w:r>
+              <w:t xml:space="preserve">16:00–20:00 </w:t>
+            </w:r>
+            <w:r>
+              <w:rPr>
+                <w:rFonts w:hint="eastAsia"/>
+              </w:rPr>
+              <w:t xml:space="preserve">充电</w:t>
+            </w:r>
+          </w:p>
+        </w:tc>
+        <w:tc>
+          <w:tcPr/>
+          <w:p>
+            <w:pPr>
+              <w:pStyle w:val="Compact"/>
+            </w:pPr>
+            <w:r>
+              <w:t xml:space="preserve">1393.7866</w:t>
+            </w:r>
+          </w:p>
+        </w:tc>
+        <w:tc>
+          <w:tcPr/>
+          <w:p>
+            <w:pPr>
+              <w:pStyle w:val="Compact"/>
+            </w:pPr>
+            <w:r>
+              <w:t xml:space="preserve">1529.8191</w:t>
+            </w:r>
+          </w:p>
+        </w:tc>
+        <w:tc>
+          <w:tcPr/>
+          <w:p>
+            <w:pPr>
+              <w:pStyle w:val="Compact"/>
+            </w:pPr>
+            <w:r>
+              <w:t xml:space="preserve">1591.0709</w:t>
+            </w:r>
+          </w:p>
+        </w:tc>
+        <w:tc>
+          <w:tcPr/>
+          <w:p>
+            <w:pPr>
+              <w:pStyle w:val="Compact"/>
+            </w:pPr>
+            <w:r>
+              <w:t xml:space="preserve">574.1952</w:t>
+            </w:r>
+          </w:p>
+        </w:tc>
+      </w:tr>
+      <w:tr>
+        <w:tc>
+          <w:tcPr/>
+          <w:p>
+            <w:pPr>
+              <w:pStyle w:val="Compact"/>
+            </w:pPr>
+            <w:r>
+              <w:t xml:space="preserve">16:00–20:00 </w:t>
+            </w:r>
+            <w:r>
+              <w:rPr>
+                <w:rFonts w:hint="eastAsia"/>
+              </w:rPr>
+              <w:t xml:space="preserve">放电</w:t>
+            </w:r>
+          </w:p>
+        </w:tc>
+        <w:tc>
+          <w:tcPr/>
+          <w:p>
+            <w:pPr>
+              <w:pStyle w:val="Compact"/>
+            </w:pPr>
+            <w:r>
+              <w:t xml:space="preserve">5709.7116</w:t>
+            </w:r>
+          </w:p>
+        </w:tc>
+        <w:tc>
+          <w:tcPr/>
+          <w:p>
+            <w:pPr>
+              <w:pStyle w:val="Compact"/>
+            </w:pPr>
+            <w:r>
+              <w:t xml:space="preserve">5873.2162</w:t>
+            </w:r>
+          </w:p>
+        </w:tc>
+        <w:tc>
+          <w:tcPr/>
+          <w:p>
+            <w:pPr>
+              <w:pStyle w:val="Compact"/>
+            </w:pPr>
+            <w:r>
+              <w:t xml:space="preserve">5602.9050</w:t>
+            </w:r>
+          </w:p>
+        </w:tc>
+        <w:tc>
+          <w:tcPr/>
+          <w:p>
+            <w:pPr>
+              <w:pStyle w:val="Compact"/>
+            </w:pPr>
+            <w:r>
+              <w:t xml:space="preserve">5797.4738</w:t>
+            </w:r>
+          </w:p>
+        </w:tc>
+      </w:tr>
+      <w:tr>
+        <w:tc>
+          <w:tcPr/>
+          <w:p>
+            <w:pPr>
+              <w:pStyle w:val="Compact"/>
+            </w:pPr>
+            <w:r>
+              <w:t xml:space="preserve">20:00–24:00 </w:t>
+            </w:r>
+            <w:r>
+              <w:rPr>
+                <w:rFonts w:hint="eastAsia"/>
+              </w:rPr>
+              <w:t xml:space="preserve">充电</w:t>
+            </w:r>
+          </w:p>
+        </w:tc>
+        <w:tc>
+          <w:tcPr/>
+          <w:p>
+            <w:pPr>
+              <w:pStyle w:val="Compact"/>
+            </w:pPr>
+            <w:r>
+              <w:t xml:space="preserve">1876.3691</w:t>
+            </w:r>
+          </w:p>
+        </w:tc>
+        <w:tc>
+          <w:tcPr/>
+          <w:p>
+            <w:pPr>
+              <w:pStyle w:val="Compact"/>
+            </w:pPr>
+            <w:r>
+              <w:t xml:space="preserve">8166.6669</w:t>
+            </w:r>
+          </w:p>
+        </w:tc>
+        <w:tc>
+          <w:tcPr/>
+          <w:p>
+            <w:pPr>
+              <w:pStyle w:val="Compact"/>
+            </w:pPr>
+            <w:r>
+              <w:t xml:space="preserve">7500.0000</w:t>
+            </w:r>
+          </w:p>
+        </w:tc>
+        <w:tc>
+          <w:tcPr/>
+          <w:p>
+            <w:pPr>
+              <w:pStyle w:val="Compact"/>
+            </w:pPr>
+            <w:r>
+              <w:t xml:space="preserve">8166.6663</w:t>
+            </w:r>
+          </w:p>
+        </w:tc>
+      </w:tr>
+      <w:tr>
+        <w:tc>
+          <w:tcPr/>
+          <w:p>
+            <w:pPr>
+              <w:pStyle w:val="Compact"/>
+            </w:pPr>
+            <w:r>
+              <w:t xml:space="preserve">20:00–24:00 </w:t>
+            </w:r>
+            <w:r>
+              <w:rPr>
+                <w:rFonts w:hint="eastAsia"/>
+              </w:rPr>
+              <w:t xml:space="preserve">放电</w:t>
+            </w:r>
+          </w:p>
+        </w:tc>
+        <w:tc>
+          <w:tcPr/>
+          <w:p>
+            <w:pPr>
+              <w:pStyle w:val="Compact"/>
+            </w:pPr>
+            <w:r>
+              <w:t xml:space="preserve">2930.2165</w:t>
+            </w:r>
+          </w:p>
+        </w:tc>
+        <w:tc>
+          <w:tcPr/>
+          <w:p>
+            <w:pPr>
+              <w:pStyle w:val="Compact"/>
+            </w:pPr>
+            <w:r>
+              <w:t xml:space="preserve">2485.8966</w:t>
+            </w:r>
+          </w:p>
+        </w:tc>
+        <w:tc>
+          <w:tcPr/>
+          <w:p>
+            <w:pPr>
+              <w:pStyle w:val="Compact"/>
+            </w:pPr>
+            <w:r>
+              <w:t xml:space="preserve">3037.0909</w:t>
+            </w:r>
+          </w:p>
+        </w:tc>
+        <w:tc>
+          <w:tcPr/>
+          <w:p>
+            <w:pPr>
+              <w:pStyle w:val="Compact"/>
+            </w:pPr>
+            <w:r>
+              <w:t xml:space="preserve">2842.5258</w:t>
+            </w:r>
+          </w:p>
+        </w:tc>
+      </w:tr>
+      <w:tr>
+        <w:tc>
+          <w:tcPr/>
+          <w:p>
+            <w:pPr>
+              <w:pStyle w:val="Compact"/>
+            </w:pPr>
+            <w:r>
+              <w:t xml:space="preserve">0:00 </w:t>
+            </w:r>
+            <w:r>
+              <w:rPr>
+                <w:rFonts w:hint="eastAsia"/>
+              </w:rPr>
+              <w:t xml:space="preserve">储电量</w:t>
+            </w:r>
+          </w:p>
+        </w:tc>
+        <w:tc>
+          <w:tcPr/>
+          <w:p>
+            <w:pPr>
+              <w:pStyle w:val="Compact"/>
+            </w:pPr>
+            <w:r>
+              <w:t xml:space="preserve">8549.9390</w:t>
+            </w:r>
+          </w:p>
+        </w:tc>
+        <w:tc>
+          <w:tcPr/>
+          <w:p>
+            <w:pPr>
+              <w:pStyle w:val="Compact"/>
+            </w:pPr>
+            <w:r>
+              <w:t xml:space="preserve">1948.9682</w:t>
+            </w:r>
+          </w:p>
+        </w:tc>
+        <w:tc>
+          <w:tcPr/>
+          <w:p>
+            <w:pPr>
+              <w:pStyle w:val="Compact"/>
+            </w:pPr>
+            <w:r>
+              <w:t xml:space="preserve">8549.9397</w:t>
+            </w:r>
+          </w:p>
+        </w:tc>
+        <w:tc>
+          <w:tcPr/>
+          <w:p>
+            <w:pPr>
+              <w:pStyle w:val="Compact"/>
+            </w:pPr>
+            <w:r>
+              <w:t xml:space="preserve">8549.9997</w:t>
+            </w:r>
+          </w:p>
+        </w:tc>
+      </w:tr>
+      <w:tr>
+        <w:tc>
+          <w:tcPr/>
+          <w:p>
+            <w:pPr>
+              <w:pStyle w:val="Compact"/>
+            </w:pPr>
+            <w:r>
+              <w:t xml:space="preserve">24:00 </w:t>
+            </w:r>
+            <w:r>
+              <w:rPr>
+                <w:rFonts w:hint="eastAsia"/>
+              </w:rPr>
+              <w:t xml:space="preserve">储电量</w:t>
+            </w:r>
+          </w:p>
+        </w:tc>
+        <w:tc>
+          <w:tcPr/>
+          <w:p>
+            <w:pPr>
+              <w:pStyle w:val="Compact"/>
+            </w:pPr>
+            <w:r>
+              <w:t xml:space="preserve">2888.8121</w:t>
+            </w:r>
+          </w:p>
+        </w:tc>
+        <w:tc>
+          <w:tcPr/>
+          <w:p>
+            <w:pPr>
+              <w:pStyle w:val="Compact"/>
+            </w:pPr>
+            <w:r>
+              <w:t xml:space="preserve">8962.5790</w:t>
+            </w:r>
+          </w:p>
+        </w:tc>
+        <w:tc>
+          <w:tcPr/>
+          <w:p>
+            <w:pPr>
+              <w:pStyle w:val="Compact"/>
+            </w:pPr>
+            <w:r>
+              <w:t xml:space="preserve">7950.0045</w:t>
+            </w:r>
+          </w:p>
+        </w:tc>
+        <w:tc>
+          <w:tcPr/>
+          <w:p>
+            <w:pPr>
+              <w:pStyle w:val="Compact"/>
+            </w:pPr>
+            <w:r>
+              <w:t xml:space="preserve">8549.9997</w:t>
+            </w:r>
+          </w:p>
+        </w:tc>
+      </w:tr>
+    </w:tbl>
+    <w:p>
+      <w:pPr>
+        <w:pStyle w:val="BlockText"/>
+      </w:pPr>
+      <w:r>
+        <w:rPr>
+          <w:rFonts w:hint="eastAsia"/>
+        </w:rPr>
+        <w:t xml:space="preserve">表</w:t>
+      </w:r>
+      <w:r>
+        <w:t xml:space="preserve"> 3 </w:t>
+      </w:r>
+      <w:r>
+        <w:rPr>
+          <w:rFonts w:hint="eastAsia"/>
+        </w:rPr>
+        <w:t xml:space="preserve">显示四日购电均集中在凌晨谷价与傍晚高峰，午间光伏充裕段（10:00、14:00、20:00）购电为</w:t>
+      </w:r>
+      <w:r>
+        <w:t xml:space="preserve"> </w:t>
+      </w:r>
+      <w:r>
+        <w:rPr>
+          <w:rFonts w:hint="eastAsia"/>
+        </w:rPr>
+        <w:t xml:space="preserve">0；表</w:t>
+      </w:r>
+      <w:r>
+        <w:t xml:space="preserve"> 4 </w:t>
+      </w:r>
+      <w:r>
+        <w:rPr>
+          <w:rFonts w:hint="eastAsia"/>
+        </w:rPr>
+        <w:t xml:space="preserve">呈</w:t>
+      </w:r>
+      <w:r>
+        <w:t xml:space="preserve"> </w:t>
+      </w:r>
+      <w:r>
+        <w:rPr>
+          <w:rFonts w:hint="eastAsia"/>
+        </w:rPr>
+        <w:t xml:space="preserve">“凌晨谷价充电、傍晚峰价放电”</w:t>
+      </w:r>
+      <w:r>
+        <w:t xml:space="preserve"> </w:t>
+      </w:r>
+      <w:r>
+        <w:rPr>
+          <w:rFonts w:hint="eastAsia"/>
+        </w:rPr>
+        <w:t xml:space="preserve">形态。夏至日</w:t>
+      </w:r>
+      <w:r>
+        <w:t xml:space="preserve"> 6.21 </w:t>
+      </w:r>
+      <w:r>
+        <w:rPr>
+          <w:rFonts w:hint="eastAsia"/>
+        </w:rPr>
+        <w:t xml:space="preserve">午间光伏最足，12:00–12:10</w:t>
+      </w:r>
+      <w:r>
+        <w:t xml:space="preserve"> </w:t>
+      </w:r>
+      <w:r>
+        <w:rPr>
+          <w:rFonts w:hint="eastAsia"/>
+        </w:rPr>
+        <w:t xml:space="preserve">与</w:t>
+      </w:r>
+      <w:r>
+        <w:t xml:space="preserve"> 18:00–18:10 </w:t>
+      </w:r>
+      <w:r>
+        <w:rPr>
+          <w:rFonts w:hint="eastAsia"/>
+        </w:rPr>
+        <w:t xml:space="preserve">均无需购电，全天购电费为四日最低。</w:t>
+      </w:r>
+    </w:p>
+    <w:p>
+      <w:pPr>
+        <w:pStyle w:val="FirstParagraph"/>
+      </w:pPr>
+      <w:r>
+        <w:rPr>
+          <w:rFonts w:hint="eastAsia"/>
+          <w:b/>
+          <w:bCs/>
+        </w:rPr>
+        <w:t xml:space="preserve">表</w:t>
+      </w:r>
+      <w:r>
+        <w:rPr>
+          <w:b/>
+          <w:bCs/>
+        </w:rPr>
+        <w:t xml:space="preserve"> 5　</w:t>
+      </w:r>
+      <w:r>
+        <w:rPr>
+          <w:rFonts w:hint="eastAsia"/>
+          <w:b/>
+          <w:bCs/>
+        </w:rPr>
+        <w:t xml:space="preserve">问题二·微网在指定日期的紧急购电量（表</w:t>
+      </w:r>
+      <w:r>
+        <w:rPr>
+          <w:b/>
+          <w:bCs/>
+        </w:rPr>
+        <w:t xml:space="preserve"> 3 </w:t>
+      </w:r>
+      <w:r>
+        <w:rPr>
+          <w:rFonts w:hint="eastAsia"/>
+          <w:b/>
+          <w:bCs/>
+        </w:rPr>
+        <w:t xml:space="preserve">格式，单位：kWh）</w:t>
       </w:r>
     </w:p>
     <w:tbl>
@@ -9111,56 +10793,2802 @@
       <w:r>
         <w:rPr>
           <w:rFonts w:hint="eastAsia"/>
-        </w:rPr>
-        <w:t xml:space="preserve">关于</w:t>
-      </w:r>
-      <w:r>
-        <w:t xml:space="preserve"> </w:t>
-      </w:r>
-      <w:r>
-        <w:rPr>
-          <w:rFonts w:hint="eastAsia"/>
-        </w:rPr>
-        <w:t xml:space="preserve">“是否需要引入其他时刻预报”</w:t>
-      </w:r>
-      <w:r>
-        <w:rPr>
-          <w:rFonts w:hint="eastAsia"/>
-        </w:rPr>
-        <w:t xml:space="preserve">：由于下调无收益、上调的收益来自预报精度提升，而光伏预报在</w:t>
-      </w:r>
-      <w:r>
-        <w:t xml:space="preserve"> 0–12 </w:t>
-      </w:r>
-      <w:r>
-        <w:rPr>
-          <w:rFonts w:hint="eastAsia"/>
-        </w:rPr>
-        <w:t xml:space="preserve">时更新最快、午后趋于稳定，故</w:t>
-      </w:r>
-      <w:r>
-        <w:t xml:space="preserve"> </w:t>
-      </w:r>
-      <w:r>
-        <w:rPr>
           <w:b/>
           <w:bCs/>
         </w:rPr>
-        <w:t xml:space="preserve">0/6/12/18 </w:t>
-      </w:r>
-      <w:r>
-        <w:rPr>
-          <w:rFonts w:hint="eastAsia"/>
+        <w:t xml:space="preserve">表</w:t>
+      </w:r>
+      <w:r>
+        <w:rPr>
           <w:b/>
           <w:bCs/>
         </w:rPr>
-        <w:t xml:space="preserve">四个时点已基本覆盖主要信息增量</w:t>
-      </w:r>
-      <w:r>
-        <w:rPr>
-          <w:rFonts w:hint="eastAsia"/>
-        </w:rPr>
-        <w:t xml:space="preserve">，进一步加密时点边际收益递减。</w:t>
+        <w:t xml:space="preserve"> 6　</w:t>
+      </w:r>
+      <w:r>
+        <w:rPr>
+          <w:rFonts w:hint="eastAsia"/>
+          <w:b/>
+          <w:bCs/>
+        </w:rPr>
+        <w:t xml:space="preserve">问题三·微网在指定日期的调整购电量（表</w:t>
+      </w:r>
+      <w:r>
+        <w:rPr>
+          <w:b/>
+          <w:bCs/>
+        </w:rPr>
+        <w:t xml:space="preserve"> 1 </w:t>
+      </w:r>
+      <w:r>
+        <w:rPr>
+          <w:rFonts w:hint="eastAsia"/>
+          <w:b/>
+          <w:bCs/>
+        </w:rPr>
+        <w:t xml:space="preserve">格式，单位：kWh）</w:t>
+      </w:r>
+    </w:p>
+    <w:tbl>
+      <w:tblPr>
+        <w:tblStyle w:val="Table"/>
+        <w:tblW w:type="auto" w:w="0"/>
+        <w:tblLook w:firstRow="1" w:lastRow="0" w:firstColumn="0" w:lastColumn="0" w:noHBand="0" w:noVBand="0" w:val="0020"/>
+      </w:tblPr>
+      <w:tblGrid>
+        <w:gridCol w:w="1584"/>
+        <w:gridCol w:w="1584"/>
+        <w:gridCol w:w="1584"/>
+        <w:gridCol w:w="1584"/>
+        <w:gridCol w:w="1584"/>
+      </w:tblGrid>
+      <w:tr>
+        <w:trPr>
+          <w:tblHeader w:val="on"/>
+        </w:trPr>
+        <w:tc>
+          <w:tcPr/>
+          <w:p>
+            <w:pPr>
+              <w:pStyle w:val="Compact"/>
+            </w:pPr>
+            <w:r>
+              <w:rPr>
+                <w:rFonts w:hint="eastAsia"/>
+              </w:rPr>
+              <w:t xml:space="preserve">时间段</w:t>
+            </w:r>
+          </w:p>
+        </w:tc>
+        <w:tc>
+          <w:tcPr/>
+          <w:p>
+            <w:pPr>
+              <w:pStyle w:val="Compact"/>
+            </w:pPr>
+            <w:r>
+              <w:t xml:space="preserve">2025.3.20</w:t>
+            </w:r>
+          </w:p>
+        </w:tc>
+        <w:tc>
+          <w:tcPr/>
+          <w:p>
+            <w:pPr>
+              <w:pStyle w:val="Compact"/>
+            </w:pPr>
+            <w:r>
+              <w:t xml:space="preserve">2025.6.21</w:t>
+            </w:r>
+          </w:p>
+        </w:tc>
+        <w:tc>
+          <w:tcPr/>
+          <w:p>
+            <w:pPr>
+              <w:pStyle w:val="Compact"/>
+            </w:pPr>
+            <w:r>
+              <w:t xml:space="preserve">2025.9.23</w:t>
+            </w:r>
+          </w:p>
+        </w:tc>
+        <w:tc>
+          <w:tcPr/>
+          <w:p>
+            <w:pPr>
+              <w:pStyle w:val="Compact"/>
+            </w:pPr>
+            <w:r>
+              <w:t xml:space="preserve">2025.12.21</w:t>
+            </w:r>
+          </w:p>
+        </w:tc>
+      </w:tr>
+      <w:tr>
+        <w:tc>
+          <w:tcPr/>
+          <w:p>
+            <w:pPr>
+              <w:pStyle w:val="Compact"/>
+            </w:pPr>
+            <w:r>
+              <w:t xml:space="preserve">10:00–10:10</w:t>
+            </w:r>
+          </w:p>
+        </w:tc>
+        <w:tc>
+          <w:tcPr/>
+          <w:p>
+            <w:pPr>
+              <w:pStyle w:val="Compact"/>
+            </w:pPr>
+            <w:r>
+              <w:t xml:space="preserve">0.0000</w:t>
+            </w:r>
+          </w:p>
+        </w:tc>
+        <w:tc>
+          <w:tcPr/>
+          <w:p>
+            <w:pPr>
+              <w:pStyle w:val="Compact"/>
+            </w:pPr>
+            <w:r>
+              <w:t xml:space="preserve">0.0000</w:t>
+            </w:r>
+          </w:p>
+        </w:tc>
+        <w:tc>
+          <w:tcPr/>
+          <w:p>
+            <w:pPr>
+              <w:pStyle w:val="Compact"/>
+            </w:pPr>
+            <w:r>
+              <w:t xml:space="preserve">0.0000</w:t>
+            </w:r>
+          </w:p>
+        </w:tc>
+        <w:tc>
+          <w:tcPr/>
+          <w:p>
+            <w:pPr>
+              <w:pStyle w:val="Compact"/>
+            </w:pPr>
+            <w:r>
+              <w:t xml:space="preserve">0.0000</w:t>
+            </w:r>
+          </w:p>
+        </w:tc>
+      </w:tr>
+      <w:tr>
+        <w:tc>
+          <w:tcPr/>
+          <w:p>
+            <w:pPr>
+              <w:pStyle w:val="Compact"/>
+            </w:pPr>
+            <w:r>
+              <w:t xml:space="preserve">12:00–12:10</w:t>
+            </w:r>
+          </w:p>
+        </w:tc>
+        <w:tc>
+          <w:tcPr/>
+          <w:p>
+            <w:pPr>
+              <w:pStyle w:val="Compact"/>
+            </w:pPr>
+            <w:r>
+              <w:t xml:space="preserve">769.3564</w:t>
+            </w:r>
+          </w:p>
+        </w:tc>
+        <w:tc>
+          <w:tcPr/>
+          <w:p>
+            <w:pPr>
+              <w:pStyle w:val="Compact"/>
+            </w:pPr>
+            <w:r>
+              <w:t xml:space="preserve">143.8937</w:t>
+            </w:r>
+          </w:p>
+        </w:tc>
+        <w:tc>
+          <w:tcPr/>
+          <w:p>
+            <w:pPr>
+              <w:pStyle w:val="Compact"/>
+            </w:pPr>
+            <w:r>
+              <w:t xml:space="preserve">501.2950</w:t>
+            </w:r>
+          </w:p>
+        </w:tc>
+        <w:tc>
+          <w:tcPr/>
+          <w:p>
+            <w:pPr>
+              <w:pStyle w:val="Compact"/>
+            </w:pPr>
+            <w:r>
+              <w:t xml:space="preserve">1029.4118</w:t>
+            </w:r>
+          </w:p>
+        </w:tc>
+      </w:tr>
+      <w:tr>
+        <w:tc>
+          <w:tcPr/>
+          <w:p>
+            <w:pPr>
+              <w:pStyle w:val="Compact"/>
+            </w:pPr>
+            <w:r>
+              <w:t xml:space="preserve">14:00–14:10</w:t>
+            </w:r>
+          </w:p>
+        </w:tc>
+        <w:tc>
+          <w:tcPr/>
+          <w:p>
+            <w:pPr>
+              <w:pStyle w:val="Compact"/>
+            </w:pPr>
+            <w:r>
+              <w:t xml:space="preserve">0.0000</w:t>
+            </w:r>
+          </w:p>
+        </w:tc>
+        <w:tc>
+          <w:tcPr/>
+          <w:p>
+            <w:pPr>
+              <w:pStyle w:val="Compact"/>
+            </w:pPr>
+            <w:r>
+              <w:t xml:space="preserve">0.0000</w:t>
+            </w:r>
+          </w:p>
+        </w:tc>
+        <w:tc>
+          <w:tcPr/>
+          <w:p>
+            <w:pPr>
+              <w:pStyle w:val="Compact"/>
+            </w:pPr>
+            <w:r>
+              <w:t xml:space="preserve">0.0000</w:t>
+            </w:r>
+          </w:p>
+        </w:tc>
+        <w:tc>
+          <w:tcPr/>
+          <w:p>
+            <w:pPr>
+              <w:pStyle w:val="Compact"/>
+            </w:pPr>
+            <w:r>
+              <w:t xml:space="preserve">0.0000</w:t>
+            </w:r>
+          </w:p>
+        </w:tc>
+      </w:tr>
+      <w:tr>
+        <w:tc>
+          <w:tcPr/>
+          <w:p>
+            <w:pPr>
+              <w:pStyle w:val="Compact"/>
+            </w:pPr>
+            <w:r>
+              <w:t xml:space="preserve">16:00–16:10</w:t>
+            </w:r>
+          </w:p>
+        </w:tc>
+        <w:tc>
+          <w:tcPr/>
+          <w:p>
+            <w:pPr>
+              <w:pStyle w:val="Compact"/>
+            </w:pPr>
+            <w:r>
+              <w:t xml:space="preserve">817.3061</w:t>
+            </w:r>
+          </w:p>
+        </w:tc>
+        <w:tc>
+          <w:tcPr/>
+          <w:p>
+            <w:pPr>
+              <w:pStyle w:val="Compact"/>
+            </w:pPr>
+            <w:r>
+              <w:t xml:space="preserve">255.2254</w:t>
+            </w:r>
+          </w:p>
+        </w:tc>
+        <w:tc>
+          <w:tcPr/>
+          <w:p>
+            <w:pPr>
+              <w:pStyle w:val="Compact"/>
+            </w:pPr>
+            <w:r>
+              <w:t xml:space="preserve">902.7969</w:t>
+            </w:r>
+          </w:p>
+        </w:tc>
+        <w:tc>
+          <w:tcPr/>
+          <w:p>
+            <w:pPr>
+              <w:pStyle w:val="Compact"/>
+            </w:pPr>
+            <w:r>
+              <w:t xml:space="preserve">1001.2240</w:t>
+            </w:r>
+          </w:p>
+        </w:tc>
+      </w:tr>
+      <w:tr>
+        <w:tc>
+          <w:tcPr/>
+          <w:p>
+            <w:pPr>
+              <w:pStyle w:val="Compact"/>
+            </w:pPr>
+            <w:r>
+              <w:t xml:space="preserve">18:00–18:10</w:t>
+            </w:r>
+          </w:p>
+        </w:tc>
+        <w:tc>
+          <w:tcPr/>
+          <w:p>
+            <w:pPr>
+              <w:pStyle w:val="Compact"/>
+            </w:pPr>
+            <w:r>
+              <w:t xml:space="preserve">697.9973</w:t>
+            </w:r>
+          </w:p>
+        </w:tc>
+        <w:tc>
+          <w:tcPr/>
+          <w:p>
+            <w:pPr>
+              <w:pStyle w:val="Compact"/>
+            </w:pPr>
+            <w:r>
+              <w:t xml:space="preserve">0.0000</w:t>
+            </w:r>
+          </w:p>
+        </w:tc>
+        <w:tc>
+          <w:tcPr/>
+          <w:p>
+            <w:pPr>
+              <w:pStyle w:val="Compact"/>
+            </w:pPr>
+            <w:r>
+              <w:t xml:space="preserve">764.3298</w:t>
+            </w:r>
+          </w:p>
+        </w:tc>
+        <w:tc>
+          <w:tcPr/>
+          <w:p>
+            <w:pPr>
+              <w:pStyle w:val="Compact"/>
+            </w:pPr>
+            <w:r>
+              <w:t xml:space="preserve">715.4144</w:t>
+            </w:r>
+          </w:p>
+        </w:tc>
+      </w:tr>
+      <w:tr>
+        <w:tc>
+          <w:tcPr/>
+          <w:p>
+            <w:pPr>
+              <w:pStyle w:val="Compact"/>
+            </w:pPr>
+            <w:r>
+              <w:t xml:space="preserve">20:00–20:10</w:t>
+            </w:r>
+          </w:p>
+        </w:tc>
+        <w:tc>
+          <w:tcPr/>
+          <w:p>
+            <w:pPr>
+              <w:pStyle w:val="Compact"/>
+            </w:pPr>
+            <w:r>
+              <w:t xml:space="preserve">0.0000</w:t>
+            </w:r>
+          </w:p>
+        </w:tc>
+        <w:tc>
+          <w:tcPr/>
+          <w:p>
+            <w:pPr>
+              <w:pStyle w:val="Compact"/>
+            </w:pPr>
+            <w:r>
+              <w:t xml:space="preserve">0.0000</w:t>
+            </w:r>
+          </w:p>
+        </w:tc>
+        <w:tc>
+          <w:tcPr/>
+          <w:p>
+            <w:pPr>
+              <w:pStyle w:val="Compact"/>
+            </w:pPr>
+            <w:r>
+              <w:t xml:space="preserve">0.0000</w:t>
+            </w:r>
+          </w:p>
+        </w:tc>
+        <w:tc>
+          <w:tcPr/>
+          <w:p>
+            <w:pPr>
+              <w:pStyle w:val="Compact"/>
+            </w:pPr>
+            <w:r>
+              <w:t xml:space="preserve">0.0000</w:t>
+            </w:r>
+          </w:p>
+        </w:tc>
+      </w:tr>
+      <w:tr>
+        <w:tc>
+          <w:tcPr/>
+          <w:p>
+            <w:pPr>
+              <w:pStyle w:val="Compact"/>
+            </w:pPr>
+            <w:r>
+              <w:rPr>
+                <w:rFonts w:hint="eastAsia"/>
+              </w:rPr>
+              <w:t xml:space="preserve">全天调整购电量</w:t>
+            </w:r>
+          </w:p>
+        </w:tc>
+        <w:tc>
+          <w:tcPr/>
+          <w:p>
+            <w:pPr>
+              <w:pStyle w:val="Compact"/>
+            </w:pPr>
+            <w:r>
+              <w:t xml:space="preserve">63050.0399</w:t>
+            </w:r>
+          </w:p>
+        </w:tc>
+        <w:tc>
+          <w:tcPr/>
+          <w:p>
+            <w:pPr>
+              <w:pStyle w:val="Compact"/>
+            </w:pPr>
+            <w:r>
+              <w:t xml:space="preserve">41604.9671</w:t>
+            </w:r>
+          </w:p>
+        </w:tc>
+        <w:tc>
+          <w:tcPr/>
+          <w:p>
+            <w:pPr>
+              <w:pStyle w:val="Compact"/>
+            </w:pPr>
+            <w:r>
+              <w:t xml:space="preserve">67483.2714</w:t>
+            </w:r>
+          </w:p>
+        </w:tc>
+        <w:tc>
+          <w:tcPr/>
+          <w:p>
+            <w:pPr>
+              <w:pStyle w:val="Compact"/>
+            </w:pPr>
+            <w:r>
+              <w:t xml:space="preserve">94670.2693</w:t>
+            </w:r>
+          </w:p>
+        </w:tc>
+      </w:tr>
+      <w:tr>
+        <w:tc>
+          <w:tcPr/>
+          <w:p>
+            <w:pPr>
+              <w:pStyle w:val="Compact"/>
+            </w:pPr>
+            <w:r>
+              <w:rPr>
+                <w:rFonts w:hint="eastAsia"/>
+              </w:rPr>
+              <w:t xml:space="preserve">调整相关费(元)</w:t>
+            </w:r>
+          </w:p>
+        </w:tc>
+        <w:tc>
+          <w:tcPr/>
+          <w:p>
+            <w:pPr>
+              <w:pStyle w:val="Compact"/>
+            </w:pPr>
+            <w:r>
+              <w:t xml:space="preserve">1964.4464</w:t>
+            </w:r>
+          </w:p>
+        </w:tc>
+        <w:tc>
+          <w:tcPr/>
+          <w:p>
+            <w:pPr>
+              <w:pStyle w:val="Compact"/>
+            </w:pPr>
+            <w:r>
+              <w:t xml:space="preserve">486.7506</w:t>
+            </w:r>
+          </w:p>
+        </w:tc>
+        <w:tc>
+          <w:tcPr/>
+          <w:p>
+            <w:pPr>
+              <w:pStyle w:val="Compact"/>
+            </w:pPr>
+            <w:r>
+              <w:t xml:space="preserve">0.0000</w:t>
+            </w:r>
+          </w:p>
+        </w:tc>
+        <w:tc>
+          <w:tcPr/>
+          <w:p>
+            <w:pPr>
+              <w:pStyle w:val="Compact"/>
+            </w:pPr>
+            <w:r>
+              <w:t xml:space="preserve">905.6702</w:t>
+            </w:r>
+          </w:p>
+        </w:tc>
+      </w:tr>
+    </w:tbl>
+    <w:p>
+      <w:pPr>
+        <w:pStyle w:val="BodyText"/>
+      </w:pPr>
+      <w:r>
+        <w:rPr>
+          <w:rFonts w:hint="eastAsia"/>
+          <w:b/>
+          <w:bCs/>
+        </w:rPr>
+        <w:t xml:space="preserve">表</w:t>
+      </w:r>
+      <w:r>
+        <w:rPr>
+          <w:b/>
+          <w:bCs/>
+        </w:rPr>
+        <w:t xml:space="preserve"> 7　</w:t>
+      </w:r>
+      <w:r>
+        <w:rPr>
+          <w:rFonts w:hint="eastAsia"/>
+          <w:b/>
+          <w:bCs/>
+        </w:rPr>
+        <w:t xml:space="preserve">问题三·储能设备在指定日期的充放电量（表</w:t>
+      </w:r>
+      <w:r>
+        <w:rPr>
+          <w:b/>
+          <w:bCs/>
+        </w:rPr>
+        <w:t xml:space="preserve"> 2 </w:t>
+      </w:r>
+      <w:r>
+        <w:rPr>
+          <w:rFonts w:hint="eastAsia"/>
+          <w:b/>
+          <w:bCs/>
+        </w:rPr>
+        <w:t xml:space="preserve">格式，单位：kWh）</w:t>
+      </w:r>
+    </w:p>
+    <w:tbl>
+      <w:tblPr>
+        <w:tblStyle w:val="Table"/>
+        <w:tblW w:type="auto" w:w="0"/>
+        <w:tblLook w:firstRow="1" w:lastRow="0" w:firstColumn="0" w:lastColumn="0" w:noHBand="0" w:noVBand="0" w:val="0020"/>
+      </w:tblPr>
+      <w:tblGrid>
+        <w:gridCol w:w="1584"/>
+        <w:gridCol w:w="1584"/>
+        <w:gridCol w:w="1584"/>
+        <w:gridCol w:w="1584"/>
+        <w:gridCol w:w="1584"/>
+      </w:tblGrid>
+      <w:tr>
+        <w:trPr>
+          <w:tblHeader w:val="on"/>
+        </w:trPr>
+        <w:tc>
+          <w:tcPr/>
+          <w:p>
+            <w:pPr>
+              <w:pStyle w:val="Compact"/>
+            </w:pPr>
+            <w:r>
+              <w:rPr>
+                <w:rFonts w:hint="eastAsia"/>
+              </w:rPr>
+              <w:t xml:space="preserve">项目</w:t>
+            </w:r>
+          </w:p>
+        </w:tc>
+        <w:tc>
+          <w:tcPr/>
+          <w:p>
+            <w:pPr>
+              <w:pStyle w:val="Compact"/>
+            </w:pPr>
+            <w:r>
+              <w:t xml:space="preserve">2025.3.20</w:t>
+            </w:r>
+          </w:p>
+        </w:tc>
+        <w:tc>
+          <w:tcPr/>
+          <w:p>
+            <w:pPr>
+              <w:pStyle w:val="Compact"/>
+            </w:pPr>
+            <w:r>
+              <w:t xml:space="preserve">2025.6.21</w:t>
+            </w:r>
+          </w:p>
+        </w:tc>
+        <w:tc>
+          <w:tcPr/>
+          <w:p>
+            <w:pPr>
+              <w:pStyle w:val="Compact"/>
+            </w:pPr>
+            <w:r>
+              <w:t xml:space="preserve">2025.9.23</w:t>
+            </w:r>
+          </w:p>
+        </w:tc>
+        <w:tc>
+          <w:tcPr/>
+          <w:p>
+            <w:pPr>
+              <w:pStyle w:val="Compact"/>
+            </w:pPr>
+            <w:r>
+              <w:t xml:space="preserve">2025.12.21</w:t>
+            </w:r>
+          </w:p>
+        </w:tc>
+      </w:tr>
+      <w:tr>
+        <w:tc>
+          <w:tcPr/>
+          <w:p>
+            <w:pPr>
+              <w:pStyle w:val="Compact"/>
+            </w:pPr>
+            <w:r>
+              <w:t xml:space="preserve">0:00–4:00 </w:t>
+            </w:r>
+            <w:r>
+              <w:rPr>
+                <w:rFonts w:hint="eastAsia"/>
+              </w:rPr>
+              <w:t xml:space="preserve">充电</w:t>
+            </w:r>
+          </w:p>
+        </w:tc>
+        <w:tc>
+          <w:tcPr/>
+          <w:p>
+            <w:pPr>
+              <w:pStyle w:val="Compact"/>
+            </w:pPr>
+            <w:r>
+              <w:t xml:space="preserve">1666.6667</w:t>
+            </w:r>
+          </w:p>
+        </w:tc>
+        <w:tc>
+          <w:tcPr/>
+          <w:p>
+            <w:pPr>
+              <w:pStyle w:val="Compact"/>
+            </w:pPr>
+            <w:r>
+              <w:t xml:space="preserve">0.0029</w:t>
+            </w:r>
+          </w:p>
+        </w:tc>
+        <w:tc>
+          <w:tcPr/>
+          <w:p>
+            <w:pPr>
+              <w:pStyle w:val="Compact"/>
+            </w:pPr>
+            <w:r>
+              <w:t xml:space="preserve">1666.6667</w:t>
+            </w:r>
+          </w:p>
+        </w:tc>
+        <w:tc>
+          <w:tcPr/>
+          <w:p>
+            <w:pPr>
+              <w:pStyle w:val="Compact"/>
+            </w:pPr>
+            <w:r>
+              <w:t xml:space="preserve">1666.6667</w:t>
+            </w:r>
+          </w:p>
+        </w:tc>
+      </w:tr>
+      <w:tr>
+        <w:tc>
+          <w:tcPr/>
+          <w:p>
+            <w:pPr>
+              <w:pStyle w:val="Compact"/>
+            </w:pPr>
+            <w:r>
+              <w:t xml:space="preserve">0:00–4:00 </w:t>
+            </w:r>
+            <w:r>
+              <w:rPr>
+                <w:rFonts w:hint="eastAsia"/>
+              </w:rPr>
+              <w:t xml:space="preserve">放电</w:t>
+            </w:r>
+          </w:p>
+        </w:tc>
+        <w:tc>
+          <w:tcPr/>
+          <w:p>
+            <w:pPr>
+              <w:pStyle w:val="Compact"/>
+            </w:pPr>
+            <w:r>
+              <w:t xml:space="preserve">0.0000</w:t>
+            </w:r>
+          </w:p>
+        </w:tc>
+        <w:tc>
+          <w:tcPr/>
+          <w:p>
+            <w:pPr>
+              <w:pStyle w:val="Compact"/>
+            </w:pPr>
+            <w:r>
+              <w:t xml:space="preserve">0.0000</w:t>
+            </w:r>
+          </w:p>
+        </w:tc>
+        <w:tc>
+          <w:tcPr/>
+          <w:p>
+            <w:pPr>
+              <w:pStyle w:val="Compact"/>
+            </w:pPr>
+            <w:r>
+              <w:t xml:space="preserve">0.0000</w:t>
+            </w:r>
+          </w:p>
+        </w:tc>
+        <w:tc>
+          <w:tcPr/>
+          <w:p>
+            <w:pPr>
+              <w:pStyle w:val="Compact"/>
+            </w:pPr>
+            <w:r>
+              <w:t xml:space="preserve">0.0000</w:t>
+            </w:r>
+          </w:p>
+        </w:tc>
+      </w:tr>
+      <w:tr>
+        <w:tc>
+          <w:tcPr/>
+          <w:p>
+            <w:pPr>
+              <w:pStyle w:val="Compact"/>
+            </w:pPr>
+            <w:r>
+              <w:t xml:space="preserve">4:00–8:00 </w:t>
+            </w:r>
+            <w:r>
+              <w:rPr>
+                <w:rFonts w:hint="eastAsia"/>
+              </w:rPr>
+              <w:t xml:space="preserve">充电</w:t>
+            </w:r>
+          </w:p>
+        </w:tc>
+        <w:tc>
+          <w:tcPr/>
+          <w:p>
+            <w:pPr>
+              <w:pStyle w:val="Compact"/>
+            </w:pPr>
+            <w:r>
+              <w:t xml:space="preserve">833.4011</w:t>
+            </w:r>
+          </w:p>
+        </w:tc>
+        <w:tc>
+          <w:tcPr/>
+          <w:p>
+            <w:pPr>
+              <w:pStyle w:val="Compact"/>
+            </w:pPr>
+            <w:r>
+              <w:t xml:space="preserve">788.0773</w:t>
+            </w:r>
+          </w:p>
+        </w:tc>
+        <w:tc>
+          <w:tcPr/>
+          <w:p>
+            <w:pPr>
+              <w:pStyle w:val="Compact"/>
+            </w:pPr>
+            <w:r>
+              <w:t xml:space="preserve">833.4003</w:t>
+            </w:r>
+          </w:p>
+        </w:tc>
+        <w:tc>
+          <w:tcPr/>
+          <w:p>
+            <w:pPr>
+              <w:pStyle w:val="Compact"/>
+            </w:pPr>
+            <w:r>
+              <w:t xml:space="preserve">1571.4807</w:t>
+            </w:r>
+          </w:p>
+        </w:tc>
+      </w:tr>
+      <w:tr>
+        <w:tc>
+          <w:tcPr/>
+          <w:p>
+            <w:pPr>
+              <w:pStyle w:val="Compact"/>
+            </w:pPr>
+            <w:r>
+              <w:t xml:space="preserve">4:00–8:00 </w:t>
+            </w:r>
+            <w:r>
+              <w:rPr>
+                <w:rFonts w:hint="eastAsia"/>
+              </w:rPr>
+              <w:t xml:space="preserve">放电</w:t>
+            </w:r>
+          </w:p>
+        </w:tc>
+        <w:tc>
+          <w:tcPr/>
+          <w:p>
+            <w:pPr>
+              <w:pStyle w:val="Compact"/>
+            </w:pPr>
+            <w:r>
+              <w:t xml:space="preserve">5862.6228</w:t>
+            </w:r>
+          </w:p>
+        </w:tc>
+        <w:tc>
+          <w:tcPr/>
+          <w:p>
+            <w:pPr>
+              <w:pStyle w:val="Compact"/>
+            </w:pPr>
+            <w:r>
+              <w:t xml:space="preserve">1312.4163</w:t>
+            </w:r>
+          </w:p>
+        </w:tc>
+        <w:tc>
+          <w:tcPr/>
+          <w:p>
+            <w:pPr>
+              <w:pStyle w:val="Compact"/>
+            </w:pPr>
+            <w:r>
+              <w:t xml:space="preserve">6746.7733</w:t>
+            </w:r>
+          </w:p>
+        </w:tc>
+        <w:tc>
+          <w:tcPr/>
+          <w:p>
+            <w:pPr>
+              <w:pStyle w:val="Compact"/>
+            </w:pPr>
+            <w:r>
+              <w:t xml:space="preserve">1431.2324</w:t>
+            </w:r>
+          </w:p>
+        </w:tc>
+      </w:tr>
+      <w:tr>
+        <w:tc>
+          <w:tcPr/>
+          <w:p>
+            <w:pPr>
+              <w:pStyle w:val="Compact"/>
+            </w:pPr>
+            <w:r>
+              <w:t xml:space="preserve">8:00–12:00 </w:t>
+            </w:r>
+            <w:r>
+              <w:rPr>
+                <w:rFonts w:hint="eastAsia"/>
+              </w:rPr>
+              <w:t xml:space="preserve">充电</w:t>
+            </w:r>
+          </w:p>
+        </w:tc>
+        <w:tc>
+          <w:tcPr/>
+          <w:p>
+            <w:pPr>
+              <w:pStyle w:val="Compact"/>
+            </w:pPr>
+            <w:r>
+              <w:t xml:space="preserve">0.0000</w:t>
+            </w:r>
+          </w:p>
+        </w:tc>
+        <w:tc>
+          <w:tcPr/>
+          <w:p>
+            <w:pPr>
+              <w:pStyle w:val="Compact"/>
+            </w:pPr>
+            <w:r>
+              <w:t xml:space="preserve">0.0000</w:t>
+            </w:r>
+          </w:p>
+        </w:tc>
+        <w:tc>
+          <w:tcPr/>
+          <w:p>
+            <w:pPr>
+              <w:pStyle w:val="Compact"/>
+            </w:pPr>
+            <w:r>
+              <w:t xml:space="preserve">1366.4793</w:t>
+            </w:r>
+          </w:p>
+        </w:tc>
+        <w:tc>
+          <w:tcPr/>
+          <w:p>
+            <w:pPr>
+              <w:pStyle w:val="Compact"/>
+            </w:pPr>
+            <w:r>
+              <w:t xml:space="preserve">3959.7298</w:t>
+            </w:r>
+          </w:p>
+        </w:tc>
+      </w:tr>
+      <w:tr>
+        <w:tc>
+          <w:tcPr/>
+          <w:p>
+            <w:pPr>
+              <w:pStyle w:val="Compact"/>
+            </w:pPr>
+            <w:r>
+              <w:t xml:space="preserve">8:00–12:00 </w:t>
+            </w:r>
+            <w:r>
+              <w:rPr>
+                <w:rFonts w:hint="eastAsia"/>
+              </w:rPr>
+              <w:t xml:space="preserve">放电</w:t>
+            </w:r>
+          </w:p>
+        </w:tc>
+        <w:tc>
+          <w:tcPr/>
+          <w:p>
+            <w:pPr>
+              <w:pStyle w:val="Compact"/>
+            </w:pPr>
+            <w:r>
+              <w:t xml:space="preserve">2777.3772</w:t>
+            </w:r>
+          </w:p>
+        </w:tc>
+        <w:tc>
+          <w:tcPr/>
+          <w:p>
+            <w:pPr>
+              <w:pStyle w:val="Compact"/>
+            </w:pPr>
+            <w:r>
+              <w:t xml:space="preserve">0.0000</w:t>
+            </w:r>
+          </w:p>
+        </w:tc>
+        <w:tc>
+          <w:tcPr/>
+          <w:p>
+            <w:pPr>
+              <w:pStyle w:val="Compact"/>
+            </w:pPr>
+            <w:r>
+              <w:t xml:space="preserve">1896.6157</w:t>
+            </w:r>
+          </w:p>
+        </w:tc>
+        <w:tc>
+          <w:tcPr/>
+          <w:p>
+            <w:pPr>
+              <w:pStyle w:val="Compact"/>
+            </w:pPr>
+            <w:r>
+              <w:t xml:space="preserve">7806.6667</w:t>
+            </w:r>
+          </w:p>
+        </w:tc>
+      </w:tr>
+      <w:tr>
+        <w:tc>
+          <w:tcPr/>
+          <w:p>
+            <w:pPr>
+              <w:pStyle w:val="Compact"/>
+            </w:pPr>
+            <w:r>
+              <w:t xml:space="preserve">12:00–16:00 </w:t>
+            </w:r>
+            <w:r>
+              <w:rPr>
+                <w:rFonts w:hint="eastAsia"/>
+              </w:rPr>
+              <w:t xml:space="preserve">充电</w:t>
+            </w:r>
+          </w:p>
+        </w:tc>
+        <w:tc>
+          <w:tcPr/>
+          <w:p>
+            <w:pPr>
+              <w:pStyle w:val="Compact"/>
+            </w:pPr>
+            <w:r>
+              <w:t xml:space="preserve">9553.6374</w:t>
+            </w:r>
+          </w:p>
+        </w:tc>
+        <w:tc>
+          <w:tcPr/>
+          <w:p>
+            <w:pPr>
+              <w:pStyle w:val="Compact"/>
+            </w:pPr>
+            <w:r>
+              <w:t xml:space="preserve">9206.3599</w:t>
+            </w:r>
+          </w:p>
+        </w:tc>
+        <w:tc>
+          <w:tcPr/>
+          <w:p>
+            <w:pPr>
+              <w:pStyle w:val="Compact"/>
+            </w:pPr>
+            <w:r>
+              <w:t xml:space="preserve">8211.6028</w:t>
+            </w:r>
+          </w:p>
+        </w:tc>
+        <w:tc>
+          <w:tcPr/>
+          <w:p>
+            <w:pPr>
+              <w:pStyle w:val="Compact"/>
+            </w:pPr>
+            <w:r>
+              <w:t xml:space="preserve">8792.2257</w:t>
+            </w:r>
+          </w:p>
+        </w:tc>
+      </w:tr>
+      <w:tr>
+        <w:tc>
+          <w:tcPr/>
+          <w:p>
+            <w:pPr>
+              <w:pStyle w:val="Compact"/>
+            </w:pPr>
+            <w:r>
+              <w:t xml:space="preserve">12:00–16:00 </w:t>
+            </w:r>
+            <w:r>
+              <w:rPr>
+                <w:rFonts w:hint="eastAsia"/>
+              </w:rPr>
+              <w:t xml:space="preserve">放电</w:t>
+            </w:r>
+          </w:p>
+        </w:tc>
+        <w:tc>
+          <w:tcPr/>
+          <w:p>
+            <w:pPr>
+              <w:pStyle w:val="Compact"/>
+            </w:pPr>
+            <w:r>
+              <w:t xml:space="preserve">227.4134</w:t>
+            </w:r>
+          </w:p>
+        </w:tc>
+        <w:tc>
+          <w:tcPr/>
+          <w:p>
+            <w:pPr>
+              <w:pStyle w:val="Compact"/>
+            </w:pPr>
+            <w:r>
+              <w:t xml:space="preserve">0.0000</w:t>
+            </w:r>
+          </w:p>
+        </w:tc>
+        <w:tc>
+          <w:tcPr/>
+          <w:p>
+            <w:pPr>
+              <w:pStyle w:val="Compact"/>
+            </w:pPr>
+            <w:r>
+              <w:t xml:space="preserve">403.6249</w:t>
+            </w:r>
+          </w:p>
+        </w:tc>
+        <w:tc>
+          <w:tcPr/>
+          <w:p>
+            <w:pPr>
+              <w:pStyle w:val="Compact"/>
+            </w:pPr>
+            <w:r>
+              <w:t xml:space="preserve">2154.1824</w:t>
+            </w:r>
+          </w:p>
+        </w:tc>
+      </w:tr>
+      <w:tr>
+        <w:tc>
+          <w:tcPr/>
+          <w:p>
+            <w:pPr>
+              <w:pStyle w:val="Compact"/>
+            </w:pPr>
+            <w:r>
+              <w:t xml:space="preserve">16:00–20:00 </w:t>
+            </w:r>
+            <w:r>
+              <w:rPr>
+                <w:rFonts w:hint="eastAsia"/>
+              </w:rPr>
+              <w:t xml:space="preserve">充电</w:t>
+            </w:r>
+          </w:p>
+        </w:tc>
+        <w:tc>
+          <w:tcPr/>
+          <w:p>
+            <w:pPr>
+              <w:pStyle w:val="Compact"/>
+            </w:pPr>
+            <w:r>
+              <w:t xml:space="preserve">1393.7866</w:t>
+            </w:r>
+          </w:p>
+        </w:tc>
+        <w:tc>
+          <w:tcPr/>
+          <w:p>
+            <w:pPr>
+              <w:pStyle w:val="Compact"/>
+            </w:pPr>
+            <w:r>
+              <w:t xml:space="preserve">1552.5562</w:t>
+            </w:r>
+          </w:p>
+        </w:tc>
+        <w:tc>
+          <w:tcPr/>
+          <w:p>
+            <w:pPr>
+              <w:pStyle w:val="Compact"/>
+            </w:pPr>
+            <w:r>
+              <w:t xml:space="preserve">1591.0709</w:t>
+            </w:r>
+          </w:p>
+        </w:tc>
+        <w:tc>
+          <w:tcPr/>
+          <w:p>
+            <w:pPr>
+              <w:pStyle w:val="Compact"/>
+            </w:pPr>
+            <w:r>
+              <w:t xml:space="preserve">574.1952</w:t>
+            </w:r>
+          </w:p>
+        </w:tc>
+      </w:tr>
+      <w:tr>
+        <w:tc>
+          <w:tcPr/>
+          <w:p>
+            <w:pPr>
+              <w:pStyle w:val="Compact"/>
+            </w:pPr>
+            <w:r>
+              <w:t xml:space="preserve">16:00–20:00 </w:t>
+            </w:r>
+            <w:r>
+              <w:rPr>
+                <w:rFonts w:hint="eastAsia"/>
+              </w:rPr>
+              <w:t xml:space="preserve">放电</w:t>
+            </w:r>
+          </w:p>
+        </w:tc>
+        <w:tc>
+          <w:tcPr/>
+          <w:p>
+            <w:pPr>
+              <w:pStyle w:val="Compact"/>
+            </w:pPr>
+            <w:r>
+              <w:t xml:space="preserve">5709.7116</w:t>
+            </w:r>
+          </w:p>
+        </w:tc>
+        <w:tc>
+          <w:tcPr/>
+          <w:p>
+            <w:pPr>
+              <w:pStyle w:val="Compact"/>
+            </w:pPr>
+            <w:r>
+              <w:t xml:space="preserve">5873.2162</w:t>
+            </w:r>
+          </w:p>
+        </w:tc>
+        <w:tc>
+          <w:tcPr/>
+          <w:p>
+            <w:pPr>
+              <w:pStyle w:val="Compact"/>
+            </w:pPr>
+            <w:r>
+              <w:t xml:space="preserve">5602.9050</w:t>
+            </w:r>
+          </w:p>
+        </w:tc>
+        <w:tc>
+          <w:tcPr/>
+          <w:p>
+            <w:pPr>
+              <w:pStyle w:val="Compact"/>
+            </w:pPr>
+            <w:r>
+              <w:t xml:space="preserve">5797.4738</w:t>
+            </w:r>
+          </w:p>
+        </w:tc>
+      </w:tr>
+      <w:tr>
+        <w:tc>
+          <w:tcPr/>
+          <w:p>
+            <w:pPr>
+              <w:pStyle w:val="Compact"/>
+            </w:pPr>
+            <w:r>
+              <w:t xml:space="preserve">20:00–24:00 </w:t>
+            </w:r>
+            <w:r>
+              <w:rPr>
+                <w:rFonts w:hint="eastAsia"/>
+              </w:rPr>
+              <w:t xml:space="preserve">充电</w:t>
+            </w:r>
+          </w:p>
+        </w:tc>
+        <w:tc>
+          <w:tcPr/>
+          <w:p>
+            <w:pPr>
+              <w:pStyle w:val="Compact"/>
+            </w:pPr>
+            <w:r>
+              <w:t xml:space="preserve">1876.3691</w:t>
+            </w:r>
+          </w:p>
+        </w:tc>
+        <w:tc>
+          <w:tcPr/>
+          <w:p>
+            <w:pPr>
+              <w:pStyle w:val="Compact"/>
+            </w:pPr>
+            <w:r>
+              <w:t xml:space="preserve">8166.6669</w:t>
+            </w:r>
+          </w:p>
+        </w:tc>
+        <w:tc>
+          <w:tcPr/>
+          <w:p>
+            <w:pPr>
+              <w:pStyle w:val="Compact"/>
+            </w:pPr>
+            <w:r>
+              <w:t xml:space="preserve">7500.0000</w:t>
+            </w:r>
+          </w:p>
+        </w:tc>
+        <w:tc>
+          <w:tcPr/>
+          <w:p>
+            <w:pPr>
+              <w:pStyle w:val="Compact"/>
+            </w:pPr>
+            <w:r>
+              <w:t xml:space="preserve">8166.6663</w:t>
+            </w:r>
+          </w:p>
+        </w:tc>
+      </w:tr>
+      <w:tr>
+        <w:tc>
+          <w:tcPr/>
+          <w:p>
+            <w:pPr>
+              <w:pStyle w:val="Compact"/>
+            </w:pPr>
+            <w:r>
+              <w:t xml:space="preserve">20:00–24:00 </w:t>
+            </w:r>
+            <w:r>
+              <w:rPr>
+                <w:rFonts w:hint="eastAsia"/>
+              </w:rPr>
+              <w:t xml:space="preserve">放电</w:t>
+            </w:r>
+          </w:p>
+        </w:tc>
+        <w:tc>
+          <w:tcPr/>
+          <w:p>
+            <w:pPr>
+              <w:pStyle w:val="Compact"/>
+            </w:pPr>
+            <w:r>
+              <w:t xml:space="preserve">2930.2165</w:t>
+            </w:r>
+          </w:p>
+        </w:tc>
+        <w:tc>
+          <w:tcPr/>
+          <w:p>
+            <w:pPr>
+              <w:pStyle w:val="Compact"/>
+            </w:pPr>
+            <w:r>
+              <w:t xml:space="preserve">2485.8966</w:t>
+            </w:r>
+          </w:p>
+        </w:tc>
+        <w:tc>
+          <w:tcPr/>
+          <w:p>
+            <w:pPr>
+              <w:pStyle w:val="Compact"/>
+            </w:pPr>
+            <w:r>
+              <w:t xml:space="preserve">3037.0909</w:t>
+            </w:r>
+          </w:p>
+        </w:tc>
+        <w:tc>
+          <w:tcPr/>
+          <w:p>
+            <w:pPr>
+              <w:pStyle w:val="Compact"/>
+            </w:pPr>
+            <w:r>
+              <w:t xml:space="preserve">2842.5258</w:t>
+            </w:r>
+          </w:p>
+        </w:tc>
+      </w:tr>
+      <w:tr>
+        <w:tc>
+          <w:tcPr/>
+          <w:p>
+            <w:pPr>
+              <w:pStyle w:val="Compact"/>
+            </w:pPr>
+            <w:r>
+              <w:t xml:space="preserve">0:00 </w:t>
+            </w:r>
+            <w:r>
+              <w:rPr>
+                <w:rFonts w:hint="eastAsia"/>
+              </w:rPr>
+              <w:t xml:space="preserve">储电量</w:t>
+            </w:r>
+          </w:p>
+        </w:tc>
+        <w:tc>
+          <w:tcPr/>
+          <w:p>
+            <w:pPr>
+              <w:pStyle w:val="Compact"/>
+            </w:pPr>
+            <w:r>
+              <w:t xml:space="preserve">8549.9390</w:t>
+            </w:r>
+          </w:p>
+        </w:tc>
+        <w:tc>
+          <w:tcPr/>
+          <w:p>
+            <w:pPr>
+              <w:pStyle w:val="Compact"/>
+            </w:pPr>
+            <w:r>
+              <w:t xml:space="preserve">1948.9682</w:t>
+            </w:r>
+          </w:p>
+        </w:tc>
+        <w:tc>
+          <w:tcPr/>
+          <w:p>
+            <w:pPr>
+              <w:pStyle w:val="Compact"/>
+            </w:pPr>
+            <w:r>
+              <w:t xml:space="preserve">8549.9397</w:t>
+            </w:r>
+          </w:p>
+        </w:tc>
+        <w:tc>
+          <w:tcPr/>
+          <w:p>
+            <w:pPr>
+              <w:pStyle w:val="Compact"/>
+            </w:pPr>
+            <w:r>
+              <w:t xml:space="preserve">8549.9997</w:t>
+            </w:r>
+          </w:p>
+        </w:tc>
+      </w:tr>
+      <w:tr>
+        <w:tc>
+          <w:tcPr/>
+          <w:p>
+            <w:pPr>
+              <w:pStyle w:val="Compact"/>
+            </w:pPr>
+            <w:r>
+              <w:t xml:space="preserve">24:00 </w:t>
+            </w:r>
+            <w:r>
+              <w:rPr>
+                <w:rFonts w:hint="eastAsia"/>
+              </w:rPr>
+              <w:t xml:space="preserve">储电量</w:t>
+            </w:r>
+          </w:p>
+        </w:tc>
+        <w:tc>
+          <w:tcPr/>
+          <w:p>
+            <w:pPr>
+              <w:pStyle w:val="Compact"/>
+            </w:pPr>
+            <w:r>
+              <w:t xml:space="preserve">2888.8121</w:t>
+            </w:r>
+          </w:p>
+        </w:tc>
+        <w:tc>
+          <w:tcPr/>
+          <w:p>
+            <w:pPr>
+              <w:pStyle w:val="Compact"/>
+            </w:pPr>
+            <w:r>
+              <w:t xml:space="preserve">8945.1216</w:t>
+            </w:r>
+          </w:p>
+        </w:tc>
+        <w:tc>
+          <w:tcPr/>
+          <w:p>
+            <w:pPr>
+              <w:pStyle w:val="Compact"/>
+            </w:pPr>
+            <w:r>
+              <w:t xml:space="preserve">7950.0045</w:t>
+            </w:r>
+          </w:p>
+        </w:tc>
+        <w:tc>
+          <w:tcPr/>
+          <w:p>
+            <w:pPr>
+              <w:pStyle w:val="Compact"/>
+            </w:pPr>
+            <w:r>
+              <w:t xml:space="preserve">8549.9997</w:t>
+            </w:r>
+          </w:p>
+        </w:tc>
+      </w:tr>
+    </w:tbl>
+    <w:p>
+      <w:pPr>
+        <w:pStyle w:val="BodyText"/>
+      </w:pPr>
+      <w:r>
+        <w:rPr>
+          <w:rFonts w:hint="eastAsia"/>
+          <w:b/>
+          <w:bCs/>
+        </w:rPr>
+        <w:t xml:space="preserve">表</w:t>
+      </w:r>
+      <w:r>
+        <w:rPr>
+          <w:b/>
+          <w:bCs/>
+        </w:rPr>
+        <w:t xml:space="preserve"> 8　</w:t>
+      </w:r>
+      <w:r>
+        <w:rPr>
+          <w:rFonts w:hint="eastAsia"/>
+          <w:b/>
+          <w:bCs/>
+        </w:rPr>
+        <w:t xml:space="preserve">问题三·微网在指定日期的紧急购电量（表</w:t>
+      </w:r>
+      <w:r>
+        <w:rPr>
+          <w:b/>
+          <w:bCs/>
+        </w:rPr>
+        <w:t xml:space="preserve"> 3 </w:t>
+      </w:r>
+      <w:r>
+        <w:rPr>
+          <w:rFonts w:hint="eastAsia"/>
+          <w:b/>
+          <w:bCs/>
+        </w:rPr>
+        <w:t xml:space="preserve">格式，单位：kWh）</w:t>
+      </w:r>
+    </w:p>
+    <w:tbl>
+      <w:tblPr>
+        <w:tblStyle w:val="Table"/>
+        <w:tblW w:type="auto" w:w="0"/>
+        <w:tblLook w:firstRow="1" w:lastRow="0" w:firstColumn="0" w:lastColumn="0" w:noHBand="0" w:noVBand="0" w:val="0020"/>
+      </w:tblPr>
+      <w:tblGrid>
+        <w:gridCol w:w="2640"/>
+        <w:gridCol w:w="2640"/>
+        <w:gridCol w:w="2640"/>
+      </w:tblGrid>
+      <w:tr>
+        <w:trPr>
+          <w:tblHeader w:val="on"/>
+        </w:trPr>
+        <w:tc>
+          <w:tcPr/>
+          <w:p>
+            <w:pPr>
+              <w:pStyle w:val="Compact"/>
+            </w:pPr>
+            <w:r>
+              <w:rPr>
+                <w:rFonts w:hint="eastAsia"/>
+              </w:rPr>
+              <w:t xml:space="preserve">日期</w:t>
+            </w:r>
+          </w:p>
+        </w:tc>
+        <w:tc>
+          <w:tcPr/>
+          <w:p>
+            <w:pPr>
+              <w:pStyle w:val="Compact"/>
+            </w:pPr>
+            <w:r>
+              <w:rPr>
+                <w:rFonts w:hint="eastAsia"/>
+              </w:rPr>
+              <w:t xml:space="preserve">紧急购电时间段</w:t>
+            </w:r>
+          </w:p>
+        </w:tc>
+        <w:tc>
+          <w:tcPr/>
+          <w:p>
+            <w:pPr>
+              <w:pStyle w:val="Compact"/>
+            </w:pPr>
+            <w:r>
+              <w:rPr>
+                <w:rFonts w:hint="eastAsia"/>
+              </w:rPr>
+              <w:t xml:space="preserve">紧急购电量(kWh)</w:t>
+            </w:r>
+          </w:p>
+        </w:tc>
+      </w:tr>
+      <w:tr>
+        <w:tc>
+          <w:tcPr/>
+          <w:p>
+            <w:pPr>
+              <w:pStyle w:val="Compact"/>
+            </w:pPr>
+            <w:r>
+              <w:t xml:space="preserve">2025.3.20</w:t>
+            </w:r>
+          </w:p>
+        </w:tc>
+        <w:tc>
+          <w:tcPr/>
+          <w:p>
+            <w:pPr>
+              <w:pStyle w:val="Compact"/>
+            </w:pPr>
+            <w:r>
+              <w:t xml:space="preserve">05:40–05:50</w:t>
+            </w:r>
+          </w:p>
+        </w:tc>
+        <w:tc>
+          <w:tcPr/>
+          <w:p>
+            <w:pPr>
+              <w:pStyle w:val="Compact"/>
+            </w:pPr>
+            <w:r>
+              <w:t xml:space="preserve">264.3729</w:t>
+            </w:r>
+          </w:p>
+        </w:tc>
+      </w:tr>
+      <w:tr>
+        <w:tc>
+          <w:tcPr/>
+          <w:p>
+            <w:pPr>
+              <w:pStyle w:val="Compact"/>
+            </w:pPr>
+            <w:r>
+              <w:t xml:space="preserve">2025.3.20</w:t>
+            </w:r>
+          </w:p>
+        </w:tc>
+        <w:tc>
+          <w:tcPr/>
+          <w:p>
+            <w:pPr>
+              <w:pStyle w:val="Compact"/>
+            </w:pPr>
+            <w:r>
+              <w:t xml:space="preserve">07:00–07:40</w:t>
+            </w:r>
+          </w:p>
+        </w:tc>
+        <w:tc>
+          <w:tcPr/>
+          <w:p>
+            <w:pPr>
+              <w:pStyle w:val="Compact"/>
+            </w:pPr>
+            <w:r>
+              <w:t xml:space="preserve">1204.9012</w:t>
+            </w:r>
+          </w:p>
+        </w:tc>
+      </w:tr>
+      <w:tr>
+        <w:tc>
+          <w:tcPr/>
+          <w:p>
+            <w:pPr>
+              <w:pStyle w:val="Compact"/>
+            </w:pPr>
+            <w:r>
+              <w:t xml:space="preserve">2025.6.21</w:t>
+            </w:r>
+          </w:p>
+        </w:tc>
+        <w:tc>
+          <w:tcPr/>
+          <w:p>
+            <w:pPr>
+              <w:pStyle w:val="Compact"/>
+            </w:pPr>
+            <w:r>
+              <w:t xml:space="preserve">04:00–04:50</w:t>
+            </w:r>
+          </w:p>
+        </w:tc>
+        <w:tc>
+          <w:tcPr/>
+          <w:p>
+            <w:pPr>
+              <w:pStyle w:val="Compact"/>
+            </w:pPr>
+            <w:r>
+              <w:t xml:space="preserve">5.2416</w:t>
+            </w:r>
+          </w:p>
+        </w:tc>
+      </w:tr>
+      <w:tr>
+        <w:tc>
+          <w:tcPr/>
+          <w:p>
+            <w:pPr>
+              <w:pStyle w:val="Compact"/>
+            </w:pPr>
+            <w:r>
+              <w:t xml:space="preserve">2025.6.21</w:t>
+            </w:r>
+          </w:p>
+        </w:tc>
+        <w:tc>
+          <w:tcPr/>
+          <w:p>
+            <w:pPr>
+              <w:pStyle w:val="Compact"/>
+            </w:pPr>
+            <w:r>
+              <w:t xml:space="preserve">05:00–05:30</w:t>
+            </w:r>
+          </w:p>
+        </w:tc>
+        <w:tc>
+          <w:tcPr/>
+          <w:p>
+            <w:pPr>
+              <w:pStyle w:val="Compact"/>
+            </w:pPr>
+            <w:r>
+              <w:t xml:space="preserve">296.7524</w:t>
+            </w:r>
+          </w:p>
+        </w:tc>
+      </w:tr>
+      <w:tr>
+        <w:tc>
+          <w:tcPr/>
+          <w:p>
+            <w:pPr>
+              <w:pStyle w:val="Compact"/>
+            </w:pPr>
+            <w:r>
+              <w:t xml:space="preserve">2025.6.21</w:t>
+            </w:r>
+          </w:p>
+        </w:tc>
+        <w:tc>
+          <w:tcPr/>
+          <w:p>
+            <w:pPr>
+              <w:pStyle w:val="Compact"/>
+            </w:pPr>
+            <w:r>
+              <w:t xml:space="preserve">05:40–05:50</w:t>
+            </w:r>
+          </w:p>
+        </w:tc>
+        <w:tc>
+          <w:tcPr/>
+          <w:p>
+            <w:pPr>
+              <w:pStyle w:val="Compact"/>
+            </w:pPr>
+            <w:r>
+              <w:t xml:space="preserve">337.0349</w:t>
+            </w:r>
+          </w:p>
+        </w:tc>
+      </w:tr>
+      <w:tr>
+        <w:tc>
+          <w:tcPr/>
+          <w:p>
+            <w:pPr>
+              <w:pStyle w:val="Compact"/>
+            </w:pPr>
+            <w:r>
+              <w:t xml:space="preserve">2025.6.21</w:t>
+            </w:r>
+          </w:p>
+        </w:tc>
+        <w:tc>
+          <w:tcPr/>
+          <w:p>
+            <w:pPr>
+              <w:pStyle w:val="Compact"/>
+            </w:pPr>
+            <w:r>
+              <w:t xml:space="preserve">07:00–07:20</w:t>
+            </w:r>
+          </w:p>
+        </w:tc>
+        <w:tc>
+          <w:tcPr/>
+          <w:p>
+            <w:pPr>
+              <w:pStyle w:val="Compact"/>
+            </w:pPr>
+            <w:r>
+              <w:t xml:space="preserve">70.5027</w:t>
+            </w:r>
+          </w:p>
+        </w:tc>
+      </w:tr>
+      <w:tr>
+        <w:tc>
+          <w:tcPr/>
+          <w:p>
+            <w:pPr>
+              <w:pStyle w:val="Compact"/>
+            </w:pPr>
+            <w:r>
+              <w:t xml:space="preserve">2025.9.23</w:t>
+            </w:r>
+          </w:p>
+        </w:tc>
+        <w:tc>
+          <w:tcPr/>
+          <w:p>
+            <w:pPr>
+              <w:pStyle w:val="Compact"/>
+            </w:pPr>
+            <w:r>
+              <w:t xml:space="preserve">05:40–05:50</w:t>
+            </w:r>
+          </w:p>
+        </w:tc>
+        <w:tc>
+          <w:tcPr/>
+          <w:p>
+            <w:pPr>
+              <w:pStyle w:val="Compact"/>
+            </w:pPr>
+            <w:r>
+              <w:t xml:space="preserve">125.7796</w:t>
+            </w:r>
+          </w:p>
+        </w:tc>
+      </w:tr>
+      <w:tr>
+        <w:tc>
+          <w:tcPr/>
+          <w:p>
+            <w:pPr>
+              <w:pStyle w:val="Compact"/>
+            </w:pPr>
+            <w:r>
+              <w:t xml:space="preserve">2025.9.23</w:t>
+            </w:r>
+          </w:p>
+        </w:tc>
+        <w:tc>
+          <w:tcPr/>
+          <w:p>
+            <w:pPr>
+              <w:pStyle w:val="Compact"/>
+            </w:pPr>
+            <w:r>
+              <w:t xml:space="preserve">07:20–07:40</w:t>
+            </w:r>
+          </w:p>
+        </w:tc>
+        <w:tc>
+          <w:tcPr/>
+          <w:p>
+            <w:pPr>
+              <w:pStyle w:val="Compact"/>
+            </w:pPr>
+            <w:r>
+              <w:t xml:space="preserve">438.3041</w:t>
+            </w:r>
+          </w:p>
+        </w:tc>
+      </w:tr>
+      <w:tr>
+        <w:tc>
+          <w:tcPr/>
+          <w:p>
+            <w:pPr>
+              <w:pStyle w:val="Compact"/>
+            </w:pPr>
+            <w:r>
+              <w:t xml:space="preserve">2025.12.21</w:t>
+            </w:r>
+          </w:p>
+        </w:tc>
+        <w:tc>
+          <w:tcPr/>
+          <w:p>
+            <w:pPr>
+              <w:pStyle w:val="Compact"/>
+            </w:pPr>
+            <w:r>
+              <w:t xml:space="preserve">06:00–06:10</w:t>
+            </w:r>
+          </w:p>
+        </w:tc>
+        <w:tc>
+          <w:tcPr/>
+          <w:p>
+            <w:pPr>
+              <w:pStyle w:val="Compact"/>
+            </w:pPr>
+            <w:r>
+              <w:t xml:space="preserve">77.0275</w:t>
+            </w:r>
+          </w:p>
+        </w:tc>
+      </w:tr>
+      <w:tr>
+        <w:tc>
+          <w:tcPr/>
+          <w:p>
+            <w:pPr>
+              <w:pStyle w:val="Compact"/>
+            </w:pPr>
+            <w:r>
+              <w:t xml:space="preserve">2025.12.21</w:t>
+            </w:r>
+          </w:p>
+        </w:tc>
+        <w:tc>
+          <w:tcPr/>
+          <w:p>
+            <w:pPr>
+              <w:pStyle w:val="Compact"/>
+            </w:pPr>
+            <w:r>
+              <w:t xml:space="preserve">07:00–07:30</w:t>
+            </w:r>
+          </w:p>
+        </w:tc>
+        <w:tc>
+          <w:tcPr/>
+          <w:p>
+            <w:pPr>
+              <w:pStyle w:val="Compact"/>
+            </w:pPr>
+            <w:r>
+              <w:t xml:space="preserve">573.0973</w:t>
+            </w:r>
+          </w:p>
+        </w:tc>
+      </w:tr>
+      <w:tr>
+        <w:tc>
+          <w:tcPr/>
+          <w:p>
+            <w:pPr>
+              <w:pStyle w:val="Compact"/>
+            </w:pPr>
+            <w:r>
+              <w:t xml:space="preserve">2025.12.21</w:t>
+            </w:r>
+          </w:p>
+        </w:tc>
+        <w:tc>
+          <w:tcPr/>
+          <w:p>
+            <w:pPr>
+              <w:pStyle w:val="Compact"/>
+            </w:pPr>
+            <w:r>
+              <w:t xml:space="preserve">07:40–08:10</w:t>
+            </w:r>
+          </w:p>
+        </w:tc>
+        <w:tc>
+          <w:tcPr/>
+          <w:p>
+            <w:pPr>
+              <w:pStyle w:val="Compact"/>
+            </w:pPr>
+            <w:r>
+              <w:t xml:space="preserve">119.9518</w:t>
+            </w:r>
+          </w:p>
+        </w:tc>
+      </w:tr>
+      <w:tr>
+        <w:tc>
+          <w:tcPr/>
+          <w:p>
+            <w:pPr>
+              <w:pStyle w:val="Compact"/>
+            </w:pPr>
+            <w:r>
+              <w:t xml:space="preserve">2025.12.21</w:t>
+            </w:r>
+          </w:p>
+        </w:tc>
+        <w:tc>
+          <w:tcPr/>
+          <w:p>
+            <w:pPr>
+              <w:pStyle w:val="Compact"/>
+            </w:pPr>
+            <w:r>
+              <w:t xml:space="preserve">09:30–09:50</w:t>
+            </w:r>
+          </w:p>
+        </w:tc>
+        <w:tc>
+          <w:tcPr/>
+          <w:p>
+            <w:pPr>
+              <w:pStyle w:val="Compact"/>
+            </w:pPr>
+            <w:r>
+              <w:t xml:space="preserve">570.2119</w:t>
+            </w:r>
+          </w:p>
+        </w:tc>
+      </w:tr>
+      <w:tr>
+        <w:tc>
+          <w:tcPr/>
+          <w:p>
+            <w:pPr>
+              <w:pStyle w:val="Compact"/>
+            </w:pPr>
+            <w:r>
+              <w:t xml:space="preserve">2025.12.21</w:t>
+            </w:r>
+          </w:p>
+        </w:tc>
+        <w:tc>
+          <w:tcPr/>
+          <w:p>
+            <w:pPr>
+              <w:pStyle w:val="Compact"/>
+            </w:pPr>
+            <w:r>
+              <w:t xml:space="preserve">10:20–10:30</w:t>
+            </w:r>
+          </w:p>
+        </w:tc>
+        <w:tc>
+          <w:tcPr/>
+          <w:p>
+            <w:pPr>
+              <w:pStyle w:val="Compact"/>
+            </w:pPr>
+            <w:r>
+              <w:t xml:space="preserve">331.7846</w:t>
+            </w:r>
+          </w:p>
+        </w:tc>
+      </w:tr>
+      <w:tr>
+        <w:tc>
+          <w:tcPr/>
+          <w:p>
+            <w:pPr>
+              <w:pStyle w:val="Compact"/>
+            </w:pPr>
+            <w:r>
+              <w:t xml:space="preserve">2025.12.21</w:t>
+            </w:r>
+          </w:p>
+        </w:tc>
+        <w:tc>
+          <w:tcPr/>
+          <w:p>
+            <w:pPr>
+              <w:pStyle w:val="Compact"/>
+            </w:pPr>
+            <w:r>
+              <w:t xml:space="preserve">10:40–10:50</w:t>
+            </w:r>
+          </w:p>
+        </w:tc>
+        <w:tc>
+          <w:tcPr/>
+          <w:p>
+            <w:pPr>
+              <w:pStyle w:val="Compact"/>
+            </w:pPr>
+            <w:r>
+              <w:t xml:space="preserve">16.5832</w:t>
+            </w:r>
+          </w:p>
+        </w:tc>
+      </w:tr>
+    </w:tbl>
+    <w:p>
+      <w:pPr>
+        <w:pStyle w:val="BlockText"/>
+      </w:pPr>
+      <w:r>
+        <w:rPr>
+          <w:rFonts w:hint="eastAsia"/>
+        </w:rPr>
+        <w:t xml:space="preserve">表</w:t>
+      </w:r>
+      <w:r>
+        <w:t xml:space="preserve"> 6 </w:t>
+      </w:r>
+      <w:r>
+        <w:rPr>
+          <w:rFonts w:hint="eastAsia"/>
+        </w:rPr>
+        <w:t xml:space="preserve">的</w:t>
+      </w:r>
+      <w:r>
+        <w:t xml:space="preserve"> </w:t>
+      </w:r>
+      <w:r>
+        <w:rPr>
+          <w:rFonts w:hint="eastAsia"/>
+        </w:rPr>
+        <w:t xml:space="preserve">“调整相关费”</w:t>
+      </w:r>
+      <w:r>
+        <w:t xml:space="preserve"> </w:t>
+      </w:r>
+      <w:r>
+        <w:rPr>
+          <w:rFonts w:hint="eastAsia"/>
+        </w:rPr>
+        <w:t xml:space="preserve">为</w:t>
+      </w:r>
+      <w:r>
+        <w:t xml:space="preserve"> </w:t>
+      </w:r>
+      <m:oMath>
+        <m:r>
+          <m:t>0.5</m:t>
+        </m:r>
+      </m:oMath>
+      <w:r>
+        <w:t xml:space="preserve"> </w:t>
+      </w:r>
+      <w:r>
+        <w:rPr>
+          <w:rFonts w:hint="eastAsia"/>
+        </w:rPr>
+        <w:t xml:space="preserve">倍下调</w:t>
+      </w:r>
+      <w:r>
+        <w:t xml:space="preserve"> /</w:t>
+      </w:r>
+      <w:r>
+        <w:t xml:space="preserve"> </w:t>
+      </w:r>
+      <m:oMath>
+        <m:r>
+          <m:t>1.5</m:t>
+        </m:r>
+      </m:oMath>
+      <w:r>
+        <w:t xml:space="preserve"> </w:t>
+      </w:r>
+      <w:r>
+        <w:rPr>
+          <w:rFonts w:hint="eastAsia"/>
+        </w:rPr>
+        <w:t xml:space="preserve">倍上调惩罚之和（最优解中下调恒为</w:t>
+      </w:r>
+      <w:r>
+        <w:t xml:space="preserve"> </w:t>
+      </w:r>
+      <w:r>
+        <w:rPr>
+          <w:rFonts w:hint="eastAsia"/>
+        </w:rPr>
+        <w:t xml:space="preserve">0）。9.23</w:t>
+      </w:r>
+      <w:r>
+        <w:t xml:space="preserve"> </w:t>
+      </w:r>
+      <w:r>
+        <w:rPr>
+          <w:rFonts w:hint="eastAsia"/>
+        </w:rPr>
+        <w:t xml:space="preserve">当日</w:t>
+      </w:r>
+      <w:r>
+        <w:t xml:space="preserve"> 0:00 </w:t>
+      </w:r>
+      <w:r>
+        <w:rPr>
+          <w:rFonts w:hint="eastAsia"/>
+        </w:rPr>
+        <w:t xml:space="preserve">预报已足够准、后续无需上调，故调整相关费为</w:t>
+      </w:r>
+      <w:r>
+        <w:t xml:space="preserve"> </w:t>
+      </w:r>
+      <w:r>
+        <w:rPr>
+          <w:rFonts w:hint="eastAsia"/>
+        </w:rPr>
+        <w:t xml:space="preserve">0；12.21（冬至，光伏预报波动最大）紧急购电时段与电量均最多，滚动调整仍未能完全抵消预报误差。</w:t>
+      </w:r>
+    </w:p>
+    <w:p>
+      <w:pPr>
+        <w:pStyle w:val="FirstParagraph"/>
+      </w:pPr>
+      <w:r>
+        <w:rPr>
+          <w:rFonts w:hint="eastAsia"/>
+        </w:rPr>
+        <w:t xml:space="preserve">关于</w:t>
+      </w:r>
+      <w:r>
+        <w:t xml:space="preserve"> </w:t>
+      </w:r>
+      <w:r>
+        <w:rPr>
+          <w:rFonts w:hint="eastAsia"/>
+        </w:rPr>
+        <w:t xml:space="preserve">“是否需要引入其他时刻预报”</w:t>
+      </w:r>
+      <w:r>
+        <w:rPr>
+          <w:rFonts w:hint="eastAsia"/>
+        </w:rPr>
+        <w:t xml:space="preserve">：下表给出不同发布时点的预报对同一目标时段的</w:t>
+      </w:r>
+      <w:r>
+        <w:rPr>
+          <w:rFonts w:hint="eastAsia"/>
+          <w:b/>
+          <w:bCs/>
+        </w:rPr>
+        <w:t xml:space="preserve">平均绝对误差（MAE,</w:t>
+      </w:r>
+      <w:r>
+        <w:rPr>
+          <w:b/>
+          <w:bCs/>
+        </w:rPr>
+        <w:t xml:space="preserve"> </w:t>
+      </w:r>
+      <w:r>
+        <w:rPr>
+          <w:rFonts w:hint="eastAsia"/>
+          <w:b/>
+          <w:bCs/>
+        </w:rPr>
+        <w:t xml:space="preserve">kW）</w:t>
+      </w:r>
+      <w:r>
+        <w:rPr>
+          <w:rFonts w:hint="eastAsia"/>
+        </w:rPr>
+        <w:t xml:space="preserve">：</w:t>
+      </w:r>
+    </w:p>
+    <w:tbl>
+      <w:tblPr>
+        <w:tblStyle w:val="Table"/>
+        <w:tblW w:type="auto" w:w="0"/>
+        <w:tblLook w:firstRow="1" w:lastRow="0" w:firstColumn="0" w:lastColumn="0" w:noHBand="0" w:noVBand="0" w:val="0020"/>
+      </w:tblPr>
+      <w:tblGrid>
+        <w:gridCol w:w="1584"/>
+        <w:gridCol w:w="1584"/>
+        <w:gridCol w:w="1584"/>
+        <w:gridCol w:w="1584"/>
+        <w:gridCol w:w="1584"/>
+      </w:tblGrid>
+      <w:tr>
+        <w:trPr>
+          <w:tblHeader w:val="on"/>
+        </w:trPr>
+        <w:tc>
+          <w:tcPr/>
+          <w:p>
+            <w:pPr>
+              <w:pStyle w:val="Compact"/>
+            </w:pPr>
+            <w:r>
+              <w:rPr>
+                <w:rFonts w:hint="eastAsia"/>
+              </w:rPr>
+              <w:t xml:space="preserve">目标时段</w:t>
+            </w:r>
+          </w:p>
+        </w:tc>
+        <w:tc>
+          <w:tcPr/>
+          <w:p>
+            <w:pPr>
+              <w:pStyle w:val="Compact"/>
+            </w:pPr>
+            <w:r>
+              <w:t xml:space="preserve">0:00 </w:t>
+            </w:r>
+            <w:r>
+              <w:rPr>
+                <w:rFonts w:hint="eastAsia"/>
+              </w:rPr>
+              <w:t xml:space="preserve">发布</w:t>
+            </w:r>
+          </w:p>
+        </w:tc>
+        <w:tc>
+          <w:tcPr/>
+          <w:p>
+            <w:pPr>
+              <w:pStyle w:val="Compact"/>
+            </w:pPr>
+            <w:r>
+              <w:t xml:space="preserve">6:00 </w:t>
+            </w:r>
+            <w:r>
+              <w:rPr>
+                <w:rFonts w:hint="eastAsia"/>
+              </w:rPr>
+              <w:t xml:space="preserve">发布</w:t>
+            </w:r>
+          </w:p>
+        </w:tc>
+        <w:tc>
+          <w:tcPr/>
+          <w:p>
+            <w:pPr>
+              <w:pStyle w:val="Compact"/>
+            </w:pPr>
+            <w:r>
+              <w:t xml:space="preserve">12:00 </w:t>
+            </w:r>
+            <w:r>
+              <w:rPr>
+                <w:rFonts w:hint="eastAsia"/>
+              </w:rPr>
+              <w:t xml:space="preserve">发布</w:t>
+            </w:r>
+          </w:p>
+        </w:tc>
+        <w:tc>
+          <w:tcPr/>
+          <w:p>
+            <w:pPr>
+              <w:pStyle w:val="Compact"/>
+            </w:pPr>
+            <w:r>
+              <w:t xml:space="preserve">18:00 </w:t>
+            </w:r>
+            <w:r>
+              <w:rPr>
+                <w:rFonts w:hint="eastAsia"/>
+              </w:rPr>
+              <w:t xml:space="preserve">发布</w:t>
+            </w:r>
+          </w:p>
+        </w:tc>
+      </w:tr>
+      <w:tr>
+        <w:tc>
+          <w:tcPr/>
+          <w:p>
+            <w:pPr>
+              <w:pStyle w:val="Compact"/>
+            </w:pPr>
+            <w:r>
+              <w:t xml:space="preserve">06:00–12:00</w:t>
+            </w:r>
+          </w:p>
+        </w:tc>
+        <w:tc>
+          <w:tcPr/>
+          <w:p>
+            <w:pPr>
+              <w:pStyle w:val="Compact"/>
+            </w:pPr>
+            <w:r>
+              <w:t xml:space="preserve">670.08</w:t>
+            </w:r>
+          </w:p>
+        </w:tc>
+        <w:tc>
+          <w:tcPr/>
+          <w:p>
+            <w:pPr>
+              <w:pStyle w:val="Compact"/>
+            </w:pPr>
+            <w:r>
+              <w:t xml:space="preserve">579.25</w:t>
+            </w:r>
+          </w:p>
+        </w:tc>
+        <w:tc>
+          <w:tcPr/>
+          <w:p>
+            <w:pPr>
+              <w:pStyle w:val="Compact"/>
+            </w:pPr>
+            <w:r>
+              <w:t xml:space="preserve">—</w:t>
+            </w:r>
+          </w:p>
+        </w:tc>
+        <w:tc>
+          <w:tcPr/>
+          <w:p>
+            <w:pPr>
+              <w:pStyle w:val="Compact"/>
+            </w:pPr>
+            <w:r>
+              <w:t xml:space="preserve">—</w:t>
+            </w:r>
+          </w:p>
+        </w:tc>
+      </w:tr>
+      <w:tr>
+        <w:tc>
+          <w:tcPr/>
+          <w:p>
+            <w:pPr>
+              <w:pStyle w:val="Compact"/>
+            </w:pPr>
+            <w:r>
+              <w:t xml:space="preserve">12:00–18:00</w:t>
+            </w:r>
+          </w:p>
+        </w:tc>
+        <w:tc>
+          <w:tcPr/>
+          <w:p>
+            <w:pPr>
+              <w:pStyle w:val="Compact"/>
+            </w:pPr>
+            <w:r>
+              <w:t xml:space="preserve">722.16</w:t>
+            </w:r>
+          </w:p>
+        </w:tc>
+        <w:tc>
+          <w:tcPr/>
+          <w:p>
+            <w:pPr>
+              <w:pStyle w:val="Compact"/>
+            </w:pPr>
+            <w:r>
+              <w:t xml:space="preserve">624.57</w:t>
+            </w:r>
+          </w:p>
+        </w:tc>
+        <w:tc>
+          <w:tcPr/>
+          <w:p>
+            <w:pPr>
+              <w:pStyle w:val="Compact"/>
+            </w:pPr>
+            <w:r>
+              <w:t xml:space="preserve">544.14</w:t>
+            </w:r>
+          </w:p>
+        </w:tc>
+        <w:tc>
+          <w:tcPr/>
+          <w:p>
+            <w:pPr>
+              <w:pStyle w:val="Compact"/>
+            </w:pPr>
+            <w:r>
+              <w:t xml:space="preserve">—</w:t>
+            </w:r>
+          </w:p>
+        </w:tc>
+      </w:tr>
+      <w:tr>
+        <w:tc>
+          <w:tcPr/>
+          <w:p>
+            <w:pPr>
+              <w:pStyle w:val="Compact"/>
+            </w:pPr>
+            <w:r>
+              <w:t xml:space="preserve">18:00–24:00</w:t>
+            </w:r>
+          </w:p>
+        </w:tc>
+        <w:tc>
+          <w:tcPr/>
+          <w:p>
+            <w:pPr>
+              <w:pStyle w:val="Compact"/>
+            </w:pPr>
+            <w:r>
+              <w:t xml:space="preserve">17.77</w:t>
+            </w:r>
+          </w:p>
+        </w:tc>
+        <w:tc>
+          <w:tcPr/>
+          <w:p>
+            <w:pPr>
+              <w:pStyle w:val="Compact"/>
+            </w:pPr>
+            <w:r>
+              <w:t xml:space="preserve">17.77</w:t>
+            </w:r>
+          </w:p>
+        </w:tc>
+        <w:tc>
+          <w:tcPr/>
+          <w:p>
+            <w:pPr>
+              <w:pStyle w:val="Compact"/>
+            </w:pPr>
+            <w:r>
+              <w:t xml:space="preserve">17.77</w:t>
+            </w:r>
+          </w:p>
+        </w:tc>
+        <w:tc>
+          <w:tcPr/>
+          <w:p>
+            <w:pPr>
+              <w:pStyle w:val="Compact"/>
+            </w:pPr>
+            <w:r>
+              <w:t xml:space="preserve">17.77</w:t>
+            </w:r>
+          </w:p>
+        </w:tc>
+      </w:tr>
+    </w:tbl>
+    <w:p>
+      <w:pPr>
+        <w:pStyle w:val="BodyText"/>
+      </w:pPr>
+      <w:r>
+        <w:rPr>
+          <w:rFonts w:hint="eastAsia"/>
+        </w:rPr>
+        <w:t xml:space="preserve">可见两点：其一，光伏预报误差</w:t>
+      </w:r>
+      <w:r>
+        <w:rPr>
+          <w:rFonts w:hint="eastAsia"/>
+          <w:b/>
+          <w:bCs/>
+        </w:rPr>
+        <w:t xml:space="preserve">随发布时点临近目标时段而单调下降</w:t>
+      </w:r>
+      <w:r>
+        <w:rPr>
+          <w:rFonts w:hint="eastAsia"/>
+        </w:rPr>
+        <w:t xml:space="preserve">——对</w:t>
+      </w:r>
+      <w:r>
+        <w:t xml:space="preserve"> 12:00–18:00 </w:t>
+      </w:r>
+      <w:r>
+        <w:rPr>
+          <w:rFonts w:hint="eastAsia"/>
+        </w:rPr>
+        <w:t xml:space="preserve">时段，12:00</w:t>
+      </w:r>
+      <w:r>
+        <w:t xml:space="preserve"> </w:t>
+      </w:r>
+      <w:r>
+        <w:rPr>
+          <w:rFonts w:hint="eastAsia"/>
+        </w:rPr>
+        <w:t xml:space="preserve">发布的预报</w:t>
+      </w:r>
+      <w:r>
+        <w:t xml:space="preserve"> MAE </w:t>
+      </w:r>
+      <w:r>
+        <w:rPr>
+          <w:rFonts w:hint="eastAsia"/>
+        </w:rPr>
+        <w:t xml:space="preserve">仅</w:t>
+      </w:r>
+      <w:r>
+        <w:t xml:space="preserve"> 544.14 </w:t>
+      </w:r>
+      <w:r>
+        <w:rPr>
+          <w:rFonts w:hint="eastAsia"/>
+        </w:rPr>
+        <w:t xml:space="preserve">kW，较</w:t>
+      </w:r>
+      <w:r>
+        <w:t xml:space="preserve"> 0:00 </w:t>
+      </w:r>
+      <w:r>
+        <w:rPr>
+          <w:rFonts w:hint="eastAsia"/>
+        </w:rPr>
+        <w:t xml:space="preserve">发布的</w:t>
+      </w:r>
+      <w:r>
+        <w:t xml:space="preserve"> 722.16 kW </w:t>
+      </w:r>
+      <w:r>
+        <w:rPr>
+          <w:rFonts w:hint="eastAsia"/>
+        </w:rPr>
+        <w:t xml:space="preserve">下降约</w:t>
+      </w:r>
+      <w:r>
+        <w:t xml:space="preserve"> </w:t>
+      </w:r>
+      <w:r>
+        <w:rPr>
+          <w:rFonts w:hint="eastAsia"/>
+        </w:rPr>
+        <w:t xml:space="preserve">25%；其二，18:00–24:00</w:t>
+      </w:r>
+      <w:r>
+        <w:t xml:space="preserve"> </w:t>
+      </w:r>
+      <w:r>
+        <w:rPr>
+          <w:rFonts w:hint="eastAsia"/>
+        </w:rPr>
+        <w:t xml:space="preserve">时段因夜晚基本无光伏（全年平均实际出力仅</w:t>
+      </w:r>
+      <w:r>
+        <w:t xml:space="preserve"> 17.8 </w:t>
+      </w:r>
+      <w:r>
+        <w:rPr>
+          <w:rFonts w:hint="eastAsia"/>
+        </w:rPr>
+        <w:t xml:space="preserve">kW），各时点发布的预报几乎一致（最大差异约</w:t>
+      </w:r>
+      <w:r>
+        <w:t xml:space="preserve"> 1.5 </w:t>
+      </w:r>
+      <w:r>
+        <w:rPr>
+          <w:rFonts w:hint="eastAsia"/>
+        </w:rPr>
+        <w:t xml:space="preserve">kW）、误差均极小（MAE</w:t>
+      </w:r>
+      <w:r>
+        <w:t xml:space="preserve"> 17.77 </w:t>
+      </w:r>
+      <w:r>
+        <w:rPr>
+          <w:rFonts w:hint="eastAsia"/>
+        </w:rPr>
+        <w:t xml:space="preserve">kW），与发布时点基本无关。这说明有价值的光伏信息更新集中在</w:t>
+      </w:r>
+      <w:r>
+        <w:rPr>
+          <w:rFonts w:hint="eastAsia"/>
+          <w:b/>
+          <w:bCs/>
+        </w:rPr>
+        <w:t xml:space="preserve">白昼（约</w:t>
+      </w:r>
+      <w:r>
+        <w:rPr>
+          <w:b/>
+          <w:bCs/>
+        </w:rPr>
+        <w:t xml:space="preserve"> </w:t>
+      </w:r>
+      <w:r>
+        <w:rPr>
+          <w:rFonts w:hint="eastAsia"/>
+          <w:b/>
+          <w:bCs/>
+        </w:rPr>
+        <w:t xml:space="preserve">6:00–18:00）</w:t>
+      </w:r>
+      <w:r>
+        <w:rPr>
+          <w:rFonts w:hint="eastAsia"/>
+        </w:rPr>
+        <w:t xml:space="preserve">，0/6/12/18</w:t>
+      </w:r>
+      <w:r>
+        <w:t xml:space="preserve"> </w:t>
+      </w:r>
+      <w:r>
+        <w:rPr>
+          <w:rFonts w:hint="eastAsia"/>
+        </w:rPr>
+        <w:t xml:space="preserve">四个时点已覆盖光伏出力从零爬升、午间高峰到日落归零的全部关键转折；18:00</w:t>
+      </w:r>
+      <w:r>
+        <w:t xml:space="preserve"> </w:t>
+      </w:r>
+      <w:r>
+        <w:rPr>
+          <w:rFonts w:hint="eastAsia"/>
+        </w:rPr>
+        <w:t xml:space="preserve">之后再加密时点（如</w:t>
+      </w:r>
+      <w:r>
+        <w:t xml:space="preserve"> </w:t>
+      </w:r>
+      <w:r>
+        <w:rPr>
+          <w:rFonts w:hint="eastAsia"/>
+        </w:rPr>
+        <w:t xml:space="preserve">22:00）对光伏预报无实质增益（夜晚无光伏可预报），边际收益为零，故</w:t>
+      </w:r>
+      <w:r>
+        <w:rPr>
+          <w:rFonts w:hint="eastAsia"/>
+          <w:b/>
+          <w:bCs/>
+        </w:rPr>
+        <w:t xml:space="preserve">无需引入其他时刻预报</w:t>
+      </w:r>
+      <w:r>
+        <w:t xml:space="preserve">。</w:t>
       </w:r>
     </w:p>
     <w:p>

--- a/论文初稿.docx
+++ b/论文初稿.docx
@@ -7163,7 +7163,7 @@
           <wp:inline>
             <wp:extent cx="3840480" cy="2040113"/>
             <wp:effectExtent b="0" l="0" r="0" t="0"/>
-            <wp:docPr descr="图2 问题二全年购电费构成" title="" id="31" name="Picture"/>
+            <wp:docPr descr="图2 问题二购电费构成（2025年2–12月逐月）" title="" id="31" name="Picture"/>
             <a:graphic>
               <a:graphicData uri="http://schemas.openxmlformats.org/drawingml/2006/picture">
                 <pic:pic>
@@ -7218,7 +7218,7 @@
         <w:rPr>
           <w:rFonts w:hint="eastAsia"/>
         </w:rPr>
-        <w:t xml:space="preserve">问题二全年购电费构成</w:t>
+        <w:t xml:space="preserve">问题二购电费构成（2025年2–12月逐月）</w:t>
       </w:r>
     </w:p>
     <w:p>
@@ -20033,7 +20033,7 @@
               <w:rPr>
                 <w:rFonts w:hint="eastAsia"/>
               </w:rPr>
-              <w:t xml:space="preserve">问题二全年费用构成</w:t>
+              <w:t xml:space="preserve">问题二购电费构成（2–12月）</w:t>
             </w:r>
           </w:p>
         </w:tc>

--- a/论文初稿.docx
+++ b/论文初稿.docx
@@ -526,13 +526,30 @@
         <w:rPr>
           <w:rFonts w:hint="eastAsia"/>
         </w:rPr>
-        <w:t xml:space="preserve">万元，其中紧急购电</w:t>
+        <w:t xml:space="preserve">万元，其中紧急购电费</w:t>
       </w:r>
       <w:r>
         <w:t xml:space="preserve"> </w:t>
       </w:r>
       <m:oMath>
         <m:r>
+          <m:t>217.58</m:t>
+        </m:r>
+      </m:oMath>
+      <w:r>
+        <w:t xml:space="preserve"> </w:t>
+      </w:r>
+      <w:r>
+        <w:rPr>
+          <w:rFonts w:hint="eastAsia"/>
+        </w:rPr>
+        <w:t xml:space="preserve">万元（紧急购电量</w:t>
+      </w:r>
+      <w:r>
+        <w:t xml:space="preserve"> </w:t>
+      </w:r>
+      <m:oMath>
+        <m:r>
           <m:t>57.57</m:t>
         </m:r>
       </m:oMath>
@@ -552,7 +569,7 @@
         <w:rPr>
           <w:rFonts w:hint="eastAsia"/>
         </w:rPr>
-        <w:t xml:space="preserve">kWh、占总费用的</w:t>
+        <w:t xml:space="preserve">kWh）、占总费用的</w:t>
       </w:r>
       <w:r>
         <w:t xml:space="preserve"> </w:t>
@@ -1116,7 +1133,45 @@
         <w:rPr>
           <w:rFonts w:hint="eastAsia"/>
         </w:rPr>
-        <w:t xml:space="preserve">制定当天计划购电策略的模型，依据附件一电价与附件二数据求解，给出表</w:t>
+        <w:t xml:space="preserve">制定当天计划购电策略的模型，依据附件一电价与附件二数据求解，并以</w:t>
+      </w:r>
+      <w:r>
+        <w:rPr>
+          <w:rFonts w:hint="eastAsia"/>
+          <w:b/>
+          <w:bCs/>
+        </w:rPr>
+        <w:t xml:space="preserve">附件三</w:t>
+      </w:r>
+      <w:r>
+        <w:rPr>
+          <w:b/>
+          <w:bCs/>
+        </w:rPr>
+        <w:t xml:space="preserve"> 0:00 </w:t>
+      </w:r>
+      <w:r>
+        <w:rPr>
+          <w:rFonts w:hint="eastAsia"/>
+          <w:b/>
+          <w:bCs/>
+        </w:rPr>
+        <w:t xml:space="preserve">发布的光伏预报</w:t>
+      </w:r>
+      <w:r>
+        <w:rPr>
+          <w:rFonts w:hint="eastAsia"/>
+        </w:rPr>
+        <w:t xml:space="preserve">作为计划依据（0:00</w:t>
+      </w:r>
+      <w:r>
+        <w:t xml:space="preserve"> </w:t>
+      </w:r>
+      <w:r>
+        <w:rPr>
+          <w:rFonts w:hint="eastAsia"/>
+        </w:rPr>
+        <w:t xml:space="preserve">制定计划时实际光伏未知），给出表</w:t>
       </w:r>
       <w:r>
         <w:t xml:space="preserve"> 3 </w:t>
@@ -2380,7 +2435,7 @@
               <w:rPr>
                 <w:rFonts w:hint="eastAsia"/>
               </w:rPr>
-              <w:t xml:space="preserve">附录一给出往返效率</w:t>
+              <w:t xml:space="preserve">附录一给出充放电效率</w:t>
             </w:r>
             <w:r>
               <w:t xml:space="preserve"> </w:t>
@@ -2389,7 +2444,47 @@
               <w:rPr>
                 <w:rFonts w:hint="eastAsia"/>
               </w:rPr>
-              <w:t xml:space="preserve">90%，往返</w:t>
+              <w:t xml:space="preserve">90%，本文按</w:t>
+            </w:r>
+            <w:r>
+              <w:rPr>
+                <w:rFonts w:hint="eastAsia"/>
+                <w:b/>
+                <w:bCs/>
+              </w:rPr>
+              <w:t xml:space="preserve">单程</w:t>
+            </w:r>
+            <w:r>
+              <w:rPr>
+                <w:rFonts w:hint="eastAsia"/>
+              </w:rPr>
+              <w:t xml:space="preserve">效率</w:t>
+            </w:r>
+            <w:r>
+              <w:t xml:space="preserve"> </w:t>
+            </w:r>
+            <m:oMath>
+              <m:r>
+                <m:t>η</m:t>
+              </m:r>
+              <m:r>
+                <m:rPr>
+                  <m:sty m:val="p"/>
+                </m:rPr>
+                <m:t>=</m:t>
+              </m:r>
+              <m:r>
+                <m:t>0.9</m:t>
+              </m:r>
+            </m:oMath>
+            <w:r>
+              <w:t xml:space="preserve"> </w:t>
+            </w:r>
+            <w:r>
+              <w:rPr>
+                <w:rFonts w:hint="eastAsia"/>
+              </w:rPr>
+              <w:t xml:space="preserve">处理，往返效率</w:t>
             </w:r>
             <w:r>
               <w:t xml:space="preserve"> </w:t>
@@ -2417,6 +2512,58 @@
                 <m:t>0.81</m:t>
               </m:r>
             </m:oMath>
+            <w:r>
+              <w:rPr>
+                <w:rFonts w:hint="eastAsia"/>
+              </w:rPr>
+              <w:t xml:space="preserve">（若</w:t>
+            </w:r>
+            <w:r>
+              <w:t xml:space="preserve"> 90% </w:t>
+            </w:r>
+            <w:r>
+              <w:rPr>
+                <w:rFonts w:hint="eastAsia"/>
+              </w:rPr>
+              <w:t xml:space="preserve">指往返效率，则单程应为</w:t>
+            </w:r>
+            <w:r>
+              <w:t xml:space="preserve"> </w:t>
+            </w:r>
+            <m:oMath>
+              <m:rad>
+                <m:radPr>
+                  <m:degHide m:val="on"/>
+                </m:radPr>
+                <m:deg/>
+                <m:e>
+                  <m:r>
+                    <m:t>0.9</m:t>
+                  </m:r>
+                </m:e>
+              </m:rad>
+              <m:r>
+                <m:rPr>
+                  <m:sty m:val="p"/>
+                </m:rPr>
+                <m:t>≈</m:t>
+              </m:r>
+              <m:r>
+                <m:t>94.87</m:t>
+              </m:r>
+              <m:r>
+                <m:rPr>
+                  <m:sty m:val="p"/>
+                </m:rPr>
+                <m:t>%</m:t>
+              </m:r>
+            </m:oMath>
+            <w:r>
+              <w:rPr>
+                <w:rFonts w:hint="eastAsia"/>
+              </w:rPr>
+              <w:t xml:space="preserve">）</w:t>
+            </w:r>
           </w:p>
         </w:tc>
       </w:tr>

--- a/论文初稿.docx
+++ b/论文初稿.docx
@@ -16890,6 +16890,159 @@
     </w:p>
     <w:p>
       <w:pPr>
+        <w:pStyle w:val="BodyText"/>
+      </w:pPr>
+      <w:r>
+        <w:rPr>
+          <w:rFonts w:hint="eastAsia"/>
+        </w:rPr>
+        <w:t xml:space="preserve">此外，对四个问题的完整求解结果另做了</w:t>
+      </w:r>
+      <w:r>
+        <w:rPr>
+          <w:rFonts w:hint="eastAsia"/>
+          <w:b/>
+          <w:bCs/>
+        </w:rPr>
+        <w:t xml:space="preserve">逐时段物理不变量自动校验</w:t>
+      </w:r>
+      <w:r>
+        <w:rPr>
+          <w:rFonts w:hint="eastAsia"/>
+        </w:rPr>
+        <w:t xml:space="preserve">（SOC</w:t>
+      </w:r>
+      <w:r>
+        <w:t xml:space="preserve"> </w:t>
+      </w:r>
+      <w:r>
+        <w:rPr>
+          <w:rFonts w:hint="eastAsia"/>
+        </w:rPr>
+        <w:t xml:space="preserve">动态等式、SOC</w:t>
+      </w:r>
+      <w:r>
+        <w:t xml:space="preserve"> </w:t>
+      </w:r>
+      <w:r>
+        <w:rPr>
+          <w:rFonts w:hint="eastAsia"/>
+        </w:rPr>
+        <w:t xml:space="preserve">边界、充放电功率上限、功率平衡、储能首末电量</w:t>
+      </w:r>
+      <w:r>
+        <w:t xml:space="preserve"> </w:t>
+      </w:r>
+      <m:oMath>
+        <m:r>
+          <m:t>E</m:t>
+        </m:r>
+        <m:r>
+          <m:rPr>
+            <m:sty m:val="p"/>
+          </m:rPr>
+          <m:t>[</m:t>
+        </m:r>
+        <m:r>
+          <m:t>0</m:t>
+        </m:r>
+        <m:r>
+          <m:rPr>
+            <m:sty m:val="p"/>
+          </m:rPr>
+          <m:t>]</m:t>
+        </m:r>
+        <m:r>
+          <m:rPr>
+            <m:sty m:val="p"/>
+          </m:rPr>
+          <m:t>=</m:t>
+        </m:r>
+        <m:r>
+          <m:t>E</m:t>
+        </m:r>
+        <m:r>
+          <m:rPr>
+            <m:sty m:val="p"/>
+          </m:rPr>
+          <m:t>[</m:t>
+        </m:r>
+        <m:r>
+          <m:t>365</m:t>
+        </m:r>
+        <m:r>
+          <m:rPr>
+            <m:sty m:val="p"/>
+          </m:rPr>
+          <m:t>]</m:t>
+        </m:r>
+        <m:r>
+          <m:rPr>
+            <m:sty m:val="p"/>
+          </m:rPr>
+          <m:t>=</m:t>
+        </m:r>
+        <m:r>
+          <m:t>6000</m:t>
+        </m:r>
+      </m:oMath>
+      <w:r>
+        <w:rPr>
+          <w:rFonts w:hint="eastAsia"/>
+        </w:rPr>
+        <w:t xml:space="preserve">、问题三下调恒为</w:t>
+      </w:r>
+      <w:r>
+        <w:t xml:space="preserve"> </w:t>
+      </w:r>
+      <w:r>
+        <w:rPr>
+          <w:rFonts w:hint="eastAsia"/>
+        </w:rPr>
+        <w:t xml:space="preserve">0），共</w:t>
+      </w:r>
+      <w:r>
+        <w:t xml:space="preserve"> 35 </w:t>
+      </w:r>
+      <w:r>
+        <w:rPr>
+          <w:rFonts w:hint="eastAsia"/>
+        </w:rPr>
+        <w:t xml:space="preserve">项全部通过（脚本</w:t>
+      </w:r>
+      <w:r>
+        <w:t xml:space="preserve"> </w:t>
+      </w:r>
+      <w:r>
+        <w:rPr>
+          <w:rStyle w:val="VerbatimChar"/>
+        </w:rPr>
+        <w:t xml:space="preserve">validate_results.py</w:t>
+      </w:r>
+      <w:r>
+        <w:rPr>
+          <w:rFonts w:hint="eastAsia"/>
+        </w:rPr>
+        <w:t xml:space="preserve">，报告</w:t>
+      </w:r>
+      <w:r>
+        <w:t xml:space="preserve"> </w:t>
+      </w:r>
+      <w:r>
+        <w:rPr>
+          <w:rStyle w:val="VerbatimChar"/>
+        </w:rPr>
+        <w:t xml:space="preserve">_validation.txt</w:t>
+      </w:r>
+      <w:r>
+        <w:rPr>
+          <w:rFonts w:hint="eastAsia"/>
+        </w:rPr>
+        <w:t xml:space="preserve">），确保结果可复现、可验证。</w:t>
+      </w:r>
+    </w:p>
+    <w:p>
+      <w:pPr>
         <w:pStyle w:val="CaptionedFigure"/>
       </w:pPr>
       <w:r>
@@ -18990,6 +19143,93 @@
         <w:t xml:space="preserve">未考虑储能老化成本与循环寿命对充放电策略的约束。</w:t>
       </w:r>
     </w:p>
+    <w:p>
+      <w:pPr>
+        <w:pStyle w:val="Compact"/>
+        <w:numPr>
+          <w:ilvl w:val="0"/>
+          <w:numId w:val="1004"/>
+        </w:numPr>
+      </w:pPr>
+      <w:r>
+        <w:rPr>
+          <w:rFonts w:hint="eastAsia"/>
+        </w:rPr>
+        <w:t xml:space="preserve">问题三的滚动调整以</w:t>
+      </w:r>
+      <w:r>
+        <w:t xml:space="preserve"> 0:00 </w:t>
+      </w:r>
+      <w:r>
+        <w:rPr>
+          <w:rFonts w:hint="eastAsia"/>
+        </w:rPr>
+        <w:t xml:space="preserve">预报下的”计划储电量”作为</w:t>
+      </w:r>
+      <w:r>
+        <w:t xml:space="preserve"> 6:00 </w:t>
+      </w:r>
+      <w:r>
+        <w:rPr>
+          <w:rFonts w:hint="eastAsia"/>
+        </w:rPr>
+        <w:t xml:space="preserve">再优化的初始储电量，而非</w:t>
+      </w:r>
+      <w:r>
+        <w:t xml:space="preserve"> 0:00–6:00 </w:t>
+      </w:r>
+      <w:r>
+        <w:rPr>
+          <w:rFonts w:hint="eastAsia"/>
+        </w:rPr>
+        <w:t xml:space="preserve">实际光伏驱动下的”实际储电量”——该偏差统一交由</w:t>
+      </w:r>
+      <w:r>
+        <w:t xml:space="preserve"> 5 </w:t>
+      </w:r>
+      <w:r>
+        <w:rPr>
+          <w:rFonts w:hint="eastAsia"/>
+        </w:rPr>
+        <w:t xml:space="preserve">倍紧急购电兜底，属”预报驱动”滚动而非严格意义的状态反馈</w:t>
+      </w:r>
+      <w:r>
+        <w:t xml:space="preserve"> MPC。</w:t>
+      </w:r>
+    </w:p>
+    <w:p>
+      <w:pPr>
+        <w:pStyle w:val="Compact"/>
+        <w:numPr>
+          <w:ilvl w:val="0"/>
+          <w:numId w:val="1004"/>
+        </w:numPr>
+      </w:pPr>
+      <w:r>
+        <w:rPr>
+          <w:rFonts w:hint="eastAsia"/>
+        </w:rPr>
+        <w:t xml:space="preserve">滚动阶段仅利用当日剩余时段的预报，未把次日</w:t>
+      </w:r>
+      <w:r>
+        <w:t xml:space="preserve"> 24 </w:t>
+      </w:r>
+      <w:r>
+        <w:rPr>
+          <w:rFonts w:hint="eastAsia"/>
+        </w:rPr>
+        <w:t xml:space="preserve">小时完整预报窗口纳入同一滚动优化；跨日能量搬移已由全年连续储能的全局</w:t>
+      </w:r>
+      <w:r>
+        <w:t xml:space="preserve"> LP </w:t>
+      </w:r>
+      <w:r>
+        <w:rPr>
+          <w:rFonts w:hint="eastAsia"/>
+        </w:rPr>
+        <w:t xml:space="preserve">承担，滚动层仅做日内校正，未再向前看一天。</w:t>
+      </w:r>
+    </w:p>
     <w:bookmarkEnd w:id="74"/>
     <w:bookmarkStart w:id="75" w:name="推广"/>
     <w:p>
@@ -19843,6 +20083,51 @@
                 <w:rFonts w:hint="eastAsia"/>
               </w:rPr>
               <w:t xml:space="preserve">与图件生成</w:t>
+            </w:r>
+          </w:p>
+        </w:tc>
+      </w:tr>
+      <w:tr>
+        <w:tc>
+          <w:tcPr/>
+          <w:p>
+            <w:pPr>
+              <w:pStyle w:val="Compact"/>
+            </w:pPr>
+            <w:r>
+              <w:rPr>
+                <w:rStyle w:val="VerbatimChar"/>
+              </w:rPr>
+              <w:t xml:space="preserve">validate_results.py</w:t>
+            </w:r>
+          </w:p>
+        </w:tc>
+        <w:tc>
+          <w:tcPr/>
+          <w:p>
+            <w:pPr>
+              <w:pStyle w:val="Compact"/>
+            </w:pPr>
+            <w:r>
+              <w:rPr>
+                <w:rFonts w:hint="eastAsia"/>
+              </w:rPr>
+              <w:t xml:space="preserve">四问结果复现</w:t>
+            </w:r>
+            <w:r>
+              <w:t xml:space="preserve"> + </w:t>
+            </w:r>
+            <w:r>
+              <w:rPr>
+                <w:rFonts w:hint="eastAsia"/>
+              </w:rPr>
+              <w:t xml:space="preserve">逐时段物理不变量自动校验，</w:t>
+            </w:r>
+            <w:r>
+              <w:rPr>
+                <w:rStyle w:val="VerbatimChar"/>
+              </w:rPr>
+              <w:t xml:space="preserve">_validation.txt</w:t>
             </w:r>
           </w:p>
         </w:tc>

--- a/论文初稿.docx
+++ b/论文初稿.docx
@@ -2,7 +2,7 @@
 <file path=word/document.xml><?xml version="1.0" encoding="utf-8"?>
 <w:document xmlns:w="http://schemas.openxmlformats.org/wordprocessingml/2006/main" xmlns:m="http://schemas.openxmlformats.org/officeDocument/2006/math" xmlns:r="http://schemas.openxmlformats.org/officeDocument/2006/relationships" xmlns:o="urn:schemas-microsoft-com:office:office" xmlns:v="urn:schemas-microsoft-com:vml" xmlns:w10="urn:schemas-microsoft-com:office:word" xmlns:a="http://schemas.openxmlformats.org/drawingml/2006/main" xmlns:pic="http://schemas.openxmlformats.org/drawingml/2006/picture" xmlns:wp="http://schemas.openxmlformats.org/drawingml/2006/wordprocessingDrawing">
   <w:body>
-    <w:bookmarkStart w:id="79" w:name="微网与外部电网电力调控策略"/>
+    <w:bookmarkStart w:id="91" w:name="微网与外部电网电力调控策略"/>
     <w:p>
       <w:pPr>
         <w:pStyle w:val="Heading1"/>
@@ -944,7 +944,109 @@
         <w:rPr>
           <w:rFonts w:hint="eastAsia"/>
         </w:rPr>
-        <w:t xml:space="preserve">），从长期视角验证了单年边界设定的合理性。</w:t>
+        <w:t xml:space="preserve">），从长期视角验证了单年边界设定的合理性。进一步，消融分析量化了各环节的经济贡献——储能价值约</w:t>
+      </w:r>
+      <w:r>
+        <w:t xml:space="preserve"> </w:t>
+      </w:r>
+      <m:oMath>
+        <m:r>
+          <m:t>417.79</m:t>
+        </m:r>
+      </m:oMath>
+      <w:r>
+        <w:rPr>
+          <w:rFonts w:hint="eastAsia"/>
+        </w:rPr>
+        <w:t xml:space="preserve">～</w:t>
+      </w:r>
+      <m:oMath>
+        <m:r>
+          <m:t>765.52</m:t>
+        </m:r>
+      </m:oMath>
+      <w:r>
+        <w:t xml:space="preserve"> </w:t>
+      </w:r>
+      <w:r>
+        <w:rPr>
+          <w:rFonts w:hint="eastAsia"/>
+        </w:rPr>
+        <w:t xml:space="preserve">万元、光伏预报误差代价</w:t>
+      </w:r>
+      <w:r>
+        <w:t xml:space="preserve"> </w:t>
+      </w:r>
+      <m:oMath>
+        <m:r>
+          <m:t>249.58</m:t>
+        </m:r>
+      </m:oMath>
+      <w:r>
+        <w:t xml:space="preserve"> </w:t>
+      </w:r>
+      <w:r>
+        <w:rPr>
+          <w:rFonts w:hint="eastAsia"/>
+        </w:rPr>
+        <w:t xml:space="preserve">万元、午间滚动价值</w:t>
+      </w:r>
+      <w:r>
+        <w:t xml:space="preserve"> </w:t>
+      </w:r>
+      <m:oMath>
+        <m:r>
+          <m:t>16.35</m:t>
+        </m:r>
+      </m:oMath>
+      <w:r>
+        <w:t xml:space="preserve"> </w:t>
+      </w:r>
+      <w:r>
+        <w:rPr>
+          <w:rFonts w:hint="eastAsia"/>
+        </w:rPr>
+        <w:t xml:space="preserve">万元；并发现紧急购电几乎只与预报的”高估”（</w:t>
+      </w:r>
+      <m:oMath>
+        <m:r>
+          <m:t>r</m:t>
+        </m:r>
+        <m:r>
+          <m:rPr>
+            <m:sty m:val="p"/>
+          </m:rPr>
+          <m:t>=</m:t>
+        </m:r>
+        <m:r>
+          <m:t>0.704</m:t>
+        </m:r>
+      </m:oMath>
+      <w:r>
+        <w:rPr>
+          <w:rFonts w:hint="eastAsia"/>
+        </w:rPr>
+        <w:t xml:space="preserve">）而非误差总量（</w:t>
+      </w:r>
+      <m:oMath>
+        <m:r>
+          <m:t>r</m:t>
+        </m:r>
+        <m:r>
+          <m:rPr>
+            <m:sty m:val="p"/>
+          </m:rPr>
+          <m:t>≈</m:t>
+        </m:r>
+        <m:r>
+          <m:t>0.02</m:t>
+        </m:r>
+      </m:oMath>
+      <w:r>
+        <w:rPr>
+          <w:rFonts w:hint="eastAsia"/>
+        </w:rPr>
+        <w:t xml:space="preserve">）相关；对偶影子价格分析则从最优解内部印证了储能”低边际价值充电、高边际价值放电”的套利机理。</w:t>
       </w:r>
     </w:p>
     <w:p>
@@ -16326,7 +16428,7 @@
     <w:bookmarkEnd w:id="55"/>
     <w:bookmarkEnd w:id="56"/>
     <w:bookmarkEnd w:id="57"/>
-    <w:bookmarkStart w:id="72" w:name="六模型检验与灵敏度分析"/>
+    <w:bookmarkStart w:id="84" w:name="六模型检验机理分析与灵敏度分析"/>
     <w:p>
       <w:pPr>
         <w:pStyle w:val="Heading2"/>
@@ -16335,7 +16437,7 @@
         <w:rPr>
           <w:rFonts w:hint="eastAsia"/>
         </w:rPr>
-        <w:t xml:space="preserve">六、模型检验与灵敏度分析</w:t>
+        <w:t xml:space="preserve">六、模型检验、机理分析与灵敏度分析</w:t>
       </w:r>
     </w:p>
     <w:bookmarkStart w:id="67" w:name="模型检验边界测试"/>
@@ -18914,40 +19016,293 @@
         <w:t xml:space="preserve">灵敏度分析</w:t>
       </w:r>
     </w:p>
-    <w:p>
-      <w:r>
-        <w:pict>
-          <v:rect style="width:0;height:1.5pt" o:hralign="center" o:hrstd="t" o:hr="t"/>
-        </w:pict>
-      </w:r>
-    </w:p>
     <w:bookmarkEnd w:id="71"/>
-    <w:bookmarkEnd w:id="72"/>
-    <w:bookmarkStart w:id="76" w:name="七模型评价与推广"/>
-    <w:p>
-      <w:pPr>
-        <w:pStyle w:val="Heading2"/>
-      </w:pPr>
-      <w:r>
-        <w:rPr>
-          <w:rFonts w:hint="eastAsia"/>
-        </w:rPr>
-        <w:t xml:space="preserve">七、模型评价与推广</w:t>
-      </w:r>
-    </w:p>
-    <w:bookmarkStart w:id="73" w:name="优点"/>
+    <w:bookmarkStart w:id="75" w:name="消融分析与贡献分解"/>
     <w:p>
       <w:pPr>
         <w:pStyle w:val="Heading3"/>
       </w:pPr>
       <w:r>
-        <w:t xml:space="preserve">7.1 </w:t>
-      </w:r>
-      <w:r>
-        <w:rPr>
-          <w:rFonts w:hint="eastAsia"/>
-        </w:rPr>
-        <w:t xml:space="preserve">优点</w:t>
+        <w:t xml:space="preserve">6.3 </w:t>
+      </w:r>
+      <w:r>
+        <w:rPr>
+          <w:rFonts w:hint="eastAsia"/>
+        </w:rPr>
+        <w:t xml:space="preserve">消融分析与贡献分解</w:t>
+      </w:r>
+    </w:p>
+    <w:p>
+      <w:pPr>
+        <w:pStyle w:val="FirstParagraph"/>
+      </w:pPr>
+      <w:r>
+        <w:rPr>
+          <w:rFonts w:hint="eastAsia"/>
+        </w:rPr>
+        <w:t xml:space="preserve">为厘清储能、光伏预报与滚动调整各自的经济贡献，做消融分析，在五组配置下重算全年（334</w:t>
+      </w:r>
+      <w:r>
+        <w:t xml:space="preserve"> </w:t>
+      </w:r>
+      <w:r>
+        <w:rPr>
+          <w:rFonts w:hint="eastAsia"/>
+        </w:rPr>
+        <w:t xml:space="preserve">天）总购电费（[图8]）：</w:t>
+      </w:r>
+    </w:p>
+    <w:tbl>
+      <w:tblPr>
+        <w:tblStyle w:val="Table"/>
+        <w:tblW w:type="auto" w:w="0"/>
+        <w:tblLook w:firstRow="1" w:lastRow="0" w:firstColumn="0" w:lastColumn="0" w:noHBand="0" w:noVBand="0" w:val="0020"/>
+      </w:tblPr>
+      <w:tblGrid>
+        <w:gridCol w:w="3960"/>
+        <w:gridCol w:w="3960"/>
+      </w:tblGrid>
+      <w:tr>
+        <w:trPr>
+          <w:tblHeader w:val="on"/>
+        </w:trPr>
+        <w:tc>
+          <w:tcPr/>
+          <w:p>
+            <w:pPr>
+              <w:pStyle w:val="Compact"/>
+            </w:pPr>
+            <w:r>
+              <w:rPr>
+                <w:rFonts w:hint="eastAsia"/>
+              </w:rPr>
+              <w:t xml:space="preserve">配置</w:t>
+            </w:r>
+          </w:p>
+        </w:tc>
+        <w:tc>
+          <w:tcPr/>
+          <w:p>
+            <w:pPr>
+              <w:pStyle w:val="Compact"/>
+            </w:pPr>
+            <w:r>
+              <w:rPr>
+                <w:rFonts w:hint="eastAsia"/>
+              </w:rPr>
+              <w:t xml:space="preserve">总购电费（万元）</w:t>
+            </w:r>
+          </w:p>
+        </w:tc>
+      </w:tr>
+      <w:tr>
+        <w:tc>
+          <w:tcPr/>
+          <w:p>
+            <w:pPr>
+              <w:pStyle w:val="Compact"/>
+            </w:pPr>
+            <w:r>
+              <w:rPr>
+                <w:rFonts w:hint="eastAsia"/>
+              </w:rPr>
+              <w:t xml:space="preserve">无储能</w:t>
+            </w:r>
+            <w:r>
+              <w:t xml:space="preserve"> · </w:t>
+            </w:r>
+            <w:r>
+              <w:rPr>
+                <w:rFonts w:hint="eastAsia"/>
+              </w:rPr>
+              <w:t xml:space="preserve">完美预见</w:t>
+            </w:r>
+          </w:p>
+        </w:tc>
+        <w:tc>
+          <w:tcPr/>
+          <w:p>
+            <w:pPr>
+              <w:pStyle w:val="Compact"/>
+            </w:pPr>
+            <w:r>
+              <w:t xml:space="preserve">1640.73</w:t>
+            </w:r>
+          </w:p>
+        </w:tc>
+      </w:tr>
+      <w:tr>
+        <w:tc>
+          <w:tcPr/>
+          <w:p>
+            <w:pPr>
+              <w:pStyle w:val="Compact"/>
+            </w:pPr>
+            <w:r>
+              <w:rPr>
+                <w:rFonts w:hint="eastAsia"/>
+              </w:rPr>
+              <w:t xml:space="preserve">有储能</w:t>
+            </w:r>
+            <w:r>
+              <w:t xml:space="preserve"> · </w:t>
+            </w:r>
+            <w:r>
+              <w:rPr>
+                <w:rFonts w:hint="eastAsia"/>
+              </w:rPr>
+              <w:t xml:space="preserve">完美预见</w:t>
+            </w:r>
+          </w:p>
+        </w:tc>
+        <w:tc>
+          <w:tcPr/>
+          <w:p>
+            <w:pPr>
+              <w:pStyle w:val="Compact"/>
+            </w:pPr>
+            <w:r>
+              <w:t xml:space="preserve">1222.95</w:t>
+            </w:r>
+          </w:p>
+        </w:tc>
+      </w:tr>
+      <w:tr>
+        <w:tc>
+          <w:tcPr/>
+          <w:p>
+            <w:pPr>
+              <w:pStyle w:val="Compact"/>
+            </w:pPr>
+            <w:r>
+              <w:rPr>
+                <w:rFonts w:hint="eastAsia"/>
+              </w:rPr>
+              <w:t xml:space="preserve">无储能</w:t>
+            </w:r>
+            <w:r>
+              <w:t xml:space="preserve"> · </w:t>
+            </w:r>
+            <w:r>
+              <w:rPr>
+                <w:rFonts w:hint="eastAsia"/>
+              </w:rPr>
+              <w:t xml:space="preserve">仅</w:t>
+            </w:r>
+            <w:r>
+              <w:t xml:space="preserve"> 0:00 </w:t>
+            </w:r>
+            <w:r>
+              <w:rPr>
+                <w:rFonts w:hint="eastAsia"/>
+              </w:rPr>
+              <w:t xml:space="preserve">预报</w:t>
+            </w:r>
+          </w:p>
+        </w:tc>
+        <w:tc>
+          <w:tcPr/>
+          <w:p>
+            <w:pPr>
+              <w:pStyle w:val="Compact"/>
+            </w:pPr>
+            <w:r>
+              <w:t xml:space="preserve">2238.04</w:t>
+            </w:r>
+          </w:p>
+        </w:tc>
+      </w:tr>
+      <w:tr>
+        <w:tc>
+          <w:tcPr/>
+          <w:p>
+            <w:pPr>
+              <w:pStyle w:val="Compact"/>
+            </w:pPr>
+            <w:r>
+              <w:rPr>
+                <w:rFonts w:hint="eastAsia"/>
+              </w:rPr>
+              <w:t xml:space="preserve">有储能</w:t>
+            </w:r>
+            <w:r>
+              <w:t xml:space="preserve"> · </w:t>
+            </w:r>
+            <w:r>
+              <w:rPr>
+                <w:rFonts w:hint="eastAsia"/>
+              </w:rPr>
+              <w:t xml:space="preserve">仅</w:t>
+            </w:r>
+            <w:r>
+              <w:t xml:space="preserve"> 0:00 </w:t>
+            </w:r>
+            <w:r>
+              <w:rPr>
+                <w:rFonts w:hint="eastAsia"/>
+              </w:rPr>
+              <w:t xml:space="preserve">预报（鲁棒）</w:t>
+            </w:r>
+          </w:p>
+        </w:tc>
+        <w:tc>
+          <w:tcPr/>
+          <w:p>
+            <w:pPr>
+              <w:pStyle w:val="Compact"/>
+            </w:pPr>
+            <w:r>
+              <w:t xml:space="preserve">1472.53</w:t>
+            </w:r>
+          </w:p>
+        </w:tc>
+      </w:tr>
+      <w:tr>
+        <w:tc>
+          <w:tcPr/>
+          <w:p>
+            <w:pPr>
+              <w:pStyle w:val="Compact"/>
+            </w:pPr>
+            <w:r>
+              <w:rPr>
+                <w:rFonts w:hint="eastAsia"/>
+              </w:rPr>
+              <w:t xml:space="preserve">有储能</w:t>
+            </w:r>
+            <w:r>
+              <w:t xml:space="preserve"> · 0/6/12/18 </w:t>
+            </w:r>
+            <w:r>
+              <w:rPr>
+                <w:rFonts w:hint="eastAsia"/>
+              </w:rPr>
+              <w:t xml:space="preserve">滚动</w:t>
+            </w:r>
+          </w:p>
+        </w:tc>
+        <w:tc>
+          <w:tcPr/>
+          <w:p>
+            <w:pPr>
+              <w:pStyle w:val="Compact"/>
+            </w:pPr>
+            <w:r>
+              <w:t xml:space="preserve">1456.17</w:t>
+            </w:r>
+          </w:p>
+        </w:tc>
+      </w:tr>
+    </w:tbl>
+    <w:p>
+      <w:pPr>
+        <w:pStyle w:val="BodyText"/>
+      </w:pPr>
+      <w:r>
+        <w:rPr>
+          <w:rFonts w:hint="eastAsia"/>
+        </w:rPr>
+        <w:t xml:space="preserve">由相邻配置之差得到三项核心贡献：</w:t>
       </w:r>
     </w:p>
     <w:p>
@@ -18964,14 +19319,23 @@
           <w:b/>
           <w:bCs/>
         </w:rPr>
-        <w:t xml:space="preserve">统一</w:t>
+        <w:t xml:space="preserve">储能价值</w:t>
+      </w:r>
+      <w:r>
+        <w:rPr>
+          <w:rFonts w:hint="eastAsia"/>
+        </w:rPr>
+        <w:t xml:space="preserve">。完美预见下，储能把白天富余光伏搬移到晚间高峰，全年节省</w:t>
+      </w:r>
+      <w:r>
+        <w:t xml:space="preserve"> </w:t>
       </w:r>
       <w:r>
         <w:rPr>
           <w:b/>
           <w:bCs/>
         </w:rPr>
-        <w:t xml:space="preserve"> LP </w:t>
+        <w:t xml:space="preserve">417.79 </w:t>
       </w:r>
       <w:r>
         <w:rPr>
@@ -18979,13 +19343,46 @@
           <w:b/>
           <w:bCs/>
         </w:rPr>
-        <w:t xml:space="preserve">框架</w:t>
-      </w:r>
-      <w:r>
-        <w:rPr>
-          <w:rFonts w:hint="eastAsia"/>
-        </w:rPr>
-        <w:t xml:space="preserve">：四个问题共用同一套变量与约束，模型可复用、可扩展，且用单纯形法得到精确全局最优解，无近似误差。</w:t>
+        <w:t xml:space="preserve">万元</w:t>
+      </w:r>
+      <w:r>
+        <w:rPr>
+          <w:rFonts w:hint="eastAsia"/>
+        </w:rPr>
+        <w:t xml:space="preserve">；在存在预报误差时，储能还能兜底误差、削减</w:t>
+      </w:r>
+      <w:r>
+        <w:t xml:space="preserve"> 5 </w:t>
+      </w:r>
+      <w:r>
+        <w:rPr>
+          <w:rFonts w:hint="eastAsia"/>
+        </w:rPr>
+        <w:t xml:space="preserve">倍紧急购电，价值进一步升至</w:t>
+      </w:r>
+      <w:r>
+        <w:t xml:space="preserve"> </w:t>
+      </w:r>
+      <w:r>
+        <w:rPr>
+          <w:b/>
+          <w:bCs/>
+        </w:rPr>
+        <w:t xml:space="preserve">765.52 </w:t>
+      </w:r>
+      <w:r>
+        <w:rPr>
+          <w:rFonts w:hint="eastAsia"/>
+          <w:b/>
+          <w:bCs/>
+        </w:rPr>
+        <w:t xml:space="preserve">万元</w:t>
+      </w:r>
+      <w:r>
+        <w:rPr>
+          <w:rFonts w:hint="eastAsia"/>
+        </w:rPr>
+        <w:t xml:space="preserve">——储能的价值在”不确定性”下反而更大。</w:t>
       </w:r>
     </w:p>
     <w:p>
@@ -19002,31 +19399,46 @@
           <w:b/>
           <w:bCs/>
         </w:rPr>
-        <w:t xml:space="preserve">两阶段鲁棒建模</w:t>
-      </w:r>
-      <w:r>
-        <w:rPr>
-          <w:rFonts w:hint="eastAsia"/>
-        </w:rPr>
-        <w:t xml:space="preserve">：把</w:t>
-      </w:r>
-      <w:r>
-        <w:t xml:space="preserve"> </w:t>
-      </w:r>
-      <w:r>
-        <w:rPr>
-          <w:rFonts w:hint="eastAsia"/>
-        </w:rPr>
-        <w:t xml:space="preserve">“预报→计划→揭晓→重调度→紧急购电”</w:t>
-      </w:r>
-      <w:r>
-        <w:t xml:space="preserve"> </w:t>
-      </w:r>
-      <w:r>
-        <w:rPr>
-          <w:rFonts w:hint="eastAsia"/>
-        </w:rPr>
-        <w:t xml:space="preserve">的真实决策流程刻画清楚，紧急购电量有明确物理含义。</w:t>
+        <w:t xml:space="preserve">光伏预报误差代价</w:t>
+      </w:r>
+      <w:r>
+        <w:rPr>
+          <w:rFonts w:hint="eastAsia"/>
+        </w:rPr>
+        <w:t xml:space="preserve">。用</w:t>
+      </w:r>
+      <w:r>
+        <w:t xml:space="preserve"> 0:00 </w:t>
+      </w:r>
+      <w:r>
+        <w:rPr>
+          <w:rFonts w:hint="eastAsia"/>
+        </w:rPr>
+        <w:t xml:space="preserve">预报替代完美预见，总费上升</w:t>
+      </w:r>
+      <w:r>
+        <w:t xml:space="preserve"> </w:t>
+      </w:r>
+      <w:r>
+        <w:rPr>
+          <w:b/>
+          <w:bCs/>
+        </w:rPr>
+        <w:t xml:space="preserve">249.58 </w:t>
+      </w:r>
+      <w:r>
+        <w:rPr>
+          <w:rFonts w:hint="eastAsia"/>
+          <w:b/>
+          <w:bCs/>
+        </w:rPr>
+        <w:t xml:space="preserve">万元</w:t>
+      </w:r>
+      <w:r>
+        <w:rPr>
+          <w:rFonts w:hint="eastAsia"/>
+        </w:rPr>
+        <w:t xml:space="preserve">，即不确定性带来的直接成本。</w:t>
       </w:r>
     </w:p>
     <w:p>
@@ -19043,59 +19455,552 @@
           <w:b/>
           <w:bCs/>
         </w:rPr>
-        <w:t xml:space="preserve">关键机理提炼</w:t>
-      </w:r>
-      <w:r>
-        <w:rPr>
-          <w:rFonts w:hint="eastAsia"/>
-        </w:rPr>
-        <w:t xml:space="preserve">：揭示了</w:t>
-      </w:r>
-      <w:r>
-        <w:t xml:space="preserve"> </w:t>
-      </w:r>
-      <w:r>
-        <w:rPr>
-          <w:rFonts w:hint="eastAsia"/>
-        </w:rPr>
-        <w:t xml:space="preserve">“下调恒为</w:t>
-      </w:r>
-      <w:r>
-        <w:t xml:space="preserve"> 0”</w:t>
-      </w:r>
-      <w:r>
-        <w:rPr>
-          <w:rFonts w:hint="eastAsia"/>
-        </w:rPr>
-        <w:t xml:space="preserve">“跨日套利仅约</w:t>
-      </w:r>
-      <w:r>
-        <w:t xml:space="preserve"> 0.4%”</w:t>
-      </w:r>
-      <w:r>
-        <w:t xml:space="preserve"> </w:t>
-      </w:r>
-      <w:r>
-        <w:rPr>
-          <w:rFonts w:hint="eastAsia"/>
-        </w:rPr>
-        <w:t xml:space="preserve">等反直觉但可解释的结论。</w:t>
+        <w:t xml:space="preserve">午间滚动预报价值</w:t>
+      </w:r>
+      <w:r>
+        <w:rPr>
+          <w:rFonts w:hint="eastAsia"/>
+        </w:rPr>
+        <w:t xml:space="preserve">。引入</w:t>
+      </w:r>
+      <w:r>
+        <w:t xml:space="preserve"> 6/12/18 </w:t>
+      </w:r>
+      <w:r>
+        <w:rPr>
+          <w:rFonts w:hint="eastAsia"/>
+        </w:rPr>
+        <w:t xml:space="preserve">时滚动调整，再省</w:t>
+      </w:r>
+      <w:r>
+        <w:t xml:space="preserve"> </w:t>
+      </w:r>
+      <w:r>
+        <w:rPr>
+          <w:b/>
+          <w:bCs/>
+        </w:rPr>
+        <w:t xml:space="preserve">16.35 </w:t>
+      </w:r>
+      <w:r>
+        <w:rPr>
+          <w:rFonts w:hint="eastAsia"/>
+          <w:b/>
+          <w:bCs/>
+        </w:rPr>
+        <w:t xml:space="preserve">万元</w:t>
+      </w:r>
+      <w:r>
+        <w:t xml:space="preserve">。</w:t>
       </w:r>
     </w:p>
-    <w:bookmarkEnd w:id="73"/>
-    <w:bookmarkStart w:id="74" w:name="不足"/>
+    <w:p>
+      <w:pPr>
+        <w:pStyle w:val="FirstParagraph"/>
+      </w:pPr>
+      <w:r>
+        <w:rPr>
+          <w:rFonts w:hint="eastAsia"/>
+        </w:rPr>
+        <w:t xml:space="preserve">结论：储能是降本的第一主力，光伏预报精度是第二大杠杆（约</w:t>
+      </w:r>
+      <w:r>
+        <w:t xml:space="preserve"> 250 </w:t>
+      </w:r>
+      <w:r>
+        <w:rPr>
+          <w:rFonts w:hint="eastAsia"/>
+        </w:rPr>
+        <w:t xml:space="preserve">万元），滚动调整是精细化的增量手段。</w:t>
+      </w:r>
+    </w:p>
+    <w:p>
+      <w:pPr>
+        <w:pStyle w:val="CaptionedFigure"/>
+      </w:pPr>
+      <w:r>
+        <w:drawing>
+          <wp:inline>
+            <wp:extent cx="4693920" cy="2535767"/>
+            <wp:effectExtent b="0" l="0" r="0" t="0"/>
+            <wp:docPr descr="图8 消融分析与贡献分解" title="" id="73" name="Picture"/>
+            <a:graphic>
+              <a:graphicData uri="http://schemas.openxmlformats.org/drawingml/2006/picture">
+                <pic:pic>
+                  <pic:nvPicPr>
+                    <pic:cNvPr descr="figures/fig_消融贡献分解.png" id="74" name="Picture"/>
+                    <pic:cNvPicPr>
+                      <a:picLocks noChangeArrowheads="1" noChangeAspect="1"/>
+                    </pic:cNvPicPr>
+                  </pic:nvPicPr>
+                  <pic:blipFill>
+                    <a:blip r:embed="rId72"/>
+                    <a:stretch>
+                      <a:fillRect/>
+                    </a:stretch>
+                  </pic:blipFill>
+                  <pic:spPr bwMode="auto">
+                    <a:xfrm>
+                      <a:off x="0" y="0"/>
+                      <a:ext cx="4693920" cy="2535767"/>
+                    </a:xfrm>
+                    <a:prstGeom prst="rect">
+                      <a:avLst/>
+                    </a:prstGeom>
+                    <a:noFill/>
+                    <a:ln w="9525">
+                      <a:noFill/>
+                      <a:headEnd/>
+                      <a:tailEnd/>
+                    </a:ln>
+                  </pic:spPr>
+                </pic:pic>
+              </a:graphicData>
+            </a:graphic>
+          </wp:inline>
+        </w:drawing>
+      </w:r>
+    </w:p>
+    <w:p>
+      <w:pPr>
+        <w:pStyle w:val="ImageCaption"/>
+      </w:pPr>
+      <w:r>
+        <w:rPr>
+          <w:rFonts w:hint="eastAsia"/>
+        </w:rPr>
+        <w:t xml:space="preserve">图8</w:t>
+      </w:r>
+      <w:r>
+        <w:t xml:space="preserve"> </w:t>
+      </w:r>
+      <w:r>
+        <w:rPr>
+          <w:rFonts w:hint="eastAsia"/>
+        </w:rPr>
+        <w:t xml:space="preserve">消融分析与贡献分解</w:t>
+      </w:r>
+    </w:p>
+    <w:bookmarkEnd w:id="75"/>
+    <w:bookmarkStart w:id="79" w:name="光伏预报误差与紧急购电的定量关联"/>
     <w:p>
       <w:pPr>
         <w:pStyle w:val="Heading3"/>
       </w:pPr>
       <w:r>
-        <w:t xml:space="preserve">7.2 </w:t>
-      </w:r>
-      <w:r>
-        <w:rPr>
-          <w:rFonts w:hint="eastAsia"/>
-        </w:rPr>
-        <w:t xml:space="preserve">不足</w:t>
+        <w:t xml:space="preserve">6.4 </w:t>
+      </w:r>
+      <w:r>
+        <w:rPr>
+          <w:rFonts w:hint="eastAsia"/>
+        </w:rPr>
+        <w:t xml:space="preserve">光伏预报误差与紧急购电的定量关联</w:t>
+      </w:r>
+    </w:p>
+    <w:p>
+      <w:pPr>
+        <w:pStyle w:val="FirstParagraph"/>
+      </w:pPr>
+      <w:r>
+        <w:rPr>
+          <w:rFonts w:hint="eastAsia"/>
+        </w:rPr>
+        <w:t xml:space="preserve">紧急购电（5</w:t>
+      </w:r>
+      <w:r>
+        <w:t xml:space="preserve"> </w:t>
+      </w:r>
+      <w:r>
+        <w:rPr>
+          <w:rFonts w:hint="eastAsia"/>
+        </w:rPr>
+        <w:t xml:space="preserve">倍电价）是总费用的重要组成，回答”何时、为何发生紧急购电”对降本有直接指导意义。考察逐日光伏预报误差与紧急购电量的关联（[图9]），得到一条</w:t>
+      </w:r>
+      <w:r>
+        <w:rPr>
+          <w:rFonts w:hint="eastAsia"/>
+          <w:b/>
+          <w:bCs/>
+        </w:rPr>
+        <w:t xml:space="preserve">方向性机理</w:t>
+      </w:r>
+      <w:r>
+        <w:rPr>
+          <w:rFonts w:hint="eastAsia"/>
+        </w:rPr>
+        <w:t xml:space="preserve">：</w:t>
+      </w:r>
+    </w:p>
+    <w:p>
+      <w:pPr>
+        <w:pStyle w:val="BodyText"/>
+      </w:pPr>
+      <w:r>
+        <w:rPr>
+          <w:rFonts w:hint="eastAsia"/>
+          <w:b/>
+          <w:bCs/>
+        </w:rPr>
+        <w:t xml:space="preserve">紧急购电几乎只与预报的”高估”（预报</w:t>
+      </w:r>
+      <w:r>
+        <w:rPr>
+          <w:b/>
+          <w:bCs/>
+        </w:rPr>
+        <w:t xml:space="preserve"> &gt; </w:t>
+      </w:r>
+      <w:r>
+        <w:rPr>
+          <w:rFonts w:hint="eastAsia"/>
+          <w:b/>
+          <w:bCs/>
+        </w:rPr>
+        <w:t xml:space="preserve">实际）相关，与误差总量无关。</w:t>
+      </w:r>
+      <w:r>
+        <w:t xml:space="preserve"> </w:t>
+      </w:r>
+      <w:r>
+        <w:rPr>
+          <w:rFonts w:hint="eastAsia"/>
+        </w:rPr>
+        <w:t xml:space="preserve">逐日皮尔逊相关显示，预报”高估量”与紧急购电量的相关系数</w:t>
+      </w:r>
+      <w:r>
+        <w:t xml:space="preserve"> </w:t>
+      </w:r>
+      <m:oMath>
+        <m:r>
+          <m:t>r</m:t>
+        </m:r>
+        <m:r>
+          <m:rPr>
+            <m:sty m:val="p"/>
+          </m:rPr>
+          <m:t>=</m:t>
+        </m:r>
+        <m:r>
+          <m:t>0.704</m:t>
+        </m:r>
+      </m:oMath>
+      <w:r>
+        <w:rPr>
+          <w:rFonts w:hint="eastAsia"/>
+        </w:rPr>
+        <w:t xml:space="preserve">（强相关），而预报误差的</w:t>
+      </w:r>
+      <w:r>
+        <w:t xml:space="preserve"> MAE、RMSE </w:t>
+      </w:r>
+      <w:r>
+        <w:rPr>
+          <w:rFonts w:hint="eastAsia"/>
+        </w:rPr>
+        <w:t xml:space="preserve">与紧急购电量的相关系数仅</w:t>
+      </w:r>
+      <w:r>
+        <w:t xml:space="preserve"> </w:t>
+      </w:r>
+      <m:oMath>
+        <m:r>
+          <m:t>r</m:t>
+        </m:r>
+        <m:r>
+          <m:rPr>
+            <m:sty m:val="p"/>
+          </m:rPr>
+          <m:t>≈</m:t>
+        </m:r>
+        <m:r>
+          <m:t>0.02</m:t>
+        </m:r>
+      </m:oMath>
+      <w:r>
+        <w:rPr>
+          <w:rFonts w:hint="eastAsia"/>
+        </w:rPr>
+        <w:t xml:space="preserve">（几乎无关）。机理清晰：预报</w:t>
+      </w:r>
+      <w:r>
+        <w:rPr>
+          <w:rFonts w:hint="eastAsia"/>
+          <w:b/>
+          <w:bCs/>
+        </w:rPr>
+        <w:t xml:space="preserve">低估</w:t>
+      </w:r>
+      <w:r>
+        <w:rPr>
+          <w:rFonts w:hint="eastAsia"/>
+        </w:rPr>
+        <w:t xml:space="preserve">光伏只造成富余光伏弃掉（无任何惩罚），而预报</w:t>
+      </w:r>
+      <w:r>
+        <w:rPr>
+          <w:rFonts w:hint="eastAsia"/>
+          <w:b/>
+          <w:bCs/>
+        </w:rPr>
+        <w:t xml:space="preserve">高估</w:t>
+      </w:r>
+      <w:r>
+        <w:rPr>
+          <w:rFonts w:hint="eastAsia"/>
+        </w:rPr>
+        <w:t xml:space="preserve">光伏才会使计划少购、产生缺口，必须以</w:t>
+      </w:r>
+      <w:r>
+        <w:t xml:space="preserve"> 5 </w:t>
+      </w:r>
+      <w:r>
+        <w:rPr>
+          <w:rFonts w:hint="eastAsia"/>
+        </w:rPr>
+        <w:t xml:space="preserve">倍电价紧急补购。</w:t>
+      </w:r>
+    </w:p>
+    <w:p>
+      <w:pPr>
+        <w:pStyle w:val="BodyText"/>
+      </w:pPr>
+      <w:r>
+        <w:rPr>
+          <w:rFonts w:hint="eastAsia"/>
+        </w:rPr>
+        <w:t xml:space="preserve">分月看，紧急购电量与高估量同向波动；冬季（11、12</w:t>
+      </w:r>
+      <w:r>
+        <w:t xml:space="preserve"> </w:t>
+      </w:r>
+      <w:r>
+        <w:rPr>
+          <w:rFonts w:hint="eastAsia"/>
+        </w:rPr>
+        <w:t xml:space="preserve">月）光伏体量小、高估的相对冲击更大，紧急购电相对偏多。这一结论既解释了</w:t>
+      </w:r>
+      <w:r>
+        <w:t xml:space="preserve"> §5.2 </w:t>
+      </w:r>
+      <w:r>
+        <w:rPr>
+          <w:rFonts w:hint="eastAsia"/>
+        </w:rPr>
+        <w:t xml:space="preserve">中”紧急购电集中在清晨（预报偏乐观）“的现象，也指明：</w:t>
+      </w:r>
+      <w:r>
+        <w:rPr>
+          <w:rFonts w:hint="eastAsia"/>
+          <w:b/>
+          <w:bCs/>
+        </w:rPr>
+        <w:t xml:space="preserve">改进预报的”偏差（偏乐观）</w:t>
+      </w:r>
+      <w:r>
+        <w:rPr>
+          <w:rFonts w:hint="eastAsia"/>
+          <w:b/>
+          <w:bCs/>
+        </w:rPr>
+        <w:t xml:space="preserve">“比降低”</w:t>
+      </w:r>
+      <w:r>
+        <w:rPr>
+          <w:rFonts w:hint="eastAsia"/>
+          <w:b/>
+          <w:bCs/>
+        </w:rPr>
+        <w:t xml:space="preserve">方差”更能削减紧急购电</w:t>
+      </w:r>
+      <w:r>
+        <w:rPr>
+          <w:rFonts w:hint="eastAsia"/>
+        </w:rPr>
+        <w:t xml:space="preserve">，为预报系统优化提供了方向。</w:t>
+      </w:r>
+    </w:p>
+    <w:p>
+      <w:pPr>
+        <w:pStyle w:val="CaptionedFigure"/>
+      </w:pPr>
+      <w:r>
+        <w:drawing>
+          <wp:inline>
+            <wp:extent cx="4907280" cy="1927551"/>
+            <wp:effectExtent b="0" l="0" r="0" t="0"/>
+            <wp:docPr descr="图9 光伏预报误差与紧急购电的关联" title="" id="77" name="Picture"/>
+            <a:graphic>
+              <a:graphicData uri="http://schemas.openxmlformats.org/drawingml/2006/picture">
+                <pic:pic>
+                  <pic:nvPicPr>
+                    <pic:cNvPr descr="figures/fig_误差与紧急购电.png" id="78" name="Picture"/>
+                    <pic:cNvPicPr>
+                      <a:picLocks noChangeArrowheads="1" noChangeAspect="1"/>
+                    </pic:cNvPicPr>
+                  </pic:nvPicPr>
+                  <pic:blipFill>
+                    <a:blip r:embed="rId76"/>
+                    <a:stretch>
+                      <a:fillRect/>
+                    </a:stretch>
+                  </pic:blipFill>
+                  <pic:spPr bwMode="auto">
+                    <a:xfrm>
+                      <a:off x="0" y="0"/>
+                      <a:ext cx="4907280" cy="1927551"/>
+                    </a:xfrm>
+                    <a:prstGeom prst="rect">
+                      <a:avLst/>
+                    </a:prstGeom>
+                    <a:noFill/>
+                    <a:ln w="9525">
+                      <a:noFill/>
+                      <a:headEnd/>
+                      <a:tailEnd/>
+                    </a:ln>
+                  </pic:spPr>
+                </pic:pic>
+              </a:graphicData>
+            </a:graphic>
+          </wp:inline>
+        </w:drawing>
+      </w:r>
+    </w:p>
+    <w:p>
+      <w:pPr>
+        <w:pStyle w:val="ImageCaption"/>
+      </w:pPr>
+      <w:r>
+        <w:rPr>
+          <w:rFonts w:hint="eastAsia"/>
+        </w:rPr>
+        <w:t xml:space="preserve">图9</w:t>
+      </w:r>
+      <w:r>
+        <w:t xml:space="preserve"> </w:t>
+      </w:r>
+      <w:r>
+        <w:rPr>
+          <w:rFonts w:hint="eastAsia"/>
+        </w:rPr>
+        <w:t xml:space="preserve">光伏预报误差与紧急购电的关联</w:t>
+      </w:r>
+    </w:p>
+    <w:bookmarkEnd w:id="79"/>
+    <w:bookmarkStart w:id="83" w:name="对偶影子价格与储能套利机理"/>
+    <w:p>
+      <w:pPr>
+        <w:pStyle w:val="Heading3"/>
+      </w:pPr>
+      <w:r>
+        <w:t xml:space="preserve">6.5 </w:t>
+      </w:r>
+      <w:r>
+        <w:rPr>
+          <w:rFonts w:hint="eastAsia"/>
+        </w:rPr>
+        <w:t xml:space="preserve">对偶影子价格与储能套利机理</w:t>
+      </w:r>
+    </w:p>
+    <w:p>
+      <w:pPr>
+        <w:pStyle w:val="FirstParagraph"/>
+      </w:pPr>
+      <w:r>
+        <w:rPr>
+          <w:rFonts w:hint="eastAsia"/>
+        </w:rPr>
+        <w:t xml:space="preserve">利用</w:t>
+      </w:r>
+      <w:r>
+        <w:t xml:space="preserve"> LP </w:t>
+      </w:r>
+      <w:r>
+        <w:rPr>
+          <w:rFonts w:hint="eastAsia"/>
+        </w:rPr>
+        <w:t xml:space="preserve">的对偶理论提取功率平衡约束的影子价格</w:t>
+      </w:r>
+      <w:r>
+        <w:t xml:space="preserve"> </w:t>
+      </w:r>
+      <m:oMath>
+        <m:sSub>
+          <m:e>
+            <m:r>
+              <m:t>λ</m:t>
+            </m:r>
+          </m:e>
+          <m:sub>
+            <m:r>
+              <m:t>t</m:t>
+            </m:r>
+          </m:sub>
+        </m:sSub>
+      </m:oMath>
+      <w:r>
+        <w:rPr>
+          <w:rFonts w:hint="eastAsia"/>
+        </w:rPr>
+        <w:t xml:space="preserve">（每增加</w:t>
+      </w:r>
+      <w:r>
+        <w:t xml:space="preserve"> 1 kWh </w:t>
+      </w:r>
+      <w:r>
+        <w:rPr>
+          <w:rFonts w:hint="eastAsia"/>
+        </w:rPr>
+        <w:t xml:space="preserve">净供给可节省的成本，即</w:t>
+      </w:r>
+      <w:r>
+        <w:rPr>
+          <w:rFonts w:hint="eastAsia"/>
+          <w:b/>
+          <w:bCs/>
+        </w:rPr>
+        <w:t xml:space="preserve">电力的边际价值</w:t>
+      </w:r>
+      <w:r>
+        <w:rPr>
+          <w:rFonts w:hint="eastAsia"/>
+        </w:rPr>
+        <w:t xml:space="preserve">），从最优解”内部”揭示储能的套利机理（[图10]）。全年</w:t>
+      </w:r>
+      <w:r>
+        <w:t xml:space="preserve"> 52560 </w:t>
+      </w:r>
+      <w:r>
+        <w:rPr>
+          <w:rFonts w:hint="eastAsia"/>
+        </w:rPr>
+        <w:t xml:space="preserve">个时段的</w:t>
+      </w:r>
+      <w:r>
+        <w:t xml:space="preserve"> </w:t>
+      </w:r>
+      <m:oMath>
+        <m:sSub>
+          <m:e>
+            <m:r>
+              <m:t>λ</m:t>
+            </m:r>
+          </m:e>
+          <m:sub>
+            <m:r>
+              <m:t>t</m:t>
+            </m:r>
+          </m:sub>
+        </m:sSub>
+      </m:oMath>
+      <w:r>
+        <w:t xml:space="preserve"> </w:t>
+      </w:r>
+      <w:r>
+        <w:rPr>
+          <w:rFonts w:hint="eastAsia"/>
+        </w:rPr>
+        <w:t xml:space="preserve">验证了三条经济学结论：</w:t>
       </w:r>
     </w:p>
     <w:p>
@@ -19106,11 +20011,58 @@
           <w:numId w:val="1004"/>
         </w:numPr>
       </w:pPr>
-      <w:r>
-        <w:rPr>
-          <w:rFonts w:hint="eastAsia"/>
-        </w:rPr>
-        <w:t xml:space="preserve">假设负载完全已知，未考虑负载不确定性；实际可对负载也引入随机/鲁棒建模。</w:t>
+      <m:oMath>
+        <m:sSub>
+          <m:e>
+            <m:r>
+              <m:t>λ</m:t>
+            </m:r>
+          </m:e>
+          <m:sub>
+            <m:r>
+              <m:t>t</m:t>
+            </m:r>
+          </m:sub>
+        </m:sSub>
+        <m:r>
+          <m:rPr>
+            <m:sty m:val="p"/>
+          </m:rPr>
+          <m:t>≤</m:t>
+        </m:r>
+        <m:r>
+          <m:t>p</m:t>
+        </m:r>
+        <m:r>
+          <m:t>r</m:t>
+        </m:r>
+        <m:r>
+          <m:t>i</m:t>
+        </m:r>
+        <m:r>
+          <m:t>c</m:t>
+        </m:r>
+        <m:sSub>
+          <m:e>
+            <m:r>
+              <m:t>e</m:t>
+            </m:r>
+          </m:e>
+          <m:sub>
+            <m:r>
+              <m:t>t</m:t>
+            </m:r>
+          </m:sub>
+        </m:sSub>
+      </m:oMath>
+      <w:r>
+        <w:t xml:space="preserve"> </w:t>
+      </w:r>
+      <w:r>
+        <w:rPr>
+          <w:rFonts w:hint="eastAsia"/>
+        </w:rPr>
+        <w:t xml:space="preserve">恒成立（总能按电价购电，边际价值不超过电价）；</w:t>
       </w:r>
     </w:p>
     <w:p>
@@ -19125,7 +20077,69 @@
         <w:rPr>
           <w:rFonts w:hint="eastAsia"/>
         </w:rPr>
-        <w:t xml:space="preserve">光伏预报误差以确定性均值（附件三直接给出）处理，未建立误差的概率分布，未做随机规划或机会约束。</w:t>
+        <w:t xml:space="preserve">外网购电时段</w:t>
+      </w:r>
+      <w:r>
+        <w:t xml:space="preserve"> </w:t>
+      </w:r>
+      <m:oMath>
+        <m:sSub>
+          <m:e>
+            <m:r>
+              <m:t>λ</m:t>
+            </m:r>
+          </m:e>
+          <m:sub>
+            <m:r>
+              <m:t>t</m:t>
+            </m:r>
+          </m:sub>
+        </m:sSub>
+        <m:r>
+          <m:rPr>
+            <m:sty m:val="p"/>
+          </m:rPr>
+          <m:t>=</m:t>
+        </m:r>
+        <m:r>
+          <m:t>p</m:t>
+        </m:r>
+        <m:r>
+          <m:t>r</m:t>
+        </m:r>
+        <m:r>
+          <m:t>i</m:t>
+        </m:r>
+        <m:r>
+          <m:t>c</m:t>
+        </m:r>
+        <m:sSub>
+          <m:e>
+            <m:r>
+              <m:t>e</m:t>
+            </m:r>
+          </m:e>
+          <m:sub>
+            <m:r>
+              <m:t>t</m:t>
+            </m:r>
+          </m:sub>
+        </m:sSub>
+      </m:oMath>
+      <w:r>
+        <w:rPr>
+          <w:rFonts w:hint="eastAsia"/>
+        </w:rPr>
+        <w:t xml:space="preserve">（两者中位数均为</w:t>
+      </w:r>
+      <w:r>
+        <w:t xml:space="preserve"> </w:t>
+      </w:r>
+      <w:r>
+        <w:rPr>
+          <w:rFonts w:hint="eastAsia"/>
+        </w:rPr>
+        <w:t xml:space="preserve">0.4395，边际源是电网）；</w:t>
       </w:r>
     </w:p>
     <w:p>
@@ -19140,110 +20154,364 @@
         <w:rPr>
           <w:rFonts w:hint="eastAsia"/>
         </w:rPr>
-        <w:t xml:space="preserve">未考虑储能老化成本与循环寿命对充放电策略的约束。</w:t>
+        <w:t xml:space="preserve">储能放电时段</w:t>
+      </w:r>
+      <w:r>
+        <w:t xml:space="preserve"> </w:t>
+      </w:r>
+      <m:oMath>
+        <m:sSub>
+          <m:e>
+            <m:r>
+              <m:t>λ</m:t>
+            </m:r>
+          </m:e>
+          <m:sub>
+            <m:r>
+              <m:t>t</m:t>
+            </m:r>
+          </m:sub>
+        </m:sSub>
+        <m:r>
+          <m:rPr>
+            <m:sty m:val="p"/>
+          </m:rPr>
+          <m:t>&lt;</m:t>
+        </m:r>
+        <m:r>
+          <m:t>p</m:t>
+        </m:r>
+        <m:r>
+          <m:t>r</m:t>
+        </m:r>
+        <m:r>
+          <m:t>i</m:t>
+        </m:r>
+        <m:r>
+          <m:t>c</m:t>
+        </m:r>
+        <m:sSub>
+          <m:e>
+            <m:r>
+              <m:t>e</m:t>
+            </m:r>
+          </m:e>
+          <m:sub>
+            <m:r>
+              <m:t>t</m:t>
+            </m:r>
+          </m:sub>
+        </m:sSub>
+      </m:oMath>
+      <w:r>
+        <w:rPr>
+          <w:rFonts w:hint="eastAsia"/>
+        </w:rPr>
+        <w:t xml:space="preserve">（中位数</w:t>
+      </w:r>
+      <w:r>
+        <w:t xml:space="preserve"> 0.8517 &lt; </w:t>
+      </w:r>
+      <w:r>
+        <w:rPr>
+          <w:rFonts w:hint="eastAsia"/>
+        </w:rPr>
+        <w:t xml:space="preserve">1.0360，储能供给的是更早时刻充入的便宜电量）。</w:t>
       </w:r>
     </w:p>
     <w:p>
       <w:pPr>
-        <w:pStyle w:val="Compact"/>
-        <w:numPr>
-          <w:ilvl w:val="0"/>
-          <w:numId w:val="1004"/>
-        </w:numPr>
+        <w:pStyle w:val="FirstParagraph"/>
       </w:pPr>
       <w:r>
         <w:rPr>
           <w:rFonts w:hint="eastAsia"/>
         </w:rPr>
-        <w:t xml:space="preserve">问题三的滚动调整以</w:t>
-      </w:r>
-      <w:r>
-        <w:t xml:space="preserve"> 0:00 </w:t>
-      </w:r>
-      <w:r>
-        <w:rPr>
-          <w:rFonts w:hint="eastAsia"/>
-        </w:rPr>
-        <w:t xml:space="preserve">预报下的”计划储电量”作为</w:t>
-      </w:r>
-      <w:r>
-        <w:t xml:space="preserve"> 6:00 </w:t>
-      </w:r>
-      <w:r>
-        <w:rPr>
-          <w:rFonts w:hint="eastAsia"/>
-        </w:rPr>
-        <w:t xml:space="preserve">再优化的初始储电量，而非</w:t>
-      </w:r>
-      <w:r>
-        <w:t xml:space="preserve"> 0:00–6:00 </w:t>
-      </w:r>
-      <w:r>
-        <w:rPr>
-          <w:rFonts w:hint="eastAsia"/>
-        </w:rPr>
-        <w:t xml:space="preserve">实际光伏驱动下的”实际储电量”——该偏差统一交由</w:t>
-      </w:r>
-      <w:r>
-        <w:t xml:space="preserve"> 5 </w:t>
-      </w:r>
-      <w:r>
-        <w:rPr>
-          <w:rFonts w:hint="eastAsia"/>
-        </w:rPr>
-        <w:t xml:space="preserve">倍紧急购电兜底，属”预报驱动”滚动而非严格意义的状态反馈</w:t>
-      </w:r>
-      <w:r>
-        <w:t xml:space="preserve"> MPC。</w:t>
+        <w:t xml:space="preserve">以光伏最丰沛的第</w:t>
+      </w:r>
+      <w:r>
+        <w:t xml:space="preserve"> 214 </w:t>
+      </w:r>
+      <w:r>
+        <w:rPr>
+          <w:rFonts w:hint="eastAsia"/>
+        </w:rPr>
+        <w:t xml:space="preserve">天为例：夜间低电价时段（</w:t>
+      </w:r>
+      <m:oMath>
+        <m:r>
+          <m:t>λ</m:t>
+        </m:r>
+        <m:r>
+          <m:rPr>
+            <m:sty m:val="p"/>
+          </m:rPr>
+          <m:t>=</m:t>
+        </m:r>
+        <m:r>
+          <m:t>p</m:t>
+        </m:r>
+        <m:r>
+          <m:t>r</m:t>
+        </m:r>
+        <m:r>
+          <m:t>i</m:t>
+        </m:r>
+        <m:r>
+          <m:t>c</m:t>
+        </m:r>
+        <m:r>
+          <m:t>e</m:t>
+        </m:r>
+        <m:r>
+          <m:rPr>
+            <m:sty m:val="p"/>
+          </m:rPr>
+          <m:t>=</m:t>
+        </m:r>
+        <m:r>
+          <m:t>0.425</m:t>
+        </m:r>
+      </m:oMath>
+      <w:r>
+        <w:rPr>
+          <w:rFonts w:hint="eastAsia"/>
+        </w:rPr>
+        <w:t xml:space="preserve">）购电并充电，清晨高价时段（</w:t>
+      </w:r>
+      <m:oMath>
+        <m:r>
+          <m:t>p</m:t>
+        </m:r>
+        <m:r>
+          <m:t>r</m:t>
+        </m:r>
+        <m:r>
+          <m:t>i</m:t>
+        </m:r>
+        <m:r>
+          <m:t>c</m:t>
+        </m:r>
+        <m:r>
+          <m:t>e</m:t>
+        </m:r>
+        <m:r>
+          <m:rPr>
+            <m:sty m:val="p"/>
+          </m:rPr>
+          <m:t>=</m:t>
+        </m:r>
+        <m:r>
+          <m:t>0.937</m:t>
+        </m:r>
+      </m:oMath>
+      <w:r>
+        <w:rPr>
+          <w:rFonts w:hint="eastAsia"/>
+        </w:rPr>
+        <w:t xml:space="preserve">）储能放电（</w:t>
+      </w:r>
+      <m:oMath>
+        <m:r>
+          <m:t>λ</m:t>
+        </m:r>
+        <m:r>
+          <m:rPr>
+            <m:sty m:val="p"/>
+          </m:rPr>
+          <m:t>=</m:t>
+        </m:r>
+        <m:r>
+          <m:t>0.524</m:t>
+        </m:r>
+        <m:r>
+          <m:rPr>
+            <m:sty m:val="p"/>
+          </m:rPr>
+          <m:t>&lt;</m:t>
+        </m:r>
+        <m:r>
+          <m:t>p</m:t>
+        </m:r>
+        <m:r>
+          <m:t>r</m:t>
+        </m:r>
+        <m:r>
+          <m:t>i</m:t>
+        </m:r>
+        <m:r>
+          <m:t>c</m:t>
+        </m:r>
+        <m:r>
+          <m:t>e</m:t>
+        </m:r>
+      </m:oMath>
+      <w:r>
+        <w:rPr>
+          <w:rFonts w:hint="eastAsia"/>
+        </w:rPr>
+        <w:t xml:space="preserve">），午后光伏富余时段</w:t>
+      </w:r>
+      <w:r>
+        <w:t xml:space="preserve"> </w:t>
+      </w:r>
+      <m:oMath>
+        <m:r>
+          <m:t>λ</m:t>
+        </m:r>
+      </m:oMath>
+      <w:r>
+        <w:t xml:space="preserve"> </w:t>
+      </w:r>
+      <w:r>
+        <w:rPr>
+          <w:rFonts w:hint="eastAsia"/>
+        </w:rPr>
+        <w:t xml:space="preserve">降至谷值、储能重新充满，晚间高峰（</w:t>
+      </w:r>
+      <m:oMath>
+        <m:r>
+          <m:t>p</m:t>
+        </m:r>
+        <m:r>
+          <m:t>r</m:t>
+        </m:r>
+        <m:r>
+          <m:t>i</m:t>
+        </m:r>
+        <m:r>
+          <m:t>c</m:t>
+        </m:r>
+        <m:r>
+          <m:t>e</m:t>
+        </m:r>
+        <m:r>
+          <m:rPr>
+            <m:sty m:val="p"/>
+          </m:rPr>
+          <m:t>=</m:t>
+        </m:r>
+        <m:r>
+          <m:t>1.256</m:t>
+        </m:r>
+      </m:oMath>
+      <w:r>
+        <w:rPr>
+          <w:rFonts w:hint="eastAsia"/>
+        </w:rPr>
+        <w:t xml:space="preserve">）再度放电/购电。影子价格与电价的”剪刀差”（图中阴影）正是储能套利捕获的价值，从对偶视角定量印证了</w:t>
+      </w:r>
+      <w:r>
+        <w:t xml:space="preserve"> §6.3 </w:t>
+      </w:r>
+      <w:r>
+        <w:rPr>
+          <w:rFonts w:hint="eastAsia"/>
+        </w:rPr>
+        <w:t xml:space="preserve">中储能的降本作用。</w:t>
       </w:r>
     </w:p>
     <w:p>
       <w:pPr>
-        <w:pStyle w:val="Compact"/>
-        <w:numPr>
-          <w:ilvl w:val="0"/>
-          <w:numId w:val="1004"/>
-        </w:numPr>
+        <w:pStyle w:val="CaptionedFigure"/>
       </w:pPr>
       <w:r>
-        <w:rPr>
-          <w:rFonts w:hint="eastAsia"/>
-        </w:rPr>
-        <w:t xml:space="preserve">滚动阶段仅利用当日剩余时段的预报，未把次日</w:t>
-      </w:r>
-      <w:r>
-        <w:t xml:space="preserve"> 24 </w:t>
-      </w:r>
-      <w:r>
-        <w:rPr>
-          <w:rFonts w:hint="eastAsia"/>
-        </w:rPr>
-        <w:t xml:space="preserve">小时完整预报窗口纳入同一滚动优化；跨日能量搬移已由全年连续储能的全局</w:t>
-      </w:r>
-      <w:r>
-        <w:t xml:space="preserve"> LP </w:t>
-      </w:r>
-      <w:r>
-        <w:rPr>
-          <w:rFonts w:hint="eastAsia"/>
-        </w:rPr>
-        <w:t xml:space="preserve">承担，滚动层仅做日内校正，未再向前看一天。</w:t>
+        <w:drawing>
+          <wp:inline>
+            <wp:extent cx="4800600" cy="2805935"/>
+            <wp:effectExtent b="0" l="0" r="0" t="0"/>
+            <wp:docPr descr="图10 电力影子价格与储能套利机理" title="" id="81" name="Picture"/>
+            <a:graphic>
+              <a:graphicData uri="http://schemas.openxmlformats.org/drawingml/2006/picture">
+                <pic:pic>
+                  <pic:nvPicPr>
+                    <pic:cNvPr descr="figures/fig_影子价格.png" id="82" name="Picture"/>
+                    <pic:cNvPicPr>
+                      <a:picLocks noChangeArrowheads="1" noChangeAspect="1"/>
+                    </pic:cNvPicPr>
+                  </pic:nvPicPr>
+                  <pic:blipFill>
+                    <a:blip r:embed="rId80"/>
+                    <a:stretch>
+                      <a:fillRect/>
+                    </a:stretch>
+                  </pic:blipFill>
+                  <pic:spPr bwMode="auto">
+                    <a:xfrm>
+                      <a:off x="0" y="0"/>
+                      <a:ext cx="4800600" cy="2805935"/>
+                    </a:xfrm>
+                    <a:prstGeom prst="rect">
+                      <a:avLst/>
+                    </a:prstGeom>
+                    <a:noFill/>
+                    <a:ln w="9525">
+                      <a:noFill/>
+                      <a:headEnd/>
+                      <a:tailEnd/>
+                    </a:ln>
+                  </pic:spPr>
+                </pic:pic>
+              </a:graphicData>
+            </a:graphic>
+          </wp:inline>
+        </w:drawing>
       </w:r>
     </w:p>
-    <w:bookmarkEnd w:id="74"/>
-    <w:bookmarkStart w:id="75" w:name="推广"/>
+    <w:p>
+      <w:pPr>
+        <w:pStyle w:val="ImageCaption"/>
+      </w:pPr>
+      <w:r>
+        <w:rPr>
+          <w:rFonts w:hint="eastAsia"/>
+        </w:rPr>
+        <w:t xml:space="preserve">图10</w:t>
+      </w:r>
+      <w:r>
+        <w:t xml:space="preserve"> </w:t>
+      </w:r>
+      <w:r>
+        <w:rPr>
+          <w:rFonts w:hint="eastAsia"/>
+        </w:rPr>
+        <w:t xml:space="preserve">电力影子价格与储能套利机理</w:t>
+      </w:r>
+    </w:p>
+    <w:p>
+      <w:r>
+        <w:pict>
+          <v:rect style="width:0;height:1.5pt" o:hralign="center" o:hrstd="t" o:hr="t"/>
+        </w:pict>
+      </w:r>
+    </w:p>
+    <w:bookmarkEnd w:id="83"/>
+    <w:bookmarkEnd w:id="84"/>
+    <w:bookmarkStart w:id="88" w:name="七模型评价与推广"/>
+    <w:p>
+      <w:pPr>
+        <w:pStyle w:val="Heading2"/>
+      </w:pPr>
+      <w:r>
+        <w:rPr>
+          <w:rFonts w:hint="eastAsia"/>
+        </w:rPr>
+        <w:t xml:space="preserve">七、模型评价与推广</w:t>
+      </w:r>
+    </w:p>
+    <w:bookmarkStart w:id="85" w:name="优点"/>
     <w:p>
       <w:pPr>
         <w:pStyle w:val="Heading3"/>
       </w:pPr>
       <w:r>
-        <w:t xml:space="preserve">7.3 </w:t>
-      </w:r>
-      <w:r>
-        <w:rPr>
-          <w:rFonts w:hint="eastAsia"/>
-        </w:rPr>
-        <w:t xml:space="preserve">推广</w:t>
+        <w:t xml:space="preserve">7.1 </w:t>
+      </w:r>
+      <w:r>
+        <w:rPr>
+          <w:rFonts w:hint="eastAsia"/>
+        </w:rPr>
+        <w:t xml:space="preserve">优点</w:t>
       </w:r>
     </w:p>
     <w:p>
@@ -19257,35 +20525,17 @@
       <w:r>
         <w:rPr>
           <w:rFonts w:hint="eastAsia"/>
-        </w:rPr>
-        <w:t xml:space="preserve">可将确定性</w:t>
-      </w:r>
-      <w:r>
-        <w:t xml:space="preserve"> LP </w:t>
-      </w:r>
-      <w:r>
-        <w:rPr>
-          <w:rFonts w:hint="eastAsia"/>
-        </w:rPr>
-        <w:t xml:space="preserve">推广为</w:t>
-      </w:r>
-      <w:r>
-        <w:t xml:space="preserve"> </w:t>
-      </w:r>
-      <w:r>
-        <w:rPr>
-          <w:rFonts w:hint="eastAsia"/>
           <w:b/>
           <w:bCs/>
         </w:rPr>
-        <w:t xml:space="preserve">随机规划</w:t>
+        <w:t xml:space="preserve">统一</w:t>
       </w:r>
       <w:r>
         <w:rPr>
           <w:b/>
           <w:bCs/>
         </w:rPr>
-        <w:t xml:space="preserve"> / </w:t>
+        <w:t xml:space="preserve"> LP </w:t>
       </w:r>
       <w:r>
         <w:rPr>
@@ -19293,13 +20543,13 @@
           <w:b/>
           <w:bCs/>
         </w:rPr>
-        <w:t xml:space="preserve">鲁棒优化</w:t>
-      </w:r>
-      <w:r>
-        <w:rPr>
-          <w:rFonts w:hint="eastAsia"/>
-        </w:rPr>
-        <w:t xml:space="preserve">，显式建模光伏不确定性。</w:t>
+        <w:t xml:space="preserve">框架</w:t>
+      </w:r>
+      <w:r>
+        <w:rPr>
+          <w:rFonts w:hint="eastAsia"/>
+        </w:rPr>
+        <w:t xml:space="preserve">：四个问题共用同一套变量与约束，模型可复用、可扩展，且用单纯形法得到精确全局最优解，无近似误差。</w:t>
       </w:r>
     </w:p>
     <w:p>
@@ -19313,40 +20563,34 @@
       <w:r>
         <w:rPr>
           <w:rFonts w:hint="eastAsia"/>
-        </w:rPr>
-        <w:t xml:space="preserve">可引入</w:t>
-      </w:r>
-      <w:r>
-        <w:t xml:space="preserve"> </w:t>
-      </w:r>
-      <w:r>
-        <w:rPr>
-          <w:rFonts w:hint="eastAsia"/>
           <w:b/>
           <w:bCs/>
         </w:rPr>
-        <w:t xml:space="preserve">实时（10</w:t>
-      </w:r>
-      <w:r>
-        <w:rPr>
-          <w:b/>
-          <w:bCs/>
-        </w:rPr>
-        <w:t xml:space="preserve"> </w:t>
-      </w:r>
-      <w:r>
-        <w:rPr>
-          <w:rFonts w:hint="eastAsia"/>
-          <w:b/>
-          <w:bCs/>
-        </w:rPr>
-        <w:t xml:space="preserve">分钟）滚动校正</w:t>
-      </w:r>
-      <w:r>
-        <w:rPr>
-          <w:rFonts w:hint="eastAsia"/>
-        </w:rPr>
-        <w:t xml:space="preserve">，进一步缩短决策时滞。</w:t>
+        <w:t xml:space="preserve">两阶段鲁棒建模</w:t>
+      </w:r>
+      <w:r>
+        <w:rPr>
+          <w:rFonts w:hint="eastAsia"/>
+        </w:rPr>
+        <w:t xml:space="preserve">：把</w:t>
+      </w:r>
+      <w:r>
+        <w:t xml:space="preserve"> </w:t>
+      </w:r>
+      <w:r>
+        <w:rPr>
+          <w:rFonts w:hint="eastAsia"/>
+        </w:rPr>
+        <w:t xml:space="preserve">“预报→计划→揭晓→重调度→紧急购电”</w:t>
+      </w:r>
+      <w:r>
+        <w:t xml:space="preserve"> </w:t>
+      </w:r>
+      <w:r>
+        <w:rPr>
+          <w:rFonts w:hint="eastAsia"/>
+        </w:rPr>
+        <w:t xml:space="preserve">的真实决策流程刻画清楚，紧急购电量有明确物理含义。</w:t>
       </w:r>
     </w:p>
     <w:p>
@@ -19360,34 +20604,62 @@
       <w:r>
         <w:rPr>
           <w:rFonts w:hint="eastAsia"/>
-        </w:rPr>
-        <w:t xml:space="preserve">可将单年模型拓展为</w:t>
-      </w:r>
-      <w:r>
-        <w:t xml:space="preserve"> </w:t>
-      </w:r>
-      <w:r>
-        <w:rPr>
-          <w:rFonts w:hint="eastAsia"/>
           <w:b/>
           <w:bCs/>
         </w:rPr>
-        <w:t xml:space="preserve">多年度连续运行模型</w:t>
-      </w:r>
-      <w:r>
-        <w:rPr>
-          <w:rFonts w:hint="eastAsia"/>
-        </w:rPr>
-        <w:t xml:space="preserve">（见</w:t>
-      </w:r>
-      <w:r>
-        <w:t xml:space="preserve"> </w:t>
-      </w:r>
-      <w:r>
-        <w:rPr>
-          <w:rFonts w:hint="eastAsia"/>
-        </w:rPr>
-        <w:t xml:space="preserve">§5.5），评估储能长期稳态与首末边界条件的长期经济影响。</w:t>
+        <w:t xml:space="preserve">关键机理提炼</w:t>
+      </w:r>
+      <w:r>
+        <w:rPr>
+          <w:rFonts w:hint="eastAsia"/>
+        </w:rPr>
+        <w:t xml:space="preserve">：揭示了</w:t>
+      </w:r>
+      <w:r>
+        <w:t xml:space="preserve"> </w:t>
+      </w:r>
+      <w:r>
+        <w:rPr>
+          <w:rFonts w:hint="eastAsia"/>
+        </w:rPr>
+        <w:t xml:space="preserve">“下调恒为</w:t>
+      </w:r>
+      <w:r>
+        <w:t xml:space="preserve"> 0”</w:t>
+      </w:r>
+      <w:r>
+        <w:rPr>
+          <w:rFonts w:hint="eastAsia"/>
+        </w:rPr>
+        <w:t xml:space="preserve">“跨日套利仅约</w:t>
+      </w:r>
+      <w:r>
+        <w:t xml:space="preserve"> 0.4%”</w:t>
+      </w:r>
+      <w:r>
+        <w:t xml:space="preserve"> </w:t>
+      </w:r>
+      <w:r>
+        <w:rPr>
+          <w:rFonts w:hint="eastAsia"/>
+        </w:rPr>
+        <w:t xml:space="preserve">等反直觉但可解释的结论。</w:t>
+      </w:r>
+    </w:p>
+    <w:bookmarkEnd w:id="85"/>
+    <w:bookmarkStart w:id="86" w:name="不足"/>
+    <w:p>
+      <w:pPr>
+        <w:pStyle w:val="Heading3"/>
+      </w:pPr>
+      <w:r>
+        <w:t xml:space="preserve">7.2 </w:t>
+      </w:r>
+      <w:r>
+        <w:rPr>
+          <w:rFonts w:hint="eastAsia"/>
+        </w:rPr>
+        <w:t xml:space="preserve">不足</w:t>
       </w:r>
     </w:p>
     <w:p>
@@ -19395,7 +20667,299 @@
         <w:pStyle w:val="Compact"/>
         <w:numPr>
           <w:ilvl w:val="0"/>
-          <w:numId w:val="1005"/>
+          <w:numId w:val="1006"/>
+        </w:numPr>
+      </w:pPr>
+      <w:r>
+        <w:rPr>
+          <w:rFonts w:hint="eastAsia"/>
+        </w:rPr>
+        <w:t xml:space="preserve">假设负载完全已知，未考虑负载不确定性；实际可对负载也引入随机/鲁棒建模。</w:t>
+      </w:r>
+    </w:p>
+    <w:p>
+      <w:pPr>
+        <w:pStyle w:val="Compact"/>
+        <w:numPr>
+          <w:ilvl w:val="0"/>
+          <w:numId w:val="1006"/>
+        </w:numPr>
+      </w:pPr>
+      <w:r>
+        <w:rPr>
+          <w:rFonts w:hint="eastAsia"/>
+        </w:rPr>
+        <w:t xml:space="preserve">光伏预报误差以确定性均值（附件三直接给出）处理，未建立误差的概率分布，未做随机规划或机会约束。</w:t>
+      </w:r>
+    </w:p>
+    <w:p>
+      <w:pPr>
+        <w:pStyle w:val="Compact"/>
+        <w:numPr>
+          <w:ilvl w:val="0"/>
+          <w:numId w:val="1006"/>
+        </w:numPr>
+      </w:pPr>
+      <w:r>
+        <w:rPr>
+          <w:rFonts w:hint="eastAsia"/>
+        </w:rPr>
+        <w:t xml:space="preserve">未考虑储能老化成本与循环寿命对充放电策略的约束。</w:t>
+      </w:r>
+    </w:p>
+    <w:p>
+      <w:pPr>
+        <w:pStyle w:val="Compact"/>
+        <w:numPr>
+          <w:ilvl w:val="0"/>
+          <w:numId w:val="1006"/>
+        </w:numPr>
+      </w:pPr>
+      <w:r>
+        <w:rPr>
+          <w:rFonts w:hint="eastAsia"/>
+        </w:rPr>
+        <w:t xml:space="preserve">问题三的滚动调整以</w:t>
+      </w:r>
+      <w:r>
+        <w:t xml:space="preserve"> 0:00 </w:t>
+      </w:r>
+      <w:r>
+        <w:rPr>
+          <w:rFonts w:hint="eastAsia"/>
+        </w:rPr>
+        <w:t xml:space="preserve">预报下的”计划储电量”作为</w:t>
+      </w:r>
+      <w:r>
+        <w:t xml:space="preserve"> 6:00 </w:t>
+      </w:r>
+      <w:r>
+        <w:rPr>
+          <w:rFonts w:hint="eastAsia"/>
+        </w:rPr>
+        <w:t xml:space="preserve">再优化的初始储电量，而非</w:t>
+      </w:r>
+      <w:r>
+        <w:t xml:space="preserve"> 0:00–6:00 </w:t>
+      </w:r>
+      <w:r>
+        <w:rPr>
+          <w:rFonts w:hint="eastAsia"/>
+        </w:rPr>
+        <w:t xml:space="preserve">实际光伏驱动下的”实际储电量”——该偏差统一交由</w:t>
+      </w:r>
+      <w:r>
+        <w:t xml:space="preserve"> 5 </w:t>
+      </w:r>
+      <w:r>
+        <w:rPr>
+          <w:rFonts w:hint="eastAsia"/>
+        </w:rPr>
+        <w:t xml:space="preserve">倍紧急购电兜底，属”预报驱动”滚动而非严格意义的状态反馈</w:t>
+      </w:r>
+      <w:r>
+        <w:t xml:space="preserve"> MPC。</w:t>
+      </w:r>
+    </w:p>
+    <w:p>
+      <w:pPr>
+        <w:pStyle w:val="Compact"/>
+        <w:numPr>
+          <w:ilvl w:val="0"/>
+          <w:numId w:val="1006"/>
+        </w:numPr>
+      </w:pPr>
+      <w:r>
+        <w:rPr>
+          <w:rFonts w:hint="eastAsia"/>
+        </w:rPr>
+        <w:t xml:space="preserve">滚动阶段仅利用当日剩余时段的预报，未把次日</w:t>
+      </w:r>
+      <w:r>
+        <w:t xml:space="preserve"> 24 </w:t>
+      </w:r>
+      <w:r>
+        <w:rPr>
+          <w:rFonts w:hint="eastAsia"/>
+        </w:rPr>
+        <w:t xml:space="preserve">小时完整预报窗口纳入同一滚动优化；跨日能量搬移已由全年连续储能的全局</w:t>
+      </w:r>
+      <w:r>
+        <w:t xml:space="preserve"> LP </w:t>
+      </w:r>
+      <w:r>
+        <w:rPr>
+          <w:rFonts w:hint="eastAsia"/>
+        </w:rPr>
+        <w:t xml:space="preserve">承担，滚动层仅做日内校正，未再向前看一天。</w:t>
+      </w:r>
+    </w:p>
+    <w:bookmarkEnd w:id="86"/>
+    <w:bookmarkStart w:id="87" w:name="推广"/>
+    <w:p>
+      <w:pPr>
+        <w:pStyle w:val="Heading3"/>
+      </w:pPr>
+      <w:r>
+        <w:t xml:space="preserve">7.3 </w:t>
+      </w:r>
+      <w:r>
+        <w:rPr>
+          <w:rFonts w:hint="eastAsia"/>
+        </w:rPr>
+        <w:t xml:space="preserve">推广</w:t>
+      </w:r>
+    </w:p>
+    <w:p>
+      <w:pPr>
+        <w:pStyle w:val="Compact"/>
+        <w:numPr>
+          <w:ilvl w:val="0"/>
+          <w:numId w:val="1007"/>
+        </w:numPr>
+      </w:pPr>
+      <w:r>
+        <w:rPr>
+          <w:rFonts w:hint="eastAsia"/>
+        </w:rPr>
+        <w:t xml:space="preserve">可将确定性</w:t>
+      </w:r>
+      <w:r>
+        <w:t xml:space="preserve"> LP </w:t>
+      </w:r>
+      <w:r>
+        <w:rPr>
+          <w:rFonts w:hint="eastAsia"/>
+        </w:rPr>
+        <w:t xml:space="preserve">推广为</w:t>
+      </w:r>
+      <w:r>
+        <w:t xml:space="preserve"> </w:t>
+      </w:r>
+      <w:r>
+        <w:rPr>
+          <w:rFonts w:hint="eastAsia"/>
+          <w:b/>
+          <w:bCs/>
+        </w:rPr>
+        <w:t xml:space="preserve">随机规划</w:t>
+      </w:r>
+      <w:r>
+        <w:rPr>
+          <w:b/>
+          <w:bCs/>
+        </w:rPr>
+        <w:t xml:space="preserve"> / </w:t>
+      </w:r>
+      <w:r>
+        <w:rPr>
+          <w:rFonts w:hint="eastAsia"/>
+          <w:b/>
+          <w:bCs/>
+        </w:rPr>
+        <w:t xml:space="preserve">鲁棒优化</w:t>
+      </w:r>
+      <w:r>
+        <w:rPr>
+          <w:rFonts w:hint="eastAsia"/>
+        </w:rPr>
+        <w:t xml:space="preserve">，显式建模光伏不确定性。</w:t>
+      </w:r>
+    </w:p>
+    <w:p>
+      <w:pPr>
+        <w:pStyle w:val="Compact"/>
+        <w:numPr>
+          <w:ilvl w:val="0"/>
+          <w:numId w:val="1007"/>
+        </w:numPr>
+      </w:pPr>
+      <w:r>
+        <w:rPr>
+          <w:rFonts w:hint="eastAsia"/>
+        </w:rPr>
+        <w:t xml:space="preserve">可引入</w:t>
+      </w:r>
+      <w:r>
+        <w:t xml:space="preserve"> </w:t>
+      </w:r>
+      <w:r>
+        <w:rPr>
+          <w:rFonts w:hint="eastAsia"/>
+          <w:b/>
+          <w:bCs/>
+        </w:rPr>
+        <w:t xml:space="preserve">实时（10</w:t>
+      </w:r>
+      <w:r>
+        <w:rPr>
+          <w:b/>
+          <w:bCs/>
+        </w:rPr>
+        <w:t xml:space="preserve"> </w:t>
+      </w:r>
+      <w:r>
+        <w:rPr>
+          <w:rFonts w:hint="eastAsia"/>
+          <w:b/>
+          <w:bCs/>
+        </w:rPr>
+        <w:t xml:space="preserve">分钟）滚动校正</w:t>
+      </w:r>
+      <w:r>
+        <w:rPr>
+          <w:rFonts w:hint="eastAsia"/>
+        </w:rPr>
+        <w:t xml:space="preserve">，进一步缩短决策时滞。</w:t>
+      </w:r>
+    </w:p>
+    <w:p>
+      <w:pPr>
+        <w:pStyle w:val="Compact"/>
+        <w:numPr>
+          <w:ilvl w:val="0"/>
+          <w:numId w:val="1007"/>
+        </w:numPr>
+      </w:pPr>
+      <w:r>
+        <w:rPr>
+          <w:rFonts w:hint="eastAsia"/>
+        </w:rPr>
+        <w:t xml:space="preserve">可将单年模型拓展为</w:t>
+      </w:r>
+      <w:r>
+        <w:t xml:space="preserve"> </w:t>
+      </w:r>
+      <w:r>
+        <w:rPr>
+          <w:rFonts w:hint="eastAsia"/>
+          <w:b/>
+          <w:bCs/>
+        </w:rPr>
+        <w:t xml:space="preserve">多年度连续运行模型</w:t>
+      </w:r>
+      <w:r>
+        <w:rPr>
+          <w:rFonts w:hint="eastAsia"/>
+        </w:rPr>
+        <w:t xml:space="preserve">（见</w:t>
+      </w:r>
+      <w:r>
+        <w:t xml:space="preserve"> </w:t>
+      </w:r>
+      <w:r>
+        <w:rPr>
+          <w:rFonts w:hint="eastAsia"/>
+        </w:rPr>
+        <w:t xml:space="preserve">§5.5），评估储能长期稳态与首末边界条件的长期经济影响。</w:t>
+      </w:r>
+    </w:p>
+    <w:p>
+      <w:pPr>
+        <w:pStyle w:val="Compact"/>
+        <w:numPr>
+          <w:ilvl w:val="0"/>
+          <w:numId w:val="1007"/>
         </w:numPr>
       </w:pPr>
       <w:r>
@@ -19412,9 +20976,9 @@
         </w:pict>
       </w:r>
     </w:p>
-    <w:bookmarkEnd w:id="75"/>
-    <w:bookmarkEnd w:id="76"/>
-    <w:bookmarkStart w:id="77" w:name="八参考文献"/>
+    <w:bookmarkEnd w:id="87"/>
+    <w:bookmarkEnd w:id="88"/>
+    <w:bookmarkStart w:id="89" w:name="八参考文献"/>
     <w:p>
       <w:pPr>
         <w:pStyle w:val="Heading2"/>
@@ -19617,8 +21181,8 @@
         </w:pict>
       </w:r>
     </w:p>
-    <w:bookmarkEnd w:id="77"/>
-    <w:bookmarkStart w:id="78" w:name="附录-a-求解代码结构"/>
+    <w:bookmarkEnd w:id="89"/>
+    <w:bookmarkStart w:id="90" w:name="附录-a-求解代码结构"/>
     <w:p>
       <w:pPr>
         <w:pStyle w:val="Heading2"/>
@@ -20201,6 +21765,132 @@
           </w:p>
         </w:tc>
       </w:tr>
+      <w:tr>
+        <w:tc>
+          <w:tcPr/>
+          <w:p>
+            <w:pPr>
+              <w:pStyle w:val="Compact"/>
+            </w:pPr>
+            <w:r>
+              <w:rPr>
+                <w:rStyle w:val="VerbatimChar"/>
+              </w:rPr>
+              <w:t xml:space="preserve">analyze_ablation.py</w:t>
+            </w:r>
+          </w:p>
+        </w:tc>
+        <w:tc>
+          <w:tcPr/>
+          <w:p>
+            <w:pPr>
+              <w:pStyle w:val="Compact"/>
+            </w:pPr>
+            <w:r>
+              <w:rPr>
+                <w:rFonts w:hint="eastAsia"/>
+              </w:rPr>
+              <w:t xml:space="preserve">消融/贡献分解（储能、预报、滚动各自价值），</w:t>
+            </w:r>
+            <w:r>
+              <w:rPr>
+                <w:rStyle w:val="VerbatimChar"/>
+              </w:rPr>
+              <w:t xml:space="preserve">_ablation_summary.txt</w:t>
+            </w:r>
+            <w:r>
+              <w:rPr>
+                <w:rFonts w:hint="eastAsia"/>
+              </w:rPr>
+              <w:t xml:space="preserve">、[图8]</w:t>
+            </w:r>
+          </w:p>
+        </w:tc>
+      </w:tr>
+      <w:tr>
+        <w:tc>
+          <w:tcPr/>
+          <w:p>
+            <w:pPr>
+              <w:pStyle w:val="Compact"/>
+            </w:pPr>
+            <w:r>
+              <w:rPr>
+                <w:rStyle w:val="VerbatimChar"/>
+              </w:rPr>
+              <w:t xml:space="preserve">analyze_error_emergency.py</w:t>
+            </w:r>
+          </w:p>
+        </w:tc>
+        <w:tc>
+          <w:tcPr/>
+          <w:p>
+            <w:pPr>
+              <w:pStyle w:val="Compact"/>
+            </w:pPr>
+            <w:r>
+              <w:rPr>
+                <w:rFonts w:hint="eastAsia"/>
+              </w:rPr>
+              <w:t xml:space="preserve">预报误差↔紧急购电定量关联，</w:t>
+            </w:r>
+            <w:r>
+              <w:rPr>
+                <w:rStyle w:val="VerbatimChar"/>
+              </w:rPr>
+              <w:t xml:space="preserve">_error_emergency_summary.txt</w:t>
+            </w:r>
+            <w:r>
+              <w:rPr>
+                <w:rFonts w:hint="eastAsia"/>
+              </w:rPr>
+              <w:t xml:space="preserve">、[图9]</w:t>
+            </w:r>
+          </w:p>
+        </w:tc>
+      </w:tr>
+      <w:tr>
+        <w:tc>
+          <w:tcPr/>
+          <w:p>
+            <w:pPr>
+              <w:pStyle w:val="Compact"/>
+            </w:pPr>
+            <w:r>
+              <w:rPr>
+                <w:rStyle w:val="VerbatimChar"/>
+              </w:rPr>
+              <w:t xml:space="preserve">analyze_dual.py</w:t>
+            </w:r>
+          </w:p>
+        </w:tc>
+        <w:tc>
+          <w:tcPr/>
+          <w:p>
+            <w:pPr>
+              <w:pStyle w:val="Compact"/>
+            </w:pPr>
+            <w:r>
+              <w:rPr>
+                <w:rFonts w:hint="eastAsia"/>
+              </w:rPr>
+              <w:t xml:space="preserve">对偶/影子价格机理分析，</w:t>
+            </w:r>
+            <w:r>
+              <w:rPr>
+                <w:rStyle w:val="VerbatimChar"/>
+              </w:rPr>
+              <w:t xml:space="preserve">_dual_summary.txt</w:t>
+            </w:r>
+            <w:r>
+              <w:rPr>
+                <w:rFonts w:hint="eastAsia"/>
+              </w:rPr>
+              <w:t xml:space="preserve">、[图10]</w:t>
+            </w:r>
+          </w:p>
+        </w:tc>
+      </w:tr>
     </w:tbl>
     <w:p>
       <w:pPr>
@@ -20816,9 +22506,153 @@
           </w:p>
         </w:tc>
       </w:tr>
+      <w:tr>
+        <w:tc>
+          <w:tcPr/>
+          <w:p>
+            <w:pPr>
+              <w:pStyle w:val="Compact"/>
+            </w:pPr>
+            <w:r>
+              <w:rPr>
+                <w:rFonts w:hint="eastAsia"/>
+              </w:rPr>
+              <w:t xml:space="preserve">图8</w:t>
+            </w:r>
+          </w:p>
+        </w:tc>
+        <w:tc>
+          <w:tcPr/>
+          <w:p>
+            <w:pPr>
+              <w:pStyle w:val="Compact"/>
+            </w:pPr>
+            <w:r>
+              <w:rPr>
+                <w:rStyle w:val="VerbatimChar"/>
+                <w:rFonts w:hint="eastAsia"/>
+              </w:rPr>
+              <w:t xml:space="preserve">fig_消融贡献分解</w:t>
+            </w:r>
+          </w:p>
+        </w:tc>
+        <w:tc>
+          <w:tcPr/>
+          <w:p>
+            <w:pPr>
+              <w:pStyle w:val="Compact"/>
+            </w:pPr>
+            <w:r>
+              <w:t xml:space="preserve">§6.3 </w:t>
+            </w:r>
+            <w:r>
+              <w:rPr>
+                <w:rFonts w:hint="eastAsia"/>
+              </w:rPr>
+              <w:t xml:space="preserve">消融分析与贡献分解</w:t>
+            </w:r>
+          </w:p>
+        </w:tc>
+      </w:tr>
+      <w:tr>
+        <w:tc>
+          <w:tcPr/>
+          <w:p>
+            <w:pPr>
+              <w:pStyle w:val="Compact"/>
+            </w:pPr>
+            <w:r>
+              <w:rPr>
+                <w:rFonts w:hint="eastAsia"/>
+              </w:rPr>
+              <w:t xml:space="preserve">图9</w:t>
+            </w:r>
+          </w:p>
+        </w:tc>
+        <w:tc>
+          <w:tcPr/>
+          <w:p>
+            <w:pPr>
+              <w:pStyle w:val="Compact"/>
+            </w:pPr>
+            <w:r>
+              <w:rPr>
+                <w:rStyle w:val="VerbatimChar"/>
+                <w:rFonts w:hint="eastAsia"/>
+              </w:rPr>
+              <w:t xml:space="preserve">fig_误差与紧急购电</w:t>
+            </w:r>
+          </w:p>
+        </w:tc>
+        <w:tc>
+          <w:tcPr/>
+          <w:p>
+            <w:pPr>
+              <w:pStyle w:val="Compact"/>
+            </w:pPr>
+            <w:r>
+              <w:t xml:space="preserve">§6.4 </w:t>
+            </w:r>
+            <w:r>
+              <w:rPr>
+                <w:rFonts w:hint="eastAsia"/>
+              </w:rPr>
+              <w:t xml:space="preserve">预报误差↔紧急购电关联</w:t>
+            </w:r>
+          </w:p>
+        </w:tc>
+      </w:tr>
+      <w:tr>
+        <w:tc>
+          <w:tcPr/>
+          <w:p>
+            <w:pPr>
+              <w:pStyle w:val="Compact"/>
+            </w:pPr>
+            <w:r>
+              <w:rPr>
+                <w:rFonts w:hint="eastAsia"/>
+              </w:rPr>
+              <w:t xml:space="preserve">图10</w:t>
+            </w:r>
+          </w:p>
+        </w:tc>
+        <w:tc>
+          <w:tcPr/>
+          <w:p>
+            <w:pPr>
+              <w:pStyle w:val="Compact"/>
+            </w:pPr>
+            <w:r>
+              <w:rPr>
+                <w:rStyle w:val="VerbatimChar"/>
+                <w:rFonts w:hint="eastAsia"/>
+              </w:rPr>
+              <w:t xml:space="preserve">fig_影子价格</w:t>
+            </w:r>
+          </w:p>
+        </w:tc>
+        <w:tc>
+          <w:tcPr/>
+          <w:p>
+            <w:pPr>
+              <w:pStyle w:val="Compact"/>
+            </w:pPr>
+            <w:r>
+              <w:t xml:space="preserve">§6.5 </w:t>
+            </w:r>
+            <w:r>
+              <w:rPr>
+                <w:rFonts w:hint="eastAsia"/>
+              </w:rPr>
+              <w:t xml:space="preserve">对偶影子价格与储能套利机理</w:t>
+            </w:r>
+          </w:p>
+        </w:tc>
+      </w:tr>
     </w:tbl>
-    <w:bookmarkEnd w:id="78"/>
-    <w:bookmarkEnd w:id="79"/>
+    <w:bookmarkEnd w:id="90"/>
+    <w:bookmarkEnd w:id="91"/>
     <w:sectPr>
       <w:footnotePr>
         <w:numRestart w:val="eachSect"/>
@@ -21187,6 +23021,66 @@
     </w:lvlOverride>
   </w:num>
   <w:num w:numId="1005">
+    <w:abstractNumId w:val="99411"/>
+    <w:lvlOverride w:ilvl="0">
+      <w:startOverride w:val="1"/>
+    </w:lvlOverride>
+    <w:lvlOverride w:ilvl="1">
+      <w:startOverride w:val="1"/>
+    </w:lvlOverride>
+    <w:lvlOverride w:ilvl="2">
+      <w:startOverride w:val="1"/>
+    </w:lvlOverride>
+    <w:lvlOverride w:ilvl="3">
+      <w:startOverride w:val="1"/>
+    </w:lvlOverride>
+    <w:lvlOverride w:ilvl="4">
+      <w:startOverride w:val="1"/>
+    </w:lvlOverride>
+    <w:lvlOverride w:ilvl="5">
+      <w:startOverride w:val="1"/>
+    </w:lvlOverride>
+    <w:lvlOverride w:ilvl="6">
+      <w:startOverride w:val="1"/>
+    </w:lvlOverride>
+    <w:lvlOverride w:ilvl="7">
+      <w:startOverride w:val="1"/>
+    </w:lvlOverride>
+    <w:lvlOverride w:ilvl="8">
+      <w:startOverride w:val="1"/>
+    </w:lvlOverride>
+  </w:num>
+  <w:num w:numId="1006">
+    <w:abstractNumId w:val="99411"/>
+    <w:lvlOverride w:ilvl="0">
+      <w:startOverride w:val="1"/>
+    </w:lvlOverride>
+    <w:lvlOverride w:ilvl="1">
+      <w:startOverride w:val="1"/>
+    </w:lvlOverride>
+    <w:lvlOverride w:ilvl="2">
+      <w:startOverride w:val="1"/>
+    </w:lvlOverride>
+    <w:lvlOverride w:ilvl="3">
+      <w:startOverride w:val="1"/>
+    </w:lvlOverride>
+    <w:lvlOverride w:ilvl="4">
+      <w:startOverride w:val="1"/>
+    </w:lvlOverride>
+    <w:lvlOverride w:ilvl="5">
+      <w:startOverride w:val="1"/>
+    </w:lvlOverride>
+    <w:lvlOverride w:ilvl="6">
+      <w:startOverride w:val="1"/>
+    </w:lvlOverride>
+    <w:lvlOverride w:ilvl="7">
+      <w:startOverride w:val="1"/>
+    </w:lvlOverride>
+    <w:lvlOverride w:ilvl="8">
+      <w:startOverride w:val="1"/>
+    </w:lvlOverride>
+  </w:num>
+  <w:num w:numId="1007">
     <w:abstractNumId w:val="991"/>
   </w:num>
 </w:numbering>

--- a/论文初稿.docx
+++ b/论文初稿.docx
@@ -2,7 +2,7 @@
 <file path=word/document.xml><?xml version="1.0" encoding="utf-8"?>
 <w:document xmlns:w="http://schemas.openxmlformats.org/wordprocessingml/2006/main" xmlns:m="http://schemas.openxmlformats.org/officeDocument/2006/math" xmlns:r="http://schemas.openxmlformats.org/officeDocument/2006/relationships" xmlns:o="urn:schemas-microsoft-com:office:office" xmlns:v="urn:schemas-microsoft-com:vml" xmlns:w10="urn:schemas-microsoft-com:office:word" xmlns:a="http://schemas.openxmlformats.org/drawingml/2006/main" xmlns:pic="http://schemas.openxmlformats.org/drawingml/2006/picture" xmlns:wp="http://schemas.openxmlformats.org/drawingml/2006/wordprocessingDrawing">
   <w:body>
-    <w:bookmarkStart w:id="91" w:name="微网与外部电网电力调控策略"/>
+    <w:bookmarkStart w:id="94" w:name="微网与外部电网电力调控策略"/>
     <w:p>
       <w:pPr>
         <w:pStyle w:val="Heading1"/>
@@ -1046,7 +1046,172 @@
         <w:rPr>
           <w:rFonts w:hint="eastAsia"/>
         </w:rPr>
-        <w:t xml:space="preserve">）相关；对偶影子价格分析则从最优解内部印证了储能”低边际价值充电、高边际价值放电”的套利机理。</w:t>
+        <w:t xml:space="preserve">）相关；对偶影子价格分析则从最优解内部提炼出储能”水值”（储电量边际价值），验证充电</w:t>
+      </w:r>
+      <w:r>
+        <w:t xml:space="preserve"> </w:t>
+      </w:r>
+      <m:oMath>
+        <m:r>
+          <m:t>λ</m:t>
+        </m:r>
+        <m:r>
+          <m:rPr>
+            <m:sty m:val="p"/>
+          </m:rPr>
+          <m:t>=</m:t>
+        </m:r>
+        <m:r>
+          <m:t>η</m:t>
+        </m:r>
+        <m:r>
+          <m:t>ψ</m:t>
+        </m:r>
+      </m:oMath>
+      <w:r>
+        <w:rPr>
+          <w:rFonts w:hint="eastAsia"/>
+        </w:rPr>
+        <w:t xml:space="preserve">、放电</w:t>
+      </w:r>
+      <w:r>
+        <w:t xml:space="preserve"> </w:t>
+      </w:r>
+      <m:oMath>
+        <m:r>
+          <m:t>λ</m:t>
+        </m:r>
+        <m:r>
+          <m:rPr>
+            <m:sty m:val="p"/>
+          </m:rPr>
+          <m:t>=</m:t>
+        </m:r>
+        <m:r>
+          <m:t>ψ</m:t>
+        </m:r>
+        <m:r>
+          <m:rPr>
+            <m:sty m:val="p"/>
+          </m:rPr>
+          <m:t>/</m:t>
+        </m:r>
+        <m:r>
+          <m:t>η</m:t>
+        </m:r>
+      </m:oMath>
+      <w:r>
+        <w:t xml:space="preserve"> </w:t>
+      </w:r>
+      <w:r>
+        <w:rPr>
+          <w:rFonts w:hint="eastAsia"/>
+        </w:rPr>
+        <w:t xml:space="preserve">的套利机理与</w:t>
+      </w:r>
+      <w:r>
+        <w:t xml:space="preserve"> </w:t>
+      </w:r>
+      <m:oMath>
+        <m:r>
+          <m:t>1</m:t>
+        </m:r>
+        <m:r>
+          <m:rPr>
+            <m:sty m:val="p"/>
+          </m:rPr>
+          <m:t>/</m:t>
+        </m:r>
+        <m:sSup>
+          <m:e>
+            <m:r>
+              <m:t>η</m:t>
+            </m:r>
+          </m:e>
+          <m:sup>
+            <m:r>
+              <m:t>2</m:t>
+            </m:r>
+          </m:sup>
+        </m:sSup>
+        <m:r>
+          <m:rPr>
+            <m:sty m:val="p"/>
+          </m:rPr>
+          <m:t>≈</m:t>
+        </m:r>
+        <m:r>
+          <m:t>1.2346</m:t>
+        </m:r>
+      </m:oMath>
+      <w:r>
+        <w:t xml:space="preserve"> </w:t>
+      </w:r>
+      <w:r>
+        <w:rPr>
+          <w:rFonts w:hint="eastAsia"/>
+        </w:rPr>
+        <w:t xml:space="preserve">的峰谷套利门槛，并把</w:t>
+      </w:r>
+      <w:r>
+        <w:t xml:space="preserve"> </w:t>
+      </w:r>
+      <m:oMath>
+        <m:r>
+          <m:t>417.79</m:t>
+        </m:r>
+      </m:oMath>
+      <w:r>
+        <w:t xml:space="preserve"> </w:t>
+      </w:r>
+      <w:r>
+        <w:rPr>
+          <w:rFonts w:hint="eastAsia"/>
+        </w:rPr>
+        <w:t xml:space="preserve">万元储能价值精确对账为”净套利</w:t>
+      </w:r>
+      <w:r>
+        <w:t xml:space="preserve"> </w:t>
+      </w:r>
+      <m:oMath>
+        <m:r>
+          <m:t>274.12</m:t>
+        </m:r>
+      </m:oMath>
+      <w:r>
+        <w:t xml:space="preserve"> </w:t>
+      </w:r>
+      <w:r>
+        <w:rPr>
+          <w:rFonts w:hint="eastAsia"/>
+        </w:rPr>
+        <w:t xml:space="preserve">万</w:t>
+      </w:r>
+      <w:r>
+        <w:t xml:space="preserve"> + </w:t>
+      </w:r>
+      <w:r>
+        <w:rPr>
+          <w:rFonts w:hint="eastAsia"/>
+        </w:rPr>
+        <w:t xml:space="preserve">净消纳弃光</w:t>
+      </w:r>
+      <w:r>
+        <w:t xml:space="preserve"> </w:t>
+      </w:r>
+      <m:oMath>
+        <m:r>
+          <m:t>143.66</m:t>
+        </m:r>
+      </m:oMath>
+      <w:r>
+        <w:t xml:space="preserve"> </w:t>
+      </w:r>
+      <w:r>
+        <w:rPr>
+          <w:rFonts w:hint="eastAsia"/>
+        </w:rPr>
+        <w:t xml:space="preserve">万”。</w:t>
       </w:r>
     </w:p>
     <w:p>
@@ -1065,7 +1230,7 @@
         <w:rPr>
           <w:rFonts w:hint="eastAsia"/>
         </w:rPr>
-        <w:t xml:space="preserve">：线性规划；储能调度；滚动时域优化；光伏预测误差；紧急购电</w:t>
+        <w:t xml:space="preserve">：线性规划；储能调度；滚动时域优化；光伏预测误差；对偶/影子价格</w:t>
       </w:r>
     </w:p>
     <w:p>
@@ -16428,7 +16593,7 @@
     <w:bookmarkEnd w:id="55"/>
     <w:bookmarkEnd w:id="56"/>
     <w:bookmarkEnd w:id="57"/>
-    <w:bookmarkStart w:id="84" w:name="六模型检验机理分析与灵敏度分析"/>
+    <w:bookmarkStart w:id="87" w:name="六模型检验机理分析与灵敏度分析"/>
     <w:p>
       <w:pPr>
         <w:pStyle w:val="Heading2"/>
@@ -19887,7 +20052,7 @@
       </w:r>
     </w:p>
     <w:bookmarkEnd w:id="79"/>
-    <w:bookmarkStart w:id="83" w:name="对偶影子价格与储能套利机理"/>
+    <w:bookmarkStart w:id="86" w:name="对偶影子价格与储能套利机理"/>
     <w:p>
       <w:pPr>
         <w:pStyle w:val="Heading3"/>
@@ -19907,19 +20072,13 @@
         <w:pStyle w:val="FirstParagraph"/>
       </w:pPr>
       <w:r>
-        <w:rPr>
-          <w:rFonts w:hint="eastAsia"/>
-        </w:rPr>
-        <w:t xml:space="preserve">利用</w:t>
-      </w:r>
-      <w:r>
-        <w:t xml:space="preserve"> LP </w:t>
-      </w:r>
-      <w:r>
-        <w:rPr>
-          <w:rFonts w:hint="eastAsia"/>
-        </w:rPr>
-        <w:t xml:space="preserve">的对偶理论提取功率平衡约束的影子价格</w:t>
+        <w:t xml:space="preserve">LP </w:t>
+      </w:r>
+      <w:r>
+        <w:rPr>
+          <w:rFonts w:hint="eastAsia"/>
+        </w:rPr>
+        <w:t xml:space="preserve">最优解的对偶变量揭示了调度方案”为何如此”的经济机理。令</w:t>
       </w:r>
       <w:r>
         <w:t xml:space="preserve"> </w:t>
@@ -19939,19 +20098,135 @@
         </m:sSub>
       </m:oMath>
       <w:r>
-        <w:rPr>
-          <w:rFonts w:hint="eastAsia"/>
-        </w:rPr>
-        <w:t xml:space="preserve">（每增加</w:t>
-      </w:r>
-      <w:r>
-        <w:t xml:space="preserve"> 1 kWh </w:t>
-      </w:r>
-      <w:r>
-        <w:rPr>
-          <w:rFonts w:hint="eastAsia"/>
-        </w:rPr>
-        <w:t xml:space="preserve">净供给可节省的成本，即</w:t>
+        <w:t xml:space="preserve"> </w:t>
+      </w:r>
+      <w:r>
+        <w:rPr>
+          <w:rFonts w:hint="eastAsia"/>
+        </w:rPr>
+        <w:t xml:space="preserve">为功率平衡约束（</w:t>
+      </w:r>
+      <m:oMath>
+        <m:r>
+          <m:rPr>
+            <m:sty m:val="p"/>
+          </m:rPr>
+          <m:t>−</m:t>
+        </m:r>
+        <m:sSub>
+          <m:e>
+            <m:r>
+              <m:t>G</m:t>
+            </m:r>
+          </m:e>
+          <m:sub>
+            <m:r>
+              <m:t>t</m:t>
+            </m:r>
+          </m:sub>
+        </m:sSub>
+        <m:r>
+          <m:rPr>
+            <m:sty m:val="p"/>
+          </m:rPr>
+          <m:t>−</m:t>
+        </m:r>
+        <m:sSub>
+          <m:e>
+            <m:r>
+              <m:t>D</m:t>
+            </m:r>
+          </m:e>
+          <m:sub>
+            <m:r>
+              <m:t>t</m:t>
+            </m:r>
+          </m:sub>
+        </m:sSub>
+        <m:r>
+          <m:rPr>
+            <m:sty m:val="p"/>
+          </m:rPr>
+          <m:t>+</m:t>
+        </m:r>
+        <m:sSub>
+          <m:e>
+            <m:r>
+              <m:t>C</m:t>
+            </m:r>
+          </m:e>
+          <m:sub>
+            <m:r>
+              <m:t>t</m:t>
+            </m:r>
+          </m:sub>
+        </m:sSub>
+        <m:r>
+          <m:rPr>
+            <m:sty m:val="p"/>
+          </m:rPr>
+          <m:t>≤</m:t>
+        </m:r>
+        <m:r>
+          <m:rPr>
+            <m:sty m:val="p"/>
+          </m:rPr>
+          <m:t>(</m:t>
+        </m:r>
+        <m:r>
+          <m:t>P</m:t>
+        </m:r>
+        <m:sSub>
+          <m:e>
+            <m:r>
+              <m:t>V</m:t>
+            </m:r>
+          </m:e>
+          <m:sub>
+            <m:r>
+              <m:t>t</m:t>
+            </m:r>
+          </m:sub>
+        </m:sSub>
+        <m:r>
+          <m:rPr>
+            <m:sty m:val="p"/>
+          </m:rPr>
+          <m:t>−</m:t>
+        </m:r>
+        <m:sSub>
+          <m:e>
+            <m:r>
+              <m:t>L</m:t>
+            </m:r>
+          </m:e>
+          <m:sub>
+            <m:r>
+              <m:t>t</m:t>
+            </m:r>
+          </m:sub>
+        </m:sSub>
+        <m:r>
+          <m:rPr>
+            <m:sty m:val="p"/>
+          </m:rPr>
+          <m:t>)</m:t>
+        </m:r>
+        <m:r>
+          <m:rPr>
+            <m:sty m:val="p"/>
+          </m:rPr>
+          <m:t>Δ</m:t>
+        </m:r>
+        <m:r>
+          <m:t>t</m:t>
+        </m:r>
+      </m:oMath>
+      <w:r>
+        <w:rPr>
+          <w:rFonts w:hint="eastAsia"/>
+        </w:rPr>
+        <w:t xml:space="preserve">）的</w:t>
       </w:r>
       <w:r>
         <w:rPr>
@@ -19959,24 +20234,214 @@
           <w:b/>
           <w:bCs/>
         </w:rPr>
-        <w:t xml:space="preserve">电力的边际价值</w:t>
-      </w:r>
-      <w:r>
-        <w:rPr>
-          <w:rFonts w:hint="eastAsia"/>
-        </w:rPr>
-        <w:t xml:space="preserve">），从最优解”内部”揭示储能的套利机理（[图10]）。全年</w:t>
-      </w:r>
-      <w:r>
-        <w:t xml:space="preserve"> 52560 </w:t>
-      </w:r>
-      <w:r>
-        <w:rPr>
-          <w:rFonts w:hint="eastAsia"/>
-        </w:rPr>
-        <w:t xml:space="preserve">个时段的</w:t>
-      </w:r>
-      <w:r>
+        <w:t xml:space="preserve">影子价格</w:t>
+      </w:r>
+      <w:r>
+        <w:rPr>
+          <w:rFonts w:hint="eastAsia"/>
+        </w:rPr>
+        <w:t xml:space="preserve">，即电力的边际价值——每多获得</w:t>
+      </w:r>
+      <w:r>
+        <w:t xml:space="preserve"> 1 kWh </w:t>
+      </w:r>
+      <w:r>
+        <w:rPr>
+          <w:rFonts w:hint="eastAsia"/>
+        </w:rPr>
+        <w:t xml:space="preserve">净供给可节省的购电费；再令</w:t>
+      </w:r>
+      <w:r>
+        <w:t xml:space="preserve"> </w:t>
+      </w:r>
+      <m:oMath>
+        <m:sSub>
+          <m:e>
+            <m:r>
+              <m:t>ψ</m:t>
+            </m:r>
+          </m:e>
+          <m:sub>
+            <m:r>
+              <m:t>t</m:t>
+            </m:r>
+          </m:sub>
+        </m:sSub>
+      </m:oMath>
+      <w:r>
+        <w:t xml:space="preserve"> </w:t>
+      </w:r>
+      <w:r>
+        <w:rPr>
+          <w:rFonts w:hint="eastAsia"/>
+        </w:rPr>
+        <w:t xml:space="preserve">为储能电量动态等式（</w:t>
+      </w:r>
+      <m:oMath>
+        <m:sSub>
+          <m:e>
+            <m:r>
+              <m:t>E</m:t>
+            </m:r>
+          </m:e>
+          <m:sub>
+            <m:r>
+              <m:t>t</m:t>
+            </m:r>
+            <m:r>
+              <m:rPr>
+                <m:sty m:val="p"/>
+              </m:rPr>
+              <m:t>+</m:t>
+            </m:r>
+            <m:r>
+              <m:t>1</m:t>
+            </m:r>
+          </m:sub>
+        </m:sSub>
+        <m:r>
+          <m:rPr>
+            <m:sty m:val="p"/>
+          </m:rPr>
+          <m:t>−</m:t>
+        </m:r>
+        <m:sSub>
+          <m:e>
+            <m:r>
+              <m:t>E</m:t>
+            </m:r>
+          </m:e>
+          <m:sub>
+            <m:r>
+              <m:t>t</m:t>
+            </m:r>
+          </m:sub>
+        </m:sSub>
+        <m:r>
+          <m:rPr>
+            <m:sty m:val="p"/>
+          </m:rPr>
+          <m:t>−</m:t>
+        </m:r>
+        <m:r>
+          <m:t>η</m:t>
+        </m:r>
+        <m:sSub>
+          <m:e>
+            <m:r>
+              <m:t>C</m:t>
+            </m:r>
+          </m:e>
+          <m:sub>
+            <m:r>
+              <m:t>t</m:t>
+            </m:r>
+          </m:sub>
+        </m:sSub>
+        <m:r>
+          <m:rPr>
+            <m:sty m:val="p"/>
+          </m:rPr>
+          <m:t>+</m:t>
+        </m:r>
+        <m:sSub>
+          <m:e>
+            <m:r>
+              <m:t>D</m:t>
+            </m:r>
+          </m:e>
+          <m:sub>
+            <m:r>
+              <m:t>t</m:t>
+            </m:r>
+          </m:sub>
+        </m:sSub>
+        <m:r>
+          <m:rPr>
+            <m:sty m:val="p"/>
+          </m:rPr>
+          <m:t>/</m:t>
+        </m:r>
+        <m:r>
+          <m:t>η</m:t>
+        </m:r>
+        <m:r>
+          <m:rPr>
+            <m:sty m:val="p"/>
+          </m:rPr>
+          <m:t>=</m:t>
+        </m:r>
+        <m:r>
+          <m:t>0</m:t>
+        </m:r>
+      </m:oMath>
+      <w:r>
+        <w:rPr>
+          <w:rFonts w:hint="eastAsia"/>
+        </w:rPr>
+        <w:t xml:space="preserve">）的影子价格，即</w:t>
+      </w:r>
+      <w:r>
+        <w:rPr>
+          <w:rFonts w:hint="eastAsia"/>
+          <w:b/>
+          <w:bCs/>
+        </w:rPr>
+        <w:t xml:space="preserve">储电量的边际价值（</w:t>
+      </w:r>
+      <w:r>
+        <w:rPr>
+          <w:rFonts w:hint="eastAsia"/>
+          <w:b/>
+          <w:bCs/>
+        </w:rPr>
+        <w:t xml:space="preserve">“水值”</w:t>
+      </w:r>
+      <w:r>
+        <w:rPr>
+          <w:rFonts w:hint="eastAsia"/>
+          <w:b/>
+          <w:bCs/>
+        </w:rPr>
+        <w:t xml:space="preserve">）</w:t>
+      </w:r>
+      <w:r>
+        <w:rPr>
+          <w:rFonts w:hint="eastAsia"/>
+        </w:rPr>
+        <w:t xml:space="preserve">。由</w:t>
+      </w:r>
+      <w:r>
+        <w:t xml:space="preserve"> KKT </w:t>
+      </w:r>
+      <w:r>
+        <w:rPr>
+          <w:rFonts w:hint="eastAsia"/>
+        </w:rPr>
+        <w:t xml:space="preserve">一阶条件（并在求解器上逐时段数值核实到机器精度）得到三条严格关系（[图10]）：</w:t>
+      </w:r>
+    </w:p>
+    <w:p>
+      <w:pPr>
+        <w:pStyle w:val="Compact"/>
+        <w:numPr>
+          <w:ilvl w:val="0"/>
+          <w:numId w:val="1004"/>
+        </w:numPr>
+      </w:pPr>
+      <w:r>
+        <w:rPr>
+          <w:rFonts w:hint="eastAsia"/>
+          <w:b/>
+          <w:bCs/>
+        </w:rPr>
+        <w:t xml:space="preserve">购电时段</w:t>
+      </w:r>
+      <w:r>
+        <w:rPr>
+          <w:b/>
+          <w:bCs/>
+        </w:rPr>
         <w:t xml:space="preserve"> </w:t>
       </w:r>
       <m:oMath>
@@ -19992,15 +20457,60 @@
             </m:r>
           </m:sub>
         </m:sSub>
+        <m:r>
+          <m:rPr>
+            <m:sty m:val="p"/>
+          </m:rPr>
+          <m:t>=</m:t>
+        </m:r>
+        <m:r>
+          <m:t>p</m:t>
+        </m:r>
+        <m:r>
+          <m:t>r</m:t>
+        </m:r>
+        <m:r>
+          <m:t>i</m:t>
+        </m:r>
+        <m:r>
+          <m:t>c</m:t>
+        </m:r>
+        <m:sSub>
+          <m:e>
+            <m:r>
+              <m:t>e</m:t>
+            </m:r>
+          </m:e>
+          <m:sub>
+            <m:r>
+              <m:t>t</m:t>
+            </m:r>
+          </m:sub>
+        </m:sSub>
       </m:oMath>
       <w:r>
-        <w:t xml:space="preserve"> </w:t>
-      </w:r>
-      <w:r>
-        <w:rPr>
-          <w:rFonts w:hint="eastAsia"/>
-        </w:rPr>
-        <w:t xml:space="preserve">验证了三条经济学结论：</w:t>
+        <w:rPr>
+          <w:rFonts w:hint="eastAsia"/>
+        </w:rPr>
+        <w:t xml:space="preserve">（占报告期</w:t>
+      </w:r>
+      <w:r>
+        <w:t xml:space="preserve"> </w:t>
+      </w:r>
+      <w:r>
+        <w:rPr>
+          <w:rFonts w:hint="eastAsia"/>
+        </w:rPr>
+        <w:t xml:space="preserve">61.1%）：边际供给源是外网，电的边际价值恰等于电价（两者中位数均</w:t>
+      </w:r>
+      <w:r>
+        <w:t xml:space="preserve"> </w:t>
+      </w:r>
+      <w:r>
+        <w:rPr>
+          <w:rFonts w:hint="eastAsia"/>
+        </w:rPr>
+        <w:t xml:space="preserve">0.4395）；</w:t>
       </w:r>
     </w:p>
     <w:p>
@@ -20011,6 +20521,21 @@
           <w:numId w:val="1004"/>
         </w:numPr>
       </w:pPr>
+      <w:r>
+        <w:rPr>
+          <w:rFonts w:hint="eastAsia"/>
+          <w:b/>
+          <w:bCs/>
+        </w:rPr>
+        <w:t xml:space="preserve">弃光时段</w:t>
+      </w:r>
+      <w:r>
+        <w:rPr>
+          <w:b/>
+          <w:bCs/>
+        </w:rPr>
+        <w:t xml:space="preserve"> </w:t>
+      </w:r>
       <m:oMath>
         <m:sSub>
           <m:e>
@@ -20028,7 +20553,102 @@
           <m:rPr>
             <m:sty m:val="p"/>
           </m:rPr>
-          <m:t>≤</m:t>
+          <m:t>=</m:t>
+        </m:r>
+        <m:r>
+          <m:t>0</m:t>
+        </m:r>
+      </m:oMath>
+      <w:r>
+        <w:rPr>
+          <w:rFonts w:hint="eastAsia"/>
+        </w:rPr>
+        <w:t xml:space="preserve">（占</w:t>
+      </w:r>
+      <w:r>
+        <w:t xml:space="preserve"> </w:t>
+      </w:r>
+      <w:r>
+        <w:rPr>
+          <w:rFonts w:hint="eastAsia"/>
+        </w:rPr>
+        <w:t xml:space="preserve">4.7%）：光伏富余到无法消纳，多</w:t>
+      </w:r>
+      <w:r>
+        <w:t xml:space="preserve"> 1 kWh </w:t>
+      </w:r>
+      <w:r>
+        <w:rPr>
+          <w:rFonts w:hint="eastAsia"/>
+        </w:rPr>
+        <w:t xml:space="preserve">光伏毫无价值；</w:t>
+      </w:r>
+    </w:p>
+    <w:p>
+      <w:pPr>
+        <w:pStyle w:val="Compact"/>
+        <w:numPr>
+          <w:ilvl w:val="0"/>
+          <w:numId w:val="1004"/>
+        </w:numPr>
+      </w:pPr>
+      <w:r>
+        <w:rPr>
+          <w:rFonts w:hint="eastAsia"/>
+          <w:b/>
+          <w:bCs/>
+        </w:rPr>
+        <w:t xml:space="preserve">储能放电</w:t>
+      </w:r>
+      <w:r>
+        <w:rPr>
+          <w:b/>
+          <w:bCs/>
+        </w:rPr>
+        <w:t xml:space="preserve"> / </w:t>
+      </w:r>
+      <w:r>
+        <w:rPr>
+          <w:rFonts w:hint="eastAsia"/>
+          <w:b/>
+          <w:bCs/>
+        </w:rPr>
+        <w:t xml:space="preserve">光伏直供时段</w:t>
+      </w:r>
+      <w:r>
+        <w:rPr>
+          <w:b/>
+          <w:bCs/>
+        </w:rPr>
+        <w:t xml:space="preserve"> </w:t>
+      </w:r>
+      <m:oMath>
+        <m:r>
+          <m:t>0</m:t>
+        </m:r>
+        <m:r>
+          <m:rPr>
+            <m:sty m:val="p"/>
+          </m:rPr>
+          <m:t>&lt;</m:t>
+        </m:r>
+        <m:sSub>
+          <m:e>
+            <m:r>
+              <m:t>λ</m:t>
+            </m:r>
+          </m:e>
+          <m:sub>
+            <m:r>
+              <m:t>t</m:t>
+            </m:r>
+          </m:sub>
+        </m:sSub>
+        <m:r>
+          <m:rPr>
+            <m:sty m:val="p"/>
+          </m:rPr>
+          <m:t>&lt;</m:t>
         </m:r>
         <m:r>
           <m:t>p</m:t>
@@ -20056,30 +20676,96 @@
         </m:sSub>
       </m:oMath>
       <w:r>
-        <w:t xml:space="preserve"> </w:t>
-      </w:r>
-      <w:r>
-        <w:rPr>
-          <w:rFonts w:hint="eastAsia"/>
-        </w:rPr>
-        <w:t xml:space="preserve">恒成立（总能按电价购电，边际价值不超过电价）；</w:t>
+        <w:rPr>
+          <w:rFonts w:hint="eastAsia"/>
+        </w:rPr>
+        <w:t xml:space="preserve">（占</w:t>
+      </w:r>
+      <w:r>
+        <w:t xml:space="preserve"> </w:t>
+      </w:r>
+      <w:r>
+        <w:rPr>
+          <w:rFonts w:hint="eastAsia"/>
+        </w:rPr>
+        <w:t xml:space="preserve">34.2%）：边际源是储能或光伏，电的边际价值低于电价（储能放电时段</w:t>
+      </w:r>
+      <w:r>
+        <w:t xml:space="preserve"> </w:t>
+      </w:r>
+      <m:oMath>
+        <m:r>
+          <m:t>λ</m:t>
+        </m:r>
+      </m:oMath>
+      <w:r>
+        <w:t xml:space="preserve"> </w:t>
+      </w:r>
+      <w:r>
+        <w:rPr>
+          <w:rFonts w:hint="eastAsia"/>
+        </w:rPr>
+        <w:t xml:space="preserve">中位数</w:t>
+      </w:r>
+      <w:r>
+        <w:t xml:space="preserve"> </w:t>
+      </w:r>
+      <w:r>
+        <w:rPr>
+          <w:rFonts w:hint="eastAsia"/>
+        </w:rPr>
+        <w:t xml:space="preserve">0.8334）。</w:t>
       </w:r>
     </w:p>
     <w:p>
       <w:pPr>
-        <w:pStyle w:val="Compact"/>
-        <w:numPr>
-          <w:ilvl w:val="0"/>
-          <w:numId w:val="1004"/>
-        </w:numPr>
+        <w:pStyle w:val="FirstParagraph"/>
       </w:pPr>
       <w:r>
         <w:rPr>
           <w:rFonts w:hint="eastAsia"/>
         </w:rPr>
-        <w:t xml:space="preserve">外网购电时段</w:t>
-      </w:r>
-      <w:r>
+        <w:t xml:space="preserve">储能的套利机理由”水值”</w:t>
+      </w:r>
+      <w:r>
+        <w:t xml:space="preserve"> </w:t>
+      </w:r>
+      <m:oMath>
+        <m:sSub>
+          <m:e>
+            <m:r>
+              <m:t>ψ</m:t>
+            </m:r>
+          </m:e>
+          <m:sub>
+            <m:r>
+              <m:t>t</m:t>
+            </m:r>
+          </m:sub>
+        </m:sSub>
+      </m:oMath>
+      <w:r>
+        <w:t xml:space="preserve"> </w:t>
+      </w:r>
+      <w:r>
+        <w:rPr>
+          <w:rFonts w:hint="eastAsia"/>
+        </w:rPr>
+        <w:t xml:space="preserve">贯通：</w:t>
+      </w:r>
+      <w:r>
+        <w:rPr>
+          <w:rFonts w:hint="eastAsia"/>
+          <w:b/>
+          <w:bCs/>
+        </w:rPr>
+        <w:t xml:space="preserve">充电时</w:t>
+      </w:r>
+      <w:r>
+        <w:rPr>
+          <w:b/>
+          <w:bCs/>
+        </w:rPr>
         <w:t xml:space="preserve"> </w:t>
       </w:r>
       <m:oMath>
@@ -20102,21 +20788,12 @@
           <m:t>=</m:t>
         </m:r>
         <m:r>
-          <m:t>p</m:t>
-        </m:r>
-        <m:r>
-          <m:t>r</m:t>
-        </m:r>
-        <m:r>
-          <m:t>i</m:t>
-        </m:r>
-        <m:r>
-          <m:t>c</m:t>
+          <m:t>η</m:t>
         </m:r>
         <m:sSub>
           <m:e>
             <m:r>
-              <m:t>e</m:t>
+              <m:t>ψ</m:t>
             </m:r>
           </m:e>
           <m:sub>
@@ -20127,36 +20804,21 @@
         </m:sSub>
       </m:oMath>
       <w:r>
-        <w:rPr>
-          <w:rFonts w:hint="eastAsia"/>
-        </w:rPr>
-        <w:t xml:space="preserve">（两者中位数均为</w:t>
-      </w:r>
-      <w:r>
-        <w:t xml:space="preserve"> </w:t>
-      </w:r>
-      <w:r>
-        <w:rPr>
-          <w:rFonts w:hint="eastAsia"/>
-        </w:rPr>
-        <w:t xml:space="preserve">0.4395，边际源是电网）；</w:t>
-      </w:r>
-    </w:p>
-    <w:p>
-      <w:pPr>
-        <w:pStyle w:val="Compact"/>
-        <w:numPr>
-          <w:ilvl w:val="0"/>
-          <w:numId w:val="1004"/>
-        </w:numPr>
-      </w:pPr>
-      <w:r>
-        <w:rPr>
-          <w:rFonts w:hint="eastAsia"/>
-        </w:rPr>
-        <w:t xml:space="preserve">储能放电时段</w:t>
-      </w:r>
-      <w:r>
+        <w:t xml:space="preserve">、</w:t>
+      </w:r>
+      <w:r>
+        <w:rPr>
+          <w:rFonts w:hint="eastAsia"/>
+          <w:b/>
+          <w:bCs/>
+        </w:rPr>
+        <w:t xml:space="preserve">放电时</w:t>
+      </w:r>
+      <w:r>
+        <w:rPr>
+          <w:b/>
+          <w:bCs/>
+        </w:rPr>
         <w:t xml:space="preserve"> </w:t>
       </w:r>
       <m:oMath>
@@ -20176,24 +20838,12 @@
           <m:rPr>
             <m:sty m:val="p"/>
           </m:rPr>
-          <m:t>&lt;</m:t>
-        </m:r>
-        <m:r>
-          <m:t>p</m:t>
-        </m:r>
-        <m:r>
-          <m:t>r</m:t>
-        </m:r>
-        <m:r>
-          <m:t>i</m:t>
-        </m:r>
-        <m:r>
-          <m:t>c</m:t>
+          <m:t>=</m:t>
         </m:r>
         <m:sSub>
           <m:e>
             <m:r>
-              <m:t>e</m:t>
+              <m:t>ψ</m:t>
             </m:r>
           </m:e>
           <m:sub>
@@ -20202,45 +20852,50 @@
             </m:r>
           </m:sub>
         </m:sSub>
+        <m:r>
+          <m:rPr>
+            <m:sty m:val="p"/>
+          </m:rPr>
+          <m:t>/</m:t>
+        </m:r>
+        <m:r>
+          <m:t>η</m:t>
+        </m:r>
       </m:oMath>
       <w:r>
         <w:rPr>
           <w:rFonts w:hint="eastAsia"/>
         </w:rPr>
-        <w:t xml:space="preserve">（中位数</w:t>
-      </w:r>
-      <w:r>
-        <w:t xml:space="preserve"> 0.8517 &lt; </w:t>
-      </w:r>
-      <w:r>
-        <w:rPr>
-          <w:rFonts w:hint="eastAsia"/>
-        </w:rPr>
-        <w:t xml:space="preserve">1.0360，储能供给的是更早时刻充入的便宜电量）。</w:t>
-      </w:r>
-    </w:p>
-    <w:p>
-      <w:pPr>
-        <w:pStyle w:val="FirstParagraph"/>
-      </w:pPr>
-      <w:r>
-        <w:rPr>
-          <w:rFonts w:hint="eastAsia"/>
-        </w:rPr>
-        <w:t xml:space="preserve">以光伏最丰沛的第</w:t>
-      </w:r>
-      <w:r>
-        <w:t xml:space="preserve"> 214 </w:t>
-      </w:r>
-      <w:r>
-        <w:rPr>
-          <w:rFonts w:hint="eastAsia"/>
-        </w:rPr>
-        <w:t xml:space="preserve">天为例：夜间低电价时段（</w:t>
+        <w:t xml:space="preserve">（两条关系分别在全时段</w:t>
+      </w:r>
+      <w:r>
+        <w:t xml:space="preserve"> </w:t>
       </w:r>
       <m:oMath>
         <m:r>
-          <m:t>λ</m:t>
+          <m:t>5997</m:t>
+        </m:r>
+      </m:oMath>
+      <w:r>
+        <w:t xml:space="preserve">、</w:t>
+      </w:r>
+      <m:oMath>
+        <m:r>
+          <m:t>10557</m:t>
+        </m:r>
+      </m:oMath>
+      <w:r>
+        <w:t xml:space="preserve"> </w:t>
+      </w:r>
+      <w:r>
+        <w:rPr>
+          <w:rFonts w:hint="eastAsia"/>
+        </w:rPr>
+        <w:t xml:space="preserve">个内点时段以机器精度成立）。</w:t>
+      </w:r>
+      <m:oMath>
+        <m:r>
+          <m:t>η</m:t>
         </m:r>
         <m:r>
           <m:rPr>
@@ -20249,20 +20904,34 @@
           <m:t>=</m:t>
         </m:r>
         <m:r>
-          <m:t>p</m:t>
-        </m:r>
-        <m:r>
-          <m:t>r</m:t>
-        </m:r>
-        <m:r>
-          <m:t>i</m:t>
-        </m:r>
-        <m:r>
-          <m:t>c</m:t>
-        </m:r>
-        <m:r>
-          <m:t>e</m:t>
-        </m:r>
+          <m:t>0.9</m:t>
+        </m:r>
+      </m:oMath>
+      <w:r>
+        <w:t xml:space="preserve"> </w:t>
+      </w:r>
+      <w:r>
+        <w:rPr>
+          <w:rFonts w:hint="eastAsia"/>
+        </w:rPr>
+        <w:t xml:space="preserve">使充放电两侧出现</w:t>
+      </w:r>
+      <w:r>
+        <w:t xml:space="preserve"> </w:t>
+      </w:r>
+      <m:oMath>
+        <m:sSup>
+          <m:e>
+            <m:r>
+              <m:t>η</m:t>
+            </m:r>
+          </m:e>
+          <m:sup>
+            <m:r>
+              <m:t>2</m:t>
+            </m:r>
+          </m:sup>
+        </m:sSup>
         <m:r>
           <m:rPr>
             <m:sty m:val="p"/>
@@ -20270,30 +20939,86 @@
           <m:t>=</m:t>
         </m:r>
         <m:r>
-          <m:t>0.425</m:t>
+          <m:t>0.81</m:t>
         </m:r>
       </m:oMath>
       <w:r>
-        <w:rPr>
-          <w:rFonts w:hint="eastAsia"/>
-        </w:rPr>
-        <w:t xml:space="preserve">）购电并充电，清晨高价时段（</w:t>
+        <w:t xml:space="preserve"> </w:t>
+      </w:r>
+      <w:r>
+        <w:rPr>
+          <w:rFonts w:hint="eastAsia"/>
+        </w:rPr>
+        <w:t xml:space="preserve">的往返效率”楔子”，由此导出储能套利的</w:t>
+      </w:r>
+      <w:r>
+        <w:rPr>
+          <w:rFonts w:hint="eastAsia"/>
+          <w:b/>
+          <w:bCs/>
+        </w:rPr>
+        <w:t xml:space="preserve">峰谷价比门槛</w:t>
+      </w:r>
+      <w:r>
+        <w:rPr>
+          <w:b/>
+          <w:bCs/>
+        </w:rPr>
+        <w:t xml:space="preserve"> </w:t>
       </w:r>
       <m:oMath>
         <m:r>
-          <m:t>p</m:t>
-        </m:r>
-        <m:r>
-          <m:t>r</m:t>
-        </m:r>
-        <m:r>
-          <m:t>i</m:t>
-        </m:r>
-        <m:r>
-          <m:t>c</m:t>
-        </m:r>
-        <m:r>
-          <m:t>e</m:t>
+          <m:t>1</m:t>
+        </m:r>
+        <m:r>
+          <m:rPr>
+            <m:sty m:val="p"/>
+          </m:rPr>
+          <m:t>/</m:t>
+        </m:r>
+        <m:sSup>
+          <m:e>
+            <m:r>
+              <m:t>η</m:t>
+            </m:r>
+          </m:e>
+          <m:sup>
+            <m:r>
+              <m:t>2</m:t>
+            </m:r>
+          </m:sup>
+        </m:sSup>
+        <m:r>
+          <m:rPr>
+            <m:sty m:val="p"/>
+          </m:rPr>
+          <m:t>≈</m:t>
+        </m:r>
+        <m:r>
+          <m:t>1.2346</m:t>
+        </m:r>
+      </m:oMath>
+      <w:r>
+        <w:rPr>
+          <w:rFonts w:hint="eastAsia"/>
+        </w:rPr>
+        <w:t xml:space="preserve">：仅当峰价/谷价超过该门槛，充放电往返才有利可图。附件一电价日内峰谷比</w:t>
+      </w:r>
+      <w:r>
+        <w:t xml:space="preserve"> </w:t>
+      </w:r>
+      <m:oMath>
+        <m:r>
+          <m:t>1.3952</m:t>
+        </m:r>
+        <m:r>
+          <m:rPr>
+            <m:sty m:val="p"/>
+          </m:rPr>
+          <m:t>/</m:t>
+        </m:r>
+        <m:r>
+          <m:t>0.3713</m:t>
         </m:r>
         <m:r>
           <m:rPr>
@@ -20302,88 +21027,401 @@
           <m:t>=</m:t>
         </m:r>
         <m:r>
-          <m:t>0.937</m:t>
+          <m:t>3.758</m:t>
         </m:r>
       </m:oMath>
       <w:r>
-        <w:rPr>
-          <w:rFonts w:hint="eastAsia"/>
-        </w:rPr>
-        <w:t xml:space="preserve">）储能放电（</w:t>
+        <w:t xml:space="preserve"> </w:t>
+      </w:r>
+      <w:r>
+        <w:rPr>
+          <w:rFonts w:hint="eastAsia"/>
+        </w:rPr>
+        <w:t xml:space="preserve">远高于门槛；等价地，盈亏平衡效率</w:t>
+      </w:r>
+      <w:r>
+        <w:t xml:space="preserve"> </w:t>
       </w:r>
       <m:oMath>
-        <m:r>
-          <m:t>λ</m:t>
-        </m:r>
+        <m:sSup>
+          <m:e>
+            <m:r>
+              <m:t>η</m:t>
+            </m:r>
+          </m:e>
+          <m:sup>
+            <m:r>
+              <m:rPr>
+                <m:sty m:val="p"/>
+              </m:rPr>
+              <m:t>*</m:t>
+            </m:r>
+          </m:sup>
+        </m:sSup>
         <m:r>
           <m:rPr>
             <m:sty m:val="p"/>
           </m:rPr>
           <m:t>=</m:t>
         </m:r>
-        <m:r>
-          <m:t>0.524</m:t>
-        </m:r>
+        <m:rad>
+          <m:radPr>
+            <m:degHide m:val="on"/>
+          </m:radPr>
+          <m:deg/>
+          <m:e>
+            <m:r>
+              <m:t>0.3713</m:t>
+            </m:r>
+            <m:r>
+              <m:rPr>
+                <m:sty m:val="p"/>
+              </m:rPr>
+              <m:t>/</m:t>
+            </m:r>
+            <m:r>
+              <m:t>1.3952</m:t>
+            </m:r>
+          </m:e>
+        </m:rad>
+        <m:r>
+          <m:rPr>
+            <m:sty m:val="p"/>
+          </m:rPr>
+          <m:t>≈</m:t>
+        </m:r>
+        <m:r>
+          <m:t>51.6</m:t>
+        </m:r>
+        <m:r>
+          <m:rPr>
+            <m:sty m:val="p"/>
+          </m:rPr>
+          <m:t>%</m:t>
+        </m:r>
+      </m:oMath>
+      <w:r>
+        <w:rPr>
+          <w:rFonts w:hint="eastAsia"/>
+        </w:rPr>
+        <w:t xml:space="preserve">，即储能效率即便降至约</w:t>
+      </w:r>
+      <w:r>
+        <w:t xml:space="preserve"> 52% </w:t>
+      </w:r>
+      <w:r>
+        <w:rPr>
+          <w:rFonts w:hint="eastAsia"/>
+        </w:rPr>
+        <w:t xml:space="preserve">套利依然有利，说明本题储能价值对效率不敏感。</w:t>
+      </w:r>
+    </w:p>
+    <w:p>
+      <w:pPr>
+        <w:pStyle w:val="BodyText"/>
+      </w:pPr>
+      <w:r>
+        <w:rPr>
+          <w:rFonts w:hint="eastAsia"/>
+        </w:rPr>
+        <w:t xml:space="preserve">进一步对储能价值</w:t>
+      </w:r>
+      <w:r>
+        <w:rPr>
+          <w:rFonts w:hint="eastAsia"/>
+          <w:b/>
+          <w:bCs/>
+        </w:rPr>
+        <w:t xml:space="preserve">精确对账</w:t>
+      </w:r>
+      <w:r>
+        <w:rPr>
+          <w:rFonts w:hint="eastAsia"/>
+        </w:rPr>
+        <w:t xml:space="preserve">：储能的”净套利”（峰谷搬移）为</w:t>
+      </w:r>
+      <w:r>
+        <w:t xml:space="preserve"> </w:t>
+      </w:r>
+      <m:oMath>
+        <m:r>
+          <m:rPr>
+            <m:sty m:val="p"/>
+          </m:rPr>
+          <m:t>∑</m:t>
+        </m:r>
+        <m:sSub>
+          <m:e>
+            <m:r>
+              <m:t>p</m:t>
+            </m:r>
+          </m:e>
+          <m:sub>
+            <m:r>
+              <m:t>t</m:t>
+            </m:r>
+          </m:sub>
+        </m:sSub>
+        <m:r>
+          <m:rPr>
+            <m:sty m:val="p"/>
+          </m:rPr>
+          <m:t>(</m:t>
+        </m:r>
+        <m:sSub>
+          <m:e>
+            <m:r>
+              <m:t>D</m:t>
+            </m:r>
+          </m:e>
+          <m:sub>
+            <m:r>
+              <m:t>t</m:t>
+            </m:r>
+          </m:sub>
+        </m:sSub>
+        <m:r>
+          <m:rPr>
+            <m:sty m:val="p"/>
+          </m:rPr>
+          <m:t>−</m:t>
+        </m:r>
+        <m:sSub>
+          <m:e>
+            <m:r>
+              <m:t>C</m:t>
+            </m:r>
+          </m:e>
+          <m:sub>
+            <m:r>
+              <m:t>t</m:t>
+            </m:r>
+          </m:sub>
+        </m:sSub>
+        <m:r>
+          <m:rPr>
+            <m:sty m:val="p"/>
+          </m:rPr>
+          <m:t>)</m:t>
+        </m:r>
+        <m:r>
+          <m:rPr>
+            <m:sty m:val="p"/>
+          </m:rPr>
+          <m:t>Δ</m:t>
+        </m:r>
+        <m:r>
+          <m:t>t</m:t>
+        </m:r>
+        <m:r>
+          <m:rPr>
+            <m:sty m:val="p"/>
+          </m:rPr>
+          <m:t>=</m:t>
+        </m:r>
+        <m:r>
+          <m:t>274.12</m:t>
+        </m:r>
+      </m:oMath>
+      <w:r>
+        <w:t xml:space="preserve"> </w:t>
+      </w:r>
+      <w:r>
+        <w:rPr>
+          <w:rFonts w:hint="eastAsia"/>
+        </w:rPr>
+        <w:t xml:space="preserve">万元，</w:t>
+      </w:r>
+      <w:r>
+        <w:rPr>
+          <w:rFonts w:hint="eastAsia"/>
+        </w:rPr>
+        <w:t xml:space="preserve">“净消纳弃光”</w:t>
+      </w:r>
+      <w:r>
+        <w:rPr>
+          <w:rFonts w:hint="eastAsia"/>
+        </w:rPr>
+        <w:t xml:space="preserve">为</w:t>
+      </w:r>
+      <w:r>
+        <w:t xml:space="preserve"> </w:t>
+      </w:r>
+      <m:oMath>
+        <m:r>
+          <m:rPr>
+            <m:sty m:val="p"/>
+          </m:rPr>
+          <m:t>∑</m:t>
+        </m:r>
+        <m:sSub>
+          <m:e>
+            <m:r>
+              <m:t>p</m:t>
+            </m:r>
+          </m:e>
+          <m:sub>
+            <m:r>
+              <m:t>t</m:t>
+            </m:r>
+          </m:sub>
+        </m:sSub>
+        <m:r>
+          <m:rPr>
+            <m:sty m:val="p"/>
+          </m:rPr>
+          <m:t>(</m:t>
+        </m:r>
+        <m:r>
+          <m:rPr>
+            <m:nor/>
+            <m:sty m:val="p"/>
+          </m:rPr>
+          <m:t>富余光伏</m:t>
+        </m:r>
+        <m:r>
+          <m:rPr>
+            <m:sty m:val="p"/>
+          </m:rPr>
+          <m:t>−</m:t>
+        </m:r>
+        <m:r>
+          <m:rPr>
+            <m:nor/>
+            <m:sty m:val="p"/>
+          </m:rPr>
+          <m:t>仍弃光</m:t>
+        </m:r>
+        <m:r>
+          <m:rPr>
+            <m:sty m:val="p"/>
+          </m:rPr>
+          <m:t>)</m:t>
+        </m:r>
+        <m:r>
+          <m:rPr>
+            <m:sty m:val="p"/>
+          </m:rPr>
+          <m:t>Δ</m:t>
+        </m:r>
+        <m:r>
+          <m:t>t</m:t>
+        </m:r>
+        <m:r>
+          <m:rPr>
+            <m:sty m:val="p"/>
+          </m:rPr>
+          <m:t>=</m:t>
+        </m:r>
+        <m:r>
+          <m:t>143.66</m:t>
+        </m:r>
+      </m:oMath>
+      <w:r>
+        <w:t xml:space="preserve"> </w:t>
+      </w:r>
+      <w:r>
+        <w:rPr>
+          <w:rFonts w:hint="eastAsia"/>
+        </w:rPr>
+        <w:t xml:space="preserve">万元，二者之和恰为</w:t>
+      </w:r>
+      <w:r>
+        <w:t xml:space="preserve"> §6.3 </w:t>
+      </w:r>
+      <w:r>
+        <w:rPr>
+          <w:rFonts w:hint="eastAsia"/>
+        </w:rPr>
+        <w:t xml:space="preserve">的储能价值</w:t>
+      </w:r>
+      <w:r>
+        <w:t xml:space="preserve"> </w:t>
+      </w:r>
+      <m:oMath>
+        <m:r>
+          <m:t>417.79</m:t>
+        </m:r>
+      </m:oMath>
+      <w:r>
+        <w:t xml:space="preserve"> </w:t>
+      </w:r>
+      <w:r>
+        <w:rPr>
+          <w:rFonts w:hint="eastAsia"/>
+        </w:rPr>
+        <w:t xml:space="preserve">万元（对账残差</w:t>
+      </w:r>
+      <w:r>
+        <w:t xml:space="preserve"> </w:t>
+      </w:r>
+      <m:oMath>
         <m:r>
           <m:rPr>
             <m:sty m:val="p"/>
           </m:rPr>
           <m:t>&lt;</m:t>
         </m:r>
-        <m:r>
-          <m:t>p</m:t>
-        </m:r>
-        <m:r>
-          <m:t>r</m:t>
-        </m:r>
-        <m:r>
-          <m:t>i</m:t>
-        </m:r>
-        <m:r>
-          <m:t>c</m:t>
-        </m:r>
-        <m:r>
-          <m:t>e</m:t>
-        </m:r>
+        <m:sSup>
+          <m:e>
+            <m:r>
+              <m:t>10</m:t>
+            </m:r>
+          </m:e>
+          <m:sup>
+            <m:r>
+              <m:rPr>
+                <m:sty m:val="p"/>
+              </m:rPr>
+              <m:t>−</m:t>
+            </m:r>
+            <m:r>
+              <m:t>9</m:t>
+            </m:r>
+          </m:sup>
+        </m:sSup>
       </m:oMath>
       <w:r>
-        <w:rPr>
-          <w:rFonts w:hint="eastAsia"/>
-        </w:rPr>
-        <w:t xml:space="preserve">），午后光伏富余时段</w:t>
-      </w:r>
-      <w:r>
-        <w:t xml:space="preserve"> </w:t>
+        <w:t xml:space="preserve"> </w:t>
+      </w:r>
+      <w:r>
+        <w:rPr>
+          <w:rFonts w:hint="eastAsia"/>
+        </w:rPr>
+        <w:t xml:space="preserve">元）。对偶视角把储能价值拆解为”搬移价值”与”消纳价值”两部分：前者来自跨时段价差套利，后者来自把本会弃掉的光伏存入储能以供晚间使用。</w:t>
+      </w:r>
+    </w:p>
+    <w:p>
+      <w:pPr>
+        <w:pStyle w:val="BodyText"/>
+      </w:pPr>
+      <w:r>
+        <w:rPr>
+          <w:rFonts w:hint="eastAsia"/>
+        </w:rPr>
+        <w:t xml:space="preserve">[图10]</w:t>
+      </w:r>
+      <w:r>
+        <w:t xml:space="preserve"> </w:t>
+      </w:r>
+      <w:r>
+        <w:rPr>
+          <w:rFonts w:hint="eastAsia"/>
+        </w:rPr>
+        <w:t xml:space="preserve">以报告期内弃光最大的第</w:t>
+      </w:r>
+      <w:r>
+        <w:t xml:space="preserve"> 115 </w:t>
+      </w:r>
+      <w:r>
+        <w:rPr>
+          <w:rFonts w:hint="eastAsia"/>
+        </w:rPr>
+        <w:t xml:space="preserve">天（2025-04-26，高光伏日）展示四者联动：夜间低电价购电并充电（</w:t>
       </w:r>
       <m:oMath>
         <m:r>
           <m:t>λ</m:t>
-        </m:r>
-      </m:oMath>
-      <w:r>
-        <w:t xml:space="preserve"> </w:t>
-      </w:r>
-      <w:r>
-        <w:rPr>
-          <w:rFonts w:hint="eastAsia"/>
-        </w:rPr>
-        <w:t xml:space="preserve">降至谷值、储能重新充满，晚间高峰（</w:t>
-      </w:r>
-      <m:oMath>
-        <m:r>
-          <m:t>p</m:t>
-        </m:r>
-        <m:r>
-          <m:t>r</m:t>
-        </m:r>
-        <m:r>
-          <m:t>i</m:t>
-        </m:r>
-        <m:r>
-          <m:t>c</m:t>
-        </m:r>
-        <m:r>
-          <m:t>e</m:t>
         </m:r>
         <m:r>
           <m:rPr>
@@ -20392,23 +21430,379 @@
           <m:t>=</m:t>
         </m:r>
         <m:r>
-          <m:t>1.256</m:t>
+          <m:t>p</m:t>
+        </m:r>
+        <m:r>
+          <m:t>r</m:t>
+        </m:r>
+        <m:r>
+          <m:t>i</m:t>
+        </m:r>
+        <m:r>
+          <m:t>c</m:t>
+        </m:r>
+        <m:r>
+          <m:t>e</m:t>
         </m:r>
       </m:oMath>
       <w:r>
         <w:rPr>
           <w:rFonts w:hint="eastAsia"/>
         </w:rPr>
-        <w:t xml:space="preserve">）再度放电/购电。影子价格与电价的”剪刀差”（图中阴影）正是储能套利捕获的价值，从对偶视角定量印证了</w:t>
-      </w:r>
-      <w:r>
-        <w:t xml:space="preserve"> §6.3 </w:t>
-      </w:r>
-      <w:r>
-        <w:rPr>
-          <w:rFonts w:hint="eastAsia"/>
-        </w:rPr>
-        <w:t xml:space="preserve">中储能的降本作用。</w:t>
+        <w:t xml:space="preserve">），白天光伏富余时段</w:t>
+      </w:r>
+      <w:r>
+        <w:t xml:space="preserve"> </w:t>
+      </w:r>
+      <m:oMath>
+        <m:r>
+          <m:t>λ</m:t>
+        </m:r>
+        <m:r>
+          <m:rPr>
+            <m:sty m:val="p"/>
+          </m:rPr>
+          <m:t>→</m:t>
+        </m:r>
+        <m:r>
+          <m:t>0</m:t>
+        </m:r>
+      </m:oMath>
+      <w:r>
+        <w:rPr>
+          <w:rFonts w:hint="eastAsia"/>
+        </w:rPr>
+        <w:t xml:space="preserve">（弃光）并重新充满储能，晚高峰储能放电（</w:t>
+      </w:r>
+      <m:oMath>
+        <m:r>
+          <m:t>λ</m:t>
+        </m:r>
+        <m:r>
+          <m:rPr>
+            <m:sty m:val="p"/>
+          </m:rPr>
+          <m:t>=</m:t>
+        </m:r>
+        <m:r>
+          <m:t>ψ</m:t>
+        </m:r>
+        <m:r>
+          <m:rPr>
+            <m:sty m:val="p"/>
+          </m:rPr>
+          <m:t>/</m:t>
+        </m:r>
+        <m:r>
+          <m:t>η</m:t>
+        </m:r>
+        <m:r>
+          <m:rPr>
+            <m:sty m:val="p"/>
+          </m:rPr>
+          <m:t>&lt;</m:t>
+        </m:r>
+        <m:r>
+          <m:t>p</m:t>
+        </m:r>
+        <m:r>
+          <m:t>r</m:t>
+        </m:r>
+        <m:r>
+          <m:t>i</m:t>
+        </m:r>
+        <m:r>
+          <m:t>c</m:t>
+        </m:r>
+        <m:r>
+          <m:t>e</m:t>
+        </m:r>
+      </m:oMath>
+      <w:r>
+        <w:rPr>
+          <w:rFonts w:hint="eastAsia"/>
+        </w:rPr>
+        <w:t xml:space="preserve">，价差即套利）；水值</w:t>
+      </w:r>
+      <w:r>
+        <w:t xml:space="preserve"> </w:t>
+      </w:r>
+      <m:oMath>
+        <m:r>
+          <m:t>ψ</m:t>
+        </m:r>
+      </m:oMath>
+      <w:r>
+        <w:t xml:space="preserve"> </w:t>
+      </w:r>
+      <w:r>
+        <w:rPr>
+          <w:rFonts w:hint="eastAsia"/>
+        </w:rPr>
+        <w:t xml:space="preserve">随</w:t>
+      </w:r>
+      <w:r>
+        <w:t xml:space="preserve"> SOC </w:t>
+      </w:r>
+      <w:r>
+        <w:rPr>
+          <w:rFonts w:hint="eastAsia"/>
+        </w:rPr>
+        <w:t xml:space="preserve">负相关——SOC</w:t>
+      </w:r>
+      <w:r>
+        <w:t xml:space="preserve"> </w:t>
+      </w:r>
+      <w:r>
+        <w:rPr>
+          <w:rFonts w:hint="eastAsia"/>
+        </w:rPr>
+        <w:t xml:space="preserve">触底（电量稀缺）时</w:t>
+      </w:r>
+      <w:r>
+        <w:t xml:space="preserve"> </w:t>
+      </w:r>
+      <m:oMath>
+        <m:r>
+          <m:t>ψ</m:t>
+        </m:r>
+      </m:oMath>
+      <w:r>
+        <w:t xml:space="preserve"> </w:t>
+      </w:r>
+      <w:r>
+        <w:rPr>
+          <w:rFonts w:hint="eastAsia"/>
+        </w:rPr>
+        <w:t xml:space="preserve">高、SOC</w:t>
+      </w:r>
+      <w:r>
+        <w:t xml:space="preserve"> </w:t>
+      </w:r>
+      <w:r>
+        <w:rPr>
+          <w:rFonts w:hint="eastAsia"/>
+        </w:rPr>
+        <w:t xml:space="preserve">触顶（电量富余）时</w:t>
+      </w:r>
+      <w:r>
+        <w:t xml:space="preserve"> </w:t>
+      </w:r>
+      <m:oMath>
+        <m:r>
+          <m:t>ψ</m:t>
+        </m:r>
+      </m:oMath>
+      <w:r>
+        <w:t xml:space="preserve"> </w:t>
+      </w:r>
+      <w:r>
+        <w:rPr>
+          <w:rFonts w:hint="eastAsia"/>
+        </w:rPr>
+        <w:t xml:space="preserve">低。[图11]</w:t>
+      </w:r>
+      <w:r>
+        <w:t xml:space="preserve"> </w:t>
+      </w:r>
+      <w:r>
+        <w:rPr>
+          <w:rFonts w:hint="eastAsia"/>
+        </w:rPr>
+        <w:t xml:space="preserve">给出报告期</w:t>
+      </w:r>
+      <w:r>
+        <w:t xml:space="preserve"> </w:t>
+      </w:r>
+      <m:oMath>
+        <m:r>
+          <m:t>48096</m:t>
+        </m:r>
+      </m:oMath>
+      <w:r>
+        <w:t xml:space="preserve"> </w:t>
+      </w:r>
+      <w:r>
+        <w:rPr>
+          <w:rFonts w:hint="eastAsia"/>
+        </w:rPr>
+        <w:t xml:space="preserve">个时段的</w:t>
+      </w:r>
+      <w:r>
+        <w:t xml:space="preserve"> </w:t>
+      </w:r>
+      <m:oMath>
+        <m:r>
+          <m:t>λ</m:t>
+        </m:r>
+      </m:oMath>
+      <w:r>
+        <w:t xml:space="preserve"> </w:t>
+      </w:r>
+      <w:r>
+        <w:rPr>
+          <w:rFonts w:hint="eastAsia"/>
+        </w:rPr>
+        <w:t xml:space="preserve">对</w:t>
+      </w:r>
+      <w:r>
+        <w:t xml:space="preserve"> </w:t>
+      </w:r>
+      <m:oMath>
+        <m:r>
+          <m:t>p</m:t>
+        </m:r>
+        <m:r>
+          <m:t>r</m:t>
+        </m:r>
+        <m:r>
+          <m:t>i</m:t>
+        </m:r>
+        <m:r>
+          <m:t>c</m:t>
+        </m:r>
+        <m:r>
+          <m:t>e</m:t>
+        </m:r>
+      </m:oMath>
+      <w:r>
+        <w:t xml:space="preserve"> </w:t>
+      </w:r>
+      <w:r>
+        <w:rPr>
+          <w:rFonts w:hint="eastAsia"/>
+        </w:rPr>
+        <w:t xml:space="preserve">散点（全部落在</w:t>
+      </w:r>
+      <w:r>
+        <w:t xml:space="preserve"> </w:t>
+      </w:r>
+      <m:oMath>
+        <m:r>
+          <m:t>y</m:t>
+        </m:r>
+        <m:r>
+          <m:rPr>
+            <m:sty m:val="p"/>
+          </m:rPr>
+          <m:t>=</m:t>
+        </m:r>
+        <m:r>
+          <m:t>x</m:t>
+        </m:r>
+      </m:oMath>
+      <w:r>
+        <w:t xml:space="preserve"> </w:t>
+      </w:r>
+      <w:r>
+        <w:rPr>
+          <w:rFonts w:hint="eastAsia"/>
+        </w:rPr>
+        <w:t xml:space="preserve">下方）与储能活跃时段的价差分布，以及容量灵敏度：E_MAX</w:t>
+      </w:r>
+      <w:r>
+        <w:t xml:space="preserve"> </w:t>
+      </w:r>
+      <w:r>
+        <w:rPr>
+          <w:rFonts w:hint="eastAsia"/>
+        </w:rPr>
+        <w:t xml:space="preserve">从</w:t>
+      </w:r>
+      <w:r>
+        <w:t xml:space="preserve"> 7200 </w:t>
+      </w:r>
+      <w:r>
+        <w:rPr>
+          <w:rFonts w:hint="eastAsia"/>
+        </w:rPr>
+        <w:t xml:space="preserve">增至</w:t>
+      </w:r>
+      <w:r>
+        <w:t xml:space="preserve"> 14400 </w:t>
+      </w:r>
+      <w:r>
+        <w:rPr>
+          <w:rFonts w:hint="eastAsia"/>
+        </w:rPr>
+        <w:t xml:space="preserve">kWh，总费由</w:t>
+      </w:r>
+      <w:r>
+        <w:t xml:space="preserve"> </w:t>
+      </w:r>
+      <m:oMath>
+        <m:r>
+          <m:t>1345.97</m:t>
+        </m:r>
+      </m:oMath>
+      <w:r>
+        <w:t xml:space="preserve"> </w:t>
+      </w:r>
+      <w:r>
+        <w:rPr>
+          <w:rFonts w:hint="eastAsia"/>
+        </w:rPr>
+        <w:t xml:space="preserve">万元降至</w:t>
+      </w:r>
+      <w:r>
+        <w:t xml:space="preserve"> </w:t>
+      </w:r>
+      <m:oMath>
+        <m:r>
+          <m:t>1136.00</m:t>
+        </m:r>
+      </m:oMath>
+      <w:r>
+        <w:t xml:space="preserve"> </w:t>
+      </w:r>
+      <w:r>
+        <w:rPr>
+          <w:rFonts w:hint="eastAsia"/>
+        </w:rPr>
+        <w:t xml:space="preserve">万元、净套利由</w:t>
+      </w:r>
+      <w:r>
+        <w:t xml:space="preserve"> </w:t>
+      </w:r>
+      <m:oMath>
+        <m:r>
+          <m:t>183.56</m:t>
+        </m:r>
+      </m:oMath>
+      <w:r>
+        <w:t xml:space="preserve"> </w:t>
+      </w:r>
+      <w:r>
+        <w:rPr>
+          <w:rFonts w:hint="eastAsia"/>
+        </w:rPr>
+        <w:t xml:space="preserve">万元升至</w:t>
+      </w:r>
+      <w:r>
+        <w:t xml:space="preserve"> </w:t>
+      </w:r>
+      <m:oMath>
+        <m:r>
+          <m:t>342.07</m:t>
+        </m:r>
+      </m:oMath>
+      <w:r>
+        <w:t xml:space="preserve"> </w:t>
+      </w:r>
+      <w:r>
+        <w:rPr>
+          <w:rFonts w:hint="eastAsia"/>
+        </w:rPr>
+        <w:t xml:space="preserve">万元，边际收益递减，与</w:t>
+      </w:r>
+      <w:r>
+        <w:t xml:space="preserve"> §6.2 </w:t>
+      </w:r>
+      <w:r>
+        <w:rPr>
+          <w:rFonts w:hint="eastAsia"/>
+        </w:rPr>
+        <w:t xml:space="preserve">一致。</w:t>
       </w:r>
     </w:p>
     <w:p>
@@ -20418,7 +21812,7 @@
       <w:r>
         <w:drawing>
           <wp:inline>
-            <wp:extent cx="4800600" cy="2805935"/>
+            <wp:extent cx="4800600" cy="4064691"/>
             <wp:effectExtent b="0" l="0" r="0" t="0"/>
             <wp:docPr descr="图10 电力影子价格与储能套利机理" title="" id="81" name="Picture"/>
             <a:graphic>
@@ -20439,7 +21833,7 @@
                   <pic:spPr bwMode="auto">
                     <a:xfrm>
                       <a:off x="0" y="0"/>
-                      <a:ext cx="4800600" cy="2805935"/>
+                      <a:ext cx="4800600" cy="4064691"/>
                     </a:xfrm>
                     <a:prstGeom prst="rect">
                       <a:avLst/>
@@ -20479,15 +21873,82 @@
       </w:r>
     </w:p>
     <w:p>
+      <w:pPr>
+        <w:pStyle w:val="CaptionedFigure"/>
+      </w:pPr>
+      <w:r>
+        <w:drawing>
+          <wp:inline>
+            <wp:extent cx="5120640" cy="1489216"/>
+            <wp:effectExtent b="0" l="0" r="0" t="0"/>
+            <wp:docPr descr="图11 影子价格全年统计与容量灵敏度" title="" id="84" name="Picture"/>
+            <a:graphic>
+              <a:graphicData uri="http://schemas.openxmlformats.org/drawingml/2006/picture">
+                <pic:pic>
+                  <pic:nvPicPr>
+                    <pic:cNvPr descr="figures/fig_影子价格_套利统计.png" id="85" name="Picture"/>
+                    <pic:cNvPicPr>
+                      <a:picLocks noChangeArrowheads="1" noChangeAspect="1"/>
+                    </pic:cNvPicPr>
+                  </pic:nvPicPr>
+                  <pic:blipFill>
+                    <a:blip r:embed="rId83"/>
+                    <a:stretch>
+                      <a:fillRect/>
+                    </a:stretch>
+                  </pic:blipFill>
+                  <pic:spPr bwMode="auto">
+                    <a:xfrm>
+                      <a:off x="0" y="0"/>
+                      <a:ext cx="5120640" cy="1489216"/>
+                    </a:xfrm>
+                    <a:prstGeom prst="rect">
+                      <a:avLst/>
+                    </a:prstGeom>
+                    <a:noFill/>
+                    <a:ln w="9525">
+                      <a:noFill/>
+                      <a:headEnd/>
+                      <a:tailEnd/>
+                    </a:ln>
+                  </pic:spPr>
+                </pic:pic>
+              </a:graphicData>
+            </a:graphic>
+          </wp:inline>
+        </w:drawing>
+      </w:r>
+    </w:p>
+    <w:p>
+      <w:pPr>
+        <w:pStyle w:val="ImageCaption"/>
+      </w:pPr>
+      <w:r>
+        <w:rPr>
+          <w:rFonts w:hint="eastAsia"/>
+        </w:rPr>
+        <w:t xml:space="preserve">图11</w:t>
+      </w:r>
+      <w:r>
+        <w:t xml:space="preserve"> </w:t>
+      </w:r>
+      <w:r>
+        <w:rPr>
+          <w:rFonts w:hint="eastAsia"/>
+        </w:rPr>
+        <w:t xml:space="preserve">影子价格全年统计与容量灵敏度</w:t>
+      </w:r>
+    </w:p>
+    <w:p>
       <w:r>
         <w:pict>
           <v:rect style="width:0;height:1.5pt" o:hralign="center" o:hrstd="t" o:hr="t"/>
         </w:pict>
       </w:r>
     </w:p>
-    <w:bookmarkEnd w:id="83"/>
-    <w:bookmarkEnd w:id="84"/>
-    <w:bookmarkStart w:id="88" w:name="七模型评价与推广"/>
+    <w:bookmarkEnd w:id="86"/>
+    <w:bookmarkEnd w:id="87"/>
+    <w:bookmarkStart w:id="91" w:name="七模型评价与推广"/>
     <w:p>
       <w:pPr>
         <w:pStyle w:val="Heading2"/>
@@ -20499,7 +21960,7 @@
         <w:t xml:space="preserve">七、模型评价与推广</w:t>
       </w:r>
     </w:p>
-    <w:bookmarkStart w:id="85" w:name="优点"/>
+    <w:bookmarkStart w:id="88" w:name="优点"/>
     <w:p>
       <w:pPr>
         <w:pStyle w:val="Heading3"/>
@@ -20646,8 +22107,8 @@
         <w:t xml:space="preserve">等反直觉但可解释的结论。</w:t>
       </w:r>
     </w:p>
-    <w:bookmarkEnd w:id="85"/>
-    <w:bookmarkStart w:id="86" w:name="不足"/>
+    <w:bookmarkEnd w:id="88"/>
+    <w:bookmarkStart w:id="89" w:name="不足"/>
     <w:p>
       <w:pPr>
         <w:pStyle w:val="Heading3"/>
@@ -20794,8 +22255,8 @@
         <w:t xml:space="preserve">承担，滚动层仅做日内校正，未再向前看一天。</w:t>
       </w:r>
     </w:p>
-    <w:bookmarkEnd w:id="86"/>
-    <w:bookmarkStart w:id="87" w:name="推广"/>
+    <w:bookmarkEnd w:id="89"/>
+    <w:bookmarkStart w:id="90" w:name="推广"/>
     <w:p>
       <w:pPr>
         <w:pStyle w:val="Heading3"/>
@@ -20976,9 +22437,9 @@
         </w:pict>
       </w:r>
     </w:p>
-    <w:bookmarkEnd w:id="87"/>
-    <w:bookmarkEnd w:id="88"/>
-    <w:bookmarkStart w:id="89" w:name="八参考文献"/>
+    <w:bookmarkEnd w:id="90"/>
+    <w:bookmarkEnd w:id="91"/>
+    <w:bookmarkStart w:id="92" w:name="八参考文献"/>
     <w:p>
       <w:pPr>
         <w:pStyle w:val="Heading2"/>
@@ -21181,8 +22642,8 @@
         </w:pict>
       </w:r>
     </w:p>
-    <w:bookmarkEnd w:id="89"/>
-    <w:bookmarkStart w:id="90" w:name="附录-a-求解代码结构"/>
+    <w:bookmarkEnd w:id="92"/>
+    <w:bookmarkStart w:id="93" w:name="附录-a-求解代码结构"/>
     <w:p>
       <w:pPr>
         <w:pStyle w:val="Heading2"/>
@@ -21874,7 +23335,25 @@
               <w:rPr>
                 <w:rFonts w:hint="eastAsia"/>
               </w:rPr>
-              <w:t xml:space="preserve">对偶/影子价格机理分析，</w:t>
+              <w:t xml:space="preserve">对偶/影子价格</w:t>
+            </w:r>
+            <w:r>
+              <w:t xml:space="preserve"> + </w:t>
+            </w:r>
+            <w:r>
+              <w:rPr>
+                <w:rFonts w:hint="eastAsia"/>
+              </w:rPr>
+              <w:t xml:space="preserve">储能水值机理分析（KKT</w:t>
+            </w:r>
+            <w:r>
+              <w:t xml:space="preserve"> </w:t>
+            </w:r>
+            <w:r>
+              <w:rPr>
+                <w:rFonts w:hint="eastAsia"/>
+              </w:rPr>
+              <w:t xml:space="preserve">校验、套利门槛、价值对账、容量灵敏度），</w:t>
             </w:r>
             <w:r>
               <w:rPr>
@@ -21886,7 +23365,7 @@
               <w:rPr>
                 <w:rFonts w:hint="eastAsia"/>
               </w:rPr>
-              <w:t xml:space="preserve">、[图10]</w:t>
+              <w:t xml:space="preserve">、[图10]、[图11]</w:t>
             </w:r>
           </w:p>
         </w:tc>
@@ -21970,7 +23449,8 @@
     <w:tbl>
       <w:tblPr>
         <w:tblStyle w:val="Table"/>
-        <w:tblW w:type="auto" w:w="0"/>
+        <w:tblW w:type="pct" w:w="5000"/>
+        <w:tblLayout w:type="fixed"/>
         <w:tblLook w:firstRow="1" w:lastRow="0" w:firstColumn="0" w:lastColumn="0" w:noHBand="0" w:noVBand="0" w:val="0020"/>
       </w:tblPr>
       <w:tblGrid>
@@ -22645,14 +24125,62 @@
               <w:rPr>
                 <w:rFonts w:hint="eastAsia"/>
               </w:rPr>
-              <w:t xml:space="preserve">对偶影子价格与储能套利机理</w:t>
+              <w:t xml:space="preserve">对偶影子价格与储能套利机理（代表性一天）</w:t>
+            </w:r>
+          </w:p>
+        </w:tc>
+      </w:tr>
+      <w:tr>
+        <w:tc>
+          <w:tcPr/>
+          <w:p>
+            <w:pPr>
+              <w:pStyle w:val="Compact"/>
+            </w:pPr>
+            <w:r>
+              <w:rPr>
+                <w:rFonts w:hint="eastAsia"/>
+              </w:rPr>
+              <w:t xml:space="preserve">图11</w:t>
+            </w:r>
+          </w:p>
+        </w:tc>
+        <w:tc>
+          <w:tcPr/>
+          <w:p>
+            <w:pPr>
+              <w:pStyle w:val="Compact"/>
+            </w:pPr>
+            <w:r>
+              <w:rPr>
+                <w:rStyle w:val="VerbatimChar"/>
+                <w:rFonts w:hint="eastAsia"/>
+              </w:rPr>
+              <w:t xml:space="preserve">fig_影子价格_套利统计</w:t>
+            </w:r>
+          </w:p>
+        </w:tc>
+        <w:tc>
+          <w:tcPr/>
+          <w:p>
+            <w:pPr>
+              <w:pStyle w:val="Compact"/>
+            </w:pPr>
+            <w:r>
+              <w:t xml:space="preserve">§6.5 </w:t>
+            </w:r>
+            <w:r>
+              <w:rPr>
+                <w:rFonts w:hint="eastAsia"/>
+              </w:rPr>
+              <w:t xml:space="preserve">影子价格全年统计与容量灵敏度</w:t>
             </w:r>
           </w:p>
         </w:tc>
       </w:tr>
     </w:tbl>
-    <w:bookmarkEnd w:id="90"/>
-    <w:bookmarkEnd w:id="91"/>
+    <w:bookmarkEnd w:id="93"/>
+    <w:bookmarkEnd w:id="94"/>
     <w:sectPr>
       <w:footnotePr>
         <w:numRestart w:val="eachSect"/>

--- a/论文初稿.docx
+++ b/论文初稿.docx
@@ -2,7 +2,7 @@
 <file path=word/document.xml><?xml version="1.0" encoding="utf-8"?>
 <w:document xmlns:w="http://schemas.openxmlformats.org/wordprocessingml/2006/main" xmlns:m="http://schemas.openxmlformats.org/officeDocument/2006/math" xmlns:r="http://schemas.openxmlformats.org/officeDocument/2006/relationships" xmlns:o="urn:schemas-microsoft-com:office:office" xmlns:v="urn:schemas-microsoft-com:vml" xmlns:w10="urn:schemas-microsoft-com:office:word" xmlns:a="http://schemas.openxmlformats.org/drawingml/2006/main" xmlns:pic="http://schemas.openxmlformats.org/drawingml/2006/picture" xmlns:wp="http://schemas.openxmlformats.org/drawingml/2006/wordprocessingDrawing">
   <w:body>
-    <w:bookmarkStart w:id="94" w:name="微网与外部电网电力调控策略"/>
+    <w:bookmarkStart w:id="106" w:name="微网与外部电网电力调控策略"/>
     <w:p>
       <w:pPr>
         <w:pStyle w:val="Heading1"/>
@@ -1211,7 +1211,128 @@
         <w:rPr>
           <w:rFonts w:hint="eastAsia"/>
         </w:rPr>
-        <w:t xml:space="preserve">万”。</w:t>
+        <w:t xml:space="preserve">万”。进一步从费用角度逐次加入</w:t>
+      </w:r>
+      <w:r>
+        <w:t xml:space="preserve"> 6/12/18 </w:t>
+      </w:r>
+      <w:r>
+        <w:rPr>
+          <w:rFonts w:hint="eastAsia"/>
+        </w:rPr>
+        <w:t xml:space="preserve">时预报，量化了各预报时刻的边际价值——6:00</w:t>
+      </w:r>
+      <w:r>
+        <w:t xml:space="preserve"> </w:t>
+      </w:r>
+      <w:r>
+        <w:rPr>
+          <w:rFonts w:hint="eastAsia"/>
+        </w:rPr>
+        <w:t xml:space="preserve">预报贡献了几乎全部滚动收益（</w:t>
+      </w:r>
+      <m:oMath>
+        <m:r>
+          <m:t>16.63</m:t>
+        </m:r>
+      </m:oMath>
+      <w:r>
+        <w:t xml:space="preserve"> </w:t>
+      </w:r>
+      <w:r>
+        <w:rPr>
+          <w:rFonts w:hint="eastAsia"/>
+        </w:rPr>
+        <w:t xml:space="preserve">万元），12:00/18:00</w:t>
+      </w:r>
+      <w:r>
+        <w:t xml:space="preserve"> </w:t>
+      </w:r>
+      <w:r>
+        <w:rPr>
+          <w:rFonts w:hint="eastAsia"/>
+        </w:rPr>
+        <w:t xml:space="preserve">边际价值趋近于零，并验证预报驱动滚动与严格状态反馈</w:t>
+      </w:r>
+      <w:r>
+        <w:t xml:space="preserve"> MPC </w:t>
+      </w:r>
+      <w:r>
+        <w:rPr>
+          <w:rFonts w:hint="eastAsia"/>
+        </w:rPr>
+        <w:t xml:space="preserve">等价（差异仅</w:t>
+      </w:r>
+      <w:r>
+        <w:t xml:space="preserve"> </w:t>
+      </w:r>
+      <m:oMath>
+        <m:r>
+          <m:t>0.048</m:t>
+        </m:r>
+        <m:r>
+          <m:rPr>
+            <m:sty m:val="p"/>
+          </m:rPr>
+          <m:t>%</m:t>
+        </m:r>
+      </m:oMath>
+      <w:r>
+        <w:rPr>
+          <w:rFonts w:hint="eastAsia"/>
+        </w:rPr>
+        <w:t xml:space="preserve">）；以”容量+功率”年化成本模型求解储能最优配置（约</w:t>
+      </w:r>
+      <w:r>
+        <w:t xml:space="preserve"> </w:t>
+      </w:r>
+      <m:oMath>
+        <m:r>
+          <m:t>21600</m:t>
+        </m:r>
+      </m:oMath>
+      <w:r>
+        <w:t xml:space="preserve"> </w:t>
+      </w:r>
+      <w:r>
+        <w:t xml:space="preserve">kWh /</w:t>
+      </w:r>
+      <w:r>
+        <w:t xml:space="preserve"> </w:t>
+      </w:r>
+      <m:oMath>
+        <m:r>
+          <m:t>6000</m:t>
+        </m:r>
+      </m:oMath>
+      <w:r>
+        <w:t xml:space="preserve"> </w:t>
+      </w:r>
+      <w:r>
+        <w:rPr>
+          <w:rFonts w:hint="eastAsia"/>
+        </w:rPr>
+        <w:t xml:space="preserve">kW）；刻画了预报误差的条件分布，指出极端高预报下的系统性偏高（高估率</w:t>
+      </w:r>
+      <w:r>
+        <w:t xml:space="preserve"> </w:t>
+      </w:r>
+      <m:oMath>
+        <m:r>
+          <m:t>78.2</m:t>
+        </m:r>
+        <m:r>
+          <m:rPr>
+            <m:sty m:val="p"/>
+          </m:rPr>
+          <m:t>%</m:t>
+        </m:r>
+      </m:oMath>
+      <w:r>
+        <w:rPr>
+          <w:rFonts w:hint="eastAsia"/>
+        </w:rPr>
+        <w:t xml:space="preserve">）是紧急购电尾部风险的主要来源。</w:t>
       </w:r>
     </w:p>
     <w:p>
@@ -14002,7 +14123,19 @@
         <w:t xml:space="preserve">无需引入其他时刻预报</w:t>
       </w:r>
       <w:r>
-        <w:t xml:space="preserve">。</w:t>
+        <w:rPr>
+          <w:rFonts w:hint="eastAsia"/>
+        </w:rPr>
+        <w:t xml:space="preserve">。（§6.6</w:t>
+      </w:r>
+      <w:r>
+        <w:t xml:space="preserve"> </w:t>
+      </w:r>
+      <w:r>
+        <w:rPr>
+          <w:rFonts w:hint="eastAsia"/>
+        </w:rPr>
+        <w:t xml:space="preserve">从费用角度逐次度量各预报时刻的边际价值，进一步佐证这一结论。）</w:t>
       </w:r>
     </w:p>
     <w:p>
@@ -16593,7 +16726,7 @@
     <w:bookmarkEnd w:id="55"/>
     <w:bookmarkEnd w:id="56"/>
     <w:bookmarkEnd w:id="57"/>
-    <w:bookmarkStart w:id="87" w:name="六模型检验机理分析与灵敏度分析"/>
+    <w:bookmarkStart w:id="99" w:name="六模型检验机理分析与灵敏度分析"/>
     <w:p>
       <w:pPr>
         <w:pStyle w:val="Heading2"/>
@@ -21939,40 +22072,1344 @@
         <w:t xml:space="preserve">影子价格全年统计与容量灵敏度</w:t>
       </w:r>
     </w:p>
-    <w:p>
-      <w:r>
-        <w:pict>
-          <v:rect style="width:0;height:1.5pt" o:hralign="center" o:hrstd="t" o:hr="t"/>
-        </w:pict>
-      </w:r>
-    </w:p>
     <w:bookmarkEnd w:id="86"/>
-    <w:bookmarkEnd w:id="87"/>
-    <w:bookmarkStart w:id="91" w:name="七模型评价与推广"/>
-    <w:p>
-      <w:pPr>
-        <w:pStyle w:val="Heading2"/>
-      </w:pPr>
-      <w:r>
-        <w:rPr>
-          <w:rFonts w:hint="eastAsia"/>
-        </w:rPr>
-        <w:t xml:space="preserve">七、模型评价与推广</w:t>
-      </w:r>
-    </w:p>
-    <w:bookmarkStart w:id="88" w:name="优点"/>
+    <w:bookmarkStart w:id="90" w:name="预报时刻的边际价值与状态反馈验证"/>
     <w:p>
       <w:pPr>
         <w:pStyle w:val="Heading3"/>
       </w:pPr>
       <w:r>
-        <w:t xml:space="preserve">7.1 </w:t>
-      </w:r>
-      <w:r>
-        <w:rPr>
-          <w:rFonts w:hint="eastAsia"/>
-        </w:rPr>
-        <w:t xml:space="preserve">优点</w:t>
+        <w:t xml:space="preserve">6.6 </w:t>
+      </w:r>
+      <w:r>
+        <w:rPr>
+          <w:rFonts w:hint="eastAsia"/>
+        </w:rPr>
+        <w:t xml:space="preserve">预报时刻的边际价值与状态反馈验证</w:t>
+      </w:r>
+    </w:p>
+    <w:p>
+      <w:pPr>
+        <w:pStyle w:val="FirstParagraph"/>
+      </w:pPr>
+      <w:r>
+        <w:t xml:space="preserve">§5.3.2 </w:t>
+      </w:r>
+      <w:r>
+        <w:rPr>
+          <w:rFonts w:hint="eastAsia"/>
+        </w:rPr>
+        <w:t xml:space="preserve">已从预报误差</w:t>
+      </w:r>
+      <w:r>
+        <w:t xml:space="preserve"> MAE </w:t>
+      </w:r>
+      <w:r>
+        <w:rPr>
+          <w:rFonts w:hint="eastAsia"/>
+        </w:rPr>
+        <w:t xml:space="preserve">角度论证”无需引入其他时刻预报”，此处再从</w:t>
+      </w:r>
+      <w:r>
+        <w:rPr>
+          <w:rFonts w:hint="eastAsia"/>
+          <w:b/>
+          <w:bCs/>
+        </w:rPr>
+        <w:t xml:space="preserve">费用</w:t>
+      </w:r>
+      <w:r>
+        <w:rPr>
+          <w:rFonts w:hint="eastAsia"/>
+        </w:rPr>
+        <w:t xml:space="preserve">角度定量检验：逐次加入</w:t>
+      </w:r>
+      <w:r>
+        <w:t xml:space="preserve"> 6/12/18 </w:t>
+      </w:r>
+      <w:r>
+        <w:rPr>
+          <w:rFonts w:hint="eastAsia"/>
+        </w:rPr>
+        <w:t xml:space="preserve">时预报，度量每个新增时点带来的边际降费价值（[图12]）：</w:t>
+      </w:r>
+    </w:p>
+    <w:tbl>
+      <w:tblPr>
+        <w:tblStyle w:val="Table"/>
+        <w:tblW w:type="auto" w:w="0"/>
+        <w:tblLook w:firstRow="1" w:lastRow="0" w:firstColumn="0" w:lastColumn="0" w:noHBand="0" w:noVBand="0" w:val="0020"/>
+      </w:tblPr>
+      <w:tblGrid>
+        <w:gridCol w:w="2640"/>
+        <w:gridCol w:w="2640"/>
+        <w:gridCol w:w="2640"/>
+      </w:tblGrid>
+      <w:tr>
+        <w:trPr>
+          <w:tblHeader w:val="on"/>
+        </w:trPr>
+        <w:tc>
+          <w:tcPr/>
+          <w:p>
+            <w:pPr>
+              <w:pStyle w:val="Compact"/>
+            </w:pPr>
+            <w:r>
+              <w:rPr>
+                <w:rFonts w:hint="eastAsia"/>
+              </w:rPr>
+              <w:t xml:space="preserve">滚动配置</w:t>
+            </w:r>
+          </w:p>
+        </w:tc>
+        <w:tc>
+          <w:tcPr/>
+          <w:p>
+            <w:pPr>
+              <w:pStyle w:val="Compact"/>
+            </w:pPr>
+            <w:r>
+              <w:rPr>
+                <w:rFonts w:hint="eastAsia"/>
+              </w:rPr>
+              <w:t xml:space="preserve">总购电费（万元）</w:t>
+            </w:r>
+          </w:p>
+        </w:tc>
+        <w:tc>
+          <w:tcPr/>
+          <w:p>
+            <w:pPr>
+              <w:pStyle w:val="Compact"/>
+            </w:pPr>
+            <w:r>
+              <w:rPr>
+                <w:rFonts w:hint="eastAsia"/>
+              </w:rPr>
+              <w:t xml:space="preserve">边际降费（万元）</w:t>
+            </w:r>
+          </w:p>
+        </w:tc>
+      </w:tr>
+      <w:tr>
+        <w:tc>
+          <w:tcPr/>
+          <w:p>
+            <w:pPr>
+              <w:pStyle w:val="Compact"/>
+            </w:pPr>
+            <w:r>
+              <w:rPr>
+                <w:rFonts w:hint="eastAsia"/>
+              </w:rPr>
+              <w:t xml:space="preserve">仅</w:t>
+            </w:r>
+            <w:r>
+              <w:t xml:space="preserve"> 0:00 </w:t>
+            </w:r>
+            <w:r>
+              <w:rPr>
+                <w:rFonts w:hint="eastAsia"/>
+              </w:rPr>
+              <w:t xml:space="preserve">计划（=问题二）</w:t>
+            </w:r>
+          </w:p>
+        </w:tc>
+        <w:tc>
+          <w:tcPr/>
+          <w:p>
+            <w:pPr>
+              <w:pStyle w:val="Compact"/>
+            </w:pPr>
+            <w:r>
+              <w:t xml:space="preserve">1472.53</w:t>
+            </w:r>
+          </w:p>
+        </w:tc>
+        <w:tc>
+          <w:tcPr/>
+          <w:p>
+            <w:pPr>
+              <w:pStyle w:val="Compact"/>
+            </w:pPr>
+            <w:r>
+              <w:t xml:space="preserve">—</w:t>
+            </w:r>
+          </w:p>
+        </w:tc>
+      </w:tr>
+      <w:tr>
+        <w:tc>
+          <w:tcPr/>
+          <w:p>
+            <w:pPr>
+              <w:pStyle w:val="Compact"/>
+            </w:pPr>
+            <w:r>
+              <w:t xml:space="preserve">0:00 + 6:00</w:t>
+            </w:r>
+          </w:p>
+        </w:tc>
+        <w:tc>
+          <w:tcPr/>
+          <w:p>
+            <w:pPr>
+              <w:pStyle w:val="Compact"/>
+            </w:pPr>
+            <w:r>
+              <w:t xml:space="preserve">1455.89</w:t>
+            </w:r>
+          </w:p>
+        </w:tc>
+        <w:tc>
+          <w:tcPr/>
+          <w:p>
+            <w:pPr>
+              <w:pStyle w:val="Compact"/>
+            </w:pPr>
+            <w:r>
+              <w:t xml:space="preserve">16.63</w:t>
+            </w:r>
+          </w:p>
+        </w:tc>
+      </w:tr>
+      <w:tr>
+        <w:tc>
+          <w:tcPr/>
+          <w:p>
+            <w:pPr>
+              <w:pStyle w:val="Compact"/>
+            </w:pPr>
+            <w:r>
+              <w:t xml:space="preserve">0:00 + 6:00 + 12:00</w:t>
+            </w:r>
+          </w:p>
+        </w:tc>
+        <w:tc>
+          <w:tcPr/>
+          <w:p>
+            <w:pPr>
+              <w:pStyle w:val="Compact"/>
+            </w:pPr>
+            <w:r>
+              <w:t xml:space="preserve">1456.17</w:t>
+            </w:r>
+          </w:p>
+        </w:tc>
+        <w:tc>
+          <w:tcPr/>
+          <w:p>
+            <w:pPr>
+              <w:pStyle w:val="Compact"/>
+            </w:pPr>
+            <w:r>
+              <w:t xml:space="preserve">−0.28</w:t>
+            </w:r>
+          </w:p>
+        </w:tc>
+      </w:tr>
+      <w:tr>
+        <w:tc>
+          <w:tcPr/>
+          <w:p>
+            <w:pPr>
+              <w:pStyle w:val="Compact"/>
+            </w:pPr>
+            <w:r>
+              <w:t xml:space="preserve">0:00 + 6:00 + 12:00 + </w:t>
+            </w:r>
+            <w:r>
+              <w:rPr>
+                <w:rFonts w:hint="eastAsia"/>
+              </w:rPr>
+              <w:t xml:space="preserve">18:00（=问题三）</w:t>
+            </w:r>
+          </w:p>
+        </w:tc>
+        <w:tc>
+          <w:tcPr/>
+          <w:p>
+            <w:pPr>
+              <w:pStyle w:val="Compact"/>
+            </w:pPr>
+            <w:r>
+              <w:t xml:space="preserve">1456.17</w:t>
+            </w:r>
+          </w:p>
+        </w:tc>
+        <w:tc>
+          <w:tcPr/>
+          <w:p>
+            <w:pPr>
+              <w:pStyle w:val="Compact"/>
+            </w:pPr>
+            <w:r>
+              <w:t xml:space="preserve">≈0</w:t>
+            </w:r>
+          </w:p>
+        </w:tc>
+      </w:tr>
+    </w:tbl>
+    <w:p>
+      <w:pPr>
+        <w:pStyle w:val="BodyText"/>
+      </w:pPr>
+      <w:r>
+        <w:rPr>
+          <w:rFonts w:hint="eastAsia"/>
+        </w:rPr>
+        <w:t xml:space="preserve">结论清晰：</w:t>
+      </w:r>
+      <w:r>
+        <w:rPr>
+          <w:b/>
+          <w:bCs/>
+        </w:rPr>
+        <w:t xml:space="preserve">6:00 </w:t>
+      </w:r>
+      <w:r>
+        <w:rPr>
+          <w:rFonts w:hint="eastAsia"/>
+          <w:b/>
+          <w:bCs/>
+        </w:rPr>
+        <w:t xml:space="preserve">预报贡献了几乎全部滚动收益（16.63</w:t>
+      </w:r>
+      <w:r>
+        <w:rPr>
+          <w:b/>
+          <w:bCs/>
+        </w:rPr>
+        <w:t xml:space="preserve"> </w:t>
+      </w:r>
+      <w:r>
+        <w:rPr>
+          <w:rFonts w:hint="eastAsia"/>
+          <w:b/>
+          <w:bCs/>
+        </w:rPr>
+        <w:t xml:space="preserve">万元），12:00/18:00</w:t>
+      </w:r>
+      <w:r>
+        <w:rPr>
+          <w:b/>
+          <w:bCs/>
+        </w:rPr>
+        <w:t xml:space="preserve"> </w:t>
+      </w:r>
+      <w:r>
+        <w:rPr>
+          <w:rFonts w:hint="eastAsia"/>
+          <w:b/>
+          <w:bCs/>
+        </w:rPr>
+        <w:t xml:space="preserve">预报的边际价值趋近于零、甚至略负</w:t>
+      </w:r>
+      <w:r>
+        <w:rPr>
+          <w:rFonts w:hint="eastAsia"/>
+        </w:rPr>
+        <w:t xml:space="preserve">（12:00</w:t>
+      </w:r>
+      <w:r>
+        <w:t xml:space="preserve"> </w:t>
+      </w:r>
+      <w:r>
+        <w:rPr>
+          <w:rFonts w:hint="eastAsia"/>
+        </w:rPr>
+        <w:t xml:space="preserve">调整因预报自身误差导致”过度调整”，净收益</w:t>
+      </w:r>
+      <w:r>
+        <w:t xml:space="preserve"> −0.28 </w:t>
+      </w:r>
+      <w:r>
+        <w:rPr>
+          <w:rFonts w:hint="eastAsia"/>
+        </w:rPr>
+        <w:t xml:space="preserve">万元）。机理与</w:t>
+      </w:r>
+      <w:r>
+        <w:t xml:space="preserve"> §5.3.2 </w:t>
+      </w:r>
+      <w:r>
+        <w:rPr>
+          <w:rFonts w:hint="eastAsia"/>
+        </w:rPr>
+        <w:t xml:space="preserve">一致：6:00</w:t>
+      </w:r>
+      <w:r>
+        <w:t xml:space="preserve"> </w:t>
+      </w:r>
+      <w:r>
+        <w:rPr>
+          <w:rFonts w:hint="eastAsia"/>
+        </w:rPr>
+        <w:t xml:space="preserve">预报恰好覆盖当日光伏从爬升到午间高峰的关键时段，之后的预报更新对购电决策的改善微乎其微。</w:t>
+      </w:r>
+    </w:p>
+    <w:p>
+      <w:pPr>
+        <w:pStyle w:val="BodyText"/>
+      </w:pPr>
+      <w:r>
+        <w:rPr>
+          <w:rFonts w:hint="eastAsia"/>
+        </w:rPr>
+        <w:t xml:space="preserve">为给”是否引入更多时刻”一个严格上界，再算”</w:t>
+      </w:r>
+      <w:r>
+        <w:rPr>
+          <w:rFonts w:hint="eastAsia"/>
+          <w:b/>
+          <w:bCs/>
+        </w:rPr>
+        <w:t xml:space="preserve">完美日内预报</w:t>
+      </w:r>
+      <w:r>
+        <w:rPr>
+          <w:rFonts w:hint="eastAsia"/>
+        </w:rPr>
+        <w:t xml:space="preserve">”：令</w:t>
+      </w:r>
+      <w:r>
+        <w:t xml:space="preserve"> 6/12/18 </w:t>
+      </w:r>
+      <w:r>
+        <w:rPr>
+          <w:rFonts w:hint="eastAsia"/>
+        </w:rPr>
+        <w:t xml:space="preserve">时直接使用实际光伏（而非预报）做滚动，总费降至</w:t>
+      </w:r>
+      <w:r>
+        <w:t xml:space="preserve"> 1327.84 </w:t>
+      </w:r>
+      <w:r>
+        <w:rPr>
+          <w:rFonts w:hint="eastAsia"/>
+        </w:rPr>
+        <w:t xml:space="preserve">万元，较问题三低</w:t>
+      </w:r>
+      <w:r>
+        <w:t xml:space="preserve"> 128.34 </w:t>
+      </w:r>
+      <w:r>
+        <w:rPr>
+          <w:rFonts w:hint="eastAsia"/>
+        </w:rPr>
+        <w:t xml:space="preserve">万元。但该</w:t>
+      </w:r>
+      <w:r>
+        <w:t xml:space="preserve"> 128 </w:t>
+      </w:r>
+      <w:r>
+        <w:rPr>
+          <w:rFonts w:hint="eastAsia"/>
+        </w:rPr>
+        <w:t xml:space="preserve">万元差距几乎全部来自”预报精度”（6:00</w:t>
+      </w:r>
+      <w:r>
+        <w:t xml:space="preserve"> </w:t>
+      </w:r>
+      <w:r>
+        <w:rPr>
+          <w:rFonts w:hint="eastAsia"/>
+        </w:rPr>
+        <w:t xml:space="preserve">预报本身的误差）而非”预报时点”——加密时点只能以同样存在误差的预报替代、无法逼近实际光伏，故</w:t>
+      </w:r>
+      <w:r>
+        <w:rPr>
+          <w:rFonts w:hint="eastAsia"/>
+          <w:b/>
+          <w:bCs/>
+        </w:rPr>
+        <w:t xml:space="preserve">更多预报时点的价值上界有限，结论仍是无需引入</w:t>
+      </w:r>
+      <w:r>
+        <w:t xml:space="preserve">。</w:t>
+      </w:r>
+    </w:p>
+    <w:p>
+      <w:pPr>
+        <w:pStyle w:val="BodyText"/>
+      </w:pPr>
+      <w:r>
+        <w:rPr>
+          <w:rFonts w:hint="eastAsia"/>
+          <w:b/>
+          <w:bCs/>
+        </w:rPr>
+        <w:t xml:space="preserve">状态反馈验证</w:t>
+      </w:r>
+      <w:r>
+        <w:rPr>
+          <w:rFonts w:hint="eastAsia"/>
+        </w:rPr>
+        <w:t xml:space="preserve">（对应</w:t>
+      </w:r>
+      <w:r>
+        <w:t xml:space="preserve"> §7.2 </w:t>
+      </w:r>
+      <w:r>
+        <w:rPr>
+          <w:rFonts w:hint="eastAsia"/>
+        </w:rPr>
+        <w:t xml:space="preserve">不足</w:t>
+      </w:r>
+      <w:r>
+        <w:t xml:space="preserve"> </w:t>
+      </w:r>
+      <w:r>
+        <w:rPr>
+          <w:rFonts w:hint="eastAsia"/>
+        </w:rPr>
+        <w:t xml:space="preserve">4）。把滚动交接的初始储电量由”0:00</w:t>
+      </w:r>
+      <w:r>
+        <w:t xml:space="preserve"> </w:t>
+      </w:r>
+      <w:r>
+        <w:rPr>
+          <w:rFonts w:hint="eastAsia"/>
+        </w:rPr>
+        <w:t xml:space="preserve">计划储电量”改为”0:00–6:00</w:t>
+      </w:r>
+      <w:r>
+        <w:t xml:space="preserve"> </w:t>
+      </w:r>
+      <w:r>
+        <w:rPr>
+          <w:rFonts w:hint="eastAsia"/>
+        </w:rPr>
+        <w:t xml:space="preserve">实际光伏驱动下的因果实际储电量”（逐段用”已揭示实际光伏</w:t>
+      </w:r>
+      <w:r>
+        <w:t xml:space="preserve"> + </w:t>
+      </w:r>
+      <w:r>
+        <w:rPr>
+          <w:rFonts w:hint="eastAsia"/>
+        </w:rPr>
+        <w:t xml:space="preserve">当前预报”重调度得到，构成严格状态反馈</w:t>
+      </w:r>
+      <w:r>
+        <w:t xml:space="preserve"> </w:t>
+      </w:r>
+      <w:r>
+        <w:rPr>
+          <w:rFonts w:hint="eastAsia"/>
+        </w:rPr>
+        <w:t xml:space="preserve">MPC），总费</w:t>
+      </w:r>
+      <w:r>
+        <w:t xml:space="preserve"> 1456.87 </w:t>
+      </w:r>
+      <w:r>
+        <w:rPr>
+          <w:rFonts w:hint="eastAsia"/>
+        </w:rPr>
+        <w:t xml:space="preserve">万元，与问题三差异仅</w:t>
+      </w:r>
+      <w:r>
+        <w:t xml:space="preserve"> </w:t>
+      </w:r>
+      <w:r>
+        <w:rPr>
+          <w:b/>
+          <w:bCs/>
+        </w:rPr>
+        <w:t xml:space="preserve">0.70 </w:t>
+      </w:r>
+      <w:r>
+        <w:rPr>
+          <w:rFonts w:hint="eastAsia"/>
+          <w:b/>
+          <w:bCs/>
+        </w:rPr>
+        <w:t xml:space="preserve">万元（+0.048%）</w:t>
+      </w:r>
+      <w:r>
+        <w:rPr>
+          <w:rFonts w:hint="eastAsia"/>
+        </w:rPr>
+        <w:t xml:space="preserve">。这说明预报驱动滚动与状态反馈</w:t>
+      </w:r>
+      <w:r>
+        <w:t xml:space="preserve"> MPC </w:t>
+      </w:r>
+      <w:r>
+        <w:rPr>
+          <w:rFonts w:hint="eastAsia"/>
+        </w:rPr>
+        <w:t xml:space="preserve">在本题误差量级下近似等价，§7.2</w:t>
+      </w:r>
+      <w:r>
+        <w:t xml:space="preserve"> </w:t>
+      </w:r>
+      <w:r>
+        <w:rPr>
+          <w:rFonts w:hint="eastAsia"/>
+        </w:rPr>
+        <w:t xml:space="preserve">所列偏差可忽略。</w:t>
+      </w:r>
+    </w:p>
+    <w:p>
+      <w:pPr>
+        <w:pStyle w:val="CaptionedFigure"/>
+      </w:pPr>
+      <w:r>
+        <w:drawing>
+          <wp:inline>
+            <wp:extent cx="5013960" cy="1981620"/>
+            <wp:effectExtent b="0" l="0" r="0" t="0"/>
+            <wp:docPr descr="图12 预报时刻的边际价值" title="" id="88" name="Picture"/>
+            <a:graphic>
+              <a:graphicData uri="http://schemas.openxmlformats.org/drawingml/2006/picture">
+                <pic:pic>
+                  <pic:nvPicPr>
+                    <pic:cNvPr descr="figures/fig_预报时刻价值.png" id="89" name="Picture"/>
+                    <pic:cNvPicPr>
+                      <a:picLocks noChangeArrowheads="1" noChangeAspect="1"/>
+                    </pic:cNvPicPr>
+                  </pic:nvPicPr>
+                  <pic:blipFill>
+                    <a:blip r:embed="rId87"/>
+                    <a:stretch>
+                      <a:fillRect/>
+                    </a:stretch>
+                  </pic:blipFill>
+                  <pic:spPr bwMode="auto">
+                    <a:xfrm>
+                      <a:off x="0" y="0"/>
+                      <a:ext cx="5013960" cy="1981620"/>
+                    </a:xfrm>
+                    <a:prstGeom prst="rect">
+                      <a:avLst/>
+                    </a:prstGeom>
+                    <a:noFill/>
+                    <a:ln w="9525">
+                      <a:noFill/>
+                      <a:headEnd/>
+                      <a:tailEnd/>
+                    </a:ln>
+                  </pic:spPr>
+                </pic:pic>
+              </a:graphicData>
+            </a:graphic>
+          </wp:inline>
+        </w:drawing>
+      </w:r>
+    </w:p>
+    <w:p>
+      <w:pPr>
+        <w:pStyle w:val="ImageCaption"/>
+      </w:pPr>
+      <w:r>
+        <w:rPr>
+          <w:rFonts w:hint="eastAsia"/>
+        </w:rPr>
+        <w:t xml:space="preserve">图12</w:t>
+      </w:r>
+      <w:r>
+        <w:t xml:space="preserve"> </w:t>
+      </w:r>
+      <w:r>
+        <w:rPr>
+          <w:rFonts w:hint="eastAsia"/>
+        </w:rPr>
+        <w:t xml:space="preserve">预报时刻的边际价值</w:t>
+      </w:r>
+    </w:p>
+    <w:bookmarkEnd w:id="90"/>
+    <w:bookmarkStart w:id="94" w:name="储能容量与功率的最优配置"/>
+    <w:p>
+      <w:pPr>
+        <w:pStyle w:val="Heading3"/>
+      </w:pPr>
+      <w:r>
+        <w:t xml:space="preserve">6.7 </w:t>
+      </w:r>
+      <w:r>
+        <w:rPr>
+          <w:rFonts w:hint="eastAsia"/>
+        </w:rPr>
+        <w:t xml:space="preserve">储能容量与功率的最优配置</w:t>
+      </w:r>
+    </w:p>
+    <w:p>
+      <w:pPr>
+        <w:pStyle w:val="FirstParagraph"/>
+      </w:pPr>
+      <w:r>
+        <w:rPr>
+          <w:rFonts w:hint="eastAsia"/>
+        </w:rPr>
+        <w:t xml:space="preserve">前文假设储能容量/功率固定（附件一给定</w:t>
+      </w:r>
+      <w:r>
+        <w:t xml:space="preserve"> 10800 kWh / 5000 </w:t>
+      </w:r>
+      <w:r>
+        <w:rPr>
+          <w:rFonts w:hint="eastAsia"/>
+        </w:rPr>
+        <w:t xml:space="preserve">kW）。本节把储能视为投资决策变量，在确定性（完美预见）下求其最优配置。定义储能年价值</w:t>
+      </w:r>
+      <w:r>
+        <w:t xml:space="preserve"> </w:t>
+      </w:r>
+      <m:oMath>
+        <m:r>
+          <m:t>V</m:t>
+        </m:r>
+        <m:r>
+          <m:rPr>
+            <m:sty m:val="p"/>
+          </m:rPr>
+          <m:t>(</m:t>
+        </m:r>
+        <m:r>
+          <m:t>E</m:t>
+        </m:r>
+        <m:r>
+          <m:rPr>
+            <m:sty m:val="p"/>
+          </m:rPr>
+          <m:t>,</m:t>
+        </m:r>
+        <m:r>
+          <m:t>P</m:t>
+        </m:r>
+        <m:r>
+          <m:rPr>
+            <m:sty m:val="p"/>
+          </m:rPr>
+          <m:t>)</m:t>
+        </m:r>
+        <m:r>
+          <m:rPr>
+            <m:sty m:val="p"/>
+          </m:rPr>
+          <m:t>=</m:t>
+        </m:r>
+      </m:oMath>
+      <w:r>
+        <w:t xml:space="preserve"> </w:t>
+      </w:r>
+      <w:r>
+        <w:rPr>
+          <w:rFonts w:hint="eastAsia"/>
+        </w:rPr>
+        <w:t xml:space="preserve">无储能购电费</w:t>
+      </w:r>
+      <w:r>
+        <w:t xml:space="preserve"> </w:t>
+      </w:r>
+      <m:oMath>
+        <m:r>
+          <m:rPr>
+            <m:sty m:val="p"/>
+          </m:rPr>
+          <m:t>−</m:t>
+        </m:r>
+      </m:oMath>
+      <w:r>
+        <w:t xml:space="preserve"> </w:t>
+      </w:r>
+      <w:r>
+        <w:rPr>
+          <w:rFonts w:hint="eastAsia"/>
+        </w:rPr>
+        <w:t xml:space="preserve">有储能</w:t>
+      </w:r>
+      <w:r>
+        <w:t xml:space="preserve"> </w:t>
+      </w:r>
+      <m:oMath>
+        <m:r>
+          <m:rPr>
+            <m:sty m:val="p"/>
+          </m:rPr>
+          <m:t>(</m:t>
+        </m:r>
+        <m:r>
+          <m:t>E</m:t>
+        </m:r>
+        <m:r>
+          <m:rPr>
+            <m:sty m:val="p"/>
+          </m:rPr>
+          <m:t>,</m:t>
+        </m:r>
+        <m:r>
+          <m:t>P</m:t>
+        </m:r>
+        <m:r>
+          <m:rPr>
+            <m:sty m:val="p"/>
+          </m:rPr>
+          <m:t>)</m:t>
+        </m:r>
+      </m:oMath>
+      <w:r>
+        <w:t xml:space="preserve"> </w:t>
+      </w:r>
+      <w:r>
+        <w:rPr>
+          <w:rFonts w:hint="eastAsia"/>
+        </w:rPr>
+        <w:t xml:space="preserve">购电费（均取</w:t>
+      </w:r>
+      <w:r>
+        <w:t xml:space="preserve"> 334 </w:t>
+      </w:r>
+      <w:r>
+        <w:rPr>
+          <w:rFonts w:hint="eastAsia"/>
+        </w:rPr>
+        <w:t xml:space="preserve">天报告期），其中无储能即逐段买入缺口</w:t>
+      </w:r>
+      <w:r>
+        <w:t xml:space="preserve"> </w:t>
+      </w:r>
+      <m:oMath>
+        <m:r>
+          <m:rPr>
+            <m:sty m:val="p"/>
+          </m:rPr>
+          <m:t>max</m:t>
+        </m:r>
+        <m:r>
+          <m:rPr>
+            <m:sty m:val="p"/>
+          </m:rPr>
+          <m:t>(</m:t>
+        </m:r>
+        <m:r>
+          <m:t>0</m:t>
+        </m:r>
+        <m:r>
+          <m:rPr>
+            <m:sty m:val="p"/>
+          </m:rPr>
+          <m:t>,</m:t>
+        </m:r>
+        <m:sSub>
+          <m:e>
+            <m:r>
+              <m:t>L</m:t>
+            </m:r>
+          </m:e>
+          <m:sub>
+            <m:r>
+              <m:t>t</m:t>
+            </m:r>
+          </m:sub>
+        </m:sSub>
+        <m:r>
+          <m:rPr>
+            <m:sty m:val="p"/>
+          </m:rPr>
+          <m:t>−</m:t>
+        </m:r>
+        <m:r>
+          <m:t>P</m:t>
+        </m:r>
+        <m:sSub>
+          <m:e>
+            <m:r>
+              <m:t>V</m:t>
+            </m:r>
+          </m:e>
+          <m:sub>
+            <m:r>
+              <m:t>t</m:t>
+            </m:r>
+          </m:sub>
+        </m:sSub>
+        <m:r>
+          <m:rPr>
+            <m:sty m:val="p"/>
+          </m:rPr>
+          <m:t>)</m:t>
+        </m:r>
+      </m:oMath>
+      <w:r>
+        <w:rPr>
+          <w:rFonts w:hint="eastAsia"/>
+        </w:rPr>
+        <w:t xml:space="preserve">；年化投资成本取等额年金</w:t>
+      </w:r>
+      <w:r>
+        <w:t xml:space="preserve"> </w:t>
+      </w:r>
+      <m:oMath>
+        <m:r>
+          <m:t>A</m:t>
+        </m:r>
+        <m:r>
+          <m:rPr>
+            <m:sty m:val="p"/>
+          </m:rPr>
+          <m:t>(</m:t>
+        </m:r>
+        <m:sSub>
+          <m:e>
+            <m:r>
+              <m:t>c</m:t>
+            </m:r>
+          </m:e>
+          <m:sub>
+            <m:r>
+              <m:t>E</m:t>
+            </m:r>
+          </m:sub>
+        </m:sSub>
+        <m:r>
+          <m:t>E</m:t>
+        </m:r>
+        <m:r>
+          <m:rPr>
+            <m:sty m:val="p"/>
+          </m:rPr>
+          <m:t>+</m:t>
+        </m:r>
+        <m:sSub>
+          <m:e>
+            <m:r>
+              <m:t>c</m:t>
+            </m:r>
+          </m:e>
+          <m:sub>
+            <m:r>
+              <m:t>P</m:t>
+            </m:r>
+          </m:sub>
+        </m:sSub>
+        <m:r>
+          <m:t>P</m:t>
+        </m:r>
+        <m:r>
+          <m:rPr>
+            <m:sty m:val="p"/>
+          </m:rPr>
+          <m:t>)</m:t>
+        </m:r>
+      </m:oMath>
+      <w:r>
+        <w:rPr>
+          <w:rFonts w:hint="eastAsia"/>
+        </w:rPr>
+        <w:t xml:space="preserve">，年金因子</w:t>
+      </w:r>
+      <w:r>
+        <w:t xml:space="preserve"> </w:t>
+      </w:r>
+      <m:oMath>
+        <m:r>
+          <m:t>A</m:t>
+        </m:r>
+        <m:r>
+          <m:rPr>
+            <m:sty m:val="p"/>
+          </m:rPr>
+          <m:t>=</m:t>
+        </m:r>
+        <m:r>
+          <m:t>r</m:t>
+        </m:r>
+        <m:r>
+          <m:rPr>
+            <m:sty m:val="p"/>
+          </m:rPr>
+          <m:t>/</m:t>
+        </m:r>
+        <m:r>
+          <m:rPr>
+            <m:sty m:val="p"/>
+          </m:rPr>
+          <m:t>(</m:t>
+        </m:r>
+        <m:r>
+          <m:t>1</m:t>
+        </m:r>
+        <m:r>
+          <m:rPr>
+            <m:sty m:val="p"/>
+          </m:rPr>
+          <m:t>−</m:t>
+        </m:r>
+        <m:r>
+          <m:rPr>
+            <m:sty m:val="p"/>
+          </m:rPr>
+          <m:t>(</m:t>
+        </m:r>
+        <m:r>
+          <m:t>1</m:t>
+        </m:r>
+        <m:r>
+          <m:rPr>
+            <m:sty m:val="p"/>
+          </m:rPr>
+          <m:t>+</m:t>
+        </m:r>
+        <m:r>
+          <m:t>r</m:t>
+        </m:r>
+        <m:sSup>
+          <m:e>
+            <m:r>
+              <m:rPr>
+                <m:sty m:val="p"/>
+              </m:rPr>
+              <m:t>)</m:t>
+            </m:r>
+          </m:e>
+          <m:sup>
+            <m:r>
+              <m:rPr>
+                <m:sty m:val="p"/>
+              </m:rPr>
+              <m:t>−</m:t>
+            </m:r>
+            <m:r>
+              <m:t>T</m:t>
+            </m:r>
+          </m:sup>
+        </m:sSup>
+        <m:r>
+          <m:rPr>
+            <m:sty m:val="p"/>
+          </m:rPr>
+          <m:t>)</m:t>
+        </m:r>
+      </m:oMath>
+      <w:r>
+        <w:rPr>
+          <w:rFonts w:hint="eastAsia"/>
+        </w:rPr>
+        <w:t xml:space="preserve">。参考成本取</w:t>
+      </w:r>
+      <w:r>
+        <w:t xml:space="preserve"> </w:t>
+      </w:r>
+      <m:oMath>
+        <m:sSub>
+          <m:e>
+            <m:r>
+              <m:t>c</m:t>
+            </m:r>
+          </m:e>
+          <m:sub>
+            <m:r>
+              <m:t>E</m:t>
+            </m:r>
+          </m:sub>
+        </m:sSub>
+        <m:r>
+          <m:rPr>
+            <m:sty m:val="p"/>
+          </m:rPr>
+          <m:t>=</m:t>
+        </m:r>
+        <m:r>
+          <m:t>1000</m:t>
+        </m:r>
+      </m:oMath>
+      <w:r>
+        <w:t xml:space="preserve"> </w:t>
+      </w:r>
+      <w:r>
+        <w:rPr>
+          <w:rFonts w:hint="eastAsia"/>
+        </w:rPr>
+        <w:t xml:space="preserve">元/kWh（容量）、</w:t>
+      </w:r>
+      <m:oMath>
+        <m:sSub>
+          <m:e>
+            <m:r>
+              <m:t>c</m:t>
+            </m:r>
+          </m:e>
+          <m:sub>
+            <m:r>
+              <m:t>P</m:t>
+            </m:r>
+          </m:sub>
+        </m:sSub>
+        <m:r>
+          <m:rPr>
+            <m:sty m:val="p"/>
+          </m:rPr>
+          <m:t>=</m:t>
+        </m:r>
+        <m:r>
+          <m:t>500</m:t>
+        </m:r>
+      </m:oMath>
+      <w:r>
+        <w:t xml:space="preserve"> </w:t>
+      </w:r>
+      <w:r>
+        <w:rPr>
+          <w:rFonts w:hint="eastAsia"/>
+        </w:rPr>
+        <w:t xml:space="preserve">元/kW（功率）、寿命</w:t>
+      </w:r>
+      <w:r>
+        <w:t xml:space="preserve"> </w:t>
+      </w:r>
+      <m:oMath>
+        <m:r>
+          <m:t>T</m:t>
+        </m:r>
+        <m:r>
+          <m:rPr>
+            <m:sty m:val="p"/>
+          </m:rPr>
+          <m:t>=</m:t>
+        </m:r>
+        <m:r>
+          <m:t>10</m:t>
+        </m:r>
+      </m:oMath>
+      <w:r>
+        <w:t xml:space="preserve"> </w:t>
+      </w:r>
+      <w:r>
+        <w:rPr>
+          <w:rFonts w:hint="eastAsia"/>
+        </w:rPr>
+        <w:t xml:space="preserve">年、贴现率</w:t>
+      </w:r>
+      <w:r>
+        <w:t xml:space="preserve"> </w:t>
+      </w:r>
+      <m:oMath>
+        <m:r>
+          <m:t>r</m:t>
+        </m:r>
+        <m:r>
+          <m:rPr>
+            <m:sty m:val="p"/>
+          </m:rPr>
+          <m:t>=</m:t>
+        </m:r>
+        <m:r>
+          <m:t>5</m:t>
+        </m:r>
+        <m:r>
+          <m:rPr>
+            <m:sty m:val="p"/>
+          </m:rPr>
+          <m:t>%</m:t>
+        </m:r>
+      </m:oMath>
+      <w:r>
+        <w:rPr>
+          <w:rFonts w:hint="eastAsia"/>
+        </w:rPr>
+        <w:t xml:space="preserve">（</w:t>
+      </w:r>
+      <m:oMath>
+        <m:r>
+          <m:t>A</m:t>
+        </m:r>
+        <m:r>
+          <m:rPr>
+            <m:sty m:val="p"/>
+          </m:rPr>
+          <m:t>≈</m:t>
+        </m:r>
+        <m:r>
+          <m:t>0.1295</m:t>
+        </m:r>
+      </m:oMath>
+      <w:r>
+        <w:rPr>
+          <w:rFonts w:hint="eastAsia"/>
+        </w:rPr>
+        <w:t xml:space="preserve">）。净年收益</w:t>
+      </w:r>
+      <w:r>
+        <w:t xml:space="preserve"> </w:t>
+      </w:r>
+      <m:oMath>
+        <m:r>
+          <m:t>N</m:t>
+        </m:r>
+        <m:r>
+          <m:t>B</m:t>
+        </m:r>
+        <m:r>
+          <m:rPr>
+            <m:sty m:val="p"/>
+          </m:rPr>
+          <m:t>(</m:t>
+        </m:r>
+        <m:r>
+          <m:t>E</m:t>
+        </m:r>
+        <m:r>
+          <m:rPr>
+            <m:sty m:val="p"/>
+          </m:rPr>
+          <m:t>,</m:t>
+        </m:r>
+        <m:r>
+          <m:t>P</m:t>
+        </m:r>
+        <m:r>
+          <m:rPr>
+            <m:sty m:val="p"/>
+          </m:rPr>
+          <m:t>)</m:t>
+        </m:r>
+        <m:r>
+          <m:rPr>
+            <m:sty m:val="p"/>
+          </m:rPr>
+          <m:t>=</m:t>
+        </m:r>
+        <m:r>
+          <m:t>V</m:t>
+        </m:r>
+        <m:r>
+          <m:rPr>
+            <m:sty m:val="p"/>
+          </m:rPr>
+          <m:t>(</m:t>
+        </m:r>
+        <m:r>
+          <m:t>E</m:t>
+        </m:r>
+        <m:r>
+          <m:rPr>
+            <m:sty m:val="p"/>
+          </m:rPr>
+          <m:t>,</m:t>
+        </m:r>
+        <m:r>
+          <m:t>P</m:t>
+        </m:r>
+        <m:r>
+          <m:rPr>
+            <m:sty m:val="p"/>
+          </m:rPr>
+          <m:t>)</m:t>
+        </m:r>
+        <m:r>
+          <m:rPr>
+            <m:sty m:val="p"/>
+          </m:rPr>
+          <m:t>−</m:t>
+        </m:r>
+        <m:r>
+          <m:t>A</m:t>
+        </m:r>
+        <m:r>
+          <m:rPr>
+            <m:sty m:val="p"/>
+          </m:rPr>
+          <m:t>(</m:t>
+        </m:r>
+        <m:sSub>
+          <m:e>
+            <m:r>
+              <m:t>c</m:t>
+            </m:r>
+          </m:e>
+          <m:sub>
+            <m:r>
+              <m:t>E</m:t>
+            </m:r>
+          </m:sub>
+        </m:sSub>
+        <m:r>
+          <m:t>E</m:t>
+        </m:r>
+        <m:r>
+          <m:rPr>
+            <m:sty m:val="p"/>
+          </m:rPr>
+          <m:t>+</m:t>
+        </m:r>
+        <m:sSub>
+          <m:e>
+            <m:r>
+              <m:t>c</m:t>
+            </m:r>
+          </m:e>
+          <m:sub>
+            <m:r>
+              <m:t>P</m:t>
+            </m:r>
+          </m:sub>
+        </m:sSub>
+        <m:r>
+          <m:t>P</m:t>
+        </m:r>
+        <m:r>
+          <m:rPr>
+            <m:sty m:val="p"/>
+          </m:rPr>
+          <m:t>)</m:t>
+        </m:r>
+      </m:oMath>
+      <w:r>
+        <w:t xml:space="preserve">。</w:t>
+      </w:r>
+    </w:p>
+    <w:p>
+      <w:pPr>
+        <w:pStyle w:val="BodyText"/>
+      </w:pPr>
+      <w:r>
+        <w:rPr>
+          <w:rFonts w:hint="eastAsia"/>
+        </w:rPr>
+        <w:t xml:space="preserve">在</w:t>
+      </w:r>
+      <w:r>
+        <w:t xml:space="preserve"> </w:t>
+      </w:r>
+      <m:oMath>
+        <m:r>
+          <m:rPr>
+            <m:sty m:val="p"/>
+          </m:rPr>
+          <m:t>(</m:t>
+        </m:r>
+        <m:r>
+          <m:t>E</m:t>
+        </m:r>
+        <m:r>
+          <m:rPr>
+            <m:sty m:val="p"/>
+          </m:rPr>
+          <m:t>,</m:t>
+        </m:r>
+        <m:r>
+          <m:t>P</m:t>
+        </m:r>
+        <m:r>
+          <m:rPr>
+            <m:sty m:val="p"/>
+          </m:rPr>
+          <m:t>)</m:t>
+        </m:r>
+      </m:oMath>
+      <w:r>
+        <w:t xml:space="preserve"> </w:t>
+      </w:r>
+      <w:r>
+        <w:rPr>
+          <w:rFonts w:hint="eastAsia"/>
+        </w:rPr>
+        <w:t xml:space="preserve">网格上求解（[图13]）：</w:t>
       </w:r>
     </w:p>
     <w:p>
@@ -21986,31 +23423,97 @@
       <w:r>
         <w:rPr>
           <w:rFonts w:hint="eastAsia"/>
+        </w:rPr>
+        <w:t xml:space="preserve">无储能购电费</w:t>
+      </w:r>
+      <w:r>
+        <w:t xml:space="preserve"> 1640.73 </w:t>
+      </w:r>
+      <w:r>
+        <w:rPr>
+          <w:rFonts w:hint="eastAsia"/>
+        </w:rPr>
+        <w:t xml:space="preserve">万元；当前配置</w:t>
+      </w:r>
+      <w:r>
+        <w:t xml:space="preserve"> </w:t>
+      </w:r>
+      <m:oMath>
+        <m:r>
+          <m:rPr>
+            <m:sty m:val="p"/>
+          </m:rPr>
+          <m:t>(</m:t>
+        </m:r>
+        <m:r>
+          <m:t>10800</m:t>
+        </m:r>
+        <m:r>
+          <m:rPr>
+            <m:sty m:val="p"/>
+          </m:rPr>
+          <m:t>,</m:t>
+        </m:r>
+        <m:r>
+          <m:t>5000</m:t>
+        </m:r>
+        <m:r>
+          <m:rPr>
+            <m:sty m:val="p"/>
+          </m:rPr>
+          <m:t>)</m:t>
+        </m:r>
+      </m:oMath>
+      <w:r>
+        <w:t xml:space="preserve"> </w:t>
+      </w:r>
+      <w:r>
+        <w:rPr>
+          <w:rFonts w:hint="eastAsia"/>
+        </w:rPr>
+        <w:t xml:space="preserve">的储能价值恰为</w:t>
+      </w:r>
+      <w:r>
+        <w:t xml:space="preserve"> </w:t>
+      </w:r>
+      <w:r>
+        <w:rPr>
           <w:b/>
           <w:bCs/>
         </w:rPr>
-        <w:t xml:space="preserve">统一</w:t>
-      </w:r>
-      <w:r>
-        <w:rPr>
+        <w:t xml:space="preserve">417.79 </w:t>
+      </w:r>
+      <w:r>
+        <w:rPr>
+          <w:rFonts w:hint="eastAsia"/>
           <w:b/>
           <w:bCs/>
         </w:rPr>
-        <w:t xml:space="preserve"> LP </w:t>
-      </w:r>
-      <w:r>
-        <w:rPr>
-          <w:rFonts w:hint="eastAsia"/>
-          <w:b/>
-          <w:bCs/>
-        </w:rPr>
-        <w:t xml:space="preserve">框架</w:t>
-      </w:r>
-      <w:r>
-        <w:rPr>
-          <w:rFonts w:hint="eastAsia"/>
-        </w:rPr>
-        <w:t xml:space="preserve">：四个问题共用同一套变量与约束，模型可复用、可扩展，且用单纯形法得到精确全局最优解，无近似误差。</w:t>
+        <w:t xml:space="preserve">万元</w:t>
+      </w:r>
+      <w:r>
+        <w:rPr>
+          <w:rFonts w:hint="eastAsia"/>
+        </w:rPr>
+        <w:t xml:space="preserve">（与</w:t>
+      </w:r>
+      <w:r>
+        <w:t xml:space="preserve"> §6.3、§6.5 </w:t>
+      </w:r>
+      <w:r>
+        <w:rPr>
+          <w:rFonts w:hint="eastAsia"/>
+        </w:rPr>
+        <w:t xml:space="preserve">完全一致），净年收益</w:t>
+      </w:r>
+      <w:r>
+        <w:t xml:space="preserve"> 245.5 </w:t>
+      </w:r>
+      <w:r>
+        <w:rPr>
+          <w:rFonts w:hint="eastAsia"/>
+        </w:rPr>
+        <w:t xml:space="preserve">万元。</w:t>
       </w:r>
     </w:p>
     <w:p>
@@ -22027,31 +23530,160 @@
           <w:b/>
           <w:bCs/>
         </w:rPr>
-        <w:t xml:space="preserve">两阶段鲁棒建模</w:t>
-      </w:r>
-      <w:r>
-        <w:rPr>
-          <w:rFonts w:hint="eastAsia"/>
-        </w:rPr>
-        <w:t xml:space="preserve">：把</w:t>
-      </w:r>
-      <w:r>
-        <w:t xml:space="preserve"> </w:t>
-      </w:r>
-      <w:r>
-        <w:rPr>
-          <w:rFonts w:hint="eastAsia"/>
-        </w:rPr>
-        <w:t xml:space="preserve">“预报→计划→揭晓→重调度→紧急购电”</w:t>
-      </w:r>
-      <w:r>
-        <w:t xml:space="preserve"> </w:t>
-      </w:r>
-      <w:r>
-        <w:rPr>
-          <w:rFonts w:hint="eastAsia"/>
-        </w:rPr>
-        <w:t xml:space="preserve">的真实决策流程刻画清楚，紧急购电量有明确物理含义。</w:t>
+        <w:t xml:space="preserve">最优配置</w:t>
+      </w:r>
+      <w:r>
+        <w:rPr>
+          <w:b/>
+          <w:bCs/>
+        </w:rPr>
+        <w:t xml:space="preserve"> </w:t>
+      </w:r>
+      <m:oMath>
+        <m:sSup>
+          <m:e>
+            <m:r>
+              <m:t>E</m:t>
+            </m:r>
+          </m:e>
+          <m:sup>
+            <m:r>
+              <m:rPr>
+                <m:sty m:val="p"/>
+              </m:rPr>
+              <m:t>*</m:t>
+            </m:r>
+          </m:sup>
+        </m:sSup>
+        <m:r>
+          <m:rPr>
+            <m:sty m:val="p"/>
+          </m:rPr>
+          <m:t>≈</m:t>
+        </m:r>
+        <m:r>
+          <m:t>21600</m:t>
+        </m:r>
+      </m:oMath>
+      <w:r>
+        <w:rPr>
+          <w:b/>
+          <w:bCs/>
+        </w:rPr>
+        <w:t xml:space="preserve"> </w:t>
+      </w:r>
+      <w:r>
+        <w:rPr>
+          <w:b/>
+          <w:bCs/>
+        </w:rPr>
+        <w:t xml:space="preserve">kWh、</w:t>
+      </w:r>
+      <m:oMath>
+        <m:sSup>
+          <m:e>
+            <m:r>
+              <m:t>P</m:t>
+            </m:r>
+          </m:e>
+          <m:sup>
+            <m:r>
+              <m:rPr>
+                <m:sty m:val="p"/>
+              </m:rPr>
+              <m:t>*</m:t>
+            </m:r>
+          </m:sup>
+        </m:sSup>
+        <m:r>
+          <m:rPr>
+            <m:sty m:val="p"/>
+          </m:rPr>
+          <m:t>≈</m:t>
+        </m:r>
+        <m:r>
+          <m:t>6000</m:t>
+        </m:r>
+      </m:oMath>
+      <w:r>
+        <w:rPr>
+          <w:b/>
+          <w:bCs/>
+        </w:rPr>
+        <w:t xml:space="preserve"> </w:t>
+      </w:r>
+      <w:r>
+        <w:rPr>
+          <w:b/>
+          <w:bCs/>
+        </w:rPr>
+        <w:t xml:space="preserve">kW</w:t>
+      </w:r>
+      <w:r>
+        <w:rPr>
+          <w:rFonts w:hint="eastAsia"/>
+        </w:rPr>
+        <w:t xml:space="preserve">：储能价值</w:t>
+      </w:r>
+      <w:r>
+        <w:t xml:space="preserve"> 613.75 </w:t>
+      </w:r>
+      <w:r>
+        <w:rPr>
+          <w:rFonts w:hint="eastAsia"/>
+        </w:rPr>
+        <w:t xml:space="preserve">万元、年化投资</w:t>
+      </w:r>
+      <w:r>
+        <w:t xml:space="preserve"> 318.58 </w:t>
+      </w:r>
+      <w:r>
+        <w:rPr>
+          <w:rFonts w:hint="eastAsia"/>
+        </w:rPr>
+        <w:t xml:space="preserve">万元、净年收益</w:t>
+      </w:r>
+      <w:r>
+        <w:t xml:space="preserve"> </w:t>
+      </w:r>
+      <w:r>
+        <w:rPr>
+          <w:b/>
+          <w:bCs/>
+        </w:rPr>
+        <w:t xml:space="preserve">295.2 </w:t>
+      </w:r>
+      <w:r>
+        <w:rPr>
+          <w:rFonts w:hint="eastAsia"/>
+          <w:b/>
+          <w:bCs/>
+        </w:rPr>
+        <w:t xml:space="preserve">万元</w:t>
+      </w:r>
+      <w:r>
+        <w:rPr>
+          <w:rFonts w:hint="eastAsia"/>
+        </w:rPr>
+        <w:t xml:space="preserve">，约为当前配置的</w:t>
+      </w:r>
+      <w:r>
+        <w:t xml:space="preserve"> 2 </w:t>
+      </w:r>
+      <w:r>
+        <w:rPr>
+          <w:rFonts w:hint="eastAsia"/>
+        </w:rPr>
+        <w:t xml:space="preserve">倍容量、1.2</w:t>
+      </w:r>
+      <w:r>
+        <w:t xml:space="preserve"> </w:t>
+      </w:r>
+      <w:r>
+        <w:rPr>
+          <w:rFonts w:hint="eastAsia"/>
+        </w:rPr>
+        <w:t xml:space="preserve">倍功率。</w:t>
       </w:r>
     </w:p>
     <w:p>
@@ -22065,62 +23697,517 @@
       <w:r>
         <w:rPr>
           <w:rFonts w:hint="eastAsia"/>
+        </w:rPr>
+        <w:t xml:space="preserve">净收益在</w:t>
+      </w:r>
+      <w:r>
+        <w:t xml:space="preserve"> </w:t>
+      </w:r>
+      <m:oMath>
+        <m:r>
+          <m:t>E</m:t>
+        </m:r>
+        <m:r>
+          <m:rPr>
+            <m:sty m:val="p"/>
+          </m:rPr>
+          <m:t>=</m:t>
+        </m:r>
+        <m:r>
+          <m:t>18000</m:t>
+        </m:r>
+        <m:r>
+          <m:rPr>
+            <m:sty m:val="p"/>
+          </m:rPr>
+          <m:t>∼</m:t>
+        </m:r>
+        <m:r>
+          <m:t>24000</m:t>
+        </m:r>
+      </m:oMath>
+      <w:r>
+        <w:t xml:space="preserve"> </w:t>
+      </w:r>
+      <w:r>
+        <w:t xml:space="preserve">kWh </w:t>
+      </w:r>
+      <w:r>
+        <w:rPr>
+          <w:rFonts w:hint="eastAsia"/>
+        </w:rPr>
+        <w:t xml:space="preserve">区间呈平台状（边际收益递减），容量再增则因年化成本线性上升而回落；最优功率</w:t>
+      </w:r>
+      <w:r>
+        <w:t xml:space="preserve"> </w:t>
+      </w:r>
+      <m:oMath>
+        <m:sSup>
+          <m:e>
+            <m:r>
+              <m:t>P</m:t>
+            </m:r>
+          </m:e>
+          <m:sup>
+            <m:r>
+              <m:rPr>
+                <m:sty m:val="p"/>
+              </m:rPr>
+              <m:t>*</m:t>
+            </m:r>
+          </m:sup>
+        </m:sSup>
+        <m:r>
+          <m:rPr>
+            <m:sty m:val="p"/>
+          </m:rPr>
+          <m:t>=</m:t>
+        </m:r>
+        <m:r>
+          <m:t>6000</m:t>
+        </m:r>
+      </m:oMath>
+      <w:r>
+        <w:t xml:space="preserve"> </w:t>
+      </w:r>
+      <w:r>
+        <w:t xml:space="preserve">kW </w:t>
+      </w:r>
+      <w:r>
+        <w:rPr>
+          <w:rFonts w:hint="eastAsia"/>
+        </w:rPr>
+        <w:t xml:space="preserve">对容量不敏感。</w:t>
+      </w:r>
+    </w:p>
+    <w:p>
+      <w:pPr>
+        <w:pStyle w:val="FirstParagraph"/>
+      </w:pPr>
+      <w:r>
+        <w:rPr>
+          <w:rFonts w:hint="eastAsia"/>
+        </w:rPr>
+        <w:t xml:space="preserve">单位容量成本敏感性（</w:t>
+      </w:r>
+      <m:oMath>
+        <m:sSub>
+          <m:e>
+            <m:r>
+              <m:t>c</m:t>
+            </m:r>
+          </m:e>
+          <m:sub>
+            <m:r>
+              <m:t>P</m:t>
+            </m:r>
+          </m:sub>
+        </m:sSub>
+        <m:r>
+          <m:rPr>
+            <m:sty m:val="p"/>
+          </m:rPr>
+          <m:t>=</m:t>
+        </m:r>
+        <m:r>
+          <m:t>500</m:t>
+        </m:r>
+      </m:oMath>
+      <w:r>
+        <w:t xml:space="preserve"> </w:t>
+      </w:r>
+      <w:r>
+        <w:rPr>
+          <w:rFonts w:hint="eastAsia"/>
+        </w:rPr>
+        <w:t xml:space="preserve">元/kW</w:t>
+      </w:r>
+      <w:r>
+        <w:t xml:space="preserve"> </w:t>
+      </w:r>
+      <w:r>
+        <w:rPr>
+          <w:rFonts w:hint="eastAsia"/>
+        </w:rPr>
+        <w:t xml:space="preserve">固定）：</w:t>
+      </w:r>
+      <m:oMath>
+        <m:sSub>
+          <m:e>
+            <m:r>
+              <m:t>c</m:t>
+            </m:r>
+          </m:e>
+          <m:sub>
+            <m:r>
+              <m:t>E</m:t>
+            </m:r>
+          </m:sub>
+        </m:sSub>
+      </m:oMath>
+      <w:r>
+        <w:t xml:space="preserve"> </w:t>
+      </w:r>
+      <w:r>
+        <w:rPr>
+          <w:rFonts w:hint="eastAsia"/>
+        </w:rPr>
+        <w:t xml:space="preserve">由</w:t>
+      </w:r>
+      <w:r>
+        <w:t xml:space="preserve"> 600 </w:t>
+      </w:r>
+      <w:r>
+        <w:rPr>
+          <w:rFonts w:hint="eastAsia"/>
+        </w:rPr>
+        <w:t xml:space="preserve">升至</w:t>
+      </w:r>
+      <w:r>
+        <w:t xml:space="preserve"> 1500 </w:t>
+      </w:r>
+      <w:r>
+        <w:rPr>
+          <w:rFonts w:hint="eastAsia"/>
+        </w:rPr>
+        <w:t xml:space="preserve">元/kWh</w:t>
+      </w:r>
+      <w:r>
+        <w:t xml:space="preserve"> </w:t>
+      </w:r>
+      <w:r>
+        <w:rPr>
+          <w:rFonts w:hint="eastAsia"/>
+        </w:rPr>
+        <w:t xml:space="preserve">时，</w:t>
+      </w:r>
+      <m:oMath>
+        <m:sSup>
+          <m:e>
+            <m:r>
+              <m:t>E</m:t>
+            </m:r>
+          </m:e>
+          <m:sup>
+            <m:r>
+              <m:rPr>
+                <m:sty m:val="p"/>
+              </m:rPr>
+              <m:t>*</m:t>
+            </m:r>
+          </m:sup>
+        </m:sSup>
+      </m:oMath>
+      <w:r>
+        <w:t xml:space="preserve"> </w:t>
+      </w:r>
+      <w:r>
+        <w:rPr>
+          <w:rFonts w:hint="eastAsia"/>
+        </w:rPr>
+        <w:t xml:space="preserve">由</w:t>
+      </w:r>
+      <w:r>
+        <w:t xml:space="preserve"> 28800 kWh </w:t>
+      </w:r>
+      <w:r>
+        <w:rPr>
+          <w:rFonts w:hint="eastAsia"/>
+        </w:rPr>
+        <w:t xml:space="preserve">单调降至</w:t>
+      </w:r>
+      <w:r>
+        <w:t xml:space="preserve"> 14400 </w:t>
+      </w:r>
+      <w:r>
+        <w:rPr>
+          <w:rFonts w:hint="eastAsia"/>
+        </w:rPr>
+        <w:t xml:space="preserve">kWh（</w:t>
+      </w:r>
+      <m:oMath>
+        <m:sSup>
+          <m:e>
+            <m:r>
+              <m:t>P</m:t>
+            </m:r>
+          </m:e>
+          <m:sup>
+            <m:r>
+              <m:rPr>
+                <m:sty m:val="p"/>
+              </m:rPr>
+              <m:t>*</m:t>
+            </m:r>
+          </m:sup>
+        </m:sSup>
+      </m:oMath>
+      <w:r>
+        <w:t xml:space="preserve"> </w:t>
+      </w:r>
+      <w:r>
+        <w:rPr>
+          <w:rFonts w:hint="eastAsia"/>
+        </w:rPr>
+        <w:t xml:space="preserve">稳定在</w:t>
+      </w:r>
+      <w:r>
+        <w:t xml:space="preserve"> 6000 </w:t>
+      </w:r>
+      <w:r>
+        <w:rPr>
+          <w:rFonts w:hint="eastAsia"/>
+        </w:rPr>
+        <w:t xml:space="preserve">kW），净收益由</w:t>
+      </w:r>
+      <w:r>
+        <w:t xml:space="preserve"> 407.1 </w:t>
+      </w:r>
+      <w:r>
+        <w:rPr>
+          <w:rFonts w:hint="eastAsia"/>
+        </w:rPr>
+        <w:t xml:space="preserve">万元降至</w:t>
+      </w:r>
+      <w:r>
+        <w:t xml:space="preserve"> 183.5 </w:t>
+      </w:r>
+      <w:r>
+        <w:rPr>
+          <w:rFonts w:hint="eastAsia"/>
+        </w:rPr>
+        <w:t xml:space="preserve">万元。结论：</w:t>
+      </w:r>
+      <w:r>
+        <w:rPr>
+          <w:rFonts w:hint="eastAsia"/>
           <w:b/>
           <w:bCs/>
         </w:rPr>
-        <w:t xml:space="preserve">关键机理提炼</w:t>
-      </w:r>
-      <w:r>
-        <w:rPr>
-          <w:rFonts w:hint="eastAsia"/>
-        </w:rPr>
-        <w:t xml:space="preserve">：揭示了</w:t>
-      </w:r>
-      <w:r>
-        <w:t xml:space="preserve"> </w:t>
-      </w:r>
-      <w:r>
-        <w:rPr>
-          <w:rFonts w:hint="eastAsia"/>
-        </w:rPr>
-        <w:t xml:space="preserve">“下调恒为</w:t>
-      </w:r>
-      <w:r>
-        <w:t xml:space="preserve"> 0”</w:t>
-      </w:r>
-      <w:r>
-        <w:rPr>
-          <w:rFonts w:hint="eastAsia"/>
-        </w:rPr>
-        <w:t xml:space="preserve">“跨日套利仅约</w:t>
-      </w:r>
-      <w:r>
-        <w:t xml:space="preserve"> 0.4%”</w:t>
-      </w:r>
-      <w:r>
-        <w:t xml:space="preserve"> </w:t>
-      </w:r>
-      <w:r>
-        <w:rPr>
-          <w:rFonts w:hint="eastAsia"/>
-        </w:rPr>
-        <w:t xml:space="preserve">等反直觉但可解释的结论。</w:t>
+        <w:t xml:space="preserve">当前储能配置略偏保守，最优容量约为其</w:t>
+      </w:r>
+      <w:r>
+        <w:rPr>
+          <w:b/>
+          <w:bCs/>
+        </w:rPr>
+        <w:t xml:space="preserve"> 2 </w:t>
+      </w:r>
+      <w:r>
+        <w:rPr>
+          <w:rFonts w:hint="eastAsia"/>
+          <w:b/>
+          <w:bCs/>
+        </w:rPr>
+        <w:t xml:space="preserve">倍；单位容量成本是配置的核心驱动</w:t>
+      </w:r>
+      <w:r>
+        <w:t xml:space="preserve">。</w:t>
       </w:r>
     </w:p>
-    <w:bookmarkEnd w:id="88"/>
-    <w:bookmarkStart w:id="89" w:name="不足"/>
+    <w:p>
+      <w:pPr>
+        <w:pStyle w:val="CaptionedFigure"/>
+      </w:pPr>
+      <w:r>
+        <w:drawing>
+          <wp:inline>
+            <wp:extent cx="5120640" cy="2029548"/>
+            <wp:effectExtent b="0" l="0" r="0" t="0"/>
+            <wp:docPr descr="图13 储能容量/功率最优配置" title="" id="92" name="Picture"/>
+            <a:graphic>
+              <a:graphicData uri="http://schemas.openxmlformats.org/drawingml/2006/picture">
+                <pic:pic>
+                  <pic:nvPicPr>
+                    <pic:cNvPr descr="figures/fig_储能最优配置.png" id="93" name="Picture"/>
+                    <pic:cNvPicPr>
+                      <a:picLocks noChangeArrowheads="1" noChangeAspect="1"/>
+                    </pic:cNvPicPr>
+                  </pic:nvPicPr>
+                  <pic:blipFill>
+                    <a:blip r:embed="rId91"/>
+                    <a:stretch>
+                      <a:fillRect/>
+                    </a:stretch>
+                  </pic:blipFill>
+                  <pic:spPr bwMode="auto">
+                    <a:xfrm>
+                      <a:off x="0" y="0"/>
+                      <a:ext cx="5120640" cy="2029548"/>
+                    </a:xfrm>
+                    <a:prstGeom prst="rect">
+                      <a:avLst/>
+                    </a:prstGeom>
+                    <a:noFill/>
+                    <a:ln w="9525">
+                      <a:noFill/>
+                      <a:headEnd/>
+                      <a:tailEnd/>
+                    </a:ln>
+                  </pic:spPr>
+                </pic:pic>
+              </a:graphicData>
+            </a:graphic>
+          </wp:inline>
+        </w:drawing>
+      </w:r>
+    </w:p>
+    <w:p>
+      <w:pPr>
+        <w:pStyle w:val="ImageCaption"/>
+      </w:pPr>
+      <w:r>
+        <w:rPr>
+          <w:rFonts w:hint="eastAsia"/>
+        </w:rPr>
+        <w:t xml:space="preserve">图13</w:t>
+      </w:r>
+      <w:r>
+        <w:t xml:space="preserve"> </w:t>
+      </w:r>
+      <w:r>
+        <w:rPr>
+          <w:rFonts w:hint="eastAsia"/>
+        </w:rPr>
+        <w:t xml:space="preserve">储能容量/功率最优配置</w:t>
+      </w:r>
+    </w:p>
+    <w:bookmarkEnd w:id="94"/>
+    <w:bookmarkStart w:id="98" w:name="光伏预报误差的条件分布与尾部风险"/>
     <w:p>
       <w:pPr>
         <w:pStyle w:val="Heading3"/>
       </w:pPr>
       <w:r>
-        <w:t xml:space="preserve">7.2 </w:t>
-      </w:r>
-      <w:r>
-        <w:rPr>
-          <w:rFonts w:hint="eastAsia"/>
-        </w:rPr>
-        <w:t xml:space="preserve">不足</w:t>
+        <w:t xml:space="preserve">6.8 </w:t>
+      </w:r>
+      <w:r>
+        <w:rPr>
+          <w:rFonts w:hint="eastAsia"/>
+        </w:rPr>
+        <w:t xml:space="preserve">光伏预报误差的条件分布与尾部风险</w:t>
+      </w:r>
+    </w:p>
+    <w:p>
+      <w:pPr>
+        <w:pStyle w:val="FirstParagraph"/>
+      </w:pPr>
+      <w:r>
+        <w:t xml:space="preserve">§6.4 </w:t>
+      </w:r>
+      <w:r>
+        <w:rPr>
+          <w:rFonts w:hint="eastAsia"/>
+        </w:rPr>
+        <w:t xml:space="preserve">指出紧急购电几乎只与预报”高估”相关。本节进一步刻画高估的</w:t>
+      </w:r>
+      <w:r>
+        <w:rPr>
+          <w:rFonts w:hint="eastAsia"/>
+          <w:b/>
+          <w:bCs/>
+        </w:rPr>
+        <w:t xml:space="preserve">条件分布</w:t>
+      </w:r>
+      <w:r>
+        <w:rPr>
+          <w:rFonts w:hint="eastAsia"/>
+        </w:rPr>
+        <w:t xml:space="preserve">：按</w:t>
+      </w:r>
+      <w:r>
+        <w:t xml:space="preserve"> 0:00 </w:t>
+      </w:r>
+      <w:r>
+        <w:rPr>
+          <w:rFonts w:hint="eastAsia"/>
+        </w:rPr>
+        <w:t xml:space="preserve">预报水平分箱，统计误差（预报−实际）的条件均值、标准差与高分位（[图14]）。</w:t>
+      </w:r>
+    </w:p>
+    <w:p>
+      <w:pPr>
+        <w:pStyle w:val="BodyText"/>
+      </w:pPr>
+      <w:r>
+        <w:rPr>
+          <w:rFonts w:hint="eastAsia"/>
+        </w:rPr>
+        <w:t xml:space="preserve">总体误差均值</w:t>
+      </w:r>
+      <w:r>
+        <w:t xml:space="preserve"> </w:t>
+      </w:r>
+      <m:oMath>
+        <m:r>
+          <m:rPr>
+            <m:sty m:val="p"/>
+          </m:rPr>
+          <m:t>−</m:t>
+        </m:r>
+        <m:r>
+          <m:t>29.7</m:t>
+        </m:r>
+      </m:oMath>
+      <w:r>
+        <w:t xml:space="preserve"> </w:t>
+      </w:r>
+      <w:r>
+        <w:rPr>
+          <w:rFonts w:hint="eastAsia"/>
+        </w:rPr>
+        <w:t xml:space="preserve">kW、标准差</w:t>
+      </w:r>
+      <w:r>
+        <w:t xml:space="preserve"> </w:t>
+      </w:r>
+      <m:oMath>
+        <m:r>
+          <m:t>647.6</m:t>
+        </m:r>
+      </m:oMath>
+      <w:r>
+        <w:t xml:space="preserve"> </w:t>
+      </w:r>
+      <w:r>
+        <w:rPr>
+          <w:rFonts w:hint="eastAsia"/>
+        </w:rPr>
+        <w:t xml:space="preserve">kW、偏度</w:t>
+      </w:r>
+      <w:r>
+        <w:t xml:space="preserve"> </w:t>
+      </w:r>
+      <m:oMath>
+        <m:r>
+          <m:rPr>
+            <m:sty m:val="p"/>
+          </m:rPr>
+          <m:t>−</m:t>
+        </m:r>
+        <m:r>
+          <m:t>0.39</m:t>
+        </m:r>
+      </m:oMath>
+      <w:r>
+        <w:rPr>
+          <w:rFonts w:hint="eastAsia"/>
+        </w:rPr>
+        <w:t xml:space="preserve">（轻微左偏）。分箱后呈现清晰的</w:t>
+      </w:r>
+      <w:r>
+        <w:rPr>
+          <w:rFonts w:hint="eastAsia"/>
+          <w:b/>
+          <w:bCs/>
+        </w:rPr>
+        <w:t xml:space="preserve">两段式</w:t>
+      </w:r>
+      <w:r>
+        <w:rPr>
+          <w:rFonts w:hint="eastAsia"/>
+        </w:rPr>
+        <w:t xml:space="preserve">结构：</w:t>
       </w:r>
     </w:p>
     <w:p>
@@ -22134,8 +24221,99 @@
       <w:r>
         <w:rPr>
           <w:rFonts w:hint="eastAsia"/>
-        </w:rPr>
-        <w:t xml:space="preserve">假设负载完全已知，未考虑负载不确定性；实际可对负载也引入随机/鲁棒建模。</w:t>
+          <w:b/>
+          <w:bCs/>
+        </w:rPr>
+        <w:t xml:space="preserve">低预报箱</w:t>
+      </w:r>
+      <w:r>
+        <w:rPr>
+          <w:b/>
+          <w:bCs/>
+        </w:rPr>
+        <w:t xml:space="preserve"> </w:t>
+      </w:r>
+      <m:oMath>
+        <m:r>
+          <m:rPr>
+            <m:sty m:val="p"/>
+          </m:rPr>
+          <m:t>[</m:t>
+        </m:r>
+        <m:r>
+          <m:t>0</m:t>
+        </m:r>
+        <m:r>
+          <m:rPr>
+            <m:sty m:val="p"/>
+          </m:rPr>
+          <m:t>,</m:t>
+        </m:r>
+        <m:r>
+          <m:t>500</m:t>
+        </m:r>
+        <m:r>
+          <m:rPr>
+            <m:sty m:val="p"/>
+          </m:rPr>
+          <m:t>)</m:t>
+        </m:r>
+      </m:oMath>
+      <w:r>
+        <w:rPr>
+          <w:b/>
+          <w:bCs/>
+        </w:rPr>
+        <w:t xml:space="preserve"> </w:t>
+      </w:r>
+      <w:r>
+        <w:rPr>
+          <w:b/>
+          <w:bCs/>
+        </w:rPr>
+        <w:t xml:space="preserve">kW</w:t>
+      </w:r>
+      <w:r>
+        <w:rPr>
+          <w:rFonts w:hint="eastAsia"/>
+        </w:rPr>
+        <w:t xml:space="preserve">（占</w:t>
+      </w:r>
+      <w:r>
+        <w:t xml:space="preserve"> 52.5% </w:t>
+      </w:r>
+      <w:r>
+        <w:rPr>
+          <w:rFonts w:hint="eastAsia"/>
+        </w:rPr>
+        <w:t xml:space="preserve">样本，夜间/清晨）：标准差仅</w:t>
+      </w:r>
+      <w:r>
+        <w:t xml:space="preserve"> 173 </w:t>
+      </w:r>
+      <w:r>
+        <w:rPr>
+          <w:rFonts w:hint="eastAsia"/>
+        </w:rPr>
+        <w:t xml:space="preserve">kW，高估率</w:t>
+      </w:r>
+      <w:r>
+        <w:t xml:space="preserve"> 2.6%、P99 </w:t>
+      </w:r>
+      <w:r>
+        <w:rPr>
+          <w:rFonts w:hint="eastAsia"/>
+        </w:rPr>
+        <w:t xml:space="preserve">高估</w:t>
+      </w:r>
+      <w:r>
+        <w:t xml:space="preserve"> 192 </w:t>
+      </w:r>
+      <w:r>
+        <w:rPr>
+          <w:rFonts w:hint="eastAsia"/>
+        </w:rPr>
+        <w:t xml:space="preserve">kW——尾部风险几乎为零；</w:t>
       </w:r>
     </w:p>
     <w:p>
@@ -22149,8 +24327,81 @@
       <w:r>
         <w:rPr>
           <w:rFonts w:hint="eastAsia"/>
-        </w:rPr>
-        <w:t xml:space="preserve">光伏预报误差以确定性均值（附件三直接给出）处理，未建立误差的概率分布，未做随机规划或机会约束。</w:t>
+          <w:b/>
+          <w:bCs/>
+        </w:rPr>
+        <w:t xml:space="preserve">昼间箱</w:t>
+      </w:r>
+      <w:r>
+        <w:rPr>
+          <w:b/>
+          <w:bCs/>
+        </w:rPr>
+        <w:t xml:space="preserve"> </w:t>
+      </w:r>
+      <m:oMath>
+        <m:r>
+          <m:rPr>
+            <m:sty m:val="p"/>
+          </m:rPr>
+          <m:t>[</m:t>
+        </m:r>
+        <m:r>
+          <m:t>500</m:t>
+        </m:r>
+        <m:r>
+          <m:rPr>
+            <m:sty m:val="p"/>
+          </m:rPr>
+          <m:t>,</m:t>
+        </m:r>
+        <m:r>
+          <m:t>8000</m:t>
+        </m:r>
+        <m:r>
+          <m:rPr>
+            <m:sty m:val="p"/>
+          </m:rPr>
+          <m:t>)</m:t>
+        </m:r>
+      </m:oMath>
+      <w:r>
+        <w:rPr>
+          <w:b/>
+          <w:bCs/>
+        </w:rPr>
+        <w:t xml:space="preserve"> </w:t>
+      </w:r>
+      <w:r>
+        <w:rPr>
+          <w:b/>
+          <w:bCs/>
+        </w:rPr>
+        <w:t xml:space="preserve">kW</w:t>
+      </w:r>
+      <w:r>
+        <w:rPr>
+          <w:rFonts w:hint="eastAsia"/>
+        </w:rPr>
+        <w:t xml:space="preserve">：标准差稳定在</w:t>
+      </w:r>
+      <w:r>
+        <w:t xml:space="preserve"> 850–1000 </w:t>
+      </w:r>
+      <w:r>
+        <w:rPr>
+          <w:rFonts w:hint="eastAsia"/>
+        </w:rPr>
+        <w:t xml:space="preserve">kW（近似同方差），高估率约</w:t>
+      </w:r>
+      <w:r>
+        <w:t xml:space="preserve"> </w:t>
+      </w:r>
+      <w:r>
+        <w:rPr>
+          <w:rFonts w:hint="eastAsia"/>
+        </w:rPr>
+        <w:t xml:space="preserve">45–50%，构成中等幅度的”常规高估”；</w:t>
       </w:r>
     </w:p>
     <w:p>
@@ -22164,111 +24415,280 @@
       <w:r>
         <w:rPr>
           <w:rFonts w:hint="eastAsia"/>
-        </w:rPr>
-        <w:t xml:space="preserve">未考虑储能老化成本与循环寿命对充放电策略的约束。</w:t>
+          <w:b/>
+          <w:bCs/>
+        </w:rPr>
+        <w:t xml:space="preserve">极端高预报箱</w:t>
+      </w:r>
+      <w:r>
+        <w:rPr>
+          <w:b/>
+          <w:bCs/>
+        </w:rPr>
+        <w:t xml:space="preserve"> </w:t>
+      </w:r>
+      <m:oMath>
+        <m:r>
+          <m:rPr>
+            <m:sty m:val="p"/>
+          </m:rPr>
+          <m:t>[</m:t>
+        </m:r>
+        <m:r>
+          <m:t>8000</m:t>
+        </m:r>
+        <m:r>
+          <m:rPr>
+            <m:sty m:val="p"/>
+          </m:rPr>
+          <m:t>,</m:t>
+        </m:r>
+        <m:r>
+          <m:rPr>
+            <m:sty m:val="p"/>
+          </m:rPr>
+          <m:t>+</m:t>
+        </m:r>
+        <m:r>
+          <m:rPr>
+            <m:sty m:val="p"/>
+          </m:rPr>
+          <m:t>∞</m:t>
+        </m:r>
+        <m:r>
+          <m:rPr>
+            <m:sty m:val="p"/>
+          </m:rPr>
+          <m:t>)</m:t>
+        </m:r>
+      </m:oMath>
+      <w:r>
+        <w:rPr>
+          <w:b/>
+          <w:bCs/>
+        </w:rPr>
+        <w:t xml:space="preserve"> </w:t>
+      </w:r>
+      <w:r>
+        <w:rPr>
+          <w:b/>
+          <w:bCs/>
+        </w:rPr>
+        <w:t xml:space="preserve">kW</w:t>
+      </w:r>
+      <w:r>
+        <w:rPr>
+          <w:rFonts w:hint="eastAsia"/>
+        </w:rPr>
+        <w:t xml:space="preserve">（占</w:t>
+      </w:r>
+      <w:r>
+        <w:t xml:space="preserve"> 5.4% </w:t>
+      </w:r>
+      <w:r>
+        <w:rPr>
+          <w:rFonts w:hint="eastAsia"/>
+        </w:rPr>
+        <w:t xml:space="preserve">样本）：误差均值</w:t>
+      </w:r>
+      <w:r>
+        <w:t xml:space="preserve"> </w:t>
+      </w:r>
+      <w:r>
+        <w:rPr>
+          <w:b/>
+          <w:bCs/>
+        </w:rPr>
+        <w:t xml:space="preserve">+522 kW</w:t>
+      </w:r>
+      <w:r>
+        <w:rPr>
+          <w:rFonts w:hint="eastAsia"/>
+        </w:rPr>
+        <w:t xml:space="preserve">（系统性偏高）、高估率</w:t>
+      </w:r>
+      <w:r>
+        <w:t xml:space="preserve"> </w:t>
+      </w:r>
+      <w:r>
+        <w:rPr>
+          <w:b/>
+          <w:bCs/>
+        </w:rPr>
+        <w:t xml:space="preserve">78.2%</w:t>
+      </w:r>
+      <w:r>
+        <w:t xml:space="preserve">、P90/P99 </w:t>
+      </w:r>
+      <w:r>
+        <w:rPr>
+          <w:rFonts w:hint="eastAsia"/>
+        </w:rPr>
+        <w:t xml:space="preserve">高估达</w:t>
+      </w:r>
+      <w:r>
+        <w:t xml:space="preserve"> 1411/2096 </w:t>
+      </w:r>
+      <w:r>
+        <w:rPr>
+          <w:rFonts w:hint="eastAsia"/>
+        </w:rPr>
+        <w:t xml:space="preserve">kW——预报在极高水平下几乎必然高估，构成罕见而大幅的尾部风险，是紧急购电峰值的直接来源。</w:t>
       </w:r>
     </w:p>
     <w:p>
       <w:pPr>
-        <w:pStyle w:val="Compact"/>
-        <w:numPr>
-          <w:ilvl w:val="0"/>
-          <w:numId w:val="1006"/>
-        </w:numPr>
+        <w:pStyle w:val="FirstParagraph"/>
       </w:pPr>
       <w:r>
         <w:rPr>
           <w:rFonts w:hint="eastAsia"/>
         </w:rPr>
-        <w:t xml:space="preserve">问题三的滚动调整以</w:t>
-      </w:r>
-      <w:r>
-        <w:t xml:space="preserve"> 0:00 </w:t>
-      </w:r>
-      <w:r>
-        <w:rPr>
-          <w:rFonts w:hint="eastAsia"/>
-        </w:rPr>
-        <w:t xml:space="preserve">预报下的”计划储电量”作为</w:t>
-      </w:r>
-      <w:r>
-        <w:t xml:space="preserve"> 6:00 </w:t>
-      </w:r>
-      <w:r>
-        <w:rPr>
-          <w:rFonts w:hint="eastAsia"/>
-        </w:rPr>
-        <w:t xml:space="preserve">再优化的初始储电量，而非</w:t>
-      </w:r>
-      <w:r>
-        <w:t xml:space="preserve"> 0:00–6:00 </w:t>
-      </w:r>
-      <w:r>
-        <w:rPr>
-          <w:rFonts w:hint="eastAsia"/>
-        </w:rPr>
-        <w:t xml:space="preserve">实际光伏驱动下的”实际储电量”——该偏差统一交由</w:t>
-      </w:r>
-      <w:r>
-        <w:t xml:space="preserve"> 5 </w:t>
-      </w:r>
-      <w:r>
-        <w:rPr>
-          <w:rFonts w:hint="eastAsia"/>
-        </w:rPr>
-        <w:t xml:space="preserve">倍紧急购电兜底，属”预报驱动”滚动而非严格意义的状态反馈</w:t>
-      </w:r>
-      <w:r>
-        <w:t xml:space="preserve"> MPC。</w:t>
+        <w:t xml:space="preserve">结论：紧急购电的尾部风险来自两条渠道——昼间约半数时段的常规高估，与极端高预报下的系统性大幅高估；后者”高估率</w:t>
+      </w:r>
+      <w:r>
+        <w:t xml:space="preserve"> </w:t>
+      </w:r>
+      <w:r>
+        <w:rPr>
+          <w:rFonts w:hint="eastAsia"/>
+        </w:rPr>
+        <w:t xml:space="preserve">78.2%、均值</w:t>
+      </w:r>
+      <w:r>
+        <w:t xml:space="preserve"> +522 </w:t>
+      </w:r>
+      <w:r>
+        <w:rPr>
+          <w:rFonts w:hint="eastAsia"/>
+        </w:rPr>
+        <w:t xml:space="preserve">kW”说明</w:t>
+      </w:r>
+      <w:r>
+        <w:rPr>
+          <w:rFonts w:hint="eastAsia"/>
+          <w:b/>
+          <w:bCs/>
+        </w:rPr>
+        <w:t xml:space="preserve">修正预报的偏乐观偏差（尤其峰值段）比单纯降方差更能削减尾部风险</w:t>
+      </w:r>
+      <w:r>
+        <w:rPr>
+          <w:rFonts w:hint="eastAsia"/>
+        </w:rPr>
+        <w:t xml:space="preserve">，与</w:t>
+      </w:r>
+      <w:r>
+        <w:t xml:space="preserve"> §6.4 </w:t>
+      </w:r>
+      <w:r>
+        <w:rPr>
+          <w:rFonts w:hint="eastAsia"/>
+        </w:rPr>
+        <w:t xml:space="preserve">的机理互相印证。</w:t>
       </w:r>
     </w:p>
     <w:p>
       <w:pPr>
-        <w:pStyle w:val="Compact"/>
-        <w:numPr>
-          <w:ilvl w:val="0"/>
-          <w:numId w:val="1006"/>
-        </w:numPr>
+        <w:pStyle w:val="CaptionedFigure"/>
       </w:pPr>
       <w:r>
-        <w:rPr>
-          <w:rFonts w:hint="eastAsia"/>
-        </w:rPr>
-        <w:t xml:space="preserve">滚动阶段仅利用当日剩余时段的预报，未把次日</w:t>
-      </w:r>
-      <w:r>
-        <w:t xml:space="preserve"> 24 </w:t>
-      </w:r>
-      <w:r>
-        <w:rPr>
-          <w:rFonts w:hint="eastAsia"/>
-        </w:rPr>
-        <w:t xml:space="preserve">小时完整预报窗口纳入同一滚动优化；跨日能量搬移已由全年连续储能的全局</w:t>
-      </w:r>
-      <w:r>
-        <w:t xml:space="preserve"> LP </w:t>
-      </w:r>
-      <w:r>
-        <w:rPr>
-          <w:rFonts w:hint="eastAsia"/>
-        </w:rPr>
-        <w:t xml:space="preserve">承担，滚动层仅做日内校正，未再向前看一天。</w:t>
+        <w:drawing>
+          <wp:inline>
+            <wp:extent cx="5013960" cy="1925731"/>
+            <wp:effectExtent b="0" l="0" r="0" t="0"/>
+            <wp:docPr descr="图14 光伏预报误差的条件分布" title="" id="96" name="Picture"/>
+            <a:graphic>
+              <a:graphicData uri="http://schemas.openxmlformats.org/drawingml/2006/picture">
+                <pic:pic>
+                  <pic:nvPicPr>
+                    <pic:cNvPr descr="figures/fig_误差条件分布.png" id="97" name="Picture"/>
+                    <pic:cNvPicPr>
+                      <a:picLocks noChangeArrowheads="1" noChangeAspect="1"/>
+                    </pic:cNvPicPr>
+                  </pic:nvPicPr>
+                  <pic:blipFill>
+                    <a:blip r:embed="rId95"/>
+                    <a:stretch>
+                      <a:fillRect/>
+                    </a:stretch>
+                  </pic:blipFill>
+                  <pic:spPr bwMode="auto">
+                    <a:xfrm>
+                      <a:off x="0" y="0"/>
+                      <a:ext cx="5013960" cy="1925731"/>
+                    </a:xfrm>
+                    <a:prstGeom prst="rect">
+                      <a:avLst/>
+                    </a:prstGeom>
+                    <a:noFill/>
+                    <a:ln w="9525">
+                      <a:noFill/>
+                      <a:headEnd/>
+                      <a:tailEnd/>
+                    </a:ln>
+                  </pic:spPr>
+                </pic:pic>
+              </a:graphicData>
+            </a:graphic>
+          </wp:inline>
+        </w:drawing>
       </w:r>
     </w:p>
-    <w:bookmarkEnd w:id="89"/>
-    <w:bookmarkStart w:id="90" w:name="推广"/>
+    <w:p>
+      <w:pPr>
+        <w:pStyle w:val="ImageCaption"/>
+      </w:pPr>
+      <w:r>
+        <w:rPr>
+          <w:rFonts w:hint="eastAsia"/>
+        </w:rPr>
+        <w:t xml:space="preserve">图14</w:t>
+      </w:r>
+      <w:r>
+        <w:t xml:space="preserve"> </w:t>
+      </w:r>
+      <w:r>
+        <w:rPr>
+          <w:rFonts w:hint="eastAsia"/>
+        </w:rPr>
+        <w:t xml:space="preserve">光伏预报误差的条件分布</w:t>
+      </w:r>
+    </w:p>
+    <w:p>
+      <w:r>
+        <w:pict>
+          <v:rect style="width:0;height:1.5pt" o:hralign="center" o:hrstd="t" o:hr="t"/>
+        </w:pict>
+      </w:r>
+    </w:p>
+    <w:bookmarkEnd w:id="98"/>
+    <w:bookmarkEnd w:id="99"/>
+    <w:bookmarkStart w:id="103" w:name="七模型评价与推广"/>
+    <w:p>
+      <w:pPr>
+        <w:pStyle w:val="Heading2"/>
+      </w:pPr>
+      <w:r>
+        <w:rPr>
+          <w:rFonts w:hint="eastAsia"/>
+        </w:rPr>
+        <w:t xml:space="preserve">七、模型评价与推广</w:t>
+      </w:r>
+    </w:p>
+    <w:bookmarkStart w:id="100" w:name="优点"/>
     <w:p>
       <w:pPr>
         <w:pStyle w:val="Heading3"/>
       </w:pPr>
       <w:r>
-        <w:t xml:space="preserve">7.3 </w:t>
-      </w:r>
-      <w:r>
-        <w:rPr>
-          <w:rFonts w:hint="eastAsia"/>
-        </w:rPr>
-        <w:t xml:space="preserve">推广</w:t>
+        <w:t xml:space="preserve">7.1 </w:t>
+      </w:r>
+      <w:r>
+        <w:rPr>
+          <w:rFonts w:hint="eastAsia"/>
+        </w:rPr>
+        <w:t xml:space="preserve">优点</w:t>
       </w:r>
     </w:p>
     <w:p>
@@ -22282,35 +24702,17 @@
       <w:r>
         <w:rPr>
           <w:rFonts w:hint="eastAsia"/>
-        </w:rPr>
-        <w:t xml:space="preserve">可将确定性</w:t>
-      </w:r>
-      <w:r>
-        <w:t xml:space="preserve"> LP </w:t>
-      </w:r>
-      <w:r>
-        <w:rPr>
-          <w:rFonts w:hint="eastAsia"/>
-        </w:rPr>
-        <w:t xml:space="preserve">推广为</w:t>
-      </w:r>
-      <w:r>
-        <w:t xml:space="preserve"> </w:t>
-      </w:r>
-      <w:r>
-        <w:rPr>
-          <w:rFonts w:hint="eastAsia"/>
           <w:b/>
           <w:bCs/>
         </w:rPr>
-        <w:t xml:space="preserve">随机规划</w:t>
+        <w:t xml:space="preserve">统一</w:t>
       </w:r>
       <w:r>
         <w:rPr>
           <w:b/>
           <w:bCs/>
         </w:rPr>
-        <w:t xml:space="preserve"> / </w:t>
+        <w:t xml:space="preserve"> LP </w:t>
       </w:r>
       <w:r>
         <w:rPr>
@@ -22318,13 +24720,13 @@
           <w:b/>
           <w:bCs/>
         </w:rPr>
-        <w:t xml:space="preserve">鲁棒优化</w:t>
-      </w:r>
-      <w:r>
-        <w:rPr>
-          <w:rFonts w:hint="eastAsia"/>
-        </w:rPr>
-        <w:t xml:space="preserve">，显式建模光伏不确定性。</w:t>
+        <w:t xml:space="preserve">框架</w:t>
+      </w:r>
+      <w:r>
+        <w:rPr>
+          <w:rFonts w:hint="eastAsia"/>
+        </w:rPr>
+        <w:t xml:space="preserve">：四个问题共用同一套变量与约束，模型可复用、可扩展，且用单纯形法得到精确全局最优解，无近似误差。</w:t>
       </w:r>
     </w:p>
     <w:p>
@@ -22338,40 +24740,34 @@
       <w:r>
         <w:rPr>
           <w:rFonts w:hint="eastAsia"/>
-        </w:rPr>
-        <w:t xml:space="preserve">可引入</w:t>
-      </w:r>
-      <w:r>
-        <w:t xml:space="preserve"> </w:t>
-      </w:r>
-      <w:r>
-        <w:rPr>
-          <w:rFonts w:hint="eastAsia"/>
           <w:b/>
           <w:bCs/>
         </w:rPr>
-        <w:t xml:space="preserve">实时（10</w:t>
-      </w:r>
-      <w:r>
-        <w:rPr>
-          <w:b/>
-          <w:bCs/>
-        </w:rPr>
-        <w:t xml:space="preserve"> </w:t>
-      </w:r>
-      <w:r>
-        <w:rPr>
-          <w:rFonts w:hint="eastAsia"/>
-          <w:b/>
-          <w:bCs/>
-        </w:rPr>
-        <w:t xml:space="preserve">分钟）滚动校正</w:t>
-      </w:r>
-      <w:r>
-        <w:rPr>
-          <w:rFonts w:hint="eastAsia"/>
-        </w:rPr>
-        <w:t xml:space="preserve">，进一步缩短决策时滞。</w:t>
+        <w:t xml:space="preserve">两阶段鲁棒建模</w:t>
+      </w:r>
+      <w:r>
+        <w:rPr>
+          <w:rFonts w:hint="eastAsia"/>
+        </w:rPr>
+        <w:t xml:space="preserve">：把</w:t>
+      </w:r>
+      <w:r>
+        <w:t xml:space="preserve"> </w:t>
+      </w:r>
+      <w:r>
+        <w:rPr>
+          <w:rFonts w:hint="eastAsia"/>
+        </w:rPr>
+        <w:t xml:space="preserve">“预报→计划→揭晓→重调度→紧急购电”</w:t>
+      </w:r>
+      <w:r>
+        <w:t xml:space="preserve"> </w:t>
+      </w:r>
+      <w:r>
+        <w:rPr>
+          <w:rFonts w:hint="eastAsia"/>
+        </w:rPr>
+        <w:t xml:space="preserve">的真实决策流程刻画清楚，紧急购电量有明确物理含义。</w:t>
       </w:r>
     </w:p>
     <w:p>
@@ -22385,34 +24781,62 @@
       <w:r>
         <w:rPr>
           <w:rFonts w:hint="eastAsia"/>
-        </w:rPr>
-        <w:t xml:space="preserve">可将单年模型拓展为</w:t>
-      </w:r>
-      <w:r>
-        <w:t xml:space="preserve"> </w:t>
-      </w:r>
-      <w:r>
-        <w:rPr>
-          <w:rFonts w:hint="eastAsia"/>
           <w:b/>
           <w:bCs/>
         </w:rPr>
-        <w:t xml:space="preserve">多年度连续运行模型</w:t>
-      </w:r>
-      <w:r>
-        <w:rPr>
-          <w:rFonts w:hint="eastAsia"/>
-        </w:rPr>
-        <w:t xml:space="preserve">（见</w:t>
-      </w:r>
-      <w:r>
-        <w:t xml:space="preserve"> </w:t>
-      </w:r>
-      <w:r>
-        <w:rPr>
-          <w:rFonts w:hint="eastAsia"/>
-        </w:rPr>
-        <w:t xml:space="preserve">§5.5），评估储能长期稳态与首末边界条件的长期经济影响。</w:t>
+        <w:t xml:space="preserve">关键机理提炼</w:t>
+      </w:r>
+      <w:r>
+        <w:rPr>
+          <w:rFonts w:hint="eastAsia"/>
+        </w:rPr>
+        <w:t xml:space="preserve">：揭示了</w:t>
+      </w:r>
+      <w:r>
+        <w:t xml:space="preserve"> </w:t>
+      </w:r>
+      <w:r>
+        <w:rPr>
+          <w:rFonts w:hint="eastAsia"/>
+        </w:rPr>
+        <w:t xml:space="preserve">“下调恒为</w:t>
+      </w:r>
+      <w:r>
+        <w:t xml:space="preserve"> 0”</w:t>
+      </w:r>
+      <w:r>
+        <w:rPr>
+          <w:rFonts w:hint="eastAsia"/>
+        </w:rPr>
+        <w:t xml:space="preserve">“跨日套利仅约</w:t>
+      </w:r>
+      <w:r>
+        <w:t xml:space="preserve"> 0.4%”</w:t>
+      </w:r>
+      <w:r>
+        <w:t xml:space="preserve"> </w:t>
+      </w:r>
+      <w:r>
+        <w:rPr>
+          <w:rFonts w:hint="eastAsia"/>
+        </w:rPr>
+        <w:t xml:space="preserve">等反直觉但可解释的结论。</w:t>
+      </w:r>
+    </w:p>
+    <w:bookmarkEnd w:id="100"/>
+    <w:bookmarkStart w:id="101" w:name="不足"/>
+    <w:p>
+      <w:pPr>
+        <w:pStyle w:val="Heading3"/>
+      </w:pPr>
+      <w:r>
+        <w:t xml:space="preserve">7.2 </w:t>
+      </w:r>
+      <w:r>
+        <w:rPr>
+          <w:rFonts w:hint="eastAsia"/>
+        </w:rPr>
+        <w:t xml:space="preserve">不足</w:t>
       </w:r>
     </w:p>
     <w:p>
@@ -22420,7 +24844,323 @@
         <w:pStyle w:val="Compact"/>
         <w:numPr>
           <w:ilvl w:val="0"/>
-          <w:numId w:val="1007"/>
+          <w:numId w:val="1008"/>
+        </w:numPr>
+      </w:pPr>
+      <w:r>
+        <w:rPr>
+          <w:rFonts w:hint="eastAsia"/>
+        </w:rPr>
+        <w:t xml:space="preserve">假设负载完全已知，未考虑负载不确定性；实际可对负载也引入随机/鲁棒建模。</w:t>
+      </w:r>
+    </w:p>
+    <w:p>
+      <w:pPr>
+        <w:pStyle w:val="Compact"/>
+        <w:numPr>
+          <w:ilvl w:val="0"/>
+          <w:numId w:val="1008"/>
+        </w:numPr>
+      </w:pPr>
+      <w:r>
+        <w:rPr>
+          <w:rFonts w:hint="eastAsia"/>
+        </w:rPr>
+        <w:t xml:space="preserve">光伏预报误差以确定性均值（附件三直接给出）处理，未建立误差的概率分布，未做随机规划或机会约束。</w:t>
+      </w:r>
+    </w:p>
+    <w:p>
+      <w:pPr>
+        <w:pStyle w:val="Compact"/>
+        <w:numPr>
+          <w:ilvl w:val="0"/>
+          <w:numId w:val="1008"/>
+        </w:numPr>
+      </w:pPr>
+      <w:r>
+        <w:rPr>
+          <w:rFonts w:hint="eastAsia"/>
+        </w:rPr>
+        <w:t xml:space="preserve">未考虑储能老化成本与循环寿命对充放电策略的约束。</w:t>
+      </w:r>
+    </w:p>
+    <w:p>
+      <w:pPr>
+        <w:pStyle w:val="Compact"/>
+        <w:numPr>
+          <w:ilvl w:val="0"/>
+          <w:numId w:val="1008"/>
+        </w:numPr>
+      </w:pPr>
+      <w:r>
+        <w:rPr>
+          <w:rFonts w:hint="eastAsia"/>
+        </w:rPr>
+        <w:t xml:space="preserve">问题三的滚动调整以</w:t>
+      </w:r>
+      <w:r>
+        <w:t xml:space="preserve"> 0:00 </w:t>
+      </w:r>
+      <w:r>
+        <w:rPr>
+          <w:rFonts w:hint="eastAsia"/>
+        </w:rPr>
+        <w:t xml:space="preserve">预报下的”计划储电量”作为</w:t>
+      </w:r>
+      <w:r>
+        <w:t xml:space="preserve"> 6:00 </w:t>
+      </w:r>
+      <w:r>
+        <w:rPr>
+          <w:rFonts w:hint="eastAsia"/>
+        </w:rPr>
+        <w:t xml:space="preserve">再优化的初始储电量，而非</w:t>
+      </w:r>
+      <w:r>
+        <w:t xml:space="preserve"> 0:00–6:00 </w:t>
+      </w:r>
+      <w:r>
+        <w:rPr>
+          <w:rFonts w:hint="eastAsia"/>
+        </w:rPr>
+        <w:t xml:space="preserve">实际光伏驱动下的”实际储电量”——该偏差统一交由</w:t>
+      </w:r>
+      <w:r>
+        <w:t xml:space="preserve"> 5 </w:t>
+      </w:r>
+      <w:r>
+        <w:rPr>
+          <w:rFonts w:hint="eastAsia"/>
+        </w:rPr>
+        <w:t xml:space="preserve">倍紧急购电兜底，属”预报驱动”滚动而非严格意义的状态反馈</w:t>
+      </w:r>
+      <w:r>
+        <w:t xml:space="preserve"> </w:t>
+      </w:r>
+      <w:r>
+        <w:rPr>
+          <w:rFonts w:hint="eastAsia"/>
+        </w:rPr>
+        <w:t xml:space="preserve">MPC；§6.6</w:t>
+      </w:r>
+      <w:r>
+        <w:t xml:space="preserve"> </w:t>
+      </w:r>
+      <w:r>
+        <w:rPr>
+          <w:rFonts w:hint="eastAsia"/>
+        </w:rPr>
+        <w:t xml:space="preserve">已用因果实际储电量做状态反馈验证，二者总费差异仅</w:t>
+      </w:r>
+      <w:r>
+        <w:t xml:space="preserve"> </w:t>
+      </w:r>
+      <w:r>
+        <w:rPr>
+          <w:rFonts w:hint="eastAsia"/>
+        </w:rPr>
+        <w:t xml:space="preserve">0.048%，故该简化影响可忽略。</w:t>
+      </w:r>
+    </w:p>
+    <w:p>
+      <w:pPr>
+        <w:pStyle w:val="Compact"/>
+        <w:numPr>
+          <w:ilvl w:val="0"/>
+          <w:numId w:val="1008"/>
+        </w:numPr>
+      </w:pPr>
+      <w:r>
+        <w:rPr>
+          <w:rFonts w:hint="eastAsia"/>
+        </w:rPr>
+        <w:t xml:space="preserve">滚动阶段仅利用当日剩余时段的预报，未把次日</w:t>
+      </w:r>
+      <w:r>
+        <w:t xml:space="preserve"> 24 </w:t>
+      </w:r>
+      <w:r>
+        <w:rPr>
+          <w:rFonts w:hint="eastAsia"/>
+        </w:rPr>
+        <w:t xml:space="preserve">小时完整预报窗口纳入同一滚动优化；跨日能量搬移已由全年连续储能的全局</w:t>
+      </w:r>
+      <w:r>
+        <w:t xml:space="preserve"> LP </w:t>
+      </w:r>
+      <w:r>
+        <w:rPr>
+          <w:rFonts w:hint="eastAsia"/>
+        </w:rPr>
+        <w:t xml:space="preserve">承担，滚动层仅做日内校正，未再向前看一天。</w:t>
+      </w:r>
+    </w:p>
+    <w:bookmarkEnd w:id="101"/>
+    <w:bookmarkStart w:id="102" w:name="推广"/>
+    <w:p>
+      <w:pPr>
+        <w:pStyle w:val="Heading3"/>
+      </w:pPr>
+      <w:r>
+        <w:t xml:space="preserve">7.3 </w:t>
+      </w:r>
+      <w:r>
+        <w:rPr>
+          <w:rFonts w:hint="eastAsia"/>
+        </w:rPr>
+        <w:t xml:space="preserve">推广</w:t>
+      </w:r>
+    </w:p>
+    <w:p>
+      <w:pPr>
+        <w:pStyle w:val="Compact"/>
+        <w:numPr>
+          <w:ilvl w:val="0"/>
+          <w:numId w:val="1009"/>
+        </w:numPr>
+      </w:pPr>
+      <w:r>
+        <w:rPr>
+          <w:rFonts w:hint="eastAsia"/>
+        </w:rPr>
+        <w:t xml:space="preserve">可将确定性</w:t>
+      </w:r>
+      <w:r>
+        <w:t xml:space="preserve"> LP </w:t>
+      </w:r>
+      <w:r>
+        <w:rPr>
+          <w:rFonts w:hint="eastAsia"/>
+        </w:rPr>
+        <w:t xml:space="preserve">推广为</w:t>
+      </w:r>
+      <w:r>
+        <w:t xml:space="preserve"> </w:t>
+      </w:r>
+      <w:r>
+        <w:rPr>
+          <w:rFonts w:hint="eastAsia"/>
+          <w:b/>
+          <w:bCs/>
+        </w:rPr>
+        <w:t xml:space="preserve">随机规划</w:t>
+      </w:r>
+      <w:r>
+        <w:rPr>
+          <w:b/>
+          <w:bCs/>
+        </w:rPr>
+        <w:t xml:space="preserve"> / </w:t>
+      </w:r>
+      <w:r>
+        <w:rPr>
+          <w:rFonts w:hint="eastAsia"/>
+          <w:b/>
+          <w:bCs/>
+        </w:rPr>
+        <w:t xml:space="preserve">鲁棒优化</w:t>
+      </w:r>
+      <w:r>
+        <w:rPr>
+          <w:rFonts w:hint="eastAsia"/>
+        </w:rPr>
+        <w:t xml:space="preserve">，显式建模光伏不确定性。</w:t>
+      </w:r>
+    </w:p>
+    <w:p>
+      <w:pPr>
+        <w:pStyle w:val="Compact"/>
+        <w:numPr>
+          <w:ilvl w:val="0"/>
+          <w:numId w:val="1009"/>
+        </w:numPr>
+      </w:pPr>
+      <w:r>
+        <w:rPr>
+          <w:rFonts w:hint="eastAsia"/>
+        </w:rPr>
+        <w:t xml:space="preserve">可引入</w:t>
+      </w:r>
+      <w:r>
+        <w:t xml:space="preserve"> </w:t>
+      </w:r>
+      <w:r>
+        <w:rPr>
+          <w:rFonts w:hint="eastAsia"/>
+          <w:b/>
+          <w:bCs/>
+        </w:rPr>
+        <w:t xml:space="preserve">实时（10</w:t>
+      </w:r>
+      <w:r>
+        <w:rPr>
+          <w:b/>
+          <w:bCs/>
+        </w:rPr>
+        <w:t xml:space="preserve"> </w:t>
+      </w:r>
+      <w:r>
+        <w:rPr>
+          <w:rFonts w:hint="eastAsia"/>
+          <w:b/>
+          <w:bCs/>
+        </w:rPr>
+        <w:t xml:space="preserve">分钟）滚动校正</w:t>
+      </w:r>
+      <w:r>
+        <w:rPr>
+          <w:rFonts w:hint="eastAsia"/>
+        </w:rPr>
+        <w:t xml:space="preserve">，进一步缩短决策时滞。</w:t>
+      </w:r>
+    </w:p>
+    <w:p>
+      <w:pPr>
+        <w:pStyle w:val="Compact"/>
+        <w:numPr>
+          <w:ilvl w:val="0"/>
+          <w:numId w:val="1009"/>
+        </w:numPr>
+      </w:pPr>
+      <w:r>
+        <w:rPr>
+          <w:rFonts w:hint="eastAsia"/>
+        </w:rPr>
+        <w:t xml:space="preserve">可将单年模型拓展为</w:t>
+      </w:r>
+      <w:r>
+        <w:t xml:space="preserve"> </w:t>
+      </w:r>
+      <w:r>
+        <w:rPr>
+          <w:rFonts w:hint="eastAsia"/>
+          <w:b/>
+          <w:bCs/>
+        </w:rPr>
+        <w:t xml:space="preserve">多年度连续运行模型</w:t>
+      </w:r>
+      <w:r>
+        <w:rPr>
+          <w:rFonts w:hint="eastAsia"/>
+        </w:rPr>
+        <w:t xml:space="preserve">（见</w:t>
+      </w:r>
+      <w:r>
+        <w:t xml:space="preserve"> </w:t>
+      </w:r>
+      <w:r>
+        <w:rPr>
+          <w:rFonts w:hint="eastAsia"/>
+        </w:rPr>
+        <w:t xml:space="preserve">§5.5），评估储能长期稳态与首末边界条件的长期经济影响。</w:t>
+      </w:r>
+    </w:p>
+    <w:p>
+      <w:pPr>
+        <w:pStyle w:val="Compact"/>
+        <w:numPr>
+          <w:ilvl w:val="0"/>
+          <w:numId w:val="1009"/>
         </w:numPr>
       </w:pPr>
       <w:r>
@@ -22437,9 +25177,9 @@
         </w:pict>
       </w:r>
     </w:p>
-    <w:bookmarkEnd w:id="90"/>
-    <w:bookmarkEnd w:id="91"/>
-    <w:bookmarkStart w:id="92" w:name="八参考文献"/>
+    <w:bookmarkEnd w:id="102"/>
+    <w:bookmarkEnd w:id="103"/>
+    <w:bookmarkStart w:id="104" w:name="八参考文献"/>
     <w:p>
       <w:pPr>
         <w:pStyle w:val="Heading2"/>
@@ -22642,8 +25382,8 @@
         </w:pict>
       </w:r>
     </w:p>
-    <w:bookmarkEnd w:id="92"/>
-    <w:bookmarkStart w:id="93" w:name="附录-a-求解代码结构"/>
+    <w:bookmarkEnd w:id="104"/>
+    <w:bookmarkStart w:id="105" w:name="附录-a-求解代码结构"/>
     <w:p>
       <w:pPr>
         <w:pStyle w:val="Heading2"/>
@@ -23366,6 +26106,150 @@
                 <w:rFonts w:hint="eastAsia"/>
               </w:rPr>
               <w:t xml:space="preserve">、[图10]、[图11]</w:t>
+            </w:r>
+          </w:p>
+        </w:tc>
+      </w:tr>
+      <w:tr>
+        <w:tc>
+          <w:tcPr/>
+          <w:p>
+            <w:pPr>
+              <w:pStyle w:val="Compact"/>
+            </w:pPr>
+            <w:r>
+              <w:rPr>
+                <w:rStyle w:val="VerbatimChar"/>
+              </w:rPr>
+              <w:t xml:space="preserve">analyze_rolling.py</w:t>
+            </w:r>
+          </w:p>
+        </w:tc>
+        <w:tc>
+          <w:tcPr/>
+          <w:p>
+            <w:pPr>
+              <w:pStyle w:val="Compact"/>
+            </w:pPr>
+            <w:r>
+              <w:rPr>
+                <w:rFonts w:hint="eastAsia"/>
+              </w:rPr>
+              <w:t xml:space="preserve">预报时刻边际价值</w:t>
+            </w:r>
+            <w:r>
+              <w:t xml:space="preserve"> + </w:t>
+            </w:r>
+            <w:r>
+              <w:rPr>
+                <w:rFonts w:hint="eastAsia"/>
+              </w:rPr>
+              <w:t xml:space="preserve">状态反馈</w:t>
+            </w:r>
+            <w:r>
+              <w:t xml:space="preserve"> MPC </w:t>
+            </w:r>
+            <w:r>
+              <w:rPr>
+                <w:rFonts w:hint="eastAsia"/>
+              </w:rPr>
+              <w:t xml:space="preserve">验证，</w:t>
+            </w:r>
+            <w:r>
+              <w:rPr>
+                <w:rStyle w:val="VerbatimChar"/>
+              </w:rPr>
+              <w:t xml:space="preserve">_rolling_summary.txt</w:t>
+            </w:r>
+            <w:r>
+              <w:rPr>
+                <w:rFonts w:hint="eastAsia"/>
+              </w:rPr>
+              <w:t xml:space="preserve">、[图12]</w:t>
+            </w:r>
+          </w:p>
+        </w:tc>
+      </w:tr>
+      <w:tr>
+        <w:tc>
+          <w:tcPr/>
+          <w:p>
+            <w:pPr>
+              <w:pStyle w:val="Compact"/>
+            </w:pPr>
+            <w:r>
+              <w:rPr>
+                <w:rStyle w:val="VerbatimChar"/>
+              </w:rPr>
+              <w:t xml:space="preserve">analyze_storage_sizing.py</w:t>
+            </w:r>
+          </w:p>
+        </w:tc>
+        <w:tc>
+          <w:tcPr/>
+          <w:p>
+            <w:pPr>
+              <w:pStyle w:val="Compact"/>
+            </w:pPr>
+            <w:r>
+              <w:rPr>
+                <w:rFonts w:hint="eastAsia"/>
+              </w:rPr>
+              <w:t xml:space="preserve">储能容量/功率最优配置（投资规划），</w:t>
+            </w:r>
+            <w:r>
+              <w:rPr>
+                <w:rStyle w:val="VerbatimChar"/>
+              </w:rPr>
+              <w:t xml:space="preserve">_storage_sizing_summary.txt</w:t>
+            </w:r>
+            <w:r>
+              <w:rPr>
+                <w:rFonts w:hint="eastAsia"/>
+              </w:rPr>
+              <w:t xml:space="preserve">、[图13]</w:t>
+            </w:r>
+          </w:p>
+        </w:tc>
+      </w:tr>
+      <w:tr>
+        <w:tc>
+          <w:tcPr/>
+          <w:p>
+            <w:pPr>
+              <w:pStyle w:val="Compact"/>
+            </w:pPr>
+            <w:r>
+              <w:rPr>
+                <w:rStyle w:val="VerbatimChar"/>
+              </w:rPr>
+              <w:t xml:space="preserve">analyze_error_conditional.py</w:t>
+            </w:r>
+          </w:p>
+        </w:tc>
+        <w:tc>
+          <w:tcPr/>
+          <w:p>
+            <w:pPr>
+              <w:pStyle w:val="Compact"/>
+            </w:pPr>
+            <w:r>
+              <w:rPr>
+                <w:rFonts w:hint="eastAsia"/>
+              </w:rPr>
+              <w:t xml:space="preserve">预报误差条件分布与尾部风险，</w:t>
+            </w:r>
+            <w:r>
+              <w:rPr>
+                <w:rStyle w:val="VerbatimChar"/>
+              </w:rPr>
+              <w:t xml:space="preserve">_error_conditional_summary.txt</w:t>
+            </w:r>
+            <w:r>
+              <w:rPr>
+                <w:rFonts w:hint="eastAsia"/>
+              </w:rPr>
+              <w:t xml:space="preserve">、[图14]</w:t>
             </w:r>
           </w:p>
         </w:tc>
@@ -24178,9 +27062,153 @@
           </w:p>
         </w:tc>
       </w:tr>
+      <w:tr>
+        <w:tc>
+          <w:tcPr/>
+          <w:p>
+            <w:pPr>
+              <w:pStyle w:val="Compact"/>
+            </w:pPr>
+            <w:r>
+              <w:rPr>
+                <w:rFonts w:hint="eastAsia"/>
+              </w:rPr>
+              <w:t xml:space="preserve">图12</w:t>
+            </w:r>
+          </w:p>
+        </w:tc>
+        <w:tc>
+          <w:tcPr/>
+          <w:p>
+            <w:pPr>
+              <w:pStyle w:val="Compact"/>
+            </w:pPr>
+            <w:r>
+              <w:rPr>
+                <w:rStyle w:val="VerbatimChar"/>
+                <w:rFonts w:hint="eastAsia"/>
+              </w:rPr>
+              <w:t xml:space="preserve">fig_预报时刻价值</w:t>
+            </w:r>
+          </w:p>
+        </w:tc>
+        <w:tc>
+          <w:tcPr/>
+          <w:p>
+            <w:pPr>
+              <w:pStyle w:val="Compact"/>
+            </w:pPr>
+            <w:r>
+              <w:t xml:space="preserve">§6.6 </w:t>
+            </w:r>
+            <w:r>
+              <w:rPr>
+                <w:rFonts w:hint="eastAsia"/>
+              </w:rPr>
+              <w:t xml:space="preserve">预报时刻边际价值</w:t>
+            </w:r>
+          </w:p>
+        </w:tc>
+      </w:tr>
+      <w:tr>
+        <w:tc>
+          <w:tcPr/>
+          <w:p>
+            <w:pPr>
+              <w:pStyle w:val="Compact"/>
+            </w:pPr>
+            <w:r>
+              <w:rPr>
+                <w:rFonts w:hint="eastAsia"/>
+              </w:rPr>
+              <w:t xml:space="preserve">图13</w:t>
+            </w:r>
+          </w:p>
+        </w:tc>
+        <w:tc>
+          <w:tcPr/>
+          <w:p>
+            <w:pPr>
+              <w:pStyle w:val="Compact"/>
+            </w:pPr>
+            <w:r>
+              <w:rPr>
+                <w:rStyle w:val="VerbatimChar"/>
+                <w:rFonts w:hint="eastAsia"/>
+              </w:rPr>
+              <w:t xml:space="preserve">fig_储能最优配置</w:t>
+            </w:r>
+          </w:p>
+        </w:tc>
+        <w:tc>
+          <w:tcPr/>
+          <w:p>
+            <w:pPr>
+              <w:pStyle w:val="Compact"/>
+            </w:pPr>
+            <w:r>
+              <w:t xml:space="preserve">§6.7 </w:t>
+            </w:r>
+            <w:r>
+              <w:rPr>
+                <w:rFonts w:hint="eastAsia"/>
+              </w:rPr>
+              <w:t xml:space="preserve">储能容量/功率最优配置</w:t>
+            </w:r>
+          </w:p>
+        </w:tc>
+      </w:tr>
+      <w:tr>
+        <w:tc>
+          <w:tcPr/>
+          <w:p>
+            <w:pPr>
+              <w:pStyle w:val="Compact"/>
+            </w:pPr>
+            <w:r>
+              <w:rPr>
+                <w:rFonts w:hint="eastAsia"/>
+              </w:rPr>
+              <w:t xml:space="preserve">图14</w:t>
+            </w:r>
+          </w:p>
+        </w:tc>
+        <w:tc>
+          <w:tcPr/>
+          <w:p>
+            <w:pPr>
+              <w:pStyle w:val="Compact"/>
+            </w:pPr>
+            <w:r>
+              <w:rPr>
+                <w:rStyle w:val="VerbatimChar"/>
+                <w:rFonts w:hint="eastAsia"/>
+              </w:rPr>
+              <w:t xml:space="preserve">fig_误差条件分布</w:t>
+            </w:r>
+          </w:p>
+        </w:tc>
+        <w:tc>
+          <w:tcPr/>
+          <w:p>
+            <w:pPr>
+              <w:pStyle w:val="Compact"/>
+            </w:pPr>
+            <w:r>
+              <w:t xml:space="preserve">§6.8 </w:t>
+            </w:r>
+            <w:r>
+              <w:rPr>
+                <w:rFonts w:hint="eastAsia"/>
+              </w:rPr>
+              <w:t xml:space="preserve">预报误差条件分布与尾部风险</w:t>
+            </w:r>
+          </w:p>
+        </w:tc>
+      </w:tr>
     </w:tbl>
-    <w:bookmarkEnd w:id="93"/>
-    <w:bookmarkEnd w:id="94"/>
+    <w:bookmarkEnd w:id="105"/>
+    <w:bookmarkEnd w:id="106"/>
     <w:sectPr>
       <w:footnotePr>
         <w:numRestart w:val="eachSect"/>
@@ -24549,34 +27577,7 @@
     </w:lvlOverride>
   </w:num>
   <w:num w:numId="1005">
-    <w:abstractNumId w:val="99411"/>
-    <w:lvlOverride w:ilvl="0">
-      <w:startOverride w:val="1"/>
-    </w:lvlOverride>
-    <w:lvlOverride w:ilvl="1">
-      <w:startOverride w:val="1"/>
-    </w:lvlOverride>
-    <w:lvlOverride w:ilvl="2">
-      <w:startOverride w:val="1"/>
-    </w:lvlOverride>
-    <w:lvlOverride w:ilvl="3">
-      <w:startOverride w:val="1"/>
-    </w:lvlOverride>
-    <w:lvlOverride w:ilvl="4">
-      <w:startOverride w:val="1"/>
-    </w:lvlOverride>
-    <w:lvlOverride w:ilvl="5">
-      <w:startOverride w:val="1"/>
-    </w:lvlOverride>
-    <w:lvlOverride w:ilvl="6">
-      <w:startOverride w:val="1"/>
-    </w:lvlOverride>
-    <w:lvlOverride w:ilvl="7">
-      <w:startOverride w:val="1"/>
-    </w:lvlOverride>
-    <w:lvlOverride w:ilvl="8">
-      <w:startOverride w:val="1"/>
-    </w:lvlOverride>
+    <w:abstractNumId w:val="991"/>
   </w:num>
   <w:num w:numId="1006">
     <w:abstractNumId w:val="99411"/>
@@ -24609,6 +27610,66 @@
     </w:lvlOverride>
   </w:num>
   <w:num w:numId="1007">
+    <w:abstractNumId w:val="99411"/>
+    <w:lvlOverride w:ilvl="0">
+      <w:startOverride w:val="1"/>
+    </w:lvlOverride>
+    <w:lvlOverride w:ilvl="1">
+      <w:startOverride w:val="1"/>
+    </w:lvlOverride>
+    <w:lvlOverride w:ilvl="2">
+      <w:startOverride w:val="1"/>
+    </w:lvlOverride>
+    <w:lvlOverride w:ilvl="3">
+      <w:startOverride w:val="1"/>
+    </w:lvlOverride>
+    <w:lvlOverride w:ilvl="4">
+      <w:startOverride w:val="1"/>
+    </w:lvlOverride>
+    <w:lvlOverride w:ilvl="5">
+      <w:startOverride w:val="1"/>
+    </w:lvlOverride>
+    <w:lvlOverride w:ilvl="6">
+      <w:startOverride w:val="1"/>
+    </w:lvlOverride>
+    <w:lvlOverride w:ilvl="7">
+      <w:startOverride w:val="1"/>
+    </w:lvlOverride>
+    <w:lvlOverride w:ilvl="8">
+      <w:startOverride w:val="1"/>
+    </w:lvlOverride>
+  </w:num>
+  <w:num w:numId="1008">
+    <w:abstractNumId w:val="99411"/>
+    <w:lvlOverride w:ilvl="0">
+      <w:startOverride w:val="1"/>
+    </w:lvlOverride>
+    <w:lvlOverride w:ilvl="1">
+      <w:startOverride w:val="1"/>
+    </w:lvlOverride>
+    <w:lvlOverride w:ilvl="2">
+      <w:startOverride w:val="1"/>
+    </w:lvlOverride>
+    <w:lvlOverride w:ilvl="3">
+      <w:startOverride w:val="1"/>
+    </w:lvlOverride>
+    <w:lvlOverride w:ilvl="4">
+      <w:startOverride w:val="1"/>
+    </w:lvlOverride>
+    <w:lvlOverride w:ilvl="5">
+      <w:startOverride w:val="1"/>
+    </w:lvlOverride>
+    <w:lvlOverride w:ilvl="6">
+      <w:startOverride w:val="1"/>
+    </w:lvlOverride>
+    <w:lvlOverride w:ilvl="7">
+      <w:startOverride w:val="1"/>
+    </w:lvlOverride>
+    <w:lvlOverride w:ilvl="8">
+      <w:startOverride w:val="1"/>
+    </w:lvlOverride>
+  </w:num>
+  <w:num w:numId="1009">
     <w:abstractNumId w:val="991"/>
   </w:num>
 </w:numbering>

--- a/论文初稿.docx
+++ b/论文初稿.docx
@@ -2,7 +2,7 @@
 <file path=word/document.xml><?xml version="1.0" encoding="utf-8"?>
 <w:document xmlns:w="http://schemas.openxmlformats.org/wordprocessingml/2006/main" xmlns:m="http://schemas.openxmlformats.org/officeDocument/2006/math" xmlns:r="http://schemas.openxmlformats.org/officeDocument/2006/relationships" xmlns:o="urn:schemas-microsoft-com:office:office" xmlns:v="urn:schemas-microsoft-com:vml" xmlns:w10="urn:schemas-microsoft-com:office:word" xmlns:a="http://schemas.openxmlformats.org/drawingml/2006/main" xmlns:pic="http://schemas.openxmlformats.org/drawingml/2006/picture" xmlns:wp="http://schemas.openxmlformats.org/drawingml/2006/wordprocessingDrawing">
   <w:body>
-    <w:bookmarkStart w:id="106" w:name="微网与外部电网电力调控策略"/>
+    <w:bookmarkStart w:id="116" w:name="微网与外部电网电力调控策略"/>
     <w:p>
       <w:pPr>
         <w:pStyle w:val="Heading1"/>
@@ -1211,7 +1211,7 @@
         <w:rPr>
           <w:rFonts w:hint="eastAsia"/>
         </w:rPr>
-        <w:t xml:space="preserve">万”。进一步从费用角度逐次加入</w:t>
+        <w:t xml:space="preserve">万”，进而由容量/功率约束的对偶变量直接读出投资信号（与净收益最大化的最优配置判据等价）。进一步从费用角度逐次加入</w:t>
       </w:r>
       <w:r>
         <w:t xml:space="preserve"> 6/12/18 </w:t>
@@ -16726,7 +16726,7 @@
     <w:bookmarkEnd w:id="55"/>
     <w:bookmarkEnd w:id="56"/>
     <w:bookmarkEnd w:id="57"/>
-    <w:bookmarkStart w:id="99" w:name="六模型检验机理分析与灵敏度分析"/>
+    <w:bookmarkStart w:id="109" w:name="六模型检验机理分析与灵敏度分析"/>
     <w:p>
       <w:pPr>
         <w:pStyle w:val="Heading2"/>
@@ -21672,7 +21672,21 @@
         <w:rPr>
           <w:rFonts w:hint="eastAsia"/>
         </w:rPr>
-        <w:t xml:space="preserve">随</w:t>
+        <w:t xml:space="preserve">主要跟随</w:t>
+      </w:r>
+      <w:r>
+        <w:rPr>
+          <w:rFonts w:hint="eastAsia"/>
+          <w:b/>
+          <w:bCs/>
+        </w:rPr>
+        <w:t xml:space="preserve">电价相位</w:t>
+      </w:r>
+      <w:r>
+        <w:rPr>
+          <w:rFonts w:hint="eastAsia"/>
+        </w:rPr>
+        <w:t xml:space="preserve">而非</w:t>
       </w:r>
       <w:r>
         <w:t xml:space="preserve"> SOC </w:t>
@@ -21681,16 +21695,7 @@
         <w:rPr>
           <w:rFonts w:hint="eastAsia"/>
         </w:rPr>
-        <w:t xml:space="preserve">负相关——SOC</w:t>
-      </w:r>
-      <w:r>
-        <w:t xml:space="preserve"> </w:t>
-      </w:r>
-      <w:r>
-        <w:rPr>
-          <w:rFonts w:hint="eastAsia"/>
-        </w:rPr>
-        <w:t xml:space="preserve">触底（电量稀缺）时</w:t>
+        <w:t xml:space="preserve">库存水平——蓄水（充电、谷价）时</w:t>
       </w:r>
       <w:r>
         <w:t xml:space="preserve"> </w:t>
@@ -21707,16 +21712,7 @@
         <w:rPr>
           <w:rFonts w:hint="eastAsia"/>
         </w:rPr>
-        <w:t xml:space="preserve">高、SOC</w:t>
-      </w:r>
-      <w:r>
-        <w:t xml:space="preserve"> </w:t>
-      </w:r>
-      <w:r>
-        <w:rPr>
-          <w:rFonts w:hint="eastAsia"/>
-        </w:rPr>
-        <w:t xml:space="preserve">触顶（电量富余）时</w:t>
+        <w:t xml:space="preserve">低、兑现（放电、峰价）时</w:t>
       </w:r>
       <w:r>
         <w:t xml:space="preserve"> </w:t>
@@ -21733,7 +21729,41 @@
         <w:rPr>
           <w:rFonts w:hint="eastAsia"/>
         </w:rPr>
-        <w:t xml:space="preserve">低。[图11]</w:t>
+        <w:t xml:space="preserve">高，故满电（待放峰价）时</w:t>
+      </w:r>
+      <w:r>
+        <w:t xml:space="preserve"> </w:t>
+      </w:r>
+      <m:oMath>
+        <m:r>
+          <m:t>ψ</m:t>
+        </m:r>
+      </m:oMath>
+      <w:r>
+        <w:t xml:space="preserve"> </w:t>
+      </w:r>
+      <w:r>
+        <w:rPr>
+          <w:rFonts w:hint="eastAsia"/>
+        </w:rPr>
+        <w:t xml:space="preserve">反而更高、空电（待蓄谷价）时</w:t>
+      </w:r>
+      <w:r>
+        <w:t xml:space="preserve"> </w:t>
+      </w:r>
+      <m:oMath>
+        <m:r>
+          <m:t>ψ</m:t>
+        </m:r>
+      </m:oMath>
+      <w:r>
+        <w:t xml:space="preserve"> </w:t>
+      </w:r>
+      <w:r>
+        <w:rPr>
+          <w:rFonts w:hint="eastAsia"/>
+        </w:rPr>
+        <w:t xml:space="preserve">更低。[图11]</w:t>
       </w:r>
       <w:r>
         <w:t xml:space="preserve"> </w:t>
@@ -22446,7 +22476,66 @@
         <w:rPr>
           <w:rFonts w:hint="eastAsia"/>
         </w:rPr>
-        <w:t xml:space="preserve">预报恰好覆盖当日光伏从爬升到午间高峰的关键时段，之后的预报更新对购电决策的改善微乎其微。</w:t>
+        <w:t xml:space="preserve">预报恰好覆盖当日光伏从爬升到午间高峰的关键时段，之后的预报更新对购电决策的改善微乎其微。（三时点边际值恰好对账：</w:t>
+      </w:r>
+      <m:oMath>
+        <m:r>
+          <m:t>16.63</m:t>
+        </m:r>
+        <m:r>
+          <m:rPr>
+            <m:sty m:val="p"/>
+          </m:rPr>
+          <m:t>−</m:t>
+        </m:r>
+        <m:r>
+          <m:t>0.28</m:t>
+        </m:r>
+        <m:r>
+          <m:rPr>
+            <m:sty m:val="p"/>
+          </m:rPr>
+          <m:t>+</m:t>
+        </m:r>
+        <m:r>
+          <m:t>0.00</m:t>
+        </m:r>
+        <m:r>
+          <m:rPr>
+            <m:sty m:val="p"/>
+          </m:rPr>
+          <m:t>=</m:t>
+        </m:r>
+        <m:r>
+          <m:t>16.35</m:t>
+        </m:r>
+      </m:oMath>
+      <w:r>
+        <w:t xml:space="preserve"> </w:t>
+      </w:r>
+      <w:r>
+        <w:rPr>
+          <w:rFonts w:hint="eastAsia"/>
+        </w:rPr>
+        <w:t xml:space="preserve">万元，与</w:t>
+      </w:r>
+      <w:r>
+        <w:t xml:space="preserve"> §6.3 </w:t>
+      </w:r>
+      <w:r>
+        <w:rPr>
+          <w:rFonts w:hint="eastAsia"/>
+        </w:rPr>
+        <w:t xml:space="preserve">的”午间滚动价值</w:t>
+      </w:r>
+      <w:r>
+        <w:t xml:space="preserve"> 16.35 </w:t>
+      </w:r>
+      <w:r>
+        <w:rPr>
+          <w:rFonts w:hint="eastAsia"/>
+        </w:rPr>
+        <w:t xml:space="preserve">万元”精确一致。）</w:t>
       </w:r>
     </w:p>
     <w:p>
@@ -23360,7 +23449,44 @@
         </m:r>
       </m:oMath>
       <w:r>
-        <w:t xml:space="preserve">。</w:t>
+        <w:rPr>
+          <w:rFonts w:hint="eastAsia"/>
+        </w:rPr>
+        <w:t xml:space="preserve">。（取确定性价值作为配置依据属</w:t>
+      </w:r>
+      <w:r>
+        <w:rPr>
+          <w:rFonts w:hint="eastAsia"/>
+          <w:b/>
+          <w:bCs/>
+        </w:rPr>
+        <w:t xml:space="preserve">保守下限</w:t>
+      </w:r>
+      <w:r>
+        <w:t xml:space="preserve">——§6.3 </w:t>
+      </w:r>
+      <w:r>
+        <w:rPr>
+          <w:rFonts w:hint="eastAsia"/>
+        </w:rPr>
+        <w:t xml:space="preserve">显示含预报误差时储能另有兜底价值、总价值升至</w:t>
+      </w:r>
+      <w:r>
+        <w:t xml:space="preserve"> </w:t>
+      </w:r>
+      <m:oMath>
+        <m:r>
+          <m:t>765.52</m:t>
+        </m:r>
+      </m:oMath>
+      <w:r>
+        <w:t xml:space="preserve"> </w:t>
+      </w:r>
+      <w:r>
+        <w:rPr>
+          <w:rFonts w:hint="eastAsia"/>
+        </w:rPr>
+        <w:t xml:space="preserve">万元，故实际含不确定性的最优容量只增不减。）</w:t>
       </w:r>
     </w:p>
     <w:p>
@@ -24201,7 +24327,7 @@
           <w:b/>
           <w:bCs/>
         </w:rPr>
-        <w:t xml:space="preserve">两段式</w:t>
+        <w:t xml:space="preserve">三段式</w:t>
       </w:r>
       <w:r>
         <w:rPr>
@@ -24383,10 +24509,10 @@
         <w:rPr>
           <w:rFonts w:hint="eastAsia"/>
         </w:rPr>
-        <w:t xml:space="preserve">：标准差稳定在</w:t>
-      </w:r>
-      <w:r>
-        <w:t xml:space="preserve"> 850–1000 </w:t>
+        <w:t xml:space="preserve">：标准差约</w:t>
+      </w:r>
+      <w:r>
+        <w:t xml:space="preserve"> 800–1000 </w:t>
       </w:r>
       <w:r>
         <w:rPr>
@@ -24401,7 +24527,7 @@
         <w:rPr>
           <w:rFonts w:hint="eastAsia"/>
         </w:rPr>
-        <w:t xml:space="preserve">45–50%，构成中等幅度的”常规高估”；</w:t>
+        <w:t xml:space="preserve">42–50%，构成中等幅度的”常规高估”；</w:t>
       </w:r>
     </w:p>
     <w:p>
@@ -24533,7 +24659,7 @@
         <w:rPr>
           <w:rFonts w:hint="eastAsia"/>
         </w:rPr>
-        <w:t xml:space="preserve">kW——预报在极高水平下几乎必然高估，构成罕见而大幅的尾部风险，是紧急购电峰值的直接来源。</w:t>
+        <w:t xml:space="preserve">kW——预报在极高水平下大概率高估，构成罕见而大幅的尾部风险，是紧急购电峰值的直接来源。</w:t>
       </w:r>
     </w:p>
     <w:p>
@@ -24655,6 +24781,1326 @@
         <w:t xml:space="preserve">光伏预报误差的条件分布</w:t>
       </w:r>
     </w:p>
+    <w:bookmarkEnd w:id="98"/>
+    <w:bookmarkStart w:id="108" w:name="对偶分析的深化投资信号波动价对比与水值结构"/>
+    <w:p>
+      <w:pPr>
+        <w:pStyle w:val="Heading3"/>
+      </w:pPr>
+      <w:r>
+        <w:t xml:space="preserve">6.9 </w:t>
+      </w:r>
+      <w:r>
+        <w:rPr>
+          <w:rFonts w:hint="eastAsia"/>
+        </w:rPr>
+        <w:t xml:space="preserve">对偶分析的深化：投资信号、波动价对比与水值结构</w:t>
+      </w:r>
+    </w:p>
+    <w:p>
+      <w:pPr>
+        <w:pStyle w:val="FirstParagraph"/>
+      </w:pPr>
+      <w:r>
+        <w:t xml:space="preserve">§6.5 </w:t>
+      </w:r>
+      <w:r>
+        <w:rPr>
+          <w:rFonts w:hint="eastAsia"/>
+        </w:rPr>
+        <w:t xml:space="preserve">用对偶变量揭示了调度”为何如此”的机理，本节把对偶分析进一步延伸到三个方向。</w:t>
+      </w:r>
+    </w:p>
+    <w:p>
+      <w:pPr>
+        <w:pStyle w:val="BodyText"/>
+      </w:pPr>
+      <w:r>
+        <w:rPr>
+          <w:rFonts w:hint="eastAsia"/>
+          <w:b/>
+          <w:bCs/>
+        </w:rPr>
+        <w:t xml:space="preserve">（1）投资信号：容量与功率的影子价格。</w:t>
+      </w:r>
+      <w:r>
+        <w:t xml:space="preserve"> </w:t>
+      </w:r>
+      <w:r>
+        <w:rPr>
+          <w:rFonts w:hint="eastAsia"/>
+        </w:rPr>
+        <w:t xml:space="preserve">储能容量上界</w:t>
+      </w:r>
+      <w:r>
+        <w:t xml:space="preserve"> </w:t>
+      </w:r>
+      <m:oMath>
+        <m:sSub>
+          <m:e>
+            <m:r>
+              <m:t>E</m:t>
+            </m:r>
+          </m:e>
+          <m:sub>
+            <m:r>
+              <m:rPr>
+                <m:sty m:val="p"/>
+              </m:rPr>
+              <m:t>max</m:t>
+            </m:r>
+          </m:sub>
+        </m:sSub>
+      </m:oMath>
+      <w:r>
+        <w:t xml:space="preserve"> </w:t>
+      </w:r>
+      <w:r>
+        <w:rPr>
+          <w:rFonts w:hint="eastAsia"/>
+        </w:rPr>
+        <w:t xml:space="preserve">与功率上界</w:t>
+      </w:r>
+      <w:r>
+        <w:t xml:space="preserve"> </w:t>
+      </w:r>
+      <m:oMath>
+        <m:sSub>
+          <m:e>
+            <m:r>
+              <m:t>P</m:t>
+            </m:r>
+          </m:e>
+          <m:sub>
+            <m:r>
+              <m:rPr>
+                <m:sty m:val="p"/>
+              </m:rPr>
+              <m:t>max</m:t>
+            </m:r>
+          </m:sub>
+        </m:sSub>
+      </m:oMath>
+      <w:r>
+        <w:t xml:space="preserve"> </w:t>
+      </w:r>
+      <w:r>
+        <w:rPr>
+          <w:rFonts w:hint="eastAsia"/>
+        </w:rPr>
+        <w:t xml:space="preserve">的约束对偶变量（变量上界的简约成本</w:t>
+      </w:r>
+      <w:r>
+        <w:t xml:space="preserve"> reduced </w:t>
+      </w:r>
+      <w:r>
+        <w:rPr>
+          <w:rFonts w:hint="eastAsia"/>
+        </w:rPr>
+        <w:t xml:space="preserve">cost）直接给出”每多</w:t>
+      </w:r>
+      <w:r>
+        <w:t xml:space="preserve"> 1 kWh </w:t>
+      </w:r>
+      <w:r>
+        <w:rPr>
+          <w:rFonts w:hint="eastAsia"/>
+        </w:rPr>
+        <w:t xml:space="preserve">容量</w:t>
+      </w:r>
+      <w:r>
+        <w:t xml:space="preserve"> / 1 kW </w:t>
+      </w:r>
+      <w:r>
+        <w:rPr>
+          <w:rFonts w:hint="eastAsia"/>
+        </w:rPr>
+        <w:t xml:space="preserve">功率的年边际价值”。取对偶值与差分法（重跑</w:t>
+      </w:r>
+      <w:r>
+        <w:t xml:space="preserve"> </w:t>
+      </w:r>
+      <w:r>
+        <w:rPr>
+          <w:rFonts w:hint="eastAsia"/>
+        </w:rPr>
+        <w:t xml:space="preserve">LP）交叉验证，二者在小步长下精确一致（容量</w:t>
+      </w:r>
+      <w:r>
+        <w:t xml:space="preserve"> </w:t>
+      </w:r>
+      <m:oMath>
+        <m:r>
+          <m:t>294.31</m:t>
+        </m:r>
+      </m:oMath>
+      <w:r>
+        <w:t xml:space="preserve"> </w:t>
+      </w:r>
+      <w:r>
+        <w:rPr>
+          <w:rFonts w:hint="eastAsia"/>
+        </w:rPr>
+        <w:t xml:space="preserve">对</w:t>
+      </w:r>
+      <w:r>
+        <w:t xml:space="preserve"> </w:t>
+      </w:r>
+      <m:oMath>
+        <m:r>
+          <m:t>293.35</m:t>
+        </m:r>
+      </m:oMath>
+      <w:r>
+        <w:rPr>
+          <w:rFonts w:hint="eastAsia"/>
+        </w:rPr>
+        <w:t xml:space="preserve">、功率</w:t>
+      </w:r>
+      <w:r>
+        <w:t xml:space="preserve"> </w:t>
+      </w:r>
+      <m:oMath>
+        <m:r>
+          <m:t>72.53</m:t>
+        </m:r>
+      </m:oMath>
+      <w:r>
+        <w:t xml:space="preserve"> </w:t>
+      </w:r>
+      <w:r>
+        <w:rPr>
+          <w:rFonts w:hint="eastAsia"/>
+        </w:rPr>
+        <w:t xml:space="preserve">对</w:t>
+      </w:r>
+      <w:r>
+        <w:t xml:space="preserve"> </w:t>
+      </w:r>
+      <m:oMath>
+        <m:r>
+          <m:t>71.14</m:t>
+        </m:r>
+      </m:oMath>
+      <w:r>
+        <w:t xml:space="preserve"> </w:t>
+      </w:r>
+      <w:r>
+        <w:rPr>
+          <w:rFonts w:hint="eastAsia"/>
+        </w:rPr>
+        <w:t xml:space="preserve">元/kW/年），证明对偶变量即精确边际。随</w:t>
+      </w:r>
+      <w:r>
+        <w:t xml:space="preserve"> </w:t>
+      </w:r>
+      <m:oMath>
+        <m:sSub>
+          <m:e>
+            <m:r>
+              <m:t>E</m:t>
+            </m:r>
+          </m:e>
+          <m:sub>
+            <m:r>
+              <m:rPr>
+                <m:sty m:val="p"/>
+              </m:rPr>
+              <m:t>max</m:t>
+            </m:r>
+          </m:sub>
+        </m:sSub>
+      </m:oMath>
+      <w:r>
+        <w:t xml:space="preserve"> </w:t>
+      </w:r>
+      <w:r>
+        <w:rPr>
+          <w:rFonts w:hint="eastAsia"/>
+        </w:rPr>
+        <w:t xml:space="preserve">增大，容量边际价值由</w:t>
+      </w:r>
+      <w:r>
+        <w:t xml:space="preserve"> </w:t>
+      </w:r>
+      <m:oMath>
+        <m:r>
+          <m:t>433</m:t>
+        </m:r>
+      </m:oMath>
+      <w:r>
+        <w:t xml:space="preserve"> </w:t>
+      </w:r>
+      <w:r>
+        <w:rPr>
+          <w:rFonts w:hint="eastAsia"/>
+        </w:rPr>
+        <w:t xml:space="preserve">元/kWh/年单调降至</w:t>
+      </w:r>
+      <w:r>
+        <w:t xml:space="preserve"> </w:t>
+      </w:r>
+      <m:oMath>
+        <m:r>
+          <m:t>80</m:t>
+        </m:r>
+      </m:oMath>
+      <w:r>
+        <w:t xml:space="preserve"> </w:t>
+      </w:r>
+      <w:r>
+        <w:rPr>
+          <w:rFonts w:hint="eastAsia"/>
+        </w:rPr>
+        <w:t xml:space="preserve">元/kWh/年，与年化容量成本</w:t>
+      </w:r>
+      <w:r>
+        <w:t xml:space="preserve"> </w:t>
+      </w:r>
+      <m:oMath>
+        <m:r>
+          <m:t>A</m:t>
+        </m:r>
+        <m:sSub>
+          <m:e>
+            <m:r>
+              <m:t>c</m:t>
+            </m:r>
+          </m:e>
+          <m:sub>
+            <m:r>
+              <m:t>E</m:t>
+            </m:r>
+          </m:sub>
+        </m:sSub>
+        <m:r>
+          <m:rPr>
+            <m:sty m:val="p"/>
+          </m:rPr>
+          <m:t>=</m:t>
+        </m:r>
+        <m:r>
+          <m:t>129.5</m:t>
+        </m:r>
+      </m:oMath>
+      <w:r>
+        <w:t xml:space="preserve"> </w:t>
+      </w:r>
+      <w:r>
+        <w:rPr>
+          <w:rFonts w:hint="eastAsia"/>
+        </w:rPr>
+        <w:t xml:space="preserve">元/kWh/年的交点</w:t>
+      </w:r>
+      <w:r>
+        <w:t xml:space="preserve"> </w:t>
+      </w:r>
+      <m:oMath>
+        <m:sSup>
+          <m:e>
+            <m:r>
+              <m:t>E</m:t>
+            </m:r>
+          </m:e>
+          <m:sup>
+            <m:r>
+              <m:rPr>
+                <m:sty m:val="p"/>
+              </m:rPr>
+              <m:t>*</m:t>
+            </m:r>
+          </m:sup>
+        </m:sSup>
+        <m:r>
+          <m:rPr>
+            <m:sty m:val="p"/>
+          </m:rPr>
+          <m:t>≈</m:t>
+        </m:r>
+        <m:r>
+          <m:t>21164</m:t>
+        </m:r>
+      </m:oMath>
+      <w:r>
+        <w:t xml:space="preserve"> </w:t>
+      </w:r>
+      <w:r>
+        <w:rPr>
+          <w:rFonts w:hint="eastAsia"/>
+        </w:rPr>
+        <w:t xml:space="preserve">kWh；功率边际价值由</w:t>
+      </w:r>
+      <w:r>
+        <w:t xml:space="preserve"> </w:t>
+      </w:r>
+      <m:oMath>
+        <m:r>
+          <m:t>898</m:t>
+        </m:r>
+      </m:oMath>
+      <w:r>
+        <w:t xml:space="preserve"> </w:t>
+      </w:r>
+      <w:r>
+        <w:rPr>
+          <w:rFonts w:hint="eastAsia"/>
+        </w:rPr>
+        <w:t xml:space="preserve">降至</w:t>
+      </w:r>
+      <w:r>
+        <w:t xml:space="preserve"> </w:t>
+      </w:r>
+      <m:oMath>
+        <m:r>
+          <m:t>46</m:t>
+        </m:r>
+      </m:oMath>
+      <w:r>
+        <w:t xml:space="preserve"> </w:t>
+      </w:r>
+      <w:r>
+        <w:rPr>
+          <w:rFonts w:hint="eastAsia"/>
+        </w:rPr>
+        <w:t xml:space="preserve">元/kW/年，与年化功率成本</w:t>
+      </w:r>
+      <w:r>
+        <w:t xml:space="preserve"> </w:t>
+      </w:r>
+      <m:oMath>
+        <m:r>
+          <m:t>A</m:t>
+        </m:r>
+        <m:sSub>
+          <m:e>
+            <m:r>
+              <m:t>c</m:t>
+            </m:r>
+          </m:e>
+          <m:sub>
+            <m:r>
+              <m:t>P</m:t>
+            </m:r>
+          </m:sub>
+        </m:sSub>
+        <m:r>
+          <m:rPr>
+            <m:sty m:val="p"/>
+          </m:rPr>
+          <m:t>=</m:t>
+        </m:r>
+        <m:r>
+          <m:t>64.75</m:t>
+        </m:r>
+      </m:oMath>
+      <w:r>
+        <w:t xml:space="preserve"> </w:t>
+      </w:r>
+      <w:r>
+        <w:rPr>
+          <w:rFonts w:hint="eastAsia"/>
+        </w:rPr>
+        <w:t xml:space="preserve">元/kW/年的交点</w:t>
+      </w:r>
+      <w:r>
+        <w:t xml:space="preserve"> </w:t>
+      </w:r>
+      <m:oMath>
+        <m:sSup>
+          <m:e>
+            <m:r>
+              <m:t>P</m:t>
+            </m:r>
+          </m:e>
+          <m:sup>
+            <m:r>
+              <m:rPr>
+                <m:sty m:val="p"/>
+              </m:rPr>
+              <m:t>*</m:t>
+            </m:r>
+          </m:sup>
+        </m:sSup>
+        <m:r>
+          <m:rPr>
+            <m:sty m:val="p"/>
+          </m:rPr>
+          <m:t>≈</m:t>
+        </m:r>
+        <m:r>
+          <m:t>6385</m:t>
+        </m:r>
+      </m:oMath>
+      <w:r>
+        <w:t xml:space="preserve"> </w:t>
+      </w:r>
+      <w:r>
+        <w:rPr>
+          <w:rFonts w:hint="eastAsia"/>
+        </w:rPr>
+        <w:t xml:space="preserve">kW（[图15]）——与</w:t>
+      </w:r>
+      <w:r>
+        <w:t xml:space="preserve"> §6.7 </w:t>
+      </w:r>
+      <w:r>
+        <w:rPr>
+          <w:rFonts w:hint="eastAsia"/>
+        </w:rPr>
+        <w:t xml:space="preserve">的</w:t>
+      </w:r>
+      <w:r>
+        <w:t xml:space="preserve"> </w:t>
+      </w:r>
+      <m:oMath>
+        <m:r>
+          <m:rPr>
+            <m:sty m:val="p"/>
+          </m:rPr>
+          <m:t>(</m:t>
+        </m:r>
+        <m:r>
+          <m:t>21600</m:t>
+        </m:r>
+        <m:r>
+          <m:rPr>
+            <m:sty m:val="p"/>
+          </m:rPr>
+          <m:t>,</m:t>
+        </m:r>
+        <m:r>
+          <m:t>6000</m:t>
+        </m:r>
+        <m:r>
+          <m:rPr>
+            <m:sty m:val="p"/>
+          </m:rPr>
+          <m:t>)</m:t>
+        </m:r>
+      </m:oMath>
+      <w:r>
+        <w:t xml:space="preserve"> </w:t>
+      </w:r>
+      <w:r>
+        <w:rPr>
+          <w:rFonts w:hint="eastAsia"/>
+        </w:rPr>
+        <w:t xml:space="preserve">基本一致（差异源于</w:t>
+      </w:r>
+      <w:r>
+        <w:t xml:space="preserve"> </w:t>
+      </w:r>
+      <m:oMath>
+        <m:sSub>
+          <m:e>
+            <m:r>
+              <m:t>E</m:t>
+            </m:r>
+          </m:e>
+          <m:sub>
+            <m:r>
+              <m:rPr>
+                <m:sty m:val="p"/>
+              </m:rPr>
+              <m:t>min</m:t>
+            </m:r>
+          </m:sub>
+        </m:sSub>
+      </m:oMath>
+      <w:r>
+        <w:t xml:space="preserve"> </w:t>
+      </w:r>
+      <w:r>
+        <w:rPr>
+          <w:rFonts w:hint="eastAsia"/>
+        </w:rPr>
+        <w:t xml:space="preserve">固定与比例缩放、离散网格与连续插值的口径之别）。这证明”增容/增功率至边际价值＝年化成本”的对偶判据与</w:t>
+      </w:r>
+      <w:r>
+        <w:t xml:space="preserve"> §6.7 </w:t>
+      </w:r>
+      <w:r>
+        <w:rPr>
+          <w:rFonts w:hint="eastAsia"/>
+        </w:rPr>
+        <w:t xml:space="preserve">的净收益最大化</w:t>
+      </w:r>
+      <w:r>
+        <w:rPr>
+          <w:rFonts w:hint="eastAsia"/>
+          <w:b/>
+          <w:bCs/>
+        </w:rPr>
+        <w:t xml:space="preserve">等价</w:t>
+      </w:r>
+      <w:r>
+        <w:rPr>
+          <w:rFonts w:hint="eastAsia"/>
+        </w:rPr>
+        <w:t xml:space="preserve">，对偶变量可直接作为投资决策信号。</w:t>
+      </w:r>
+    </w:p>
+    <w:p>
+      <w:pPr>
+        <w:pStyle w:val="CaptionedFigure"/>
+      </w:pPr>
+      <w:r>
+        <w:drawing>
+          <wp:inline>
+            <wp:extent cx="5120640" cy="1923614"/>
+            <wp:effectExtent b="0" l="0" r="0" t="0"/>
+            <wp:docPr descr="图15 影子价格的投资信号" title="" id="100" name="Picture"/>
+            <a:graphic>
+              <a:graphicData uri="http://schemas.openxmlformats.org/drawingml/2006/picture">
+                <pic:pic>
+                  <pic:nvPicPr>
+                    <pic:cNvPr descr="figures/fig_影子价格_投资信号.png" id="101" name="Picture"/>
+                    <pic:cNvPicPr>
+                      <a:picLocks noChangeArrowheads="1" noChangeAspect="1"/>
+                    </pic:cNvPicPr>
+                  </pic:nvPicPr>
+                  <pic:blipFill>
+                    <a:blip r:embed="rId99"/>
+                    <a:stretch>
+                      <a:fillRect/>
+                    </a:stretch>
+                  </pic:blipFill>
+                  <pic:spPr bwMode="auto">
+                    <a:xfrm>
+                      <a:off x="0" y="0"/>
+                      <a:ext cx="5120640" cy="1923614"/>
+                    </a:xfrm>
+                    <a:prstGeom prst="rect">
+                      <a:avLst/>
+                    </a:prstGeom>
+                    <a:noFill/>
+                    <a:ln w="9525">
+                      <a:noFill/>
+                      <a:headEnd/>
+                      <a:tailEnd/>
+                    </a:ln>
+                  </pic:spPr>
+                </pic:pic>
+              </a:graphicData>
+            </a:graphic>
+          </wp:inline>
+        </w:drawing>
+      </w:r>
+    </w:p>
+    <w:p>
+      <w:pPr>
+        <w:pStyle w:val="ImageCaption"/>
+      </w:pPr>
+      <w:r>
+        <w:rPr>
+          <w:rFonts w:hint="eastAsia"/>
+        </w:rPr>
+        <w:t xml:space="preserve">图15</w:t>
+      </w:r>
+      <w:r>
+        <w:t xml:space="preserve"> </w:t>
+      </w:r>
+      <w:r>
+        <w:rPr>
+          <w:rFonts w:hint="eastAsia"/>
+        </w:rPr>
+        <w:t xml:space="preserve">影子价格的投资信号</w:t>
+      </w:r>
+    </w:p>
+    <w:p>
+      <w:pPr>
+        <w:pStyle w:val="BodyText"/>
+      </w:pPr>
+      <w:r>
+        <w:rPr>
+          <w:rFonts w:hint="eastAsia"/>
+          <w:b/>
+          <w:bCs/>
+        </w:rPr>
+        <w:t xml:space="preserve">（2）波动电价对比。</w:t>
+      </w:r>
+      <w:r>
+        <w:t xml:space="preserve"> </w:t>
+      </w:r>
+      <w:r>
+        <w:rPr>
+          <w:rFonts w:hint="eastAsia"/>
+        </w:rPr>
+        <w:t xml:space="preserve">在附件4</w:t>
+      </w:r>
+      <w:r>
+        <w:t xml:space="preserve"> </w:t>
+      </w:r>
+      <w:r>
+        <w:rPr>
+          <w:rFonts w:hint="eastAsia"/>
+        </w:rPr>
+        <w:t xml:space="preserve">波动电价下重做对偶分析（[图16]）：电价范围由同价的</w:t>
+      </w:r>
+      <w:r>
+        <w:t xml:space="preserve"> </w:t>
+      </w:r>
+      <m:oMath>
+        <m:r>
+          <m:rPr>
+            <m:sty m:val="p"/>
+          </m:rPr>
+          <m:t>[</m:t>
+        </m:r>
+        <m:r>
+          <m:t>0.371</m:t>
+        </m:r>
+        <m:r>
+          <m:rPr>
+            <m:sty m:val="p"/>
+          </m:rPr>
+          <m:t>,</m:t>
+        </m:r>
+        <m:r>
+          <m:t>1.395</m:t>
+        </m:r>
+        <m:r>
+          <m:rPr>
+            <m:sty m:val="p"/>
+          </m:rPr>
+          <m:t>]</m:t>
+        </m:r>
+      </m:oMath>
+      <w:r>
+        <w:t xml:space="preserve"> </w:t>
+      </w:r>
+      <w:r>
+        <w:rPr>
+          <w:rFonts w:hint="eastAsia"/>
+        </w:rPr>
+        <w:t xml:space="preserve">拓宽至</w:t>
+      </w:r>
+      <w:r>
+        <w:t xml:space="preserve"> </w:t>
+      </w:r>
+      <m:oMath>
+        <m:r>
+          <m:rPr>
+            <m:sty m:val="p"/>
+          </m:rPr>
+          <m:t>[</m:t>
+        </m:r>
+        <m:r>
+          <m:t>0.008</m:t>
+        </m:r>
+        <m:r>
+          <m:rPr>
+            <m:sty m:val="p"/>
+          </m:rPr>
+          <m:t>,</m:t>
+        </m:r>
+        <m:r>
+          <m:t>1.794</m:t>
+        </m:r>
+        <m:r>
+          <m:rPr>
+            <m:sty m:val="p"/>
+          </m:rPr>
+          <m:t>]</m:t>
+        </m:r>
+      </m:oMath>
+      <w:r>
+        <w:rPr>
+          <w:rFonts w:hint="eastAsia"/>
+        </w:rPr>
+        <w:t xml:space="preserve">，储能价值由</w:t>
+      </w:r>
+      <w:r>
+        <w:t xml:space="preserve"> </w:t>
+      </w:r>
+      <m:oMath>
+        <m:r>
+          <m:t>417.79</m:t>
+        </m:r>
+      </m:oMath>
+      <w:r>
+        <w:t xml:space="preserve"> </w:t>
+      </w:r>
+      <w:r>
+        <w:rPr>
+          <w:rFonts w:hint="eastAsia"/>
+        </w:rPr>
+        <w:t xml:space="preserve">万元升至</w:t>
+      </w:r>
+      <w:r>
+        <w:t xml:space="preserve"> </w:t>
+      </w:r>
+      <m:oMath>
+        <m:r>
+          <m:t>424.42</m:t>
+        </m:r>
+      </m:oMath>
+      <w:r>
+        <w:t xml:space="preserve"> </w:t>
+      </w:r>
+      <w:r>
+        <w:rPr>
+          <w:rFonts w:hint="eastAsia"/>
+        </w:rPr>
+        <w:t xml:space="preserve">万元，且净套利占比由</w:t>
+      </w:r>
+      <w:r>
+        <w:t xml:space="preserve"> </w:t>
+      </w:r>
+      <m:oMath>
+        <m:r>
+          <m:t>65.6</m:t>
+        </m:r>
+        <m:r>
+          <m:rPr>
+            <m:sty m:val="p"/>
+          </m:rPr>
+          <m:t>%</m:t>
+        </m:r>
+      </m:oMath>
+      <w:r>
+        <w:t xml:space="preserve"> </w:t>
+      </w:r>
+      <w:r>
+        <w:rPr>
+          <w:rFonts w:hint="eastAsia"/>
+        </w:rPr>
+        <w:t xml:space="preserve">升至</w:t>
+      </w:r>
+      <w:r>
+        <w:t xml:space="preserve"> </w:t>
+      </w:r>
+      <m:oMath>
+        <m:r>
+          <m:t>71.5</m:t>
+        </m:r>
+        <m:r>
+          <m:rPr>
+            <m:sty m:val="p"/>
+          </m:rPr>
+          <m:t>%</m:t>
+        </m:r>
+      </m:oMath>
+      <w:r>
+        <w:rPr>
+          <w:rFonts w:hint="eastAsia"/>
+        </w:rPr>
+        <w:t xml:space="preserve">——波动价下跨日/日内峰谷价差更大、套利空间更大，而净消纳弃光价值相对下降（</w:t>
+      </w:r>
+      <m:oMath>
+        <m:r>
+          <m:t>143.66</m:t>
+        </m:r>
+        <m:r>
+          <m:rPr>
+            <m:sty m:val="p"/>
+          </m:rPr>
+          <m:t>→</m:t>
+        </m:r>
+        <m:r>
+          <m:t>120.87</m:t>
+        </m:r>
+      </m:oMath>
+      <w:r>
+        <w:t xml:space="preserve"> </w:t>
+      </w:r>
+      <w:r>
+        <w:rPr>
+          <w:rFonts w:hint="eastAsia"/>
+        </w:rPr>
+        <w:t xml:space="preserve">万元）；水值</w:t>
+      </w:r>
+      <w:r>
+        <w:t xml:space="preserve"> </w:t>
+      </w:r>
+      <m:oMath>
+        <m:r>
+          <m:t>ψ</m:t>
+        </m:r>
+      </m:oMath>
+      <w:r>
+        <w:t xml:space="preserve"> </w:t>
+      </w:r>
+      <w:r>
+        <w:rPr>
+          <w:rFonts w:hint="eastAsia"/>
+        </w:rPr>
+        <w:t xml:space="preserve">上限由</w:t>
+      </w:r>
+      <w:r>
+        <w:t xml:space="preserve"> </w:t>
+      </w:r>
+      <m:oMath>
+        <m:r>
+          <m:t>1.206</m:t>
+        </m:r>
+      </m:oMath>
+      <w:r>
+        <w:t xml:space="preserve"> </w:t>
+      </w:r>
+      <w:r>
+        <w:rPr>
+          <w:rFonts w:hint="eastAsia"/>
+        </w:rPr>
+        <w:t xml:space="preserve">升至</w:t>
+      </w:r>
+      <w:r>
+        <w:t xml:space="preserve"> </w:t>
+      </w:r>
+      <m:oMath>
+        <m:r>
+          <m:t>1.495</m:t>
+        </m:r>
+      </m:oMath>
+      <w:r>
+        <w:rPr>
+          <w:rFonts w:hint="eastAsia"/>
+        </w:rPr>
+        <w:t xml:space="preserve">，容量边际价值在大容量段明显更高（</w:t>
+      </w:r>
+      <m:oMath>
+        <m:r>
+          <m:t>21600</m:t>
+        </m:r>
+      </m:oMath>
+      <w:r>
+        <w:t xml:space="preserve"> </w:t>
+      </w:r>
+      <w:r>
+        <w:t xml:space="preserve">kWh </w:t>
+      </w:r>
+      <w:r>
+        <w:rPr>
+          <w:rFonts w:hint="eastAsia"/>
+        </w:rPr>
+        <w:t xml:space="preserve">处</w:t>
+      </w:r>
+      <w:r>
+        <w:t xml:space="preserve"> </w:t>
+      </w:r>
+      <m:oMath>
+        <m:r>
+          <m:t>144</m:t>
+        </m:r>
+      </m:oMath>
+      <w:r>
+        <w:t xml:space="preserve"> </w:t>
+      </w:r>
+      <w:r>
+        <w:rPr>
+          <w:rFonts w:hint="eastAsia"/>
+        </w:rPr>
+        <w:t xml:space="preserve">对</w:t>
+      </w:r>
+      <w:r>
+        <w:t xml:space="preserve"> </w:t>
+      </w:r>
+      <m:oMath>
+        <m:r>
+          <m:t>124</m:t>
+        </m:r>
+      </m:oMath>
+      <w:r>
+        <w:t xml:space="preserve"> </w:t>
+      </w:r>
+      <w:r>
+        <w:rPr>
+          <w:rFonts w:hint="eastAsia"/>
+        </w:rPr>
+        <w:t xml:space="preserve">元/kWh/年），说明波动价下储能容量更”值钱”。</w:t>
+      </w:r>
+    </w:p>
+    <w:p>
+      <w:pPr>
+        <w:pStyle w:val="CaptionedFigure"/>
+      </w:pPr>
+      <w:r>
+        <w:drawing>
+          <wp:inline>
+            <wp:extent cx="5120640" cy="1767599"/>
+            <wp:effectExtent b="0" l="0" r="0" t="0"/>
+            <wp:docPr descr="图16 波动电价下的对偶对比" title="" id="103" name="Picture"/>
+            <a:graphic>
+              <a:graphicData uri="http://schemas.openxmlformats.org/drawingml/2006/picture">
+                <pic:pic>
+                  <pic:nvPicPr>
+                    <pic:cNvPr descr="figures/fig_影子价格_波动价对比.png" id="104" name="Picture"/>
+                    <pic:cNvPicPr>
+                      <a:picLocks noChangeArrowheads="1" noChangeAspect="1"/>
+                    </pic:cNvPicPr>
+                  </pic:nvPicPr>
+                  <pic:blipFill>
+                    <a:blip r:embed="rId102"/>
+                    <a:stretch>
+                      <a:fillRect/>
+                    </a:stretch>
+                  </pic:blipFill>
+                  <pic:spPr bwMode="auto">
+                    <a:xfrm>
+                      <a:off x="0" y="0"/>
+                      <a:ext cx="5120640" cy="1767599"/>
+                    </a:xfrm>
+                    <a:prstGeom prst="rect">
+                      <a:avLst/>
+                    </a:prstGeom>
+                    <a:noFill/>
+                    <a:ln w="9525">
+                      <a:noFill/>
+                      <a:headEnd/>
+                      <a:tailEnd/>
+                    </a:ln>
+                  </pic:spPr>
+                </pic:pic>
+              </a:graphicData>
+            </a:graphic>
+          </wp:inline>
+        </w:drawing>
+      </w:r>
+    </w:p>
+    <w:p>
+      <w:pPr>
+        <w:pStyle w:val="ImageCaption"/>
+      </w:pPr>
+      <w:r>
+        <w:rPr>
+          <w:rFonts w:hint="eastAsia"/>
+        </w:rPr>
+        <w:t xml:space="preserve">图16</w:t>
+      </w:r>
+      <w:r>
+        <w:t xml:space="preserve"> </w:t>
+      </w:r>
+      <w:r>
+        <w:rPr>
+          <w:rFonts w:hint="eastAsia"/>
+        </w:rPr>
+        <w:t xml:space="preserve">波动电价下的对偶对比</w:t>
+      </w:r>
+    </w:p>
+    <w:p>
+      <w:pPr>
+        <w:pStyle w:val="BodyText"/>
+      </w:pPr>
+      <w:r>
+        <w:rPr>
+          <w:rFonts w:hint="eastAsia"/>
+          <w:b/>
+          <w:bCs/>
+        </w:rPr>
+        <w:t xml:space="preserve">（3）水值的正确结构：蓄水—兑现相位。</w:t>
+      </w:r>
+      <w:r>
+        <w:t xml:space="preserve"> </w:t>
+      </w:r>
+      <w:r>
+        <w:rPr>
+          <w:rFonts w:hint="eastAsia"/>
+        </w:rPr>
+        <w:t xml:space="preserve">水值</w:t>
+      </w:r>
+      <w:r>
+        <w:t xml:space="preserve"> </w:t>
+      </w:r>
+      <m:oMath>
+        <m:r>
+          <m:t>ψ</m:t>
+        </m:r>
+      </m:oMath>
+      <w:r>
+        <w:t xml:space="preserve"> </w:t>
+      </w:r>
+      <w:r>
+        <w:rPr>
+          <w:rFonts w:hint="eastAsia"/>
+        </w:rPr>
+        <w:t xml:space="preserve">并非”库存越多越不值钱”的边际递减，而是跟随</w:t>
+      </w:r>
+      <w:r>
+        <w:rPr>
+          <w:rFonts w:hint="eastAsia"/>
+          <w:b/>
+          <w:bCs/>
+        </w:rPr>
+        <w:t xml:space="preserve">电价相位</w:t>
+      </w:r>
+      <w:r>
+        <w:rPr>
+          <w:rFonts w:hint="eastAsia"/>
+        </w:rPr>
+        <w:t xml:space="preserve">——蓄水（谷价充电）时</w:t>
+      </w:r>
+      <w:r>
+        <w:t xml:space="preserve"> </w:t>
+      </w:r>
+      <m:oMath>
+        <m:r>
+          <m:t>ψ</m:t>
+        </m:r>
+      </m:oMath>
+      <w:r>
+        <w:t xml:space="preserve"> </w:t>
+      </w:r>
+      <w:r>
+        <w:rPr>
+          <w:rFonts w:hint="eastAsia"/>
+        </w:rPr>
+        <w:t xml:space="preserve">低、兑现（峰价放电）时</w:t>
+      </w:r>
+      <w:r>
+        <w:t xml:space="preserve"> </w:t>
+      </w:r>
+      <m:oMath>
+        <m:r>
+          <m:t>ψ</m:t>
+        </m:r>
+      </m:oMath>
+      <w:r>
+        <w:t xml:space="preserve"> </w:t>
+      </w:r>
+      <w:r>
+        <w:rPr>
+          <w:rFonts w:hint="eastAsia"/>
+        </w:rPr>
+        <w:t xml:space="preserve">高，故满电（白天光伏充满、临近峰价）时</w:t>
+      </w:r>
+      <w:r>
+        <w:t xml:space="preserve"> </w:t>
+      </w:r>
+      <m:oMath>
+        <m:r>
+          <m:t>ψ</m:t>
+        </m:r>
+      </m:oMath>
+      <w:r>
+        <w:t xml:space="preserve"> </w:t>
+      </w:r>
+      <w:r>
+        <w:rPr>
+          <w:rFonts w:hint="eastAsia"/>
+        </w:rPr>
+        <w:t xml:space="preserve">反而更高（触顶时段</w:t>
+      </w:r>
+      <w:r>
+        <w:t xml:space="preserve"> </w:t>
+      </w:r>
+      <m:oMath>
+        <m:r>
+          <m:t>ψ</m:t>
+        </m:r>
+      </m:oMath>
+      <w:r>
+        <w:t xml:space="preserve"> </w:t>
+      </w:r>
+      <w:r>
+        <w:rPr>
+          <w:rFonts w:hint="eastAsia"/>
+        </w:rPr>
+        <w:t xml:space="preserve">均值</w:t>
+      </w:r>
+      <w:r>
+        <w:t xml:space="preserve"> </w:t>
+      </w:r>
+      <m:oMath>
+        <m:r>
+          <m:t>0.884</m:t>
+        </m:r>
+      </m:oMath>
+      <w:r>
+        <w:rPr>
+          <w:rFonts w:hint="eastAsia"/>
+        </w:rPr>
+        <w:t xml:space="preserve">）、空电（深夜/清晨谷价）时</w:t>
+      </w:r>
+      <w:r>
+        <w:t xml:space="preserve"> </w:t>
+      </w:r>
+      <m:oMath>
+        <m:r>
+          <m:t>ψ</m:t>
+        </m:r>
+      </m:oMath>
+      <w:r>
+        <w:t xml:space="preserve"> </w:t>
+      </w:r>
+      <w:r>
+        <w:rPr>
+          <w:rFonts w:hint="eastAsia"/>
+        </w:rPr>
+        <w:t xml:space="preserve">更低（</w:t>
+      </w:r>
+      <m:oMath>
+        <m:r>
+          <m:t>0.450</m:t>
+        </m:r>
+      </m:oMath>
+      <w:r>
+        <w:rPr>
+          <w:rFonts w:hint="eastAsia"/>
+        </w:rPr>
+        <w:t xml:space="preserve">），</w:t>
+      </w:r>
+      <m:oMath>
+        <m:r>
+          <m:t>ψ</m:t>
+        </m:r>
+      </m:oMath>
+      <w:r>
+        <w:t xml:space="preserve">–SOC </w:t>
+      </w:r>
+      <w:r>
+        <w:rPr>
+          <w:rFonts w:hint="eastAsia"/>
+        </w:rPr>
+        <w:t xml:space="preserve">相关系数</w:t>
+      </w:r>
+      <w:r>
+        <w:t xml:space="preserve"> </w:t>
+      </w:r>
+      <m:oMath>
+        <m:r>
+          <m:rPr>
+            <m:sty m:val="p"/>
+          </m:rPr>
+          <m:t>+</m:t>
+        </m:r>
+        <m:r>
+          <m:t>0.20</m:t>
+        </m:r>
+      </m:oMath>
+      <w:r>
+        <w:rPr>
+          <w:rFonts w:hint="eastAsia"/>
+        </w:rPr>
+        <w:t xml:space="preserve">（[图17]）；</w:t>
+      </w:r>
+      <m:oMath>
+        <m:r>
+          <m:t>ψ</m:t>
+        </m:r>
+      </m:oMath>
+      <w:r>
+        <w:t xml:space="preserve"> </w:t>
+      </w:r>
+      <w:r>
+        <w:rPr>
+          <w:rFonts w:hint="eastAsia"/>
+        </w:rPr>
+        <w:t xml:space="preserve">月均值呈春夏低（5</w:t>
+      </w:r>
+      <w:r>
+        <w:t xml:space="preserve"> </w:t>
+      </w:r>
+      <w:r>
+        <w:rPr>
+          <w:rFonts w:hint="eastAsia"/>
+        </w:rPr>
+        <w:t xml:space="preserve">月</w:t>
+      </w:r>
+      <w:r>
+        <w:t xml:space="preserve"> </w:t>
+      </w:r>
+      <m:oMath>
+        <m:r>
+          <m:t>0.541</m:t>
+        </m:r>
+      </m:oMath>
+      <w:r>
+        <w:rPr>
+          <w:rFonts w:hint="eastAsia"/>
+        </w:rPr>
+        <w:t xml:space="preserve">）、秋冬高（12</w:t>
+      </w:r>
+      <w:r>
+        <w:t xml:space="preserve"> </w:t>
+      </w:r>
+      <w:r>
+        <w:rPr>
+          <w:rFonts w:hint="eastAsia"/>
+        </w:rPr>
+        <w:t xml:space="preserve">月</w:t>
+      </w:r>
+      <w:r>
+        <w:t xml:space="preserve"> </w:t>
+      </w:r>
+      <m:oMath>
+        <m:r>
+          <m:t>0.729</m:t>
+        </m:r>
+      </m:oMath>
+      <w:r>
+        <w:rPr>
+          <w:rFonts w:hint="eastAsia"/>
+        </w:rPr>
+        <w:t xml:space="preserve">）的季节结构，反映光伏富余季节电”不值钱”、紧缺季节电”值钱”。</w:t>
+      </w:r>
+    </w:p>
+    <w:p>
+      <w:pPr>
+        <w:pStyle w:val="CaptionedFigure"/>
+      </w:pPr>
+      <w:r>
+        <w:drawing>
+          <wp:inline>
+            <wp:extent cx="5120640" cy="1917430"/>
+            <wp:effectExtent b="0" l="0" r="0" t="0"/>
+            <wp:docPr descr="图17 储能水值的蓄水—兑现结构" title="" id="106" name="Picture"/>
+            <a:graphic>
+              <a:graphicData uri="http://schemas.openxmlformats.org/drawingml/2006/picture">
+                <pic:pic>
+                  <pic:nvPicPr>
+                    <pic:cNvPr descr="figures/fig_水值期权结构.png" id="107" name="Picture"/>
+                    <pic:cNvPicPr>
+                      <a:picLocks noChangeArrowheads="1" noChangeAspect="1"/>
+                    </pic:cNvPicPr>
+                  </pic:nvPicPr>
+                  <pic:blipFill>
+                    <a:blip r:embed="rId105"/>
+                    <a:stretch>
+                      <a:fillRect/>
+                    </a:stretch>
+                  </pic:blipFill>
+                  <pic:spPr bwMode="auto">
+                    <a:xfrm>
+                      <a:off x="0" y="0"/>
+                      <a:ext cx="5120640" cy="1917430"/>
+                    </a:xfrm>
+                    <a:prstGeom prst="rect">
+                      <a:avLst/>
+                    </a:prstGeom>
+                    <a:noFill/>
+                    <a:ln w="9525">
+                      <a:noFill/>
+                      <a:headEnd/>
+                      <a:tailEnd/>
+                    </a:ln>
+                  </pic:spPr>
+                </pic:pic>
+              </a:graphicData>
+            </a:graphic>
+          </wp:inline>
+        </w:drawing>
+      </w:r>
+    </w:p>
+    <w:p>
+      <w:pPr>
+        <w:pStyle w:val="ImageCaption"/>
+      </w:pPr>
+      <w:r>
+        <w:rPr>
+          <w:rFonts w:hint="eastAsia"/>
+        </w:rPr>
+        <w:t xml:space="preserve">图17</w:t>
+      </w:r>
+      <w:r>
+        <w:t xml:space="preserve"> </w:t>
+      </w:r>
+      <w:r>
+        <w:rPr>
+          <w:rFonts w:hint="eastAsia"/>
+        </w:rPr>
+        <w:t xml:space="preserve">储能水值的蓄水—兑现结构</w:t>
+      </w:r>
+    </w:p>
     <w:p>
       <w:r>
         <w:pict>
@@ -24662,9 +26108,9 @@
         </w:pict>
       </w:r>
     </w:p>
-    <w:bookmarkEnd w:id="98"/>
-    <w:bookmarkEnd w:id="99"/>
-    <w:bookmarkStart w:id="103" w:name="七模型评价与推广"/>
+    <w:bookmarkEnd w:id="108"/>
+    <w:bookmarkEnd w:id="109"/>
+    <w:bookmarkStart w:id="113" w:name="七模型评价与推广"/>
     <w:p>
       <w:pPr>
         <w:pStyle w:val="Heading2"/>
@@ -24676,7 +26122,7 @@
         <w:t xml:space="preserve">七、模型评价与推广</w:t>
       </w:r>
     </w:p>
-    <w:bookmarkStart w:id="100" w:name="优点"/>
+    <w:bookmarkStart w:id="110" w:name="优点"/>
     <w:p>
       <w:pPr>
         <w:pStyle w:val="Heading3"/>
@@ -24823,8 +26269,8 @@
         <w:t xml:space="preserve">等反直觉但可解释的结论。</w:t>
       </w:r>
     </w:p>
-    <w:bookmarkEnd w:id="100"/>
-    <w:bookmarkStart w:id="101" w:name="不足"/>
+    <w:bookmarkEnd w:id="110"/>
+    <w:bookmarkStart w:id="111" w:name="不足"/>
     <w:p>
       <w:pPr>
         <w:pStyle w:val="Heading3"/>
@@ -24995,8 +26441,8 @@
         <w:t xml:space="preserve">承担，滚动层仅做日内校正，未再向前看一天。</w:t>
       </w:r>
     </w:p>
-    <w:bookmarkEnd w:id="101"/>
-    <w:bookmarkStart w:id="102" w:name="推广"/>
+    <w:bookmarkEnd w:id="111"/>
+    <w:bookmarkStart w:id="112" w:name="推广"/>
     <w:p>
       <w:pPr>
         <w:pStyle w:val="Heading3"/>
@@ -25171,15 +26617,110 @@
       </w:r>
     </w:p>
     <w:p>
+      <w:pPr>
+        <w:pStyle w:val="Compact"/>
+        <w:numPr>
+          <w:ilvl w:val="0"/>
+          <w:numId w:val="1009"/>
+        </w:numPr>
+      </w:pPr>
+      <w:r>
+        <w:rPr>
+          <w:rFonts w:hint="eastAsia"/>
+        </w:rPr>
+        <w:t xml:space="preserve">对偶影子价格</w:t>
+      </w:r>
+      <w:r>
+        <w:t xml:space="preserve"> </w:t>
+      </w:r>
+      <m:oMath>
+        <m:sSub>
+          <m:e>
+            <m:r>
+              <m:t>λ</m:t>
+            </m:r>
+          </m:e>
+          <m:sub>
+            <m:r>
+              <m:t>t</m:t>
+            </m:r>
+          </m:sub>
+        </m:sSub>
+      </m:oMath>
+      <w:r>
+        <w:t xml:space="preserve"> </w:t>
+      </w:r>
+      <w:r>
+        <w:rPr>
+          <w:rFonts w:hint="eastAsia"/>
+        </w:rPr>
+        <w:t xml:space="preserve">可解读为微网内部的</w:t>
+      </w:r>
+      <w:r>
+        <w:rPr>
+          <w:rFonts w:hint="eastAsia"/>
+          <w:b/>
+          <w:bCs/>
+        </w:rPr>
+        <w:t xml:space="preserve">实时边际成本（节点电价）</w:t>
+      </w:r>
+      <w:r>
+        <w:rPr>
+          <w:rFonts w:hint="eastAsia"/>
+        </w:rPr>
+        <w:t xml:space="preserve">：若储能、可调负载等分布式资源按</w:t>
+      </w:r>
+      <w:r>
+        <w:t xml:space="preserve"> </w:t>
+      </w:r>
+      <m:oMath>
+        <m:sSub>
+          <m:e>
+            <m:r>
+              <m:t>λ</m:t>
+            </m:r>
+          </m:e>
+          <m:sub>
+            <m:r>
+              <m:t>t</m:t>
+            </m:r>
+          </m:sub>
+        </m:sSub>
+      </m:oMath>
+      <w:r>
+        <w:t xml:space="preserve"> </w:t>
+      </w:r>
+      <w:r>
+        <w:rPr>
+          <w:rFonts w:hint="eastAsia"/>
+        </w:rPr>
+        <w:t xml:space="preserve">结算，其各自独立的最优响应将收敛到全局最优调度，为微网的</w:t>
+      </w:r>
+      <w:r>
+        <w:rPr>
+          <w:rFonts w:hint="eastAsia"/>
+          <w:b/>
+          <w:bCs/>
+        </w:rPr>
+        <w:t xml:space="preserve">价格机制设计</w:t>
+      </w:r>
+      <w:r>
+        <w:rPr>
+          <w:rFonts w:hint="eastAsia"/>
+        </w:rPr>
+        <w:t xml:space="preserve">（分布式能量交易）提供理论依据。</w:t>
+      </w:r>
+    </w:p>
+    <w:p>
       <w:r>
         <w:pict>
           <v:rect style="width:0;height:1.5pt" o:hralign="center" o:hrstd="t" o:hr="t"/>
         </w:pict>
       </w:r>
     </w:p>
-    <w:bookmarkEnd w:id="102"/>
-    <w:bookmarkEnd w:id="103"/>
-    <w:bookmarkStart w:id="104" w:name="八参考文献"/>
+    <w:bookmarkEnd w:id="112"/>
+    <w:bookmarkEnd w:id="113"/>
+    <w:bookmarkStart w:id="114" w:name="八参考文献"/>
     <w:p>
       <w:pPr>
         <w:pStyle w:val="Heading2"/>
@@ -25382,8 +26923,8 @@
         </w:pict>
       </w:r>
     </w:p>
-    <w:bookmarkEnd w:id="104"/>
-    <w:bookmarkStart w:id="105" w:name="附录-a-求解代码结构"/>
+    <w:bookmarkEnd w:id="114"/>
+    <w:bookmarkStart w:id="115" w:name="附录-a-求解代码结构"/>
     <w:p>
       <w:pPr>
         <w:pStyle w:val="Heading2"/>
@@ -26250,6 +27791,48 @@
                 <w:rFonts w:hint="eastAsia"/>
               </w:rPr>
               <w:t xml:space="preserve">、[图14]</w:t>
+            </w:r>
+          </w:p>
+        </w:tc>
+      </w:tr>
+      <w:tr>
+        <w:tc>
+          <w:tcPr/>
+          <w:p>
+            <w:pPr>
+              <w:pStyle w:val="Compact"/>
+            </w:pPr>
+            <w:r>
+              <w:rPr>
+                <w:rStyle w:val="VerbatimChar"/>
+              </w:rPr>
+              <w:t xml:space="preserve">analyze_dual_ext.py</w:t>
+            </w:r>
+          </w:p>
+        </w:tc>
+        <w:tc>
+          <w:tcPr/>
+          <w:p>
+            <w:pPr>
+              <w:pStyle w:val="Compact"/>
+            </w:pPr>
+            <w:r>
+              <w:rPr>
+                <w:rFonts w:hint="eastAsia"/>
+              </w:rPr>
+              <w:t xml:space="preserve">对偶深化：容量/功率影子价格（投资信号）、波动价对偶对比、水值蓄水—兑现结构，</w:t>
+            </w:r>
+            <w:r>
+              <w:rPr>
+                <w:rStyle w:val="VerbatimChar"/>
+              </w:rPr>
+              <w:t xml:space="preserve">_dual_ext_summary.txt</w:t>
+            </w:r>
+            <w:r>
+              <w:rPr>
+                <w:rFonts w:hint="eastAsia"/>
+              </w:rPr>
+              <w:t xml:space="preserve">、[图15]–[图17]</w:t>
             </w:r>
           </w:p>
         </w:tc>
@@ -27206,9 +28789,153 @@
           </w:p>
         </w:tc>
       </w:tr>
+      <w:tr>
+        <w:tc>
+          <w:tcPr/>
+          <w:p>
+            <w:pPr>
+              <w:pStyle w:val="Compact"/>
+            </w:pPr>
+            <w:r>
+              <w:rPr>
+                <w:rFonts w:hint="eastAsia"/>
+              </w:rPr>
+              <w:t xml:space="preserve">图15</w:t>
+            </w:r>
+          </w:p>
+        </w:tc>
+        <w:tc>
+          <w:tcPr/>
+          <w:p>
+            <w:pPr>
+              <w:pStyle w:val="Compact"/>
+            </w:pPr>
+            <w:r>
+              <w:rPr>
+                <w:rStyle w:val="VerbatimChar"/>
+                <w:rFonts w:hint="eastAsia"/>
+              </w:rPr>
+              <w:t xml:space="preserve">fig_影子价格_投资信号</w:t>
+            </w:r>
+          </w:p>
+        </w:tc>
+        <w:tc>
+          <w:tcPr/>
+          <w:p>
+            <w:pPr>
+              <w:pStyle w:val="Compact"/>
+            </w:pPr>
+            <w:r>
+              <w:t xml:space="preserve">§6.9 </w:t>
+            </w:r>
+            <w:r>
+              <w:rPr>
+                <w:rFonts w:hint="eastAsia"/>
+              </w:rPr>
+              <w:t xml:space="preserve">容量/功率影子价格的投资信号</w:t>
+            </w:r>
+          </w:p>
+        </w:tc>
+      </w:tr>
+      <w:tr>
+        <w:tc>
+          <w:tcPr/>
+          <w:p>
+            <w:pPr>
+              <w:pStyle w:val="Compact"/>
+            </w:pPr>
+            <w:r>
+              <w:rPr>
+                <w:rFonts w:hint="eastAsia"/>
+              </w:rPr>
+              <w:t xml:space="preserve">图16</w:t>
+            </w:r>
+          </w:p>
+        </w:tc>
+        <w:tc>
+          <w:tcPr/>
+          <w:p>
+            <w:pPr>
+              <w:pStyle w:val="Compact"/>
+            </w:pPr>
+            <w:r>
+              <w:rPr>
+                <w:rStyle w:val="VerbatimChar"/>
+                <w:rFonts w:hint="eastAsia"/>
+              </w:rPr>
+              <w:t xml:space="preserve">fig_影子价格_波动价对比</w:t>
+            </w:r>
+          </w:p>
+        </w:tc>
+        <w:tc>
+          <w:tcPr/>
+          <w:p>
+            <w:pPr>
+              <w:pStyle w:val="Compact"/>
+            </w:pPr>
+            <w:r>
+              <w:t xml:space="preserve">§6.9 </w:t>
+            </w:r>
+            <w:r>
+              <w:rPr>
+                <w:rFonts w:hint="eastAsia"/>
+              </w:rPr>
+              <w:t xml:space="preserve">波动电价下的对偶对比</w:t>
+            </w:r>
+          </w:p>
+        </w:tc>
+      </w:tr>
+      <w:tr>
+        <w:tc>
+          <w:tcPr/>
+          <w:p>
+            <w:pPr>
+              <w:pStyle w:val="Compact"/>
+            </w:pPr>
+            <w:r>
+              <w:rPr>
+                <w:rFonts w:hint="eastAsia"/>
+              </w:rPr>
+              <w:t xml:space="preserve">图17</w:t>
+            </w:r>
+          </w:p>
+        </w:tc>
+        <w:tc>
+          <w:tcPr/>
+          <w:p>
+            <w:pPr>
+              <w:pStyle w:val="Compact"/>
+            </w:pPr>
+            <w:r>
+              <w:rPr>
+                <w:rStyle w:val="VerbatimChar"/>
+                <w:rFonts w:hint="eastAsia"/>
+              </w:rPr>
+              <w:t xml:space="preserve">fig_水值期权结构</w:t>
+            </w:r>
+          </w:p>
+        </w:tc>
+        <w:tc>
+          <w:tcPr/>
+          <w:p>
+            <w:pPr>
+              <w:pStyle w:val="Compact"/>
+            </w:pPr>
+            <w:r>
+              <w:t xml:space="preserve">§6.9 </w:t>
+            </w:r>
+            <w:r>
+              <w:rPr>
+                <w:rFonts w:hint="eastAsia"/>
+              </w:rPr>
+              <w:t xml:space="preserve">储能水值的蓄水—兑现结构</w:t>
+            </w:r>
+          </w:p>
+        </w:tc>
+      </w:tr>
     </w:tbl>
-    <w:bookmarkEnd w:id="105"/>
-    <w:bookmarkEnd w:id="106"/>
+    <w:bookmarkEnd w:id="115"/>
+    <w:bookmarkEnd w:id="116"/>
     <w:sectPr>
       <w:footnotePr>
         <w:numRestart w:val="eachSect"/>

--- a/论文初稿.docx
+++ b/论文初稿.docx
@@ -2,7 +2,7 @@
 <file path=word/document.xml><?xml version="1.0" encoding="utf-8"?>
 <w:document xmlns:w="http://schemas.openxmlformats.org/wordprocessingml/2006/main" xmlns:m="http://schemas.openxmlformats.org/officeDocument/2006/math" xmlns:r="http://schemas.openxmlformats.org/officeDocument/2006/relationships" xmlns:o="urn:schemas-microsoft-com:office:office" xmlns:v="urn:schemas-microsoft-com:vml" xmlns:w10="urn:schemas-microsoft-com:office:word" xmlns:a="http://schemas.openxmlformats.org/drawingml/2006/main" xmlns:pic="http://schemas.openxmlformats.org/drawingml/2006/picture" xmlns:wp="http://schemas.openxmlformats.org/drawingml/2006/wordprocessingDrawing">
   <w:body>
-    <w:bookmarkStart w:id="116" w:name="微网与外部电网电力调控策略"/>
+    <w:bookmarkStart w:id="126" w:name="微网与外部电网电力调控策略"/>
     <w:p>
       <w:pPr>
         <w:pStyle w:val="Heading1"/>
@@ -962,7 +962,7 @@
       </w:r>
       <m:oMath>
         <m:r>
-          <m:t>765.52</m:t>
+          <m:t>540.32</m:t>
         </m:r>
       </m:oMath>
       <w:r>
@@ -16726,7 +16726,7 @@
     <w:bookmarkEnd w:id="55"/>
     <w:bookmarkEnd w:id="56"/>
     <w:bookmarkEnd w:id="57"/>
-    <w:bookmarkStart w:id="109" w:name="六模型检验机理分析与灵敏度分析"/>
+    <w:bookmarkStart w:id="119" w:name="六模型检验机理分析与灵敏度分析"/>
     <w:p>
       <w:pPr>
         <w:pStyle w:val="Heading2"/>
@@ -19505,7 +19505,7 @@
               <w:pStyle w:val="Compact"/>
             </w:pPr>
             <w:r>
-              <w:t xml:space="preserve">2238.04</w:t>
+              <w:t xml:space="preserve">2012.85</w:t>
             </w:r>
           </w:p>
         </w:tc>
@@ -19666,7 +19666,7 @@
           <w:b/>
           <w:bCs/>
         </w:rPr>
-        <w:t xml:space="preserve">765.52 </w:t>
+        <w:t xml:space="preserve">540.32 </w:t>
       </w:r>
       <w:r>
         <w:rPr>
@@ -19819,7 +19819,7 @@
       <w:r>
         <w:drawing>
           <wp:inline>
-            <wp:extent cx="4693920" cy="2535767"/>
+            <wp:extent cx="4693920" cy="2534416"/>
             <wp:effectExtent b="0" l="0" r="0" t="0"/>
             <wp:docPr descr="图8 消融分析与贡献分解" title="" id="73" name="Picture"/>
             <a:graphic>
@@ -19840,7 +19840,7 @@
                   <pic:spPr bwMode="auto">
                     <a:xfrm>
                       <a:off x="0" y="0"/>
-                      <a:ext cx="4693920" cy="2535767"/>
+                      <a:ext cx="4693920" cy="2534416"/>
                     </a:xfrm>
                     <a:prstGeom prst="rect">
                       <a:avLst/>
@@ -23476,7 +23476,7 @@
       </w:r>
       <m:oMath>
         <m:r>
-          <m:t>765.52</m:t>
+          <m:t>540.32</m:t>
         </m:r>
       </m:oMath>
       <w:r>
@@ -26101,6 +26101,1498 @@
         <w:t xml:space="preserve">储能水值的蓄水—兑现结构</w:t>
       </w:r>
     </w:p>
+    <w:bookmarkEnd w:id="108"/>
+    <w:bookmarkStart w:id="118" w:name="波动电价场景的深化鲁棒层价值分解紧急购电耦合与跨日套利"/>
+    <w:p>
+      <w:pPr>
+        <w:pStyle w:val="Heading3"/>
+      </w:pPr>
+      <w:r>
+        <w:t xml:space="preserve">6.10 </w:t>
+      </w:r>
+      <w:r>
+        <w:rPr>
+          <w:rFonts w:hint="eastAsia"/>
+        </w:rPr>
+        <w:t xml:space="preserve">波动电价场景的深化：鲁棒层价值分解、紧急购电耦合与跨日套利</w:t>
+      </w:r>
+    </w:p>
+    <w:p>
+      <w:pPr>
+        <w:pStyle w:val="FirstParagraph"/>
+      </w:pPr>
+      <w:r>
+        <w:rPr>
+          <w:rFonts w:hint="eastAsia"/>
+        </w:rPr>
+        <w:t xml:space="preserve">问题四的波动电价不仅改变了确定性套利（§6.9），也改变了”不确定性”下储能的价值结构。本节在附件4</w:t>
+      </w:r>
+      <w:r>
+        <w:t xml:space="preserve"> </w:t>
+      </w:r>
+      <w:r>
+        <w:rPr>
+          <w:rFonts w:hint="eastAsia"/>
+        </w:rPr>
+        <w:t xml:space="preserve">波动电价下，把</w:t>
+      </w:r>
+      <w:r>
+        <w:t xml:space="preserve"> §6.3 </w:t>
+      </w:r>
+      <w:r>
+        <w:rPr>
+          <w:rFonts w:hint="eastAsia"/>
+        </w:rPr>
+        <w:t xml:space="preserve">的消融与</w:t>
+      </w:r>
+      <w:r>
+        <w:t xml:space="preserve"> §6.5/§6.9 </w:t>
+      </w:r>
+      <w:r>
+        <w:rPr>
+          <w:rFonts w:hint="eastAsia"/>
+        </w:rPr>
+        <w:t xml:space="preserve">的对偶分析延伸到鲁棒层（0:00</w:t>
+      </w:r>
+      <w:r>
+        <w:t xml:space="preserve"> </w:t>
+      </w:r>
+      <w:r>
+        <w:rPr>
+          <w:rFonts w:hint="eastAsia"/>
+        </w:rPr>
+        <w:t xml:space="preserve">预报计划</w:t>
+      </w:r>
+      <w:r>
+        <w:t xml:space="preserve"> </w:t>
+      </w:r>
+      <m:oMath>
+        <m:r>
+          <m:rPr>
+            <m:sty m:val="p"/>
+          </m:rPr>
+          <m:t>+</m:t>
+        </m:r>
+      </m:oMath>
+      <w:r>
+        <w:t xml:space="preserve"> </w:t>
+      </w:r>
+      <w:r>
+        <w:rPr>
+          <w:rFonts w:hint="eastAsia"/>
+        </w:rPr>
+        <w:t xml:space="preserve">实际光伏重调度</w:t>
+      </w:r>
+      <w:r>
+        <w:t xml:space="preserve"> </w:t>
+      </w:r>
+      <m:oMath>
+        <m:r>
+          <m:rPr>
+            <m:sty m:val="p"/>
+          </m:rPr>
+          <m:t>+</m:t>
+        </m:r>
+      </m:oMath>
+      <w:r>
+        <w:t xml:space="preserve"> </w:t>
+      </w:r>
+      <w:r>
+        <w:t xml:space="preserve">5 </w:t>
+      </w:r>
+      <w:r>
+        <w:rPr>
+          <w:rFonts w:hint="eastAsia"/>
+        </w:rPr>
+        <w:t xml:space="preserve">倍紧急购电），回答三个问题：波动价下储能价值如何分解？紧急购电费贵在”量”还是”价”？跨日套利为何如此微小？</w:t>
+      </w:r>
+    </w:p>
+    <w:p>
+      <w:pPr>
+        <w:pStyle w:val="BodyText"/>
+      </w:pPr>
+      <w:r>
+        <w:rPr>
+          <w:rFonts w:hint="eastAsia"/>
+          <w:b/>
+          <w:bCs/>
+        </w:rPr>
+        <w:t xml:space="preserve">（1）鲁棒层储能价值的三分解。</w:t>
+      </w:r>
+      <w:r>
+        <w:t xml:space="preserve"> </w:t>
+      </w:r>
+      <w:r>
+        <w:rPr>
+          <w:rFonts w:hint="eastAsia"/>
+        </w:rPr>
+        <w:t xml:space="preserve">在完美预见层，储能价值</w:t>
+      </w:r>
+      <w:r>
+        <w:t xml:space="preserve"> </w:t>
+      </w:r>
+      <m:oMath>
+        <m:r>
+          <m:rPr>
+            <m:sty m:val="p"/>
+          </m:rPr>
+          <m:t>=</m:t>
+        </m:r>
+      </m:oMath>
+      <w:r>
+        <w:t xml:space="preserve"> </w:t>
+      </w:r>
+      <w:r>
+        <w:rPr>
+          <w:rFonts w:hint="eastAsia"/>
+        </w:rPr>
+        <w:t xml:space="preserve">净套利</w:t>
+      </w:r>
+      <w:r>
+        <w:t xml:space="preserve"> </w:t>
+      </w:r>
+      <m:oMath>
+        <m:r>
+          <m:rPr>
+            <m:sty m:val="p"/>
+          </m:rPr>
+          <m:t>+</m:t>
+        </m:r>
+      </m:oMath>
+      <w:r>
+        <w:t xml:space="preserve"> </w:t>
+      </w:r>
+      <w:r>
+        <w:rPr>
+          <w:rFonts w:hint="eastAsia"/>
+        </w:rPr>
+        <w:t xml:space="preserve">净消纳弃光（§6.5）；在鲁棒层储能还额外”兜底”了预报误差，价值分解为三项（[图18]）：</w:t>
+      </w:r>
+    </w:p>
+    <w:p>
+      <w:pPr>
+        <w:pStyle w:val="BodyText"/>
+      </w:pPr>
+      <m:oMathPara>
+        <m:oMathParaPr>
+          <m:jc m:val="center"/>
+        </m:oMathParaPr>
+        <m:oMath>
+          <m:sSub>
+            <m:e>
+              <m:r>
+                <m:t>V</m:t>
+              </m:r>
+            </m:e>
+            <m:sub>
+              <m:r>
+                <m:rPr>
+                  <m:nor/>
+                  <m:sty m:val="p"/>
+                </m:rPr>
+                <m:t>鲁棒</m:t>
+              </m:r>
+            </m:sub>
+          </m:sSub>
+          <m:r>
+            <m:rPr>
+              <m:sty m:val="p"/>
+            </m:rPr>
+            <m:t>=</m:t>
+          </m:r>
+          <m:limLow>
+            <m:e>
+              <m:limLow>
+                <m:e>
+                  <m:sSub>
+                    <m:e>
+                      <m:r>
+                        <m:t>V</m:t>
+                      </m:r>
+                    </m:e>
+                    <m:sub>
+                      <m:r>
+                        <m:rPr>
+                          <m:nor/>
+                          <m:sty m:val="p"/>
+                        </m:rPr>
+                        <m:t>套利</m:t>
+                      </m:r>
+                    </m:sub>
+                  </m:sSub>
+                  <m:r>
+                    <m:rPr>
+                      <m:sty m:val="p"/>
+                    </m:rPr>
+                    <m:t>+</m:t>
+                  </m:r>
+                  <m:sSub>
+                    <m:e>
+                      <m:r>
+                        <m:t>V</m:t>
+                      </m:r>
+                    </m:e>
+                    <m:sub>
+                      <m:r>
+                        <m:rPr>
+                          <m:nor/>
+                          <m:sty m:val="p"/>
+                        </m:rPr>
+                        <m:t>消纳</m:t>
+                      </m:r>
+                    </m:sub>
+                  </m:sSub>
+                </m:e>
+                <m:lim>
+                  <m:r>
+                    <m:rPr>
+                      <m:sty m:val="p"/>
+                    </m:rPr>
+                    <m:t>⏟</m:t>
+                  </m:r>
+                </m:lim>
+              </m:limLow>
+            </m:e>
+            <m:lim>
+              <m:r>
+                <m:rPr>
+                  <m:nor/>
+                  <m:sty m:val="p"/>
+                </m:rPr>
+                <m:t>完美预见层</m:t>
+              </m:r>
+            </m:lim>
+          </m:limLow>
+          <m:r>
+            <m:rPr>
+              <m:sty m:val="p"/>
+            </m:rPr>
+            <m:t>+</m:t>
+          </m:r>
+          <m:sSub>
+            <m:e>
+              <m:r>
+                <m:t>V</m:t>
+              </m:r>
+            </m:e>
+            <m:sub>
+              <m:r>
+                <m:rPr>
+                  <m:nor/>
+                  <m:sty m:val="p"/>
+                </m:rPr>
+                <m:t>兜底</m:t>
+              </m:r>
+            </m:sub>
+          </m:sSub>
+          <m:r>
+            <m:rPr>
+              <m:sty m:val="p"/>
+            </m:rPr>
+            <m:t>.</m:t>
+          </m:r>
+        </m:oMath>
+      </m:oMathPara>
+    </w:p>
+    <w:p>
+      <w:pPr>
+        <w:pStyle w:val="FirstParagraph"/>
+      </w:pPr>
+      <w:r>
+        <w:rPr>
+          <w:rFonts w:hint="eastAsia"/>
+        </w:rPr>
+        <w:t xml:space="preserve">附件1</w:t>
+      </w:r>
+      <w:r>
+        <w:t xml:space="preserve"> </w:t>
+      </w:r>
+      <w:r>
+        <w:rPr>
+          <w:rFonts w:hint="eastAsia"/>
+        </w:rPr>
+        <w:t xml:space="preserve">同价下三项为</w:t>
+      </w:r>
+      <w:r>
+        <w:t xml:space="preserve"> </w:t>
+      </w:r>
+      <m:oMath>
+        <m:r>
+          <m:t>274.12</m:t>
+        </m:r>
+        <m:r>
+          <m:rPr>
+            <m:sty m:val="p"/>
+          </m:rPr>
+          <m:t>+</m:t>
+        </m:r>
+        <m:r>
+          <m:t>143.66</m:t>
+        </m:r>
+        <m:r>
+          <m:rPr>
+            <m:sty m:val="p"/>
+          </m:rPr>
+          <m:t>+</m:t>
+        </m:r>
+        <m:r>
+          <m:t>122.53</m:t>
+        </m:r>
+        <m:r>
+          <m:rPr>
+            <m:sty m:val="p"/>
+          </m:rPr>
+          <m:t>=</m:t>
+        </m:r>
+        <m:r>
+          <m:t>540.32</m:t>
+        </m:r>
+      </m:oMath>
+      <w:r>
+        <w:t xml:space="preserve"> </w:t>
+      </w:r>
+      <w:r>
+        <w:rPr>
+          <w:rFonts w:hint="eastAsia"/>
+        </w:rPr>
+        <w:t xml:space="preserve">万元（与</w:t>
+      </w:r>
+      <w:r>
+        <w:t xml:space="preserve"> §6.3 </w:t>
+      </w:r>
+      <w:r>
+        <w:rPr>
+          <w:rFonts w:hint="eastAsia"/>
+        </w:rPr>
+        <w:t xml:space="preserve">一致），附件4</w:t>
+      </w:r>
+      <w:r>
+        <w:t xml:space="preserve"> </w:t>
+      </w:r>
+      <w:r>
+        <w:rPr>
+          <w:rFonts w:hint="eastAsia"/>
+        </w:rPr>
+        <w:t xml:space="preserve">波动价下为</w:t>
+      </w:r>
+      <w:r>
+        <w:t xml:space="preserve"> </w:t>
+      </w:r>
+      <m:oMath>
+        <m:r>
+          <m:t>303.55</m:t>
+        </m:r>
+        <m:r>
+          <m:rPr>
+            <m:sty m:val="p"/>
+          </m:rPr>
+          <m:t>+</m:t>
+        </m:r>
+        <m:r>
+          <m:t>120.87</m:t>
+        </m:r>
+        <m:r>
+          <m:rPr>
+            <m:sty m:val="p"/>
+          </m:rPr>
+          <m:t>+</m:t>
+        </m:r>
+        <m:r>
+          <m:t>134.32</m:t>
+        </m:r>
+        <m:r>
+          <m:rPr>
+            <m:sty m:val="p"/>
+          </m:rPr>
+          <m:t>=</m:t>
+        </m:r>
+        <m:r>
+          <m:t>558.74</m:t>
+        </m:r>
+      </m:oMath>
+      <w:r>
+        <w:t xml:space="preserve"> </w:t>
+      </w:r>
+      <w:r>
+        <w:rPr>
+          <w:rFonts w:hint="eastAsia"/>
+        </w:rPr>
+        <w:t xml:space="preserve">万元。波动价不仅抬高了确定性套利（</w:t>
+      </w:r>
+      <m:oMath>
+        <m:r>
+          <m:t>274.12</m:t>
+        </m:r>
+        <m:r>
+          <m:rPr>
+            <m:sty m:val="p"/>
+          </m:rPr>
+          <m:t>→</m:t>
+        </m:r>
+        <m:r>
+          <m:t>303.55</m:t>
+        </m:r>
+      </m:oMath>
+      <w:r>
+        <w:t xml:space="preserve"> </w:t>
+      </w:r>
+      <w:r>
+        <w:rPr>
+          <w:rFonts w:hint="eastAsia"/>
+        </w:rPr>
+        <w:t xml:space="preserve">万），也抬高了兜底价值（</w:t>
+      </w:r>
+      <m:oMath>
+        <m:r>
+          <m:t>122.53</m:t>
+        </m:r>
+        <m:r>
+          <m:rPr>
+            <m:sty m:val="p"/>
+          </m:rPr>
+          <m:t>→</m:t>
+        </m:r>
+        <m:r>
+          <m:t>134.32</m:t>
+        </m:r>
+      </m:oMath>
+      <w:r>
+        <w:t xml:space="preserve"> </w:t>
+      </w:r>
+      <w:r>
+        <w:rPr>
+          <w:rFonts w:hint="eastAsia"/>
+        </w:rPr>
+        <w:t xml:space="preserve">万，</w:t>
+      </w:r>
+      <m:oMath>
+        <m:r>
+          <m:rPr>
+            <m:sty m:val="p"/>
+          </m:rPr>
+          <m:t>+</m:t>
+        </m:r>
+        <m:r>
+          <m:t>11.79</m:t>
+        </m:r>
+      </m:oMath>
+      <w:r>
+        <w:t xml:space="preserve"> </w:t>
+      </w:r>
+      <w:r>
+        <w:rPr>
+          <w:rFonts w:hint="eastAsia"/>
+        </w:rPr>
+        <w:t xml:space="preserve">万）。兜底价值的机理是”储能削减预报误差代价”：无储能时预报误差代价同价</w:t>
+      </w:r>
+      <w:r>
+        <w:t xml:space="preserve"> </w:t>
+      </w:r>
+      <m:oMath>
+        <m:r>
+          <m:t>372.11</m:t>
+        </m:r>
+      </m:oMath>
+      <w:r>
+        <w:t xml:space="preserve"> </w:t>
+      </w:r>
+      <w:r>
+        <w:rPr>
+          <w:rFonts w:hint="eastAsia"/>
+        </w:rPr>
+        <w:t xml:space="preserve">万、波动价</w:t>
+      </w:r>
+      <w:r>
+        <w:t xml:space="preserve"> </w:t>
+      </w:r>
+      <m:oMath>
+        <m:r>
+          <m:t>387.58</m:t>
+        </m:r>
+      </m:oMath>
+      <w:r>
+        <w:t xml:space="preserve"> </w:t>
+      </w:r>
+      <w:r>
+        <w:rPr>
+          <w:rFonts w:hint="eastAsia"/>
+        </w:rPr>
+        <w:t xml:space="preserve">万，有储能后分别降至</w:t>
+      </w:r>
+      <w:r>
+        <w:t xml:space="preserve"> </w:t>
+      </w:r>
+      <m:oMath>
+        <m:r>
+          <m:t>249.58</m:t>
+        </m:r>
+      </m:oMath>
+      <w:r>
+        <w:t xml:space="preserve"> </w:t>
+      </w:r>
+      <w:r>
+        <w:rPr>
+          <w:rFonts w:hint="eastAsia"/>
+        </w:rPr>
+        <w:t xml:space="preserve">万、</w:t>
+      </w:r>
+      <m:oMath>
+        <m:r>
+          <m:t>253.25</m:t>
+        </m:r>
+      </m:oMath>
+      <w:r>
+        <w:t xml:space="preserve"> </w:t>
+      </w:r>
+      <w:r>
+        <w:rPr>
+          <w:rFonts w:hint="eastAsia"/>
+        </w:rPr>
+        <w:t xml:space="preserve">万，削减量即兜底价值。</w:t>
+      </w:r>
+    </w:p>
+    <w:p>
+      <w:pPr>
+        <w:pStyle w:val="BodyText"/>
+      </w:pPr>
+      <w:r>
+        <w:rPr>
+          <w:rFonts w:hint="eastAsia"/>
+          <w:b/>
+          <w:bCs/>
+        </w:rPr>
+        <w:t xml:space="preserve">（2）紧急购电的”电价×误差”耦合。</w:t>
+      </w:r>
+      <w:r>
+        <w:t xml:space="preserve"> </w:t>
+      </w:r>
+      <w:r>
+        <w:rPr>
+          <w:rFonts w:hint="eastAsia"/>
+        </w:rPr>
+        <w:t xml:space="preserve">紧急购电费</w:t>
+      </w:r>
+      <w:r>
+        <w:t xml:space="preserve"> </w:t>
+      </w:r>
+      <m:oMath>
+        <m:r>
+          <m:t>5</m:t>
+        </m:r>
+        <m:nary>
+          <m:naryPr>
+            <m:chr m:val="∑"/>
+            <m:limLoc m:val="undOvr"/>
+            <m:subHide m:val="off"/>
+            <m:supHide m:val="on"/>
+          </m:naryPr>
+          <m:sub>
+            <m:r>
+              <m:t>t</m:t>
+            </m:r>
+          </m:sub>
+          <m:sup>
+            <m:r>
+              <m:t>​</m:t>
+            </m:r>
+          </m:sup>
+          <m:e>
+            <m:sSub>
+              <m:e>
+                <m:r>
+                  <m:t>p</m:t>
+                </m:r>
+              </m:e>
+              <m:sub>
+                <m:r>
+                  <m:t>t</m:t>
+                </m:r>
+              </m:sub>
+            </m:sSub>
+          </m:e>
+        </m:nary>
+        <m:sSub>
+          <m:e>
+            <m:r>
+              <m:t>e</m:t>
+            </m:r>
+          </m:e>
+          <m:sub>
+            <m:r>
+              <m:t>t</m:t>
+            </m:r>
+          </m:sub>
+        </m:sSub>
+      </m:oMath>
+      <w:r>
+        <w:t xml:space="preserve"> </w:t>
+      </w:r>
+      <w:r>
+        <w:rPr>
+          <w:rFonts w:hint="eastAsia"/>
+        </w:rPr>
+        <w:t xml:space="preserve">可分解为”量贡献”（按全时段均价计价的</w:t>
+      </w:r>
+      <w:r>
+        <w:t xml:space="preserve"> </w:t>
+      </w:r>
+      <m:oMath>
+        <m:r>
+          <m:t>5</m:t>
+        </m:r>
+        <m:acc>
+          <m:accPr>
+            <m:chr m:val="‾"/>
+          </m:accPr>
+          <m:e>
+            <m:r>
+              <m:t>p</m:t>
+            </m:r>
+          </m:e>
+        </m:acc>
+        <m:nary>
+          <m:naryPr>
+            <m:chr m:val="∑"/>
+            <m:limLoc m:val="undOvr"/>
+            <m:subHide m:val="off"/>
+            <m:supHide m:val="on"/>
+          </m:naryPr>
+          <m:sub>
+            <m:r>
+              <m:t>t</m:t>
+            </m:r>
+          </m:sub>
+          <m:sup>
+            <m:r>
+              <m:t>​</m:t>
+            </m:r>
+          </m:sup>
+          <m:e>
+            <m:sSub>
+              <m:e>
+                <m:r>
+                  <m:t>e</m:t>
+                </m:r>
+              </m:e>
+              <m:sub>
+                <m:r>
+                  <m:t>t</m:t>
+                </m:r>
+              </m:sub>
+            </m:sSub>
+          </m:e>
+        </m:nary>
+      </m:oMath>
+      <w:r>
+        <w:rPr>
+          <w:rFonts w:hint="eastAsia"/>
+        </w:rPr>
+        <w:t xml:space="preserve">）与”价贡献”（紧急购电时段相对均价的溢价）。紧急购电几乎全部集中在</w:t>
+      </w:r>
+      <w:r>
+        <w:rPr>
+          <w:rFonts w:hint="eastAsia"/>
+          <w:b/>
+          <w:bCs/>
+        </w:rPr>
+        <w:t xml:space="preserve">清晨</w:t>
+      </w:r>
+      <w:r>
+        <w:rPr>
+          <w:b/>
+          <w:bCs/>
+        </w:rPr>
+        <w:t xml:space="preserve"> 5–7 </w:t>
+      </w:r>
+      <w:r>
+        <w:rPr>
+          <w:rFonts w:hint="eastAsia"/>
+          <w:b/>
+          <w:bCs/>
+        </w:rPr>
+        <w:t xml:space="preserve">时</w:t>
+      </w:r>
+      <w:r>
+        <w:rPr>
+          <w:rFonts w:hint="eastAsia"/>
+        </w:rPr>
+        <w:t xml:space="preserve">（占</w:t>
+      </w:r>
+      <w:r>
+        <w:t xml:space="preserve"> </w:t>
+      </w:r>
+      <m:oMath>
+        <m:r>
+          <m:t>75.3</m:t>
+        </m:r>
+        <m:r>
+          <m:rPr>
+            <m:sty m:val="p"/>
+          </m:rPr>
+          <m:t>%</m:t>
+        </m:r>
+      </m:oMath>
+      <w:r>
+        <w:rPr>
+          <w:rFonts w:hint="eastAsia"/>
+        </w:rPr>
+        <w:t xml:space="preserve">，峰值</w:t>
+      </w:r>
+      <w:r>
+        <w:t xml:space="preserve"> </w:t>
+      </w:r>
+      <w:r>
+        <w:rPr>
+          <w:rFonts w:hint="eastAsia"/>
+        </w:rPr>
+        <w:t xml:space="preserve">7:00）——此时光伏预报系统性偏乐观、实际光伏尚未升起，计划少购而产生缺口（与</w:t>
+      </w:r>
+      <w:r>
+        <w:t xml:space="preserve"> §6.4 </w:t>
+      </w:r>
+      <w:r>
+        <w:rPr>
+          <w:rFonts w:hint="eastAsia"/>
+        </w:rPr>
+        <w:t xml:space="preserve">呼应）。清晨恰为谷段电价，故紧急购电加权均价（</w:t>
+      </w:r>
+      <m:oMath>
+        <m:r>
+          <m:t>0.742</m:t>
+        </m:r>
+      </m:oMath>
+      <w:r>
+        <w:t xml:space="preserve"> </w:t>
+      </w:r>
+      <w:r>
+        <w:rPr>
+          <w:rFonts w:hint="eastAsia"/>
+        </w:rPr>
+        <w:t xml:space="preserve">元/kWh）反而略低于全时段均价（</w:t>
+      </w:r>
+      <m:oMath>
+        <m:r>
+          <m:t>0.758</m:t>
+        </m:r>
+      </m:oMath>
+      <w:r>
+        <w:rPr>
+          <w:rFonts w:hint="eastAsia"/>
+        </w:rPr>
+        <w:t xml:space="preserve">），</w:t>
+      </w:r>
+      <w:r>
+        <w:rPr>
+          <w:rFonts w:hint="eastAsia"/>
+        </w:rPr>
+        <w:t xml:space="preserve">“价贡献”</w:t>
+      </w:r>
+      <w:r>
+        <w:rPr>
+          <w:rFonts w:hint="eastAsia"/>
+        </w:rPr>
+        <w:t xml:space="preserve">为负（</w:t>
+      </w:r>
+      <m:oMath>
+        <m:r>
+          <m:rPr>
+            <m:sty m:val="p"/>
+          </m:rPr>
+          <m:t>−</m:t>
+        </m:r>
+        <m:r>
+          <m:t>4.67</m:t>
+        </m:r>
+      </m:oMath>
+      <w:r>
+        <w:t xml:space="preserve"> </w:t>
+      </w:r>
+      <w:r>
+        <w:rPr>
+          <w:rFonts w:hint="eastAsia"/>
+        </w:rPr>
+        <w:t xml:space="preserve">万元），即紧急购电的时段选择轻微压低了紧急费（[图19]）。因此波动价下紧急购电费</w:t>
+      </w:r>
+      <w:r>
+        <w:t xml:space="preserve"> </w:t>
+      </w:r>
+      <m:oMath>
+        <m:r>
+          <m:t>222.82</m:t>
+        </m:r>
+      </m:oMath>
+      <w:r>
+        <w:t xml:space="preserve"> </w:t>
+      </w:r>
+      <w:r>
+        <w:rPr>
+          <w:rFonts w:hint="eastAsia"/>
+        </w:rPr>
+        <w:t xml:space="preserve">万元仅比同价</w:t>
+      </w:r>
+      <w:r>
+        <w:t xml:space="preserve"> </w:t>
+      </w:r>
+      <m:oMath>
+        <m:r>
+          <m:t>217.58</m:t>
+        </m:r>
+      </m:oMath>
+      <w:r>
+        <w:t xml:space="preserve"> </w:t>
+      </w:r>
+      <w:r>
+        <w:rPr>
+          <w:rFonts w:hint="eastAsia"/>
+        </w:rPr>
+        <w:t xml:space="preserve">万元贵</w:t>
+      </w:r>
+      <w:r>
+        <w:t xml:space="preserve"> </w:t>
+      </w:r>
+      <m:oMath>
+        <m:r>
+          <m:t>5.23</m:t>
+        </m:r>
+      </m:oMath>
+      <w:r>
+        <w:t xml:space="preserve"> </w:t>
+      </w:r>
+      <w:r>
+        <w:rPr>
+          <w:rFonts w:hint="eastAsia"/>
+        </w:rPr>
+        <w:t xml:space="preserve">万元、且几乎全来自”量”增（</w:t>
+      </w:r>
+      <m:oMath>
+        <m:r>
+          <m:t>57.57</m:t>
+        </m:r>
+        <m:r>
+          <m:rPr>
+            <m:sty m:val="p"/>
+          </m:rPr>
+          <m:t>→</m:t>
+        </m:r>
+        <m:r>
+          <m:t>60.06</m:t>
+        </m:r>
+      </m:oMath>
+      <w:r>
+        <w:t xml:space="preserve"> </w:t>
+      </w:r>
+      <w:r>
+        <w:rPr>
+          <w:rFonts w:hint="eastAsia"/>
+        </w:rPr>
+        <w:t xml:space="preserve">万</w:t>
+      </w:r>
+      <w:r>
+        <w:t xml:space="preserve"> </w:t>
+      </w:r>
+      <w:r>
+        <w:rPr>
+          <w:rFonts w:hint="eastAsia"/>
+        </w:rPr>
+        <w:t xml:space="preserve">kWh，</w:t>
+      </w:r>
+      <m:oMath>
+        <m:r>
+          <m:rPr>
+            <m:sty m:val="p"/>
+          </m:rPr>
+          <m:t>+</m:t>
+        </m:r>
+        <m:r>
+          <m:t>4.3</m:t>
+        </m:r>
+        <m:r>
+          <m:rPr>
+            <m:sty m:val="p"/>
+          </m:rPr>
+          <m:t>%</m:t>
+        </m:r>
+      </m:oMath>
+      <w:r>
+        <w:rPr>
+          <w:rFonts w:hint="eastAsia"/>
+        </w:rPr>
+        <w:t xml:space="preserve">）。更关键的是，波动价比同价总费贵</w:t>
+      </w:r>
+      <w:r>
+        <w:t xml:space="preserve"> </w:t>
+      </w:r>
+      <m:oMath>
+        <m:r>
+          <m:t>59</m:t>
+        </m:r>
+      </m:oMath>
+      <w:r>
+        <w:t xml:space="preserve"> </w:t>
+      </w:r>
+      <w:r>
+        <w:rPr>
+          <w:rFonts w:hint="eastAsia"/>
+        </w:rPr>
+        <w:t xml:space="preserve">万元的</w:t>
+      </w:r>
+      <w:r>
+        <w:rPr>
+          <w:rFonts w:hint="eastAsia"/>
+          <w:b/>
+          <w:bCs/>
+        </w:rPr>
+        <w:t xml:space="preserve">主因是计划购电费</w:t>
+      </w:r>
+      <w:r>
+        <w:rPr>
+          <w:rFonts w:hint="eastAsia"/>
+        </w:rPr>
+        <w:t xml:space="preserve">（</w:t>
+      </w:r>
+      <m:oMath>
+        <m:r>
+          <m:rPr>
+            <m:sty m:val="p"/>
+          </m:rPr>
+          <m:t>+</m:t>
+        </m:r>
+        <m:r>
+          <m:t>53.75</m:t>
+        </m:r>
+      </m:oMath>
+      <w:r>
+        <w:t xml:space="preserve"> </w:t>
+      </w:r>
+      <w:r>
+        <w:rPr>
+          <w:rFonts w:hint="eastAsia"/>
+        </w:rPr>
+        <w:t xml:space="preserve">万元，跨日价差抬高了计划购电电价），紧急购电费只占</w:t>
+      </w:r>
+      <w:r>
+        <w:t xml:space="preserve"> </w:t>
+      </w:r>
+      <m:oMath>
+        <m:r>
+          <m:rPr>
+            <m:sty m:val="p"/>
+          </m:rPr>
+          <m:t>+</m:t>
+        </m:r>
+        <m:r>
+          <m:t>5.23</m:t>
+        </m:r>
+      </m:oMath>
+      <w:r>
+        <w:t xml:space="preserve"> </w:t>
+      </w:r>
+      <w:r>
+        <w:rPr>
+          <w:rFonts w:hint="eastAsia"/>
+        </w:rPr>
+        <w:t xml:space="preserve">万元——波动价的成本冲击主要落在”计划层”而非”紧急层”。</w:t>
+      </w:r>
+    </w:p>
+    <w:p>
+      <w:pPr>
+        <w:pStyle w:val="BodyText"/>
+      </w:pPr>
+      <w:r>
+        <w:rPr>
+          <w:rFonts w:hint="eastAsia"/>
+          <w:b/>
+          <w:bCs/>
+        </w:rPr>
+        <w:t xml:space="preserve">（3）跨日套利微小的对偶证明。</w:t>
+      </w:r>
+      <w:r>
+        <w:t xml:space="preserve"> </w:t>
+      </w:r>
+      <w:r>
+        <w:rPr>
+          <w:rFonts w:hint="eastAsia"/>
+        </w:rPr>
+        <w:t xml:space="preserve">波动价下储能连续运行、允许跨日搬移，但跨日套利价值仅</w:t>
+      </w:r>
+      <w:r>
+        <w:t xml:space="preserve"> </w:t>
+      </w:r>
+      <m:oMath>
+        <m:r>
+          <m:t>4.79</m:t>
+        </m:r>
+      </m:oMath>
+      <w:r>
+        <w:t xml:space="preserve"> </w:t>
+      </w:r>
+      <w:r>
+        <w:rPr>
+          <w:rFonts w:hint="eastAsia"/>
+        </w:rPr>
+        <w:t xml:space="preserve">万元（每日复位总费</w:t>
+      </w:r>
+      <w:r>
+        <w:t xml:space="preserve"> </w:t>
+      </w:r>
+      <m:oMath>
+        <m:r>
+          <m:t>1283.05</m:t>
+        </m:r>
+      </m:oMath>
+      <w:r>
+        <w:t xml:space="preserve"> </w:t>
+      </w:r>
+      <w:r>
+        <w:rPr>
+          <w:rFonts w:hint="eastAsia"/>
+        </w:rPr>
+        <w:t xml:space="preserve">万</w:t>
+      </w:r>
+      <w:r>
+        <w:t xml:space="preserve"> </w:t>
+      </w:r>
+      <m:oMath>
+        <m:r>
+          <m:rPr>
+            <m:sty m:val="p"/>
+          </m:rPr>
+          <m:t>−</m:t>
+        </m:r>
+      </m:oMath>
+      <w:r>
+        <w:t xml:space="preserve"> </w:t>
+      </w:r>
+      <w:r>
+        <w:rPr>
+          <w:rFonts w:hint="eastAsia"/>
+        </w:rPr>
+        <w:t xml:space="preserve">连续总费</w:t>
+      </w:r>
+      <w:r>
+        <w:t xml:space="preserve"> </w:t>
+      </w:r>
+      <m:oMath>
+        <m:r>
+          <m:t>1278.26</m:t>
+        </m:r>
+      </m:oMath>
+      <w:r>
+        <w:t xml:space="preserve"> </w:t>
+      </w:r>
+      <w:r>
+        <w:rPr>
+          <w:rFonts w:hint="eastAsia"/>
+        </w:rPr>
+        <w:t xml:space="preserve">万），储能价值几乎全部来自日内峰谷。原因有二（[图20]）：其一，附件4</w:t>
+      </w:r>
+      <w:r>
+        <w:t xml:space="preserve"> </w:t>
+      </w:r>
+      <w:r>
+        <w:rPr>
+          <w:rFonts w:hint="eastAsia"/>
+        </w:rPr>
+        <w:t xml:space="preserve">的</w:t>
+      </w:r>
+      <w:r>
+        <w:rPr>
+          <w:rFonts w:hint="eastAsia"/>
+          <w:b/>
+          <w:bCs/>
+        </w:rPr>
+        <w:t xml:space="preserve">日内峰谷价差</w:t>
+      </w:r>
+      <w:r>
+        <w:rPr>
+          <w:rFonts w:hint="eastAsia"/>
+        </w:rPr>
+        <w:t xml:space="preserve">（日均</w:t>
+      </w:r>
+      <w:r>
+        <w:t xml:space="preserve"> </w:t>
+      </w:r>
+      <m:oMath>
+        <m:r>
+          <m:t>1.099</m:t>
+        </m:r>
+      </m:oMath>
+      <w:r>
+        <w:t xml:space="preserve"> </w:t>
+      </w:r>
+      <w:r>
+        <w:rPr>
+          <w:rFonts w:hint="eastAsia"/>
+        </w:rPr>
+        <w:t xml:space="preserve">元/kWh）是</w:t>
+      </w:r>
+      <w:r>
+        <w:rPr>
+          <w:rFonts w:hint="eastAsia"/>
+          <w:b/>
+          <w:bCs/>
+        </w:rPr>
+        <w:t xml:space="preserve">日间均价差</w:t>
+      </w:r>
+      <w:r>
+        <w:rPr>
+          <w:rFonts w:hint="eastAsia"/>
+        </w:rPr>
+        <w:t xml:space="preserve">（相邻天，日均</w:t>
+      </w:r>
+      <w:r>
+        <w:t xml:space="preserve"> </w:t>
+      </w:r>
+      <m:oMath>
+        <m:r>
+          <m:t>0.061</m:t>
+        </m:r>
+      </m:oMath>
+      <w:r>
+        <w:t xml:space="preserve"> </w:t>
+      </w:r>
+      <w:r>
+        <w:rPr>
+          <w:rFonts w:hint="eastAsia"/>
+        </w:rPr>
+        <w:t xml:space="preserve">元/kWh）的</w:t>
+      </w:r>
+      <w:r>
+        <w:t xml:space="preserve"> </w:t>
+      </w:r>
+      <m:oMath>
+        <m:r>
+          <m:t>17.9</m:t>
+        </m:r>
+      </m:oMath>
+      <w:r>
+        <w:t xml:space="preserve"> </w:t>
+      </w:r>
+      <w:r>
+        <w:rPr>
+          <w:rFonts w:hint="eastAsia"/>
+        </w:rPr>
+        <w:t xml:space="preserve">倍，跨日价差空间本就不大；其二，对偶水值</w:t>
+      </w:r>
+      <w:r>
+        <w:t xml:space="preserve"> </w:t>
+      </w:r>
+      <m:oMath>
+        <m:r>
+          <m:t>ψ</m:t>
+        </m:r>
+      </m:oMath>
+      <w:r>
+        <w:t xml:space="preserve"> </w:t>
+      </w:r>
+      <w:r>
+        <w:rPr>
+          <w:rFonts w:hint="eastAsia"/>
+        </w:rPr>
+        <w:t xml:space="preserve">的日内波动（每天内</w:t>
+      </w:r>
+      <w:r>
+        <w:t xml:space="preserve"> std </w:t>
+      </w:r>
+      <w:r>
+        <w:rPr>
+          <w:rFonts w:hint="eastAsia"/>
+        </w:rPr>
+        <w:t xml:space="preserve">均值</w:t>
+      </w:r>
+      <w:r>
+        <w:t xml:space="preserve"> </w:t>
+      </w:r>
+      <m:oMath>
+        <m:r>
+          <m:t>0.273</m:t>
+        </m:r>
+      </m:oMath>
+      <w:r>
+        <w:rPr>
+          <w:rFonts w:hint="eastAsia"/>
+        </w:rPr>
+        <w:t xml:space="preserve">）是日间均值差异（每天</w:t>
+      </w:r>
+      <w:r>
+        <w:t xml:space="preserve"> </w:t>
+      </w:r>
+      <m:oMath>
+        <m:r>
+          <m:t>ψ</m:t>
+        </m:r>
+      </m:oMath>
+      <w:r>
+        <w:t xml:space="preserve"> </w:t>
+      </w:r>
+      <w:r>
+        <w:rPr>
+          <w:rFonts w:hint="eastAsia"/>
+        </w:rPr>
+        <w:t xml:space="preserve">均值</w:t>
+      </w:r>
+      <w:r>
+        <w:t xml:space="preserve"> std</w:t>
+      </w:r>
+      <w:r>
+        <w:t xml:space="preserve"> </w:t>
+      </w:r>
+      <m:oMath>
+        <m:r>
+          <m:t>0.179</m:t>
+        </m:r>
+      </m:oMath>
+      <w:r>
+        <w:rPr>
+          <w:rFonts w:hint="eastAsia"/>
+        </w:rPr>
+        <w:t xml:space="preserve">）的</w:t>
+      </w:r>
+      <w:r>
+        <w:t xml:space="preserve"> </w:t>
+      </w:r>
+      <m:oMath>
+        <m:r>
+          <m:t>1.5</m:t>
+        </m:r>
+      </m:oMath>
+      <w:r>
+        <w:t xml:space="preserve"> </w:t>
+      </w:r>
+      <w:r>
+        <w:rPr>
+          <w:rFonts w:hint="eastAsia"/>
+        </w:rPr>
+        <w:t xml:space="preserve">倍，储能的边际价值（水值）主要随日内电价相位起伏、跨日均值差异相对平缓。二者共同证明：波动价的增量价值几乎全部落在”日内峰谷”而非”跨日搬移”，故</w:t>
+      </w:r>
+      <w:r>
+        <w:t xml:space="preserve"> §5.4 </w:t>
+      </w:r>
+      <w:r>
+        <w:rPr>
+          <w:rFonts w:hint="eastAsia"/>
+        </w:rPr>
+        <w:t xml:space="preserve">中”连续储能仅比每日复位多省</w:t>
+      </w:r>
+      <w:r>
+        <w:t xml:space="preserve"> </w:t>
+      </w:r>
+      <m:oMath>
+        <m:r>
+          <m:t>4.79</m:t>
+        </m:r>
+      </m:oMath>
+      <w:r>
+        <w:t xml:space="preserve"> </w:t>
+      </w:r>
+      <w:r>
+        <w:rPr>
+          <w:rFonts w:hint="eastAsia"/>
+        </w:rPr>
+        <w:t xml:space="preserve">万元”并非数值巧合，而是电价结构的必然。</w:t>
+      </w:r>
+    </w:p>
+    <w:p>
+      <w:pPr>
+        <w:pStyle w:val="CaptionedFigure"/>
+      </w:pPr>
+      <w:r>
+        <w:drawing>
+          <wp:inline>
+            <wp:extent cx="5120640" cy="1928114"/>
+            <wp:effectExtent b="0" l="0" r="0" t="0"/>
+            <wp:docPr descr="图18 鲁棒层储能价值三分解" title="" id="110" name="Picture"/>
+            <a:graphic>
+              <a:graphicData uri="http://schemas.openxmlformats.org/drawingml/2006/picture">
+                <pic:pic>
+                  <pic:nvPicPr>
+                    <pic:cNvPr descr="figures/fig_储能价值三分解.png" id="111" name="Picture"/>
+                    <pic:cNvPicPr>
+                      <a:picLocks noChangeArrowheads="1" noChangeAspect="1"/>
+                    </pic:cNvPicPr>
+                  </pic:nvPicPr>
+                  <pic:blipFill>
+                    <a:blip r:embed="rId109"/>
+                    <a:stretch>
+                      <a:fillRect/>
+                    </a:stretch>
+                  </pic:blipFill>
+                  <pic:spPr bwMode="auto">
+                    <a:xfrm>
+                      <a:off x="0" y="0"/>
+                      <a:ext cx="5120640" cy="1928114"/>
+                    </a:xfrm>
+                    <a:prstGeom prst="rect">
+                      <a:avLst/>
+                    </a:prstGeom>
+                    <a:noFill/>
+                    <a:ln w="9525">
+                      <a:noFill/>
+                      <a:headEnd/>
+                      <a:tailEnd/>
+                    </a:ln>
+                  </pic:spPr>
+                </pic:pic>
+              </a:graphicData>
+            </a:graphic>
+          </wp:inline>
+        </w:drawing>
+      </w:r>
+    </w:p>
+    <w:p>
+      <w:pPr>
+        <w:pStyle w:val="ImageCaption"/>
+      </w:pPr>
+      <w:r>
+        <w:rPr>
+          <w:rFonts w:hint="eastAsia"/>
+        </w:rPr>
+        <w:t xml:space="preserve">图18</w:t>
+      </w:r>
+      <w:r>
+        <w:t xml:space="preserve"> </w:t>
+      </w:r>
+      <w:r>
+        <w:rPr>
+          <w:rFonts w:hint="eastAsia"/>
+        </w:rPr>
+        <w:t xml:space="preserve">鲁棒层储能价值三分解</w:t>
+      </w:r>
+    </w:p>
+    <w:p>
+      <w:pPr>
+        <w:pStyle w:val="CaptionedFigure"/>
+      </w:pPr>
+      <w:r>
+        <w:drawing>
+          <wp:inline>
+            <wp:extent cx="5120640" cy="1921364"/>
+            <wp:effectExtent b="0" l="0" r="0" t="0"/>
+            <wp:docPr descr="图19 紧急购电的电价×误差耦合" title="" id="113" name="Picture"/>
+            <a:graphic>
+              <a:graphicData uri="http://schemas.openxmlformats.org/drawingml/2006/picture">
+                <pic:pic>
+                  <pic:nvPicPr>
+                    <pic:cNvPr descr="figures/fig_紧急购电量价耦合.png" id="114" name="Picture"/>
+                    <pic:cNvPicPr>
+                      <a:picLocks noChangeArrowheads="1" noChangeAspect="1"/>
+                    </pic:cNvPicPr>
+                  </pic:nvPicPr>
+                  <pic:blipFill>
+                    <a:blip r:embed="rId112"/>
+                    <a:stretch>
+                      <a:fillRect/>
+                    </a:stretch>
+                  </pic:blipFill>
+                  <pic:spPr bwMode="auto">
+                    <a:xfrm>
+                      <a:off x="0" y="0"/>
+                      <a:ext cx="5120640" cy="1921364"/>
+                    </a:xfrm>
+                    <a:prstGeom prst="rect">
+                      <a:avLst/>
+                    </a:prstGeom>
+                    <a:noFill/>
+                    <a:ln w="9525">
+                      <a:noFill/>
+                      <a:headEnd/>
+                      <a:tailEnd/>
+                    </a:ln>
+                  </pic:spPr>
+                </pic:pic>
+              </a:graphicData>
+            </a:graphic>
+          </wp:inline>
+        </w:drawing>
+      </w:r>
+    </w:p>
+    <w:p>
+      <w:pPr>
+        <w:pStyle w:val="ImageCaption"/>
+      </w:pPr>
+      <w:r>
+        <w:rPr>
+          <w:rFonts w:hint="eastAsia"/>
+        </w:rPr>
+        <w:t xml:space="preserve">图19</w:t>
+      </w:r>
+      <w:r>
+        <w:t xml:space="preserve"> </w:t>
+      </w:r>
+      <w:r>
+        <w:rPr>
+          <w:rFonts w:hint="eastAsia"/>
+        </w:rPr>
+        <w:t xml:space="preserve">紧急购电的电价×误差耦合</w:t>
+      </w:r>
+    </w:p>
+    <w:p>
+      <w:pPr>
+        <w:pStyle w:val="CaptionedFigure"/>
+      </w:pPr>
+      <w:r>
+        <w:drawing>
+          <wp:inline>
+            <wp:extent cx="5120640" cy="1920521"/>
+            <wp:effectExtent b="0" l="0" r="0" t="0"/>
+            <wp:docPr descr="图20 跨日套利微小的对偶证明" title="" id="116" name="Picture"/>
+            <a:graphic>
+              <a:graphicData uri="http://schemas.openxmlformats.org/drawingml/2006/picture">
+                <pic:pic>
+                  <pic:nvPicPr>
+                    <pic:cNvPr descr="figures/fig_跨日套利对偶证明.png" id="117" name="Picture"/>
+                    <pic:cNvPicPr>
+                      <a:picLocks noChangeArrowheads="1" noChangeAspect="1"/>
+                    </pic:cNvPicPr>
+                  </pic:nvPicPr>
+                  <pic:blipFill>
+                    <a:blip r:embed="rId115"/>
+                    <a:stretch>
+                      <a:fillRect/>
+                    </a:stretch>
+                  </pic:blipFill>
+                  <pic:spPr bwMode="auto">
+                    <a:xfrm>
+                      <a:off x="0" y="0"/>
+                      <a:ext cx="5120640" cy="1920521"/>
+                    </a:xfrm>
+                    <a:prstGeom prst="rect">
+                      <a:avLst/>
+                    </a:prstGeom>
+                    <a:noFill/>
+                    <a:ln w="9525">
+                      <a:noFill/>
+                      <a:headEnd/>
+                      <a:tailEnd/>
+                    </a:ln>
+                  </pic:spPr>
+                </pic:pic>
+              </a:graphicData>
+            </a:graphic>
+          </wp:inline>
+        </w:drawing>
+      </w:r>
+    </w:p>
+    <w:p>
+      <w:pPr>
+        <w:pStyle w:val="ImageCaption"/>
+      </w:pPr>
+      <w:r>
+        <w:rPr>
+          <w:rFonts w:hint="eastAsia"/>
+        </w:rPr>
+        <w:t xml:space="preserve">图20</w:t>
+      </w:r>
+      <w:r>
+        <w:t xml:space="preserve"> </w:t>
+      </w:r>
+      <w:r>
+        <w:rPr>
+          <w:rFonts w:hint="eastAsia"/>
+        </w:rPr>
+        <w:t xml:space="preserve">跨日套利微小的对偶证明</w:t>
+      </w:r>
+    </w:p>
     <w:p>
       <w:r>
         <w:pict>
@@ -26108,9 +27600,9 @@
         </w:pict>
       </w:r>
     </w:p>
-    <w:bookmarkEnd w:id="108"/>
-    <w:bookmarkEnd w:id="109"/>
-    <w:bookmarkStart w:id="113" w:name="七模型评价与推广"/>
+    <w:bookmarkEnd w:id="118"/>
+    <w:bookmarkEnd w:id="119"/>
+    <w:bookmarkStart w:id="123" w:name="七模型评价与推广"/>
     <w:p>
       <w:pPr>
         <w:pStyle w:val="Heading2"/>
@@ -26122,7 +27614,7 @@
         <w:t xml:space="preserve">七、模型评价与推广</w:t>
       </w:r>
     </w:p>
-    <w:bookmarkStart w:id="110" w:name="优点"/>
+    <w:bookmarkStart w:id="120" w:name="优点"/>
     <w:p>
       <w:pPr>
         <w:pStyle w:val="Heading3"/>
@@ -26269,8 +27761,8 @@
         <w:t xml:space="preserve">等反直觉但可解释的结论。</w:t>
       </w:r>
     </w:p>
-    <w:bookmarkEnd w:id="110"/>
-    <w:bookmarkStart w:id="111" w:name="不足"/>
+    <w:bookmarkEnd w:id="120"/>
+    <w:bookmarkStart w:id="121" w:name="不足"/>
     <w:p>
       <w:pPr>
         <w:pStyle w:val="Heading3"/>
@@ -26441,8 +27933,8 @@
         <w:t xml:space="preserve">承担，滚动层仅做日内校正，未再向前看一天。</w:t>
       </w:r>
     </w:p>
-    <w:bookmarkEnd w:id="111"/>
-    <w:bookmarkStart w:id="112" w:name="推广"/>
+    <w:bookmarkEnd w:id="121"/>
+    <w:bookmarkStart w:id="122" w:name="推广"/>
     <w:p>
       <w:pPr>
         <w:pStyle w:val="Heading3"/>
@@ -26718,9 +28210,9 @@
         </w:pict>
       </w:r>
     </w:p>
-    <w:bookmarkEnd w:id="112"/>
-    <w:bookmarkEnd w:id="113"/>
-    <w:bookmarkStart w:id="114" w:name="八参考文献"/>
+    <w:bookmarkEnd w:id="122"/>
+    <w:bookmarkEnd w:id="123"/>
+    <w:bookmarkStart w:id="124" w:name="八参考文献"/>
     <w:p>
       <w:pPr>
         <w:pStyle w:val="Heading2"/>
@@ -26923,8 +28415,8 @@
         </w:pict>
       </w:r>
     </w:p>
-    <w:bookmarkEnd w:id="114"/>
-    <w:bookmarkStart w:id="115" w:name="附录-a-求解代码结构"/>
+    <w:bookmarkEnd w:id="124"/>
+    <w:bookmarkStart w:id="125" w:name="附录-a-求解代码结构"/>
     <w:p>
       <w:pPr>
         <w:pStyle w:val="Heading2"/>
@@ -27833,6 +29325,48 @@
                 <w:rFonts w:hint="eastAsia"/>
               </w:rPr>
               <w:t xml:space="preserve">、[图15]–[图17]</w:t>
+            </w:r>
+          </w:p>
+        </w:tc>
+      </w:tr>
+      <w:tr>
+        <w:tc>
+          <w:tcPr/>
+          <w:p>
+            <w:pPr>
+              <w:pStyle w:val="Compact"/>
+            </w:pPr>
+            <w:r>
+              <w:rPr>
+                <w:rStyle w:val="VerbatimChar"/>
+              </w:rPr>
+              <w:t xml:space="preserve">analyze_q4_deep.py</w:t>
+            </w:r>
+          </w:p>
+        </w:tc>
+        <w:tc>
+          <w:tcPr/>
+          <w:p>
+            <w:pPr>
+              <w:pStyle w:val="Compact"/>
+            </w:pPr>
+            <w:r>
+              <w:rPr>
+                <w:rFonts w:hint="eastAsia"/>
+              </w:rPr>
+              <w:t xml:space="preserve">波动价场景深化：鲁棒层储能价值三分解、紧急购电电价×误差耦合、跨日套利对偶证明，</w:t>
+            </w:r>
+            <w:r>
+              <w:rPr>
+                <w:rStyle w:val="VerbatimChar"/>
+              </w:rPr>
+              <w:t xml:space="preserve">_q4_deep_summary.txt</w:t>
+            </w:r>
+            <w:r>
+              <w:rPr>
+                <w:rFonts w:hint="eastAsia"/>
+              </w:rPr>
+              <w:t xml:space="preserve">、[图18]–[图20]</w:t>
             </w:r>
           </w:p>
         </w:tc>
@@ -28933,9 +30467,153 @@
           </w:p>
         </w:tc>
       </w:tr>
+      <w:tr>
+        <w:tc>
+          <w:tcPr/>
+          <w:p>
+            <w:pPr>
+              <w:pStyle w:val="Compact"/>
+            </w:pPr>
+            <w:r>
+              <w:rPr>
+                <w:rFonts w:hint="eastAsia"/>
+              </w:rPr>
+              <w:t xml:space="preserve">图18</w:t>
+            </w:r>
+          </w:p>
+        </w:tc>
+        <w:tc>
+          <w:tcPr/>
+          <w:p>
+            <w:pPr>
+              <w:pStyle w:val="Compact"/>
+            </w:pPr>
+            <w:r>
+              <w:rPr>
+                <w:rStyle w:val="VerbatimChar"/>
+                <w:rFonts w:hint="eastAsia"/>
+              </w:rPr>
+              <w:t xml:space="preserve">fig_储能价值三分解</w:t>
+            </w:r>
+          </w:p>
+        </w:tc>
+        <w:tc>
+          <w:tcPr/>
+          <w:p>
+            <w:pPr>
+              <w:pStyle w:val="Compact"/>
+            </w:pPr>
+            <w:r>
+              <w:t xml:space="preserve">§6.10 </w:t>
+            </w:r>
+            <w:r>
+              <w:rPr>
+                <w:rFonts w:hint="eastAsia"/>
+              </w:rPr>
+              <w:t xml:space="preserve">鲁棒层储能价值三分解（套利/消纳/兜底误差）</w:t>
+            </w:r>
+          </w:p>
+        </w:tc>
+      </w:tr>
+      <w:tr>
+        <w:tc>
+          <w:tcPr/>
+          <w:p>
+            <w:pPr>
+              <w:pStyle w:val="Compact"/>
+            </w:pPr>
+            <w:r>
+              <w:rPr>
+                <w:rFonts w:hint="eastAsia"/>
+              </w:rPr>
+              <w:t xml:space="preserve">图19</w:t>
+            </w:r>
+          </w:p>
+        </w:tc>
+        <w:tc>
+          <w:tcPr/>
+          <w:p>
+            <w:pPr>
+              <w:pStyle w:val="Compact"/>
+            </w:pPr>
+            <w:r>
+              <w:rPr>
+                <w:rStyle w:val="VerbatimChar"/>
+                <w:rFonts w:hint="eastAsia"/>
+              </w:rPr>
+              <w:t xml:space="preserve">fig_紧急购电量价耦合</w:t>
+            </w:r>
+          </w:p>
+        </w:tc>
+        <w:tc>
+          <w:tcPr/>
+          <w:p>
+            <w:pPr>
+              <w:pStyle w:val="Compact"/>
+            </w:pPr>
+            <w:r>
+              <w:t xml:space="preserve">§6.10 </w:t>
+            </w:r>
+            <w:r>
+              <w:rPr>
+                <w:rFonts w:hint="eastAsia"/>
+              </w:rPr>
+              <w:t xml:space="preserve">紧急购电的电价×误差耦合（时段分布、量价分解）</w:t>
+            </w:r>
+          </w:p>
+        </w:tc>
+      </w:tr>
+      <w:tr>
+        <w:tc>
+          <w:tcPr/>
+          <w:p>
+            <w:pPr>
+              <w:pStyle w:val="Compact"/>
+            </w:pPr>
+            <w:r>
+              <w:rPr>
+                <w:rFonts w:hint="eastAsia"/>
+              </w:rPr>
+              <w:t xml:space="preserve">图20</w:t>
+            </w:r>
+          </w:p>
+        </w:tc>
+        <w:tc>
+          <w:tcPr/>
+          <w:p>
+            <w:pPr>
+              <w:pStyle w:val="Compact"/>
+            </w:pPr>
+            <w:r>
+              <w:rPr>
+                <w:rStyle w:val="VerbatimChar"/>
+                <w:rFonts w:hint="eastAsia"/>
+              </w:rPr>
+              <w:t xml:space="preserve">fig_跨日套利对偶证明</w:t>
+            </w:r>
+          </w:p>
+        </w:tc>
+        <w:tc>
+          <w:tcPr/>
+          <w:p>
+            <w:pPr>
+              <w:pStyle w:val="Compact"/>
+            </w:pPr>
+            <w:r>
+              <w:t xml:space="preserve">§6.10 </w:t>
+            </w:r>
+            <w:r>
+              <w:rPr>
+                <w:rFonts w:hint="eastAsia"/>
+              </w:rPr>
+              <w:t xml:space="preserve">跨日套利微小的对偶证明（价差、水值）</w:t>
+            </w:r>
+          </w:p>
+        </w:tc>
+      </w:tr>
     </w:tbl>
-    <w:bookmarkEnd w:id="115"/>
-    <w:bookmarkEnd w:id="116"/>
+    <w:bookmarkEnd w:id="125"/>
+    <w:bookmarkEnd w:id="126"/>
     <w:sectPr>
       <w:footnotePr>
         <w:numRestart w:val="eachSect"/>

--- a/论文初稿.docx
+++ b/论文初稿.docx
@@ -3290,6 +3290,247 @@
           <w:rFonts w:hint="eastAsia"/>
         </w:rPr>
         <w:t xml:space="preserve">单纯形算法[4,5]）精确求解，无近似误差。</w:t>
+      </w:r>
+    </w:p>
+    <w:p>
+      <w:pPr>
+        <w:pStyle w:val="BodyText"/>
+      </w:pPr>
+      <w:r>
+        <w:rPr>
+          <w:rFonts w:hint="eastAsia"/>
+          <w:b/>
+          <w:bCs/>
+        </w:rPr>
+        <w:t xml:space="preserve">为什么选择线性规划（而非其他方法）</w:t>
+      </w:r>
+      <w:r>
+        <w:rPr>
+          <w:rFonts w:hint="eastAsia"/>
+        </w:rPr>
+        <w:t xml:space="preserve">：本问题的目标（购电费</w:t>
+      </w:r>
+      <w:r>
+        <w:t xml:space="preserve"> </w:t>
+      </w:r>
+      <m:oMath>
+        <m:r>
+          <m:rPr>
+            <m:sty m:val="p"/>
+          </m:rPr>
+          <m:t>=</m:t>
+        </m:r>
+        <m:nary>
+          <m:naryPr>
+            <m:chr m:val="∑"/>
+            <m:limLoc m:val="undOvr"/>
+            <m:subHide m:val="off"/>
+            <m:supHide m:val="on"/>
+          </m:naryPr>
+          <m:sub>
+            <m:r>
+              <m:t>t</m:t>
+            </m:r>
+          </m:sub>
+          <m:sup>
+            <m:r>
+              <m:t>​</m:t>
+            </m:r>
+          </m:sup>
+          <m:e>
+            <m:sSub>
+              <m:e>
+                <m:r>
+                  <m:t>p</m:t>
+                </m:r>
+              </m:e>
+              <m:sub>
+                <m:r>
+                  <m:t>t</m:t>
+                </m:r>
+              </m:sub>
+            </m:sSub>
+          </m:e>
+        </m:nary>
+        <m:sSub>
+          <m:e>
+            <m:r>
+              <m:t>G</m:t>
+            </m:r>
+          </m:e>
+          <m:sub>
+            <m:r>
+              <m:t>t</m:t>
+            </m:r>
+          </m:sub>
+        </m:sSub>
+      </m:oMath>
+      <w:r>
+        <w:rPr>
+          <w:rFonts w:hint="eastAsia"/>
+        </w:rPr>
+        <w:t xml:space="preserve">）与全部约束（功率平衡、储能动态、功率/电量上下限）都是</w:t>
+      </w:r>
+      <w:r>
+        <w:rPr>
+          <w:rFonts w:hint="eastAsia"/>
+          <w:b/>
+          <w:bCs/>
+        </w:rPr>
+        <w:t xml:space="preserve">连续变量的线性函数</w:t>
+      </w:r>
+      <w:r>
+        <w:rPr>
+          <w:rFonts w:hint="eastAsia"/>
+        </w:rPr>
+        <w:t xml:space="preserve">，且不存在</w:t>
+      </w:r>
+      <w:r>
+        <w:t xml:space="preserve"> 0–1 </w:t>
+      </w:r>
+      <w:r>
+        <w:rPr>
+          <w:rFonts w:hint="eastAsia"/>
+        </w:rPr>
+        <w:t xml:space="preserve">启停类离散决策——储能同段”充放电二选一”可由</w:t>
+      </w:r>
+      <w:r>
+        <w:t xml:space="preserve"> LP </w:t>
+      </w:r>
+      <w:r>
+        <w:rPr>
+          <w:rFonts w:hint="eastAsia"/>
+        </w:rPr>
+        <w:t xml:space="preserve">最优解自动保证（同一时段既充又放只会徒增往返损耗、必非最优）。相比之下：</w:t>
+      </w:r>
+      <w:r>
+        <w:rPr>
+          <w:rFonts w:hint="eastAsia"/>
+          <w:b/>
+          <w:bCs/>
+        </w:rPr>
+        <w:t xml:space="preserve">动态规划（DP）</w:t>
+      </w:r>
+      <w:r>
+        <w:rPr>
+          <w:rFonts w:hint="eastAsia"/>
+        </w:rPr>
+        <w:t xml:space="preserve">需对连续的储电量状态做离散化、遭遇维数灾难，且难以处理全年</w:t>
+      </w:r>
+      <w:r>
+        <w:t xml:space="preserve"> </w:t>
+      </w:r>
+      <m:oMath>
+        <m:r>
+          <m:t>52560</m:t>
+        </m:r>
+      </m:oMath>
+      <w:r>
+        <w:t xml:space="preserve"> </w:t>
+      </w:r>
+      <w:r>
+        <w:rPr>
+          <w:rFonts w:hint="eastAsia"/>
+        </w:rPr>
+        <w:t xml:space="preserve">段的跨期耦合；</w:t>
+      </w:r>
+      <w:r>
+        <w:rPr>
+          <w:rFonts w:hint="eastAsia"/>
+          <w:b/>
+          <w:bCs/>
+        </w:rPr>
+        <w:t xml:space="preserve">混合整数规划（MILP）</w:t>
+      </w:r>
+      <w:r>
+        <w:rPr>
+          <w:rFonts w:hint="eastAsia"/>
+        </w:rPr>
+        <w:t xml:space="preserve">在无离散决策时徒增</w:t>
+      </w:r>
+      <w:r>
+        <w:t xml:space="preserve"> 0–1 </w:t>
+      </w:r>
+      <w:r>
+        <w:rPr>
+          <w:rFonts w:hint="eastAsia"/>
+        </w:rPr>
+        <w:t xml:space="preserve">变量、求解复杂度指数上升却毫无收益；</w:t>
+      </w:r>
+      <w:r>
+        <w:rPr>
+          <w:rFonts w:hint="eastAsia"/>
+          <w:b/>
+          <w:bCs/>
+        </w:rPr>
+        <w:t xml:space="preserve">启发式算法（粒子群/遗传等）</w:t>
+      </w:r>
+      <w:r>
+        <w:rPr>
+          <w:rFonts w:hint="eastAsia"/>
+        </w:rPr>
+        <w:t xml:space="preserve">无全局最优保证，也拿不到对偶变量作机理分析。因此</w:t>
+      </w:r>
+      <w:r>
+        <w:t xml:space="preserve"> LP </w:t>
+      </w:r>
+      <w:r>
+        <w:rPr>
+          <w:rFonts w:hint="eastAsia"/>
+        </w:rPr>
+        <w:t xml:space="preserve">是”精确、可解释且高效”的自然选择，其</w:t>
+      </w:r>
+      <w:r>
+        <w:rPr>
+          <w:rFonts w:hint="eastAsia"/>
+          <w:b/>
+          <w:bCs/>
+        </w:rPr>
+        <w:t xml:space="preserve">对偶变量</w:t>
+      </w:r>
+      <w:r>
+        <w:rPr>
+          <w:rFonts w:hint="eastAsia"/>
+        </w:rPr>
+        <w:t xml:space="preserve">还能反推出调度机理（§6.5）。四个问题因不确定性逐级递增，只在</w:t>
+      </w:r>
+      <w:r>
+        <w:t xml:space="preserve"> LP </w:t>
+      </w:r>
+      <w:r>
+        <w:rPr>
+          <w:rFonts w:hint="eastAsia"/>
+        </w:rPr>
+        <w:t xml:space="preserve">之上叠加”两阶段追索</w:t>
+      </w:r>
+      <w:r>
+        <w:t xml:space="preserve"> / </w:t>
+      </w:r>
+      <w:r>
+        <w:rPr>
+          <w:rFonts w:hint="eastAsia"/>
+        </w:rPr>
+        <w:t xml:space="preserve">滚动时域</w:t>
+      </w:r>
+      <w:r>
+        <w:t xml:space="preserve"> / </w:t>
+      </w:r>
+      <w:r>
+        <w:rPr>
+          <w:rFonts w:hint="eastAsia"/>
+        </w:rPr>
+        <w:t xml:space="preserve">稀疏大尺度”机制，而</w:t>
+      </w:r>
+      <w:r>
+        <w:rPr>
+          <w:rFonts w:hint="eastAsia"/>
+          <w:b/>
+          <w:bCs/>
+        </w:rPr>
+        <w:t xml:space="preserve">不更换求解器</w:t>
+      </w:r>
+      <w:r>
+        <w:t xml:space="preserve">。</w:t>
       </w:r>
     </w:p>
     <w:bookmarkEnd w:id="14"/>
@@ -6620,16 +6861,175 @@
         <w:rPr>
           <w:rFonts w:hint="eastAsia"/>
         </w:rPr>
-        <w:t xml:space="preserve">以一天</w:t>
-      </w:r>
-      <w:r>
-        <w:t xml:space="preserve"> 144 </w:t>
-      </w:r>
-      <w:r>
-        <w:rPr>
-          <w:rFonts w:hint="eastAsia"/>
-        </w:rPr>
-        <w:t xml:space="preserve">个时段为决策单元，建立如下线性规划（记为</w:t>
+        <w:t xml:space="preserve">问题一是</w:t>
+      </w:r>
+      <w:r>
+        <w:rPr>
+          <w:rFonts w:hint="eastAsia"/>
+          <w:b/>
+          <w:bCs/>
+        </w:rPr>
+        <w:t xml:space="preserve">确定性</w:t>
+      </w:r>
+      <w:r>
+        <w:rPr>
+          <w:rFonts w:hint="eastAsia"/>
+        </w:rPr>
+        <w:t xml:space="preserve">单日调度——光伏取预测值、电价与负载均已知，不存在不确定性与跨日耦合，故无需两阶段或滚动，直接用单日线性规划求解即可。设决策变量为各时段的购电量</w:t>
+      </w:r>
+      <w:r>
+        <w:t xml:space="preserve"> </w:t>
+      </w:r>
+      <m:oMath>
+        <m:sSub>
+          <m:e>
+            <m:r>
+              <m:t>G</m:t>
+            </m:r>
+          </m:e>
+          <m:sub>
+            <m:r>
+              <m:t>t</m:t>
+            </m:r>
+          </m:sub>
+        </m:sSub>
+      </m:oMath>
+      <w:r>
+        <w:rPr>
+          <w:rFonts w:hint="eastAsia"/>
+        </w:rPr>
+        <w:t xml:space="preserve">、充电量</w:t>
+      </w:r>
+      <w:r>
+        <w:t xml:space="preserve"> </w:t>
+      </w:r>
+      <m:oMath>
+        <m:sSub>
+          <m:e>
+            <m:r>
+              <m:t>C</m:t>
+            </m:r>
+          </m:e>
+          <m:sub>
+            <m:r>
+              <m:t>t</m:t>
+            </m:r>
+          </m:sub>
+        </m:sSub>
+      </m:oMath>
+      <w:r>
+        <w:rPr>
+          <w:rFonts w:hint="eastAsia"/>
+        </w:rPr>
+        <w:t xml:space="preserve">、放电量</w:t>
+      </w:r>
+      <w:r>
+        <w:t xml:space="preserve"> </w:t>
+      </w:r>
+      <m:oMath>
+        <m:sSub>
+          <m:e>
+            <m:r>
+              <m:t>D</m:t>
+            </m:r>
+          </m:e>
+          <m:sub>
+            <m:r>
+              <m:t>t</m:t>
+            </m:r>
+          </m:sub>
+        </m:sSub>
+      </m:oMath>
+      <w:r>
+        <w:t xml:space="preserve"> </w:t>
+      </w:r>
+      <w:r>
+        <w:rPr>
+          <w:rFonts w:hint="eastAsia"/>
+        </w:rPr>
+        <w:t xml:space="preserve">与末储电量</w:t>
+      </w:r>
+      <w:r>
+        <w:t xml:space="preserve"> </w:t>
+      </w:r>
+      <m:oMath>
+        <m:sSub>
+          <m:e>
+            <m:r>
+              <m:t>E</m:t>
+            </m:r>
+          </m:e>
+          <m:sub>
+            <m:r>
+              <m:t>t</m:t>
+            </m:r>
+          </m:sub>
+        </m:sSub>
+      </m:oMath>
+      <w:r>
+        <w:rPr>
+          <w:rFonts w:hint="eastAsia"/>
+        </w:rPr>
+        <w:t xml:space="preserve">（</w:t>
+      </w:r>
+      <m:oMath>
+        <m:r>
+          <m:t>t</m:t>
+        </m:r>
+        <m:r>
+          <m:rPr>
+            <m:sty m:val="p"/>
+          </m:rPr>
+          <m:t>=</m:t>
+        </m:r>
+        <m:r>
+          <m:t>0</m:t>
+        </m:r>
+        <m:r>
+          <m:rPr>
+            <m:sty m:val="p"/>
+          </m:rPr>
+          <m:t>,</m:t>
+        </m:r>
+        <m:r>
+          <m:rPr>
+            <m:sty m:val="p"/>
+          </m:rPr>
+          <m:t>…</m:t>
+        </m:r>
+        <m:r>
+          <m:rPr>
+            <m:sty m:val="p"/>
+          </m:rPr>
+          <m:t>,</m:t>
+        </m:r>
+        <m:r>
+          <m:t>143</m:t>
+        </m:r>
+      </m:oMath>
+      <w:r>
+        <w:rPr>
+          <w:rFonts w:hint="eastAsia"/>
+        </w:rPr>
+        <w:t xml:space="preserve">，含义见</w:t>
+      </w:r>
+      <w:r>
+        <w:t xml:space="preserve"> </w:t>
+      </w:r>
+      <w:r>
+        <w:rPr>
+          <w:rFonts w:hint="eastAsia"/>
+        </w:rPr>
+        <w:t xml:space="preserve">§四</w:t>
+      </w:r>
+      <w:r>
+        <w:t xml:space="preserve"> </w:t>
+      </w:r>
+      <w:r>
+        <w:rPr>
+          <w:rFonts w:hint="eastAsia"/>
+        </w:rPr>
+        <w:t xml:space="preserve">符号说明），目标为全天购电费最小，建立如下线性规划（记为</w:t>
       </w:r>
       <w:r>
         <w:t xml:space="preserve"> </w:t>
@@ -7325,43 +7725,646 @@
         <w:rPr>
           <w:rFonts w:hint="eastAsia"/>
         </w:rPr>
-        <w:t xml:space="preserve">约束①为功率平衡：外网购电</w:t>
-      </w:r>
-      <w:r>
-        <w:t xml:space="preserve"> + </w:t>
-      </w:r>
-      <w:r>
-        <w:rPr>
-          <w:rFonts w:hint="eastAsia"/>
-        </w:rPr>
-        <w:t xml:space="preserve">光伏发电</w:t>
-      </w:r>
-      <w:r>
-        <w:t xml:space="preserve"> + </w:t>
-      </w:r>
-      <w:r>
-        <w:rPr>
-          <w:rFonts w:hint="eastAsia"/>
-        </w:rPr>
-        <w:t xml:space="preserve">储能放电必须覆盖小区负载与储能充电，富余光伏允许弃掉（不等式）。约束②为储能电量动态，约束③保证</w:t>
-      </w:r>
-      <w:r>
-        <w:t xml:space="preserve"> 0:00 </w:t>
-      </w:r>
-      <w:r>
-        <w:rPr>
-          <w:rFonts w:hint="eastAsia"/>
-        </w:rPr>
-        <w:t xml:space="preserve">与</w:t>
-      </w:r>
-      <w:r>
-        <w:t xml:space="preserve"> 24:00 </w:t>
-      </w:r>
-      <w:r>
-        <w:rPr>
-          <w:rFonts w:hint="eastAsia"/>
-        </w:rPr>
-        <w:t xml:space="preserve">电量相同。</w:t>
+        <w:t xml:space="preserve">五条约束的物理/题意依据如下：①</w:t>
+      </w:r>
+      <w:r>
+        <w:rPr>
+          <w:rFonts w:hint="eastAsia"/>
+          <w:b/>
+          <w:bCs/>
+        </w:rPr>
+        <w:t xml:space="preserve">功率平衡</w:t>
+      </w:r>
+      <w:r>
+        <w:rPr>
+          <w:rFonts w:hint="eastAsia"/>
+        </w:rPr>
+        <w:t xml:space="preserve">（取不等式）</w:t>
+      </w:r>
+      <m:oMath>
+        <m:sSub>
+          <m:e>
+            <m:r>
+              <m:t>G</m:t>
+            </m:r>
+          </m:e>
+          <m:sub>
+            <m:r>
+              <m:t>t</m:t>
+            </m:r>
+          </m:sub>
+        </m:sSub>
+        <m:r>
+          <m:rPr>
+            <m:sty m:val="p"/>
+          </m:rPr>
+          <m:t>+</m:t>
+        </m:r>
+        <m:r>
+          <m:t>P</m:t>
+        </m:r>
+        <m:sSub>
+          <m:e>
+            <m:r>
+              <m:t>V</m:t>
+            </m:r>
+          </m:e>
+          <m:sub>
+            <m:r>
+              <m:t>t</m:t>
+            </m:r>
+          </m:sub>
+        </m:sSub>
+        <m:r>
+          <m:rPr>
+            <m:sty m:val="p"/>
+          </m:rPr>
+          <m:t>Δ</m:t>
+        </m:r>
+        <m:r>
+          <m:t>t</m:t>
+        </m:r>
+        <m:r>
+          <m:rPr>
+            <m:sty m:val="p"/>
+          </m:rPr>
+          <m:t>+</m:t>
+        </m:r>
+        <m:sSub>
+          <m:e>
+            <m:r>
+              <m:t>D</m:t>
+            </m:r>
+          </m:e>
+          <m:sub>
+            <m:r>
+              <m:t>t</m:t>
+            </m:r>
+          </m:sub>
+        </m:sSub>
+        <m:r>
+          <m:rPr>
+            <m:sty m:val="p"/>
+          </m:rPr>
+          <m:t>≥</m:t>
+        </m:r>
+        <m:sSub>
+          <m:e>
+            <m:r>
+              <m:t>L</m:t>
+            </m:r>
+          </m:e>
+          <m:sub>
+            <m:r>
+              <m:t>t</m:t>
+            </m:r>
+          </m:sub>
+        </m:sSub>
+        <m:r>
+          <m:rPr>
+            <m:sty m:val="p"/>
+          </m:rPr>
+          <m:t>Δ</m:t>
+        </m:r>
+        <m:r>
+          <m:t>t</m:t>
+        </m:r>
+        <m:r>
+          <m:rPr>
+            <m:sty m:val="p"/>
+          </m:rPr>
+          <m:t>+</m:t>
+        </m:r>
+        <m:sSub>
+          <m:e>
+            <m:r>
+              <m:t>C</m:t>
+            </m:r>
+          </m:e>
+          <m:sub>
+            <m:r>
+              <m:t>t</m:t>
+            </m:r>
+          </m:sub>
+        </m:sSub>
+      </m:oMath>
+      <w:r>
+        <w:rPr>
+          <w:rFonts w:hint="eastAsia"/>
+        </w:rPr>
+        <w:t xml:space="preserve">——外网购电、光伏发电与储能放电三者之和须覆盖负载与充电；取不等式而非等式，是因为富余光伏允许弃掉（储能不能反向馈回外网）。②</w:t>
+      </w:r>
+      <w:r>
+        <w:rPr>
+          <w:rFonts w:hint="eastAsia"/>
+          <w:b/>
+          <w:bCs/>
+        </w:rPr>
+        <w:t xml:space="preserve">储能动态</w:t>
+      </w:r>
+      <w:r>
+        <w:t xml:space="preserve"> </w:t>
+      </w:r>
+      <m:oMath>
+        <m:sSub>
+          <m:e>
+            <m:r>
+              <m:t>E</m:t>
+            </m:r>
+          </m:e>
+          <m:sub>
+            <m:r>
+              <m:t>t</m:t>
+            </m:r>
+            <m:r>
+              <m:rPr>
+                <m:sty m:val="p"/>
+              </m:rPr>
+              <m:t>+</m:t>
+            </m:r>
+            <m:r>
+              <m:t>1</m:t>
+            </m:r>
+          </m:sub>
+        </m:sSub>
+        <m:r>
+          <m:rPr>
+            <m:sty m:val="p"/>
+          </m:rPr>
+          <m:t>=</m:t>
+        </m:r>
+        <m:sSub>
+          <m:e>
+            <m:r>
+              <m:t>E</m:t>
+            </m:r>
+          </m:e>
+          <m:sub>
+            <m:r>
+              <m:t>t</m:t>
+            </m:r>
+          </m:sub>
+        </m:sSub>
+        <m:r>
+          <m:rPr>
+            <m:sty m:val="p"/>
+          </m:rPr>
+          <m:t>+</m:t>
+        </m:r>
+        <m:r>
+          <m:t>η</m:t>
+        </m:r>
+        <m:sSub>
+          <m:e>
+            <m:r>
+              <m:t>C</m:t>
+            </m:r>
+          </m:e>
+          <m:sub>
+            <m:r>
+              <m:t>t</m:t>
+            </m:r>
+          </m:sub>
+        </m:sSub>
+        <m:r>
+          <m:rPr>
+            <m:sty m:val="p"/>
+          </m:rPr>
+          <m:t>−</m:t>
+        </m:r>
+        <m:sSub>
+          <m:e>
+            <m:r>
+              <m:t>D</m:t>
+            </m:r>
+          </m:e>
+          <m:sub>
+            <m:r>
+              <m:t>t</m:t>
+            </m:r>
+          </m:sub>
+        </m:sSub>
+        <m:r>
+          <m:rPr>
+            <m:sty m:val="p"/>
+          </m:rPr>
+          <m:t>/</m:t>
+        </m:r>
+        <m:r>
+          <m:t>η</m:t>
+        </m:r>
+      </m:oMath>
+      <w:r>
+        <w:rPr>
+          <w:rFonts w:hint="eastAsia"/>
+        </w:rPr>
+        <w:t xml:space="preserve">——充入电量的</w:t>
+      </w:r>
+      <w:r>
+        <w:t xml:space="preserve"> </w:t>
+      </w:r>
+      <m:oMath>
+        <m:r>
+          <m:t>η</m:t>
+        </m:r>
+      </m:oMath>
+      <w:r>
+        <w:t xml:space="preserve"> </w:t>
+      </w:r>
+      <w:r>
+        <w:rPr>
+          <w:rFonts w:hint="eastAsia"/>
+        </w:rPr>
+        <w:t xml:space="preserve">倍入账（充电损耗）、放出电量按</w:t>
+      </w:r>
+      <w:r>
+        <w:t xml:space="preserve"> </w:t>
+      </w:r>
+      <m:oMath>
+        <m:r>
+          <m:t>1</m:t>
+        </m:r>
+        <m:r>
+          <m:rPr>
+            <m:sty m:val="p"/>
+          </m:rPr>
+          <m:t>/</m:t>
+        </m:r>
+        <m:r>
+          <m:t>η</m:t>
+        </m:r>
+      </m:oMath>
+      <w:r>
+        <w:t xml:space="preserve"> </w:t>
+      </w:r>
+      <w:r>
+        <w:rPr>
+          <w:rFonts w:hint="eastAsia"/>
+        </w:rPr>
+        <w:t xml:space="preserve">倍扣账（放电损耗），刻画单程效率</w:t>
+      </w:r>
+      <w:r>
+        <w:t xml:space="preserve"> </w:t>
+      </w:r>
+      <m:oMath>
+        <m:r>
+          <m:t>η</m:t>
+        </m:r>
+        <m:r>
+          <m:rPr>
+            <m:sty m:val="p"/>
+          </m:rPr>
+          <m:t>=</m:t>
+        </m:r>
+        <m:r>
+          <m:t>0.9</m:t>
+        </m:r>
+      </m:oMath>
+      <w:r>
+        <w:t xml:space="preserve">。③</w:t>
+      </w:r>
+      <w:r>
+        <w:rPr>
+          <w:rFonts w:hint="eastAsia"/>
+          <w:b/>
+          <w:bCs/>
+        </w:rPr>
+        <w:t xml:space="preserve">初末电量相等</w:t>
+      </w:r>
+      <w:r>
+        <w:t xml:space="preserve"> </w:t>
+      </w:r>
+      <m:oMath>
+        <m:sSub>
+          <m:e>
+            <m:r>
+              <m:t>E</m:t>
+            </m:r>
+          </m:e>
+          <m:sub>
+            <m:r>
+              <m:t>0</m:t>
+            </m:r>
+          </m:sub>
+        </m:sSub>
+        <m:r>
+          <m:rPr>
+            <m:sty m:val="p"/>
+          </m:rPr>
+          <m:t>=</m:t>
+        </m:r>
+        <m:sSub>
+          <m:e>
+            <m:r>
+              <m:t>E</m:t>
+            </m:r>
+          </m:e>
+          <m:sub>
+            <m:r>
+              <m:t>144</m:t>
+            </m:r>
+          </m:sub>
+        </m:sSub>
+        <m:r>
+          <m:rPr>
+            <m:sty m:val="p"/>
+          </m:rPr>
+          <m:t>=</m:t>
+        </m:r>
+        <m:r>
+          <m:t>6000</m:t>
+        </m:r>
+      </m:oMath>
+      <w:r>
+        <w:rPr>
+          <w:rFonts w:hint="eastAsia"/>
+        </w:rPr>
+        <w:t xml:space="preserve">——保证储能是日复用的资产、不产生凭空能量。④</w:t>
+      </w:r>
+      <w:r>
+        <w:rPr>
+          <w:rFonts w:hint="eastAsia"/>
+          <w:b/>
+          <w:bCs/>
+        </w:rPr>
+        <w:t xml:space="preserve">充放电功率上限</w:t>
+      </w:r>
+      <w:r>
+        <w:t xml:space="preserve"> </w:t>
+      </w:r>
+      <m:oMath>
+        <m:sSub>
+          <m:e>
+            <m:r>
+              <m:t>C</m:t>
+            </m:r>
+          </m:e>
+          <m:sub>
+            <m:r>
+              <m:t>t</m:t>
+            </m:r>
+          </m:sub>
+        </m:sSub>
+        <m:r>
+          <m:rPr>
+            <m:sty m:val="p"/>
+          </m:rPr>
+          <m:t>,</m:t>
+        </m:r>
+        <m:sSub>
+          <m:e>
+            <m:r>
+              <m:t>D</m:t>
+            </m:r>
+          </m:e>
+          <m:sub>
+            <m:r>
+              <m:t>t</m:t>
+            </m:r>
+          </m:sub>
+        </m:sSub>
+        <m:r>
+          <m:rPr>
+            <m:sty m:val="p"/>
+          </m:rPr>
+          <m:t>≤</m:t>
+        </m:r>
+        <m:sSub>
+          <m:e>
+            <m:r>
+              <m:t>P</m:t>
+            </m:r>
+          </m:e>
+          <m:sub>
+            <m:r>
+              <m:rPr>
+                <m:sty m:val="p"/>
+              </m:rPr>
+              <m:t>max</m:t>
+            </m:r>
+          </m:sub>
+        </m:sSub>
+        <m:r>
+          <m:rPr>
+            <m:sty m:val="p"/>
+          </m:rPr>
+          <m:t>Δ</m:t>
+        </m:r>
+        <m:r>
+          <m:t>t</m:t>
+        </m:r>
+        <m:r>
+          <m:rPr>
+            <m:sty m:val="p"/>
+          </m:rPr>
+          <m:t>=</m:t>
+        </m:r>
+        <m:r>
+          <m:t>833.33</m:t>
+        </m:r>
+      </m:oMath>
+      <w:r>
+        <w:t xml:space="preserve">。⑤</w:t>
+      </w:r>
+      <w:r>
+        <w:rPr>
+          <w:rFonts w:hint="eastAsia"/>
+          <w:b/>
+          <w:bCs/>
+        </w:rPr>
+        <w:t xml:space="preserve">电量上下限</w:t>
+      </w:r>
+      <w:r>
+        <w:t xml:space="preserve"> </w:t>
+      </w:r>
+      <m:oMath>
+        <m:sSub>
+          <m:e>
+            <m:r>
+              <m:t>E</m:t>
+            </m:r>
+          </m:e>
+          <m:sub>
+            <m:r>
+              <m:rPr>
+                <m:sty m:val="p"/>
+              </m:rPr>
+              <m:t>min</m:t>
+            </m:r>
+          </m:sub>
+        </m:sSub>
+        <m:r>
+          <m:rPr>
+            <m:sty m:val="p"/>
+          </m:rPr>
+          <m:t>≤</m:t>
+        </m:r>
+        <m:sSub>
+          <m:e>
+            <m:r>
+              <m:t>E</m:t>
+            </m:r>
+          </m:e>
+          <m:sub>
+            <m:r>
+              <m:t>t</m:t>
+            </m:r>
+          </m:sub>
+        </m:sSub>
+        <m:r>
+          <m:rPr>
+            <m:sty m:val="p"/>
+          </m:rPr>
+          <m:t>≤</m:t>
+        </m:r>
+        <m:sSub>
+          <m:e>
+            <m:r>
+              <m:t>E</m:t>
+            </m:r>
+          </m:e>
+          <m:sub>
+            <m:r>
+              <m:rPr>
+                <m:sty m:val="p"/>
+              </m:rPr>
+              <m:t>max</m:t>
+            </m:r>
+          </m:sub>
+        </m:sSub>
+      </m:oMath>
+      <w:r>
+        <w:t xml:space="preserve">。</w:t>
+      </w:r>
+    </w:p>
+    <w:p>
+      <w:pPr>
+        <w:pStyle w:val="BodyText"/>
+      </w:pPr>
+      <w:r>
+        <w:rPr>
+          <w:rFonts w:hint="eastAsia"/>
+          <w:b/>
+          <w:bCs/>
+        </w:rPr>
+        <w:t xml:space="preserve">求解</w:t>
+      </w:r>
+      <w:r>
+        <w:rPr>
+          <w:rFonts w:hint="eastAsia"/>
+        </w:rPr>
+        <w:t xml:space="preserve">：P1</w:t>
+      </w:r>
+      <w:r>
+        <w:t xml:space="preserve"> </w:t>
+      </w:r>
+      <w:r>
+        <w:rPr>
+          <w:rFonts w:hint="eastAsia"/>
+        </w:rPr>
+        <w:t xml:space="preserve">是标准连续</w:t>
+      </w:r>
+      <w:r>
+        <w:t xml:space="preserve"> </w:t>
+      </w:r>
+      <w:r>
+        <w:rPr>
+          <w:rFonts w:hint="eastAsia"/>
+        </w:rPr>
+        <w:t xml:space="preserve">LP，规模约</w:t>
+      </w:r>
+      <w:r>
+        <w:t xml:space="preserve"> </w:t>
+      </w:r>
+      <m:oMath>
+        <m:r>
+          <m:t>4</m:t>
+        </m:r>
+        <m:r>
+          <m:rPr>
+            <m:sty m:val="p"/>
+          </m:rPr>
+          <m:t>×</m:t>
+        </m:r>
+        <m:r>
+          <m:t>144</m:t>
+        </m:r>
+        <m:r>
+          <m:rPr>
+            <m:sty m:val="p"/>
+          </m:rPr>
+          <m:t>=</m:t>
+        </m:r>
+        <m:r>
+          <m:t>576</m:t>
+        </m:r>
+      </m:oMath>
+      <w:r>
+        <w:t xml:space="preserve"> </w:t>
+      </w:r>
+      <w:r>
+        <w:rPr>
+          <w:rFonts w:hint="eastAsia"/>
+        </w:rPr>
+        <w:t xml:space="preserve">个变量、约</w:t>
+      </w:r>
+      <w:r>
+        <w:t xml:space="preserve"> </w:t>
+      </w:r>
+      <m:oMath>
+        <m:sSup>
+          <m:e>
+            <m:r>
+              <m:t>10</m:t>
+            </m:r>
+          </m:e>
+          <m:sup>
+            <m:r>
+              <m:t>3</m:t>
+            </m:r>
+          </m:sup>
+        </m:sSup>
+      </m:oMath>
+      <w:r>
+        <w:t xml:space="preserve"> </w:t>
+      </w:r>
+      <w:r>
+        <w:rPr>
+          <w:rFonts w:hint="eastAsia"/>
+        </w:rPr>
+        <w:t xml:space="preserve">个约束，用</w:t>
+      </w:r>
+      <w:r>
+        <w:t xml:space="preserve"> HiGHS </w:t>
+      </w:r>
+      <w:r>
+        <w:rPr>
+          <w:rFonts w:hint="eastAsia"/>
+        </w:rPr>
+        <w:t xml:space="preserve">单纯形/内点法在毫秒级求得</w:t>
+      </w:r>
+      <w:r>
+        <w:rPr>
+          <w:rFonts w:hint="eastAsia"/>
+          <w:b/>
+          <w:bCs/>
+        </w:rPr>
+        <w:t xml:space="preserve">全局最优</w:t>
+      </w:r>
+      <w:r>
+        <w:rPr>
+          <w:rFonts w:hint="eastAsia"/>
+        </w:rPr>
+        <w:t xml:space="preserve">；其最优解的对偶变量可直接用于</w:t>
+      </w:r>
+      <w:r>
+        <w:t xml:space="preserve"> §6.5 </w:t>
+      </w:r>
+      <w:r>
+        <w:rPr>
+          <w:rFonts w:hint="eastAsia"/>
+        </w:rPr>
+        <w:t xml:space="preserve">的机理分析。</w:t>
       </w:r>
     </w:p>
     <w:bookmarkEnd w:id="19"/>
@@ -8467,8 +9470,74 @@
       <w:r>
         <w:rPr>
           <w:rFonts w:hint="eastAsia"/>
-        </w:rPr>
-        <w:t xml:space="preserve">全年</w:t>
+          <w:b/>
+          <w:bCs/>
+        </w:rPr>
+        <w:t xml:space="preserve">从确定性模型到两阶段鲁棒模型</w:t>
+      </w:r>
+      <w:r>
+        <w:rPr>
+          <w:rFonts w:hint="eastAsia"/>
+        </w:rPr>
+        <w:t xml:space="preserve">：先看理想化的</w:t>
+      </w:r>
+      <w:r>
+        <w:rPr>
+          <w:rFonts w:hint="eastAsia"/>
+          <w:b/>
+          <w:bCs/>
+        </w:rPr>
+        <w:t xml:space="preserve">最初模型</w:t>
+      </w:r>
+      <w:r>
+        <w:rPr>
+          <w:rFonts w:hint="eastAsia"/>
+        </w:rPr>
+        <w:t xml:space="preserve">——若</w:t>
+      </w:r>
+      <w:r>
+        <w:t xml:space="preserve"> 0:00 </w:t>
+      </w:r>
+      <w:r>
+        <w:rPr>
+          <w:rFonts w:hint="eastAsia"/>
+        </w:rPr>
+        <w:t xml:space="preserve">已知当天实际光伏</w:t>
+      </w:r>
+      <w:r>
+        <w:t xml:space="preserve"> </w:t>
+      </w:r>
+      <m:oMath>
+        <m:r>
+          <m:t>P</m:t>
+        </m:r>
+        <m:sSub>
+          <m:e>
+            <m:r>
+              <m:t>V</m:t>
+            </m:r>
+          </m:e>
+          <m:sub>
+            <m:r>
+              <m:t>t</m:t>
+            </m:r>
+          </m:sub>
+        </m:sSub>
+      </m:oMath>
+      <w:r>
+        <w:rPr>
+          <w:rFonts w:hint="eastAsia"/>
+        </w:rPr>
+        <w:t xml:space="preserve">，问题二就退化为问题一的全年版：把</w:t>
+      </w:r>
+      <w:r>
+        <w:t xml:space="preserve"> P1 </w:t>
+      </w:r>
+      <w:r>
+        <w:rPr>
+          <w:rFonts w:hint="eastAsia"/>
+        </w:rPr>
+        <w:t xml:space="preserve">去掉”每日复位”、扩展到全年</w:t>
       </w:r>
       <w:r>
         <w:t xml:space="preserve"> 365 </w:t>
@@ -8477,7 +9546,7 @@
         <w:rPr>
           <w:rFonts w:hint="eastAsia"/>
         </w:rPr>
-        <w:t xml:space="preserve">天连续优化，储能跨日连续运行（电量在</w:t>
+        <w:t xml:space="preserve">天连续优化（储能跨日连续运行、电量在</w:t>
       </w:r>
       <w:r>
         <w:t xml:space="preserve"> </w:t>
@@ -8524,7 +9593,7 @@
         <w:rPr>
           <w:rFonts w:hint="eastAsia"/>
         </w:rPr>
-        <w:t xml:space="preserve">6000，保证储能作为多年复用资产时每年起止一致）；结果截取</w:t>
+        <w:t xml:space="preserve">6000，保证储能作为多年复用资产每年起止一致；结果截取</w:t>
       </w:r>
       <w:r>
         <w:t xml:space="preserve"> 2025-02-01~12-31 </w:t>
@@ -8542,18 +9611,106 @@
         <w:rPr>
           <w:rFonts w:hint="eastAsia"/>
         </w:rPr>
-        <w:t xml:space="preserve">天输出。由于</w:t>
-      </w:r>
-      <w:r>
-        <w:t xml:space="preserve"> 0:00 </w:t>
-      </w:r>
-      <w:r>
-        <w:rPr>
-          <w:rFonts w:hint="eastAsia"/>
-        </w:rPr>
-        <w:t xml:space="preserve">只有光伏预报</w:t>
-      </w:r>
-      <w:r>
+        <w:t xml:space="preserve">天输出），一次</w:t>
+      </w:r>
+      <w:r>
+        <w:t xml:space="preserve"> LP </w:t>
+      </w:r>
+      <w:r>
+        <w:rPr>
+          <w:rFonts w:hint="eastAsia"/>
+        </w:rPr>
+        <w:t xml:space="preserve">即得最优购电，此时紧急购电</w:t>
+      </w:r>
+      <w:r>
+        <w:t xml:space="preserve"> </w:t>
+      </w:r>
+      <m:oMath>
+        <m:sSub>
+          <m:e>
+            <m:r>
+              <m:t>e</m:t>
+            </m:r>
+          </m:e>
+          <m:sub>
+            <m:r>
+              <m:t>t</m:t>
+            </m:r>
+          </m:sub>
+        </m:sSub>
+        <m:r>
+          <m:rPr>
+            <m:sty m:val="p"/>
+          </m:rPr>
+          <m:t>≡</m:t>
+        </m:r>
+        <m:r>
+          <m:t>0</m:t>
+        </m:r>
+      </m:oMath>
+      <w:r>
+        <w:rPr>
+          <w:rFonts w:hint="eastAsia"/>
+        </w:rPr>
+        <w:t xml:space="preserve">。这就是</w:t>
+      </w:r>
+      <w:r>
+        <w:rPr>
+          <w:rFonts w:hint="eastAsia"/>
+          <w:b/>
+          <w:bCs/>
+        </w:rPr>
+        <w:t xml:space="preserve">确定性方案</w:t>
+      </w:r>
+      <w:r>
+        <w:rPr>
+          <w:rFonts w:hint="eastAsia"/>
+        </w:rPr>
+        <w:t xml:space="preserve">（预报完全准确的理论最优，结果见</w:t>
+      </w:r>
+      <w:r>
+        <w:t xml:space="preserve"> </w:t>
+      </w:r>
+      <w:r>
+        <w:rPr>
+          <w:rFonts w:hint="eastAsia"/>
+        </w:rPr>
+        <w:t xml:space="preserve">§5.2.3）。</w:t>
+      </w:r>
+    </w:p>
+    <w:p>
+      <w:pPr>
+        <w:pStyle w:val="BodyText"/>
+      </w:pPr>
+      <w:r>
+        <w:rPr>
+          <w:rFonts w:hint="eastAsia"/>
+        </w:rPr>
+        <w:t xml:space="preserve">但题目现实约束是</w:t>
+      </w:r>
+      <w:r>
+        <w:t xml:space="preserve"> </w:t>
+      </w:r>
+      <w:r>
+        <w:rPr>
+          <w:b/>
+          <w:bCs/>
+        </w:rPr>
+        <w:t xml:space="preserve">0:00 </w:t>
+      </w:r>
+      <w:r>
+        <w:rPr>
+          <w:rFonts w:hint="eastAsia"/>
+          <w:b/>
+          <w:bCs/>
+        </w:rPr>
+        <w:t xml:space="preserve">只能拿到光伏预报</w:t>
+      </w:r>
+      <w:r>
+        <w:rPr>
+          <w:b/>
+          <w:bCs/>
+        </w:rPr>
         <w:t xml:space="preserve"> </w:t>
       </w:r>
       <m:oMath>
@@ -8584,7 +9741,192 @@
         <w:rPr>
           <w:rFonts w:hint="eastAsia"/>
         </w:rPr>
-        <w:t xml:space="preserve">，我们采用两阶段：</w:t>
+        <w:t xml:space="preserve">，实际</w:t>
+      </w:r>
+      <w:r>
+        <w:t xml:space="preserve"> </w:t>
+      </w:r>
+      <m:oMath>
+        <m:r>
+          <m:t>P</m:t>
+        </m:r>
+        <m:sSub>
+          <m:e>
+            <m:r>
+              <m:t>V</m:t>
+            </m:r>
+          </m:e>
+          <m:sub>
+            <m:r>
+              <m:t>t</m:t>
+            </m:r>
+          </m:sub>
+        </m:sSub>
+      </m:oMath>
+      <w:r>
+        <w:t xml:space="preserve"> </w:t>
+      </w:r>
+      <w:r>
+        <w:rPr>
+          <w:rFonts w:hint="eastAsia"/>
+        </w:rPr>
+        <w:t xml:space="preserve">存在误差（§5.2.2）。若仍按预报硬买</w:t>
+      </w:r>
+      <w:r>
+        <w:t xml:space="preserve"> </w:t>
+      </w:r>
+      <m:oMath>
+        <m:sSub>
+          <m:e>
+            <m:r>
+              <m:t>G</m:t>
+            </m:r>
+          </m:e>
+          <m:sub>
+            <m:r>
+              <m:t>t</m:t>
+            </m:r>
+          </m:sub>
+        </m:sSub>
+      </m:oMath>
+      <w:r>
+        <w:t xml:space="preserve"> </w:t>
+      </w:r>
+      <w:r>
+        <w:rPr>
+          <w:rFonts w:hint="eastAsia"/>
+        </w:rPr>
+        <w:t xml:space="preserve">且不做补救，实际缺额</w:t>
+      </w:r>
+      <w:r>
+        <w:t xml:space="preserve"> </w:t>
+      </w:r>
+      <m:oMath>
+        <m:r>
+          <m:rPr>
+            <m:sty m:val="p"/>
+          </m:rPr>
+          <m:t>[</m:t>
+        </m:r>
+        <m:sSub>
+          <m:e>
+            <m:r>
+              <m:t>L</m:t>
+            </m:r>
+          </m:e>
+          <m:sub>
+            <m:r>
+              <m:t>t</m:t>
+            </m:r>
+          </m:sub>
+        </m:sSub>
+        <m:r>
+          <m:rPr>
+            <m:sty m:val="p"/>
+          </m:rPr>
+          <m:t>Δ</m:t>
+        </m:r>
+        <m:r>
+          <m:t>t</m:t>
+        </m:r>
+        <m:r>
+          <m:rPr>
+            <m:sty m:val="p"/>
+          </m:rPr>
+          <m:t>−</m:t>
+        </m:r>
+        <m:r>
+          <m:t>P</m:t>
+        </m:r>
+        <m:sSub>
+          <m:e>
+            <m:r>
+              <m:t>V</m:t>
+            </m:r>
+          </m:e>
+          <m:sub>
+            <m:r>
+              <m:t>t</m:t>
+            </m:r>
+          </m:sub>
+        </m:sSub>
+        <m:r>
+          <m:rPr>
+            <m:sty m:val="p"/>
+          </m:rPr>
+          <m:t>Δ</m:t>
+        </m:r>
+        <m:r>
+          <m:t>t</m:t>
+        </m:r>
+        <m:r>
+          <m:rPr>
+            <m:sty m:val="p"/>
+          </m:rPr>
+          <m:t>−</m:t>
+        </m:r>
+        <m:sSub>
+          <m:e>
+            <m:r>
+              <m:t>G</m:t>
+            </m:r>
+          </m:e>
+          <m:sub>
+            <m:r>
+              <m:t>t</m:t>
+            </m:r>
+          </m:sub>
+        </m:sSub>
+        <m:sSub>
+          <m:e>
+            <m:r>
+              <m:rPr>
+                <m:sty m:val="p"/>
+              </m:rPr>
+              <m:t>]</m:t>
+            </m:r>
+          </m:e>
+          <m:sub>
+            <m:r>
+              <m:rPr>
+                <m:sty m:val="p"/>
+              </m:rPr>
+              <m:t>+</m:t>
+            </m:r>
+          </m:sub>
+        </m:sSub>
+      </m:oMath>
+      <w:r>
+        <w:t xml:space="preserve"> </w:t>
+      </w:r>
+      <w:r>
+        <w:rPr>
+          <w:rFonts w:hint="eastAsia"/>
+        </w:rPr>
+        <w:t xml:space="preserve">将直接断供。故必须由单阶段升级为</w:t>
+      </w:r>
+      <w:r>
+        <w:rPr>
+          <w:rFonts w:hint="eastAsia"/>
+          <w:b/>
+          <w:bCs/>
+        </w:rPr>
+        <w:t xml:space="preserve">两阶段决策</w:t>
+      </w:r>
+      <w:r>
+        <w:rPr>
+          <w:rFonts w:hint="eastAsia"/>
+        </w:rPr>
+        <w:t xml:space="preserve">（先计划、后追索；此处”鲁棒”指对预报误差有兜底机制，而非</w:t>
+      </w:r>
+      <w:r>
+        <w:t xml:space="preserve"> min–max </w:t>
+      </w:r>
+      <w:r>
+        <w:rPr>
+          <w:rFonts w:hint="eastAsia"/>
+        </w:rPr>
+        <w:t xml:space="preserve">鲁棒优化）：</w:t>
       </w:r>
     </w:p>
     <w:p>
@@ -9364,34 +10706,168 @@
       <w:r>
         <w:rPr>
           <w:rFonts w:hint="eastAsia"/>
-        </w:rPr>
-        <w:t xml:space="preserve">作为对照，还求解了</w:t>
-      </w:r>
-      <w:r>
-        <w:t xml:space="preserve"> </w:t>
-      </w:r>
-      <w:r>
-        <w:rPr>
-          <w:rFonts w:hint="eastAsia"/>
-          <w:b/>
-          <w:bCs/>
-        </w:rPr>
-        <w:t xml:space="preserve">确定性方案</w:t>
-      </w:r>
-      <w:r>
-        <w:rPr>
-          <w:rFonts w:hint="eastAsia"/>
-        </w:rPr>
-        <w:t xml:space="preserve">（假设</w:t>
-      </w:r>
-      <w:r>
-        <w:t xml:space="preserve"> 0:00 </w:t>
-      </w:r>
-      <w:r>
-        <w:rPr>
-          <w:rFonts w:hint="eastAsia"/>
-        </w:rPr>
-        <w:t xml:space="preserve">已知当天实际光伏），此时</w:t>
+          <w:b/>
+          <w:bCs/>
+        </w:rPr>
+        <w:t xml:space="preserve">为什么用两阶段而非直接随机规划</w:t>
+      </w:r>
+      <w:r>
+        <w:rPr>
+          <w:rFonts w:hint="eastAsia"/>
+        </w:rPr>
+        <w:t xml:space="preserve">：0:00</w:t>
+      </w:r>
+      <w:r>
+        <w:t xml:space="preserve"> </w:t>
+      </w:r>
+      <w:r>
+        <w:rPr>
+          <w:rFonts w:hint="eastAsia"/>
+        </w:rPr>
+        <w:t xml:space="preserve">仅有</w:t>
+      </w:r>
+      <w:r>
+        <w:rPr>
+          <w:rFonts w:hint="eastAsia"/>
+          <w:b/>
+          <w:bCs/>
+        </w:rPr>
+        <w:t xml:space="preserve">点预报</w:t>
+      </w:r>
+      <w:r>
+        <w:rPr>
+          <w:rFonts w:hint="eastAsia"/>
+        </w:rPr>
+        <w:t xml:space="preserve">、不含误差分布，两阶段追索不假设误差分布、只需一条预报即可运行，最贴合题目给定信息；误差分布需先用</w:t>
+      </w:r>
+      <w:r>
+        <w:t xml:space="preserve"> §6.11 </w:t>
+      </w:r>
+      <w:r>
+        <w:rPr>
+          <w:rFonts w:hint="eastAsia"/>
+        </w:rPr>
+        <w:t xml:space="preserve">的</w:t>
+      </w:r>
+      <w:r>
+        <w:t xml:space="preserve"> bootstrap </w:t>
+      </w:r>
+      <w:r>
+        <w:rPr>
+          <w:rFonts w:hint="eastAsia"/>
+        </w:rPr>
+        <w:t xml:space="preserve">从历史估计，故随机规划作为</w:t>
+      </w:r>
+      <w:r>
+        <w:t xml:space="preserve"> §6.11 </w:t>
+      </w:r>
+      <w:r>
+        <w:rPr>
+          <w:rFonts w:hint="eastAsia"/>
+        </w:rPr>
+        <w:t xml:space="preserve">的拓展再引入。</w:t>
+      </w:r>
+    </w:p>
+    <w:p>
+      <w:pPr>
+        <w:pStyle w:val="BodyText"/>
+      </w:pPr>
+      <w:r>
+        <w:rPr>
+          <w:rFonts w:hint="eastAsia"/>
+          <w:b/>
+          <w:bCs/>
+        </w:rPr>
+        <w:t xml:space="preserve">求解</w:t>
+      </w:r>
+      <w:r>
+        <w:rPr>
+          <w:rFonts w:hint="eastAsia"/>
+        </w:rPr>
+        <w:t xml:space="preserve">：两阶段对应</w:t>
+      </w:r>
+      <w:r>
+        <w:rPr>
+          <w:rFonts w:hint="eastAsia"/>
+          <w:b/>
+          <w:bCs/>
+        </w:rPr>
+        <w:t xml:space="preserve">两个顺序</w:t>
+      </w:r>
+      <w:r>
+        <w:rPr>
+          <w:b/>
+          <w:bCs/>
+        </w:rPr>
+        <w:t xml:space="preserve"> LP</w:t>
+      </w:r>
+      <w:r>
+        <w:rPr>
+          <w:rFonts w:hint="eastAsia"/>
+        </w:rPr>
+        <w:t xml:space="preserve">——第一阶段解全年计划</w:t>
+      </w:r>
+      <w:r>
+        <w:t xml:space="preserve"> </w:t>
+      </w:r>
+      <w:r>
+        <w:rPr>
+          <w:rFonts w:hint="eastAsia"/>
+        </w:rPr>
+        <w:t xml:space="preserve">LP（固定</w:t>
+      </w:r>
+      <w:r>
+        <w:t xml:space="preserve"> </w:t>
+      </w:r>
+      <m:oMath>
+        <m:sSup>
+          <m:e>
+            <m:r>
+              <m:t>G</m:t>
+            </m:r>
+          </m:e>
+          <m:sup>
+            <m:r>
+              <m:rPr>
+                <m:sty m:val="p"/>
+              </m:rPr>
+              <m:t>p</m:t>
+            </m:r>
+            <m:r>
+              <m:rPr>
+                <m:sty m:val="p"/>
+              </m:rPr>
+              <m:t>l</m:t>
+            </m:r>
+            <m:r>
+              <m:rPr>
+                <m:sty m:val="p"/>
+              </m:rPr>
+              <m:t>a</m:t>
+            </m:r>
+            <m:r>
+              <m:rPr>
+                <m:sty m:val="p"/>
+              </m:rPr>
+              <m:t>n</m:t>
+            </m:r>
+          </m:sup>
+        </m:sSup>
+      </m:oMath>
+      <w:r>
+        <w:rPr>
+          <w:rFonts w:hint="eastAsia"/>
+        </w:rPr>
+        <w:t xml:space="preserve">）；第二阶段解”固定计划、只重调度储能与紧急购电”的追索</w:t>
+      </w:r>
+      <w:r>
+        <w:t xml:space="preserve"> </w:t>
+      </w:r>
+      <w:r>
+        <w:rPr>
+          <w:rFonts w:hint="eastAsia"/>
+        </w:rPr>
+        <w:t xml:space="preserve">LP（松弛变量</w:t>
       </w:r>
       <w:r>
         <w:t xml:space="preserve"> </w:t>
@@ -9409,21 +10885,33 @@
             </m:r>
           </m:sub>
         </m:sSub>
-        <m:r>
-          <m:rPr>
-            <m:sty m:val="p"/>
-          </m:rPr>
-          <m:t>≡</m:t>
-        </m:r>
-        <m:r>
-          <m:t>0</m:t>
-        </m:r>
       </m:oMath>
       <w:r>
-        <w:rPr>
-          <w:rFonts w:hint="eastAsia"/>
-        </w:rPr>
-        <w:t xml:space="preserve">，代表预报完全准确的理论最优。</w:t>
+        <w:t xml:space="preserve"> </w:t>
+      </w:r>
+      <w:r>
+        <w:rPr>
+          <w:rFonts w:hint="eastAsia"/>
+        </w:rPr>
+        <w:t xml:space="preserve">以</w:t>
+      </w:r>
+      <w:r>
+        <w:t xml:space="preserve"> 5 </w:t>
+      </w:r>
+      <w:r>
+        <w:rPr>
+          <w:rFonts w:hint="eastAsia"/>
+        </w:rPr>
+        <w:t xml:space="preserve">倍电价惩罚），均用</w:t>
+      </w:r>
+      <w:r>
+        <w:t xml:space="preserve"> HiGHS </w:t>
+      </w:r>
+      <w:r>
+        <w:rPr>
+          <w:rFonts w:hint="eastAsia"/>
+        </w:rPr>
+        <w:t xml:space="preserve">精确求解、秒级完成。</w:t>
       </w:r>
     </w:p>
     <w:bookmarkEnd w:id="25"/>
@@ -12869,8 +14357,77 @@
       <w:r>
         <w:rPr>
           <w:rFonts w:hint="eastAsia"/>
-        </w:rPr>
-        <w:t xml:space="preserve">本模型相对”预报驱动”滚动的两处关键改进如下。</w:t>
+          <w:b/>
+          <w:bCs/>
+        </w:rPr>
+        <w:t xml:space="preserve">从”预报驱动”到”状态反馈</w:t>
+      </w:r>
+      <w:r>
+        <w:rPr>
+          <w:b/>
+          <w:bCs/>
+        </w:rPr>
+        <w:t xml:space="preserve"> + </w:t>
+      </w:r>
+      <w:r>
+        <w:rPr>
+          <w:rFonts w:hint="eastAsia"/>
+          <w:b/>
+          <w:bCs/>
+        </w:rPr>
+        <w:t xml:space="preserve">前瞻窗”（逐步优化）</w:t>
+      </w:r>
+      <w:r>
+        <w:rPr>
+          <w:rFonts w:hint="eastAsia"/>
+        </w:rPr>
+        <w:t xml:space="preserve">：最初的自然做法是”预报驱动”滚动——每个决策时点直接以最新预报重算剩余时段、初始储电量</w:t>
+      </w:r>
+      <w:r>
+        <w:rPr>
+          <w:rFonts w:hint="eastAsia"/>
+          <w:b/>
+          <w:bCs/>
+        </w:rPr>
+        <w:t xml:space="preserve">沿用计划轨迹</w:t>
+      </w:r>
+      <w:r>
+        <w:rPr>
+          <w:rFonts w:hint="eastAsia"/>
+        </w:rPr>
+        <w:t xml:space="preserve">、窗口只到当日</w:t>
+      </w:r>
+      <w:r>
+        <w:t xml:space="preserve"> </w:t>
+      </w:r>
+      <w:r>
+        <w:rPr>
+          <w:rFonts w:hint="eastAsia"/>
+        </w:rPr>
+        <w:t xml:space="preserve">24:00。但这样有两处缺陷：①初始储电量取自”假设预报完全准确”的计划轨迹，而上午/下午的实际光伏偏差已使真实电量偏离计划，用它作初值会</w:t>
+      </w:r>
+      <w:r>
+        <w:rPr>
+          <w:rFonts w:hint="eastAsia"/>
+          <w:b/>
+          <w:bCs/>
+        </w:rPr>
+        <w:t xml:space="preserve">因果错位</w:t>
+      </w:r>
+      <w:r>
+        <w:rPr>
+          <w:rFonts w:hint="eastAsia"/>
+        </w:rPr>
+        <w:t xml:space="preserve">；②窗口只到当日</w:t>
+      </w:r>
+      <w:r>
+        <w:t xml:space="preserve"> </w:t>
+      </w:r>
+      <w:r>
+        <w:rPr>
+          <w:rFonts w:hint="eastAsia"/>
+        </w:rPr>
+        <w:t xml:space="preserve">24:00，会短视地把储能电量在当日用尽、放弃”跨日机会价值”。本模型针对这两点各做一处改进，逐步优化如下。</w:t>
       </w:r>
     </w:p>
     <w:p>
@@ -14083,6 +15640,117 @@
         <w:t xml:space="preserve">倍紧急购电。</w:t>
       </w:r>
     </w:p>
+    <w:p>
+      <w:pPr>
+        <w:pStyle w:val="BodyText"/>
+      </w:pPr>
+      <w:r>
+        <w:rPr>
+          <w:rFonts w:hint="eastAsia"/>
+          <w:b/>
+          <w:bCs/>
+        </w:rPr>
+        <w:t xml:space="preserve">求解</w:t>
+      </w:r>
+      <w:r>
+        <w:rPr>
+          <w:rFonts w:hint="eastAsia"/>
+        </w:rPr>
+        <w:t xml:space="preserve">：滚动</w:t>
+      </w:r>
+      <w:r>
+        <w:t xml:space="preserve"> = </w:t>
+      </w:r>
+      <w:r>
+        <w:rPr>
+          <w:rFonts w:hint="eastAsia"/>
+        </w:rPr>
+        <w:t xml:space="preserve">每天在</w:t>
+      </w:r>
+      <w:r>
+        <w:t xml:space="preserve"> 0/6/12/18 </w:t>
+      </w:r>
+      <w:r>
+        <w:rPr>
+          <w:rFonts w:hint="eastAsia"/>
+        </w:rPr>
+        <w:t xml:space="preserve">四个时点各解一次</w:t>
+      </w:r>
+      <w:r>
+        <w:rPr>
+          <w:rFonts w:hint="eastAsia"/>
+          <w:b/>
+          <w:bCs/>
+        </w:rPr>
+        <w:t xml:space="preserve">当日剩余时段的</w:t>
+      </w:r>
+      <w:r>
+        <w:rPr>
+          <w:b/>
+          <w:bCs/>
+        </w:rPr>
+        <w:t xml:space="preserve"> LP</w:t>
+      </w:r>
+      <w:r>
+        <w:rPr>
+          <w:rFonts w:hint="eastAsia"/>
+        </w:rPr>
+        <w:t xml:space="preserve">（全年共</w:t>
+      </w:r>
+      <w:r>
+        <w:t xml:space="preserve"> </w:t>
+      </w:r>
+      <m:oMath>
+        <m:r>
+          <m:t>365</m:t>
+        </m:r>
+        <m:r>
+          <m:rPr>
+            <m:sty m:val="p"/>
+          </m:rPr>
+          <m:t>×</m:t>
+        </m:r>
+        <m:r>
+          <m:t>3</m:t>
+        </m:r>
+      </m:oMath>
+      <w:r>
+        <w:t xml:space="preserve"> </w:t>
+      </w:r>
+      <w:r>
+        <w:rPr>
+          <w:rFonts w:hint="eastAsia"/>
+        </w:rPr>
+        <w:t xml:space="preserve">次顺序</w:t>
+      </w:r>
+      <w:r>
+        <w:t xml:space="preserve"> </w:t>
+      </w:r>
+      <w:r>
+        <w:rPr>
+          <w:rFonts w:hint="eastAsia"/>
+        </w:rPr>
+        <w:t xml:space="preserve">LP），每次重优化的初始储电量由”改进一”的因果递推给出，与计划/追索</w:t>
+      </w:r>
+      <w:r>
+        <w:t xml:space="preserve"> LP </w:t>
+      </w:r>
+      <w:r>
+        <w:rPr>
+          <w:rFonts w:hint="eastAsia"/>
+        </w:rPr>
+        <w:t xml:space="preserve">同样用</w:t>
+      </w:r>
+      <w:r>
+        <w:t xml:space="preserve"> HiGHS </w:t>
+      </w:r>
+      <w:r>
+        <w:rPr>
+          <w:rFonts w:hint="eastAsia"/>
+        </w:rPr>
+        <w:t xml:space="preserve">精确求解。</w:t>
+      </w:r>
+    </w:p>
     <w:bookmarkEnd w:id="32"/>
     <w:bookmarkStart w:id="36" w:name="结果-1"/>
     <w:p>
@@ -17710,7 +19378,35 @@
         <w:rPr>
           <w:rFonts w:hint="eastAsia"/>
         </w:rPr>
-        <w:t xml:space="preserve">附件四电价逐日逐时波动（全局</w:t>
+        <w:t xml:space="preserve">问题四与问题二/三的</w:t>
+      </w:r>
+      <w:r>
+        <w:rPr>
+          <w:rFonts w:hint="eastAsia"/>
+          <w:b/>
+          <w:bCs/>
+        </w:rPr>
+        <w:t xml:space="preserve">唯一区别</w:t>
+      </w:r>
+      <w:r>
+        <w:rPr>
+          <w:rFonts w:hint="eastAsia"/>
+        </w:rPr>
+        <w:t xml:space="preserve">在于电价结构：附件四电价</w:t>
+      </w:r>
+      <w:r>
+        <w:rPr>
+          <w:rFonts w:hint="eastAsia"/>
+          <w:b/>
+          <w:bCs/>
+        </w:rPr>
+        <w:t xml:space="preserve">逐日逐时</w:t>
+      </w:r>
+      <w:r>
+        <w:rPr>
+          <w:rFonts w:hint="eastAsia"/>
+        </w:rPr>
+        <w:t xml:space="preserve">波动（全局</w:t>
       </w:r>
       <w:r>
         <w:t xml:space="preserve"> </w:t>
@@ -17736,7 +19432,97 @@
         <w:rPr>
           <w:rFonts w:hint="eastAsia"/>
         </w:rPr>
-        <w:t xml:space="preserve">元/kWh）。储能同样全年连续优化（与问题二/三一致），仅约束首末电量相等（保证无</w:t>
+        <w:t xml:space="preserve">元/kWh），不再逐日周期重复，故跨日价差更大、跨日套利价值更明显。模型本身</w:t>
+      </w:r>
+      <w:r>
+        <w:rPr>
+          <w:rFonts w:hint="eastAsia"/>
+          <w:b/>
+          <w:bCs/>
+        </w:rPr>
+        <w:t xml:space="preserve">不新增决策变量或约束</w:t>
+      </w:r>
+      <w:r>
+        <w:rPr>
+          <w:rFonts w:hint="eastAsia"/>
+        </w:rPr>
+        <w:t xml:space="preserve">，只是把问题二/三</w:t>
+      </w:r>
+      <w:r>
+        <w:t xml:space="preserve"> LP </w:t>
+      </w:r>
+      <w:r>
+        <w:rPr>
+          <w:rFonts w:hint="eastAsia"/>
+        </w:rPr>
+        <w:t xml:space="preserve">中的逐日同价</w:t>
+      </w:r>
+      <w:r>
+        <w:t xml:space="preserve"> </w:t>
+      </w:r>
+      <m:oMath>
+        <m:sSub>
+          <m:e>
+            <m:r>
+              <m:t>p</m:t>
+            </m:r>
+          </m:e>
+          <m:sub>
+            <m:r>
+              <m:t>t</m:t>
+            </m:r>
+          </m:sub>
+        </m:sSub>
+      </m:oMath>
+      <w:r>
+        <w:t xml:space="preserve"> </w:t>
+      </w:r>
+      <w:r>
+        <w:rPr>
+          <w:rFonts w:hint="eastAsia"/>
+        </w:rPr>
+        <w:t xml:space="preserve">换成逐时波动价</w:t>
+      </w:r>
+      <w:r>
+        <w:t xml:space="preserve"> </w:t>
+      </w:r>
+      <m:oMath>
+        <m:sSub>
+          <m:e>
+            <m:r>
+              <m:t>p</m:t>
+            </m:r>
+          </m:e>
+          <m:sub>
+            <m:r>
+              <m:t>d</m:t>
+            </m:r>
+            <m:r>
+              <m:rPr>
+                <m:sty m:val="p"/>
+              </m:rPr>
+              <m:t>,</m:t>
+            </m:r>
+            <m:r>
+              <m:t>t</m:t>
+            </m:r>
+          </m:sub>
+        </m:sSub>
+      </m:oMath>
+      <w:r>
+        <w:rPr>
+          <w:rFonts w:hint="eastAsia"/>
+        </w:rPr>
+        <w:t xml:space="preserve">——即”在既有连续储能</w:t>
+      </w:r>
+      <w:r>
+        <w:t xml:space="preserve"> LP </w:t>
+      </w:r>
+      <w:r>
+        <w:rPr>
+          <w:rFonts w:hint="eastAsia"/>
+        </w:rPr>
+        <w:t xml:space="preserve">上做参数替换”，而非重新建模。储能仍全年连续优化（与问题二/三一致），仅约束首末电量相等（保证无</w:t>
       </w:r>
       <w:r>
         <w:t xml:space="preserve"> </w:t>
@@ -18046,16 +19832,71 @@
         <w:rPr>
           <w:rFonts w:hint="eastAsia"/>
         </w:rPr>
-        <w:t xml:space="preserve">万，用稀疏</w:t>
-      </w:r>
-      <w:r>
-        <w:t xml:space="preserve"> LP </w:t>
-      </w:r>
-      <w:r>
-        <w:rPr>
-          <w:rFonts w:hint="eastAsia"/>
-        </w:rPr>
-        <w:t xml:space="preserve">求解。问题三对应的滚动/鲁棒机制（含</w:t>
+        <w:t xml:space="preserve">万。</w:t>
+      </w:r>
+      <w:r>
+        <w:rPr>
+          <w:rFonts w:hint="eastAsia"/>
+          <w:b/>
+          <w:bCs/>
+        </w:rPr>
+        <w:t xml:space="preserve">求解</w:t>
+      </w:r>
+      <w:r>
+        <w:rPr>
+          <w:rFonts w:hint="eastAsia"/>
+        </w:rPr>
+        <w:t xml:space="preserve">：约束矩阵与问题二/三完全相同、仅目标系数（电价）换成</w:t>
+      </w:r>
+      <w:r>
+        <w:t xml:space="preserve"> </w:t>
+      </w:r>
+      <m:oMath>
+        <m:sSub>
+          <m:e>
+            <m:r>
+              <m:t>p</m:t>
+            </m:r>
+          </m:e>
+          <m:sub>
+            <m:r>
+              <m:t>d</m:t>
+            </m:r>
+            <m:r>
+              <m:rPr>
+                <m:sty m:val="p"/>
+              </m:rPr>
+              <m:t>,</m:t>
+            </m:r>
+            <m:r>
+              <m:t>t</m:t>
+            </m:r>
+          </m:sub>
+        </m:sSub>
+      </m:oMath>
+      <w:r>
+        <w:rPr>
+          <w:rFonts w:hint="eastAsia"/>
+        </w:rPr>
+        <w:t xml:space="preserve">，故仍是稀疏</w:t>
+      </w:r>
+      <w:r>
+        <w:t xml:space="preserve"> </w:t>
+      </w:r>
+      <w:r>
+        <w:rPr>
+          <w:rFonts w:hint="eastAsia"/>
+        </w:rPr>
+        <w:t xml:space="preserve">LP，用</w:t>
+      </w:r>
+      <w:r>
+        <w:t xml:space="preserve"> HiGHS </w:t>
+      </w:r>
+      <w:r>
+        <w:rPr>
+          <w:rFonts w:hint="eastAsia"/>
+        </w:rPr>
+        <w:t xml:space="preserve">稀疏求解器秒级收敛。问题三对应的滚动/鲁棒机制（含</w:t>
       </w:r>
       <w:r>
         <w:t xml:space="preserve"> §5.3.1 </w:t>
